--- a/41BZ Bezpeka ta zahyst program/K/KNT-122_Onyshchenko_Variant-19_PZ.docx
+++ b/41BZ Bezpeka ta zahyst program/K/KNT-122_Onyshchenko_Variant-19_PZ.docx
@@ -468,9 +468,9 @@
         </w:rPr>
       </w:pPr>
       <w:bookmarkStart w:id="0" w:name="__RefHeading___Toc2365_792400555"/>
-      <w:bookmarkStart w:id="1" w:name="_Зміст000064"/>
+      <w:bookmarkStart w:id="1" w:name="_Зміст000002"/>
       <w:bookmarkStart w:id="2" w:name="_Зміст000028"/>
-      <w:bookmarkStart w:id="3" w:name="_Зміст000002"/>
+      <w:bookmarkStart w:id="3" w:name="_Зміст000064"/>
       <w:bookmarkEnd w:id="0"/>
       <w:r>
         <w:rPr>
@@ -1453,13 +1453,13 @@
         </w:rPr>
       </w:pPr>
       <w:bookmarkStart w:id="4" w:name="__RefHeading___Toc2367_792400555"/>
-      <w:bookmarkStart w:id="5" w:name="_Toc196826519"/>
-      <w:bookmarkStart w:id="6" w:name="_Toc27554778"/>
-      <w:bookmarkStart w:id="7" w:name="_Зміст000066"/>
+      <w:bookmarkStart w:id="5" w:name="_Toc533520909"/>
+      <w:bookmarkStart w:id="6" w:name="_Зміст000003"/>
+      <w:bookmarkStart w:id="7" w:name="_Зміст000029"/>
       <w:bookmarkStart w:id="8" w:name="_Toc12274"/>
-      <w:bookmarkStart w:id="9" w:name="_Зміст000029"/>
-      <w:bookmarkStart w:id="10" w:name="_Зміст000003"/>
-      <w:bookmarkStart w:id="11" w:name="_Toc533520909"/>
+      <w:bookmarkStart w:id="9" w:name="_Зміст000066"/>
+      <w:bookmarkStart w:id="10" w:name="_Toc27554778"/>
+      <w:bookmarkStart w:id="11" w:name="_Toc196826519"/>
       <w:bookmarkEnd w:id="4"/>
       <w:r>
         <w:rPr>
@@ -1792,11 +1792,11 @@
         </w:rPr>
       </w:pPr>
       <w:bookmarkStart w:id="12" w:name="__RefHeading___Toc2369_792400555"/>
-      <w:bookmarkStart w:id="13" w:name="_Зміст000030"/>
-      <w:bookmarkStart w:id="14" w:name="_Зміст000067"/>
+      <w:bookmarkStart w:id="13" w:name="_Toc196826520"/>
+      <w:bookmarkStart w:id="14" w:name="_Toc1235"/>
       <w:bookmarkStart w:id="15" w:name="_Зміст000004"/>
-      <w:bookmarkStart w:id="16" w:name="_Toc1235"/>
-      <w:bookmarkStart w:id="17" w:name="_Toc196826520"/>
+      <w:bookmarkStart w:id="16" w:name="_Зміст000067"/>
+      <w:bookmarkStart w:id="17" w:name="_Зміст000030"/>
       <w:bookmarkEnd w:id="12"/>
       <w:r>
         <w:rPr>
@@ -1833,29 +1833,32 @@
           </w:r>
           <w:r>
             <w:rPr>
-              <w:webHidden/>
-              <w:rStyle w:val="Style18"/>
+              <w:rStyle w:val="user"/>
+              <w:vanish w:val="false"/>
             </w:rPr>
             <w:instrText xml:space="preserve"> TOC \z \o "1-9" \h</w:instrText>
           </w:r>
           <w:r>
             <w:rPr>
-              <w:webHidden/>
-              <w:rStyle w:val="Style18"/>
+              <w:rStyle w:val="user"/>
+              <w:vanish w:val="false"/>
             </w:rPr>
             <w:fldChar w:fldCharType="separate"/>
           </w:r>
-          <w:hyperlink w:anchor="__RefHeading___Toc2365_792400555" w:tooltip="КУРСОВИЙ ПРОЄКТ">
-            <w:r>
-              <w:rPr>
-                <w:webHidden/>
-                <w:rStyle w:val="Style18"/>
-              </w:rPr>
-              <w:t>КУРСОВИЙ ПРОЄКТ</w:t>
-              <w:tab/>
-              <w:t>1</w:t>
-            </w:r>
-          </w:hyperlink>
+          <w:r>
+            <w:rPr>
+              <w:rStyle w:val="user"/>
+              <w:vanish w:val="false"/>
+            </w:rPr>
+            <w:t>КУРСОВИЙ ПРОЄКТ</w:t>
+          </w:r>
+          <w:r>
+            <w:rPr>
+              <w:vanish w:val="false"/>
+            </w:rPr>
+            <w:tab/>
+            <w:t>1</w:t>
+          </w:r>
         </w:p>
         <w:p>
           <w:pPr>
@@ -1866,17 +1869,14 @@
             </w:tabs>
             <w:rPr/>
           </w:pPr>
-          <w:hyperlink w:anchor="__RefHeading___Toc2367_792400555" w:tooltip="Реферат">
-            <w:r>
-              <w:rPr>
-                <w:webHidden/>
-                <w:rStyle w:val="Style18"/>
-              </w:rPr>
-              <w:t>Реферат</w:t>
-              <w:tab/>
-              <w:t>2</w:t>
-            </w:r>
-          </w:hyperlink>
+          <w:r>
+            <w:rPr>
+              <w:vanish w:val="false"/>
+            </w:rPr>
+            <w:t>Реферат</w:t>
+            <w:tab/>
+            <w:t>2</w:t>
+          </w:r>
         </w:p>
         <w:p>
           <w:pPr>
@@ -1887,17 +1887,14 @@
             </w:tabs>
             <w:rPr/>
           </w:pPr>
-          <w:hyperlink w:anchor="__RefHeading___Toc2369_792400555" w:tooltip="Зміст">
-            <w:r>
-              <w:rPr>
-                <w:webHidden/>
-                <w:rStyle w:val="Style18"/>
-              </w:rPr>
-              <w:t>Зміст</w:t>
-              <w:tab/>
-              <w:t>3</w:t>
-            </w:r>
-          </w:hyperlink>
+          <w:r>
+            <w:rPr>
+              <w:vanish w:val="false"/>
+            </w:rPr>
+            <w:t>Зміст</w:t>
+            <w:tab/>
+            <w:t>3</w:t>
+          </w:r>
         </w:p>
         <w:p>
           <w:pPr>
@@ -1908,17 +1905,14 @@
             </w:tabs>
             <w:rPr/>
           </w:pPr>
-          <w:hyperlink w:anchor="__RefHeading___Toc2371_792400555" w:tooltip="Перелік умовних позначень, скорочень і термінів">
-            <w:r>
-              <w:rPr>
-                <w:webHidden/>
-                <w:rStyle w:val="Style18"/>
-              </w:rPr>
-              <w:t>Перелік умовних позначень, скорочень і термінів</w:t>
-              <w:tab/>
-              <w:t>6</w:t>
-            </w:r>
-          </w:hyperlink>
+          <w:r>
+            <w:rPr>
+              <w:vanish w:val="false"/>
+            </w:rPr>
+            <w:t>Перелік умовних позначень, скорочень і термінів</w:t>
+            <w:tab/>
+            <w:t>6</w:t>
+          </w:r>
         </w:p>
         <w:p>
           <w:pPr>
@@ -1929,17 +1923,14 @@
             </w:tabs>
             <w:rPr/>
           </w:pPr>
-          <w:hyperlink w:anchor="__RefHeading___Toc2373_792400555" w:tooltip="Вступ">
-            <w:r>
-              <w:rPr>
-                <w:webHidden/>
-                <w:rStyle w:val="Style18"/>
-              </w:rPr>
-              <w:t>Вступ</w:t>
-              <w:tab/>
-              <w:t>7</w:t>
-            </w:r>
-          </w:hyperlink>
+          <w:r>
+            <w:rPr>
+              <w:vanish w:val="false"/>
+            </w:rPr>
+            <w:t>Вступ</w:t>
+            <w:tab/>
+            <w:t>7</w:t>
+          </w:r>
         </w:p>
         <w:p>
           <w:pPr>
@@ -1950,17 +1941,14 @@
             </w:tabs>
             <w:rPr/>
           </w:pPr>
-          <w:hyperlink w:anchor="__RefHeading___Toc2375_792400555" w:tooltip="1 Аналіз предметної області та огляд аналогів">
-            <w:r>
-              <w:rPr>
-                <w:webHidden/>
-                <w:rStyle w:val="Style18"/>
-              </w:rPr>
-              <w:t>1 Аналіз предметної області та огляд аналогів</w:t>
-              <w:tab/>
-              <w:t>8</w:t>
-            </w:r>
-          </w:hyperlink>
+          <w:r>
+            <w:rPr>
+              <w:vanish w:val="false"/>
+            </w:rPr>
+            <w:t>1 Аналіз предметної області та огляд аналогів</w:t>
+            <w:tab/>
+            <w:t>8</w:t>
+          </w:r>
         </w:p>
         <w:p>
           <w:pPr>
@@ -1971,17 +1959,14 @@
             </w:tabs>
             <w:rPr/>
           </w:pPr>
-          <w:hyperlink w:anchor="__RefHeading___Toc2377_792400555" w:tooltip="1.1 Огляд існуючих методів вирішення завдання">
-            <w:r>
-              <w:rPr>
-                <w:webHidden/>
-                <w:rStyle w:val="Style18"/>
-              </w:rPr>
-              <w:t>1.1 Огляд існуючих методів вирішення завдання</w:t>
-              <w:tab/>
-              <w:t>9</w:t>
-            </w:r>
-          </w:hyperlink>
+          <w:r>
+            <w:rPr>
+              <w:vanish w:val="false"/>
+            </w:rPr>
+            <w:t>1.1 Огляд існуючих методів вирішення завдання</w:t>
+            <w:tab/>
+            <w:t>9</w:t>
+          </w:r>
         </w:p>
         <w:p>
           <w:pPr>
@@ -1992,17 +1977,14 @@
             </w:tabs>
             <w:rPr/>
           </w:pPr>
-          <w:hyperlink w:anchor="__RefHeading___Toc2379_792400555" w:tooltip="1.2 Огляд існуючих програмних засобів, що вирішують аналогічні завдання">
-            <w:r>
-              <w:rPr>
-                <w:webHidden/>
-                <w:rStyle w:val="Style18"/>
-              </w:rPr>
-              <w:t>1.2 Огляд існуючих програмних засобів, що вирішують аналогічні завдання</w:t>
-              <w:tab/>
-              <w:t>10</w:t>
-            </w:r>
-          </w:hyperlink>
+          <w:r>
+            <w:rPr>
+              <w:vanish w:val="false"/>
+            </w:rPr>
+            <w:t>1.2 Огляд існуючих програмних засобів, що вирішують аналогічні завдання</w:t>
+            <w:tab/>
+            <w:t>10</w:t>
+          </w:r>
         </w:p>
         <w:p>
           <w:pPr>
@@ -2013,17 +1995,14 @@
             </w:tabs>
             <w:rPr/>
           </w:pPr>
-          <w:hyperlink w:anchor="__RefHeading___Toc2381_792400555" w:tooltip="1.2.1 Програма Dcode">
-            <w:r>
-              <w:rPr>
-                <w:webHidden/>
-                <w:rStyle w:val="Style18"/>
-              </w:rPr>
-              <w:t>1.2.1 Програма Dcode</w:t>
-              <w:tab/>
-              <w:t>10</w:t>
-            </w:r>
-          </w:hyperlink>
+          <w:r>
+            <w:rPr>
+              <w:vanish w:val="false"/>
+            </w:rPr>
+            <w:t>1.2.1 Програма Dcode</w:t>
+            <w:tab/>
+            <w:t>10</w:t>
+          </w:r>
         </w:p>
         <w:p>
           <w:pPr>
@@ -2034,17 +2013,14 @@
             </w:tabs>
             <w:rPr/>
           </w:pPr>
-          <w:hyperlink w:anchor="__RefHeading___Toc2383_792400555" w:tooltip="1.2.2 Програма Boxentriq">
-            <w:r>
-              <w:rPr>
-                <w:webHidden/>
-                <w:rStyle w:val="Style18"/>
-              </w:rPr>
-              <w:t>1.2.2 Програма Boxentriq</w:t>
-              <w:tab/>
-              <w:t>11</w:t>
-            </w:r>
-          </w:hyperlink>
+          <w:r>
+            <w:rPr>
+              <w:vanish w:val="false"/>
+            </w:rPr>
+            <w:t>1.2.2 Програма Boxentriq</w:t>
+            <w:tab/>
+            <w:t>11</w:t>
+          </w:r>
         </w:p>
         <w:p>
           <w:pPr>
@@ -2055,17 +2031,14 @@
             </w:tabs>
             <w:rPr/>
           </w:pPr>
-          <w:hyperlink w:anchor="__RefHeading___Toc2385_792400555" w:tooltip="1.2.4 Порівняльна таблиця розглянутих програм">
-            <w:r>
-              <w:rPr>
-                <w:webHidden/>
-                <w:rStyle w:val="Style18"/>
-              </w:rPr>
-              <w:t>1.2.4 Порівняльна таблиця розглянутих програм</w:t>
-              <w:tab/>
-              <w:t>12</w:t>
-            </w:r>
-          </w:hyperlink>
+          <w:r>
+            <w:rPr>
+              <w:vanish w:val="false"/>
+            </w:rPr>
+            <w:t>1.2.4 Порівняльна таблиця розглянутих програм</w:t>
+            <w:tab/>
+            <w:t>12</w:t>
+          </w:r>
         </w:p>
         <w:p>
           <w:pPr>
@@ -2076,17 +2049,14 @@
             </w:tabs>
             <w:rPr/>
           </w:pPr>
-          <w:hyperlink w:anchor="__RefHeading___Toc2387_792400555" w:tooltip="1.3 Постановка завдання роботи">
-            <w:r>
-              <w:rPr>
-                <w:webHidden/>
-                <w:rStyle w:val="Style18"/>
-              </w:rPr>
-              <w:t>1.3 Постановка завдання роботи</w:t>
-              <w:tab/>
-              <w:t>13</w:t>
-            </w:r>
-          </w:hyperlink>
+          <w:r>
+            <w:rPr>
+              <w:vanish w:val="false"/>
+            </w:rPr>
+            <w:t>1.3 Постановка завдання роботи</w:t>
+            <w:tab/>
+            <w:t>13</w:t>
+          </w:r>
         </w:p>
         <w:p>
           <w:pPr>
@@ -2097,17 +2067,14 @@
             </w:tabs>
             <w:rPr/>
           </w:pPr>
-          <w:hyperlink w:anchor="__RefHeading___Toc2389_792400555" w:tooltip="1.4 Висновки за першим розділом">
-            <w:r>
-              <w:rPr>
-                <w:webHidden/>
-                <w:rStyle w:val="Style18"/>
-              </w:rPr>
-              <w:t>1.4 Висновки за першим розділом</w:t>
-              <w:tab/>
-              <w:t>13</w:t>
-            </w:r>
-          </w:hyperlink>
+          <w:r>
+            <w:rPr>
+              <w:vanish w:val="false"/>
+            </w:rPr>
+            <w:t>1.4 Висновки за першим розділом</w:t>
+            <w:tab/>
+            <w:t>13</w:t>
+          </w:r>
         </w:p>
         <w:p>
           <w:pPr>
@@ -2118,17 +2085,14 @@
             </w:tabs>
             <w:rPr/>
           </w:pPr>
-          <w:hyperlink w:anchor="__RefHeading___Toc2391_792400555" w:tooltip="2 Вибір та обґрунтування структури системи, яка проєктується">
-            <w:r>
-              <w:rPr>
-                <w:webHidden/>
-                <w:rStyle w:val="Style18"/>
-              </w:rPr>
-              <w:t>2 Вибір та обґрунтування структури системи, яка проєктується</w:t>
-              <w:tab/>
-              <w:t>14</w:t>
-            </w:r>
-          </w:hyperlink>
+          <w:r>
+            <w:rPr>
+              <w:vanish w:val="false"/>
+            </w:rPr>
+            <w:t>2 Вибір та обґрунтування структури системи, яка проєктується</w:t>
+            <w:tab/>
+            <w:t>14</w:t>
+          </w:r>
         </w:p>
         <w:p>
           <w:pPr>
@@ -2139,17 +2103,14 @@
             </w:tabs>
             <w:rPr/>
           </w:pPr>
-          <w:hyperlink w:anchor="__RefHeading___Toc2393_792400555" w:tooltip="2.1 Вибір інструментарію розробки програмного забезпечення">
-            <w:r>
-              <w:rPr>
-                <w:webHidden/>
-                <w:rStyle w:val="Style18"/>
-              </w:rPr>
-              <w:t>2.1 Вибір інструментарію розробки програмного забезпечення</w:t>
-              <w:tab/>
-              <w:t>14</w:t>
-            </w:r>
-          </w:hyperlink>
+          <w:r>
+            <w:rPr>
+              <w:vanish w:val="false"/>
+            </w:rPr>
+            <w:t>2.1 Вибір інструментарію розробки програмного забезпечення</w:t>
+            <w:tab/>
+            <w:t>14</w:t>
+          </w:r>
         </w:p>
         <w:p>
           <w:pPr>
@@ -2160,17 +2121,14 @@
             </w:tabs>
             <w:rPr/>
           </w:pPr>
-          <w:hyperlink w:anchor="__RefHeading___Toc2395_792400555" w:tooltip="2.1.1 Огляд особливостей мови програмування, клієнт">
-            <w:r>
-              <w:rPr>
-                <w:webHidden/>
-                <w:rStyle w:val="Style18"/>
-              </w:rPr>
-              <w:t>2.1.1 Огляд особливостей мови програмування, клієнт</w:t>
-              <w:tab/>
-              <w:t>14</w:t>
-            </w:r>
-          </w:hyperlink>
+          <w:r>
+            <w:rPr>
+              <w:vanish w:val="false"/>
+            </w:rPr>
+            <w:t>2.1.1 Огляд особливостей мови програмування, клієнт</w:t>
+            <w:tab/>
+            <w:t>14</w:t>
+          </w:r>
         </w:p>
         <w:p>
           <w:pPr>
@@ -2181,17 +2139,14 @@
             </w:tabs>
             <w:rPr/>
           </w:pPr>
-          <w:hyperlink w:anchor="__RefHeading___Toc2397_792400555" w:tooltip="2.1.2 Огляд особливостей обраного середовища розробки">
-            <w:r>
-              <w:rPr>
-                <w:webHidden/>
-                <w:rStyle w:val="Style18"/>
-              </w:rPr>
-              <w:t>2.1.2 Огляд особливостей обраного середовища розробки</w:t>
-              <w:tab/>
-              <w:t>16</w:t>
-            </w:r>
-          </w:hyperlink>
+          <w:r>
+            <w:rPr>
+              <w:vanish w:val="false"/>
+            </w:rPr>
+            <w:t>2.1.2 Огляд особливостей обраного середовища розробки</w:t>
+            <w:tab/>
+            <w:t>16</w:t>
+          </w:r>
         </w:p>
         <w:p>
           <w:pPr>
@@ -2202,17 +2157,14 @@
             </w:tabs>
             <w:rPr/>
           </w:pPr>
-          <w:hyperlink w:anchor="__RefHeading___Toc2399_792400555" w:tooltip="2.2 Структурна схема програми">
-            <w:r>
-              <w:rPr>
-                <w:webHidden/>
-                <w:rStyle w:val="Style18"/>
-              </w:rPr>
-              <w:t>2.2 Структурна схема програми</w:t>
-              <w:tab/>
-              <w:t>16</w:t>
-            </w:r>
-          </w:hyperlink>
+          <w:r>
+            <w:rPr>
+              <w:vanish w:val="false"/>
+            </w:rPr>
+            <w:t>2.2 Структурна схема програми</w:t>
+            <w:tab/>
+            <w:t>16</w:t>
+          </w:r>
         </w:p>
         <w:p>
           <w:pPr>
@@ -2223,17 +2175,14 @@
             </w:tabs>
             <w:rPr/>
           </w:pPr>
-          <w:hyperlink w:anchor="__RefHeading___Toc2401_792400555" w:tooltip="2.3 Опис модулів розроблюваної системи">
-            <w:r>
-              <w:rPr>
-                <w:webHidden/>
-                <w:rStyle w:val="Style18"/>
-              </w:rPr>
-              <w:t>2.3 Опис модулів розроблюваної системи</w:t>
-              <w:tab/>
-              <w:t>16</w:t>
-            </w:r>
-          </w:hyperlink>
+          <w:r>
+            <w:rPr>
+              <w:vanish w:val="false"/>
+            </w:rPr>
+            <w:t>2.3 Опис модулів розроблюваної системи</w:t>
+            <w:tab/>
+            <w:t>16</w:t>
+          </w:r>
         </w:p>
         <w:p>
           <w:pPr>
@@ -2244,17 +2193,14 @@
             </w:tabs>
             <w:rPr/>
           </w:pPr>
-          <w:hyperlink w:anchor="__RefHeading___Toc2403_792400555" w:tooltip="2.4 Висновки за другим розділом">
-            <w:r>
-              <w:rPr>
-                <w:webHidden/>
-                <w:rStyle w:val="Style18"/>
-              </w:rPr>
-              <w:t>2.4 Висновки за другим розділом</w:t>
-              <w:tab/>
-              <w:t>16</w:t>
-            </w:r>
-          </w:hyperlink>
+          <w:r>
+            <w:rPr>
+              <w:vanish w:val="false"/>
+            </w:rPr>
+            <w:t>2.4 Висновки за другим розділом</w:t>
+            <w:tab/>
+            <w:t>16</w:t>
+          </w:r>
         </w:p>
         <w:p>
           <w:pPr>
@@ -2265,17 +2211,14 @@
             </w:tabs>
             <w:rPr/>
           </w:pPr>
-          <w:hyperlink w:anchor="__RefHeading___Toc2405_792400555" w:tooltip="3 Основні рішення щодо реалізації компонентів системи">
-            <w:r>
-              <w:rPr>
-                <w:webHidden/>
-                <w:rStyle w:val="Style18"/>
-              </w:rPr>
-              <w:t>3 Основні рішення щодо реалізації компонентів системи</w:t>
-              <w:tab/>
-              <w:t>17</w:t>
-            </w:r>
-          </w:hyperlink>
+          <w:r>
+            <w:rPr>
+              <w:vanish w:val="false"/>
+            </w:rPr>
+            <w:t>3 Основні рішення щодо реалізації компонентів системи</w:t>
+            <w:tab/>
+            <w:t>17</w:t>
+          </w:r>
         </w:p>
         <w:p>
           <w:pPr>
@@ -2286,17 +2229,14 @@
             </w:tabs>
             <w:rPr/>
           </w:pPr>
-          <w:hyperlink w:anchor="__RefHeading___Toc2407_792400555" w:tooltip="3.1 Алгоритм функціонування розробленої програми">
-            <w:r>
-              <w:rPr>
-                <w:webHidden/>
-                <w:rStyle w:val="Style18"/>
-              </w:rPr>
-              <w:t>3.1 Алгоритм функціонування розробленої програми</w:t>
-              <w:tab/>
-              <w:t>17</w:t>
-            </w:r>
-          </w:hyperlink>
+          <w:r>
+            <w:rPr>
+              <w:vanish w:val="false"/>
+            </w:rPr>
+            <w:t>3.1 Алгоритм функціонування розробленої програми</w:t>
+            <w:tab/>
+            <w:t>17</w:t>
+          </w:r>
         </w:p>
         <w:p>
           <w:pPr>
@@ -2307,17 +2247,14 @@
             </w:tabs>
             <w:rPr/>
           </w:pPr>
-          <w:hyperlink w:anchor="__RefHeading___Toc2409_792400555" w:tooltip="3.2 Вибір шаблону проєктування">
-            <w:r>
-              <w:rPr>
-                <w:webHidden/>
-                <w:rStyle w:val="Style18"/>
-              </w:rPr>
-              <w:t>3.2 Вибір шаблону проєктування</w:t>
-              <w:tab/>
-              <w:t>17</w:t>
-            </w:r>
-          </w:hyperlink>
+          <w:r>
+            <w:rPr>
+              <w:vanish w:val="false"/>
+            </w:rPr>
+            <w:t>3.2 Вибір шаблону проєктування</w:t>
+            <w:tab/>
+            <w:t>17</w:t>
+          </w:r>
         </w:p>
         <w:p>
           <w:pPr>
@@ -2328,17 +2265,14 @@
             </w:tabs>
             <w:rPr/>
           </w:pPr>
-          <w:hyperlink w:anchor="__RefHeading___Toc2411_792400555" w:tooltip="3.5 Висновки за третім розділом">
-            <w:r>
-              <w:rPr>
-                <w:webHidden/>
-                <w:rStyle w:val="Style18"/>
-              </w:rPr>
-              <w:t>3.5 Висновки за третім розділом</w:t>
-              <w:tab/>
-              <w:t>18</w:t>
-            </w:r>
-          </w:hyperlink>
+          <w:r>
+            <w:rPr>
+              <w:vanish w:val="false"/>
+            </w:rPr>
+            <w:t>3.5 Висновки за третім розділом</w:t>
+            <w:tab/>
+            <w:t>18</w:t>
+          </w:r>
         </w:p>
         <w:p>
           <w:pPr>
@@ -2349,17 +2283,14 @@
             </w:tabs>
             <w:rPr/>
           </w:pPr>
-          <w:hyperlink w:anchor="__RefHeading___Toc2413_792400555" w:tooltip="4 Керівництво програміста">
-            <w:r>
-              <w:rPr>
-                <w:webHidden/>
-                <w:rStyle w:val="Style18"/>
-              </w:rPr>
-              <w:t>4 Керівництво програміста</w:t>
-              <w:tab/>
-              <w:t>19</w:t>
-            </w:r>
-          </w:hyperlink>
+          <w:r>
+            <w:rPr>
+              <w:vanish w:val="false"/>
+            </w:rPr>
+            <w:t>4 Керівництво програміста</w:t>
+            <w:tab/>
+            <w:t>19</w:t>
+          </w:r>
         </w:p>
         <w:p>
           <w:pPr>
@@ -2370,17 +2301,14 @@
             </w:tabs>
             <w:rPr/>
           </w:pPr>
-          <w:hyperlink w:anchor="__RefHeading___Toc2415_792400555" w:tooltip="4.1 Призначення й умови застосування програми">
-            <w:r>
-              <w:rPr>
-                <w:webHidden/>
-                <w:rStyle w:val="Style18"/>
-              </w:rPr>
-              <w:t>4.1 Призначення й умови застосування програми</w:t>
-              <w:tab/>
-              <w:t>19</w:t>
-            </w:r>
-          </w:hyperlink>
+          <w:r>
+            <w:rPr>
+              <w:vanish w:val="false"/>
+            </w:rPr>
+            <w:t>4.1 Призначення й умови застосування програми</w:t>
+            <w:tab/>
+            <w:t>19</w:t>
+          </w:r>
         </w:p>
         <w:p>
           <w:pPr>
@@ -2391,17 +2319,14 @@
             </w:tabs>
             <w:rPr/>
           </w:pPr>
-          <w:hyperlink w:anchor="__RefHeading___Toc2417_792400555" w:tooltip="4.2 Характеристики програми">
-            <w:r>
-              <w:rPr>
-                <w:webHidden/>
-                <w:rStyle w:val="Style18"/>
-              </w:rPr>
-              <w:t>4.2 Характеристики програми</w:t>
-              <w:tab/>
-              <w:t>20</w:t>
-            </w:r>
-          </w:hyperlink>
+          <w:r>
+            <w:rPr>
+              <w:vanish w:val="false"/>
+            </w:rPr>
+            <w:t>4.2 Характеристики програми</w:t>
+            <w:tab/>
+            <w:t>20</w:t>
+          </w:r>
         </w:p>
         <w:p>
           <w:pPr>
@@ -2412,17 +2337,14 @@
             </w:tabs>
             <w:rPr/>
           </w:pPr>
-          <w:hyperlink w:anchor="__RefHeading___Toc2419_792400555" w:tooltip="4.3 Звертання до програми">
-            <w:r>
-              <w:rPr>
-                <w:webHidden/>
-                <w:rStyle w:val="Style18"/>
-              </w:rPr>
-              <w:t>4.3 Звертання до програми</w:t>
-              <w:tab/>
-              <w:t>20</w:t>
-            </w:r>
-          </w:hyperlink>
+          <w:r>
+            <w:rPr>
+              <w:vanish w:val="false"/>
+            </w:rPr>
+            <w:t>4.3 Звертання до програми</w:t>
+            <w:tab/>
+            <w:t>20</w:t>
+          </w:r>
         </w:p>
         <w:p>
           <w:pPr>
@@ -2433,17 +2355,14 @@
             </w:tabs>
             <w:rPr/>
           </w:pPr>
-          <w:hyperlink w:anchor="__RefHeading___Toc2421_792400555" w:tooltip="4.4 Початкові та вихідні дані">
-            <w:r>
-              <w:rPr>
-                <w:webHidden/>
-                <w:rStyle w:val="Style18"/>
-              </w:rPr>
-              <w:t>4.4 Початкові та вихідні дані</w:t>
-              <w:tab/>
-              <w:t>21</w:t>
-            </w:r>
-          </w:hyperlink>
+          <w:r>
+            <w:rPr>
+              <w:vanish w:val="false"/>
+            </w:rPr>
+            <w:t>4.4 Початкові та вихідні дані</w:t>
+            <w:tab/>
+            <w:t>21</w:t>
+          </w:r>
         </w:p>
         <w:p>
           <w:pPr>
@@ -2454,17 +2373,14 @@
             </w:tabs>
             <w:rPr/>
           </w:pPr>
-          <w:hyperlink w:anchor="__RefHeading___Toc2423_792400555" w:tooltip="4.5 Повідомлення програмісту">
-            <w:r>
-              <w:rPr>
-                <w:webHidden/>
-                <w:rStyle w:val="Style18"/>
-              </w:rPr>
-              <w:t>4.5 Повідомлення програмісту</w:t>
-              <w:tab/>
-              <w:t>21</w:t>
-            </w:r>
-          </w:hyperlink>
+          <w:r>
+            <w:rPr>
+              <w:vanish w:val="false"/>
+            </w:rPr>
+            <w:t>4.5 Повідомлення програмісту</w:t>
+            <w:tab/>
+            <w:t>21</w:t>
+          </w:r>
         </w:p>
         <w:p>
           <w:pPr>
@@ -2475,17 +2391,14 @@
             </w:tabs>
             <w:rPr/>
           </w:pPr>
-          <w:hyperlink w:anchor="__RefHeading___Toc2425_792400555" w:tooltip="5 Керівництво оператора">
-            <w:r>
-              <w:rPr>
-                <w:webHidden/>
-                <w:rStyle w:val="Style18"/>
-              </w:rPr>
-              <w:t>5 Керівництво оператора</w:t>
-              <w:tab/>
-              <w:t>22</w:t>
-            </w:r>
-          </w:hyperlink>
+          <w:r>
+            <w:rPr>
+              <w:vanish w:val="false"/>
+            </w:rPr>
+            <w:t>5 Керівництво оператора</w:t>
+            <w:tab/>
+            <w:t>22</w:t>
+          </w:r>
         </w:p>
         <w:p>
           <w:pPr>
@@ -2496,17 +2409,14 @@
             </w:tabs>
             <w:rPr/>
           </w:pPr>
-          <w:hyperlink w:anchor="__RefHeading___Toc2427_792400555" w:tooltip="5.1 Призначення програми">
-            <w:r>
-              <w:rPr>
-                <w:webHidden/>
-                <w:rStyle w:val="Style18"/>
-              </w:rPr>
-              <w:t>5.1 Призначення програми</w:t>
-              <w:tab/>
-              <w:t>22</w:t>
-            </w:r>
-          </w:hyperlink>
+          <w:r>
+            <w:rPr>
+              <w:vanish w:val="false"/>
+            </w:rPr>
+            <w:t>5.1 Призначення програми</w:t>
+            <w:tab/>
+            <w:t>22</w:t>
+          </w:r>
         </w:p>
         <w:p>
           <w:pPr>
@@ -2517,17 +2427,14 @@
             </w:tabs>
             <w:rPr/>
           </w:pPr>
-          <w:hyperlink w:anchor="__RefHeading___Toc2429_792400555" w:tooltip="5.2 Умови виконання програми">
-            <w:r>
-              <w:rPr>
-                <w:webHidden/>
-                <w:rStyle w:val="Style18"/>
-              </w:rPr>
-              <w:t>5.2 Умови виконання програми</w:t>
-              <w:tab/>
-              <w:t>22</w:t>
-            </w:r>
-          </w:hyperlink>
+          <w:r>
+            <w:rPr>
+              <w:vanish w:val="false"/>
+            </w:rPr>
+            <w:t>5.2 Умови виконання програми</w:t>
+            <w:tab/>
+            <w:t>22</w:t>
+          </w:r>
         </w:p>
         <w:p>
           <w:pPr>
@@ -2538,17 +2445,14 @@
             </w:tabs>
             <w:rPr/>
           </w:pPr>
-          <w:hyperlink w:anchor="__RefHeading___Toc2431_792400555" w:tooltip="5.3 Виконання програми">
-            <w:r>
-              <w:rPr>
-                <w:webHidden/>
-                <w:rStyle w:val="Style18"/>
-              </w:rPr>
-              <w:t>5.3 Виконання програми</w:t>
-              <w:tab/>
-              <w:t>22</w:t>
-            </w:r>
-          </w:hyperlink>
+          <w:r>
+            <w:rPr>
+              <w:vanish w:val="false"/>
+            </w:rPr>
+            <w:t>5.3 Виконання програми</w:t>
+            <w:tab/>
+            <w:t>22</w:t>
+          </w:r>
         </w:p>
         <w:p>
           <w:pPr>
@@ -2559,17 +2463,14 @@
             </w:tabs>
             <w:rPr/>
           </w:pPr>
-          <w:hyperlink w:anchor="__RefHeading___Toc2433_792400555" w:tooltip="5.4 Повідомлення оператору">
-            <w:r>
-              <w:rPr>
-                <w:webHidden/>
-                <w:rStyle w:val="Style18"/>
-              </w:rPr>
-              <w:t>5.4 Повідомлення оператору</w:t>
-              <w:tab/>
-              <w:t>22</w:t>
-            </w:r>
-          </w:hyperlink>
+          <w:r>
+            <w:rPr>
+              <w:vanish w:val="false"/>
+            </w:rPr>
+            <w:t>5.4 Повідомлення оператору</w:t>
+            <w:tab/>
+            <w:t>22</w:t>
+          </w:r>
         </w:p>
         <w:p>
           <w:pPr>
@@ -2580,17 +2481,14 @@
             </w:tabs>
             <w:rPr/>
           </w:pPr>
-          <w:hyperlink w:anchor="__RefHeading___Toc2435_792400555" w:tooltip="6 Тестування і результати">
-            <w:r>
-              <w:rPr>
-                <w:webHidden/>
-                <w:rStyle w:val="Style18"/>
-              </w:rPr>
-              <w:t>6 Тестування і результати</w:t>
-              <w:tab/>
-              <w:t>26</w:t>
-            </w:r>
-          </w:hyperlink>
+          <w:r>
+            <w:rPr>
+              <w:vanish w:val="false"/>
+            </w:rPr>
+            <w:t>6 Тестування і результати</w:t>
+            <w:tab/>
+            <w:t>26</w:t>
+          </w:r>
         </w:p>
         <w:p>
           <w:pPr>
@@ -2601,17 +2499,14 @@
             </w:tabs>
             <w:rPr/>
           </w:pPr>
-          <w:hyperlink w:anchor="__RefHeading___Toc2437_792400555" w:tooltip="6.1 Опис методити проведення тестування">
-            <w:r>
-              <w:rPr>
-                <w:webHidden/>
-                <w:rStyle w:val="Style18"/>
-              </w:rPr>
-              <w:t>6.1 Опис методити проведення тестування</w:t>
-              <w:tab/>
-              <w:t>26</w:t>
-            </w:r>
-          </w:hyperlink>
+          <w:r>
+            <w:rPr>
+              <w:vanish w:val="false"/>
+            </w:rPr>
+            <w:t>6.1 Опис методити проведення тестування</w:t>
+            <w:tab/>
+            <w:t>26</w:t>
+          </w:r>
         </w:p>
         <w:p>
           <w:pPr>
@@ -2622,17 +2517,14 @@
             </w:tabs>
             <w:rPr/>
           </w:pPr>
-          <w:hyperlink w:anchor="__RefHeading___Toc2439_792400555" w:tooltip="6.2 Результати використання розробленого програмного забезпечення">
-            <w:r>
-              <w:rPr>
-                <w:webHidden/>
-                <w:rStyle w:val="Style18"/>
-              </w:rPr>
-              <w:t>6.2 Результати використання розробленого програмного забезпечення</w:t>
-              <w:tab/>
-              <w:t>26</w:t>
-            </w:r>
-          </w:hyperlink>
+          <w:r>
+            <w:rPr>
+              <w:vanish w:val="false"/>
+            </w:rPr>
+            <w:t>6.2 Результати використання розробленого програмного забезпечення</w:t>
+            <w:tab/>
+            <w:t>26</w:t>
+          </w:r>
         </w:p>
         <w:p>
           <w:pPr>
@@ -2643,17 +2535,14 @@
             </w:tabs>
             <w:rPr/>
           </w:pPr>
-          <w:hyperlink w:anchor="__RefHeading___Toc2441_792400555" w:tooltip="Висновки">
-            <w:r>
-              <w:rPr>
-                <w:webHidden/>
-                <w:rStyle w:val="Style18"/>
-              </w:rPr>
-              <w:t>Висновки</w:t>
-              <w:tab/>
-              <w:t>27</w:t>
-            </w:r>
-          </w:hyperlink>
+          <w:r>
+            <w:rPr>
+              <w:vanish w:val="false"/>
+            </w:rPr>
+            <w:t>Висновки</w:t>
+            <w:tab/>
+            <w:t>27</w:t>
+          </w:r>
         </w:p>
         <w:p>
           <w:pPr>
@@ -2664,17 +2553,14 @@
             </w:tabs>
             <w:rPr/>
           </w:pPr>
-          <w:hyperlink w:anchor="__RefHeading___Toc2443_792400555" w:tooltip="Список використаних джерел">
-            <w:r>
-              <w:rPr>
-                <w:webHidden/>
-                <w:rStyle w:val="Style18"/>
-              </w:rPr>
-              <w:t>Список використаних джерел</w:t>
-              <w:tab/>
-              <w:t>28</w:t>
-            </w:r>
-          </w:hyperlink>
+          <w:r>
+            <w:rPr>
+              <w:vanish w:val="false"/>
+            </w:rPr>
+            <w:t>Список використаних джерел</w:t>
+            <w:tab/>
+            <w:t>28</w:t>
+          </w:r>
         </w:p>
         <w:p>
           <w:pPr>
@@ -2685,17 +2571,14 @@
             </w:tabs>
             <w:rPr/>
           </w:pPr>
-          <w:hyperlink w:anchor="__RefHeading___Toc2445_792400555" w:tooltip="Додаток А">
-            <w:r>
-              <w:rPr>
-                <w:webHidden/>
-                <w:rStyle w:val="Style18"/>
-              </w:rPr>
-              <w:t>Додаток А</w:t>
-              <w:tab/>
-              <w:t>29</w:t>
-            </w:r>
-          </w:hyperlink>
+          <w:r>
+            <w:rPr>
+              <w:vanish w:val="false"/>
+            </w:rPr>
+            <w:t>Додаток А</w:t>
+            <w:tab/>
+            <w:t>29</w:t>
+          </w:r>
         </w:p>
         <w:p>
           <w:pPr>
@@ -2706,17 +2589,14 @@
             </w:tabs>
             <w:rPr/>
           </w:pPr>
-          <w:hyperlink w:anchor="__RefHeading___Toc2447_792400555" w:tooltip="А.1 Вступ">
-            <w:r>
-              <w:rPr>
-                <w:webHidden/>
-                <w:rStyle w:val="Style18"/>
-              </w:rPr>
-              <w:t>А.1 Вступ</w:t>
-              <w:tab/>
-              <w:t>30</w:t>
-            </w:r>
-          </w:hyperlink>
+          <w:r>
+            <w:rPr>
+              <w:vanish w:val="false"/>
+            </w:rPr>
+            <w:t>А.1 Вступ</w:t>
+            <w:tab/>
+            <w:t>30</w:t>
+          </w:r>
         </w:p>
         <w:p>
           <w:pPr>
@@ -2727,17 +2607,14 @@
             </w:tabs>
             <w:rPr/>
           </w:pPr>
-          <w:hyperlink w:anchor="__RefHeading___Toc2449_792400555" w:tooltip="А.1.1 Назва програми">
-            <w:r>
-              <w:rPr>
-                <w:webHidden/>
-                <w:rStyle w:val="Style18"/>
-              </w:rPr>
-              <w:t>А.1.1 Назва програми</w:t>
-              <w:tab/>
-              <w:t>30</w:t>
-            </w:r>
-          </w:hyperlink>
+          <w:r>
+            <w:rPr>
+              <w:vanish w:val="false"/>
+            </w:rPr>
+            <w:t>А.1.1 Назва програми</w:t>
+            <w:tab/>
+            <w:t>30</w:t>
+          </w:r>
         </w:p>
         <w:p>
           <w:pPr>
@@ -2748,17 +2625,14 @@
             </w:tabs>
             <w:rPr/>
           </w:pPr>
-          <w:hyperlink w:anchor="__RefHeading___Toc2451_792400555" w:tooltip="А.1.2 Призначення та область застосування">
-            <w:r>
-              <w:rPr>
-                <w:webHidden/>
-                <w:rStyle w:val="Style18"/>
-              </w:rPr>
-              <w:t>А.1.2 Призначення та область застосування</w:t>
-              <w:tab/>
-              <w:t>30</w:t>
-            </w:r>
-          </w:hyperlink>
+          <w:r>
+            <w:rPr>
+              <w:vanish w:val="false"/>
+            </w:rPr>
+            <w:t>А.1.2 Призначення та область застосування</w:t>
+            <w:tab/>
+            <w:t>30</w:t>
+          </w:r>
         </w:p>
         <w:p>
           <w:pPr>
@@ -2769,17 +2643,14 @@
             </w:tabs>
             <w:rPr/>
           </w:pPr>
-          <w:hyperlink w:anchor="__RefHeading___Toc2453_792400555" w:tooltip="А.2 Підстави для розробки">
-            <w:r>
-              <w:rPr>
-                <w:webHidden/>
-                <w:rStyle w:val="Style18"/>
-              </w:rPr>
-              <w:t>А.2 Підстави для розробки</w:t>
-              <w:tab/>
-              <w:t>30</w:t>
-            </w:r>
-          </w:hyperlink>
+          <w:r>
+            <w:rPr>
+              <w:vanish w:val="false"/>
+            </w:rPr>
+            <w:t>А.2 Підстави для розробки</w:t>
+            <w:tab/>
+            <w:t>30</w:t>
+          </w:r>
         </w:p>
         <w:p>
           <w:pPr>
@@ -2790,17 +2661,14 @@
             </w:tabs>
             <w:rPr/>
           </w:pPr>
-          <w:hyperlink w:anchor="__RefHeading___Toc2455_792400555" w:tooltip="А.3 Призначення розробки">
-            <w:r>
-              <w:rPr>
-                <w:webHidden/>
-                <w:rStyle w:val="Style18"/>
-              </w:rPr>
-              <w:t>А.3 Призначення розробки</w:t>
-              <w:tab/>
-              <w:t>30</w:t>
-            </w:r>
-          </w:hyperlink>
+          <w:r>
+            <w:rPr>
+              <w:vanish w:val="false"/>
+            </w:rPr>
+            <w:t>А.3 Призначення розробки</w:t>
+            <w:tab/>
+            <w:t>30</w:t>
+          </w:r>
         </w:p>
         <w:p>
           <w:pPr>
@@ -2811,17 +2679,14 @@
             </w:tabs>
             <w:rPr/>
           </w:pPr>
-          <w:hyperlink w:anchor="__RefHeading___Toc2457_792400555" w:tooltip="А.4 Вимоги до програми">
-            <w:r>
-              <w:rPr>
-                <w:webHidden/>
-                <w:rStyle w:val="Style18"/>
-              </w:rPr>
-              <w:t>А.4 Вимоги до програми</w:t>
-              <w:tab/>
-              <w:t>30</w:t>
-            </w:r>
-          </w:hyperlink>
+          <w:r>
+            <w:rPr>
+              <w:vanish w:val="false"/>
+            </w:rPr>
+            <w:t>А.4 Вимоги до програми</w:t>
+            <w:tab/>
+            <w:t>30</w:t>
+          </w:r>
         </w:p>
         <w:p>
           <w:pPr>
@@ -2832,17 +2697,14 @@
             </w:tabs>
             <w:rPr/>
           </w:pPr>
-          <w:hyperlink w:anchor="__RefHeading___Toc2459_792400555" w:tooltip="А.4.1 Вимоги до функціональних характеристик">
-            <w:r>
-              <w:rPr>
-                <w:webHidden/>
-                <w:rStyle w:val="Style18"/>
-              </w:rPr>
-              <w:t>А.4.1 Вимоги до функціональних характеристик</w:t>
-              <w:tab/>
-              <w:t>31</w:t>
-            </w:r>
-          </w:hyperlink>
+          <w:r>
+            <w:rPr>
+              <w:vanish w:val="false"/>
+            </w:rPr>
+            <w:t>А.4.1 Вимоги до функціональних характеристик</w:t>
+            <w:tab/>
+            <w:t>31</w:t>
+          </w:r>
         </w:p>
         <w:p>
           <w:pPr>
@@ -2853,17 +2715,14 @@
             </w:tabs>
             <w:rPr/>
           </w:pPr>
-          <w:hyperlink w:anchor="__RefHeading___Toc2461_792400555" w:tooltip="А.4.2 Вимоги до надійності">
-            <w:r>
-              <w:rPr>
-                <w:webHidden/>
-                <w:rStyle w:val="Style18"/>
-              </w:rPr>
-              <w:t>А.4.2 Вимоги до надійності</w:t>
-              <w:tab/>
-              <w:t>31</w:t>
-            </w:r>
-          </w:hyperlink>
+          <w:r>
+            <w:rPr>
+              <w:vanish w:val="false"/>
+            </w:rPr>
+            <w:t>А.4.2 Вимоги до надійності</w:t>
+            <w:tab/>
+            <w:t>31</w:t>
+          </w:r>
         </w:p>
         <w:p>
           <w:pPr>
@@ -2874,17 +2733,14 @@
             </w:tabs>
             <w:rPr/>
           </w:pPr>
-          <w:hyperlink w:anchor="__RefHeading___Toc2463_792400555" w:tooltip="А.4.3 Вимоги до технічних та програмних засобів">
-            <w:r>
-              <w:rPr>
-                <w:webHidden/>
-                <w:rStyle w:val="Style18"/>
-              </w:rPr>
-              <w:t>А.4.3 Вимоги до технічних та програмних засобів</w:t>
-              <w:tab/>
-              <w:t>31</w:t>
-            </w:r>
-          </w:hyperlink>
+          <w:r>
+            <w:rPr>
+              <w:vanish w:val="false"/>
+            </w:rPr>
+            <w:t>А.4.3 Вимоги до технічних та програмних засобів</w:t>
+            <w:tab/>
+            <w:t>31</w:t>
+          </w:r>
         </w:p>
         <w:p>
           <w:pPr>
@@ -2895,17 +2751,14 @@
             </w:tabs>
             <w:rPr/>
           </w:pPr>
-          <w:hyperlink w:anchor="__RefHeading___Toc2465_792400555" w:tooltip="А.5 Вимоги до програмної документації">
-            <w:r>
-              <w:rPr>
-                <w:webHidden/>
-                <w:rStyle w:val="Style18"/>
-              </w:rPr>
-              <w:t>А.5 Вимоги до програмної документації</w:t>
-              <w:tab/>
-              <w:t>32</w:t>
-            </w:r>
-          </w:hyperlink>
+          <w:r>
+            <w:rPr>
+              <w:vanish w:val="false"/>
+            </w:rPr>
+            <w:t>А.5 Вимоги до програмної документації</w:t>
+            <w:tab/>
+            <w:t>32</w:t>
+          </w:r>
         </w:p>
         <w:p>
           <w:pPr>
@@ -2916,17 +2769,14 @@
             </w:tabs>
             <w:rPr/>
           </w:pPr>
-          <w:hyperlink w:anchor="__RefHeading___Toc2467_792400555" w:tooltip="А.6 Стадії і етапи розробки">
-            <w:r>
-              <w:rPr>
-                <w:webHidden/>
-                <w:rStyle w:val="Style18"/>
-              </w:rPr>
-              <w:t>А.6 Стадії і етапи розробки</w:t>
-              <w:tab/>
-              <w:t>32</w:t>
-            </w:r>
-          </w:hyperlink>
+          <w:r>
+            <w:rPr>
+              <w:vanish w:val="false"/>
+            </w:rPr>
+            <w:t>А.6 Стадії і етапи розробки</w:t>
+            <w:tab/>
+            <w:t>32</w:t>
+          </w:r>
         </w:p>
         <w:p>
           <w:pPr>
@@ -2937,17 +2787,14 @@
             </w:tabs>
             <w:rPr/>
           </w:pPr>
-          <w:hyperlink w:anchor="__RefHeading___Toc2469_792400555" w:tooltip="А.6.1 Стадії розробки">
-            <w:r>
-              <w:rPr>
-                <w:webHidden/>
-                <w:rStyle w:val="Style18"/>
-              </w:rPr>
-              <w:t>А.6.1 Стадії розробки</w:t>
-              <w:tab/>
-              <w:t>32</w:t>
-            </w:r>
-          </w:hyperlink>
+          <w:r>
+            <w:rPr>
+              <w:vanish w:val="false"/>
+            </w:rPr>
+            <w:t>А.6.1 Стадії розробки</w:t>
+            <w:tab/>
+            <w:t>32</w:t>
+          </w:r>
         </w:p>
         <w:p>
           <w:pPr>
@@ -2958,17 +2805,14 @@
             </w:tabs>
             <w:rPr/>
           </w:pPr>
-          <w:hyperlink w:anchor="__RefHeading___Toc2471_792400555" w:tooltip="А.6.2 Етапи розробки">
-            <w:r>
-              <w:rPr>
-                <w:webHidden/>
-                <w:rStyle w:val="Style18"/>
-              </w:rPr>
-              <w:t>А.6.2 Етапи розробки</w:t>
-              <w:tab/>
-              <w:t>32</w:t>
-            </w:r>
-          </w:hyperlink>
+          <w:r>
+            <w:rPr>
+              <w:vanish w:val="false"/>
+            </w:rPr>
+            <w:t>А.6.2 Етапи розробки</w:t>
+            <w:tab/>
+            <w:t>32</w:t>
+          </w:r>
         </w:p>
         <w:p>
           <w:pPr>
@@ -2979,17 +2823,14 @@
             </w:tabs>
             <w:rPr/>
           </w:pPr>
-          <w:hyperlink w:anchor="__RefHeading___Toc2473_792400555" w:tooltip="А.6.3 Зміст робіт по етапах">
-            <w:r>
-              <w:rPr>
-                <w:webHidden/>
-                <w:rStyle w:val="Style18"/>
-              </w:rPr>
-              <w:t>А.6.3 Зміст робіт по етапах</w:t>
-              <w:tab/>
-              <w:t>32</w:t>
-            </w:r>
-          </w:hyperlink>
+          <w:r>
+            <w:rPr>
+              <w:vanish w:val="false"/>
+            </w:rPr>
+            <w:t>А.6.3 Зміст робіт по етапах</w:t>
+            <w:tab/>
+            <w:t>32</w:t>
+          </w:r>
         </w:p>
         <w:p>
           <w:pPr>
@@ -3000,17 +2841,14 @@
             </w:tabs>
             <w:rPr/>
           </w:pPr>
-          <w:hyperlink w:anchor="__RefHeading___Toc2475_792400555" w:tooltip="Додаток Б">
-            <w:r>
-              <w:rPr>
-                <w:webHidden/>
-                <w:rStyle w:val="Style18"/>
-              </w:rPr>
-              <w:t>Додаток Б</w:t>
-              <w:tab/>
-              <w:t>34</w:t>
-            </w:r>
-          </w:hyperlink>
+          <w:r>
+            <w:rPr>
+              <w:vanish w:val="false"/>
+            </w:rPr>
+            <w:t>Додаток Б</w:t>
+            <w:tab/>
+            <w:t>34</w:t>
+          </w:r>
         </w:p>
         <w:p>
           <w:pPr>
@@ -3021,17 +2859,14 @@
             </w:tabs>
             <w:rPr/>
           </w:pPr>
-          <w:hyperlink w:anchor="__RefHeading___Toc2477_792400555" w:tooltip="Б.1 Загальні відомості">
-            <w:r>
-              <w:rPr>
-                <w:webHidden/>
-                <w:rStyle w:val="Style18"/>
-              </w:rPr>
-              <w:t>Б.1 Загальні відомості</w:t>
-              <w:tab/>
-              <w:t>35</w:t>
-            </w:r>
-          </w:hyperlink>
+          <w:r>
+            <w:rPr>
+              <w:vanish w:val="false"/>
+            </w:rPr>
+            <w:t>Б.1 Загальні відомості</w:t>
+            <w:tab/>
+            <w:t>35</w:t>
+          </w:r>
         </w:p>
         <w:p>
           <w:pPr>
@@ -3042,17 +2877,14 @@
             </w:tabs>
             <w:rPr/>
           </w:pPr>
-          <w:hyperlink w:anchor="__RefHeading___Toc2479_792400555" w:tooltip="Б.2 Функціональне призначення">
-            <w:r>
-              <w:rPr>
-                <w:webHidden/>
-                <w:rStyle w:val="Style18"/>
-              </w:rPr>
-              <w:t>Б.2 Функціональне призначення</w:t>
-              <w:tab/>
-              <w:t>35</w:t>
-            </w:r>
-          </w:hyperlink>
+          <w:r>
+            <w:rPr>
+              <w:vanish w:val="false"/>
+            </w:rPr>
+            <w:t>Б.2 Функціональне призначення</w:t>
+            <w:tab/>
+            <w:t>35</w:t>
+          </w:r>
         </w:p>
         <w:p>
           <w:pPr>
@@ -3063,17 +2895,14 @@
             </w:tabs>
             <w:rPr/>
           </w:pPr>
-          <w:hyperlink w:anchor="__RefHeading___Toc2481_792400555" w:tooltip="Б.3 Опис логічної структури програми">
-            <w:r>
-              <w:rPr>
-                <w:webHidden/>
-                <w:rStyle w:val="Style18"/>
-              </w:rPr>
-              <w:t>Б.3 Опис логічної структури програми</w:t>
-              <w:tab/>
-              <w:t>35</w:t>
-            </w:r>
-          </w:hyperlink>
+          <w:r>
+            <w:rPr>
+              <w:vanish w:val="false"/>
+            </w:rPr>
+            <w:t>Б.3 Опис логічної структури програми</w:t>
+            <w:tab/>
+            <w:t>35</w:t>
+          </w:r>
         </w:p>
         <w:p>
           <w:pPr>
@@ -3084,17 +2913,14 @@
             </w:tabs>
             <w:rPr/>
           </w:pPr>
-          <w:hyperlink w:anchor="__RefHeading___Toc2483_792400555" w:tooltip="Б.3.1 Алгоритм шифрування">
-            <w:r>
-              <w:rPr>
-                <w:webHidden/>
-                <w:rStyle w:val="Style18"/>
-              </w:rPr>
-              <w:t>Б.3.1 Алгоритм шифрування</w:t>
-              <w:tab/>
-              <w:t>35</w:t>
-            </w:r>
-          </w:hyperlink>
+          <w:r>
+            <w:rPr>
+              <w:vanish w:val="false"/>
+            </w:rPr>
+            <w:t>Б.3.1 Алгоритм шифрування</w:t>
+            <w:tab/>
+            <w:t>35</w:t>
+          </w:r>
         </w:p>
         <w:p>
           <w:pPr>
@@ -3105,17 +2931,14 @@
             </w:tabs>
             <w:rPr/>
           </w:pPr>
-          <w:hyperlink w:anchor="__RefHeading___Toc2485_792400555" w:tooltip="Б.4 Використані технічні засоби">
-            <w:r>
-              <w:rPr>
-                <w:webHidden/>
-                <w:rStyle w:val="Style18"/>
-              </w:rPr>
-              <w:t>Б.4 Використані технічні засоби</w:t>
-              <w:tab/>
-              <w:t>36</w:t>
-            </w:r>
-          </w:hyperlink>
+          <w:r>
+            <w:rPr>
+              <w:vanish w:val="false"/>
+            </w:rPr>
+            <w:t>Б.4 Використані технічні засоби</w:t>
+            <w:tab/>
+            <w:t>36</w:t>
+          </w:r>
         </w:p>
         <w:p>
           <w:pPr>
@@ -3126,17 +2949,14 @@
             </w:tabs>
             <w:rPr/>
           </w:pPr>
-          <w:hyperlink w:anchor="__RefHeading___Toc2487_792400555" w:tooltip="Б.5 Виклик і завантаження">
-            <w:r>
-              <w:rPr>
-                <w:webHidden/>
-                <w:rStyle w:val="Style18"/>
-              </w:rPr>
-              <w:t>Б.5 Виклик і завантаження</w:t>
-              <w:tab/>
-              <w:t>36</w:t>
-            </w:r>
-          </w:hyperlink>
+          <w:r>
+            <w:rPr>
+              <w:vanish w:val="false"/>
+            </w:rPr>
+            <w:t>Б.5 Виклик і завантаження</w:t>
+            <w:tab/>
+            <w:t>36</w:t>
+          </w:r>
         </w:p>
         <w:p>
           <w:pPr>
@@ -3147,17 +2967,14 @@
             </w:tabs>
             <w:rPr/>
           </w:pPr>
-          <w:hyperlink w:anchor="__RefHeading___Toc2489_792400555" w:tooltip="Б.6 Початкові дані">
-            <w:r>
-              <w:rPr>
-                <w:webHidden/>
-                <w:rStyle w:val="Style18"/>
-              </w:rPr>
-              <w:t>Б.6 Початкові дані</w:t>
-              <w:tab/>
-              <w:t>36</w:t>
-            </w:r>
-          </w:hyperlink>
+          <w:r>
+            <w:rPr>
+              <w:vanish w:val="false"/>
+            </w:rPr>
+            <w:t>Б.6 Початкові дані</w:t>
+            <w:tab/>
+            <w:t>36</w:t>
+          </w:r>
         </w:p>
         <w:p>
           <w:pPr>
@@ -3168,17 +2985,14 @@
             </w:tabs>
             <w:rPr/>
           </w:pPr>
-          <w:hyperlink w:anchor="__RefHeading___Toc2491_792400555" w:tooltip="Додаток В">
-            <w:r>
-              <w:rPr>
-                <w:webHidden/>
-                <w:rStyle w:val="Style18"/>
-              </w:rPr>
-              <w:t>Додаток В</w:t>
-              <w:tab/>
-              <w:t>37</w:t>
-            </w:r>
-          </w:hyperlink>
+          <w:r>
+            <w:rPr>
+              <w:vanish w:val="false"/>
+            </w:rPr>
+            <w:t>Додаток В</w:t>
+            <w:tab/>
+            <w:t>37</w:t>
+          </w:r>
         </w:p>
         <w:p>
           <w:pPr>
@@ -3189,17 +3003,14 @@
             </w:tabs>
             <w:rPr/>
           </w:pPr>
-          <w:hyperlink w:anchor="__RefHeading___Toc2493_792400555" w:tooltip="Текст головного файлу">
-            <w:r>
-              <w:rPr>
-                <w:webHidden/>
-                <w:rStyle w:val="Style18"/>
-              </w:rPr>
-              <w:t>Текст головного файлу</w:t>
-              <w:tab/>
-              <w:t>38</w:t>
-            </w:r>
-          </w:hyperlink>
+          <w:r>
+            <w:rPr>
+              <w:vanish w:val="false"/>
+            </w:rPr>
+            <w:t>Текст головного файлу</w:t>
+            <w:tab/>
+            <w:t>38</w:t>
+          </w:r>
         </w:p>
         <w:p>
           <w:pPr>
@@ -3210,20 +3021,17 @@
             </w:tabs>
             <w:rPr/>
           </w:pPr>
-          <w:hyperlink w:anchor="__RefHeading___Toc2495_792400555" w:tooltip="Додаток Г">
-            <w:r>
-              <w:rPr>
-                <w:webHidden/>
-                <w:rStyle w:val="Style18"/>
-              </w:rPr>
-              <w:t>Додаток Г</w:t>
-              <w:tab/>
-              <w:t>41</w:t>
-            </w:r>
-          </w:hyperlink>
           <w:r>
             <w:rPr>
-              <w:rStyle w:val="Style18"/>
+              <w:vanish w:val="false"/>
+            </w:rPr>
+            <w:t>Додаток Г</w:t>
+            <w:tab/>
+            <w:t>41</w:t>
+          </w:r>
+          <w:r>
+            <w:rPr>
+              <w:vanish w:val="false"/>
             </w:rPr>
             <w:fldChar w:fldCharType="end"/>
           </w:r>
@@ -3272,14 +3080,14 @@
         </w:rPr>
       </w:pPr>
       <w:bookmarkStart w:id="18" w:name="__RefHeading___Toc2371_792400555"/>
-      <w:bookmarkStart w:id="19" w:name="_Toc29924"/>
-      <w:bookmarkStart w:id="20" w:name="_Toc27554779"/>
-      <w:bookmarkStart w:id="21" w:name="_Зміст000068"/>
-      <w:bookmarkStart w:id="22" w:name="_Toc196826521"/>
-      <w:bookmarkStart w:id="23" w:name="_Зміст000065"/>
-      <w:bookmarkStart w:id="24" w:name="_Зміст000005"/>
-      <w:bookmarkStart w:id="25" w:name="_Зміст000031"/>
-      <w:bookmarkStart w:id="26" w:name="_Toc533520912"/>
+      <w:bookmarkStart w:id="19" w:name="_Toc533520912"/>
+      <w:bookmarkStart w:id="20" w:name="_Зміст000031"/>
+      <w:bookmarkStart w:id="21" w:name="_Зміст000005"/>
+      <w:bookmarkStart w:id="22" w:name="_Зміст000065"/>
+      <w:bookmarkStart w:id="23" w:name="_Toc196826521"/>
+      <w:bookmarkStart w:id="24" w:name="_Зміст000068"/>
+      <w:bookmarkStart w:id="25" w:name="_Toc27554779"/>
+      <w:bookmarkStart w:id="26" w:name="_Toc29924"/>
       <w:bookmarkEnd w:id="18"/>
       <w:r>
         <w:rPr>
@@ -3463,13 +3271,13 @@
         </w:rPr>
       </w:pPr>
       <w:bookmarkStart w:id="27" w:name="__RefHeading___Toc2373_792400555"/>
-      <w:bookmarkStart w:id="28" w:name="_Toc196826522"/>
-      <w:bookmarkStart w:id="29" w:name="_Зміст000006"/>
-      <w:bookmarkStart w:id="30" w:name="_Toc27554780"/>
+      <w:bookmarkStart w:id="28" w:name="_Toc31110"/>
+      <w:bookmarkStart w:id="29" w:name="_Зміст000032"/>
+      <w:bookmarkStart w:id="30" w:name="_Toc533520911"/>
       <w:bookmarkStart w:id="31" w:name="_Зміст000069"/>
-      <w:bookmarkStart w:id="32" w:name="_Toc533520911"/>
-      <w:bookmarkStart w:id="33" w:name="_Зміст000032"/>
-      <w:bookmarkStart w:id="34" w:name="_Toc31110"/>
+      <w:bookmarkStart w:id="32" w:name="_Toc27554780"/>
+      <w:bookmarkStart w:id="33" w:name="_Зміст000006"/>
+      <w:bookmarkStart w:id="34" w:name="_Toc196826522"/>
       <w:bookmarkEnd w:id="27"/>
       <w:r>
         <w:rPr>
@@ -3657,11 +3465,11 @@
         </w:rPr>
       </w:pPr>
       <w:bookmarkStart w:id="35" w:name="__RefHeading___Toc2375_792400555"/>
-      <w:bookmarkStart w:id="36" w:name="_Toc533520913"/>
-      <w:bookmarkStart w:id="37" w:name="_Зміст000070"/>
+      <w:bookmarkStart w:id="36" w:name="_Toc196826523"/>
+      <w:bookmarkStart w:id="37" w:name="_Toc27554781"/>
       <w:bookmarkStart w:id="38" w:name="_Toc19024"/>
-      <w:bookmarkStart w:id="39" w:name="_Toc27554781"/>
-      <w:bookmarkStart w:id="40" w:name="_Toc196826523"/>
+      <w:bookmarkStart w:id="39" w:name="_Зміст000070"/>
+      <w:bookmarkStart w:id="40" w:name="_Toc533520913"/>
       <w:bookmarkEnd w:id="35"/>
       <w:r>
         <w:rPr>
@@ -4173,9 +3981,9 @@
         </w:rPr>
       </w:pPr>
       <w:bookmarkStart w:id="41" w:name="__RefHeading___Toc2377_792400555"/>
-      <w:bookmarkStart w:id="42" w:name="_Toc196826524"/>
+      <w:bookmarkStart w:id="42" w:name="_Зміст000071"/>
       <w:bookmarkStart w:id="43" w:name="_Toc25684"/>
-      <w:bookmarkStart w:id="44" w:name="_Зміст000071"/>
+      <w:bookmarkStart w:id="44" w:name="_Toc196826524"/>
       <w:bookmarkStart w:id="45" w:name="_Toc27554782"/>
       <w:bookmarkEnd w:id="41"/>
       <w:r>
@@ -4264,13 +4072,13 @@
         </w:rPr>
       </w:pPr>
       <w:bookmarkStart w:id="46" w:name="__RefHeading___Toc2379_792400555"/>
-      <w:bookmarkStart w:id="47" w:name="_Зміст000007"/>
-      <w:bookmarkStart w:id="48" w:name="_Toc14290"/>
+      <w:bookmarkStart w:id="47" w:name="_Зміст000072"/>
+      <w:bookmarkStart w:id="48" w:name="_Toc196826525"/>
       <w:bookmarkStart w:id="49" w:name="_Зміст000033"/>
-      <w:bookmarkStart w:id="50" w:name="_Toc196826525"/>
-      <w:bookmarkStart w:id="51" w:name="_Зміст000072"/>
-      <w:bookmarkStart w:id="52" w:name="_Toc27554783"/>
-      <w:bookmarkStart w:id="53" w:name="_Toc533520914"/>
+      <w:bookmarkStart w:id="50" w:name="_Toc14290"/>
+      <w:bookmarkStart w:id="51" w:name="_Зміст000007"/>
+      <w:bookmarkStart w:id="52" w:name="_Toc533520914"/>
+      <w:bookmarkStart w:id="53" w:name="_Toc27554783"/>
       <w:bookmarkEnd w:id="46"/>
       <w:r>
         <w:rPr>
@@ -4303,10 +4111,10 @@
       </w:pPr>
       <w:bookmarkStart w:id="54" w:name="__RefHeading___Toc2381_792400555"/>
       <w:bookmarkStart w:id="55" w:name="_Toc17577"/>
-      <w:bookmarkStart w:id="56" w:name="_Зміст000008"/>
-      <w:bookmarkStart w:id="57" w:name="_Toc196826526"/>
-      <w:bookmarkStart w:id="58" w:name="_Зміст000034"/>
-      <w:bookmarkStart w:id="59" w:name="_Зміст000073"/>
+      <w:bookmarkStart w:id="56" w:name="_Зміст000073"/>
+      <w:bookmarkStart w:id="57" w:name="_Зміст000034"/>
+      <w:bookmarkStart w:id="58" w:name="_Toc196826526"/>
+      <w:bookmarkStart w:id="59" w:name="_Зміст000008"/>
       <w:bookmarkEnd w:id="54"/>
       <w:r>
         <w:rPr>
@@ -4564,10 +4372,10 @@
       </w:pPr>
       <w:bookmarkStart w:id="60" w:name="__RefHeading___Toc2383_792400555"/>
       <w:bookmarkStart w:id="61" w:name="_Toc1121"/>
-      <w:bookmarkStart w:id="62" w:name="_Зміст000035"/>
-      <w:bookmarkStart w:id="63" w:name="_Зміст000009"/>
-      <w:bookmarkStart w:id="64" w:name="_Зміст000074"/>
-      <w:bookmarkStart w:id="65" w:name="_Toc196826527"/>
+      <w:bookmarkStart w:id="62" w:name="_Toc196826527"/>
+      <w:bookmarkStart w:id="63" w:name="_Зміст000074"/>
+      <w:bookmarkStart w:id="64" w:name="_Зміст000009"/>
+      <w:bookmarkStart w:id="65" w:name="_Зміст000035"/>
       <w:bookmarkEnd w:id="60"/>
       <w:r>
         <w:rPr>
@@ -4936,11 +4744,11 @@
         </w:rPr>
       </w:pPr>
       <w:bookmarkStart w:id="66" w:name="__RefHeading___Toc2385_792400555"/>
-      <w:bookmarkStart w:id="67" w:name="_Toc196826529"/>
-      <w:bookmarkStart w:id="68" w:name="_Зміст000011"/>
+      <w:bookmarkStart w:id="67" w:name="_Toc24053"/>
+      <w:bookmarkStart w:id="68" w:name="_Зміст000037"/>
       <w:bookmarkStart w:id="69" w:name="_Зміст000076"/>
-      <w:bookmarkStart w:id="70" w:name="_Зміст000037"/>
-      <w:bookmarkStart w:id="71" w:name="_Toc24053"/>
+      <w:bookmarkStart w:id="70" w:name="_Зміст000011"/>
+      <w:bookmarkStart w:id="71" w:name="_Toc196826529"/>
       <w:bookmarkEnd w:id="66"/>
       <w:r>
         <w:rPr>
@@ -5581,9 +5389,9 @@
         </w:rPr>
       </w:pPr>
       <w:bookmarkStart w:id="72" w:name="__RefHeading___Toc2387_792400555"/>
-      <w:bookmarkStart w:id="73" w:name="_Зміст000077"/>
+      <w:bookmarkStart w:id="73" w:name="_Toc25781"/>
       <w:bookmarkStart w:id="74" w:name="_Toc196826530"/>
-      <w:bookmarkStart w:id="75" w:name="_Toc25781"/>
+      <w:bookmarkStart w:id="75" w:name="_Зміст000077"/>
       <w:bookmarkEnd w:id="72"/>
       <w:r>
         <w:rPr>
@@ -5662,9 +5470,9 @@
         </w:rPr>
       </w:pPr>
       <w:bookmarkStart w:id="76" w:name="__RefHeading___Toc2389_792400555"/>
-      <w:bookmarkStart w:id="77" w:name="_Toc15598"/>
+      <w:bookmarkStart w:id="77" w:name="_Зміст000078"/>
       <w:bookmarkStart w:id="78" w:name="_Toc196826531"/>
-      <w:bookmarkStart w:id="79" w:name="_Зміст000078"/>
+      <w:bookmarkStart w:id="79" w:name="_Toc15598"/>
       <w:bookmarkEnd w:id="76"/>
       <w:r>
         <w:rPr>
@@ -5758,12 +5566,12 @@
         </w:rPr>
       </w:pPr>
       <w:bookmarkStart w:id="80" w:name="__RefHeading___Toc2391_792400555"/>
-      <w:bookmarkStart w:id="81" w:name="_Зміст000063"/>
-      <w:bookmarkStart w:id="82" w:name="_Зміст000079"/>
-      <w:bookmarkStart w:id="83" w:name="_Toc14854"/>
-      <w:bookmarkStart w:id="84" w:name="_Toc196826532"/>
-      <w:bookmarkStart w:id="85" w:name="_Зміст000038"/>
-      <w:bookmarkStart w:id="86" w:name="_Зміст000012"/>
+      <w:bookmarkStart w:id="81" w:name="_Зміст000012"/>
+      <w:bookmarkStart w:id="82" w:name="_Зміст000038"/>
+      <w:bookmarkStart w:id="83" w:name="_Toc196826532"/>
+      <w:bookmarkStart w:id="84" w:name="_Toc14854"/>
+      <w:bookmarkStart w:id="85" w:name="_Зміст000079"/>
+      <w:bookmarkStart w:id="86" w:name="_Зміст000063"/>
       <w:bookmarkEnd w:id="80"/>
       <w:r>
         <w:rPr>
@@ -5788,9 +5596,9 @@
         </w:rPr>
       </w:pPr>
       <w:bookmarkStart w:id="87" w:name="__RefHeading___Toc2393_792400555"/>
-      <w:bookmarkStart w:id="88" w:name="_Toc196826533"/>
+      <w:bookmarkStart w:id="88" w:name="_Зміст000080"/>
       <w:bookmarkStart w:id="89" w:name="_Toc4063"/>
-      <w:bookmarkStart w:id="90" w:name="_Зміст000080"/>
+      <w:bookmarkStart w:id="90" w:name="_Toc196826533"/>
       <w:bookmarkEnd w:id="87"/>
       <w:r>
         <w:rPr>
@@ -6062,11 +5870,11 @@
         </w:rPr>
       </w:pPr>
       <w:bookmarkStart w:id="91" w:name="__RefHeading___Toc2395_792400555"/>
-      <w:bookmarkStart w:id="92" w:name="_Зміст000081"/>
-      <w:bookmarkStart w:id="93" w:name="_Toc196826534"/>
+      <w:bookmarkStart w:id="92" w:name="_Toc19360"/>
+      <w:bookmarkStart w:id="93" w:name="_Зміст000013"/>
       <w:bookmarkStart w:id="94" w:name="_Зміст000039"/>
-      <w:bookmarkStart w:id="95" w:name="_Зміст000013"/>
-      <w:bookmarkStart w:id="96" w:name="_Toc19360"/>
+      <w:bookmarkStart w:id="95" w:name="_Toc196826534"/>
+      <w:bookmarkStart w:id="96" w:name="_Зміст000081"/>
       <w:bookmarkEnd w:id="91"/>
       <w:r>
         <w:rPr>
@@ -6318,8 +6126,8 @@
       </w:tblPr>
       <w:tblGrid>
         <w:gridCol w:w="2830"/>
-        <w:gridCol w:w="1549"/>
-        <w:gridCol w:w="1503"/>
+        <w:gridCol w:w="1548"/>
+        <w:gridCol w:w="1504"/>
         <w:gridCol w:w="1811"/>
       </w:tblGrid>
       <w:tr>
@@ -6335,7 +6143,7 @@
           </w:tcPr>
           <w:p>
             <w:pPr>
-              <w:pStyle w:val="user4"/>
+              <w:pStyle w:val="Style28"/>
               <w:spacing w:lineRule="auto" w:line="240" w:before="0" w:after="0"/>
               <w:rPr>
                 <w:rFonts w:ascii="Times New Roman" w:hAnsi="Times New Roman"/>
@@ -6361,7 +6169,7 @@
         </w:tc>
         <w:tc>
           <w:tcPr>
-            <w:tcW w:w="1549" w:type="dxa"/>
+            <w:tcW w:w="1548" w:type="dxa"/>
             <w:tcBorders>
               <w:top w:val="single" w:sz="4" w:space="0" w:color="000000"/>
               <w:start w:val="single" w:sz="4" w:space="0" w:color="000000"/>
@@ -6370,7 +6178,7 @@
           </w:tcPr>
           <w:p>
             <w:pPr>
-              <w:pStyle w:val="user4"/>
+              <w:pStyle w:val="Style28"/>
               <w:spacing w:lineRule="auto" w:line="240" w:before="0" w:after="0"/>
               <w:rPr>
                 <w:rFonts w:ascii="Times New Roman" w:hAnsi="Times New Roman"/>
@@ -6396,7 +6204,7 @@
         </w:tc>
         <w:tc>
           <w:tcPr>
-            <w:tcW w:w="1503" w:type="dxa"/>
+            <w:tcW w:w="1504" w:type="dxa"/>
             <w:tcBorders>
               <w:top w:val="single" w:sz="4" w:space="0" w:color="000000"/>
               <w:start w:val="single" w:sz="4" w:space="0" w:color="000000"/>
@@ -6405,7 +6213,7 @@
           </w:tcPr>
           <w:p>
             <w:pPr>
-              <w:pStyle w:val="user4"/>
+              <w:pStyle w:val="Style28"/>
               <w:spacing w:lineRule="auto" w:line="240" w:before="0" w:after="0"/>
               <w:rPr>
                 <w:rFonts w:ascii="Times New Roman" w:hAnsi="Times New Roman"/>
@@ -6441,7 +6249,7 @@
           </w:tcPr>
           <w:p>
             <w:pPr>
-              <w:pStyle w:val="user4"/>
+              <w:pStyle w:val="Style28"/>
               <w:spacing w:lineRule="auto" w:line="240" w:before="0" w:after="0"/>
               <w:rPr>
                 <w:rFonts w:ascii="Times New Roman" w:hAnsi="Times New Roman"/>
@@ -6478,7 +6286,7 @@
           </w:tcPr>
           <w:p>
             <w:pPr>
-              <w:pStyle w:val="user4"/>
+              <w:pStyle w:val="Style28"/>
               <w:spacing w:lineRule="auto" w:line="240" w:before="0" w:after="0"/>
               <w:rPr>
                 <w:rFonts w:ascii="Times New Roman" w:hAnsi="Times New Roman"/>
@@ -6500,7 +6308,7 @@
         </w:tc>
         <w:tc>
           <w:tcPr>
-            <w:tcW w:w="1549" w:type="dxa"/>
+            <w:tcW w:w="1548" w:type="dxa"/>
             <w:tcBorders>
               <w:start w:val="single" w:sz="4" w:space="0" w:color="000000"/>
               <w:bottom w:val="single" w:sz="4" w:space="0" w:color="000000"/>
@@ -6508,7 +6316,7 @@
           </w:tcPr>
           <w:p>
             <w:pPr>
-              <w:pStyle w:val="user4"/>
+              <w:pStyle w:val="Style28"/>
               <w:spacing w:lineRule="auto" w:line="240" w:before="0" w:after="0"/>
               <w:rPr>
                 <w:rFonts w:ascii="Times New Roman" w:hAnsi="Times New Roman"/>
@@ -6530,7 +6338,7 @@
         </w:tc>
         <w:tc>
           <w:tcPr>
-            <w:tcW w:w="1503" w:type="dxa"/>
+            <w:tcW w:w="1504" w:type="dxa"/>
             <w:tcBorders>
               <w:start w:val="single" w:sz="4" w:space="0" w:color="000000"/>
               <w:bottom w:val="single" w:sz="4" w:space="0" w:color="000000"/>
@@ -6538,7 +6346,7 @@
           </w:tcPr>
           <w:p>
             <w:pPr>
-              <w:pStyle w:val="user4"/>
+              <w:pStyle w:val="Style28"/>
               <w:spacing w:lineRule="auto" w:line="240" w:before="0" w:after="0"/>
               <w:rPr>
                 <w:rFonts w:ascii="Times New Roman" w:hAnsi="Times New Roman"/>
@@ -6569,7 +6377,7 @@
           </w:tcPr>
           <w:p>
             <w:pPr>
-              <w:pStyle w:val="user4"/>
+              <w:pStyle w:val="Style28"/>
               <w:spacing w:lineRule="auto" w:line="240" w:before="0" w:after="0"/>
               <w:rPr>
                 <w:rFonts w:ascii="Times New Roman" w:hAnsi="Times New Roman"/>
@@ -6602,7 +6410,7 @@
           </w:tcPr>
           <w:p>
             <w:pPr>
-              <w:pStyle w:val="user4"/>
+              <w:pStyle w:val="Style28"/>
               <w:spacing w:lineRule="auto" w:line="240" w:before="0" w:after="0"/>
               <w:rPr>
                 <w:rFonts w:ascii="Times New Roman" w:hAnsi="Times New Roman"/>
@@ -6624,7 +6432,7 @@
         </w:tc>
         <w:tc>
           <w:tcPr>
-            <w:tcW w:w="1549" w:type="dxa"/>
+            <w:tcW w:w="1548" w:type="dxa"/>
             <w:tcBorders>
               <w:start w:val="single" w:sz="4" w:space="0" w:color="000000"/>
               <w:bottom w:val="single" w:sz="4" w:space="0" w:color="000000"/>
@@ -6632,7 +6440,7 @@
           </w:tcPr>
           <w:p>
             <w:pPr>
-              <w:pStyle w:val="user4"/>
+              <w:pStyle w:val="Style28"/>
               <w:spacing w:lineRule="auto" w:line="240" w:before="0" w:after="0"/>
               <w:rPr>
                 <w:rFonts w:ascii="Times New Roman" w:hAnsi="Times New Roman"/>
@@ -6654,7 +6462,7 @@
         </w:tc>
         <w:tc>
           <w:tcPr>
-            <w:tcW w:w="1503" w:type="dxa"/>
+            <w:tcW w:w="1504" w:type="dxa"/>
             <w:tcBorders>
               <w:start w:val="single" w:sz="4" w:space="0" w:color="000000"/>
               <w:bottom w:val="single" w:sz="4" w:space="0" w:color="000000"/>
@@ -6662,7 +6470,7 @@
           </w:tcPr>
           <w:p>
             <w:pPr>
-              <w:pStyle w:val="user4"/>
+              <w:pStyle w:val="Style28"/>
               <w:spacing w:lineRule="auto" w:line="240" w:before="0" w:after="0"/>
               <w:rPr>
                 <w:rFonts w:ascii="Times New Roman" w:hAnsi="Times New Roman"/>
@@ -6693,7 +6501,7 @@
           </w:tcPr>
           <w:p>
             <w:pPr>
-              <w:pStyle w:val="user4"/>
+              <w:pStyle w:val="Style28"/>
               <w:spacing w:lineRule="auto" w:line="240" w:before="0" w:after="0"/>
               <w:rPr>
                 <w:rFonts w:ascii="Times New Roman" w:hAnsi="Times New Roman"/>
@@ -6726,7 +6534,7 @@
           </w:tcPr>
           <w:p>
             <w:pPr>
-              <w:pStyle w:val="user4"/>
+              <w:pStyle w:val="Style28"/>
               <w:spacing w:lineRule="auto" w:line="240" w:before="0" w:after="0"/>
               <w:rPr>
                 <w:rFonts w:ascii="Times New Roman" w:hAnsi="Times New Roman"/>
@@ -6748,7 +6556,7 @@
         </w:tc>
         <w:tc>
           <w:tcPr>
-            <w:tcW w:w="1549" w:type="dxa"/>
+            <w:tcW w:w="1548" w:type="dxa"/>
             <w:tcBorders>
               <w:start w:val="single" w:sz="4" w:space="0" w:color="000000"/>
               <w:bottom w:val="single" w:sz="4" w:space="0" w:color="000000"/>
@@ -6756,7 +6564,7 @@
           </w:tcPr>
           <w:p>
             <w:pPr>
-              <w:pStyle w:val="user4"/>
+              <w:pStyle w:val="Style28"/>
               <w:spacing w:lineRule="auto" w:line="240" w:before="0" w:after="0"/>
               <w:rPr>
                 <w:rFonts w:ascii="Times New Roman" w:hAnsi="Times New Roman"/>
@@ -6778,7 +6586,7 @@
         </w:tc>
         <w:tc>
           <w:tcPr>
-            <w:tcW w:w="1503" w:type="dxa"/>
+            <w:tcW w:w="1504" w:type="dxa"/>
             <w:tcBorders>
               <w:start w:val="single" w:sz="4" w:space="0" w:color="000000"/>
               <w:bottom w:val="single" w:sz="4" w:space="0" w:color="000000"/>
@@ -6786,7 +6594,7 @@
           </w:tcPr>
           <w:p>
             <w:pPr>
-              <w:pStyle w:val="user4"/>
+              <w:pStyle w:val="Style28"/>
               <w:spacing w:lineRule="auto" w:line="240" w:before="0" w:after="0"/>
               <w:rPr>
                 <w:rFonts w:ascii="Times New Roman" w:hAnsi="Times New Roman"/>
@@ -6817,7 +6625,7 @@
           </w:tcPr>
           <w:p>
             <w:pPr>
-              <w:pStyle w:val="user4"/>
+              <w:pStyle w:val="Style28"/>
               <w:spacing w:lineRule="auto" w:line="240" w:before="0" w:after="0"/>
               <w:rPr>
                 <w:rFonts w:ascii="Times New Roman" w:hAnsi="Times New Roman"/>
@@ -7116,8 +6924,8 @@
       </w:tblPr>
       <w:tblGrid>
         <w:gridCol w:w="2525"/>
-        <w:gridCol w:w="1544"/>
-        <w:gridCol w:w="1732"/>
+        <w:gridCol w:w="1543"/>
+        <w:gridCol w:w="1733"/>
       </w:tblGrid>
       <w:tr>
         <w:trPr/>
@@ -7132,7 +6940,7 @@
           </w:tcPr>
           <w:p>
             <w:pPr>
-              <w:pStyle w:val="user4"/>
+              <w:pStyle w:val="Style28"/>
               <w:spacing w:lineRule="auto" w:line="240" w:before="0" w:after="0"/>
               <w:rPr>
                 <w:rFonts w:ascii="Times New Roman" w:hAnsi="Times New Roman"/>
@@ -7158,7 +6966,7 @@
         </w:tc>
         <w:tc>
           <w:tcPr>
-            <w:tcW w:w="1544" w:type="dxa"/>
+            <w:tcW w:w="1543" w:type="dxa"/>
             <w:tcBorders>
               <w:top w:val="single" w:sz="4" w:space="0" w:color="000000"/>
               <w:start w:val="single" w:sz="4" w:space="0" w:color="000000"/>
@@ -7167,7 +6975,7 @@
           </w:tcPr>
           <w:p>
             <w:pPr>
-              <w:pStyle w:val="user4"/>
+              <w:pStyle w:val="Style28"/>
               <w:spacing w:lineRule="auto" w:line="240" w:before="0" w:after="0"/>
               <w:rPr>
                 <w:rFonts w:ascii="Times New Roman" w:hAnsi="Times New Roman"/>
@@ -7193,7 +7001,7 @@
         </w:tc>
         <w:tc>
           <w:tcPr>
-            <w:tcW w:w="1732" w:type="dxa"/>
+            <w:tcW w:w="1733" w:type="dxa"/>
             <w:tcBorders>
               <w:top w:val="single" w:sz="4" w:space="0" w:color="000000"/>
               <w:start w:val="single" w:sz="4" w:space="0" w:color="000000"/>
@@ -7203,7 +7011,7 @@
           </w:tcPr>
           <w:p>
             <w:pPr>
-              <w:pStyle w:val="user4"/>
+              <w:pStyle w:val="Style28"/>
               <w:spacing w:lineRule="auto" w:line="240" w:before="0" w:after="0"/>
               <w:rPr>
                 <w:rFonts w:ascii="Times New Roman" w:hAnsi="Times New Roman"/>
@@ -7240,7 +7048,7 @@
           </w:tcPr>
           <w:p>
             <w:pPr>
-              <w:pStyle w:val="user4"/>
+              <w:pStyle w:val="Style28"/>
               <w:spacing w:lineRule="auto" w:line="240" w:before="0" w:after="0"/>
               <w:rPr>
                 <w:rFonts w:ascii="Times New Roman" w:hAnsi="Times New Roman"/>
@@ -7262,7 +7070,7 @@
         </w:tc>
         <w:tc>
           <w:tcPr>
-            <w:tcW w:w="1544" w:type="dxa"/>
+            <w:tcW w:w="1543" w:type="dxa"/>
             <w:tcBorders>
               <w:start w:val="single" w:sz="4" w:space="0" w:color="000000"/>
               <w:bottom w:val="single" w:sz="4" w:space="0" w:color="000000"/>
@@ -7270,7 +7078,7 @@
           </w:tcPr>
           <w:p>
             <w:pPr>
-              <w:pStyle w:val="user4"/>
+              <w:pStyle w:val="Style28"/>
               <w:spacing w:lineRule="auto" w:line="240" w:before="0" w:after="0"/>
               <w:rPr>
                 <w:rFonts w:ascii="Times New Roman" w:hAnsi="Times New Roman"/>
@@ -7292,7 +7100,7 @@
         </w:tc>
         <w:tc>
           <w:tcPr>
-            <w:tcW w:w="1732" w:type="dxa"/>
+            <w:tcW w:w="1733" w:type="dxa"/>
             <w:tcBorders>
               <w:start w:val="single" w:sz="4" w:space="0" w:color="000000"/>
               <w:bottom w:val="single" w:sz="4" w:space="0" w:color="000000"/>
@@ -7301,7 +7109,7 @@
           </w:tcPr>
           <w:p>
             <w:pPr>
-              <w:pStyle w:val="user4"/>
+              <w:pStyle w:val="Style28"/>
               <w:spacing w:lineRule="auto" w:line="240" w:before="0" w:after="0"/>
               <w:rPr>
                 <w:rFonts w:ascii="Times New Roman" w:hAnsi="Times New Roman"/>
@@ -7334,7 +7142,7 @@
           </w:tcPr>
           <w:p>
             <w:pPr>
-              <w:pStyle w:val="user4"/>
+              <w:pStyle w:val="Style28"/>
               <w:spacing w:lineRule="auto" w:line="240" w:before="0" w:after="0"/>
               <w:rPr>
                 <w:rFonts w:ascii="Times New Roman" w:hAnsi="Times New Roman"/>
@@ -7356,7 +7164,7 @@
         </w:tc>
         <w:tc>
           <w:tcPr>
-            <w:tcW w:w="1544" w:type="dxa"/>
+            <w:tcW w:w="1543" w:type="dxa"/>
             <w:tcBorders>
               <w:start w:val="single" w:sz="4" w:space="0" w:color="000000"/>
               <w:bottom w:val="single" w:sz="4" w:space="0" w:color="000000"/>
@@ -7364,7 +7172,7 @@
           </w:tcPr>
           <w:p>
             <w:pPr>
-              <w:pStyle w:val="user4"/>
+              <w:pStyle w:val="Style28"/>
               <w:spacing w:lineRule="auto" w:line="240" w:before="0" w:after="0"/>
               <w:rPr>
                 <w:rFonts w:ascii="Times New Roman" w:hAnsi="Times New Roman"/>
@@ -7386,7 +7194,7 @@
         </w:tc>
         <w:tc>
           <w:tcPr>
-            <w:tcW w:w="1732" w:type="dxa"/>
+            <w:tcW w:w="1733" w:type="dxa"/>
             <w:tcBorders>
               <w:start w:val="single" w:sz="4" w:space="0" w:color="000000"/>
               <w:bottom w:val="single" w:sz="4" w:space="0" w:color="000000"/>
@@ -7395,7 +7203,7 @@
           </w:tcPr>
           <w:p>
             <w:pPr>
-              <w:pStyle w:val="user4"/>
+              <w:pStyle w:val="Style28"/>
               <w:spacing w:lineRule="auto" w:line="240" w:before="0" w:after="0"/>
               <w:rPr>
                 <w:rFonts w:ascii="Times New Roman" w:hAnsi="Times New Roman"/>
@@ -7428,7 +7236,7 @@
           </w:tcPr>
           <w:p>
             <w:pPr>
-              <w:pStyle w:val="user4"/>
+              <w:pStyle w:val="Style28"/>
               <w:spacing w:lineRule="auto" w:line="240" w:before="0" w:after="0"/>
               <w:rPr>
                 <w:rFonts w:ascii="Times New Roman" w:hAnsi="Times New Roman"/>
@@ -7450,7 +7258,7 @@
         </w:tc>
         <w:tc>
           <w:tcPr>
-            <w:tcW w:w="1544" w:type="dxa"/>
+            <w:tcW w:w="1543" w:type="dxa"/>
             <w:tcBorders>
               <w:start w:val="single" w:sz="4" w:space="0" w:color="000000"/>
               <w:bottom w:val="single" w:sz="4" w:space="0" w:color="000000"/>
@@ -7458,7 +7266,7 @@
           </w:tcPr>
           <w:p>
             <w:pPr>
-              <w:pStyle w:val="user4"/>
+              <w:pStyle w:val="Style28"/>
               <w:spacing w:lineRule="auto" w:line="240" w:before="0" w:after="0"/>
               <w:rPr>
                 <w:rFonts w:ascii="Times New Roman" w:hAnsi="Times New Roman"/>
@@ -7480,7 +7288,7 @@
         </w:tc>
         <w:tc>
           <w:tcPr>
-            <w:tcW w:w="1732" w:type="dxa"/>
+            <w:tcW w:w="1733" w:type="dxa"/>
             <w:tcBorders>
               <w:start w:val="single" w:sz="4" w:space="0" w:color="000000"/>
               <w:bottom w:val="single" w:sz="4" w:space="0" w:color="000000"/>
@@ -7489,7 +7297,7 @@
           </w:tcPr>
           <w:p>
             <w:pPr>
-              <w:pStyle w:val="user4"/>
+              <w:pStyle w:val="Style28"/>
               <w:spacing w:lineRule="auto" w:line="240" w:before="0" w:after="0"/>
               <w:rPr>
                 <w:rFonts w:ascii="Times New Roman" w:hAnsi="Times New Roman"/>
@@ -7550,11 +7358,11 @@
         </w:rPr>
       </w:pPr>
       <w:bookmarkStart w:id="97" w:name="__RefHeading___Toc2397_792400555"/>
-      <w:bookmarkStart w:id="98" w:name="_Зміст000082"/>
-      <w:bookmarkStart w:id="99" w:name="_Зміст000040"/>
+      <w:bookmarkStart w:id="98" w:name="_Toc196826535"/>
+      <w:bookmarkStart w:id="99" w:name="_Зміст000014"/>
       <w:bookmarkStart w:id="100" w:name="_Toc12907"/>
-      <w:bookmarkStart w:id="101" w:name="_Зміст000014"/>
-      <w:bookmarkStart w:id="102" w:name="_Toc196826535"/>
+      <w:bookmarkStart w:id="101" w:name="_Зміст000040"/>
+      <w:bookmarkStart w:id="102" w:name="_Зміст000082"/>
       <w:bookmarkEnd w:id="97"/>
       <w:r>
         <w:rPr>
@@ -8213,9 +8021,9 @@
         </w:rPr>
       </w:pPr>
       <w:bookmarkStart w:id="103" w:name="__RefHeading___Toc2399_792400555"/>
-      <w:bookmarkStart w:id="104" w:name="_Toc196826537"/>
+      <w:bookmarkStart w:id="104" w:name="_Toc31252"/>
       <w:bookmarkStart w:id="105" w:name="_Зміст000084"/>
-      <w:bookmarkStart w:id="106" w:name="_Toc31252"/>
+      <w:bookmarkStart w:id="106" w:name="_Toc196826537"/>
       <w:bookmarkEnd w:id="103"/>
       <w:r>
         <w:rPr>
@@ -8359,9 +8167,9 @@
         </w:rPr>
       </w:pPr>
       <w:bookmarkStart w:id="107" w:name="__RefHeading___Toc2401_792400555"/>
-      <w:bookmarkStart w:id="108" w:name="_Зміст000085"/>
+      <w:bookmarkStart w:id="108" w:name="_Toc4204"/>
       <w:bookmarkStart w:id="109" w:name="_Toc196826538"/>
-      <w:bookmarkStart w:id="110" w:name="_Toc4204"/>
+      <w:bookmarkStart w:id="110" w:name="_Зміст000085"/>
       <w:bookmarkEnd w:id="107"/>
       <w:r>
         <w:rPr>
@@ -8511,9 +8319,9 @@
         </w:rPr>
       </w:pPr>
       <w:bookmarkStart w:id="111" w:name="__RefHeading___Toc2403_792400555"/>
-      <w:bookmarkStart w:id="112" w:name="_Зміст000086"/>
+      <w:bookmarkStart w:id="112" w:name="_Toc8474"/>
       <w:bookmarkStart w:id="113" w:name="_Toc196826539"/>
-      <w:bookmarkStart w:id="114" w:name="_Toc8474"/>
+      <w:bookmarkStart w:id="114" w:name="_Зміст000086"/>
       <w:bookmarkEnd w:id="111"/>
       <w:r>
         <w:rPr>
@@ -8624,9 +8432,9 @@
         </w:rPr>
       </w:pPr>
       <w:bookmarkStart w:id="115" w:name="__RefHeading___Toc2405_792400555"/>
-      <w:bookmarkStart w:id="116" w:name="_Зміст000042"/>
+      <w:bookmarkStart w:id="116" w:name="_Toc24797"/>
       <w:bookmarkStart w:id="117" w:name="_Зміст000087"/>
-      <w:bookmarkStart w:id="118" w:name="_Toc24797"/>
+      <w:bookmarkStart w:id="118" w:name="_Зміст000042"/>
       <w:bookmarkEnd w:id="115"/>
       <w:r>
         <w:rPr>
@@ -8646,9 +8454,9 @@
         </w:rPr>
       </w:pPr>
       <w:bookmarkStart w:id="119" w:name="__RefHeading___Toc2407_792400555"/>
-      <w:bookmarkStart w:id="120" w:name="_Зміст000088"/>
+      <w:bookmarkStart w:id="120" w:name="_Toc17760"/>
       <w:bookmarkStart w:id="121" w:name="_Зміст000043"/>
-      <w:bookmarkStart w:id="122" w:name="_Toc17760"/>
+      <w:bookmarkStart w:id="122" w:name="_Зміст000088"/>
       <w:bookmarkEnd w:id="119"/>
       <w:r>
         <w:rPr>
@@ -8933,9 +8741,9 @@
         </w:rPr>
       </w:pPr>
       <w:bookmarkStart w:id="123" w:name="__RefHeading___Toc2409_792400555"/>
-      <w:bookmarkStart w:id="124" w:name="_Зміст000092"/>
+      <w:bookmarkStart w:id="124" w:name="_Toc231"/>
       <w:bookmarkStart w:id="125" w:name="_Зміст000047"/>
-      <w:bookmarkStart w:id="126" w:name="_Toc231"/>
+      <w:bookmarkStart w:id="126" w:name="_Зміст000092"/>
       <w:bookmarkEnd w:id="123"/>
       <w:r>
         <w:rPr>
@@ -9132,9 +8940,9 @@
         </w:rPr>
       </w:pPr>
       <w:bookmarkStart w:id="127" w:name="__RefHeading___Toc2411_792400555"/>
-      <w:bookmarkStart w:id="128" w:name="_Toc21967"/>
+      <w:bookmarkStart w:id="128" w:name="_Зміст000095"/>
       <w:bookmarkStart w:id="129" w:name="_Зміст000050"/>
-      <w:bookmarkStart w:id="130" w:name="_Зміст000095"/>
+      <w:bookmarkStart w:id="130" w:name="_Toc21967"/>
       <w:bookmarkEnd w:id="127"/>
       <w:r>
         <w:rPr>
@@ -11759,11 +11567,11 @@
         </w:rPr>
       </w:pPr>
       <w:bookmarkStart w:id="161" w:name="__RefHeading___Toc2443_792400555"/>
-      <w:bookmarkStart w:id="162" w:name="_Зміст000107"/>
-      <w:bookmarkStart w:id="163" w:name="_Toc23555"/>
+      <w:bookmarkStart w:id="162" w:name="_Toc196826540"/>
+      <w:bookmarkStart w:id="163" w:name="_Зміст000016"/>
       <w:bookmarkStart w:id="164" w:name="_Зміст000051"/>
-      <w:bookmarkStart w:id="165" w:name="_Зміст000016"/>
-      <w:bookmarkStart w:id="166" w:name="_Toc196826540"/>
+      <w:bookmarkStart w:id="165" w:name="_Toc23555"/>
+      <w:bookmarkStart w:id="166" w:name="_Зміст000107"/>
       <w:bookmarkEnd w:id="161"/>
       <w:r>
         <w:rPr>
@@ -12182,11 +11990,11 @@
         </w:rPr>
       </w:pPr>
       <w:bookmarkStart w:id="167" w:name="__RefHeading___Toc2445_792400555"/>
-      <w:bookmarkStart w:id="168" w:name="_Toc196826541"/>
-      <w:bookmarkStart w:id="169" w:name="_Зміст000017"/>
+      <w:bookmarkStart w:id="168" w:name="_Зміст000108"/>
+      <w:bookmarkStart w:id="169" w:name="_Зміст000052"/>
       <w:bookmarkStart w:id="170" w:name="_Toc19423"/>
-      <w:bookmarkStart w:id="171" w:name="_Зміст000052"/>
-      <w:bookmarkStart w:id="172" w:name="_Зміст000108"/>
+      <w:bookmarkStart w:id="171" w:name="_Зміст000017"/>
+      <w:bookmarkStart w:id="172" w:name="_Toc196826541"/>
       <w:bookmarkEnd w:id="167"/>
       <w:r>
         <w:rPr>
@@ -12232,11 +12040,11 @@
         </w:rPr>
       </w:pPr>
       <w:bookmarkStart w:id="173" w:name="__RefHeading___Toc2447_792400555"/>
-      <w:bookmarkStart w:id="174" w:name="_Зміст000053"/>
-      <w:bookmarkStart w:id="175" w:name="_Зміст000018"/>
+      <w:bookmarkStart w:id="174" w:name="_Toc196826542"/>
+      <w:bookmarkStart w:id="175" w:name="_Toc23903"/>
       <w:bookmarkStart w:id="176" w:name="_Зміст000109"/>
-      <w:bookmarkStart w:id="177" w:name="_Toc23903"/>
-      <w:bookmarkStart w:id="178" w:name="_Toc196826542"/>
+      <w:bookmarkStart w:id="177" w:name="_Зміст000018"/>
+      <w:bookmarkStart w:id="178" w:name="_Зміст000053"/>
       <w:bookmarkEnd w:id="173"/>
       <w:r>
         <w:rPr>
@@ -12259,11 +12067,11 @@
         </w:rPr>
       </w:pPr>
       <w:bookmarkStart w:id="179" w:name="__RefHeading___Toc2449_792400555"/>
-      <w:bookmarkStart w:id="180" w:name="_Зміст000110"/>
-      <w:bookmarkStart w:id="181" w:name="_Toc196826543"/>
+      <w:bookmarkStart w:id="180" w:name="_Зміст000019"/>
+      <w:bookmarkStart w:id="181" w:name="_Toc10522"/>
       <w:bookmarkStart w:id="182" w:name="_Зміст000054"/>
-      <w:bookmarkStart w:id="183" w:name="_Toc10522"/>
-      <w:bookmarkStart w:id="184" w:name="_Зміст000019"/>
+      <w:bookmarkStart w:id="183" w:name="_Toc196826543"/>
+      <w:bookmarkStart w:id="184" w:name="_Зміст000110"/>
       <w:bookmarkEnd w:id="179"/>
       <w:r>
         <w:rPr>
@@ -12306,21 +12114,7 @@
           <w:rFonts w:eastAsia="Times New Roman" w:cs="Times New Roman"/>
           <w:lang w:val="uk-UA"/>
         </w:rPr>
-        <w:t>Програма має назву «Застосунок шифрування-</w:t>
-      </w:r>
-      <w:r>
-        <w:rPr>
-          <w:rFonts w:eastAsia="Times New Roman" w:cs="Times New Roman"/>
-          <w:lang w:val="uk-UA"/>
-        </w:rPr>
-        <w:t>дешифрування</w:t>
-      </w:r>
-      <w:r>
-        <w:rPr>
-          <w:rFonts w:eastAsia="Times New Roman" w:cs="Times New Roman"/>
-          <w:lang w:val="uk-UA"/>
-        </w:rPr>
-        <w:t xml:space="preserve"> алгоритмом Віженера».</w:t>
+        <w:t>Програма має назву «Застосунок шифрування-дешифрування алгоритмом Віженера».</w:t>
       </w:r>
     </w:p>
     <w:p>
@@ -12347,11 +12141,11 @@
         </w:rPr>
       </w:pPr>
       <w:bookmarkStart w:id="185" w:name="__RefHeading___Toc2451_792400555"/>
-      <w:bookmarkStart w:id="186" w:name="_Toc6891"/>
-      <w:bookmarkStart w:id="187" w:name="_Toc196826544"/>
+      <w:bookmarkStart w:id="186" w:name="_Зміст000111"/>
+      <w:bookmarkStart w:id="187" w:name="_Зміст000055"/>
       <w:bookmarkStart w:id="188" w:name="_Зміст000020"/>
-      <w:bookmarkStart w:id="189" w:name="_Зміст000055"/>
-      <w:bookmarkStart w:id="190" w:name="_Зміст000111"/>
+      <w:bookmarkStart w:id="189" w:name="_Toc196826544"/>
+      <w:bookmarkStart w:id="190" w:name="_Toc6891"/>
       <w:bookmarkEnd w:id="185"/>
       <w:r>
         <w:rPr>
@@ -12410,56 +12204,7 @@
           <w:rFonts w:eastAsia="Times New Roman" w:cs="Times New Roman"/>
           <w:lang w:val="uk-UA"/>
         </w:rPr>
-        <w:t xml:space="preserve">Вона </w:t>
-      </w:r>
-      <w:r>
-        <w:rPr>
-          <w:rFonts w:eastAsia="Times New Roman" w:cs="Times New Roman"/>
-          <w:lang w:val="uk-UA"/>
-        </w:rPr>
-        <w:t xml:space="preserve">може </w:t>
-      </w:r>
-      <w:r>
-        <w:rPr>
-          <w:rFonts w:eastAsia="Times New Roman" w:cs="Times New Roman"/>
-          <w:lang w:val="uk-UA"/>
-        </w:rPr>
-        <w:t xml:space="preserve">бути використана </w:t>
-      </w:r>
-      <w:r>
-        <w:rPr>
-          <w:rFonts w:eastAsia="Times New Roman" w:cs="Times New Roman"/>
-          <w:lang w:val="uk-UA"/>
-        </w:rPr>
-        <w:t xml:space="preserve">звичайними людьми, колегами по роботі, тощо. Така програма спрощує зашифровану комунікацію </w:t>
-      </w:r>
-      <w:r>
-        <w:rPr>
-          <w:rFonts w:eastAsia="Times New Roman" w:cs="Times New Roman"/>
-          <w:lang w:val="uk-UA"/>
-        </w:rPr>
-        <w:t>або</w:t>
-      </w:r>
-      <w:r>
-        <w:rPr>
-          <w:rFonts w:eastAsia="Times New Roman" w:cs="Times New Roman"/>
-          <w:lang w:val="uk-UA"/>
-        </w:rPr>
-        <w:t xml:space="preserve"> </w:t>
-      </w:r>
-      <w:r>
-        <w:rPr>
-          <w:rFonts w:eastAsia="Times New Roman" w:cs="Times New Roman"/>
-          <w:lang w:val="uk-UA"/>
-        </w:rPr>
-        <w:t xml:space="preserve">приватні </w:t>
-      </w:r>
-      <w:r>
-        <w:rPr>
-          <w:rFonts w:eastAsia="Times New Roman" w:cs="Times New Roman"/>
-          <w:lang w:val="uk-UA"/>
-        </w:rPr>
-        <w:t>документи.</w:t>
+        <w:t>Вона може бути використана звичайними людьми, колегами по роботі, тощо. Така програма спрощує зашифровану комунікацію або приватні документи.</w:t>
       </w:r>
     </w:p>
     <w:p>
@@ -12485,9 +12230,9 @@
         </w:rPr>
       </w:pPr>
       <w:bookmarkStart w:id="191" w:name="__RefHeading___Toc2453_792400555"/>
-      <w:bookmarkStart w:id="192" w:name="_Зміст000112"/>
+      <w:bookmarkStart w:id="192" w:name="_Toc1373"/>
       <w:bookmarkStart w:id="193" w:name="_Toc196826545"/>
-      <w:bookmarkStart w:id="194" w:name="_Toc1373"/>
+      <w:bookmarkStart w:id="194" w:name="_Зміст000112"/>
       <w:bookmarkEnd w:id="191"/>
       <w:r>
         <w:rPr>
@@ -12553,9 +12298,9 @@
         </w:rPr>
       </w:pPr>
       <w:bookmarkStart w:id="195" w:name="__RefHeading___Toc2455_792400555"/>
-      <w:bookmarkStart w:id="196" w:name="_Toc196826546"/>
+      <w:bookmarkStart w:id="196" w:name="_Toc2435"/>
       <w:bookmarkStart w:id="197" w:name="_Зміст000113"/>
-      <w:bookmarkStart w:id="198" w:name="_Toc2435"/>
+      <w:bookmarkStart w:id="198" w:name="_Toc196826546"/>
       <w:bookmarkEnd w:id="195"/>
       <w:r>
         <w:rPr>
@@ -12595,21 +12340,7 @@
           <w:rFonts w:eastAsia="Times New Roman" w:cs="Times New Roman"/>
           <w:lang w:val="uk-UA"/>
         </w:rPr>
-        <w:t xml:space="preserve">Програма має дозволяти користувачам вводити власний текст </w:t>
-      </w:r>
-      <w:r>
-        <w:rPr>
-          <w:rFonts w:eastAsia="Times New Roman" w:cs="Times New Roman"/>
-          <w:lang w:val="uk-UA"/>
-        </w:rPr>
-        <w:t xml:space="preserve">разом з ключем, а на виході </w:t>
-      </w:r>
-      <w:r>
-        <w:rPr>
-          <w:rFonts w:eastAsia="Times New Roman" w:cs="Times New Roman"/>
-          <w:lang w:val="uk-UA"/>
-        </w:rPr>
-        <w:t>отримувати зашифровані дані.</w:t>
+        <w:t>Програма має дозволяти користувачам вводити власний текст разом з ключем, а на виході отримувати зашифровані дані.</w:t>
       </w:r>
     </w:p>
     <w:p>
@@ -12652,11 +12383,11 @@
         </w:rPr>
       </w:pPr>
       <w:bookmarkStart w:id="199" w:name="__RefHeading___Toc2457_792400555"/>
-      <w:bookmarkStart w:id="200" w:name="_Зміст000021"/>
-      <w:bookmarkStart w:id="201" w:name="_Зміст000114"/>
+      <w:bookmarkStart w:id="200" w:name="_Toc196826547"/>
+      <w:bookmarkStart w:id="201" w:name="_Toc26896"/>
       <w:bookmarkStart w:id="202" w:name="_Зміст000056"/>
-      <w:bookmarkStart w:id="203" w:name="_Toc26896"/>
-      <w:bookmarkStart w:id="204" w:name="_Toc196826547"/>
+      <w:bookmarkStart w:id="203" w:name="_Зміст000114"/>
+      <w:bookmarkStart w:id="204" w:name="_Зміст000021"/>
       <w:bookmarkEnd w:id="199"/>
       <w:r>
         <w:rPr>
@@ -12767,11 +12498,11 @@
         </w:rPr>
       </w:pPr>
       <w:bookmarkStart w:id="205" w:name="__RefHeading___Toc2459_792400555"/>
-      <w:bookmarkStart w:id="206" w:name="_Toc8988"/>
-      <w:bookmarkStart w:id="207" w:name="_Зміст000022"/>
+      <w:bookmarkStart w:id="206" w:name="_Зміст000115"/>
+      <w:bookmarkStart w:id="207" w:name="_Toc196826548"/>
       <w:bookmarkStart w:id="208" w:name="_Зміст000057"/>
-      <w:bookmarkStart w:id="209" w:name="_Toc196826548"/>
-      <w:bookmarkStart w:id="210" w:name="_Зміст000115"/>
+      <w:bookmarkStart w:id="209" w:name="_Зміст000022"/>
+      <w:bookmarkStart w:id="210" w:name="_Toc8988"/>
       <w:bookmarkEnd w:id="205"/>
       <w:r>
         <w:rPr>
@@ -12904,11 +12635,11 @@
         </w:rPr>
       </w:pPr>
       <w:bookmarkStart w:id="211" w:name="__RefHeading___Toc2461_792400555"/>
-      <w:bookmarkStart w:id="212" w:name="_Зміст000023"/>
-      <w:bookmarkStart w:id="213" w:name="_Toc196826549"/>
+      <w:bookmarkStart w:id="212" w:name="_Зміст000116"/>
+      <w:bookmarkStart w:id="213" w:name="_Зміст000058"/>
       <w:bookmarkStart w:id="214" w:name="_Toc21715"/>
-      <w:bookmarkStart w:id="215" w:name="_Зміст000058"/>
-      <w:bookmarkStart w:id="216" w:name="_Зміст000116"/>
+      <w:bookmarkStart w:id="215" w:name="_Toc196826549"/>
+      <w:bookmarkStart w:id="216" w:name="_Зміст000023"/>
       <w:bookmarkEnd w:id="211"/>
       <w:r>
         <w:rPr>
@@ -12994,11 +12725,11 @@
         </w:rPr>
       </w:pPr>
       <w:bookmarkStart w:id="217" w:name="__RefHeading___Toc2463_792400555"/>
-      <w:bookmarkStart w:id="218" w:name="_Зміст000117"/>
-      <w:bookmarkStart w:id="219" w:name="_Зміст000024"/>
+      <w:bookmarkStart w:id="218" w:name="_Toc196826550"/>
+      <w:bookmarkStart w:id="219" w:name="_Зміст000059"/>
       <w:bookmarkStart w:id="220" w:name="_Toc8780"/>
-      <w:bookmarkStart w:id="221" w:name="_Зміст000059"/>
-      <w:bookmarkStart w:id="222" w:name="_Toc196826550"/>
+      <w:bookmarkStart w:id="221" w:name="_Зміст000024"/>
+      <w:bookmarkStart w:id="222" w:name="_Зміст000117"/>
       <w:bookmarkEnd w:id="217"/>
       <w:r>
         <w:rPr>
@@ -13329,97 +13060,76 @@
           <w:rFonts w:eastAsia="Times New Roman" w:cs="Times New Roman"/>
           <w:lang w:val="en-US"/>
         </w:rPr>
-        <w:t>NiceGUI. Tailwind</w:t>
+        <w:t xml:space="preserve">NiceGUI. TailwindCSS </w:t>
+      </w:r>
+      <w:r>
+        <w:rPr>
+          <w:rFonts w:eastAsia="Times New Roman" w:cs="Times New Roman"/>
+          <w:lang w:val="uk-UA"/>
+        </w:rPr>
+        <w:t>має бути використаний для стилізації.</w:t>
+      </w:r>
+    </w:p>
+    <w:p>
+      <w:pPr>
+        <w:pStyle w:val="Common"/>
+        <w:rPr>
+          <w:rFonts w:eastAsia="Times New Roman" w:cs="Times New Roman"/>
+          <w:lang w:val="uk-UA"/>
+        </w:rPr>
+      </w:pPr>
+      <w:r>
+        <w:rPr>
+          <w:rFonts w:eastAsia="Times New Roman" w:cs="Times New Roman"/>
+          <w:lang w:val="uk-UA"/>
+        </w:rPr>
+      </w:r>
+    </w:p>
+    <w:p>
+      <w:pPr>
+        <w:pStyle w:val="Title3rd1"/>
+        <w:rPr/>
+      </w:pPr>
+      <w:r>
+        <w:rPr/>
+        <w:t>А.4.4 Вимоги до вхідних даних</w:t>
+      </w:r>
+    </w:p>
+    <w:p>
+      <w:pPr>
+        <w:pStyle w:val="Common"/>
+        <w:rPr>
+          <w:rFonts w:eastAsia="Times New Roman" w:cs="Times New Roman"/>
+          <w:lang w:val="uk-UA"/>
+        </w:rPr>
+      </w:pPr>
+      <w:r>
+        <w:rPr>
+          <w:rFonts w:eastAsia="Times New Roman" w:cs="Times New Roman"/>
+          <w:lang w:val="uk-UA"/>
+        </w:rPr>
+      </w:r>
+    </w:p>
+    <w:p>
+      <w:pPr>
+        <w:pStyle w:val="Common"/>
+        <w:rPr>
+          <w:rFonts w:eastAsia="Times New Roman" w:cs="Times New Roman"/>
+          <w:lang w:val="uk-UA"/>
+        </w:rPr>
+      </w:pPr>
+      <w:r>
+        <w:rPr>
+          <w:rFonts w:eastAsia="Times New Roman" w:cs="Times New Roman"/>
+          <w:lang w:val="uk-UA"/>
+        </w:rPr>
+        <w:t xml:space="preserve">Вимогами до ключа та введеного тексту є підтримка повної таблиці </w:t>
       </w:r>
       <w:r>
         <w:rPr>
           <w:rFonts w:eastAsia="Times New Roman" w:cs="Times New Roman"/>
           <w:lang w:val="en-US"/>
         </w:rPr>
-        <w:t>C</w:t>
-      </w:r>
-      <w:r>
-        <w:rPr>
-          <w:rFonts w:eastAsia="Times New Roman" w:cs="Times New Roman"/>
-          <w:lang w:val="en-US"/>
-        </w:rPr>
-        <w:t xml:space="preserve">SS </w:t>
-      </w:r>
-      <w:r>
-        <w:rPr>
-          <w:rFonts w:eastAsia="Times New Roman" w:cs="Times New Roman"/>
-          <w:lang w:val="uk-UA"/>
-        </w:rPr>
-        <w:t xml:space="preserve">має бути використаний </w:t>
-      </w:r>
-      <w:r>
-        <w:rPr>
-          <w:rFonts w:eastAsia="Times New Roman" w:cs="Times New Roman"/>
-          <w:lang w:val="uk-UA"/>
-        </w:rPr>
-        <w:t>для стилізації.</w:t>
-      </w:r>
-    </w:p>
-    <w:p>
-      <w:pPr>
-        <w:pStyle w:val="Common"/>
-        <w:rPr>
-          <w:rFonts w:eastAsia="Times New Roman" w:cs="Times New Roman"/>
-          <w:lang w:val="uk-UA"/>
-        </w:rPr>
-      </w:pPr>
-      <w:r>
-        <w:rPr>
-          <w:rFonts w:eastAsia="Times New Roman" w:cs="Times New Roman"/>
-          <w:lang w:val="uk-UA"/>
-        </w:rPr>
-      </w:r>
-    </w:p>
-    <w:p>
-      <w:pPr>
-        <w:pStyle w:val="Title3rd1"/>
-        <w:rPr/>
-      </w:pPr>
-      <w:r>
-        <w:rPr/>
-        <w:t>А.4.4 Вимоги до вхідних даних</w:t>
-      </w:r>
-    </w:p>
-    <w:p>
-      <w:pPr>
-        <w:pStyle w:val="Common"/>
-        <w:rPr>
-          <w:rFonts w:eastAsia="Times New Roman" w:cs="Times New Roman"/>
-          <w:lang w:val="uk-UA"/>
-        </w:rPr>
-      </w:pPr>
-      <w:r>
-        <w:rPr>
-          <w:rFonts w:eastAsia="Times New Roman" w:cs="Times New Roman"/>
-          <w:lang w:val="uk-UA"/>
-        </w:rPr>
-      </w:r>
-    </w:p>
-    <w:p>
-      <w:pPr>
-        <w:pStyle w:val="Common"/>
-        <w:rPr>
-          <w:rFonts w:eastAsia="Times New Roman" w:cs="Times New Roman"/>
-          <w:lang w:val="uk-UA"/>
-        </w:rPr>
-      </w:pPr>
-      <w:r>
-        <w:rPr>
-          <w:rFonts w:eastAsia="Times New Roman" w:cs="Times New Roman"/>
-          <w:lang w:val="uk-UA"/>
-        </w:rPr>
-        <w:t xml:space="preserve">Вимогами до ключа та введеного тексту є підтримка повної таблиці </w:t>
-      </w:r>
-      <w:r>
-        <w:rPr>
-          <w:rFonts w:eastAsia="Times New Roman" w:cs="Times New Roman"/>
-          <w:lang w:val="en-US"/>
-        </w:rPr>
         <w:t xml:space="preserve">ASCII, </w:t>
       </w:r>
       <w:r>
@@ -13453,9 +13163,9 @@
         </w:rPr>
       </w:pPr>
       <w:bookmarkStart w:id="223" w:name="__RefHeading___Toc2465_792400555"/>
-      <w:bookmarkStart w:id="224" w:name="_Toc196826551"/>
+      <w:bookmarkStart w:id="224" w:name="_Зміст000118"/>
       <w:bookmarkStart w:id="225" w:name="_Toc19314"/>
-      <w:bookmarkStart w:id="226" w:name="_Зміст000118"/>
+      <w:bookmarkStart w:id="226" w:name="_Toc196826551"/>
       <w:bookmarkEnd w:id="223"/>
       <w:r>
         <w:rPr>
@@ -13584,21 +13294,7 @@
           <w:rFonts w:eastAsia="Times New Roman" w:cs="Times New Roman"/>
           <w:lang w:val="uk-UA"/>
         </w:rPr>
-        <w:t xml:space="preserve">Код програми має бути написаний </w:t>
-      </w:r>
-      <w:r>
-        <w:rPr>
-          <w:rFonts w:eastAsia="Times New Roman" w:cs="Times New Roman"/>
-          <w:lang w:val="uk-UA"/>
-        </w:rPr>
-        <w:t>зі</w:t>
-      </w:r>
-      <w:r>
-        <w:rPr>
-          <w:rFonts w:eastAsia="Times New Roman" w:cs="Times New Roman"/>
-          <w:lang w:val="uk-UA"/>
-        </w:rPr>
-        <w:t xml:space="preserve"> зрозумілими назвами змінних/класів/методів і може включати коментарі.</w:t>
+        <w:t>Код програми має бути написаний зі зрозумілими назвами змінних/класів/методів і може включати коментарі.</w:t>
       </w:r>
     </w:p>
     <w:p>
@@ -13624,9 +13320,9 @@
         </w:rPr>
       </w:pPr>
       <w:bookmarkStart w:id="227" w:name="__RefHeading___Toc2467_792400555"/>
-      <w:bookmarkStart w:id="228" w:name="_Зміст000119"/>
+      <w:bookmarkStart w:id="228" w:name="_Toc196826552"/>
       <w:bookmarkStart w:id="229" w:name="_Toc12028"/>
-      <w:bookmarkStart w:id="230" w:name="_Toc196826552"/>
+      <w:bookmarkStart w:id="230" w:name="_Зміст000119"/>
       <w:bookmarkEnd w:id="227"/>
       <w:r>
         <w:rPr>
@@ -13647,11 +13343,11 @@
         </w:rPr>
       </w:pPr>
       <w:bookmarkStart w:id="231" w:name="__RefHeading___Toc2469_792400555"/>
-      <w:bookmarkStart w:id="232" w:name="_Toc27737"/>
-      <w:bookmarkStart w:id="233" w:name="_Toc196826553"/>
+      <w:bookmarkStart w:id="232" w:name="_Зміст000025"/>
+      <w:bookmarkStart w:id="233" w:name="_Зміст000060"/>
       <w:bookmarkStart w:id="234" w:name="_Зміст000120"/>
-      <w:bookmarkStart w:id="235" w:name="_Зміст000060"/>
-      <w:bookmarkStart w:id="236" w:name="_Зміст000025"/>
+      <w:bookmarkStart w:id="235" w:name="_Toc196826553"/>
+      <w:bookmarkStart w:id="236" w:name="_Toc27737"/>
       <w:bookmarkEnd w:id="231"/>
       <w:r>
         <w:rPr>
@@ -13799,11 +13495,11 @@
         </w:rPr>
       </w:pPr>
       <w:bookmarkStart w:id="237" w:name="__RefHeading___Toc2471_792400555"/>
-      <w:bookmarkStart w:id="238" w:name="_Зміст000061"/>
+      <w:bookmarkStart w:id="238" w:name="_Зміст000026"/>
       <w:bookmarkStart w:id="239" w:name="_Зміст000121"/>
-      <w:bookmarkStart w:id="240" w:name="_Зміст000026"/>
-      <w:bookmarkStart w:id="241" w:name="_Toc11650"/>
-      <w:bookmarkStart w:id="242" w:name="_Toc196826554"/>
+      <w:bookmarkStart w:id="240" w:name="_Зміст000061"/>
+      <w:bookmarkStart w:id="241" w:name="_Toc196826554"/>
+      <w:bookmarkStart w:id="242" w:name="_Toc11650"/>
       <w:bookmarkEnd w:id="237"/>
       <w:r>
         <w:rPr>
@@ -13931,14 +13627,7 @@
           <w:rFonts w:eastAsia="Times New Roman" w:cs="Times New Roman"/>
           <w:lang w:val="uk-UA"/>
         </w:rPr>
-        <w:t xml:space="preserve">Тестування та </w:t>
-      </w:r>
-      <w:r>
-        <w:rPr>
-          <w:rFonts w:eastAsia="Times New Roman" w:cs="Times New Roman"/>
-          <w:lang w:val="uk-UA"/>
-        </w:rPr>
-        <w:t>перероблювання;</w:t>
+        <w:t>Тестування та перероблювання;</w:t>
       </w:r>
     </w:p>
     <w:p>
@@ -13986,11 +13675,11 @@
         </w:rPr>
       </w:pPr>
       <w:bookmarkStart w:id="243" w:name="__RefHeading___Toc2473_792400555"/>
-      <w:bookmarkStart w:id="244" w:name="_Toc196826555"/>
-      <w:bookmarkStart w:id="245" w:name="_Зміст000027"/>
+      <w:bookmarkStart w:id="244" w:name="_Toc10935"/>
+      <w:bookmarkStart w:id="245" w:name="_Зміст000062"/>
       <w:bookmarkStart w:id="246" w:name="_Зміст000122"/>
-      <w:bookmarkStart w:id="247" w:name="_Зміст000062"/>
-      <w:bookmarkStart w:id="248" w:name="_Toc10935"/>
+      <w:bookmarkStart w:id="247" w:name="_Зміст000027"/>
+      <w:bookmarkStart w:id="248" w:name="_Toc196826555"/>
       <w:bookmarkEnd w:id="243"/>
       <w:r>
         <w:rPr>
@@ -14323,8 +14012,8 @@
         </w:rPr>
       </w:pPr>
       <w:bookmarkStart w:id="249" w:name="__RefHeading___Toc2475_792400555"/>
-      <w:bookmarkStart w:id="250" w:name="_Зміст000127"/>
-      <w:bookmarkStart w:id="251" w:name="_Toc11195"/>
+      <w:bookmarkStart w:id="250" w:name="_Toc11195"/>
+      <w:bookmarkStart w:id="251" w:name="_Зміст000127"/>
       <w:bookmarkEnd w:id="249"/>
       <w:r>
         <w:rPr>
@@ -14557,13 +14246,7 @@
         <w:rPr>
           <w:lang w:val="uk-UA"/>
         </w:rPr>
-        <w:t>/</w:t>
-      </w:r>
-      <w:r>
-        <w:rPr>
-          <w:lang w:val="uk-UA"/>
-        </w:rPr>
-        <w:t>дешифрування</w:t>
+        <w:t>/дешифрування</w:t>
       </w:r>
     </w:p>
     <w:p>
@@ -14667,39 +14350,20 @@
           <w:rFonts w:eastAsia="Times New Roman" w:cs="Times New Roman"/>
           <w:lang w:val="uk-UA"/>
         </w:rPr>
-        <w:t>Для д</w:t>
-      </w:r>
-      <w:r>
-        <w:rPr>
-          <w:rFonts w:eastAsia="Times New Roman" w:cs="Times New Roman"/>
-          <w:lang w:val="uk-UA"/>
-        </w:rPr>
-        <w:t xml:space="preserve">ешифрування </w:t>
-      </w:r>
-      <w:r>
-        <w:rPr>
-          <w:rFonts w:eastAsia="Times New Roman" w:cs="Times New Roman"/>
-          <w:lang w:val="uk-UA"/>
-        </w:rPr>
-        <w:t xml:space="preserve">формула така: </w:t>
-      </w:r>
-      <w:r>
-        <w:rPr>
-          <w:rFonts w:eastAsia="Times New Roman" w:cs="Times New Roman"/>
-          <w:lang w:val="uk-UA"/>
-        </w:rPr>
-        <w:t>(ЛітераШифру - ЛітераКлюча) % 128.</w:t>
-      </w:r>
-    </w:p>
-    <w:p>
-      <w:pPr>
-        <w:pStyle w:val="Common"/>
-        <w:rPr>
-          <w:lang w:val="uk-UA"/>
-        </w:rPr>
-      </w:pPr>
-      <w:r>
-        <w:rPr/>
+        <w:t>Для дешифрування формула така: (ЛітераШифру - ЛітераКлюча) % 128.</w:t>
+      </w:r>
+    </w:p>
+    <w:p>
+      <w:pPr>
+        <w:pStyle w:val="Common"/>
+        <w:rPr>
+          <w:lang w:val="uk-UA"/>
+        </w:rPr>
+      </w:pPr>
+      <w:r>
+        <w:rPr>
+          <w:lang w:val="uk-UA"/>
+        </w:rPr>
       </w:r>
     </w:p>
     <w:p>
@@ -14793,19 +14457,7 @@
         <w:rPr>
           <w:lang w:val="uk-UA"/>
         </w:rPr>
-        <w:t xml:space="preserve"> </w:t>
-      </w:r>
-      <w:r>
-        <w:rPr>
-          <w:lang w:val="uk-UA"/>
-        </w:rPr>
-        <w:t>1</w:t>
-      </w:r>
-      <w:r>
-        <w:rPr>
-          <w:lang w:val="uk-UA"/>
-        </w:rPr>
-        <w:t xml:space="preserve"> </w:t>
+        <w:t xml:space="preserve"> 1 </w:t>
       </w:r>
       <w:r>
         <w:rPr/>
@@ -15062,15 +14714,7 @@
           <w:iCs/>
           <w:lang w:val="en-US"/>
         </w:rPr>
-        <w:t>python</w:t>
-      </w:r>
-      <w:r>
-        <w:rPr>
-          <w:i/>
-          <w:iCs/>
-          <w:lang w:val="en-US"/>
-        </w:rPr>
-        <w:t xml:space="preserve"> main.py</w:t>
+        <w:t>python main.py</w:t>
       </w:r>
       <w:r>
         <w:rPr/>
@@ -19291,7 +18935,7 @@
     </w:r>
     <w:r>
       <w:rPr/>
-      <w:t>29</w:t>
+      <w:t>47</w:t>
     </w:r>
     <w:r>
       <w:rPr/>
@@ -21159,13 +20803,13 @@
       <w:sz w:val="28"/>
     </w:rPr>
   </w:style>
-  <w:style w:type="character" w:styleId="user">
-    <w:name w:val="Посилання покажчика (user)"/>
+  <w:style w:type="character" w:styleId="Style18">
+    <w:name w:val="Посилання покажчика"/>
     <w:qFormat/>
     <w:rPr/>
   </w:style>
-  <w:style w:type="character" w:styleId="Style18">
-    <w:name w:val="Посилання покажчика"/>
+  <w:style w:type="character" w:styleId="user">
+    <w:name w:val="Посилання покажчика (user)"/>
     <w:qFormat/>
     <w:rPr/>
   </w:style>
@@ -21267,15 +20911,15 @@
       <w:szCs w:val="16"/>
     </w:rPr>
   </w:style>
-  <w:style w:type="paragraph" w:styleId="user3">
-    <w:name w:val="Верхній і нижній колонтитули (user)"/>
+  <w:style w:type="paragraph" w:styleId="Style21">
+    <w:name w:val="Верхній і нижній колонтитули"/>
     <w:basedOn w:val="Normal"/>
     <w:qFormat/>
     <w:pPr/>
     <w:rPr/>
   </w:style>
-  <w:style w:type="paragraph" w:styleId="Style21">
-    <w:name w:val="Верхній і нижній колонтитули"/>
+  <w:style w:type="paragraph" w:styleId="user3">
+    <w:name w:val="Верхній і нижній колонтитули (user)"/>
     <w:basedOn w:val="Normal"/>
     <w:qFormat/>
     <w:pPr/>
@@ -21844,8 +21488,8 @@
       <w:lang w:val="ru-RU" w:eastAsia="ru-RU" w:bidi="ar-SA"/>
     </w:rPr>
   </w:style>
-  <w:style w:type="paragraph" w:styleId="user4">
-    <w:name w:val="Вміст таблиці (user)"/>
+  <w:style w:type="paragraph" w:styleId="Style28">
+    <w:name w:val="Вміст таблиці"/>
     <w:basedOn w:val="Normal"/>
     <w:qFormat/>
     <w:pPr>

--- a/41BZ Bezpeka ta zahyst program/K/KNT-122_Onyshchenko_Variant-19_PZ.docx
+++ b/41BZ Bezpeka ta zahyst program/K/KNT-122_Onyshchenko_Variant-19_PZ.docx
@@ -4171,7 +4171,22 @@
           <w:rFonts w:eastAsia="Times New Roman" w:cs="Times New Roman"/>
           <w:lang w:val="en-US"/>
         </w:rPr>
-        <w:t xml:space="preserve">dCode </w:t>
+        <w:t>dCode</w:t>
+      </w:r>
+      <w:r>
+        <w:rPr>
+          <w:rFonts w:eastAsia="Times New Roman" w:cs="Times New Roman"/>
+          <w:vertAlign w:val="superscript"/>
+          <w:lang w:val="en-US"/>
+        </w:rPr>
+        <w:t>[3]</w:t>
+      </w:r>
+      <w:r>
+        <w:rPr>
+          <w:rFonts w:eastAsia="Times New Roman" w:cs="Times New Roman"/>
+          <w:lang w:val="en-US"/>
+        </w:rPr>
+        <w:t xml:space="preserve"> </w:t>
       </w:r>
       <w:r>
         <w:rPr>
@@ -4344,7 +4359,23 @@
           <w:vertAlign w:val="superscript"/>
           <w:lang w:val="en-US"/>
         </w:rPr>
-        <w:t>[2]</w:t>
+        <w:t>[</w:t>
+      </w:r>
+      <w:r>
+        <w:rPr>
+          <w:rFonts w:eastAsia="Times New Roman" w:cs="Times New Roman" w:ascii="Times New Roman" w:hAnsi="Times New Roman"/>
+          <w:vertAlign w:val="superscript"/>
+          <w:lang w:val="en-US"/>
+        </w:rPr>
+        <w:t>3</w:t>
+      </w:r>
+      <w:r>
+        <w:rPr>
+          <w:rFonts w:eastAsia="Times New Roman" w:cs="Times New Roman" w:ascii="Times New Roman" w:hAnsi="Times New Roman"/>
+          <w:vertAlign w:val="superscript"/>
+          <w:lang w:val="en-US"/>
+        </w:rPr>
+        <w:t>]</w:t>
       </w:r>
     </w:p>
     <w:p>
@@ -4432,7 +4463,22 @@
           <w:rFonts w:eastAsia="Times New Roman" w:cs="Times New Roman"/>
           <w:lang w:val="en-US"/>
         </w:rPr>
-        <w:t xml:space="preserve">Boxentriq </w:t>
+        <w:t>Boxentriq</w:t>
+      </w:r>
+      <w:r>
+        <w:rPr>
+          <w:rFonts w:eastAsia="Times New Roman" w:cs="Times New Roman"/>
+          <w:vertAlign w:val="superscript"/>
+          <w:lang w:val="en-US"/>
+        </w:rPr>
+        <w:t>[4]</w:t>
+      </w:r>
+      <w:r>
+        <w:rPr>
+          <w:rFonts w:eastAsia="Times New Roman" w:cs="Times New Roman"/>
+          <w:lang w:val="en-US"/>
+        </w:rPr>
+        <w:t xml:space="preserve"> </w:t>
       </w:r>
       <w:r>
         <w:rPr>
@@ -4716,7 +4762,23 @@
           <w:vertAlign w:val="superscript"/>
           <w:lang w:val="en-US"/>
         </w:rPr>
-        <w:t>[1]</w:t>
+        <w:t>[</w:t>
+      </w:r>
+      <w:r>
+        <w:rPr>
+          <w:rFonts w:cs="Times New Roman" w:ascii="Times New Roman" w:hAnsi="Times New Roman"/>
+          <w:vertAlign w:val="superscript"/>
+          <w:lang w:val="en-US"/>
+        </w:rPr>
+        <w:t>1</w:t>
+      </w:r>
+      <w:r>
+        <w:rPr>
+          <w:rFonts w:cs="Times New Roman" w:ascii="Times New Roman" w:hAnsi="Times New Roman"/>
+          <w:vertAlign w:val="superscript"/>
+          <w:lang w:val="en-US"/>
+        </w:rPr>
+        <w:t>]</w:t>
       </w:r>
     </w:p>
     <w:p>
@@ -11649,36 +11711,6 @@
       <w:pPr>
         <w:pStyle w:val="Common"/>
         <w:rPr>
-          <w:rFonts w:eastAsia="Times New Roman" w:cs="Times New Roman"/>
-          <w:lang w:val="en-US"/>
-        </w:rPr>
-      </w:pPr>
-      <w:r>
-        <w:rPr>
-          <w:rFonts w:eastAsia="Times New Roman" w:cs="Times New Roman"/>
-          <w:lang w:val="en-US"/>
-        </w:rPr>
-      </w:r>
-    </w:p>
-    <w:p>
-      <w:pPr>
-        <w:pStyle w:val="Common"/>
-        <w:rPr>
-          <w:rFonts w:eastAsia="Times New Roman" w:cs="Times New Roman"/>
-          <w:lang w:val="en-US"/>
-        </w:rPr>
-      </w:pPr>
-      <w:r>
-        <w:rPr>
-          <w:rFonts w:eastAsia="Times New Roman" w:cs="Times New Roman"/>
-          <w:lang w:val="en-US"/>
-        </w:rPr>
-      </w:r>
-    </w:p>
-    <w:p>
-      <w:pPr>
-        <w:pStyle w:val="Common"/>
-        <w:rPr>
           <w:rFonts w:eastAsia="Times New Roman"/>
           <w:lang w:val="en-US"/>
         </w:rPr>
@@ -11688,9 +11720,42 @@
           <w:rFonts w:eastAsia="Times New Roman" w:cs="Times New Roman"/>
           <w:lang w:val="en-US"/>
         </w:rPr>
-        <w:t xml:space="preserve">1. Boxentriq Vigenere Cipher [Electronic resource]. – Access mode: </w:t>
+        <w:t xml:space="preserve">3. dCode Vigenere Cipher [Electronic resource]. – Access mode: </w:t>
       </w:r>
       <w:hyperlink r:id="rId18">
+        <w:r>
+          <w:rPr>
+            <w:rStyle w:val="Hyperlink"/>
+            <w:rFonts w:eastAsia="Times New Roman" w:cs="Times New Roman"/>
+            <w:lang w:val="en-US"/>
+          </w:rPr>
+          <w:t>https://www.dcode.fr/vigenere-cipher</w:t>
+        </w:r>
+      </w:hyperlink>
+    </w:p>
+    <w:p>
+      <w:pPr>
+        <w:pStyle w:val="Common"/>
+        <w:rPr>
+          <w:rFonts w:eastAsia="Times New Roman"/>
+          <w:lang w:val="en-US"/>
+        </w:rPr>
+      </w:pPr>
+      <w:r>
+        <w:rPr>
+          <w:rFonts w:eastAsia="Times New Roman" w:cs="Times New Roman"/>
+          <w:lang w:val="en-US"/>
+        </w:rPr>
+        <w:t xml:space="preserve">4. </w:t>
+      </w:r>
+      <w:r>
+        <w:rPr>
+          <w:rFonts w:eastAsia="Times New Roman" w:cs="Times New Roman"/>
+          <w:lang w:val="en-US"/>
+        </w:rPr>
+        <w:t xml:space="preserve">Boxentriq Vigenere Cipher [Electronic resource]. – Access mode: </w:t>
+      </w:r>
+      <w:hyperlink r:id="rId19">
         <w:r>
           <w:rPr>
             <w:rStyle w:val="Hyperlink"/>
@@ -11710,27 +11775,19 @@
         </w:rPr>
       </w:pPr>
       <w:r>
-        <w:rPr>
-          <w:rFonts w:eastAsia="Times New Roman" w:cs="Times New Roman"/>
-          <w:lang w:val="uk-UA"/>
-        </w:rPr>
-        <w:t>2</w:t>
-      </w:r>
-      <w:r>
-        <w:rPr>
-          <w:rFonts w:eastAsia="Times New Roman" w:cs="Times New Roman"/>
-          <w:lang w:val="en-US"/>
-        </w:rPr>
-        <w:t xml:space="preserve">. dCode Vigenere Cipher [Electronic resource]. – Access mode: </w:t>
-      </w:r>
-      <w:hyperlink r:id="rId19">
+        <w:rPr/>
+        <w:t xml:space="preserve">Next.js </w:t>
+      </w:r>
+      <w:r>
+        <w:rPr/>
+        <w:t xml:space="preserve">[Electronic resource]. – Access mode: </w:t>
+      </w:r>
+      <w:hyperlink r:id="rId20">
         <w:r>
           <w:rPr>
             <w:rStyle w:val="Hyperlink"/>
-            <w:rFonts w:eastAsia="Times New Roman"/>
-            <w:lang w:val="en-US"/>
           </w:rPr>
-          <w:t>https://www.dcode.fr/vigenere-cipher</w:t>
+          <w:t>https://nextjs.org/docs</w:t>
         </w:r>
       </w:hyperlink>
     </w:p>
@@ -11743,13 +11800,50 @@
         </w:rPr>
       </w:pPr>
       <w:r>
-        <w:rPr>
-          <w:rFonts w:eastAsia="Times New Roman" w:cs="Times New Roman"/>
-          <w:lang w:val="en-US"/>
-        </w:rPr>
-        <w:t xml:space="preserve">3. Python [Electronic resource]. – Access mode: </w:t>
-      </w:r>
-      <w:hyperlink r:id="rId20">
+        <w:rPr/>
+        <w:t xml:space="preserve">TypeScript [Electronic resource]. – Access mode: </w:t>
+      </w:r>
+      <w:hyperlink r:id="rId21">
+        <w:r>
+          <w:rPr>
+            <w:rStyle w:val="Hyperlink"/>
+          </w:rPr>
+          <w:t>https://www.typescriptlang.org/docs/</w:t>
+        </w:r>
+      </w:hyperlink>
+      <w:r>
+        <w:rPr/>
+        <w:t xml:space="preserve"> </w:t>
+      </w:r>
+    </w:p>
+    <w:p>
+      <w:pPr>
+        <w:pStyle w:val="Common"/>
+        <w:rPr>
+          <w:rFonts w:eastAsia="Times New Roman"/>
+          <w:lang w:val="en-US"/>
+        </w:rPr>
+      </w:pPr>
+      <w:r>
+        <w:rPr/>
+      </w:r>
+    </w:p>
+    <w:p>
+      <w:pPr>
+        <w:pStyle w:val="Common"/>
+        <w:rPr>
+          <w:rFonts w:eastAsia="Times New Roman"/>
+          <w:lang w:val="en-US"/>
+        </w:rPr>
+      </w:pPr>
+      <w:r>
+        <w:rPr>
+          <w:rFonts w:eastAsia="Times New Roman" w:cs="Times New Roman"/>
+          <w:lang w:val="en-US"/>
+        </w:rPr>
+        <w:t xml:space="preserve">Python [Electronic resource]. – Access mode: </w:t>
+      </w:r>
+      <w:hyperlink r:id="rId22">
         <w:r>
           <w:rPr>
             <w:rStyle w:val="Hyperlink"/>
@@ -11773,9 +11867,9 @@
           <w:rFonts w:eastAsia="Times New Roman" w:cs="Times New Roman"/>
           <w:lang w:val="en-US"/>
         </w:rPr>
-        <w:t xml:space="preserve">4. TailwindCSS [Electronic resource]. – Access mode: </w:t>
-      </w:r>
-      <w:hyperlink r:id="rId21">
+        <w:t xml:space="preserve">TailwindCSS [Electronic resource]. – Access mode: </w:t>
+      </w:r>
+      <w:hyperlink r:id="rId23">
         <w:r>
           <w:rPr>
             <w:rStyle w:val="Hyperlink"/>
@@ -11795,22 +11889,8 @@
         </w:rPr>
       </w:pPr>
       <w:r>
-        <w:rPr>
-          <w:rFonts w:eastAsia="Times New Roman" w:cs="Times New Roman"/>
-          <w:lang w:val="en-US"/>
-        </w:rPr>
-        <w:t xml:space="preserve">5. NiceGUI [Electronic resource]. – Access mode: </w:t>
-      </w:r>
-      <w:hyperlink r:id="rId22">
-        <w:r>
-          <w:rPr>
-            <w:rStyle w:val="Hyperlink"/>
-            <w:rFonts w:eastAsia="Times New Roman"/>
-            <w:lang w:val="en-US"/>
-          </w:rPr>
-          <w:t>https://nicegui.io/</w:t>
-        </w:r>
-      </w:hyperlink>
+        <w:rPr/>
+      </w:r>
     </w:p>
     <w:p>
       <w:pPr>
@@ -12978,14 +13058,35 @@
           <w:rFonts w:eastAsia="Times New Roman" w:cs="Times New Roman"/>
           <w:lang w:val="en-US"/>
         </w:rPr>
-        <w:t>- NiceGUI (</w:t>
-      </w:r>
-      <w:r>
-        <w:rPr>
-          <w:rFonts w:eastAsia="Times New Roman" w:cs="Times New Roman"/>
-          <w:lang w:val="uk-UA"/>
-        </w:rPr>
-        <w:t xml:space="preserve">фул-стак бібліотека для </w:t>
+        <w:t xml:space="preserve">- </w:t>
+      </w:r>
+      <w:r>
+        <w:rPr>
+          <w:rFonts w:eastAsia="Times New Roman" w:cs="Times New Roman"/>
+          <w:lang w:val="en-US"/>
+        </w:rPr>
+        <w:t>Flask</w:t>
+      </w:r>
+      <w:r>
+        <w:rPr>
+          <w:rFonts w:eastAsia="Times New Roman" w:cs="Times New Roman"/>
+          <w:lang w:val="en-US"/>
+        </w:rPr>
+        <w:t xml:space="preserve"> (</w:t>
+      </w:r>
+      <w:r>
+        <w:rPr>
+          <w:rFonts w:eastAsia="Times New Roman" w:cs="Times New Roman"/>
+          <w:lang w:val="uk-UA"/>
+        </w:rPr>
+        <w:t xml:space="preserve">бекенд фреймворк </w:t>
+      </w:r>
+      <w:r>
+        <w:rPr>
+          <w:rFonts w:eastAsia="Times New Roman" w:cs="Times New Roman"/>
+          <w:lang w:val="uk-UA"/>
+        </w:rPr>
+        <w:t xml:space="preserve">для </w:t>
       </w:r>
       <w:r>
         <w:rPr>
@@ -13053,14 +13154,28 @@
           <w:rFonts w:eastAsia="Times New Roman" w:cs="Times New Roman"/>
           <w:lang w:val="uk-UA"/>
         </w:rPr>
-        <w:t xml:space="preserve">Для користувацького інтерфейсу програма має використовувати наявні блоки </w:t>
-      </w:r>
-      <w:r>
-        <w:rPr>
-          <w:rFonts w:eastAsia="Times New Roman" w:cs="Times New Roman"/>
-          <w:lang w:val="en-US"/>
-        </w:rPr>
-        <w:t xml:space="preserve">NiceGUI. TailwindCSS </w:t>
+        <w:t xml:space="preserve">Для користувацького інтерфейсу програма має використовувати </w:t>
+      </w:r>
+      <w:r>
+        <w:rPr>
+          <w:rFonts w:eastAsia="Times New Roman" w:cs="Times New Roman"/>
+          <w:lang w:val="uk-UA"/>
+        </w:rPr>
+        <w:t xml:space="preserve">фреймворк </w:t>
+      </w:r>
+      <w:r>
+        <w:rPr>
+          <w:rFonts w:eastAsia="Times New Roman" w:cs="Times New Roman"/>
+          <w:lang w:val="en-US"/>
+        </w:rPr>
+        <w:t>Next.js</w:t>
+      </w:r>
+      <w:r>
+        <w:rPr>
+          <w:rFonts w:eastAsia="Times New Roman" w:cs="Times New Roman"/>
+          <w:lang w:val="en-US"/>
+        </w:rPr>
+        <w:t xml:space="preserve">. TailwindCSS </w:t>
       </w:r>
       <w:r>
         <w:rPr>
@@ -14392,47 +14507,99 @@
     <w:p>
       <w:pPr>
         <w:pStyle w:val="Common"/>
-        <w:rPr/>
-      </w:pPr>
-      <w:r>
-        <w:rPr/>
-        <w:t xml:space="preserve">Для розробки використано мову Python та </w:t>
-      </w:r>
-      <w:r>
-        <w:rPr>
-          <w:lang w:val="uk-UA"/>
-        </w:rPr>
-        <w:t xml:space="preserve">бібліотеку </w:t>
-      </w:r>
-      <w:r>
-        <w:rPr>
-          <w:lang w:val="en-US"/>
-        </w:rPr>
-        <w:t>NiceGUI</w:t>
-      </w:r>
-      <w:r>
-        <w:rPr/>
-        <w:t xml:space="preserve">. Мову обрано через простоту синтаксису, наявність бібліотек, знайомість. Фреймворк обрано через хорошу документацію, вбудовані </w:t>
-      </w:r>
-      <w:r>
-        <w:rPr>
-          <w:lang w:val="uk-UA"/>
-        </w:rPr>
-        <w:t xml:space="preserve">методи інтерфейсу </w:t>
-      </w:r>
-      <w:r>
-        <w:rPr/>
-        <w:t xml:space="preserve">та простоту використання. </w:t>
-      </w:r>
-    </w:p>
-    <w:p>
-      <w:pPr>
-        <w:pStyle w:val="Common"/>
-        <w:rPr/>
-      </w:pPr>
-      <w:r>
-        <w:rPr/>
-        <w:t>Аби розгорнути систему, її код потрібно завантажити на сервер. Для серверу достатньо:</w:t>
+        <w:rPr>
+          <w:lang w:val="uk-UA"/>
+        </w:rPr>
+      </w:pPr>
+      <w:r>
+        <w:rPr>
+          <w:lang w:val="uk-UA"/>
+        </w:rPr>
+        <w:t xml:space="preserve">Для серверної частини обрано мову </w:t>
+      </w:r>
+      <w:r>
+        <w:rPr>
+          <w:lang w:val="en-US"/>
+        </w:rPr>
+        <w:t xml:space="preserve">Python </w:t>
+      </w:r>
+      <w:r>
+        <w:rPr>
+          <w:lang w:val="uk-UA"/>
+        </w:rPr>
+        <w:t xml:space="preserve">та фреймворк </w:t>
+      </w:r>
+      <w:r>
+        <w:rPr>
+          <w:lang w:val="en-US"/>
+        </w:rPr>
+        <w:t xml:space="preserve">Flask. </w:t>
+      </w:r>
+      <w:r>
+        <w:rPr>
+          <w:lang w:val="uk-UA"/>
+        </w:rPr>
+        <w:t>Фреймворк обрано через його простоту та хорошу документацію.</w:t>
+      </w:r>
+    </w:p>
+    <w:p>
+      <w:pPr>
+        <w:pStyle w:val="Common"/>
+        <w:rPr/>
+      </w:pPr>
+      <w:r>
+        <w:rPr>
+          <w:lang w:val="uk-UA"/>
+        </w:rPr>
+        <w:t xml:space="preserve">Для клієнтської частини обрано фреймворк </w:t>
+      </w:r>
+      <w:r>
+        <w:rPr>
+          <w:lang w:val="en-US"/>
+        </w:rPr>
+        <w:t xml:space="preserve">Next.js </w:t>
+      </w:r>
+      <w:r>
+        <w:rPr>
+          <w:lang w:val="uk-UA"/>
+        </w:rPr>
+        <w:t xml:space="preserve">та мову </w:t>
+      </w:r>
+      <w:r>
+        <w:rPr>
+          <w:lang w:val="en-US"/>
+        </w:rPr>
+        <w:t xml:space="preserve">TypeScript. </w:t>
+      </w:r>
+      <w:r>
+        <w:rPr>
+          <w:lang w:val="uk-UA"/>
+        </w:rPr>
+        <w:t>Цей фреймворк обрано через хорошу підтримку спільноти та зручність розгортання.</w:t>
+      </w:r>
+    </w:p>
+    <w:p>
+      <w:pPr>
+        <w:pStyle w:val="Common"/>
+        <w:rPr>
+          <w:lang w:val="uk-UA"/>
+        </w:rPr>
+      </w:pPr>
+      <w:r>
+        <w:rPr>
+          <w:lang w:val="uk-UA"/>
+        </w:rPr>
+        <w:t xml:space="preserve">Аби розгорнути систему </w:t>
+      </w:r>
+    </w:p>
+    <w:p>
+      <w:pPr>
+        <w:pStyle w:val="Common"/>
+        <w:rPr/>
+      </w:pPr>
+      <w:r>
+        <w:rPr/>
+        <w:t>Для серверу достатньо:</w:t>
       </w:r>
     </w:p>
     <w:p>
@@ -14506,7 +14673,37 @@
       </w:pPr>
       <w:r>
         <w:rPr/>
-        <w:t xml:space="preserve">На сервері має бути встановлено Python версії 3. </w:t>
+        <w:t>На сервері має бути встановлено Python версії 3</w:t>
+      </w:r>
+      <w:r>
+        <w:rPr>
+          <w:lang w:val="uk-UA"/>
+        </w:rPr>
+        <w:t xml:space="preserve"> </w:t>
+      </w:r>
+      <w:r>
+        <w:rPr>
+          <w:lang w:val="uk-UA"/>
+        </w:rPr>
+        <w:t>та</w:t>
+      </w:r>
+      <w:r>
+        <w:rPr>
+          <w:lang w:val="en-US"/>
+        </w:rPr>
+        <w:t xml:space="preserve"> Node.js</w:t>
+      </w:r>
+      <w:r>
+        <w:rPr>
+          <w:lang w:val="uk-UA"/>
+        </w:rPr>
+        <w:t xml:space="preserve"> останньої версії.</w:t>
+      </w:r>
+      <w:r>
+        <w:rPr>
+          <w:lang w:val="uk-UA"/>
+        </w:rPr>
+        <w:t xml:space="preserve"> </w:t>
       </w:r>
     </w:p>
     <w:p>
@@ -14677,48 +14874,75 @@
       </w:pPr>
       <w:r>
         <w:rPr/>
-        <w:t>2. В консолі активувати віртуальне середовище (</w:t>
-      </w:r>
-      <w:r>
-        <w:rPr>
-          <w:lang w:val="uk-UA"/>
-        </w:rPr>
-        <w:t xml:space="preserve">в коснолі написати </w:t>
+        <w:t xml:space="preserve">2. </w:t>
+      </w:r>
+      <w:r>
+        <w:rPr>
+          <w:lang w:val="uk-UA"/>
+        </w:rPr>
+        <w:t xml:space="preserve">Для запуску клієнту потрібно в консолі прописати: </w:t>
       </w:r>
       <w:r>
         <w:rPr>
           <w:i/>
           <w:iCs/>
-        </w:rPr>
-        <w:t>.venv\scripts\activate</w:t>
-      </w:r>
-      <w:r>
-        <w:rPr/>
-        <w:t>) та запустити робочий сервер (</w:t>
-      </w:r>
-      <w:r>
-        <w:rPr>
-          <w:lang w:val="uk-UA"/>
-        </w:rPr>
-        <w:t>в консолі написати</w:t>
-      </w:r>
-      <w:r>
-        <w:rPr>
-          <w:lang w:val="en-US"/>
-        </w:rPr>
-        <w:t xml:space="preserve"> </w:t>
+          <w:lang w:val="en-US"/>
+        </w:rPr>
+        <w:t>npm run dev</w:t>
+      </w:r>
+      <w:r>
+        <w:rPr>
+          <w:lang w:val="en-US"/>
+        </w:rPr>
+        <w:t>.</w:t>
+      </w:r>
+    </w:p>
+    <w:p>
+      <w:pPr>
+        <w:pStyle w:val="Common"/>
+        <w:rPr>
+          <w:lang w:val="uk-UA"/>
+        </w:rPr>
+      </w:pPr>
+      <w:r>
+        <w:rPr>
+          <w:lang w:val="uk-UA"/>
+        </w:rPr>
+        <w:t>3. Для запуску серверу потрібно активувати віртуальне середовище .</w:t>
+      </w:r>
+      <w:r>
+        <w:rPr>
+          <w:lang w:val="en-US"/>
+        </w:rPr>
+        <w:t xml:space="preserve">venv </w:t>
+      </w:r>
+      <w:r>
+        <w:rPr>
+          <w:lang w:val="uk-UA"/>
+        </w:rPr>
+        <w:t xml:space="preserve">через команду </w:t>
       </w:r>
       <w:r>
         <w:rPr>
           <w:i/>
           <w:iCs/>
-          <w:lang w:val="en-US"/>
-        </w:rPr>
-        <w:t>python main.py</w:t>
-      </w:r>
-      <w:r>
-        <w:rPr/>
-        <w:t>).</w:t>
+          <w:lang w:val="uk-UA"/>
+        </w:rPr>
+        <w:t>.</w:t>
+      </w:r>
+      <w:r>
+        <w:rPr>
+          <w:i/>
+          <w:iCs/>
+          <w:lang w:val="en-US"/>
+        </w:rPr>
+        <w:t>venv\Scripts\activate</w:t>
+      </w:r>
+      <w:r>
+        <w:rPr>
+          <w:lang w:val="en-US"/>
+        </w:rPr>
+        <w:t>.</w:t>
       </w:r>
     </w:p>
     <w:p>
@@ -14741,12 +14965,31 @@
         <w:rPr/>
         <w:t xml:space="preserve">Для запуску програми в рядку браузеру ввести адресу </w:t>
       </w:r>
-      <w:hyperlink r:id="rId23">
+      <w:hyperlink r:id="rId24">
         <w:r>
           <w:rPr>
             <w:rStyle w:val="Hyperlink"/>
           </w:rPr>
-          <w:t>http://localhost:8080/</w:t>
+          <w:t>http://localhost:</w:t>
+        </w:r>
+        <w:r>
+          <w:rPr>
+            <w:rStyle w:val="Hyperlink"/>
+          </w:rPr>
+          <w:t>3</w:t>
+        </w:r>
+        <w:r>
+          <w:rPr>
+            <w:rStyle w:val="Hyperlink"/>
+            <w:lang w:val="uk-UA"/>
+          </w:rPr>
+          <w:t>000</w:t>
+        </w:r>
+        <w:r>
+          <w:rPr>
+            <w:rStyle w:val="Hyperlink"/>
+          </w:rPr>
+          <w:t>/</w:t>
         </w:r>
       </w:hyperlink>
       <w:r>
@@ -14819,7 +15062,19 @@
         <w:rPr>
           <w:lang w:val="en-US"/>
         </w:rPr>
-        <w:t>“Copy”.</w:t>
+        <w:t xml:space="preserve">“Copy”. </w:t>
+      </w:r>
+      <w:r>
+        <w:rPr>
+          <w:lang w:val="uk-UA"/>
+        </w:rPr>
+        <w:t xml:space="preserve">Також програма має доступ до буфера обміну, тому дані з нього можна вставити по кнопці </w:t>
+      </w:r>
+      <w:r>
+        <w:rPr>
+          <w:lang w:val="en-US"/>
+        </w:rPr>
+        <w:t>“Paste”.</w:t>
       </w:r>
     </w:p>
     <w:p>
@@ -15052,7 +15307,7 @@
         <w:bidi w:val="0"/>
         <w:spacing w:before="0" w:after="0"/>
         <w:rPr>
-          <w:lang w:val="uk-UA"/>
+          <w:lang w:val="en-US"/>
         </w:rPr>
       </w:pPr>
       <w:bookmarkStart w:id="268" w:name="__RefHeading___Toc2493_792400555"/>
@@ -15062,17 +15317,23 @@
         <w:rPr/>
         <w:t xml:space="preserve">Текст </w:t>
       </w:r>
-      <w:r>
-        <w:rPr>
-          <w:lang w:val="uk-UA"/>
-        </w:rPr>
-        <w:t>головного файлу</w:t>
-      </w:r>
       <w:bookmarkEnd w:id="269"/>
-    </w:p>
-    <w:p>
-      <w:pPr>
-        <w:pStyle w:val="Common"/>
+      <w:r>
+        <w:rPr>
+          <w:lang w:val="uk-UA"/>
+        </w:rPr>
+        <w:t xml:space="preserve">серверу — </w:t>
+      </w:r>
+      <w:r>
+        <w:rPr>
+          <w:lang w:val="en-US"/>
+        </w:rPr>
+        <w:t>server.py</w:t>
+      </w:r>
+    </w:p>
+    <w:p>
+      <w:pPr>
+        <w:pStyle w:val="Normal"/>
         <w:bidi w:val="0"/>
         <w:rPr>
           <w:lang w:val="uk-UA"/>
@@ -15080,6 +15341,11 @@
       </w:pPr>
       <w:r>
         <w:rPr>
+          <w:rFonts w:eastAsia="Times New Roman" w:cs="Times New Roman" w:ascii="Consolas;Courier New;monospace" w:hAnsi="Consolas;Courier New;monospace"/>
+          <w:b w:val="false"/>
+          <w:color w:val="AF00DB"/>
+          <w:sz w:val="21"/>
+          <w:shd w:fill="FFFFFF" w:val="clear"/>
           <w:lang w:val="uk-UA"/>
         </w:rPr>
       </w:r>
@@ -15087,2761 +15353,2536 @@
     <w:p>
       <w:pPr>
         <w:pStyle w:val="Code"/>
-        <w:bidi w:val="0"/>
-        <w:rPr>
-          <w:lang w:val="uk-UA"/>
-        </w:rPr>
-      </w:pPr>
-      <w:r>
-        <w:rPr>
-          <w:lang w:val="uk-UA"/>
-        </w:rPr>
-        <w:t>from nicegui import ui</w:t>
+        <w:rPr/>
+      </w:pPr>
+      <w:r>
+        <w:rPr/>
+        <w:t>from flask import Flask, request</w:t>
       </w:r>
     </w:p>
     <w:p>
       <w:pPr>
         <w:pStyle w:val="Code"/>
-        <w:bidi w:val="0"/>
-        <w:rPr>
-          <w:lang w:val="uk-UA"/>
-        </w:rPr>
-      </w:pPr>
-      <w:r>
-        <w:rPr>
-          <w:lang w:val="uk-UA"/>
-        </w:rPr>
+        <w:rPr/>
+      </w:pPr>
+      <w:r>
+        <w:rPr/>
+        <w:t>from flask_cors import CORS</w:t>
       </w:r>
     </w:p>
     <w:p>
       <w:pPr>
         <w:pStyle w:val="Code"/>
-        <w:bidi w:val="0"/>
-        <w:rPr>
-          <w:lang w:val="uk-UA"/>
-        </w:rPr>
-      </w:pPr>
-      <w:r>
-        <w:rPr>
-          <w:lang w:val="uk-UA"/>
-        </w:rPr>
-        <w:t># --- Logic ---</w:t>
+        <w:rPr/>
+      </w:pPr>
+      <w:r>
+        <w:rPr/>
       </w:r>
     </w:p>
     <w:p>
       <w:pPr>
         <w:pStyle w:val="Code"/>
-        <w:bidi w:val="0"/>
-        <w:rPr>
-          <w:lang w:val="uk-UA"/>
-        </w:rPr>
-      </w:pPr>
-      <w:r>
-        <w:rPr>
-          <w:lang w:val="uk-UA"/>
-        </w:rPr>
+        <w:rPr/>
+      </w:pPr>
+      <w:r>
+        <w:rPr/>
+        <w:t>app = Flask(__name__)</w:t>
       </w:r>
     </w:p>
     <w:p>
       <w:pPr>
         <w:pStyle w:val="Code"/>
-        <w:bidi w:val="0"/>
-        <w:rPr>
-          <w:lang w:val="uk-UA"/>
-        </w:rPr>
-      </w:pPr>
-      <w:r>
-        <w:rPr>
-          <w:lang w:val="uk-UA"/>
-        </w:rPr>
+        <w:rPr/>
+      </w:pPr>
+      <w:r>
+        <w:rPr/>
+        <w:t>CORS(app)</w:t>
       </w:r>
     </w:p>
     <w:p>
       <w:pPr>
         <w:pStyle w:val="Code"/>
-        <w:bidi w:val="0"/>
-        <w:rPr>
-          <w:lang w:val="uk-UA"/>
-        </w:rPr>
-      </w:pPr>
-      <w:r>
-        <w:rPr>
-          <w:lang w:val="uk-UA"/>
-        </w:rPr>
-        <w:t>def vigenere_process(text: str, key: str, decrypt: bool = False) -&gt; str:</w:t>
+        <w:rPr/>
+      </w:pPr>
+      <w:r>
+        <w:rPr/>
+        <w:t>app.config["CORS_HEADERS"] = "Content-Type"</w:t>
       </w:r>
     </w:p>
     <w:p>
       <w:pPr>
         <w:pStyle w:val="Code"/>
-        <w:bidi w:val="0"/>
-        <w:rPr>
-          <w:lang w:val="uk-UA"/>
-        </w:rPr>
-      </w:pPr>
-      <w:r>
-        <w:rPr>
-          <w:lang w:val="uk-UA"/>
-        </w:rPr>
-        <w:t xml:space="preserve">    </w:t>
-      </w:r>
-      <w:r>
-        <w:rPr>
-          <w:lang w:val="uk-UA"/>
-        </w:rPr>
-        <w:t>"""</w:t>
+        <w:rPr/>
+      </w:pPr>
+      <w:r>
+        <w:rPr/>
+        <w:t>ASCII_LENGTH = 128</w:t>
       </w:r>
     </w:p>
     <w:p>
       <w:pPr>
         <w:pStyle w:val="Code"/>
-        <w:bidi w:val="0"/>
-        <w:rPr>
-          <w:lang w:val="uk-UA"/>
-        </w:rPr>
-      </w:pPr>
-      <w:r>
-        <w:rPr>
-          <w:lang w:val="uk-UA"/>
-        </w:rPr>
-        <w:t xml:space="preserve">    </w:t>
-      </w:r>
-      <w:r>
-        <w:rPr>
-          <w:lang w:val="uk-UA"/>
-        </w:rPr>
-        <w:t>Encodes or decodes text using the Vigenère cipher.</w:t>
+        <w:rPr/>
+      </w:pPr>
+      <w:r>
+        <w:rPr/>
       </w:r>
     </w:p>
     <w:p>
       <w:pPr>
         <w:pStyle w:val="Code"/>
-        <w:bidi w:val="0"/>
-        <w:rPr>
-          <w:lang w:val="uk-UA"/>
-        </w:rPr>
-      </w:pPr>
-      <w:r>
-        <w:rPr>
-          <w:lang w:val="uk-UA"/>
-        </w:rPr>
-        <w:t xml:space="preserve">    </w:t>
-      </w:r>
-      <w:r>
-        <w:rPr>
-          <w:lang w:val="uk-UA"/>
-        </w:rPr>
-        <w:t>Preserves case and ignores non-alphabetic characters in the text.</w:t>
+        <w:rPr/>
+      </w:pPr>
+      <w:r>
+        <w:rPr/>
+        <w:t>class Mode:</w:t>
       </w:r>
     </w:p>
     <w:p>
       <w:pPr>
         <w:pStyle w:val="Code"/>
-        <w:bidi w:val="0"/>
-        <w:rPr>
-          <w:lang w:val="uk-UA"/>
-        </w:rPr>
-      </w:pPr>
-      <w:r>
-        <w:rPr>
-          <w:lang w:val="uk-UA"/>
-        </w:rPr>
-        <w:t xml:space="preserve">    </w:t>
-      </w:r>
-      <w:r>
-        <w:rPr>
-          <w:lang w:val="uk-UA"/>
-        </w:rPr>
-        <w:t>Ignores non-alphabetic characters in the key.</w:t>
+        <w:rPr/>
+      </w:pPr>
+      <w:r>
+        <w:rPr/>
+        <w:t xml:space="preserve">    </w:t>
+      </w:r>
+      <w:r>
+        <w:rPr/>
+        <w:t>ENCRYPT = "encrypt"</w:t>
       </w:r>
     </w:p>
     <w:p>
       <w:pPr>
         <w:pStyle w:val="Code"/>
-        <w:bidi w:val="0"/>
-        <w:rPr>
-          <w:lang w:val="uk-UA"/>
-        </w:rPr>
-      </w:pPr>
-      <w:r>
-        <w:rPr>
-          <w:lang w:val="uk-UA"/>
-        </w:rPr>
-        <w:t xml:space="preserve">    </w:t>
-      </w:r>
-      <w:r>
-        <w:rPr>
-          <w:lang w:val="uk-UA"/>
-        </w:rPr>
-        <w:t>"""</w:t>
+        <w:rPr/>
+      </w:pPr>
+      <w:r>
+        <w:rPr/>
+        <w:t xml:space="preserve">    </w:t>
+      </w:r>
+      <w:r>
+        <w:rPr/>
+        <w:t>DECRYPT = "decrypt"</w:t>
       </w:r>
     </w:p>
     <w:p>
       <w:pPr>
         <w:pStyle w:val="Code"/>
-        <w:bidi w:val="0"/>
-        <w:rPr>
-          <w:lang w:val="uk-UA"/>
-        </w:rPr>
-      </w:pPr>
-      <w:r>
-        <w:rPr>
-          <w:lang w:val="uk-UA"/>
-        </w:rPr>
-        <w:t xml:space="preserve">    </w:t>
-      </w:r>
-      <w:r>
-        <w:rPr>
-          <w:lang w:val="uk-UA"/>
-        </w:rPr>
-        <w:t>if not text:</w:t>
+        <w:rPr/>
+      </w:pPr>
+      <w:r>
+        <w:rPr/>
       </w:r>
     </w:p>
     <w:p>
       <w:pPr>
         <w:pStyle w:val="Code"/>
-        <w:bidi w:val="0"/>
-        <w:rPr>
-          <w:lang w:val="uk-UA"/>
-        </w:rPr>
-      </w:pPr>
-      <w:r>
-        <w:rPr>
-          <w:lang w:val="uk-UA"/>
-        </w:rPr>
-        <w:t xml:space="preserve">        </w:t>
-      </w:r>
-      <w:r>
-        <w:rPr>
-          <w:lang w:val="uk-UA"/>
-        </w:rPr>
-        <w:t>return ""</w:t>
+        <w:rPr/>
+      </w:pPr>
+      <w:r>
+        <w:rPr/>
+        <w:t>@app.route("/encrypt/")</w:t>
       </w:r>
     </w:p>
     <w:p>
       <w:pPr>
         <w:pStyle w:val="Code"/>
-        <w:bidi w:val="0"/>
-        <w:rPr>
-          <w:lang w:val="uk-UA"/>
-        </w:rPr>
-      </w:pPr>
-      <w:r>
-        <w:rPr>
-          <w:lang w:val="uk-UA"/>
-        </w:rPr>
+        <w:rPr/>
+      </w:pPr>
+      <w:r>
+        <w:rPr/>
+        <w:t>def encrypt():</w:t>
       </w:r>
     </w:p>
     <w:p>
       <w:pPr>
         <w:pStyle w:val="Code"/>
-        <w:bidi w:val="0"/>
-        <w:rPr>
-          <w:lang w:val="uk-UA"/>
-        </w:rPr>
-      </w:pPr>
-      <w:r>
-        <w:rPr>
-          <w:lang w:val="uk-UA"/>
-        </w:rPr>
-        <w:t xml:space="preserve">    </w:t>
-      </w:r>
-      <w:r>
-        <w:rPr>
-          <w:lang w:val="uk-UA"/>
-        </w:rPr>
-        <w:t># Filter key to only contain letters</w:t>
+        <w:rPr/>
+      </w:pPr>
+      <w:r>
+        <w:rPr/>
+        <w:t xml:space="preserve">    </w:t>
+      </w:r>
+      <w:r>
+        <w:rPr/>
+        <w:t>query = request.args.to_dict()</w:t>
       </w:r>
     </w:p>
     <w:p>
       <w:pPr>
         <w:pStyle w:val="Code"/>
-        <w:bidi w:val="0"/>
-        <w:rPr>
-          <w:lang w:val="uk-UA"/>
-        </w:rPr>
-      </w:pPr>
-      <w:r>
-        <w:rPr>
-          <w:lang w:val="uk-UA"/>
-        </w:rPr>
-        <w:t xml:space="preserve">    </w:t>
-      </w:r>
-      <w:r>
-        <w:rPr>
-          <w:lang w:val="uk-UA"/>
-        </w:rPr>
-        <w:t>clean_key = [k.upper() for k in key if k.isalpha()]</w:t>
+        <w:rPr/>
+      </w:pPr>
+      <w:r>
+        <w:rPr/>
+        <w:t xml:space="preserve">    </w:t>
+      </w:r>
+      <w:r>
+        <w:rPr/>
+        <w:t>result = vigenere(query["text"], query["key"], Mode.ENCRYPT)</w:t>
       </w:r>
     </w:p>
     <w:p>
       <w:pPr>
         <w:pStyle w:val="Code"/>
-        <w:bidi w:val="0"/>
-        <w:rPr>
-          <w:lang w:val="uk-UA"/>
-        </w:rPr>
-      </w:pPr>
-      <w:r>
-        <w:rPr>
-          <w:lang w:val="uk-UA"/>
-        </w:rPr>
+        <w:rPr/>
+      </w:pPr>
+      <w:r>
+        <w:rPr/>
+        <w:t xml:space="preserve">    </w:t>
+      </w:r>
+      <w:r>
+        <w:rPr/>
+        <w:t>return result</w:t>
       </w:r>
     </w:p>
     <w:p>
       <w:pPr>
         <w:pStyle w:val="Code"/>
-        <w:bidi w:val="0"/>
-        <w:rPr>
-          <w:lang w:val="uk-UA"/>
-        </w:rPr>
-      </w:pPr>
-      <w:r>
-        <w:rPr>
-          <w:lang w:val="uk-UA"/>
-        </w:rPr>
-        <w:t xml:space="preserve">    </w:t>
-      </w:r>
-      <w:r>
-        <w:rPr>
-          <w:lang w:val="uk-UA"/>
-        </w:rPr>
-        <w:t># If key is empty after filtering, return original text</w:t>
+        <w:rPr/>
+      </w:pPr>
+      <w:r>
+        <w:rPr/>
       </w:r>
     </w:p>
     <w:p>
       <w:pPr>
         <w:pStyle w:val="Code"/>
-        <w:bidi w:val="0"/>
-        <w:rPr>
-          <w:lang w:val="uk-UA"/>
-        </w:rPr>
-      </w:pPr>
-      <w:r>
-        <w:rPr>
-          <w:lang w:val="uk-UA"/>
-        </w:rPr>
-        <w:t xml:space="preserve">    </w:t>
-      </w:r>
-      <w:r>
-        <w:rPr>
-          <w:lang w:val="uk-UA"/>
-        </w:rPr>
-        <w:t>if not clean_key:</w:t>
+        <w:rPr/>
+      </w:pPr>
+      <w:r>
+        <w:rPr/>
+        <w:t>@app.route("/decrypt/")</w:t>
       </w:r>
     </w:p>
     <w:p>
       <w:pPr>
         <w:pStyle w:val="Code"/>
-        <w:bidi w:val="0"/>
-        <w:rPr>
-          <w:lang w:val="uk-UA"/>
-        </w:rPr>
-      </w:pPr>
-      <w:r>
-        <w:rPr>
-          <w:lang w:val="uk-UA"/>
-        </w:rPr>
-        <w:t xml:space="preserve">        </w:t>
-      </w:r>
-      <w:r>
-        <w:rPr>
-          <w:lang w:val="uk-UA"/>
-        </w:rPr>
-        <w:t>return text</w:t>
+        <w:rPr/>
+      </w:pPr>
+      <w:r>
+        <w:rPr/>
+        <w:t>def decrypt():</w:t>
       </w:r>
     </w:p>
     <w:p>
       <w:pPr>
         <w:pStyle w:val="Code"/>
-        <w:bidi w:val="0"/>
-        <w:rPr>
-          <w:lang w:val="uk-UA"/>
-        </w:rPr>
-      </w:pPr>
-      <w:r>
-        <w:rPr>
-          <w:lang w:val="uk-UA"/>
-        </w:rPr>
+        <w:rPr/>
+      </w:pPr>
+      <w:r>
+        <w:rPr/>
+        <w:t xml:space="preserve">    </w:t>
+      </w:r>
+      <w:r>
+        <w:rPr/>
+        <w:t>query = request.args.to_dict()</w:t>
       </w:r>
     </w:p>
     <w:p>
       <w:pPr>
         <w:pStyle w:val="Code"/>
-        <w:bidi w:val="0"/>
-        <w:rPr>
-          <w:lang w:val="uk-UA"/>
-        </w:rPr>
-      </w:pPr>
-      <w:r>
-        <w:rPr>
-          <w:lang w:val="uk-UA"/>
-        </w:rPr>
-        <w:t xml:space="preserve">    </w:t>
-      </w:r>
-      <w:r>
-        <w:rPr>
-          <w:lang w:val="uk-UA"/>
-        </w:rPr>
-        <w:t>result = []</w:t>
+        <w:rPr/>
+      </w:pPr>
+      <w:r>
+        <w:rPr/>
+        <w:t xml:space="preserve">    </w:t>
+      </w:r>
+      <w:r>
+        <w:rPr/>
+        <w:t>result = vigenere(query["text"], query["key"], Mode.DECRYPT)</w:t>
       </w:r>
     </w:p>
     <w:p>
       <w:pPr>
         <w:pStyle w:val="Code"/>
-        <w:bidi w:val="0"/>
-        <w:rPr>
-          <w:lang w:val="uk-UA"/>
-        </w:rPr>
-      </w:pPr>
-      <w:r>
-        <w:rPr>
-          <w:lang w:val="uk-UA"/>
-        </w:rPr>
-        <w:t xml:space="preserve">    </w:t>
-      </w:r>
-      <w:r>
-        <w:rPr>
-          <w:lang w:val="uk-UA"/>
-        </w:rPr>
-        <w:t>key_index = 0</w:t>
+        <w:rPr/>
+      </w:pPr>
+      <w:r>
+        <w:rPr/>
+        <w:t xml:space="preserve">    </w:t>
+      </w:r>
+      <w:r>
+        <w:rPr/>
+        <w:t>return result</w:t>
       </w:r>
     </w:p>
     <w:p>
       <w:pPr>
         <w:pStyle w:val="Code"/>
-        <w:bidi w:val="0"/>
-        <w:rPr>
-          <w:lang w:val="uk-UA"/>
-        </w:rPr>
-      </w:pPr>
-      <w:r>
-        <w:rPr>
-          <w:lang w:val="uk-UA"/>
-        </w:rPr>
+        <w:rPr/>
+      </w:pPr>
+      <w:r>
+        <w:rPr/>
       </w:r>
     </w:p>
     <w:p>
       <w:pPr>
         <w:pStyle w:val="Code"/>
-        <w:bidi w:val="0"/>
-        <w:rPr>
-          <w:lang w:val="uk-UA"/>
-        </w:rPr>
-      </w:pPr>
-      <w:r>
-        <w:rPr>
-          <w:lang w:val="uk-UA"/>
-        </w:rPr>
-        <w:t xml:space="preserve">    </w:t>
-      </w:r>
-      <w:r>
-        <w:rPr>
-          <w:lang w:val="uk-UA"/>
-        </w:rPr>
-        <w:t>for char in text:</w:t>
+        <w:rPr/>
+      </w:pPr>
+      <w:r>
+        <w:rPr/>
+        <w:t>def vigenere(message: str, key: str, mode: str = "encrypt") -&gt; str:</w:t>
       </w:r>
     </w:p>
     <w:p>
       <w:pPr>
         <w:pStyle w:val="Code"/>
-        <w:bidi w:val="0"/>
-        <w:rPr>
-          <w:lang w:val="uk-UA"/>
-        </w:rPr>
-      </w:pPr>
-      <w:r>
-        <w:rPr>
-          <w:lang w:val="uk-UA"/>
-        </w:rPr>
-        <w:t xml:space="preserve">        </w:t>
-      </w:r>
-      <w:r>
-        <w:rPr>
-          <w:lang w:val="uk-UA"/>
-        </w:rPr>
-        <w:t>if char.isalpha():</w:t>
+        <w:rPr/>
+      </w:pPr>
+      <w:r>
+        <w:rPr/>
+        <w:t xml:space="preserve">    </w:t>
+      </w:r>
+      <w:r>
+        <w:rPr/>
+        <w:t># Make key as long as the message is</w:t>
       </w:r>
     </w:p>
     <w:p>
       <w:pPr>
         <w:pStyle w:val="Code"/>
-        <w:bidi w:val="0"/>
-        <w:rPr>
-          <w:lang w:val="uk-UA"/>
-        </w:rPr>
-      </w:pPr>
-      <w:r>
-        <w:rPr>
-          <w:lang w:val="uk-UA"/>
-        </w:rPr>
-        <w:t xml:space="preserve">            </w:t>
-      </w:r>
-      <w:r>
-        <w:rPr>
-          <w:lang w:val="uk-UA"/>
-        </w:rPr>
-        <w:t># Determine shift based on current key character</w:t>
+        <w:rPr/>
+      </w:pPr>
+      <w:r>
+        <w:rPr/>
+        <w:t xml:space="preserve">    </w:t>
+      </w:r>
+      <w:r>
+        <w:rPr/>
+        <w:t>key_stream = key * len(message)</w:t>
       </w:r>
     </w:p>
     <w:p>
       <w:pPr>
         <w:pStyle w:val="Code"/>
-        <w:bidi w:val="0"/>
-        <w:rPr>
-          <w:lang w:val="uk-UA"/>
-        </w:rPr>
-      </w:pPr>
-      <w:r>
-        <w:rPr>
-          <w:lang w:val="uk-UA"/>
-        </w:rPr>
-        <w:t xml:space="preserve">            </w:t>
-      </w:r>
-      <w:r>
-        <w:rPr>
-          <w:lang w:val="uk-UA"/>
-        </w:rPr>
-        <w:t>shift = ord(clean_key[key_index % len(clean_key)]) - ord("A")</w:t>
+        <w:rPr/>
+      </w:pPr>
+      <w:r>
+        <w:rPr/>
+        <w:t xml:space="preserve">    </w:t>
+      </w:r>
+      <w:r>
+        <w:rPr/>
+        <w:t># Truncate it, so that it does not exceed the message length</w:t>
       </w:r>
     </w:p>
     <w:p>
       <w:pPr>
         <w:pStyle w:val="Code"/>
-        <w:bidi w:val="0"/>
-        <w:rPr>
-          <w:lang w:val="uk-UA"/>
-        </w:rPr>
-      </w:pPr>
-      <w:r>
-        <w:rPr>
-          <w:lang w:val="uk-UA"/>
-        </w:rPr>
+        <w:rPr/>
+      </w:pPr>
+      <w:r>
+        <w:rPr/>
+        <w:t xml:space="preserve">    </w:t>
+      </w:r>
+      <w:r>
+        <w:rPr/>
+        <w:t>long_key = key_stream[: len(message)]</w:t>
       </w:r>
     </w:p>
     <w:p>
       <w:pPr>
         <w:pStyle w:val="Code"/>
-        <w:bidi w:val="0"/>
-        <w:rPr>
-          <w:lang w:val="uk-UA"/>
-        </w:rPr>
-      </w:pPr>
-      <w:r>
-        <w:rPr>
-          <w:lang w:val="uk-UA"/>
-        </w:rPr>
-        <w:t xml:space="preserve">            </w:t>
-      </w:r>
-      <w:r>
-        <w:rPr>
-          <w:lang w:val="uk-UA"/>
-        </w:rPr>
-        <w:t>if decrypt:</w:t>
+        <w:rPr/>
+      </w:pPr>
+      <w:r>
+        <w:rPr/>
       </w:r>
     </w:p>
     <w:p>
       <w:pPr>
         <w:pStyle w:val="Code"/>
-        <w:bidi w:val="0"/>
-        <w:rPr>
-          <w:lang w:val="uk-UA"/>
-        </w:rPr>
-      </w:pPr>
-      <w:r>
-        <w:rPr>
-          <w:lang w:val="uk-UA"/>
-        </w:rPr>
-        <w:t xml:space="preserve">                </w:t>
-      </w:r>
-      <w:r>
-        <w:rPr>
-          <w:lang w:val="uk-UA"/>
-        </w:rPr>
-        <w:t>shift = -shift</w:t>
+        <w:rPr/>
+      </w:pPr>
+      <w:r>
+        <w:rPr/>
+        <w:t xml:space="preserve">    </w:t>
+      </w:r>
+      <w:r>
+        <w:rPr/>
+        <w:t>result: str = str()</w:t>
       </w:r>
     </w:p>
     <w:p>
       <w:pPr>
         <w:pStyle w:val="Code"/>
-        <w:bidi w:val="0"/>
-        <w:rPr>
-          <w:lang w:val="uk-UA"/>
-        </w:rPr>
-      </w:pPr>
-      <w:r>
-        <w:rPr>
-          <w:lang w:val="uk-UA"/>
-        </w:rPr>
+        <w:rPr/>
+      </w:pPr>
+      <w:r>
+        <w:rPr/>
+        <w:t xml:space="preserve">    </w:t>
+      </w:r>
+      <w:r>
+        <w:rPr/>
+        <w:t>for index, _ in enumerate(message):</w:t>
       </w:r>
     </w:p>
     <w:p>
       <w:pPr>
         <w:pStyle w:val="Code"/>
-        <w:bidi w:val="0"/>
-        <w:rPr>
-          <w:lang w:val="uk-UA"/>
-        </w:rPr>
-      </w:pPr>
-      <w:r>
-        <w:rPr>
-          <w:lang w:val="uk-UA"/>
-        </w:rPr>
-        <w:t xml:space="preserve">            </w:t>
-      </w:r>
-      <w:r>
-        <w:rPr>
-          <w:lang w:val="uk-UA"/>
-        </w:rPr>
-        <w:t># Determine base (ASCII value for 'A' or 'a')</w:t>
+        <w:rPr/>
+      </w:pPr>
+      <w:r>
+        <w:rPr/>
+        <w:t xml:space="preserve">        </w:t>
+      </w:r>
+      <w:r>
+        <w:rPr/>
+        <w:t>key_ascii = ord(long_key[index])</w:t>
       </w:r>
     </w:p>
     <w:p>
       <w:pPr>
         <w:pStyle w:val="Code"/>
-        <w:bidi w:val="0"/>
-        <w:rPr>
-          <w:lang w:val="uk-UA"/>
-        </w:rPr>
-      </w:pPr>
-      <w:r>
-        <w:rPr>
-          <w:lang w:val="uk-UA"/>
-        </w:rPr>
-        <w:t xml:space="preserve">            </w:t>
-      </w:r>
-      <w:r>
-        <w:rPr>
-          <w:lang w:val="uk-UA"/>
-        </w:rPr>
-        <w:t>base = ord("A") if char.isupper() else ord("a")</w:t>
+        <w:rPr/>
+      </w:pPr>
+      <w:r>
+        <w:rPr/>
+        <w:t xml:space="preserve">        </w:t>
+      </w:r>
+      <w:r>
+        <w:rPr/>
+        <w:t>message_ascii = ord(message[index])</w:t>
       </w:r>
     </w:p>
     <w:p>
       <w:pPr>
         <w:pStyle w:val="Code"/>
-        <w:bidi w:val="0"/>
-        <w:rPr>
-          <w:lang w:val="uk-UA"/>
-        </w:rPr>
-      </w:pPr>
-      <w:r>
-        <w:rPr>
-          <w:lang w:val="uk-UA"/>
-        </w:rPr>
+        <w:rPr/>
+      </w:pPr>
+      <w:r>
+        <w:rPr/>
       </w:r>
     </w:p>
     <w:p>
       <w:pPr>
         <w:pStyle w:val="Code"/>
-        <w:bidi w:val="0"/>
-        <w:rPr>
-          <w:lang w:val="uk-UA"/>
-        </w:rPr>
-      </w:pPr>
-      <w:r>
-        <w:rPr>
-          <w:lang w:val="uk-UA"/>
-        </w:rPr>
-        <w:t xml:space="preserve">            </w:t>
-      </w:r>
-      <w:r>
-        <w:rPr>
-          <w:lang w:val="uk-UA"/>
-        </w:rPr>
-        <w:t># Perform shift</w:t>
+        <w:rPr/>
+      </w:pPr>
+      <w:r>
+        <w:rPr/>
+        <w:t xml:space="preserve">        </w:t>
+      </w:r>
+      <w:r>
+        <w:rPr/>
+        <w:t>letter_ascii = 0</w:t>
       </w:r>
     </w:p>
     <w:p>
       <w:pPr>
         <w:pStyle w:val="Code"/>
-        <w:bidi w:val="0"/>
-        <w:rPr>
-          <w:lang w:val="uk-UA"/>
-        </w:rPr>
-      </w:pPr>
-      <w:r>
-        <w:rPr>
-          <w:lang w:val="uk-UA"/>
-        </w:rPr>
-        <w:t xml:space="preserve">            </w:t>
-      </w:r>
-      <w:r>
-        <w:rPr>
-          <w:lang w:val="uk-UA"/>
-        </w:rPr>
-        <w:t># (char_code - base + shift) % 26 + base</w:t>
+        <w:rPr/>
+      </w:pPr>
+      <w:r>
+        <w:rPr/>
+        <w:t xml:space="preserve">        </w:t>
+      </w:r>
+      <w:r>
+        <w:rPr/>
+        <w:t>if mode == Mode.ENCRYPT:</w:t>
       </w:r>
     </w:p>
     <w:p>
       <w:pPr>
         <w:pStyle w:val="Code"/>
-        <w:bidi w:val="0"/>
-        <w:rPr>
-          <w:lang w:val="uk-UA"/>
-        </w:rPr>
-      </w:pPr>
-      <w:r>
-        <w:rPr>
-          <w:lang w:val="uk-UA"/>
-        </w:rPr>
-        <w:t xml:space="preserve">            </w:t>
-      </w:r>
-      <w:r>
-        <w:rPr>
-          <w:lang w:val="uk-UA"/>
-        </w:rPr>
-        <w:t>new_char = chr((ord(char) - base + shift) % 26 + base)</w:t>
+        <w:rPr/>
+      </w:pPr>
+      <w:r>
+        <w:rPr/>
+        <w:t xml:space="preserve">            </w:t>
+      </w:r>
+      <w:r>
+        <w:rPr/>
+        <w:t>letter_ascii = (message_ascii + key_ascii) % ASCII_LENGTH</w:t>
       </w:r>
     </w:p>
     <w:p>
       <w:pPr>
         <w:pStyle w:val="Code"/>
-        <w:bidi w:val="0"/>
-        <w:rPr>
-          <w:lang w:val="uk-UA"/>
-        </w:rPr>
-      </w:pPr>
-      <w:r>
-        <w:rPr>
-          <w:lang w:val="uk-UA"/>
-        </w:rPr>
-        <w:t xml:space="preserve">            </w:t>
-      </w:r>
-      <w:r>
-        <w:rPr>
-          <w:lang w:val="uk-UA"/>
-        </w:rPr>
-        <w:t>result.append(new_char)</w:t>
+        <w:rPr/>
+      </w:pPr>
+      <w:r>
+        <w:rPr/>
+        <w:t xml:space="preserve">        </w:t>
+      </w:r>
+      <w:r>
+        <w:rPr/>
+        <w:t>elif mode == Mode.DECRYPT:</w:t>
       </w:r>
     </w:p>
     <w:p>
       <w:pPr>
         <w:pStyle w:val="Code"/>
-        <w:bidi w:val="0"/>
-        <w:rPr>
-          <w:lang w:val="uk-UA"/>
-        </w:rPr>
-      </w:pPr>
-      <w:r>
-        <w:rPr>
-          <w:lang w:val="uk-UA"/>
-        </w:rPr>
+        <w:rPr/>
+      </w:pPr>
+      <w:r>
+        <w:rPr/>
+        <w:t xml:space="preserve">            </w:t>
+      </w:r>
+      <w:r>
+        <w:rPr/>
+        <w:t>letter_ascii = (message_ascii - key_ascii) % ASCII_LENGTH</w:t>
       </w:r>
     </w:p>
     <w:p>
       <w:pPr>
         <w:pStyle w:val="Code"/>
-        <w:bidi w:val="0"/>
-        <w:rPr>
-          <w:lang w:val="uk-UA"/>
-        </w:rPr>
-      </w:pPr>
-      <w:r>
-        <w:rPr>
-          <w:lang w:val="uk-UA"/>
-        </w:rPr>
-        <w:t xml:space="preserve">            </w:t>
-      </w:r>
-      <w:r>
-        <w:rPr>
-          <w:lang w:val="uk-UA"/>
-        </w:rPr>
-        <w:t>key_index += 1</w:t>
+        <w:rPr/>
+      </w:pPr>
+      <w:r>
+        <w:rPr/>
+        <w:t xml:space="preserve">        </w:t>
+      </w:r>
+      <w:r>
+        <w:rPr/>
+        <w:t>else:</w:t>
       </w:r>
     </w:p>
     <w:p>
       <w:pPr>
         <w:pStyle w:val="Code"/>
-        <w:bidi w:val="0"/>
-        <w:rPr>
-          <w:lang w:val="uk-UA"/>
-        </w:rPr>
-      </w:pPr>
-      <w:r>
-        <w:rPr>
-          <w:lang w:val="uk-UA"/>
-        </w:rPr>
-        <w:t xml:space="preserve">        </w:t>
-      </w:r>
-      <w:r>
-        <w:rPr>
-          <w:lang w:val="uk-UA"/>
-        </w:rPr>
-        <w:t>else:</w:t>
+        <w:rPr/>
+      </w:pPr>
+      <w:r>
+        <w:rPr/>
+        <w:t xml:space="preserve">            </w:t>
+      </w:r>
+      <w:r>
+        <w:rPr/>
+        <w:t>raise ValueError("Invalid mode...")</w:t>
       </w:r>
     </w:p>
     <w:p>
       <w:pPr>
         <w:pStyle w:val="Code"/>
-        <w:bidi w:val="0"/>
-        <w:rPr>
-          <w:lang w:val="uk-UA"/>
-        </w:rPr>
-      </w:pPr>
-      <w:r>
-        <w:rPr>
-          <w:lang w:val="uk-UA"/>
-        </w:rPr>
-        <w:t xml:space="preserve">            </w:t>
-      </w:r>
-      <w:r>
-        <w:rPr>
-          <w:lang w:val="uk-UA"/>
-        </w:rPr>
-        <w:t># Non-alphabetic characters are added unchanged</w:t>
+        <w:rPr/>
+      </w:pPr>
+      <w:r>
+        <w:rPr/>
       </w:r>
     </w:p>
     <w:p>
       <w:pPr>
         <w:pStyle w:val="Code"/>
-        <w:bidi w:val="0"/>
-        <w:rPr>
-          <w:lang w:val="uk-UA"/>
-        </w:rPr>
-      </w:pPr>
-      <w:r>
-        <w:rPr>
-          <w:lang w:val="uk-UA"/>
-        </w:rPr>
-        <w:t xml:space="preserve">            </w:t>
-      </w:r>
-      <w:r>
-        <w:rPr>
-          <w:lang w:val="uk-UA"/>
-        </w:rPr>
-        <w:t>result.append(char)</w:t>
+        <w:rPr/>
+      </w:pPr>
+      <w:r>
+        <w:rPr/>
+        <w:t xml:space="preserve">        </w:t>
+      </w:r>
+      <w:r>
+        <w:rPr/>
+        <w:t>new_letter = chr(letter_ascii)</w:t>
       </w:r>
     </w:p>
     <w:p>
       <w:pPr>
         <w:pStyle w:val="Code"/>
-        <w:bidi w:val="0"/>
-        <w:rPr>
-          <w:lang w:val="uk-UA"/>
-        </w:rPr>
-      </w:pPr>
-      <w:r>
-        <w:rPr>
-          <w:lang w:val="uk-UA"/>
-        </w:rPr>
+        <w:rPr/>
+      </w:pPr>
+      <w:r>
+        <w:rPr/>
+        <w:t xml:space="preserve">        </w:t>
+      </w:r>
+      <w:r>
+        <w:rPr/>
+        <w:t>result += new_letter</w:t>
       </w:r>
     </w:p>
     <w:p>
       <w:pPr>
         <w:pStyle w:val="Code"/>
-        <w:bidi w:val="0"/>
-        <w:rPr>
-          <w:lang w:val="uk-UA"/>
-        </w:rPr>
-      </w:pPr>
-      <w:r>
-        <w:rPr>
-          <w:lang w:val="uk-UA"/>
-        </w:rPr>
-        <w:t xml:space="preserve">    </w:t>
-      </w:r>
-      <w:r>
-        <w:rPr>
-          <w:lang w:val="uk-UA"/>
-        </w:rPr>
-        <w:t>return "".join(result)</w:t>
+        <w:rPr/>
+      </w:pPr>
+      <w:r>
+        <w:rPr/>
       </w:r>
     </w:p>
     <w:p>
       <w:pPr>
         <w:pStyle w:val="Code"/>
-        <w:bidi w:val="0"/>
-        <w:rPr>
-          <w:lang w:val="uk-UA"/>
-        </w:rPr>
-      </w:pPr>
-      <w:r>
-        <w:rPr>
-          <w:lang w:val="uk-UA"/>
-        </w:rPr>
+        <w:rPr/>
+      </w:pPr>
+      <w:r>
+        <w:rPr/>
+        <w:t xml:space="preserve">    </w:t>
+      </w:r>
+      <w:r>
+        <w:rPr/>
+        <w:t>return result</w:t>
       </w:r>
     </w:p>
     <w:p>
       <w:pPr>
         <w:pStyle w:val="Code"/>
-        <w:bidi w:val="0"/>
-        <w:rPr>
-          <w:lang w:val="uk-UA"/>
-        </w:rPr>
-      </w:pPr>
-      <w:r>
-        <w:rPr>
-          <w:lang w:val="uk-UA"/>
-        </w:rPr>
+        <w:rPr/>
+      </w:pPr>
+      <w:r>
+        <w:rPr/>
       </w:r>
     </w:p>
     <w:p>
       <w:pPr>
         <w:pStyle w:val="Code"/>
-        <w:bidi w:val="0"/>
-        <w:rPr>
-          <w:lang w:val="uk-UA"/>
-        </w:rPr>
-      </w:pPr>
-      <w:r>
-        <w:rPr>
-          <w:lang w:val="uk-UA"/>
-        </w:rPr>
-        <w:t># --- UI Construction ---</w:t>
+        <w:rPr/>
+      </w:pPr>
+      <w:r>
+        <w:rPr/>
+        <w:t>if __name__ == "__main__":</w:t>
       </w:r>
     </w:p>
     <w:p>
       <w:pPr>
         <w:pStyle w:val="Code"/>
-        <w:bidi w:val="0"/>
-        <w:rPr>
-          <w:lang w:val="uk-UA"/>
-        </w:rPr>
-      </w:pPr>
-      <w:r>
-        <w:rPr>
-          <w:lang w:val="uk-UA"/>
-        </w:rPr>
+        <w:rPr/>
+      </w:pPr>
+      <w:r>
+        <w:rPr/>
+        <w:t xml:space="preserve">    </w:t>
+      </w:r>
+      <w:r>
+        <w:rPr/>
+        <w:t>app.run(host="0.0.0.0", port=501000, debug=True)</w:t>
+      </w:r>
+    </w:p>
+    <w:p>
+      <w:pPr>
+        <w:pStyle w:val="Common"/>
+        <w:rPr/>
+      </w:pPr>
+      <w:r>
+        <w:rPr/>
+      </w:r>
+    </w:p>
+    <w:p>
+      <w:pPr>
+        <w:pStyle w:val="Title2nd1"/>
+        <w:rPr/>
+      </w:pPr>
+      <w:r>
+        <w:rPr/>
+        <w:t xml:space="preserve">Текст сторінки — </w:t>
+      </w:r>
+      <w:r>
+        <w:rPr>
+          <w:lang w:val="en-US"/>
+        </w:rPr>
+        <w:t>page.tsx</w:t>
+      </w:r>
+    </w:p>
+    <w:p>
+      <w:pPr>
+        <w:pStyle w:val="Common"/>
+        <w:rPr/>
+      </w:pPr>
+      <w:r>
+        <w:rPr/>
       </w:r>
     </w:p>
     <w:p>
       <w:pPr>
         <w:pStyle w:val="Code"/>
-        <w:bidi w:val="0"/>
-        <w:rPr>
-          <w:lang w:val="uk-UA"/>
-        </w:rPr>
-      </w:pPr>
-      <w:r>
-        <w:rPr>
-          <w:lang w:val="uk-UA"/>
-        </w:rPr>
+        <w:rPr/>
+      </w:pPr>
+      <w:r>
+        <w:rPr/>
+        <w:t>"use client";</w:t>
       </w:r>
     </w:p>
     <w:p>
       <w:pPr>
         <w:pStyle w:val="Code"/>
-        <w:bidi w:val="0"/>
-        <w:rPr>
-          <w:lang w:val="uk-UA"/>
-        </w:rPr>
-      </w:pPr>
-      <w:r>
-        <w:rPr>
-          <w:lang w:val="uk-UA"/>
-        </w:rPr>
-        <w:t>def main():</w:t>
+        <w:rPr/>
+      </w:pPr>
+      <w:r>
+        <w:rPr/>
       </w:r>
     </w:p>
     <w:p>
       <w:pPr>
         <w:pStyle w:val="Code"/>
-        <w:bidi w:val="0"/>
-        <w:rPr>
-          <w:lang w:val="uk-UA"/>
-        </w:rPr>
-      </w:pPr>
-      <w:r>
-        <w:rPr>
-          <w:lang w:val="uk-UA"/>
-        </w:rPr>
-        <w:t xml:space="preserve">    </w:t>
-      </w:r>
-      <w:r>
-        <w:rPr>
-          <w:lang w:val="uk-UA"/>
-        </w:rPr>
-        <w:t># Set a dark theme or specific colors if desired,</w:t>
+        <w:rPr/>
+      </w:pPr>
+      <w:r>
+        <w:rPr/>
+        <w:t>import { useState } from "react";</w:t>
       </w:r>
     </w:p>
     <w:p>
       <w:pPr>
         <w:pStyle w:val="Code"/>
-        <w:bidi w:val="0"/>
-        <w:rPr>
-          <w:lang w:val="uk-UA"/>
-        </w:rPr>
-      </w:pPr>
-      <w:r>
-        <w:rPr>
-          <w:lang w:val="uk-UA"/>
-        </w:rPr>
-        <w:t xml:space="preserve">    </w:t>
-      </w:r>
-      <w:r>
-        <w:rPr>
-          <w:lang w:val="uk-UA"/>
-        </w:rPr>
-        <w:t># here we use standard Tailwind classes for a clean look.</w:t>
+        <w:rPr/>
+      </w:pPr>
+      <w:r>
+        <w:rPr/>
       </w:r>
     </w:p>
     <w:p>
       <w:pPr>
         <w:pStyle w:val="Code"/>
-        <w:bidi w:val="0"/>
-        <w:rPr>
-          <w:lang w:val="uk-UA"/>
-        </w:rPr>
-      </w:pPr>
-      <w:r>
-        <w:rPr>
-          <w:lang w:val="uk-UA"/>
-        </w:rPr>
-        <w:t xml:space="preserve">    </w:t>
-      </w:r>
-      <w:r>
-        <w:rPr>
-          <w:lang w:val="uk-UA"/>
-        </w:rPr>
-        <w:t>ui.colors(</w:t>
+        <w:rPr/>
+      </w:pPr>
+      <w:r>
+        <w:rPr/>
+        <w:t>export default function Home() {</w:t>
       </w:r>
     </w:p>
     <w:p>
       <w:pPr>
         <w:pStyle w:val="Code"/>
-        <w:bidi w:val="0"/>
-        <w:rPr>
-          <w:lang w:val="uk-UA"/>
-        </w:rPr>
-      </w:pPr>
-      <w:r>
-        <w:rPr>
-          <w:lang w:val="uk-UA"/>
-        </w:rPr>
-        <w:t xml:space="preserve">        </w:t>
-      </w:r>
-      <w:r>
-        <w:rPr>
-          <w:lang w:val="uk-UA"/>
-        </w:rPr>
-        <w:t>primary="#5898d4", secondary="#26a69a", accent="#9c27b0", positive="#21ba45"</w:t>
+        <w:rPr/>
+      </w:pPr>
+      <w:r>
+        <w:rPr/>
+        <w:t xml:space="preserve">  </w:t>
+      </w:r>
+      <w:r>
+        <w:rPr/>
+        <w:t>const [text, setText] = useState("");</w:t>
       </w:r>
     </w:p>
     <w:p>
       <w:pPr>
         <w:pStyle w:val="Code"/>
-        <w:bidi w:val="0"/>
-        <w:rPr>
-          <w:lang w:val="uk-UA"/>
-        </w:rPr>
-      </w:pPr>
-      <w:r>
-        <w:rPr>
-          <w:lang w:val="uk-UA"/>
-        </w:rPr>
-        <w:t xml:space="preserve">    </w:t>
-      </w:r>
-      <w:r>
-        <w:rPr>
-          <w:lang w:val="uk-UA"/>
-        </w:rPr>
+        <w:rPr/>
+      </w:pPr>
+      <w:r>
+        <w:rPr/>
+        <w:t xml:space="preserve">  </w:t>
+      </w:r>
+      <w:r>
+        <w:rPr/>
+        <w:t>const [key, setKey] = useState("");</w:t>
+      </w:r>
+    </w:p>
+    <w:p>
+      <w:pPr>
+        <w:pStyle w:val="Code"/>
+        <w:rPr/>
+      </w:pPr>
+      <w:r>
+        <w:rPr/>
+        <w:t xml:space="preserve">  </w:t>
+      </w:r>
+      <w:r>
+        <w:rPr/>
+        <w:t>const [output, setOutput] = useState("");</w:t>
+      </w:r>
+    </w:p>
+    <w:p>
+      <w:pPr>
+        <w:pStyle w:val="Code"/>
+        <w:rPr/>
+      </w:pPr>
+      <w:r>
+        <w:rPr/>
+      </w:r>
+    </w:p>
+    <w:p>
+      <w:pPr>
+        <w:pStyle w:val="Code"/>
+        <w:rPr/>
+      </w:pPr>
+      <w:r>
+        <w:rPr/>
+        <w:t xml:space="preserve">  </w:t>
+      </w:r>
+      <w:r>
+        <w:rPr/>
+        <w:t>const baseUrl = "http://127.0.0.1:42248";</w:t>
+      </w:r>
+    </w:p>
+    <w:p>
+      <w:pPr>
+        <w:pStyle w:val="Code"/>
+        <w:rPr/>
+      </w:pPr>
+      <w:r>
+        <w:rPr/>
+        <w:t xml:space="preserve">  </w:t>
+      </w:r>
+      <w:r>
+        <w:rPr/>
+        <w:t>const handleEncrypt = async () =&gt; {</w:t>
+      </w:r>
+    </w:p>
+    <w:p>
+      <w:pPr>
+        <w:pStyle w:val="Code"/>
+        <w:rPr/>
+      </w:pPr>
+      <w:r>
+        <w:rPr/>
+        <w:t xml:space="preserve">    </w:t>
+      </w:r>
+      <w:r>
+        <w:rPr/>
+        <w:t>const url = `${baseUrl}/encrypt/?text=${text}&amp;key=${key}`;</w:t>
+      </w:r>
+    </w:p>
+    <w:p>
+      <w:pPr>
+        <w:pStyle w:val="Code"/>
+        <w:rPr/>
+      </w:pPr>
+      <w:r>
+        <w:rPr/>
+        <w:t xml:space="preserve">    </w:t>
+      </w:r>
+      <w:r>
+        <w:rPr/>
+        <w:t>const result = await (await fetch(url)).text();</w:t>
+      </w:r>
+    </w:p>
+    <w:p>
+      <w:pPr>
+        <w:pStyle w:val="Code"/>
+        <w:rPr/>
+      </w:pPr>
+      <w:r>
+        <w:rPr/>
+        <w:t xml:space="preserve">    </w:t>
+      </w:r>
+      <w:r>
+        <w:rPr/>
+        <w:t>setOutput(result);</w:t>
+      </w:r>
+    </w:p>
+    <w:p>
+      <w:pPr>
+        <w:pStyle w:val="Code"/>
+        <w:rPr/>
+      </w:pPr>
+      <w:r>
+        <w:rPr/>
+        <w:t xml:space="preserve">  </w:t>
+      </w:r>
+      <w:r>
+        <w:rPr/>
+        <w:t>};</w:t>
+      </w:r>
+    </w:p>
+    <w:p>
+      <w:pPr>
+        <w:pStyle w:val="Code"/>
+        <w:rPr/>
+      </w:pPr>
+      <w:r>
+        <w:rPr/>
+        <w:t xml:space="preserve">  </w:t>
+      </w:r>
+      <w:r>
+        <w:rPr/>
+        <w:t>const handleDecrypt = async () =&gt; {</w:t>
+      </w:r>
+    </w:p>
+    <w:p>
+      <w:pPr>
+        <w:pStyle w:val="Code"/>
+        <w:rPr/>
+      </w:pPr>
+      <w:r>
+        <w:rPr/>
+        <w:t xml:space="preserve">    </w:t>
+      </w:r>
+      <w:r>
+        <w:rPr/>
+        <w:t>const url = `${baseUrl}/decrypt/?text=${text}&amp;key=${key}`;</w:t>
+      </w:r>
+    </w:p>
+    <w:p>
+      <w:pPr>
+        <w:pStyle w:val="Code"/>
+        <w:rPr/>
+      </w:pPr>
+      <w:r>
+        <w:rPr/>
+        <w:t xml:space="preserve">    </w:t>
+      </w:r>
+      <w:r>
+        <w:rPr/>
+        <w:t>const result = await (await fetch(url)).text();</w:t>
+      </w:r>
+    </w:p>
+    <w:p>
+      <w:pPr>
+        <w:pStyle w:val="Code"/>
+        <w:rPr/>
+      </w:pPr>
+      <w:r>
+        <w:rPr/>
+        <w:t xml:space="preserve">    </w:t>
+      </w:r>
+      <w:r>
+        <w:rPr/>
+        <w:t>setOutput(result);</w:t>
+      </w:r>
+    </w:p>
+    <w:p>
+      <w:pPr>
+        <w:pStyle w:val="Code"/>
+        <w:rPr/>
+      </w:pPr>
+      <w:r>
+        <w:rPr/>
+        <w:t xml:space="preserve">    </w:t>
+      </w:r>
+      <w:r>
+        <w:rPr/>
+        <w:t>console.log(key);</w:t>
+      </w:r>
+    </w:p>
+    <w:p>
+      <w:pPr>
+        <w:pStyle w:val="Code"/>
+        <w:rPr/>
+      </w:pPr>
+      <w:r>
+        <w:rPr/>
+        <w:t xml:space="preserve">  </w:t>
+      </w:r>
+      <w:r>
+        <w:rPr/>
+        <w:t>};</w:t>
+      </w:r>
+    </w:p>
+    <w:p>
+      <w:pPr>
+        <w:pStyle w:val="Code"/>
+        <w:rPr/>
+      </w:pPr>
+      <w:r>
+        <w:rPr/>
+        <w:t xml:space="preserve">  </w:t>
+      </w:r>
+      <w:r>
+        <w:rPr/>
+        <w:t>const handlePaste = async () =&gt; {</w:t>
+      </w:r>
+    </w:p>
+    <w:p>
+      <w:pPr>
+        <w:pStyle w:val="Code"/>
+        <w:rPr/>
+      </w:pPr>
+      <w:r>
+        <w:rPr/>
+        <w:t xml:space="preserve">    </w:t>
+      </w:r>
+      <w:r>
+        <w:rPr/>
+        <w:t>const data = await navigator.clipboard.readText();</w:t>
+      </w:r>
+    </w:p>
+    <w:p>
+      <w:pPr>
+        <w:pStyle w:val="Code"/>
+        <w:rPr/>
+      </w:pPr>
+      <w:r>
+        <w:rPr/>
+        <w:t xml:space="preserve">    </w:t>
+      </w:r>
+      <w:r>
+        <w:rPr/>
+        <w:t>setText(data);</w:t>
+      </w:r>
+    </w:p>
+    <w:p>
+      <w:pPr>
+        <w:pStyle w:val="Code"/>
+        <w:rPr/>
+      </w:pPr>
+      <w:r>
+        <w:rPr/>
+        <w:t xml:space="preserve">  </w:t>
+      </w:r>
+      <w:r>
+        <w:rPr/>
+        <w:t>};</w:t>
+      </w:r>
+    </w:p>
+    <w:p>
+      <w:pPr>
+        <w:pStyle w:val="Code"/>
+        <w:rPr/>
+      </w:pPr>
+      <w:r>
+        <w:rPr/>
+      </w:r>
+    </w:p>
+    <w:p>
+      <w:pPr>
+        <w:pStyle w:val="Code"/>
+        <w:rPr/>
+      </w:pPr>
+      <w:r>
+        <w:rPr/>
+        <w:t xml:space="preserve">  </w:t>
+      </w:r>
+      <w:r>
+        <w:rPr/>
+        <w:t>const copyResult = () =&gt; {</w:t>
+      </w:r>
+    </w:p>
+    <w:p>
+      <w:pPr>
+        <w:pStyle w:val="Code"/>
+        <w:rPr/>
+      </w:pPr>
+      <w:r>
+        <w:rPr/>
+        <w:t xml:space="preserve">    </w:t>
+      </w:r>
+      <w:r>
+        <w:rPr/>
+        <w:t>setText(output);</w:t>
+      </w:r>
+    </w:p>
+    <w:p>
+      <w:pPr>
+        <w:pStyle w:val="Code"/>
+        <w:rPr/>
+      </w:pPr>
+      <w:r>
+        <w:rPr/>
+        <w:t xml:space="preserve">  </w:t>
+      </w:r>
+      <w:r>
+        <w:rPr/>
+        <w:t>};</w:t>
+      </w:r>
+    </w:p>
+    <w:p>
+      <w:pPr>
+        <w:pStyle w:val="Code"/>
+        <w:rPr/>
+      </w:pPr>
+      <w:r>
+        <w:rPr/>
+      </w:r>
+    </w:p>
+    <w:p>
+      <w:pPr>
+        <w:pStyle w:val="Code"/>
+        <w:rPr/>
+      </w:pPr>
+      <w:r>
+        <w:rPr/>
+        <w:t xml:space="preserve">  </w:t>
+      </w:r>
+      <w:r>
+        <w:rPr/>
+        <w:t>const INPUT_CLASSES =</w:t>
+      </w:r>
+    </w:p>
+    <w:p>
+      <w:pPr>
+        <w:pStyle w:val="Code"/>
+        <w:rPr/>
+      </w:pPr>
+      <w:r>
+        <w:rPr/>
+        <w:t xml:space="preserve">    </w:t>
+      </w:r>
+      <w:r>
+        <w:rPr/>
+        <w:t>"outline-2 rounded-md outline-sky-300 focus:outline-sky-500 px-2";</w:t>
+      </w:r>
+    </w:p>
+    <w:p>
+      <w:pPr>
+        <w:pStyle w:val="Code"/>
+        <w:rPr/>
+      </w:pPr>
+      <w:r>
+        <w:rPr/>
+        <w:t xml:space="preserve">  </w:t>
+      </w:r>
+      <w:r>
+        <w:rPr/>
+        <w:t>const BUTTON_CLASSES =</w:t>
+      </w:r>
+    </w:p>
+    <w:p>
+      <w:pPr>
+        <w:pStyle w:val="Code"/>
+        <w:rPr/>
+      </w:pPr>
+      <w:r>
+        <w:rPr/>
+        <w:t xml:space="preserve">    </w:t>
+      </w:r>
+      <w:r>
+        <w:rPr/>
+        <w:t>"bg-sky-50 p-1 hover:bg-sky-200 w-full rounded-md cursor-pointer";</w:t>
+      </w:r>
+    </w:p>
+    <w:p>
+      <w:pPr>
+        <w:pStyle w:val="Code"/>
+        <w:rPr/>
+      </w:pPr>
+      <w:r>
+        <w:rPr/>
+        <w:t xml:space="preserve">  </w:t>
+      </w:r>
+      <w:r>
+        <w:rPr/>
+        <w:t>const BibleVerse =</w:t>
+      </w:r>
+    </w:p>
+    <w:p>
+      <w:pPr>
+        <w:pStyle w:val="Code"/>
+        <w:rPr/>
+      </w:pPr>
+      <w:r>
+        <w:rPr/>
+        <w:t xml:space="preserve">    </w:t>
+      </w:r>
+      <w:r>
+        <w:rPr/>
+        <w:t>"For God so loved the world that He gave His only begotten Son, that whoever believes in Him should not perish, but have eternal life.";</w:t>
+      </w:r>
+    </w:p>
+    <w:p>
+      <w:pPr>
+        <w:pStyle w:val="Code"/>
+        <w:rPr/>
+      </w:pPr>
+      <w:r>
+        <w:rPr/>
+      </w:r>
+    </w:p>
+    <w:p>
+      <w:pPr>
+        <w:pStyle w:val="Code"/>
+        <w:rPr/>
+      </w:pPr>
+      <w:r>
+        <w:rPr/>
+        <w:t xml:space="preserve">  </w:t>
+      </w:r>
+      <w:r>
+        <w:rPr/>
+        <w:t>return (</w:t>
+      </w:r>
+    </w:p>
+    <w:p>
+      <w:pPr>
+        <w:pStyle w:val="Code"/>
+        <w:rPr/>
+      </w:pPr>
+      <w:r>
+        <w:rPr/>
+        <w:t xml:space="preserve">    </w:t>
+      </w:r>
+      <w:r>
+        <w:rPr/>
+        <w:t>&lt;div className="min-h-screen bg-sky-50 flex gap-3 flex-col items-center justify-center"&gt;</w:t>
+      </w:r>
+    </w:p>
+    <w:p>
+      <w:pPr>
+        <w:pStyle w:val="Code"/>
+        <w:rPr/>
+      </w:pPr>
+      <w:r>
+        <w:rPr/>
+        <w:t xml:space="preserve">      </w:t>
+      </w:r>
+      <w:r>
+        <w:rPr/>
+        <w:t>{/* Header */}</w:t>
+      </w:r>
+    </w:p>
+    <w:p>
+      <w:pPr>
+        <w:pStyle w:val="Code"/>
+        <w:rPr/>
+      </w:pPr>
+      <w:r>
+        <w:rPr/>
+        <w:t xml:space="preserve">      </w:t>
+      </w:r>
+      <w:r>
+        <w:rPr/>
+        <w:t>&lt;div className="rounded-md bg-white border-2 border-sky-300 flex p-3 gap-3 w-60"&gt;</w:t>
+      </w:r>
+    </w:p>
+    <w:p>
+      <w:pPr>
+        <w:pStyle w:val="Code"/>
+        <w:rPr/>
+      </w:pPr>
+      <w:r>
+        <w:rPr/>
+        <w:t xml:space="preserve">        </w:t>
+      </w:r>
+      <w:r>
+        <w:rPr/>
+        <w:t>&lt;span&gt;🔐&lt;/span&gt;</w:t>
+      </w:r>
+    </w:p>
+    <w:p>
+      <w:pPr>
+        <w:pStyle w:val="Code"/>
+        <w:rPr/>
+      </w:pPr>
+      <w:r>
+        <w:rPr/>
+        <w:t xml:space="preserve">        </w:t>
+      </w:r>
+      <w:r>
+        <w:rPr/>
+        <w:t>&lt;h1&gt;</w:t>
+      </w:r>
+    </w:p>
+    <w:p>
+      <w:pPr>
+        <w:pStyle w:val="Code"/>
+        <w:rPr/>
+      </w:pPr>
+      <w:r>
+        <w:rPr/>
+        <w:t xml:space="preserve">          </w:t>
+      </w:r>
+      <w:r>
+        <w:rPr/>
+        <w:t>&lt;a</w:t>
+      </w:r>
+    </w:p>
+    <w:p>
+      <w:pPr>
+        <w:pStyle w:val="Code"/>
+        <w:rPr/>
+      </w:pPr>
+      <w:r>
+        <w:rPr/>
+        <w:t xml:space="preserve">            </w:t>
+      </w:r>
+      <w:r>
+        <w:rPr/>
+        <w:t>href="https://en.wikipedia.org/wiki/Vigenère_cipher"</w:t>
+      </w:r>
+    </w:p>
+    <w:p>
+      <w:pPr>
+        <w:pStyle w:val="Code"/>
+        <w:rPr/>
+      </w:pPr>
+      <w:r>
+        <w:rPr/>
+        <w:t xml:space="preserve">            </w:t>
+      </w:r>
+      <w:r>
+        <w:rPr/>
+        <w:t>className="underline underline-offset-2"</w:t>
+      </w:r>
+    </w:p>
+    <w:p>
+      <w:pPr>
+        <w:pStyle w:val="Code"/>
+        <w:rPr/>
+      </w:pPr>
+      <w:r>
+        <w:rPr/>
+        <w:t xml:space="preserve">          </w:t>
+      </w:r>
+      <w:r>
+        <w:rPr/>
+        <w:t>&gt;</w:t>
+      </w:r>
+    </w:p>
+    <w:p>
+      <w:pPr>
+        <w:pStyle w:val="Code"/>
+        <w:rPr/>
+      </w:pPr>
+      <w:r>
+        <w:rPr/>
+        <w:t xml:space="preserve">            </w:t>
+      </w:r>
+      <w:r>
+        <w:rPr/>
+        <w:t>Vigenere Cipher</w:t>
+      </w:r>
+    </w:p>
+    <w:p>
+      <w:pPr>
+        <w:pStyle w:val="Code"/>
+        <w:rPr/>
+      </w:pPr>
+      <w:r>
+        <w:rPr/>
+        <w:t xml:space="preserve">          </w:t>
+      </w:r>
+      <w:r>
+        <w:rPr/>
+        <w:t>&lt;/a&gt;</w:t>
+      </w:r>
+    </w:p>
+    <w:p>
+      <w:pPr>
+        <w:pStyle w:val="Code"/>
+        <w:rPr/>
+      </w:pPr>
+      <w:r>
+        <w:rPr/>
+        <w:t xml:space="preserve">        </w:t>
+      </w:r>
+      <w:r>
+        <w:rPr/>
+        <w:t>&lt;/h1&gt;</w:t>
+      </w:r>
+    </w:p>
+    <w:p>
+      <w:pPr>
+        <w:pStyle w:val="Code"/>
+        <w:rPr/>
+      </w:pPr>
+      <w:r>
+        <w:rPr/>
+        <w:t xml:space="preserve">      </w:t>
+      </w:r>
+      <w:r>
+        <w:rPr/>
+        <w:t>&lt;/div&gt;</w:t>
+      </w:r>
+    </w:p>
+    <w:p>
+      <w:pPr>
+        <w:pStyle w:val="Code"/>
+        <w:rPr/>
+      </w:pPr>
+      <w:r>
+        <w:rPr/>
+      </w:r>
+    </w:p>
+    <w:p>
+      <w:pPr>
+        <w:pStyle w:val="Code"/>
+        <w:rPr/>
+      </w:pPr>
+      <w:r>
+        <w:rPr/>
+        <w:t xml:space="preserve">      </w:t>
+      </w:r>
+      <w:r>
+        <w:rPr/>
+        <w:t>{/* Main App */}</w:t>
+      </w:r>
+    </w:p>
+    <w:p>
+      <w:pPr>
+        <w:pStyle w:val="Code"/>
+        <w:rPr/>
+      </w:pPr>
+      <w:r>
+        <w:rPr/>
+        <w:t xml:space="preserve">      </w:t>
+      </w:r>
+      <w:r>
+        <w:rPr/>
+        <w:t>&lt;div className="rounded-md bg-white border-2 border-sky-300 flex flex-col p-3 gap-4"&gt;</w:t>
+      </w:r>
+    </w:p>
+    <w:p>
+      <w:pPr>
+        <w:pStyle w:val="Code"/>
+        <w:rPr/>
+      </w:pPr>
+      <w:r>
+        <w:rPr/>
+        <w:t xml:space="preserve">        </w:t>
+      </w:r>
+      <w:r>
+        <w:rPr/>
+        <w:t>&lt;button className={BUTTON_CLASSES} onClick={handlePaste}&gt;</w:t>
+      </w:r>
+    </w:p>
+    <w:p>
+      <w:pPr>
+        <w:pStyle w:val="Code"/>
+        <w:rPr/>
+      </w:pPr>
+      <w:r>
+        <w:rPr/>
+        <w:t xml:space="preserve">          </w:t>
+      </w:r>
+      <w:r>
+        <w:rPr/>
+        <w:t>Paste</w:t>
+      </w:r>
+    </w:p>
+    <w:p>
+      <w:pPr>
+        <w:pStyle w:val="Code"/>
+        <w:rPr/>
+      </w:pPr>
+      <w:r>
+        <w:rPr/>
+        <w:t xml:space="preserve">        </w:t>
+      </w:r>
+      <w:r>
+        <w:rPr/>
+        <w:t>&lt;/button&gt;</w:t>
+      </w:r>
+    </w:p>
+    <w:p>
+      <w:pPr>
+        <w:pStyle w:val="Code"/>
+        <w:rPr/>
+      </w:pPr>
+      <w:r>
+        <w:rPr/>
+        <w:t xml:space="preserve">        </w:t>
+      </w:r>
+      <w:r>
+        <w:rPr/>
+        <w:t>&lt;div className="flex flex-col gap-1"&gt;</w:t>
+      </w:r>
+    </w:p>
+    <w:p>
+      <w:pPr>
+        <w:pStyle w:val="Code"/>
+        <w:rPr/>
+      </w:pPr>
+      <w:r>
+        <w:rPr/>
+        <w:t xml:space="preserve">          </w:t>
+      </w:r>
+      <w:r>
+        <w:rPr/>
+        <w:t>&lt;label htmlFor="givenText"&gt;Given text&lt;/label&gt;</w:t>
+      </w:r>
+    </w:p>
+    <w:p>
+      <w:pPr>
+        <w:pStyle w:val="Code"/>
+        <w:rPr/>
+      </w:pPr>
+      <w:r>
+        <w:rPr/>
+        <w:t xml:space="preserve">          </w:t>
+      </w:r>
+      <w:r>
+        <w:rPr/>
+        <w:t>&lt;textarea</w:t>
+      </w:r>
+    </w:p>
+    <w:p>
+      <w:pPr>
+        <w:pStyle w:val="Code"/>
+        <w:rPr/>
+      </w:pPr>
+      <w:r>
+        <w:rPr/>
+        <w:t xml:space="preserve">            </w:t>
+      </w:r>
+      <w:r>
+        <w:rPr/>
+        <w:t>name="inputText"</w:t>
+      </w:r>
+    </w:p>
+    <w:p>
+      <w:pPr>
+        <w:pStyle w:val="Code"/>
+        <w:rPr/>
+      </w:pPr>
+      <w:r>
+        <w:rPr/>
+        <w:t xml:space="preserve">            </w:t>
+      </w:r>
+      <w:r>
+        <w:rPr/>
+        <w:t>id="inputText"</w:t>
+      </w:r>
+    </w:p>
+    <w:p>
+      <w:pPr>
+        <w:pStyle w:val="Code"/>
+        <w:rPr/>
+      </w:pPr>
+      <w:r>
+        <w:rPr/>
+        <w:t xml:space="preserve">            </w:t>
+      </w:r>
+      <w:r>
+        <w:rPr/>
+        <w:t>className={`${INPUT_CLASSES} resize-none`}</w:t>
+      </w:r>
+    </w:p>
+    <w:p>
+      <w:pPr>
+        <w:pStyle w:val="Code"/>
+        <w:rPr/>
+      </w:pPr>
+      <w:r>
+        <w:rPr/>
+        <w:t xml:space="preserve">            </w:t>
+      </w:r>
+      <w:r>
+        <w:rPr/>
+        <w:t>rows={3}</w:t>
+      </w:r>
+    </w:p>
+    <w:p>
+      <w:pPr>
+        <w:pStyle w:val="Code"/>
+        <w:rPr/>
+      </w:pPr>
+      <w:r>
+        <w:rPr/>
+        <w:t xml:space="preserve">            </w:t>
+      </w:r>
+      <w:r>
+        <w:rPr/>
+        <w:t>placeholder="For example, Some text..."</w:t>
+      </w:r>
+    </w:p>
+    <w:p>
+      <w:pPr>
+        <w:pStyle w:val="Code"/>
+        <w:rPr/>
+      </w:pPr>
+      <w:r>
+        <w:rPr/>
+        <w:t xml:space="preserve">            </w:t>
+      </w:r>
+      <w:r>
+        <w:rPr/>
+        <w:t>value={text}</w:t>
+      </w:r>
+    </w:p>
+    <w:p>
+      <w:pPr>
+        <w:pStyle w:val="Code"/>
+        <w:rPr/>
+      </w:pPr>
+      <w:r>
+        <w:rPr/>
+        <w:t xml:space="preserve">            </w:t>
+      </w:r>
+      <w:r>
+        <w:rPr/>
+        <w:t>onChange={(e) =&gt; setText(e.target.value)}</w:t>
+      </w:r>
+    </w:p>
+    <w:p>
+      <w:pPr>
+        <w:pStyle w:val="Code"/>
+        <w:rPr/>
+      </w:pPr>
+      <w:r>
+        <w:rPr/>
+        <w:t xml:space="preserve">          </w:t>
+      </w:r>
+      <w:r>
+        <w:rPr/>
+        <w:t>&gt;&lt;/textarea&gt;</w:t>
+      </w:r>
+    </w:p>
+    <w:p>
+      <w:pPr>
+        <w:pStyle w:val="Code"/>
+        <w:rPr/>
+      </w:pPr>
+      <w:r>
+        <w:rPr/>
+        <w:t xml:space="preserve">        </w:t>
+      </w:r>
+      <w:r>
+        <w:rPr/>
+        <w:t>&lt;/div&gt;</w:t>
+      </w:r>
+    </w:p>
+    <w:p>
+      <w:pPr>
+        <w:pStyle w:val="Code"/>
+        <w:rPr/>
+      </w:pPr>
+      <w:r>
+        <w:rPr/>
+      </w:r>
+    </w:p>
+    <w:p>
+      <w:pPr>
+        <w:pStyle w:val="Code"/>
+        <w:rPr/>
+      </w:pPr>
+      <w:r>
+        <w:rPr/>
+        <w:t xml:space="preserve">        </w:t>
+      </w:r>
+      <w:r>
+        <w:rPr/>
+        <w:t>&lt;div className="flex flex-col gap-1"&gt;</w:t>
+      </w:r>
+    </w:p>
+    <w:p>
+      <w:pPr>
+        <w:pStyle w:val="Code"/>
+        <w:rPr/>
+      </w:pPr>
+      <w:r>
+        <w:rPr/>
+        <w:t xml:space="preserve">          </w:t>
+      </w:r>
+      <w:r>
+        <w:rPr/>
+        <w:t>&lt;label htmlFor="keyInput"&gt;Key&lt;/label&gt;</w:t>
+      </w:r>
+    </w:p>
+    <w:p>
+      <w:pPr>
+        <w:pStyle w:val="Code"/>
+        <w:rPr/>
+      </w:pPr>
+      <w:r>
+        <w:rPr/>
+        <w:t xml:space="preserve">          </w:t>
+      </w:r>
+      <w:r>
+        <w:rPr/>
+        <w:t>&lt;input</w:t>
+      </w:r>
+    </w:p>
+    <w:p>
+      <w:pPr>
+        <w:pStyle w:val="Code"/>
+        <w:rPr/>
+      </w:pPr>
+      <w:r>
+        <w:rPr/>
+        <w:t xml:space="preserve">            </w:t>
+      </w:r>
+      <w:r>
+        <w:rPr/>
+        <w:t>type="text"</w:t>
+      </w:r>
+    </w:p>
+    <w:p>
+      <w:pPr>
+        <w:pStyle w:val="Code"/>
+        <w:rPr/>
+      </w:pPr>
+      <w:r>
+        <w:rPr/>
+        <w:t xml:space="preserve">            </w:t>
+      </w:r>
+      <w:r>
+        <w:rPr/>
+        <w:t>id="keyInput"</w:t>
+      </w:r>
+    </w:p>
+    <w:p>
+      <w:pPr>
+        <w:pStyle w:val="Code"/>
+        <w:rPr/>
+      </w:pPr>
+      <w:r>
+        <w:rPr/>
+        <w:t xml:space="preserve">            </w:t>
+      </w:r>
+      <w:r>
+        <w:rPr/>
+        <w:t>className={INPUT_CLASSES}</w:t>
+      </w:r>
+    </w:p>
+    <w:p>
+      <w:pPr>
+        <w:pStyle w:val="Code"/>
+        <w:rPr/>
+      </w:pPr>
+      <w:r>
+        <w:rPr/>
+        <w:t xml:space="preserve">            </w:t>
+      </w:r>
+      <w:r>
+        <w:rPr/>
+        <w:t>placeholder="For example, GOD"</w:t>
+      </w:r>
+    </w:p>
+    <w:p>
+      <w:pPr>
+        <w:pStyle w:val="Code"/>
+        <w:rPr/>
+      </w:pPr>
+      <w:r>
+        <w:rPr/>
+        <w:t xml:space="preserve">            </w:t>
+      </w:r>
+      <w:r>
+        <w:rPr/>
+        <w:t>value={key}</w:t>
+      </w:r>
+    </w:p>
+    <w:p>
+      <w:pPr>
+        <w:pStyle w:val="Code"/>
+        <w:rPr/>
+      </w:pPr>
+      <w:r>
+        <w:rPr/>
+        <w:t xml:space="preserve">            </w:t>
+      </w:r>
+      <w:r>
+        <w:rPr/>
+        <w:t>onChange={(e) =&gt; setKey(e.target.value.toUpperCase())}</w:t>
+      </w:r>
+    </w:p>
+    <w:p>
+      <w:pPr>
+        <w:pStyle w:val="Code"/>
+        <w:rPr/>
+      </w:pPr>
+      <w:r>
+        <w:rPr/>
+        <w:t xml:space="preserve">          </w:t>
+      </w:r>
+      <w:r>
+        <w:rPr/>
+        <w:t>/&gt;</w:t>
+      </w:r>
+    </w:p>
+    <w:p>
+      <w:pPr>
+        <w:pStyle w:val="Code"/>
+        <w:rPr/>
+      </w:pPr>
+      <w:r>
+        <w:rPr/>
+        <w:t xml:space="preserve">        </w:t>
+      </w:r>
+      <w:r>
+        <w:rPr/>
+        <w:t>&lt;/div&gt;</w:t>
+      </w:r>
+    </w:p>
+    <w:p>
+      <w:pPr>
+        <w:pStyle w:val="Code"/>
+        <w:rPr/>
+      </w:pPr>
+      <w:r>
+        <w:rPr/>
+      </w:r>
+    </w:p>
+    <w:p>
+      <w:pPr>
+        <w:pStyle w:val="Code"/>
+        <w:rPr/>
+      </w:pPr>
+      <w:r>
+        <w:rPr/>
+        <w:t xml:space="preserve">        </w:t>
+      </w:r>
+      <w:r>
+        <w:rPr/>
+        <w:t>&lt;div className="flex flex-row gap-3" hidden={!text || !key}&gt;</w:t>
+      </w:r>
+    </w:p>
+    <w:p>
+      <w:pPr>
+        <w:pStyle w:val="Code"/>
+        <w:rPr/>
+      </w:pPr>
+      <w:r>
+        <w:rPr/>
+        <w:t xml:space="preserve">          </w:t>
+      </w:r>
+      <w:r>
+        <w:rPr/>
+        <w:t>&lt;button className={BUTTON_CLASSES} onClick={handleEncrypt}&gt;</w:t>
+      </w:r>
+    </w:p>
+    <w:p>
+      <w:pPr>
+        <w:pStyle w:val="Code"/>
+        <w:rPr/>
+      </w:pPr>
+      <w:r>
+        <w:rPr/>
+        <w:t xml:space="preserve">            </w:t>
+      </w:r>
+      <w:r>
+        <w:rPr/>
+        <w:t>Encrypt</w:t>
+      </w:r>
+    </w:p>
+    <w:p>
+      <w:pPr>
+        <w:pStyle w:val="Code"/>
+        <w:rPr/>
+      </w:pPr>
+      <w:r>
+        <w:rPr/>
+        <w:t xml:space="preserve">          </w:t>
+      </w:r>
+      <w:r>
+        <w:rPr/>
+        <w:t>&lt;/button&gt;</w:t>
+      </w:r>
+    </w:p>
+    <w:p>
+      <w:pPr>
+        <w:pStyle w:val="Code"/>
+        <w:rPr/>
+      </w:pPr>
+      <w:r>
+        <w:rPr/>
+        <w:t xml:space="preserve">          </w:t>
+      </w:r>
+      <w:r>
+        <w:rPr/>
+        <w:t>&lt;button className={BUTTON_CLASSES} onClick={handleDecrypt}&gt;</w:t>
+      </w:r>
+    </w:p>
+    <w:p>
+      <w:pPr>
+        <w:pStyle w:val="Code"/>
+        <w:rPr/>
+      </w:pPr>
+      <w:r>
+        <w:rPr/>
+        <w:t xml:space="preserve">            </w:t>
+      </w:r>
+      <w:r>
+        <w:rPr/>
+        <w:t>Decrypt</w:t>
+      </w:r>
+    </w:p>
+    <w:p>
+      <w:pPr>
+        <w:pStyle w:val="Code"/>
+        <w:rPr/>
+      </w:pPr>
+      <w:r>
+        <w:rPr/>
+        <w:t xml:space="preserve">          </w:t>
+      </w:r>
+      <w:r>
+        <w:rPr/>
+        <w:t>&lt;/button&gt;</w:t>
+      </w:r>
+    </w:p>
+    <w:p>
+      <w:pPr>
+        <w:pStyle w:val="Code"/>
+        <w:rPr/>
+      </w:pPr>
+      <w:r>
+        <w:rPr/>
+        <w:t xml:space="preserve">        </w:t>
+      </w:r>
+      <w:r>
+        <w:rPr/>
+        <w:t>&lt;/div&gt;</w:t>
+      </w:r>
+    </w:p>
+    <w:p>
+      <w:pPr>
+        <w:pStyle w:val="Code"/>
+        <w:rPr/>
+      </w:pPr>
+      <w:r>
+        <w:rPr/>
+      </w:r>
+    </w:p>
+    <w:p>
+      <w:pPr>
+        <w:pStyle w:val="Code"/>
+        <w:rPr/>
+      </w:pPr>
+      <w:r>
+        <w:rPr/>
+        <w:t xml:space="preserve">        </w:t>
+      </w:r>
+      <w:r>
+        <w:rPr/>
+        <w:t>&lt;div className="flex flex-col gap-2"&gt;</w:t>
+      </w:r>
+    </w:p>
+    <w:p>
+      <w:pPr>
+        <w:pStyle w:val="Code"/>
+        <w:rPr/>
+      </w:pPr>
+      <w:r>
+        <w:rPr/>
+        <w:t xml:space="preserve">          </w:t>
+      </w:r>
+      <w:r>
+        <w:rPr/>
+        <w:t>&lt;textarea</w:t>
+      </w:r>
+    </w:p>
+    <w:p>
+      <w:pPr>
+        <w:pStyle w:val="Code"/>
+        <w:rPr/>
+      </w:pPr>
+      <w:r>
+        <w:rPr/>
+        <w:t xml:space="preserve">            </w:t>
+      </w:r>
+      <w:r>
+        <w:rPr/>
+        <w:t>name="ciphetOutput"</w:t>
+      </w:r>
+    </w:p>
+    <w:p>
+      <w:pPr>
+        <w:pStyle w:val="Code"/>
+        <w:rPr/>
+      </w:pPr>
+      <w:r>
+        <w:rPr/>
+        <w:t xml:space="preserve">            </w:t>
+      </w:r>
+      <w:r>
+        <w:rPr/>
+        <w:t>id="ciphetOutput"</w:t>
+      </w:r>
+    </w:p>
+    <w:p>
+      <w:pPr>
+        <w:pStyle w:val="Code"/>
+        <w:rPr/>
+      </w:pPr>
+      <w:r>
+        <w:rPr/>
+        <w:t xml:space="preserve">            </w:t>
+      </w:r>
+      <w:r>
+        <w:rPr/>
+        <w:t>className={`${INPUT_CLASSES} resize-none`}</w:t>
+      </w:r>
+    </w:p>
+    <w:p>
+      <w:pPr>
+        <w:pStyle w:val="Code"/>
+        <w:rPr/>
+      </w:pPr>
+      <w:r>
+        <w:rPr/>
+        <w:t xml:space="preserve">            </w:t>
+      </w:r>
+      <w:r>
+        <w:rPr/>
+        <w:t>rows={3}</w:t>
+      </w:r>
+    </w:p>
+    <w:p>
+      <w:pPr>
+        <w:pStyle w:val="Code"/>
+        <w:rPr/>
+      </w:pPr>
+      <w:r>
+        <w:rPr/>
+        <w:t xml:space="preserve">            </w:t>
+      </w:r>
+      <w:r>
+        <w:rPr/>
+        <w:t>placeholder="Output will be here..."</w:t>
+      </w:r>
+    </w:p>
+    <w:p>
+      <w:pPr>
+        <w:pStyle w:val="Code"/>
+        <w:rPr/>
+      </w:pPr>
+      <w:r>
+        <w:rPr/>
+        <w:t xml:space="preserve">            </w:t>
+      </w:r>
+      <w:r>
+        <w:rPr/>
+        <w:t>value={output}</w:t>
+      </w:r>
+    </w:p>
+    <w:p>
+      <w:pPr>
+        <w:pStyle w:val="Code"/>
+        <w:rPr/>
+      </w:pPr>
+      <w:r>
+        <w:rPr/>
+        <w:t xml:space="preserve">            </w:t>
+      </w:r>
+      <w:r>
+        <w:rPr/>
+        <w:t>readOnly</w:t>
+      </w:r>
+    </w:p>
+    <w:p>
+      <w:pPr>
+        <w:pStyle w:val="Code"/>
+        <w:rPr/>
+      </w:pPr>
+      <w:r>
+        <w:rPr/>
+        <w:t xml:space="preserve">            </w:t>
+      </w:r>
+      <w:r>
+        <w:rPr/>
+        <w:t>onClick={() =&gt; navigator.clipboard.writeText(output)}</w:t>
+      </w:r>
+    </w:p>
+    <w:p>
+      <w:pPr>
+        <w:pStyle w:val="Code"/>
+        <w:rPr/>
+      </w:pPr>
+      <w:r>
+        <w:rPr/>
+        <w:t xml:space="preserve">          </w:t>
+      </w:r>
+      <w:r>
+        <w:rPr/>
+        <w:t>&gt;&lt;/textarea&gt;</w:t>
+      </w:r>
+    </w:p>
+    <w:p>
+      <w:pPr>
+        <w:pStyle w:val="Code"/>
+        <w:rPr/>
+      </w:pPr>
+      <w:r>
+        <w:rPr/>
+        <w:t xml:space="preserve">          </w:t>
+      </w:r>
+      <w:r>
+        <w:rPr/>
+        <w:t>&lt;div className="flex flex-row justify-end gap-2"&gt;</w:t>
+      </w:r>
+    </w:p>
+    <w:p>
+      <w:pPr>
+        <w:pStyle w:val="Code"/>
+        <w:rPr/>
+      </w:pPr>
+      <w:r>
+        <w:rPr/>
+        <w:t xml:space="preserve">            </w:t>
+      </w:r>
+      <w:r>
+        <w:rPr/>
+        <w:t>&lt;button</w:t>
+      </w:r>
+    </w:p>
+    <w:p>
+      <w:pPr>
+        <w:pStyle w:val="Code"/>
+        <w:rPr/>
+      </w:pPr>
+      <w:r>
+        <w:rPr/>
+        <w:t xml:space="preserve">              </w:t>
+      </w:r>
+      <w:r>
+        <w:rPr/>
+        <w:t>className="bg-sky-50 rounded-md self-end w-fit py-1 px-2"</w:t>
+      </w:r>
+    </w:p>
+    <w:p>
+      <w:pPr>
+        <w:pStyle w:val="Code"/>
+        <w:rPr/>
+      </w:pPr>
+      <w:r>
+        <w:rPr/>
+        <w:t xml:space="preserve">              </w:t>
+      </w:r>
+      <w:r>
+        <w:rPr/>
+        <w:t>onClick={copyResult}</w:t>
+      </w:r>
+    </w:p>
+    <w:p>
+      <w:pPr>
+        <w:pStyle w:val="Code"/>
+        <w:rPr/>
+      </w:pPr>
+      <w:r>
+        <w:rPr/>
+        <w:t xml:space="preserve">            </w:t>
+      </w:r>
+      <w:r>
+        <w:rPr/>
+        <w:t>&gt;</w:t>
+      </w:r>
+    </w:p>
+    <w:p>
+      <w:pPr>
+        <w:pStyle w:val="Code"/>
+        <w:rPr/>
+      </w:pPr>
+      <w:r>
+        <w:rPr/>
+        <w:t xml:space="preserve">              </w:t>
+      </w:r>
+      <w:r>
+        <w:rPr/>
+        <w:t>Reverse</w:t>
+      </w:r>
+    </w:p>
+    <w:p>
+      <w:pPr>
+        <w:pStyle w:val="Code"/>
+        <w:rPr/>
+      </w:pPr>
+      <w:r>
+        <w:rPr/>
+        <w:t xml:space="preserve">            </w:t>
+      </w:r>
+      <w:r>
+        <w:rPr/>
+        <w:t>&lt;/button&gt;</w:t>
+      </w:r>
+    </w:p>
+    <w:p>
+      <w:pPr>
+        <w:pStyle w:val="Code"/>
+        <w:rPr/>
+      </w:pPr>
+      <w:r>
+        <w:rPr/>
+        <w:t xml:space="preserve">            </w:t>
+      </w:r>
+      <w:r>
+        <w:rPr/>
+        <w:t>&lt;button</w:t>
+      </w:r>
+    </w:p>
+    <w:p>
+      <w:pPr>
+        <w:pStyle w:val="Code"/>
+        <w:rPr/>
+      </w:pPr>
+      <w:r>
+        <w:rPr/>
+        <w:t xml:space="preserve">              </w:t>
+      </w:r>
+      <w:r>
+        <w:rPr/>
+        <w:t>className="bg-sky-50 rounded-md self-end w-fit py-1 px-2"</w:t>
+      </w:r>
+    </w:p>
+    <w:p>
+      <w:pPr>
+        <w:pStyle w:val="Code"/>
+        <w:rPr/>
+      </w:pPr>
+      <w:r>
+        <w:rPr/>
+        <w:t xml:space="preserve">              </w:t>
+      </w:r>
+      <w:r>
+        <w:rPr/>
+        <w:t>onClick={() =&gt; navigator.clipboard.writeText(output)}</w:t>
+      </w:r>
+    </w:p>
+    <w:p>
+      <w:pPr>
+        <w:pStyle w:val="Code"/>
+        <w:rPr/>
+      </w:pPr>
+      <w:r>
+        <w:rPr/>
+        <w:t xml:space="preserve">            </w:t>
+      </w:r>
+      <w:r>
+        <w:rPr/>
+        <w:t>&gt;</w:t>
+      </w:r>
+    </w:p>
+    <w:p>
+      <w:pPr>
+        <w:pStyle w:val="Code"/>
+        <w:rPr/>
+      </w:pPr>
+      <w:r>
+        <w:rPr/>
+        <w:t xml:space="preserve">              </w:t>
+      </w:r>
+      <w:r>
+        <w:rPr/>
+        <w:t>Copy</w:t>
+      </w:r>
+    </w:p>
+    <w:p>
+      <w:pPr>
+        <w:pStyle w:val="Code"/>
+        <w:rPr/>
+      </w:pPr>
+      <w:r>
+        <w:rPr/>
+        <w:t xml:space="preserve">            </w:t>
+      </w:r>
+      <w:r>
+        <w:rPr/>
+        <w:t>&lt;/button&gt;</w:t>
+      </w:r>
+    </w:p>
+    <w:p>
+      <w:pPr>
+        <w:pStyle w:val="Code"/>
+        <w:rPr/>
+      </w:pPr>
+      <w:r>
+        <w:rPr/>
+        <w:t xml:space="preserve">          </w:t>
+      </w:r>
+      <w:r>
+        <w:rPr/>
+        <w:t>&lt;/div&gt;</w:t>
+      </w:r>
+    </w:p>
+    <w:p>
+      <w:pPr>
+        <w:pStyle w:val="Code"/>
+        <w:rPr/>
+      </w:pPr>
+      <w:r>
+        <w:rPr/>
+        <w:t xml:space="preserve">        </w:t>
+      </w:r>
+      <w:r>
+        <w:rPr/>
+        <w:t>&lt;/div&gt;</w:t>
+      </w:r>
+    </w:p>
+    <w:p>
+      <w:pPr>
+        <w:pStyle w:val="Code"/>
+        <w:rPr/>
+      </w:pPr>
+      <w:r>
+        <w:rPr/>
+        <w:t xml:space="preserve">      </w:t>
+      </w:r>
+      <w:r>
+        <w:rPr/>
+        <w:t>&lt;/div&gt;</w:t>
+      </w:r>
+    </w:p>
+    <w:p>
+      <w:pPr>
+        <w:pStyle w:val="Code"/>
+        <w:rPr/>
+      </w:pPr>
+      <w:r>
+        <w:rPr/>
+      </w:r>
+    </w:p>
+    <w:p>
+      <w:pPr>
+        <w:pStyle w:val="Code"/>
+        <w:rPr/>
+      </w:pPr>
+      <w:r>
+        <w:rPr/>
+        <w:t xml:space="preserve">      </w:t>
+      </w:r>
+      <w:r>
+        <w:rPr/>
+        <w:t>{/* Bible */}</w:t>
+      </w:r>
+    </w:p>
+    <w:p>
+      <w:pPr>
+        <w:pStyle w:val="Code"/>
+        <w:rPr/>
+      </w:pPr>
+      <w:r>
+        <w:rPr/>
+        <w:t xml:space="preserve">      </w:t>
+      </w:r>
+      <w:r>
+        <w:rPr/>
+        <w:t>&lt;div className="rounded-md bg-white border-2 border-sky-300 flex flex-col p-3 w-60"&gt;</w:t>
+      </w:r>
+    </w:p>
+    <w:p>
+      <w:pPr>
+        <w:pStyle w:val="Code"/>
+        <w:rPr/>
+      </w:pPr>
+      <w:r>
+        <w:rPr/>
+        <w:t xml:space="preserve">        </w:t>
+      </w:r>
+      <w:r>
+        <w:rPr/>
+        <w:t>&lt;span</w:t>
+      </w:r>
+    </w:p>
+    <w:p>
+      <w:pPr>
+        <w:pStyle w:val="Code"/>
+        <w:rPr/>
+      </w:pPr>
+      <w:r>
+        <w:rPr/>
+        <w:t xml:space="preserve">          </w:t>
+      </w:r>
+      <w:r>
+        <w:rPr/>
+        <w:t>className="italic text-justify cursor-copy"</w:t>
+      </w:r>
+    </w:p>
+    <w:p>
+      <w:pPr>
+        <w:pStyle w:val="Code"/>
+        <w:rPr/>
+      </w:pPr>
+      <w:r>
+        <w:rPr/>
+        <w:t xml:space="preserve">          </w:t>
+      </w:r>
+      <w:r>
+        <w:rPr/>
+        <w:t>onClick={() =&gt; navigator.clipboard.writeText(BibleVerse)}</w:t>
+      </w:r>
+    </w:p>
+    <w:p>
+      <w:pPr>
+        <w:pStyle w:val="Code"/>
+        <w:rPr/>
+      </w:pPr>
+      <w:r>
+        <w:rPr/>
+        <w:t xml:space="preserve">        </w:t>
+      </w:r>
+      <w:r>
+        <w:rPr/>
+        <w:t>&gt;</w:t>
+      </w:r>
+    </w:p>
+    <w:p>
+      <w:pPr>
+        <w:pStyle w:val="Code"/>
+        <w:rPr/>
+      </w:pPr>
+      <w:r>
+        <w:rPr/>
+        <w:t xml:space="preserve">          </w:t>
+      </w:r>
+      <w:r>
+        <w:rPr/>
+        <w:t>{BibleVerse}</w:t>
+      </w:r>
+    </w:p>
+    <w:p>
+      <w:pPr>
+        <w:pStyle w:val="Code"/>
+        <w:rPr/>
+      </w:pPr>
+      <w:r>
+        <w:rPr/>
+        <w:t xml:space="preserve">        </w:t>
+      </w:r>
+      <w:r>
+        <w:rPr/>
+        <w:t>&lt;/span&gt;</w:t>
+      </w:r>
+    </w:p>
+    <w:p>
+      <w:pPr>
+        <w:pStyle w:val="Code"/>
+        <w:rPr/>
+      </w:pPr>
+      <w:r>
+        <w:rPr/>
+        <w:t xml:space="preserve">        </w:t>
+      </w:r>
+      <w:r>
+        <w:rPr/>
+        <w:t>&lt;span className="self-end"&gt;</w:t>
+      </w:r>
+    </w:p>
+    <w:p>
+      <w:pPr>
+        <w:pStyle w:val="Code"/>
+        <w:rPr/>
+      </w:pPr>
+      <w:r>
+        <w:rPr/>
+        <w:t xml:space="preserve">          </w:t>
+      </w:r>
+      <w:r>
+        <w:rPr/>
+        <w:t>(</w:t>
+      </w:r>
+    </w:p>
+    <w:p>
+      <w:pPr>
+        <w:pStyle w:val="Code"/>
+        <w:rPr/>
+      </w:pPr>
+      <w:r>
+        <w:rPr/>
+        <w:t xml:space="preserve">          </w:t>
+      </w:r>
+      <w:r>
+        <w:rPr/>
+        <w:t>&lt;a</w:t>
+      </w:r>
+    </w:p>
+    <w:p>
+      <w:pPr>
+        <w:pStyle w:val="Code"/>
+        <w:rPr/>
+      </w:pPr>
+      <w:r>
+        <w:rPr/>
+        <w:t xml:space="preserve">            </w:t>
+      </w:r>
+      <w:r>
+        <w:rPr/>
+        <w:t>className="underline underline-offset-2"</w:t>
+      </w:r>
+    </w:p>
+    <w:p>
+      <w:pPr>
+        <w:pStyle w:val="Code"/>
+        <w:rPr/>
+      </w:pPr>
+      <w:r>
+        <w:rPr/>
+        <w:t xml:space="preserve">            </w:t>
+      </w:r>
+      <w:r>
+        <w:rPr/>
+        <w:t>href="https://www.biblegateway.com/passage/?search=John%203%3A16&amp;version=UKR"</w:t>
+      </w:r>
+    </w:p>
+    <w:p>
+      <w:pPr>
+        <w:pStyle w:val="Code"/>
+        <w:rPr/>
+      </w:pPr>
+      <w:r>
+        <w:rPr/>
+        <w:t xml:space="preserve">          </w:t>
+      </w:r>
+      <w:r>
+        <w:rPr/>
+        <w:t>&gt;</w:t>
+      </w:r>
+    </w:p>
+    <w:p>
+      <w:pPr>
+        <w:pStyle w:val="Code"/>
+        <w:rPr/>
+      </w:pPr>
+      <w:r>
+        <w:rPr/>
+        <w:t xml:space="preserve">            </w:t>
+      </w:r>
+      <w:r>
+        <w:rPr/>
+        <w:t>John 3:16</w:t>
+      </w:r>
+    </w:p>
+    <w:p>
+      <w:pPr>
+        <w:pStyle w:val="Code"/>
+        <w:rPr/>
+      </w:pPr>
+      <w:r>
+        <w:rPr/>
+        <w:t xml:space="preserve">          </w:t>
+      </w:r>
+      <w:r>
+        <w:rPr/>
+        <w:t>&lt;/a&gt;</w:t>
+      </w:r>
+    </w:p>
+    <w:p>
+      <w:pPr>
+        <w:pStyle w:val="Code"/>
+        <w:rPr/>
+      </w:pPr>
+      <w:r>
+        <w:rPr/>
+        <w:t xml:space="preserve">          </w:t>
+      </w:r>
+      <w:r>
+        <w:rPr/>
         <w:t>)</w:t>
       </w:r>
     </w:p>
     <w:p>
       <w:pPr>
         <w:pStyle w:val="Code"/>
-        <w:bidi w:val="0"/>
-        <w:rPr>
-          <w:lang w:val="uk-UA"/>
-        </w:rPr>
-      </w:pPr>
-      <w:r>
-        <w:rPr>
-          <w:lang w:val="uk-UA"/>
-        </w:rPr>
+        <w:rPr/>
+      </w:pPr>
+      <w:r>
+        <w:rPr/>
+        <w:t xml:space="preserve">        </w:t>
+      </w:r>
+      <w:r>
+        <w:rPr/>
+        <w:t>&lt;/span&gt;</w:t>
       </w:r>
     </w:p>
     <w:p>
       <w:pPr>
         <w:pStyle w:val="Code"/>
-        <w:bidi w:val="0"/>
-        <w:rPr>
-          <w:lang w:val="uk-UA"/>
-        </w:rPr>
-      </w:pPr>
-      <w:r>
-        <w:rPr>
-          <w:lang w:val="uk-UA"/>
-        </w:rPr>
-        <w:t xml:space="preserve">    </w:t>
-      </w:r>
-      <w:r>
-        <w:rPr>
-          <w:lang w:val="uk-UA"/>
-        </w:rPr>
-        <w:t># Container to center everything vertically and horizontally</w:t>
+        <w:rPr/>
+      </w:pPr>
+      <w:r>
+        <w:rPr/>
+        <w:t xml:space="preserve">      </w:t>
+      </w:r>
+      <w:r>
+        <w:rPr/>
+        <w:t>&lt;/div&gt;</w:t>
       </w:r>
     </w:p>
     <w:p>
       <w:pPr>
         <w:pStyle w:val="Code"/>
-        <w:bidi w:val="0"/>
-        <w:rPr>
-          <w:lang w:val="uk-UA"/>
-        </w:rPr>
-      </w:pPr>
-      <w:r>
-        <w:rPr>
-          <w:lang w:val="uk-UA"/>
-        </w:rPr>
-        <w:t xml:space="preserve">    </w:t>
-      </w:r>
-      <w:r>
-        <w:rPr>
-          <w:lang w:val="uk-UA"/>
-        </w:rPr>
-        <w:t>with ui.column().classes(</w:t>
+        <w:rPr/>
+      </w:pPr>
+      <w:r>
+        <w:rPr/>
+        <w:t xml:space="preserve">    </w:t>
+      </w:r>
+      <w:r>
+        <w:rPr/>
+        <w:t>&lt;/div&gt;</w:t>
       </w:r>
     </w:p>
     <w:p>
       <w:pPr>
         <w:pStyle w:val="Code"/>
-        <w:bidi w:val="0"/>
-        <w:rPr>
-          <w:lang w:val="uk-UA"/>
-        </w:rPr>
-      </w:pPr>
-      <w:r>
-        <w:rPr>
-          <w:lang w:val="uk-UA"/>
-        </w:rPr>
-        <w:t xml:space="preserve">        </w:t>
-      </w:r>
-      <w:r>
-        <w:rPr>
-          <w:lang w:val="uk-UA"/>
-        </w:rPr>
-        <w:t>"w-full h-[97vh] items-center justify-center bg-sky-50 dark:bg-slate-900 rounded-md"</w:t>
+        <w:rPr/>
+      </w:pPr>
+      <w:r>
+        <w:rPr/>
+        <w:t xml:space="preserve">  </w:t>
+      </w:r>
+      <w:r>
+        <w:rPr/>
+        <w:t>);</w:t>
       </w:r>
     </w:p>
     <w:p>
       <w:pPr>
         <w:pStyle w:val="Code"/>
-        <w:bidi w:val="0"/>
-        <w:rPr>
-          <w:lang w:val="uk-UA"/>
-        </w:rPr>
-      </w:pPr>
-      <w:r>
-        <w:rPr>
-          <w:lang w:val="uk-UA"/>
-        </w:rPr>
-        <w:t xml:space="preserve">    </w:t>
-      </w:r>
-      <w:r>
-        <w:rPr>
-          <w:lang w:val="uk-UA"/>
-        </w:rPr>
-        <w:t>):</w:t>
-      </w:r>
-    </w:p>
-    <w:p>
-      <w:pPr>
-        <w:pStyle w:val="Code"/>
-        <w:bidi w:val="0"/>
-        <w:rPr>
-          <w:lang w:val="uk-UA"/>
-        </w:rPr>
-      </w:pPr>
-      <w:r>
-        <w:rPr>
-          <w:lang w:val="uk-UA"/>
-        </w:rPr>
-        <w:t xml:space="preserve">        </w:t>
-      </w:r>
-      <w:r>
-        <w:rPr>
-          <w:lang w:val="uk-UA"/>
-        </w:rPr>
-        <w:t># The Main Card</w:t>
-      </w:r>
-    </w:p>
-    <w:p>
-      <w:pPr>
-        <w:pStyle w:val="Code"/>
-        <w:bidi w:val="0"/>
-        <w:rPr>
-          <w:lang w:val="uk-UA"/>
-        </w:rPr>
-      </w:pPr>
-      <w:r>
-        <w:rPr>
-          <w:lang w:val="uk-UA"/>
-        </w:rPr>
-        <w:t xml:space="preserve">        </w:t>
-      </w:r>
-      <w:r>
-        <w:rPr>
-          <w:lang w:val="uk-UA"/>
-        </w:rPr>
-        <w:t>with ui.card().classes("w-full max-w-lg p-6 shadow-xl rounded-xl"):</w:t>
-      </w:r>
-    </w:p>
-    <w:p>
-      <w:pPr>
-        <w:pStyle w:val="Code"/>
-        <w:bidi w:val="0"/>
-        <w:rPr>
-          <w:lang w:val="uk-UA"/>
-        </w:rPr>
-      </w:pPr>
-      <w:r>
-        <w:rPr>
-          <w:lang w:val="uk-UA"/>
-        </w:rPr>
-        <w:t xml:space="preserve">            </w:t>
-      </w:r>
-      <w:r>
-        <w:rPr>
-          <w:lang w:val="uk-UA"/>
-        </w:rPr>
-        <w:t># Header</w:t>
-      </w:r>
-    </w:p>
-    <w:p>
-      <w:pPr>
-        <w:pStyle w:val="Code"/>
-        <w:bidi w:val="0"/>
-        <w:rPr>
-          <w:lang w:val="uk-UA"/>
-        </w:rPr>
-      </w:pPr>
-      <w:r>
-        <w:rPr>
-          <w:lang w:val="uk-UA"/>
-        </w:rPr>
-        <w:t xml:space="preserve">            </w:t>
-      </w:r>
-      <w:r>
-        <w:rPr>
-          <w:lang w:val="uk-UA"/>
-        </w:rPr>
-        <w:t>with ui.row().classes("w-full justify-center mb-4"):</w:t>
-      </w:r>
-    </w:p>
-    <w:p>
-      <w:pPr>
-        <w:pStyle w:val="Code"/>
-        <w:bidi w:val="0"/>
-        <w:rPr>
-          <w:lang w:val="uk-UA"/>
-        </w:rPr>
-      </w:pPr>
-      <w:r>
-        <w:rPr>
-          <w:lang w:val="uk-UA"/>
-        </w:rPr>
-        <w:t xml:space="preserve">                </w:t>
-      </w:r>
-      <w:r>
-        <w:rPr>
-          <w:lang w:val="uk-UA"/>
-        </w:rPr>
-        <w:t>ui.icon("lock", size="3em", color="primary")</w:t>
-      </w:r>
-    </w:p>
-    <w:p>
-      <w:pPr>
-        <w:pStyle w:val="Code"/>
-        <w:bidi w:val="0"/>
-        <w:rPr>
-          <w:lang w:val="uk-UA"/>
-        </w:rPr>
-      </w:pPr>
-      <w:r>
-        <w:rPr>
-          <w:lang w:val="uk-UA"/>
-        </w:rPr>
-        <w:t xml:space="preserve">            </w:t>
-      </w:r>
-      <w:r>
-        <w:rPr>
-          <w:lang w:val="uk-UA"/>
-        </w:rPr>
-        <w:t>ui.label("Vigenère Cipher").classes(</w:t>
-      </w:r>
-    </w:p>
-    <w:p>
-      <w:pPr>
-        <w:pStyle w:val="Code"/>
-        <w:bidi w:val="0"/>
-        <w:rPr>
-          <w:lang w:val="uk-UA"/>
-        </w:rPr>
-      </w:pPr>
-      <w:r>
-        <w:rPr>
-          <w:lang w:val="uk-UA"/>
-        </w:rPr>
-        <w:t xml:space="preserve">                </w:t>
-      </w:r>
-      <w:r>
-        <w:rPr>
-          <w:lang w:val="uk-UA"/>
-        </w:rPr>
-        <w:t>"text-2xl font-bold text-center w-full mb-6 text-gray-700 dark:text-gray-200"</w:t>
-      </w:r>
-    </w:p>
-    <w:p>
-      <w:pPr>
-        <w:pStyle w:val="Code"/>
-        <w:bidi w:val="0"/>
-        <w:rPr>
-          <w:lang w:val="uk-UA"/>
-        </w:rPr>
-      </w:pPr>
-      <w:r>
-        <w:rPr>
-          <w:lang w:val="uk-UA"/>
-        </w:rPr>
-        <w:t xml:space="preserve">            </w:t>
-      </w:r>
-      <w:r>
-        <w:rPr>
-          <w:lang w:val="uk-UA"/>
-        </w:rPr>
-        <w:t>)</w:t>
-      </w:r>
-    </w:p>
-    <w:p>
-      <w:pPr>
-        <w:pStyle w:val="Code"/>
-        <w:bidi w:val="0"/>
-        <w:rPr>
-          <w:lang w:val="uk-UA"/>
-        </w:rPr>
-      </w:pPr>
-      <w:r>
-        <w:rPr>
-          <w:lang w:val="uk-UA"/>
-        </w:rPr>
-      </w:r>
-    </w:p>
-    <w:p>
-      <w:pPr>
-        <w:pStyle w:val="Code"/>
-        <w:bidi w:val="0"/>
-        <w:rPr>
-          <w:lang w:val="uk-UA"/>
-        </w:rPr>
-      </w:pPr>
-      <w:r>
-        <w:rPr>
-          <w:lang w:val="uk-UA"/>
-        </w:rPr>
-        <w:t xml:space="preserve">            </w:t>
-      </w:r>
-      <w:r>
-        <w:rPr>
-          <w:lang w:val="uk-UA"/>
-        </w:rPr>
-        <w:t># Input Section</w:t>
-      </w:r>
-    </w:p>
-    <w:p>
-      <w:pPr>
-        <w:pStyle w:val="Code"/>
-        <w:bidi w:val="0"/>
-        <w:rPr>
-          <w:lang w:val="uk-UA"/>
-        </w:rPr>
-      </w:pPr>
-      <w:r>
-        <w:rPr>
-          <w:lang w:val="uk-UA"/>
-        </w:rPr>
-        <w:t xml:space="preserve">            </w:t>
-      </w:r>
-      <w:r>
-        <w:rPr>
-          <w:lang w:val="uk-UA"/>
-        </w:rPr>
-        <w:t>input_text = (</w:t>
-      </w:r>
-    </w:p>
-    <w:p>
-      <w:pPr>
-        <w:pStyle w:val="Code"/>
-        <w:bidi w:val="0"/>
-        <w:rPr>
-          <w:lang w:val="uk-UA"/>
-        </w:rPr>
-      </w:pPr>
-      <w:r>
-        <w:rPr>
-          <w:lang w:val="uk-UA"/>
-        </w:rPr>
-        <w:t xml:space="preserve">                </w:t>
-      </w:r>
-      <w:r>
-        <w:rPr>
-          <w:lang w:val="uk-UA"/>
-        </w:rPr>
-        <w:t>ui.textarea(</w:t>
-      </w:r>
-    </w:p>
-    <w:p>
-      <w:pPr>
-        <w:pStyle w:val="Code"/>
-        <w:bidi w:val="0"/>
-        <w:rPr>
-          <w:lang w:val="uk-UA"/>
-        </w:rPr>
-      </w:pPr>
-      <w:r>
-        <w:rPr>
-          <w:lang w:val="uk-UA"/>
-        </w:rPr>
-        <w:t xml:space="preserve">                    </w:t>
-      </w:r>
-      <w:r>
-        <w:rPr>
-          <w:lang w:val="uk-UA"/>
-        </w:rPr>
-        <w:t>label="Input Message",</w:t>
-      </w:r>
-    </w:p>
-    <w:p>
-      <w:pPr>
-        <w:pStyle w:val="Code"/>
-        <w:bidi w:val="0"/>
-        <w:rPr>
-          <w:lang w:val="uk-UA"/>
-        </w:rPr>
-      </w:pPr>
-      <w:r>
-        <w:rPr>
-          <w:lang w:val="uk-UA"/>
-        </w:rPr>
-        <w:t xml:space="preserve">                    </w:t>
-      </w:r>
-      <w:r>
-        <w:rPr>
-          <w:lang w:val="uk-UA"/>
-        </w:rPr>
-        <w:t>placeholder="Type your secret message here...",</w:t>
-      </w:r>
-    </w:p>
-    <w:p>
-      <w:pPr>
-        <w:pStyle w:val="Code"/>
-        <w:bidi w:val="0"/>
-        <w:rPr>
-          <w:lang w:val="uk-UA"/>
-        </w:rPr>
-      </w:pPr>
-      <w:r>
-        <w:rPr>
-          <w:lang w:val="uk-UA"/>
-        </w:rPr>
-        <w:t xml:space="preserve">                </w:t>
-      </w:r>
-      <w:r>
-        <w:rPr>
-          <w:lang w:val="uk-UA"/>
-        </w:rPr>
-        <w:t>)</w:t>
-      </w:r>
-    </w:p>
-    <w:p>
-      <w:pPr>
-        <w:pStyle w:val="Code"/>
-        <w:bidi w:val="0"/>
-        <w:rPr>
-          <w:lang w:val="uk-UA"/>
-        </w:rPr>
-      </w:pPr>
-      <w:r>
-        <w:rPr>
-          <w:lang w:val="uk-UA"/>
-        </w:rPr>
-        <w:t xml:space="preserve">                </w:t>
-      </w:r>
-      <w:r>
-        <w:rPr>
-          <w:lang w:val="uk-UA"/>
-        </w:rPr>
-        <w:t>.classes("w-full mb-2")</w:t>
-      </w:r>
-    </w:p>
-    <w:p>
-      <w:pPr>
-        <w:pStyle w:val="Code"/>
-        <w:bidi w:val="0"/>
-        <w:rPr>
-          <w:lang w:val="uk-UA"/>
-        </w:rPr>
-      </w:pPr>
-      <w:r>
-        <w:rPr>
-          <w:lang w:val="uk-UA"/>
-        </w:rPr>
-        <w:t xml:space="preserve">                </w:t>
-      </w:r>
-      <w:r>
-        <w:rPr>
-          <w:lang w:val="uk-UA"/>
-        </w:rPr>
-        <w:t>.props("outlined rounded auto-grow")</w:t>
-      </w:r>
-    </w:p>
-    <w:p>
-      <w:pPr>
-        <w:pStyle w:val="Code"/>
-        <w:bidi w:val="0"/>
-        <w:rPr>
-          <w:lang w:val="uk-UA"/>
-        </w:rPr>
-      </w:pPr>
-      <w:r>
-        <w:rPr>
-          <w:lang w:val="uk-UA"/>
-        </w:rPr>
-        <w:t xml:space="preserve">            </w:t>
-      </w:r>
-      <w:r>
-        <w:rPr>
-          <w:lang w:val="uk-UA"/>
-        </w:rPr>
-        <w:t>)</w:t>
-      </w:r>
-    </w:p>
-    <w:p>
-      <w:pPr>
-        <w:pStyle w:val="Code"/>
-        <w:bidi w:val="0"/>
-        <w:rPr>
-          <w:lang w:val="uk-UA"/>
-        </w:rPr>
-      </w:pPr>
-      <w:r>
-        <w:rPr>
-          <w:lang w:val="uk-UA"/>
-        </w:rPr>
-      </w:r>
-    </w:p>
-    <w:p>
-      <w:pPr>
-        <w:pStyle w:val="Code"/>
-        <w:bidi w:val="0"/>
-        <w:rPr>
-          <w:lang w:val="uk-UA"/>
-        </w:rPr>
-      </w:pPr>
-      <w:r>
-        <w:rPr>
-          <w:lang w:val="uk-UA"/>
-        </w:rPr>
-        <w:t xml:space="preserve">            </w:t>
-      </w:r>
-      <w:r>
-        <w:rPr>
-          <w:lang w:val="uk-UA"/>
-        </w:rPr>
-        <w:t>key_input = (</w:t>
-      </w:r>
-    </w:p>
-    <w:p>
-      <w:pPr>
-        <w:pStyle w:val="Code"/>
-        <w:bidi w:val="0"/>
-        <w:rPr>
-          <w:lang w:val="uk-UA"/>
-        </w:rPr>
-      </w:pPr>
-      <w:r>
-        <w:rPr>
-          <w:lang w:val="uk-UA"/>
-        </w:rPr>
-        <w:t xml:space="preserve">                </w:t>
-      </w:r>
-      <w:r>
-        <w:rPr>
-          <w:lang w:val="uk-UA"/>
-        </w:rPr>
-        <w:t>ui.input(label="Secret Key", placeholder="e.g. LEMON")</w:t>
-      </w:r>
-    </w:p>
-    <w:p>
-      <w:pPr>
-        <w:pStyle w:val="Code"/>
-        <w:bidi w:val="0"/>
-        <w:rPr>
-          <w:lang w:val="uk-UA"/>
-        </w:rPr>
-      </w:pPr>
-      <w:r>
-        <w:rPr>
-          <w:lang w:val="uk-UA"/>
-        </w:rPr>
-        <w:t xml:space="preserve">                </w:t>
-      </w:r>
-      <w:r>
-        <w:rPr>
-          <w:lang w:val="uk-UA"/>
-        </w:rPr>
-        <w:t>.classes("w-full mb-6")</w:t>
-      </w:r>
-    </w:p>
-    <w:p>
-      <w:pPr>
-        <w:pStyle w:val="Code"/>
-        <w:bidi w:val="0"/>
-        <w:rPr>
-          <w:lang w:val="uk-UA"/>
-        </w:rPr>
-      </w:pPr>
-      <w:r>
-        <w:rPr>
-          <w:lang w:val="uk-UA"/>
-        </w:rPr>
-        <w:t xml:space="preserve">                </w:t>
-      </w:r>
-      <w:r>
-        <w:rPr>
-          <w:lang w:val="uk-UA"/>
-        </w:rPr>
-        <w:t>.props("outlined rounded")</w:t>
-      </w:r>
-    </w:p>
-    <w:p>
-      <w:pPr>
-        <w:pStyle w:val="Code"/>
-        <w:bidi w:val="0"/>
-        <w:rPr>
-          <w:lang w:val="uk-UA"/>
-        </w:rPr>
-      </w:pPr>
-      <w:r>
-        <w:rPr>
-          <w:lang w:val="uk-UA"/>
-        </w:rPr>
-        <w:t xml:space="preserve">            </w:t>
-      </w:r>
-      <w:r>
-        <w:rPr>
-          <w:lang w:val="uk-UA"/>
-        </w:rPr>
-        <w:t>)</w:t>
-      </w:r>
-    </w:p>
-    <w:p>
-      <w:pPr>
-        <w:pStyle w:val="Code"/>
-        <w:bidi w:val="0"/>
-        <w:rPr>
-          <w:lang w:val="uk-UA"/>
-        </w:rPr>
-      </w:pPr>
-      <w:r>
-        <w:rPr>
-          <w:lang w:val="uk-UA"/>
-        </w:rPr>
-      </w:r>
-    </w:p>
-    <w:p>
-      <w:pPr>
-        <w:pStyle w:val="Code"/>
-        <w:bidi w:val="0"/>
-        <w:rPr>
-          <w:lang w:val="uk-UA"/>
-        </w:rPr>
-      </w:pPr>
-      <w:r>
-        <w:rPr>
-          <w:lang w:val="uk-UA"/>
-        </w:rPr>
-        <w:t xml:space="preserve">            </w:t>
-      </w:r>
-      <w:r>
-        <w:rPr>
-          <w:lang w:val="uk-UA"/>
-        </w:rPr>
-        <w:t># Action Buttons</w:t>
-      </w:r>
-    </w:p>
-    <w:p>
-      <w:pPr>
-        <w:pStyle w:val="Code"/>
-        <w:bidi w:val="0"/>
-        <w:rPr>
-          <w:lang w:val="uk-UA"/>
-        </w:rPr>
-      </w:pPr>
-      <w:r>
-        <w:rPr>
-          <w:lang w:val="uk-UA"/>
-        </w:rPr>
-        <w:t xml:space="preserve">            </w:t>
-      </w:r>
-      <w:r>
-        <w:rPr>
-          <w:lang w:val="uk-UA"/>
-        </w:rPr>
-        <w:t>with ui.row().classes("w-full justify-between gap-4 mb-6"):</w:t>
-      </w:r>
-    </w:p>
-    <w:p>
-      <w:pPr>
-        <w:pStyle w:val="Code"/>
-        <w:bidi w:val="0"/>
-        <w:rPr>
-          <w:lang w:val="uk-UA"/>
-        </w:rPr>
-      </w:pPr>
-      <w:r>
-        <w:rPr>
-          <w:lang w:val="uk-UA"/>
-        </w:rPr>
-      </w:r>
-    </w:p>
-    <w:p>
-      <w:pPr>
-        <w:pStyle w:val="Code"/>
-        <w:bidi w:val="0"/>
-        <w:rPr>
-          <w:lang w:val="uk-UA"/>
-        </w:rPr>
-      </w:pPr>
-      <w:r>
-        <w:rPr>
-          <w:lang w:val="uk-UA"/>
-        </w:rPr>
-        <w:t xml:space="preserve">                </w:t>
-      </w:r>
-      <w:r>
-        <w:rPr>
-          <w:lang w:val="uk-UA"/>
-        </w:rPr>
-        <w:t>def run_encryption():</w:t>
-      </w:r>
-    </w:p>
-    <w:p>
-      <w:pPr>
-        <w:pStyle w:val="Code"/>
-        <w:bidi w:val="0"/>
-        <w:rPr>
-          <w:lang w:val="uk-UA"/>
-        </w:rPr>
-      </w:pPr>
-      <w:r>
-        <w:rPr>
-          <w:lang w:val="uk-UA"/>
-        </w:rPr>
-        <w:t xml:space="preserve">                    </w:t>
-      </w:r>
-      <w:r>
-        <w:rPr>
-          <w:lang w:val="uk-UA"/>
-        </w:rPr>
-        <w:t>res = vigenere_process(</w:t>
-      </w:r>
-    </w:p>
-    <w:p>
-      <w:pPr>
-        <w:pStyle w:val="Code"/>
-        <w:bidi w:val="0"/>
-        <w:rPr>
-          <w:lang w:val="uk-UA"/>
-        </w:rPr>
-      </w:pPr>
-      <w:r>
-        <w:rPr>
-          <w:lang w:val="uk-UA"/>
-        </w:rPr>
-        <w:t xml:space="preserve">                        </w:t>
-      </w:r>
-      <w:r>
-        <w:rPr>
-          <w:lang w:val="uk-UA"/>
-        </w:rPr>
-        <w:t>input_text.value, key_input.value, decrypt=False</w:t>
-      </w:r>
-    </w:p>
-    <w:p>
-      <w:pPr>
-        <w:pStyle w:val="Code"/>
-        <w:bidi w:val="0"/>
-        <w:rPr>
-          <w:lang w:val="uk-UA"/>
-        </w:rPr>
-      </w:pPr>
-      <w:r>
-        <w:rPr>
-          <w:lang w:val="uk-UA"/>
-        </w:rPr>
-        <w:t xml:space="preserve">                    </w:t>
-      </w:r>
-      <w:r>
-        <w:rPr>
-          <w:lang w:val="uk-UA"/>
-        </w:rPr>
-        <w:t>)</w:t>
-      </w:r>
-    </w:p>
-    <w:p>
-      <w:pPr>
-        <w:pStyle w:val="Code"/>
-        <w:bidi w:val="0"/>
-        <w:rPr>
-          <w:lang w:val="uk-UA"/>
-        </w:rPr>
-      </w:pPr>
-      <w:r>
-        <w:rPr>
-          <w:lang w:val="uk-UA"/>
-        </w:rPr>
-        <w:t xml:space="preserve">                    </w:t>
-      </w:r>
-      <w:r>
-        <w:rPr>
-          <w:lang w:val="uk-UA"/>
-        </w:rPr>
-        <w:t>output_text.value = res</w:t>
-      </w:r>
-    </w:p>
-    <w:p>
-      <w:pPr>
-        <w:pStyle w:val="Code"/>
-        <w:bidi w:val="0"/>
-        <w:rPr>
-          <w:lang w:val="uk-UA"/>
-        </w:rPr>
-      </w:pPr>
-      <w:r>
-        <w:rPr>
-          <w:lang w:val="uk-UA"/>
-        </w:rPr>
-        <w:t xml:space="preserve">                    </w:t>
-      </w:r>
-      <w:r>
-        <w:rPr>
-          <w:lang w:val="uk-UA"/>
-        </w:rPr>
-        <w:t># Visual feedback</w:t>
-      </w:r>
-    </w:p>
-    <w:p>
-      <w:pPr>
-        <w:pStyle w:val="Code"/>
-        <w:bidi w:val="0"/>
-        <w:rPr>
-          <w:lang w:val="uk-UA"/>
-        </w:rPr>
-      </w:pPr>
-      <w:r>
-        <w:rPr>
-          <w:lang w:val="uk-UA"/>
-        </w:rPr>
-        <w:t xml:space="preserve">                    </w:t>
-      </w:r>
-      <w:r>
-        <w:rPr>
-          <w:lang w:val="uk-UA"/>
-        </w:rPr>
-        <w:t>ui.notify("Message Encrypted!", type="positive")</w:t>
-      </w:r>
-    </w:p>
-    <w:p>
-      <w:pPr>
-        <w:pStyle w:val="Code"/>
-        <w:bidi w:val="0"/>
-        <w:rPr>
-          <w:lang w:val="uk-UA"/>
-        </w:rPr>
-      </w:pPr>
-      <w:r>
-        <w:rPr>
-          <w:lang w:val="uk-UA"/>
-        </w:rPr>
-      </w:r>
-    </w:p>
-    <w:p>
-      <w:pPr>
-        <w:pStyle w:val="Code"/>
-        <w:bidi w:val="0"/>
-        <w:rPr>
-          <w:lang w:val="uk-UA"/>
-        </w:rPr>
-      </w:pPr>
-      <w:r>
-        <w:rPr>
-          <w:lang w:val="uk-UA"/>
-        </w:rPr>
-        <w:t xml:space="preserve">                </w:t>
-      </w:r>
-      <w:r>
-        <w:rPr>
-          <w:lang w:val="uk-UA"/>
-        </w:rPr>
-        <w:t>def run_decryption():</w:t>
-      </w:r>
-    </w:p>
-    <w:p>
-      <w:pPr>
-        <w:pStyle w:val="Code"/>
-        <w:bidi w:val="0"/>
-        <w:rPr>
-          <w:lang w:val="uk-UA"/>
-        </w:rPr>
-      </w:pPr>
-      <w:r>
-        <w:rPr>
-          <w:lang w:val="uk-UA"/>
-        </w:rPr>
-        <w:t xml:space="preserve">                    </w:t>
-      </w:r>
-      <w:r>
-        <w:rPr>
-          <w:lang w:val="uk-UA"/>
-        </w:rPr>
-        <w:t>res = vigenere_process(</w:t>
-      </w:r>
-    </w:p>
-    <w:p>
-      <w:pPr>
-        <w:pStyle w:val="Code"/>
-        <w:bidi w:val="0"/>
-        <w:rPr>
-          <w:lang w:val="uk-UA"/>
-        </w:rPr>
-      </w:pPr>
-      <w:r>
-        <w:rPr>
-          <w:lang w:val="uk-UA"/>
-        </w:rPr>
-        <w:t xml:space="preserve">                        </w:t>
-      </w:r>
-      <w:r>
-        <w:rPr>
-          <w:lang w:val="uk-UA"/>
-        </w:rPr>
-        <w:t>input_text.value, key_input.value, decrypt=True</w:t>
-      </w:r>
-    </w:p>
-    <w:p>
-      <w:pPr>
-        <w:pStyle w:val="Code"/>
-        <w:bidi w:val="0"/>
-        <w:rPr>
-          <w:lang w:val="uk-UA"/>
-        </w:rPr>
-      </w:pPr>
-      <w:r>
-        <w:rPr>
-          <w:lang w:val="uk-UA"/>
-        </w:rPr>
-        <w:t xml:space="preserve">                    </w:t>
-      </w:r>
-      <w:r>
-        <w:rPr>
-          <w:lang w:val="uk-UA"/>
-        </w:rPr>
-        <w:t>)</w:t>
-      </w:r>
-    </w:p>
-    <w:p>
-      <w:pPr>
-        <w:pStyle w:val="Code"/>
-        <w:bidi w:val="0"/>
-        <w:rPr>
-          <w:lang w:val="uk-UA"/>
-        </w:rPr>
-      </w:pPr>
-      <w:r>
-        <w:rPr>
-          <w:lang w:val="uk-UA"/>
-        </w:rPr>
-        <w:t xml:space="preserve">                    </w:t>
-      </w:r>
-      <w:r>
-        <w:rPr>
-          <w:lang w:val="uk-UA"/>
-        </w:rPr>
-        <w:t>output_text.value = res</w:t>
-      </w:r>
-    </w:p>
-    <w:p>
-      <w:pPr>
-        <w:pStyle w:val="Code"/>
-        <w:bidi w:val="0"/>
-        <w:rPr>
-          <w:lang w:val="uk-UA"/>
-        </w:rPr>
-      </w:pPr>
-      <w:r>
-        <w:rPr>
-          <w:lang w:val="uk-UA"/>
-        </w:rPr>
-        <w:t xml:space="preserve">                    </w:t>
-      </w:r>
-      <w:r>
-        <w:rPr>
-          <w:lang w:val="uk-UA"/>
-        </w:rPr>
-        <w:t>ui.notify("Message Decrypted!", type="info")</w:t>
-      </w:r>
-    </w:p>
-    <w:p>
-      <w:pPr>
-        <w:pStyle w:val="Code"/>
-        <w:bidi w:val="0"/>
-        <w:rPr>
-          <w:lang w:val="uk-UA"/>
-        </w:rPr>
-      </w:pPr>
-      <w:r>
-        <w:rPr>
-          <w:lang w:val="uk-UA"/>
-        </w:rPr>
-      </w:r>
-    </w:p>
-    <w:p>
-      <w:pPr>
-        <w:pStyle w:val="Code"/>
-        <w:bidi w:val="0"/>
-        <w:rPr>
-          <w:lang w:val="uk-UA"/>
-        </w:rPr>
-      </w:pPr>
-      <w:r>
-        <w:rPr>
-          <w:lang w:val="uk-UA"/>
-        </w:rPr>
-        <w:t xml:space="preserve">                </w:t>
-      </w:r>
-      <w:r>
-        <w:rPr>
-          <w:lang w:val="uk-UA"/>
-        </w:rPr>
-        <w:t>ui.button(</w:t>
-      </w:r>
-    </w:p>
-    <w:p>
-      <w:pPr>
-        <w:pStyle w:val="Code"/>
-        <w:bidi w:val="0"/>
-        <w:rPr>
-          <w:lang w:val="uk-UA"/>
-        </w:rPr>
-      </w:pPr>
-      <w:r>
-        <w:rPr>
-          <w:lang w:val="uk-UA"/>
-        </w:rPr>
-        <w:t xml:space="preserve">                    </w:t>
-      </w:r>
-      <w:r>
-        <w:rPr>
-          <w:lang w:val="uk-UA"/>
-        </w:rPr>
-        <w:t>"Encrypt", icon="enhanced_encryption", on_click=run_encryption</w:t>
-      </w:r>
-    </w:p>
-    <w:p>
-      <w:pPr>
-        <w:pStyle w:val="Code"/>
-        <w:bidi w:val="0"/>
-        <w:rPr>
-          <w:lang w:val="uk-UA"/>
-        </w:rPr>
-      </w:pPr>
-      <w:r>
-        <w:rPr>
-          <w:lang w:val="uk-UA"/>
-        </w:rPr>
-        <w:t xml:space="preserve">                </w:t>
-      </w:r>
-      <w:r>
-        <w:rPr>
-          <w:lang w:val="uk-UA"/>
-        </w:rPr>
-        <w:t>).classes("flex-1")</w:t>
-      </w:r>
-    </w:p>
-    <w:p>
-      <w:pPr>
-        <w:pStyle w:val="Code"/>
-        <w:bidi w:val="0"/>
-        <w:rPr>
-          <w:lang w:val="uk-UA"/>
-        </w:rPr>
-      </w:pPr>
-      <w:r>
-        <w:rPr>
-          <w:lang w:val="uk-UA"/>
-        </w:rPr>
-        <w:t xml:space="preserve">                </w:t>
-      </w:r>
-      <w:r>
-        <w:rPr>
-          <w:lang w:val="uk-UA"/>
-        </w:rPr>
-        <w:t>ui.button(</w:t>
-      </w:r>
-    </w:p>
-    <w:p>
-      <w:pPr>
-        <w:pStyle w:val="Code"/>
-        <w:bidi w:val="0"/>
-        <w:rPr>
-          <w:lang w:val="uk-UA"/>
-        </w:rPr>
-      </w:pPr>
-      <w:r>
-        <w:rPr>
-          <w:lang w:val="uk-UA"/>
-        </w:rPr>
-        <w:t xml:space="preserve">                    </w:t>
-      </w:r>
-      <w:r>
-        <w:rPr>
-          <w:lang w:val="uk-UA"/>
-        </w:rPr>
-        <w:t>"Decrypt", icon="no_encryption", on_click=run_decryption</w:t>
-      </w:r>
-    </w:p>
-    <w:p>
-      <w:pPr>
-        <w:pStyle w:val="Code"/>
-        <w:bidi w:val="0"/>
-        <w:rPr>
-          <w:lang w:val="uk-UA"/>
-        </w:rPr>
-      </w:pPr>
-      <w:r>
-        <w:rPr>
-          <w:lang w:val="uk-UA"/>
-        </w:rPr>
-        <w:t xml:space="preserve">                </w:t>
-      </w:r>
-      <w:r>
-        <w:rPr>
-          <w:lang w:val="uk-UA"/>
-        </w:rPr>
-        <w:t>).classes("flex-1 bg-secondary")</w:t>
-      </w:r>
-    </w:p>
-    <w:p>
-      <w:pPr>
-        <w:pStyle w:val="Code"/>
-        <w:bidi w:val="0"/>
-        <w:rPr>
-          <w:lang w:val="uk-UA"/>
-        </w:rPr>
-      </w:pPr>
-      <w:r>
-        <w:rPr>
-          <w:lang w:val="uk-UA"/>
-        </w:rPr>
-      </w:r>
-    </w:p>
-    <w:p>
-      <w:pPr>
-        <w:pStyle w:val="Code"/>
-        <w:bidi w:val="0"/>
-        <w:rPr>
-          <w:lang w:val="uk-UA"/>
-        </w:rPr>
-      </w:pPr>
-      <w:r>
-        <w:rPr>
-          <w:lang w:val="uk-UA"/>
-        </w:rPr>
-        <w:t xml:space="preserve">            </w:t>
-      </w:r>
-      <w:r>
-        <w:rPr>
-          <w:lang w:val="uk-UA"/>
-        </w:rPr>
-        <w:t># Output Section</w:t>
-      </w:r>
-    </w:p>
-    <w:p>
-      <w:pPr>
-        <w:pStyle w:val="Code"/>
-        <w:bidi w:val="0"/>
-        <w:rPr>
-          <w:lang w:val="uk-UA"/>
-        </w:rPr>
-      </w:pPr>
-      <w:r>
-        <w:rPr>
-          <w:lang w:val="uk-UA"/>
-        </w:rPr>
-        <w:t xml:space="preserve">            </w:t>
-      </w:r>
-      <w:r>
-        <w:rPr>
-          <w:lang w:val="uk-UA"/>
-        </w:rPr>
-        <w:t>ui.separator()</w:t>
-      </w:r>
-    </w:p>
-    <w:p>
-      <w:pPr>
-        <w:pStyle w:val="Code"/>
-        <w:bidi w:val="0"/>
-        <w:rPr>
-          <w:lang w:val="uk-UA"/>
-        </w:rPr>
-      </w:pPr>
-      <w:r>
-        <w:rPr>
-          <w:lang w:val="uk-UA"/>
-        </w:rPr>
-        <w:t xml:space="preserve">            </w:t>
-      </w:r>
-      <w:r>
-        <w:rPr>
-          <w:lang w:val="uk-UA"/>
-        </w:rPr>
-        <w:t>ui.label("Result").classes("text-sm text-gray-500 mt-4 mb-1")</w:t>
-      </w:r>
-    </w:p>
-    <w:p>
-      <w:pPr>
-        <w:pStyle w:val="Code"/>
-        <w:bidi w:val="0"/>
-        <w:rPr>
-          <w:lang w:val="uk-UA"/>
-        </w:rPr>
-      </w:pPr>
-      <w:r>
-        <w:rPr>
-          <w:lang w:val="uk-UA"/>
-        </w:rPr>
-      </w:r>
-    </w:p>
-    <w:p>
-      <w:pPr>
-        <w:pStyle w:val="Code"/>
-        <w:bidi w:val="0"/>
-        <w:rPr>
-          <w:lang w:val="uk-UA"/>
-        </w:rPr>
-      </w:pPr>
-      <w:r>
-        <w:rPr>
-          <w:lang w:val="uk-UA"/>
-        </w:rPr>
-        <w:t xml:space="preserve">            </w:t>
-      </w:r>
-      <w:r>
-        <w:rPr>
-          <w:lang w:val="uk-UA"/>
-        </w:rPr>
-        <w:t>output_text = (</w:t>
-      </w:r>
-    </w:p>
-    <w:p>
-      <w:pPr>
-        <w:pStyle w:val="Code"/>
-        <w:bidi w:val="0"/>
-        <w:rPr>
-          <w:lang w:val="uk-UA"/>
-        </w:rPr>
-      </w:pPr>
-      <w:r>
-        <w:rPr>
-          <w:lang w:val="uk-UA"/>
-        </w:rPr>
-        <w:t xml:space="preserve">                </w:t>
-      </w:r>
-      <w:r>
-        <w:rPr>
-          <w:lang w:val="uk-UA"/>
-        </w:rPr>
-        <w:t>ui.textarea(placeholder="Result will appear here")</w:t>
-      </w:r>
-    </w:p>
-    <w:p>
-      <w:pPr>
-        <w:pStyle w:val="Code"/>
-        <w:bidi w:val="0"/>
-        <w:rPr>
-          <w:lang w:val="uk-UA"/>
-        </w:rPr>
-      </w:pPr>
-      <w:r>
-        <w:rPr>
-          <w:lang w:val="uk-UA"/>
-        </w:rPr>
-        <w:t xml:space="preserve">                </w:t>
-      </w:r>
-      <w:r>
-        <w:rPr>
-          <w:lang w:val="uk-UA"/>
-        </w:rPr>
-        <w:t>.classes("w-full")</w:t>
-      </w:r>
-    </w:p>
-    <w:p>
-      <w:pPr>
-        <w:pStyle w:val="Code"/>
-        <w:bidi w:val="0"/>
-        <w:rPr>
-          <w:lang w:val="uk-UA"/>
-        </w:rPr>
-      </w:pPr>
-      <w:r>
-        <w:rPr>
-          <w:lang w:val="uk-UA"/>
-        </w:rPr>
-        <w:t xml:space="preserve">                </w:t>
-      </w:r>
-      <w:r>
-        <w:rPr>
-          <w:lang w:val="uk-UA"/>
-        </w:rPr>
-        <w:t>.props("outlined rounded readonly bg-gray-50 dark:bg-slate-800")</w:t>
-      </w:r>
-    </w:p>
-    <w:p>
-      <w:pPr>
-        <w:pStyle w:val="Code"/>
-        <w:bidi w:val="0"/>
-        <w:rPr>
-          <w:lang w:val="uk-UA"/>
-        </w:rPr>
-      </w:pPr>
-      <w:r>
-        <w:rPr>
-          <w:lang w:val="uk-UA"/>
-        </w:rPr>
-        <w:t xml:space="preserve">            </w:t>
-      </w:r>
-      <w:r>
-        <w:rPr>
-          <w:lang w:val="uk-UA"/>
-        </w:rPr>
-        <w:t>)</w:t>
-      </w:r>
-    </w:p>
-    <w:p>
-      <w:pPr>
-        <w:pStyle w:val="Code"/>
-        <w:bidi w:val="0"/>
-        <w:rPr>
-          <w:lang w:val="uk-UA"/>
-        </w:rPr>
-      </w:pPr>
-      <w:r>
-        <w:rPr>
-          <w:lang w:val="uk-UA"/>
-        </w:rPr>
-      </w:r>
-    </w:p>
-    <w:p>
-      <w:pPr>
-        <w:pStyle w:val="Code"/>
-        <w:bidi w:val="0"/>
-        <w:rPr>
-          <w:lang w:val="uk-UA"/>
-        </w:rPr>
-      </w:pPr>
-      <w:r>
-        <w:rPr>
-          <w:lang w:val="uk-UA"/>
-        </w:rPr>
-        <w:t xml:space="preserve">            </w:t>
-      </w:r>
-      <w:r>
-        <w:rPr>
-          <w:lang w:val="uk-UA"/>
-        </w:rPr>
-        <w:t># Copy to Clipboard Button</w:t>
-      </w:r>
-    </w:p>
-    <w:p>
-      <w:pPr>
-        <w:pStyle w:val="Code"/>
-        <w:bidi w:val="0"/>
-        <w:rPr>
-          <w:lang w:val="uk-UA"/>
-        </w:rPr>
-      </w:pPr>
-      <w:r>
-        <w:rPr>
-          <w:lang w:val="uk-UA"/>
-        </w:rPr>
-        <w:t xml:space="preserve">            </w:t>
-      </w:r>
-      <w:r>
-        <w:rPr>
-          <w:lang w:val="uk-UA"/>
-        </w:rPr>
-        <w:t>with ui.row().classes("w-full justify-end mt-2"):</w:t>
-      </w:r>
-    </w:p>
-    <w:p>
-      <w:pPr>
-        <w:pStyle w:val="Code"/>
-        <w:bidi w:val="0"/>
-        <w:rPr>
-          <w:lang w:val="uk-UA"/>
-        </w:rPr>
-      </w:pPr>
-      <w:r>
-        <w:rPr>
-          <w:lang w:val="uk-UA"/>
-        </w:rPr>
-      </w:r>
-    </w:p>
-    <w:p>
-      <w:pPr>
-        <w:pStyle w:val="Code"/>
-        <w:bidi w:val="0"/>
-        <w:rPr>
-          <w:lang w:val="uk-UA"/>
-        </w:rPr>
-      </w:pPr>
-      <w:r>
-        <w:rPr>
-          <w:lang w:val="uk-UA"/>
-        </w:rPr>
-        <w:t xml:space="preserve">                </w:t>
-      </w:r>
-      <w:r>
-        <w:rPr>
-          <w:lang w:val="uk-UA"/>
-        </w:rPr>
-        <w:t>async def copy_to_clipboard():</w:t>
-      </w:r>
-    </w:p>
-    <w:p>
-      <w:pPr>
-        <w:pStyle w:val="Code"/>
-        <w:bidi w:val="0"/>
-        <w:rPr>
-          <w:lang w:val="uk-UA"/>
-        </w:rPr>
-      </w:pPr>
-      <w:r>
-        <w:rPr>
-          <w:lang w:val="uk-UA"/>
-        </w:rPr>
-        <w:t xml:space="preserve">                    </w:t>
-      </w:r>
-      <w:r>
-        <w:rPr>
-          <w:lang w:val="uk-UA"/>
-        </w:rPr>
-        <w:t>if output_text.value:</w:t>
-      </w:r>
-    </w:p>
-    <w:p>
-      <w:pPr>
-        <w:pStyle w:val="Code"/>
-        <w:bidi w:val="0"/>
-        <w:rPr>
-          <w:lang w:val="uk-UA"/>
-        </w:rPr>
-      </w:pPr>
-      <w:r>
-        <w:rPr>
-          <w:lang w:val="uk-UA"/>
-        </w:rPr>
-        <w:t xml:space="preserve">                        </w:t>
-      </w:r>
-      <w:r>
-        <w:rPr>
-          <w:lang w:val="uk-UA"/>
-        </w:rPr>
-        <w:t>await ui.clipboard.write(output_text.value)</w:t>
-      </w:r>
-    </w:p>
-    <w:p>
-      <w:pPr>
-        <w:pStyle w:val="Code"/>
-        <w:bidi w:val="0"/>
-        <w:rPr>
-          <w:lang w:val="uk-UA"/>
-        </w:rPr>
-      </w:pPr>
-      <w:r>
-        <w:rPr>
-          <w:lang w:val="uk-UA"/>
-        </w:rPr>
-        <w:t xml:space="preserve">                        </w:t>
-      </w:r>
-      <w:r>
-        <w:rPr>
-          <w:lang w:val="uk-UA"/>
-        </w:rPr>
-        <w:t>ui.notify("Copied to clipboard!", icon="content_copy")</w:t>
-      </w:r>
-    </w:p>
-    <w:p>
-      <w:pPr>
-        <w:pStyle w:val="Code"/>
-        <w:bidi w:val="0"/>
-        <w:rPr>
-          <w:lang w:val="uk-UA"/>
-        </w:rPr>
-      </w:pPr>
-      <w:r>
-        <w:rPr>
-          <w:lang w:val="uk-UA"/>
-        </w:rPr>
-        <w:t xml:space="preserve">                    </w:t>
-      </w:r>
-      <w:r>
-        <w:rPr>
-          <w:lang w:val="uk-UA"/>
-        </w:rPr>
-        <w:t>else:</w:t>
-      </w:r>
-    </w:p>
-    <w:p>
-      <w:pPr>
-        <w:pStyle w:val="Code"/>
-        <w:bidi w:val="0"/>
-        <w:rPr>
-          <w:lang w:val="uk-UA"/>
-        </w:rPr>
-      </w:pPr>
-      <w:r>
-        <w:rPr>
-          <w:lang w:val="uk-UA"/>
-        </w:rPr>
-        <w:t xml:space="preserve">                        </w:t>
-      </w:r>
-      <w:r>
-        <w:rPr>
-          <w:lang w:val="uk-UA"/>
-        </w:rPr>
-        <w:t>ui.notify("Nothing to copy", type="warning")</w:t>
-      </w:r>
-    </w:p>
-    <w:p>
-      <w:pPr>
-        <w:pStyle w:val="Code"/>
-        <w:bidi w:val="0"/>
-        <w:rPr>
-          <w:lang w:val="uk-UA"/>
-        </w:rPr>
-      </w:pPr>
-      <w:r>
-        <w:rPr>
-          <w:lang w:val="uk-UA"/>
-        </w:rPr>
-      </w:r>
-    </w:p>
-    <w:p>
-      <w:pPr>
-        <w:pStyle w:val="Code"/>
-        <w:bidi w:val="0"/>
-        <w:rPr>
-          <w:lang w:val="uk-UA"/>
-        </w:rPr>
-      </w:pPr>
-      <w:r>
-        <w:rPr>
-          <w:lang w:val="uk-UA"/>
-        </w:rPr>
-        <w:t xml:space="preserve">                </w:t>
-      </w:r>
-      <w:r>
-        <w:rPr>
-          <w:lang w:val="uk-UA"/>
-        </w:rPr>
-        <w:t>ui.button(</w:t>
-      </w:r>
-    </w:p>
-    <w:p>
-      <w:pPr>
-        <w:pStyle w:val="Code"/>
-        <w:bidi w:val="0"/>
-        <w:rPr>
-          <w:lang w:val="uk-UA"/>
-        </w:rPr>
-      </w:pPr>
-      <w:r>
-        <w:rPr>
-          <w:lang w:val="uk-UA"/>
-        </w:rPr>
-        <w:t xml:space="preserve">                    </w:t>
-      </w:r>
-      <w:r>
-        <w:rPr>
-          <w:lang w:val="uk-UA"/>
-        </w:rPr>
-        <w:t>"Copy Result", icon="content_copy", on_click=copy_to_clipboard</w:t>
-      </w:r>
-    </w:p>
-    <w:p>
-      <w:pPr>
-        <w:pStyle w:val="Code"/>
-        <w:bidi w:val="0"/>
-        <w:rPr>
-          <w:lang w:val="uk-UA"/>
-        </w:rPr>
-      </w:pPr>
-      <w:r>
-        <w:rPr>
-          <w:lang w:val="uk-UA"/>
-        </w:rPr>
-        <w:t xml:space="preserve">                </w:t>
-      </w:r>
-      <w:r>
-        <w:rPr>
-          <w:lang w:val="uk-UA"/>
-        </w:rPr>
-        <w:t>).props("flat dense size=sm")</w:t>
-      </w:r>
-    </w:p>
-    <w:p>
-      <w:pPr>
-        <w:pStyle w:val="Code"/>
-        <w:bidi w:val="0"/>
-        <w:rPr>
-          <w:lang w:val="uk-UA"/>
-        </w:rPr>
-      </w:pPr>
-      <w:r>
-        <w:rPr>
-          <w:lang w:val="uk-UA"/>
-        </w:rPr>
-      </w:r>
-    </w:p>
-    <w:p>
-      <w:pPr>
-        <w:pStyle w:val="Code"/>
-        <w:bidi w:val="0"/>
-        <w:rPr>
-          <w:lang w:val="uk-UA"/>
-        </w:rPr>
-      </w:pPr>
-      <w:r>
-        <w:rPr>
-          <w:lang w:val="uk-UA"/>
-        </w:rPr>
-        <w:t xml:space="preserve">    </w:t>
-      </w:r>
-      <w:r>
-        <w:rPr>
-          <w:lang w:val="uk-UA"/>
-        </w:rPr>
-        <w:t># Run the app</w:t>
-      </w:r>
-    </w:p>
-    <w:p>
-      <w:pPr>
-        <w:pStyle w:val="Code"/>
-        <w:bidi w:val="0"/>
-        <w:rPr>
-          <w:lang w:val="uk-UA"/>
-        </w:rPr>
-      </w:pPr>
-      <w:r>
-        <w:rPr>
-          <w:lang w:val="uk-UA"/>
-        </w:rPr>
-        <w:t xml:space="preserve">    </w:t>
-      </w:r>
-      <w:r>
-        <w:rPr>
-          <w:lang w:val="uk-UA"/>
-        </w:rPr>
-        <w:t>ui.run(title="Vigenère Tool", favicon="🔐")</w:t>
-      </w:r>
-    </w:p>
-    <w:p>
-      <w:pPr>
-        <w:pStyle w:val="Code"/>
-        <w:bidi w:val="0"/>
-        <w:rPr>
-          <w:lang w:val="uk-UA"/>
-        </w:rPr>
-      </w:pPr>
-      <w:r>
-        <w:rPr>
-          <w:lang w:val="uk-UA"/>
-        </w:rPr>
-      </w:r>
-    </w:p>
-    <w:p>
-      <w:pPr>
-        <w:pStyle w:val="Code"/>
-        <w:bidi w:val="0"/>
-        <w:rPr>
-          <w:lang w:val="uk-UA"/>
-        </w:rPr>
-      </w:pPr>
-      <w:r>
-        <w:rPr>
-          <w:lang w:val="uk-UA"/>
-        </w:rPr>
-      </w:r>
-    </w:p>
-    <w:p>
-      <w:pPr>
-        <w:pStyle w:val="Code"/>
-        <w:bidi w:val="0"/>
-        <w:rPr>
-          <w:lang w:val="uk-UA"/>
-        </w:rPr>
-      </w:pPr>
-      <w:r>
-        <w:rPr>
-          <w:lang w:val="uk-UA"/>
-        </w:rPr>
-        <w:t>if __name__ in {"__main__", "__mp_main__"}:</w:t>
-      </w:r>
-    </w:p>
-    <w:p>
-      <w:pPr>
-        <w:pStyle w:val="Code"/>
-        <w:bidi w:val="0"/>
-        <w:rPr>
-          <w:lang w:val="uk-UA"/>
-        </w:rPr>
-      </w:pPr>
-      <w:r>
-        <w:rPr>
-          <w:lang w:val="uk-UA"/>
-        </w:rPr>
-        <w:t xml:space="preserve">    </w:t>
-      </w:r>
-      <w:r>
-        <w:rPr>
-          <w:lang w:val="uk-UA"/>
-        </w:rPr>
-        <w:t>main()</w:t>
-      </w:r>
-    </w:p>
-    <w:p>
-      <w:pPr>
-        <w:pStyle w:val="Common"/>
-        <w:bidi w:val="0"/>
-        <w:rPr>
-          <w:lang w:val="uk-UA"/>
-        </w:rPr>
-      </w:pPr>
-      <w:r>
-        <w:rPr>
-          <w:lang w:val="uk-UA"/>
-        </w:rPr>
-      </w:r>
-    </w:p>
-    <w:p>
-      <w:pPr>
-        <w:pStyle w:val="Common"/>
-        <w:ind w:hanging="0"/>
-        <w:jc w:val="center"/>
-        <w:rPr>
-          <w:rFonts w:eastAsia="Times New Roman" w:cs="Times New Roman"/>
-          <w:lang w:val="uk-UA"/>
-        </w:rPr>
-      </w:pPr>
-      <w:r>
-        <w:rPr>
-          <w:rFonts w:eastAsia="Times New Roman" w:cs="Times New Roman"/>
-          <w:lang w:val="uk-UA"/>
-        </w:rPr>
+        <w:rPr/>
+      </w:pPr>
+      <w:r>
+        <w:rPr/>
+        <w:t>}</w:t>
       </w:r>
       <w:r>
         <w:br w:type="page"/>
@@ -18058,83 +18099,6 @@
                 <pic:pic xmlns:pic="http://schemas.openxmlformats.org/drawingml/2006/picture">
                   <pic:nvPicPr>
                     <pic:cNvPr id="13" name="Picture 17" descr="1"/>
-                    <pic:cNvPicPr>
-                      <a:picLocks noChangeAspect="1" noChangeArrowheads="1"/>
-                    </pic:cNvPicPr>
-                  </pic:nvPicPr>
-                  <pic:blipFill>
-                    <a:blip r:embed="rId24"/>
-                    <a:stretch>
-                      <a:fillRect/>
-                    </a:stretch>
-                  </pic:blipFill>
-                  <pic:spPr bwMode="auto">
-                    <a:xfrm>
-                      <a:off x="0" y="0"/>
-                      <a:ext cx="5925185" cy="3333115"/>
-                    </a:xfrm>
-                    <a:prstGeom prst="rect">
-                      <a:avLst/>
-                    </a:prstGeom>
-                    <a:noFill/>
-                  </pic:spPr>
-                </pic:pic>
-              </a:graphicData>
-            </a:graphic>
-          </wp:inline>
-        </w:drawing>
-      </w:r>
-    </w:p>
-    <w:p>
-      <w:pPr>
-        <w:pStyle w:val="Picture1"/>
-        <w:rPr>
-          <w:rFonts w:ascii="Times New Roman" w:hAnsi="Times New Roman" w:eastAsia="Times New Roman" w:cs="Times New Roman"/>
-        </w:rPr>
-      </w:pPr>
-      <w:r>
-        <w:rPr>
-          <w:rFonts w:eastAsia="Times New Roman" w:cs="Times New Roman" w:ascii="Times New Roman" w:hAnsi="Times New Roman"/>
-        </w:rPr>
-        <w:t>Рисунок Г.1 - Слайд</w:t>
-      </w:r>
-    </w:p>
-    <w:p>
-      <w:pPr>
-        <w:pStyle w:val="Picture1"/>
-        <w:rPr>
-          <w:rFonts w:ascii="Times New Roman" w:hAnsi="Times New Roman" w:eastAsia="Times New Roman" w:cs="Times New Roman"/>
-        </w:rPr>
-      </w:pPr>
-      <w:r>
-        <w:rPr>
-          <w:rFonts w:eastAsia="Times New Roman" w:cs="Times New Roman" w:ascii="Times New Roman" w:hAnsi="Times New Roman"/>
-        </w:rPr>
-      </w:r>
-    </w:p>
-    <w:p>
-      <w:pPr>
-        <w:pStyle w:val="Picture1"/>
-        <w:rPr>
-          <w:rFonts w:ascii="Times New Roman" w:hAnsi="Times New Roman" w:eastAsia="Times New Roman" w:cs="Times New Roman"/>
-          <w:lang w:val="uk-UA"/>
-        </w:rPr>
-      </w:pPr>
-      <w:r>
-        <w:rPr/>
-        <w:drawing>
-          <wp:inline distT="0" distB="0" distL="0" distR="0">
-            <wp:extent cx="5925185" cy="3333115"/>
-            <wp:effectExtent l="0" t="0" r="0" b="0"/>
-            <wp:docPr id="14" name="Picture 18" descr="2"/>
-            <wp:cNvGraphicFramePr>
-              <a:graphicFrameLocks xmlns:a="http://schemas.openxmlformats.org/drawingml/2006/main" noChangeAspect="1"/>
-            </wp:cNvGraphicFramePr>
-            <a:graphic xmlns:a="http://schemas.openxmlformats.org/drawingml/2006/main">
-              <a:graphicData uri="http://schemas.openxmlformats.org/drawingml/2006/picture">
-                <pic:pic xmlns:pic="http://schemas.openxmlformats.org/drawingml/2006/picture">
-                  <pic:nvPicPr>
-                    <pic:cNvPr id="14" name="Picture 18" descr="2"/>
                     <pic:cNvPicPr>
                       <a:picLocks noChangeAspect="1" noChangeArrowheads="1"/>
                     </pic:cNvPicPr>
@@ -18173,20 +18137,20 @@
         <w:rPr>
           <w:rFonts w:eastAsia="Times New Roman" w:cs="Times New Roman" w:ascii="Times New Roman" w:hAnsi="Times New Roman"/>
         </w:rPr>
-        <w:t>Рисунок Г.</w:t>
-      </w:r>
+        <w:t>Рисунок Г.1 - Слайд</w:t>
+      </w:r>
+    </w:p>
+    <w:p>
+      <w:pPr>
+        <w:pStyle w:val="Picture1"/>
+        <w:rPr>
+          <w:rFonts w:ascii="Times New Roman" w:hAnsi="Times New Roman" w:eastAsia="Times New Roman" w:cs="Times New Roman"/>
+        </w:rPr>
+      </w:pPr>
       <w:r>
         <w:rPr>
           <w:rFonts w:eastAsia="Times New Roman" w:cs="Times New Roman" w:ascii="Times New Roman" w:hAnsi="Times New Roman"/>
-          <w:lang w:val="uk-UA"/>
-        </w:rPr>
-        <w:t xml:space="preserve">2 - </w:t>
-      </w:r>
-      <w:r>
-        <w:rPr>
-          <w:rFonts w:eastAsia="Times New Roman" w:cs="Times New Roman" w:ascii="Times New Roman" w:hAnsi="Times New Roman"/>
-        </w:rPr>
-        <w:t>Слайд</w:t>
+        </w:rPr>
       </w:r>
     </w:p>
     <w:p>
@@ -18194,19 +18158,7 @@
         <w:pStyle w:val="Picture1"/>
         <w:rPr>
           <w:rFonts w:ascii="Times New Roman" w:hAnsi="Times New Roman" w:eastAsia="Times New Roman" w:cs="Times New Roman"/>
-        </w:rPr>
-      </w:pPr>
-      <w:r>
-        <w:rPr>
-          <w:rFonts w:eastAsia="Times New Roman" w:cs="Times New Roman" w:ascii="Times New Roman" w:hAnsi="Times New Roman"/>
-        </w:rPr>
-      </w:r>
-    </w:p>
-    <w:p>
-      <w:pPr>
-        <w:pStyle w:val="Picture1"/>
-        <w:rPr>
-          <w:rFonts w:ascii="Times New Roman" w:hAnsi="Times New Roman" w:eastAsia="Times New Roman" w:cs="Times New Roman"/>
+          <w:lang w:val="uk-UA"/>
         </w:rPr>
       </w:pPr>
       <w:r>
@@ -18215,7 +18167,7 @@
           <wp:inline distT="0" distB="0" distL="0" distR="0">
             <wp:extent cx="5925185" cy="3333115"/>
             <wp:effectExtent l="0" t="0" r="0" b="0"/>
-            <wp:docPr id="15" name="Picture 19" descr="3"/>
+            <wp:docPr id="14" name="Picture 18" descr="2"/>
             <wp:cNvGraphicFramePr>
               <a:graphicFrameLocks xmlns:a="http://schemas.openxmlformats.org/drawingml/2006/main" noChangeAspect="1"/>
             </wp:cNvGraphicFramePr>
@@ -18223,7 +18175,7 @@
               <a:graphicData uri="http://schemas.openxmlformats.org/drawingml/2006/picture">
                 <pic:pic xmlns:pic="http://schemas.openxmlformats.org/drawingml/2006/picture">
                   <pic:nvPicPr>
-                    <pic:cNvPr id="15" name="Picture 19" descr="3"/>
+                    <pic:cNvPr id="14" name="Picture 18" descr="2"/>
                     <pic:cNvPicPr>
                       <a:picLocks noChangeAspect="1" noChangeArrowheads="1"/>
                     </pic:cNvPicPr>
@@ -18250,6 +18202,14 @@
           </wp:inline>
         </w:drawing>
       </w:r>
+    </w:p>
+    <w:p>
+      <w:pPr>
+        <w:pStyle w:val="Picture1"/>
+        <w:rPr>
+          <w:rFonts w:ascii="Times New Roman" w:hAnsi="Times New Roman" w:eastAsia="Times New Roman" w:cs="Times New Roman"/>
+        </w:rPr>
+      </w:pPr>
       <w:r>
         <w:rPr>
           <w:rFonts w:eastAsia="Times New Roman" w:cs="Times New Roman" w:ascii="Times New Roman" w:hAnsi="Times New Roman"/>
@@ -18261,7 +18221,7 @@
           <w:rFonts w:eastAsia="Times New Roman" w:cs="Times New Roman" w:ascii="Times New Roman" w:hAnsi="Times New Roman"/>
           <w:lang w:val="uk-UA"/>
         </w:rPr>
-        <w:t xml:space="preserve">3 - </w:t>
+        <w:t xml:space="preserve">2 - </w:t>
       </w:r>
       <w:r>
         <w:rPr>
@@ -18288,7 +18248,6 @@
         <w:pStyle w:val="Picture1"/>
         <w:rPr>
           <w:rFonts w:ascii="Times New Roman" w:hAnsi="Times New Roman" w:eastAsia="Times New Roman" w:cs="Times New Roman"/>
-          <w:lang w:val="uk-UA"/>
         </w:rPr>
       </w:pPr>
       <w:r>
@@ -18297,7 +18256,7 @@
           <wp:inline distT="0" distB="0" distL="0" distR="0">
             <wp:extent cx="5925185" cy="3333115"/>
             <wp:effectExtent l="0" t="0" r="0" b="0"/>
-            <wp:docPr id="16" name="Picture 20" descr="4"/>
+            <wp:docPr id="15" name="Picture 19" descr="3"/>
             <wp:cNvGraphicFramePr>
               <a:graphicFrameLocks xmlns:a="http://schemas.openxmlformats.org/drawingml/2006/main" noChangeAspect="1"/>
             </wp:cNvGraphicFramePr>
@@ -18305,7 +18264,7 @@
               <a:graphicData uri="http://schemas.openxmlformats.org/drawingml/2006/picture">
                 <pic:pic xmlns:pic="http://schemas.openxmlformats.org/drawingml/2006/picture">
                   <pic:nvPicPr>
-                    <pic:cNvPr id="16" name="Picture 20" descr="4"/>
+                    <pic:cNvPr id="15" name="Picture 19" descr="3"/>
                     <pic:cNvPicPr>
                       <a:picLocks noChangeAspect="1" noChangeArrowheads="1"/>
                     </pic:cNvPicPr>
@@ -18332,14 +18291,6 @@
           </wp:inline>
         </w:drawing>
       </w:r>
-    </w:p>
-    <w:p>
-      <w:pPr>
-        <w:pStyle w:val="Picture1"/>
-        <w:rPr>
-          <w:rFonts w:ascii="Times New Roman" w:hAnsi="Times New Roman" w:eastAsia="Times New Roman" w:cs="Times New Roman"/>
-        </w:rPr>
-      </w:pPr>
       <w:r>
         <w:rPr>
           <w:rFonts w:eastAsia="Times New Roman" w:cs="Times New Roman" w:ascii="Times New Roman" w:hAnsi="Times New Roman"/>
@@ -18351,7 +18302,7 @@
           <w:rFonts w:eastAsia="Times New Roman" w:cs="Times New Roman" w:ascii="Times New Roman" w:hAnsi="Times New Roman"/>
           <w:lang w:val="uk-UA"/>
         </w:rPr>
-        <w:t xml:space="preserve">4 - </w:t>
+        <w:t xml:space="preserve">3 - </w:t>
       </w:r>
       <w:r>
         <w:rPr>
@@ -18387,7 +18338,7 @@
           <wp:inline distT="0" distB="0" distL="0" distR="0">
             <wp:extent cx="5925185" cy="3333115"/>
             <wp:effectExtent l="0" t="0" r="0" b="0"/>
-            <wp:docPr id="17" name="Picture 21" descr="5"/>
+            <wp:docPr id="16" name="Picture 20" descr="4"/>
             <wp:cNvGraphicFramePr>
               <a:graphicFrameLocks xmlns:a="http://schemas.openxmlformats.org/drawingml/2006/main" noChangeAspect="1"/>
             </wp:cNvGraphicFramePr>
@@ -18395,7 +18346,7 @@
               <a:graphicData uri="http://schemas.openxmlformats.org/drawingml/2006/picture">
                 <pic:pic xmlns:pic="http://schemas.openxmlformats.org/drawingml/2006/picture">
                   <pic:nvPicPr>
-                    <pic:cNvPr id="17" name="Picture 21" descr="5"/>
+                    <pic:cNvPr id="16" name="Picture 20" descr="4"/>
                     <pic:cNvPicPr>
                       <a:picLocks noChangeAspect="1" noChangeArrowheads="1"/>
                     </pic:cNvPicPr>
@@ -18441,7 +18392,7 @@
           <w:rFonts w:eastAsia="Times New Roman" w:cs="Times New Roman" w:ascii="Times New Roman" w:hAnsi="Times New Roman"/>
           <w:lang w:val="uk-UA"/>
         </w:rPr>
-        <w:t xml:space="preserve">5 - </w:t>
+        <w:t xml:space="preserve">4 - </w:t>
       </w:r>
       <w:r>
         <w:rPr>
@@ -18477,7 +18428,7 @@
           <wp:inline distT="0" distB="0" distL="0" distR="0">
             <wp:extent cx="5925185" cy="3333115"/>
             <wp:effectExtent l="0" t="0" r="0" b="0"/>
-            <wp:docPr id="18" name="Picture 22" descr="6"/>
+            <wp:docPr id="17" name="Picture 21" descr="5"/>
             <wp:cNvGraphicFramePr>
               <a:graphicFrameLocks xmlns:a="http://schemas.openxmlformats.org/drawingml/2006/main" noChangeAspect="1"/>
             </wp:cNvGraphicFramePr>
@@ -18485,7 +18436,7 @@
               <a:graphicData uri="http://schemas.openxmlformats.org/drawingml/2006/picture">
                 <pic:pic xmlns:pic="http://schemas.openxmlformats.org/drawingml/2006/picture">
                   <pic:nvPicPr>
-                    <pic:cNvPr id="18" name="Picture 22" descr="6"/>
+                    <pic:cNvPr id="17" name="Picture 21" descr="5"/>
                     <pic:cNvPicPr>
                       <a:picLocks noChangeAspect="1" noChangeArrowheads="1"/>
                     </pic:cNvPicPr>
@@ -18531,7 +18482,7 @@
           <w:rFonts w:eastAsia="Times New Roman" w:cs="Times New Roman" w:ascii="Times New Roman" w:hAnsi="Times New Roman"/>
           <w:lang w:val="uk-UA"/>
         </w:rPr>
-        <w:t xml:space="preserve">6 - </w:t>
+        <w:t xml:space="preserve">5 - </w:t>
       </w:r>
       <w:r>
         <w:rPr>
@@ -18567,7 +18518,7 @@
           <wp:inline distT="0" distB="0" distL="0" distR="0">
             <wp:extent cx="5925185" cy="3333115"/>
             <wp:effectExtent l="0" t="0" r="0" b="0"/>
-            <wp:docPr id="19" name="Picture 23" descr="7"/>
+            <wp:docPr id="18" name="Picture 22" descr="6"/>
             <wp:cNvGraphicFramePr>
               <a:graphicFrameLocks xmlns:a="http://schemas.openxmlformats.org/drawingml/2006/main" noChangeAspect="1"/>
             </wp:cNvGraphicFramePr>
@@ -18575,7 +18526,7 @@
               <a:graphicData uri="http://schemas.openxmlformats.org/drawingml/2006/picture">
                 <pic:pic xmlns:pic="http://schemas.openxmlformats.org/drawingml/2006/picture">
                   <pic:nvPicPr>
-                    <pic:cNvPr id="19" name="Picture 23" descr="7"/>
+                    <pic:cNvPr id="18" name="Picture 22" descr="6"/>
                     <pic:cNvPicPr>
                       <a:picLocks noChangeAspect="1" noChangeArrowheads="1"/>
                     </pic:cNvPicPr>
@@ -18621,7 +18572,7 @@
           <w:rFonts w:eastAsia="Times New Roman" w:cs="Times New Roman" w:ascii="Times New Roman" w:hAnsi="Times New Roman"/>
           <w:lang w:val="uk-UA"/>
         </w:rPr>
-        <w:t xml:space="preserve">7 - </w:t>
+        <w:t xml:space="preserve">6 - </w:t>
       </w:r>
       <w:r>
         <w:rPr>
@@ -18657,7 +18608,7 @@
           <wp:inline distT="0" distB="0" distL="0" distR="0">
             <wp:extent cx="5925185" cy="3333115"/>
             <wp:effectExtent l="0" t="0" r="0" b="0"/>
-            <wp:docPr id="20" name="Picture 24" descr="8"/>
+            <wp:docPr id="19" name="Picture 23" descr="7"/>
             <wp:cNvGraphicFramePr>
               <a:graphicFrameLocks xmlns:a="http://schemas.openxmlformats.org/drawingml/2006/main" noChangeAspect="1"/>
             </wp:cNvGraphicFramePr>
@@ -18665,7 +18616,7 @@
               <a:graphicData uri="http://schemas.openxmlformats.org/drawingml/2006/picture">
                 <pic:pic xmlns:pic="http://schemas.openxmlformats.org/drawingml/2006/picture">
                   <pic:nvPicPr>
-                    <pic:cNvPr id="20" name="Picture 24" descr="8"/>
+                    <pic:cNvPr id="19" name="Picture 23" descr="7"/>
                     <pic:cNvPicPr>
                       <a:picLocks noChangeAspect="1" noChangeArrowheads="1"/>
                     </pic:cNvPicPr>
@@ -18711,6 +18662,104 @@
           <w:rFonts w:eastAsia="Times New Roman" w:cs="Times New Roman" w:ascii="Times New Roman" w:hAnsi="Times New Roman"/>
           <w:lang w:val="uk-UA"/>
         </w:rPr>
+        <w:t xml:space="preserve">7 - </w:t>
+      </w:r>
+      <w:r>
+        <w:rPr>
+          <w:rFonts w:eastAsia="Times New Roman" w:cs="Times New Roman" w:ascii="Times New Roman" w:hAnsi="Times New Roman"/>
+        </w:rPr>
+        <w:t>Слайд</w:t>
+      </w:r>
+    </w:p>
+    <w:p>
+      <w:pPr>
+        <w:pStyle w:val="Picture1"/>
+        <w:rPr>
+          <w:rFonts w:ascii="Times New Roman" w:hAnsi="Times New Roman" w:eastAsia="Times New Roman" w:cs="Times New Roman"/>
+        </w:rPr>
+      </w:pPr>
+      <w:r>
+        <w:rPr>
+          <w:rFonts w:eastAsia="Times New Roman" w:cs="Times New Roman" w:ascii="Times New Roman" w:hAnsi="Times New Roman"/>
+        </w:rPr>
+      </w:r>
+    </w:p>
+    <w:p>
+      <w:pPr>
+        <w:pStyle w:val="Picture1"/>
+        <w:rPr>
+          <w:rFonts w:ascii="Times New Roman" w:hAnsi="Times New Roman" w:eastAsia="Times New Roman" w:cs="Times New Roman"/>
+          <w:lang w:val="uk-UA"/>
+        </w:rPr>
+      </w:pPr>
+      <w:r>
+        <w:rPr/>
+        <w:drawing>
+          <wp:anchor behindDoc="0" distT="0" distB="0" distL="0" distR="0" simplePos="0" locked="0" layoutInCell="0" allowOverlap="1" relativeHeight="22">
+            <wp:simplePos x="0" y="0"/>
+            <wp:positionH relativeFrom="column">
+              <wp:align>center</wp:align>
+            </wp:positionH>
+            <wp:positionV relativeFrom="paragraph">
+              <wp:posOffset>635</wp:posOffset>
+            </wp:positionV>
+            <wp:extent cx="5939790" cy="3340735"/>
+            <wp:effectExtent l="0" t="0" r="0" b="0"/>
+            <wp:wrapSquare wrapText="largest"/>
+            <wp:docPr id="20" name="Зображення9"/>
+            <wp:cNvGraphicFramePr>
+              <a:graphicFrameLocks xmlns:a="http://schemas.openxmlformats.org/drawingml/2006/main" noChangeAspect="1"/>
+            </wp:cNvGraphicFramePr>
+            <a:graphic xmlns:a="http://schemas.openxmlformats.org/drawingml/2006/main">
+              <a:graphicData uri="http://schemas.openxmlformats.org/drawingml/2006/picture">
+                <pic:pic xmlns:pic="http://schemas.openxmlformats.org/drawingml/2006/picture">
+                  <pic:nvPicPr>
+                    <pic:cNvPr id="20" name="Зображення9"/>
+                    <pic:cNvPicPr>
+                      <a:picLocks noChangeAspect="1" noChangeArrowheads="1"/>
+                    </pic:cNvPicPr>
+                  </pic:nvPicPr>
+                  <pic:blipFill>
+                    <a:blip r:embed="rId32"/>
+                    <a:stretch>
+                      <a:fillRect/>
+                    </a:stretch>
+                  </pic:blipFill>
+                  <pic:spPr bwMode="auto">
+                    <a:xfrm>
+                      <a:off x="0" y="0"/>
+                      <a:ext cx="5939790" cy="3340735"/>
+                    </a:xfrm>
+                    <a:prstGeom prst="rect">
+                      <a:avLst/>
+                    </a:prstGeom>
+                    <a:noFill/>
+                  </pic:spPr>
+                </pic:pic>
+              </a:graphicData>
+            </a:graphic>
+          </wp:anchor>
+        </w:drawing>
+      </w:r>
+    </w:p>
+    <w:p>
+      <w:pPr>
+        <w:pStyle w:val="Picture1"/>
+        <w:rPr>
+          <w:rFonts w:ascii="Times New Roman" w:hAnsi="Times New Roman" w:eastAsia="Times New Roman" w:cs="Times New Roman"/>
+        </w:rPr>
+      </w:pPr>
+      <w:r>
+        <w:rPr>
+          <w:rFonts w:eastAsia="Times New Roman" w:cs="Times New Roman" w:ascii="Times New Roman" w:hAnsi="Times New Roman"/>
+        </w:rPr>
+        <w:t>Рисунок Г.</w:t>
+      </w:r>
+      <w:r>
+        <w:rPr>
+          <w:rFonts w:eastAsia="Times New Roman" w:cs="Times New Roman" w:ascii="Times New Roman" w:hAnsi="Times New Roman"/>
+          <w:lang w:val="uk-UA"/>
+        </w:rPr>
         <w:t xml:space="preserve">8 - </w:t>
       </w:r>
       <w:r>
@@ -18761,7 +18810,7 @@
                     </pic:cNvPicPr>
                   </pic:nvPicPr>
                   <pic:blipFill>
-                    <a:blip r:embed="rId32"/>
+                    <a:blip r:embed="rId33"/>
                     <a:stretch>
                       <a:fillRect/>
                     </a:stretch>
@@ -18883,9 +18932,9 @@
       </w:r>
     </w:p>
     <w:sectPr>
-      <w:headerReference w:type="even" r:id="rId33"/>
-      <w:headerReference w:type="default" r:id="rId34"/>
-      <w:headerReference w:type="first" r:id="rId35"/>
+      <w:headerReference w:type="even" r:id="rId34"/>
+      <w:headerReference w:type="default" r:id="rId35"/>
+      <w:headerReference w:type="first" r:id="rId36"/>
       <w:type w:val="nextPage"/>
       <w:pgSz w:w="11906" w:h="16838"/>
       <w:pgMar w:left="1701" w:right="851" w:gutter="0" w:header="709" w:top="1134" w:footer="0" w:bottom="1134"/>
@@ -18935,7 +18984,7 @@
     </w:r>
     <w:r>
       <w:rPr/>
-      <w:t>47</w:t>
+      <w:t>48</w:t>
     </w:r>
     <w:r>
       <w:rPr/>

--- a/41BZ Bezpeka ta zahyst program/K/KNT-122_Onyshchenko_Variant-19_PZ.docx
+++ b/41BZ Bezpeka ta zahyst program/K/KNT-122_Onyshchenko_Variant-19_PZ.docx
@@ -468,9 +468,9 @@
         </w:rPr>
       </w:pPr>
       <w:bookmarkStart w:id="0" w:name="__RefHeading___Toc2365_792400555"/>
-      <w:bookmarkStart w:id="1" w:name="_Зміст000064"/>
+      <w:bookmarkStart w:id="1" w:name="_Зміст000002"/>
       <w:bookmarkStart w:id="2" w:name="_Зміст000028"/>
-      <w:bookmarkStart w:id="3" w:name="_Зміст000002"/>
+      <w:bookmarkStart w:id="3" w:name="_Зміст000064"/>
       <w:bookmarkEnd w:id="0"/>
       <w:r>
         <w:rPr>
@@ -1453,13 +1453,13 @@
         </w:rPr>
       </w:pPr>
       <w:bookmarkStart w:id="4" w:name="__RefHeading___Toc2367_792400555"/>
-      <w:bookmarkStart w:id="5" w:name="_Toc196826519"/>
-      <w:bookmarkStart w:id="6" w:name="_Toc27554778"/>
-      <w:bookmarkStart w:id="7" w:name="_Зміст000066"/>
+      <w:bookmarkStart w:id="5" w:name="_Toc533520909"/>
+      <w:bookmarkStart w:id="6" w:name="_Зміст000003"/>
+      <w:bookmarkStart w:id="7" w:name="_Зміст000029"/>
       <w:bookmarkStart w:id="8" w:name="_Toc12274"/>
-      <w:bookmarkStart w:id="9" w:name="_Зміст000029"/>
-      <w:bookmarkStart w:id="10" w:name="_Зміст000003"/>
-      <w:bookmarkStart w:id="11" w:name="_Toc533520909"/>
+      <w:bookmarkStart w:id="9" w:name="_Зміст000066"/>
+      <w:bookmarkStart w:id="10" w:name="_Toc27554778"/>
+      <w:bookmarkStart w:id="11" w:name="_Toc196826519"/>
       <w:bookmarkEnd w:id="4"/>
       <w:r>
         <w:rPr>
@@ -1491,12 +1491,28 @@
           <w:szCs w:val="28"/>
           <w:lang w:val="uk-UA"/>
         </w:rPr>
-        <w:t>Пояснювальна записка до курсової роботи містить: 4</w:t>
+        <w:t>Пояснювальна записка до курсово</w:t>
       </w:r>
       <w:r>
         <w:rPr>
           <w:rFonts w:eastAsia="Times New Roman" w:cs="Times New Roman"/>
           <w:szCs w:val="28"/>
+          <w:lang w:val="uk-UA"/>
+        </w:rPr>
+        <w:t>го проєкту</w:t>
+      </w:r>
+      <w:r>
+        <w:rPr>
+          <w:rFonts w:eastAsia="Times New Roman" w:cs="Times New Roman"/>
+          <w:szCs w:val="28"/>
+          <w:lang w:val="uk-UA"/>
+        </w:rPr>
+        <w:t xml:space="preserve"> містить: 4</w:t>
+      </w:r>
+      <w:r>
+        <w:rPr>
+          <w:rFonts w:eastAsia="Times New Roman" w:cs="Times New Roman"/>
+          <w:szCs w:val="28"/>
           <w:lang w:val="en-US"/>
         </w:rPr>
         <w:t>4</w:t>
@@ -1507,7 +1523,7 @@
           <w:szCs w:val="28"/>
           <w:lang w:val="uk-UA"/>
         </w:rPr>
-        <w:t xml:space="preserve"> аркуша, </w:t>
+        <w:t xml:space="preserve"> </w:t>
       </w:r>
       <w:r>
         <w:rPr>
@@ -1515,12 +1531,20 @@
           <w:szCs w:val="28"/>
           <w:lang w:val="uk-UA"/>
         </w:rPr>
-        <w:t>10</w:t>
+        <w:t>сторінки</w:t>
       </w:r>
       <w:r>
         <w:rPr>
           <w:rFonts w:eastAsia="Times New Roman" w:cs="Times New Roman"/>
           <w:szCs w:val="28"/>
+          <w:lang w:val="uk-UA"/>
+        </w:rPr>
+        <w:t>, 10</w:t>
+      </w:r>
+      <w:r>
+        <w:rPr>
+          <w:rFonts w:eastAsia="Times New Roman" w:cs="Times New Roman"/>
+          <w:szCs w:val="28"/>
           <w:lang w:val="en-US"/>
         </w:rPr>
         <w:t xml:space="preserve"> </w:t>
@@ -1642,25 +1666,83 @@
           <w:szCs w:val="28"/>
           <w:lang w:val="uk-UA"/>
         </w:rPr>
-        <w:t>Об’єкт дослідження – шифрування та дешифрування шифром Віженера.</w:t>
-      </w:r>
-    </w:p>
-    <w:p>
-      <w:pPr>
-        <w:pStyle w:val="Common"/>
+        <w:t xml:space="preserve">Об’єкт </w:t>
+      </w:r>
+      <w:r>
         <w:rPr>
           <w:rFonts w:eastAsia="Times New Roman" w:cs="Times New Roman"/>
           <w:szCs w:val="28"/>
           <w:lang w:val="uk-UA"/>
         </w:rPr>
-      </w:pPr>
+        <w:t xml:space="preserve">проєктування </w:t>
+      </w:r>
       <w:r>
         <w:rPr>
           <w:rFonts w:eastAsia="Times New Roman" w:cs="Times New Roman"/>
           <w:szCs w:val="28"/>
           <w:lang w:val="uk-UA"/>
         </w:rPr>
-        <w:t>Мета роботи – дослідити програми-зразки та розробити власний застосунок.</w:t>
+        <w:t xml:space="preserve">– </w:t>
+      </w:r>
+      <w:r>
+        <w:rPr>
+          <w:rFonts w:eastAsia="Times New Roman" w:cs="Times New Roman"/>
+          <w:szCs w:val="28"/>
+          <w:lang w:val="uk-UA"/>
+        </w:rPr>
+        <w:t xml:space="preserve">сучасні системи </w:t>
+      </w:r>
+      <w:r>
+        <w:rPr>
+          <w:rFonts w:eastAsia="Times New Roman" w:cs="Times New Roman"/>
+          <w:szCs w:val="28"/>
+          <w:lang w:val="uk-UA"/>
+        </w:rPr>
+        <w:t>шифрування та дешифрування.</w:t>
+      </w:r>
+    </w:p>
+    <w:p>
+      <w:pPr>
+        <w:pStyle w:val="Common"/>
+        <w:rPr>
+          <w:rFonts w:eastAsia="Times New Roman" w:cs="Times New Roman"/>
+          <w:szCs w:val="28"/>
+          <w:lang w:val="uk-UA"/>
+        </w:rPr>
+      </w:pPr>
+      <w:r>
+        <w:rPr>
+          <w:rFonts w:eastAsia="Times New Roman" w:cs="Times New Roman"/>
+          <w:szCs w:val="28"/>
+          <w:lang w:val="uk-UA"/>
+        </w:rPr>
+        <w:t xml:space="preserve">Предмет </w:t>
+      </w:r>
+    </w:p>
+    <w:p>
+      <w:pPr>
+        <w:pStyle w:val="Common"/>
+        <w:rPr>
+          <w:rFonts w:eastAsia="Times New Roman" w:cs="Times New Roman"/>
+          <w:szCs w:val="28"/>
+          <w:lang w:val="uk-UA"/>
+        </w:rPr>
+      </w:pPr>
+      <w:r>
+        <w:rPr>
+          <w:rFonts w:eastAsia="Times New Roman" w:cs="Times New Roman"/>
+          <w:szCs w:val="28"/>
+          <w:lang w:val="uk-UA"/>
+        </w:rPr>
+        <w:t xml:space="preserve">Мета роботи – </w:t>
+      </w:r>
+      <w:r>
+        <w:rPr>
+          <w:rFonts w:eastAsia="Times New Roman" w:cs="Times New Roman"/>
+          <w:szCs w:val="28"/>
+          <w:lang w:val="uk-UA"/>
+        </w:rPr>
+        <w:t>криптографічна система з використанням шифру Віженера.</w:t>
       </w:r>
     </w:p>
     <w:p>
@@ -1816,11 +1898,11 @@
         </w:rPr>
       </w:pPr>
       <w:bookmarkStart w:id="12" w:name="__RefHeading___Toc2369_792400555"/>
-      <w:bookmarkStart w:id="13" w:name="_Зміст000030"/>
-      <w:bookmarkStart w:id="14" w:name="_Зміст000067"/>
+      <w:bookmarkStart w:id="13" w:name="_Toc196826520"/>
+      <w:bookmarkStart w:id="14" w:name="_Toc1235"/>
       <w:bookmarkStart w:id="15" w:name="_Зміст000004"/>
-      <w:bookmarkStart w:id="16" w:name="_Toc1235"/>
-      <w:bookmarkStart w:id="17" w:name="_Toc196826520"/>
+      <w:bookmarkStart w:id="16" w:name="_Зміст000067"/>
+      <w:bookmarkStart w:id="17" w:name="_Зміст000030"/>
       <w:bookmarkEnd w:id="12"/>
       <w:r>
         <w:rPr>
@@ -1857,29 +1939,32 @@
           </w:r>
           <w:r>
             <w:rPr>
-              <w:webHidden/>
-              <w:rStyle w:val="Style18"/>
+              <w:rStyle w:val="user"/>
+              <w:vanish w:val="false"/>
             </w:rPr>
             <w:instrText xml:space="preserve"> TOC \z \o "1-9" \h</w:instrText>
           </w:r>
           <w:r>
             <w:rPr>
-              <w:webHidden/>
-              <w:rStyle w:val="Style18"/>
+              <w:rStyle w:val="user"/>
+              <w:vanish w:val="false"/>
             </w:rPr>
             <w:fldChar w:fldCharType="separate"/>
           </w:r>
-          <w:hyperlink w:anchor="__RefHeading___Toc2365_792400555" w:tooltip="КУРСОВИЙ ПРОЄКТ">
-            <w:r>
-              <w:rPr>
-                <w:webHidden/>
-                <w:rStyle w:val="Style18"/>
-              </w:rPr>
-              <w:t>КУРСОВИЙ ПРОЄКТ</w:t>
-              <w:tab/>
-              <w:t>1</w:t>
-            </w:r>
-          </w:hyperlink>
+          <w:r>
+            <w:rPr>
+              <w:rStyle w:val="user"/>
+              <w:vanish w:val="false"/>
+            </w:rPr>
+            <w:t>КУРСОВИЙ ПРОЄКТ</w:t>
+          </w:r>
+          <w:r>
+            <w:rPr>
+              <w:vanish w:val="false"/>
+            </w:rPr>
+            <w:tab/>
+            <w:t>1</w:t>
+          </w:r>
         </w:p>
         <w:p>
           <w:pPr>
@@ -1890,17 +1975,14 @@
             </w:tabs>
             <w:rPr/>
           </w:pPr>
-          <w:hyperlink w:anchor="__RefHeading___Toc2367_792400555" w:tooltip="Реферат">
-            <w:r>
-              <w:rPr>
-                <w:webHidden/>
-                <w:rStyle w:val="Style18"/>
-              </w:rPr>
-              <w:t>Реферат</w:t>
-              <w:tab/>
-              <w:t>2</w:t>
-            </w:r>
-          </w:hyperlink>
+          <w:r>
+            <w:rPr>
+              <w:vanish w:val="false"/>
+            </w:rPr>
+            <w:t>Реферат</w:t>
+            <w:tab/>
+            <w:t>2</w:t>
+          </w:r>
         </w:p>
         <w:p>
           <w:pPr>
@@ -1911,17 +1993,14 @@
             </w:tabs>
             <w:rPr/>
           </w:pPr>
-          <w:hyperlink w:anchor="__RefHeading___Toc2369_792400555" w:tooltip="Зміст">
-            <w:r>
-              <w:rPr>
-                <w:webHidden/>
-                <w:rStyle w:val="Style18"/>
-              </w:rPr>
-              <w:t>Зміст</w:t>
-              <w:tab/>
-              <w:t>3</w:t>
-            </w:r>
-          </w:hyperlink>
+          <w:r>
+            <w:rPr>
+              <w:vanish w:val="false"/>
+            </w:rPr>
+            <w:t>Зміст</w:t>
+            <w:tab/>
+            <w:t>3</w:t>
+          </w:r>
         </w:p>
         <w:p>
           <w:pPr>
@@ -1932,17 +2011,14 @@
             </w:tabs>
             <w:rPr/>
           </w:pPr>
-          <w:hyperlink w:anchor="__RefHeading___Toc2371_792400555" w:tooltip="Перелік умовних позначень, скорочень і термінів">
-            <w:r>
-              <w:rPr>
-                <w:webHidden/>
-                <w:rStyle w:val="Style18"/>
-              </w:rPr>
-              <w:t>Перелік умовних позначень, скорочень і термінів</w:t>
-              <w:tab/>
-              <w:t>5</w:t>
-            </w:r>
-          </w:hyperlink>
+          <w:r>
+            <w:rPr>
+              <w:vanish w:val="false"/>
+            </w:rPr>
+            <w:t>Перелік умовних позначень, скорочень і термінів</w:t>
+            <w:tab/>
+            <w:t>5</w:t>
+          </w:r>
         </w:p>
         <w:p>
           <w:pPr>
@@ -1953,17 +2029,14 @@
             </w:tabs>
             <w:rPr/>
           </w:pPr>
-          <w:hyperlink w:anchor="__RefHeading___Toc2373_792400555" w:tooltip="Вступ">
-            <w:r>
-              <w:rPr>
-                <w:webHidden/>
-                <w:rStyle w:val="Style18"/>
-              </w:rPr>
-              <w:t>Вступ</w:t>
-              <w:tab/>
-              <w:t>6</w:t>
-            </w:r>
-          </w:hyperlink>
+          <w:r>
+            <w:rPr>
+              <w:vanish w:val="false"/>
+            </w:rPr>
+            <w:t>Вступ</w:t>
+            <w:tab/>
+            <w:t>6</w:t>
+          </w:r>
         </w:p>
         <w:p>
           <w:pPr>
@@ -1974,17 +2047,14 @@
             </w:tabs>
             <w:rPr/>
           </w:pPr>
-          <w:hyperlink w:anchor="__RefHeading___Toc2375_792400555" w:tooltip="1 Аналіз предметної області та огляд аналогів">
-            <w:r>
-              <w:rPr>
-                <w:webHidden/>
-                <w:rStyle w:val="Style18"/>
-              </w:rPr>
-              <w:t>1 Аналіз предметної області та огляд аналогів</w:t>
-              <w:tab/>
-              <w:t>7</w:t>
-            </w:r>
-          </w:hyperlink>
+          <w:r>
+            <w:rPr>
+              <w:vanish w:val="false"/>
+            </w:rPr>
+            <w:t>1 Аналіз предметної області та огляд аналогів</w:t>
+            <w:tab/>
+            <w:t>7</w:t>
+          </w:r>
         </w:p>
         <w:p>
           <w:pPr>
@@ -1995,17 +2065,14 @@
             </w:tabs>
             <w:rPr/>
           </w:pPr>
-          <w:hyperlink w:anchor="__RefHeading___Toc2377_792400555" w:tooltip="1.1 Огляд існуючих методів вирішення завдання">
-            <w:r>
-              <w:rPr>
-                <w:webHidden/>
-                <w:rStyle w:val="Style18"/>
-              </w:rPr>
-              <w:t>1.1 Огляд існуючих методів вирішення завдання</w:t>
-              <w:tab/>
-              <w:t>8</w:t>
-            </w:r>
-          </w:hyperlink>
+          <w:r>
+            <w:rPr>
+              <w:vanish w:val="false"/>
+            </w:rPr>
+            <w:t>1.1 Огляд існуючих методів вирішення завдання</w:t>
+            <w:tab/>
+            <w:t>8</w:t>
+          </w:r>
         </w:p>
         <w:p>
           <w:pPr>
@@ -2016,17 +2083,14 @@
             </w:tabs>
             <w:rPr/>
           </w:pPr>
-          <w:hyperlink w:anchor="__RefHeading___Toc2379_792400555" w:tooltip="1.2 Огляд існуючих програмних засобів, що вирішують аналогічні завдання">
-            <w:r>
-              <w:rPr>
-                <w:webHidden/>
-                <w:rStyle w:val="Style18"/>
-              </w:rPr>
-              <w:t>1.2 Огляд існуючих програмних засобів, що вирішують аналогічні завдання</w:t>
-              <w:tab/>
-              <w:t>9</w:t>
-            </w:r>
-          </w:hyperlink>
+          <w:r>
+            <w:rPr>
+              <w:vanish w:val="false"/>
+            </w:rPr>
+            <w:t>1.2 Огляд існуючих програмних засобів, що вирішують аналогічні завдання</w:t>
+            <w:tab/>
+            <w:t>9</w:t>
+          </w:r>
         </w:p>
         <w:p>
           <w:pPr>
@@ -2037,17 +2101,14 @@
             </w:tabs>
             <w:rPr/>
           </w:pPr>
-          <w:hyperlink w:anchor="__RefHeading___Toc2381_792400555" w:tooltip="1.2.1 Програма Dcode">
-            <w:r>
-              <w:rPr>
-                <w:webHidden/>
-                <w:rStyle w:val="Style18"/>
-              </w:rPr>
-              <w:t>1.2.1 Програма Dcode</w:t>
-              <w:tab/>
-              <w:t>9</w:t>
-            </w:r>
-          </w:hyperlink>
+          <w:r>
+            <w:rPr>
+              <w:vanish w:val="false"/>
+            </w:rPr>
+            <w:t>1.2.1 Програма Dcode</w:t>
+            <w:tab/>
+            <w:t>9</w:t>
+          </w:r>
         </w:p>
         <w:p>
           <w:pPr>
@@ -2058,17 +2119,14 @@
             </w:tabs>
             <w:rPr/>
           </w:pPr>
-          <w:hyperlink w:anchor="__RefHeading___Toc2383_792400555" w:tooltip="1.2.2 Програма Boxentriq">
-            <w:r>
-              <w:rPr>
-                <w:webHidden/>
-                <w:rStyle w:val="Style18"/>
-              </w:rPr>
-              <w:t>1.2.2 Програма Boxentriq</w:t>
-              <w:tab/>
-              <w:t>10</w:t>
-            </w:r>
-          </w:hyperlink>
+          <w:r>
+            <w:rPr>
+              <w:vanish w:val="false"/>
+            </w:rPr>
+            <w:t>1.2.2 Програма Boxentriq</w:t>
+            <w:tab/>
+            <w:t>10</w:t>
+          </w:r>
         </w:p>
         <w:p>
           <w:pPr>
@@ -2079,17 +2137,14 @@
             </w:tabs>
             <w:rPr/>
           </w:pPr>
-          <w:hyperlink w:anchor="__RefHeading___Toc2385_792400555" w:tooltip="1.2.4 Порівняльна таблиця розглянутих програм">
-            <w:r>
-              <w:rPr>
-                <w:webHidden/>
-                <w:rStyle w:val="Style18"/>
-              </w:rPr>
-              <w:t>1.2.4 Порівняльна таблиця розглянутих програм</w:t>
-              <w:tab/>
-              <w:t>11</w:t>
-            </w:r>
-          </w:hyperlink>
+          <w:r>
+            <w:rPr>
+              <w:vanish w:val="false"/>
+            </w:rPr>
+            <w:t>1.2.4 Порівняльна таблиця розглянутих програм</w:t>
+            <w:tab/>
+            <w:t>11</w:t>
+          </w:r>
         </w:p>
         <w:p>
           <w:pPr>
@@ -2100,17 +2155,14 @@
             </w:tabs>
             <w:rPr/>
           </w:pPr>
-          <w:hyperlink w:anchor="__RefHeading___Toc2387_792400555" w:tooltip="1.3 Постановка завдання роботи">
-            <w:r>
-              <w:rPr>
-                <w:webHidden/>
-                <w:rStyle w:val="Style18"/>
-              </w:rPr>
-              <w:t>1.3 Постановка завдання роботи</w:t>
-              <w:tab/>
-              <w:t>12</w:t>
-            </w:r>
-          </w:hyperlink>
+          <w:r>
+            <w:rPr>
+              <w:vanish w:val="false"/>
+            </w:rPr>
+            <w:t>1.3 Постановка завдання роботи</w:t>
+            <w:tab/>
+            <w:t>12</w:t>
+          </w:r>
         </w:p>
         <w:p>
           <w:pPr>
@@ -2121,17 +2173,14 @@
             </w:tabs>
             <w:rPr/>
           </w:pPr>
-          <w:hyperlink w:anchor="__RefHeading___Toc2389_792400555" w:tooltip="1.4 Висновки за першим розділом">
-            <w:r>
-              <w:rPr>
-                <w:webHidden/>
-                <w:rStyle w:val="Style18"/>
-              </w:rPr>
-              <w:t>1.4 Висновки за першим розділом</w:t>
-              <w:tab/>
-              <w:t>12</w:t>
-            </w:r>
-          </w:hyperlink>
+          <w:r>
+            <w:rPr>
+              <w:vanish w:val="false"/>
+            </w:rPr>
+            <w:t>1.4 Висновки за першим розділом</w:t>
+            <w:tab/>
+            <w:t>12</w:t>
+          </w:r>
         </w:p>
         <w:p>
           <w:pPr>
@@ -2142,17 +2191,14 @@
             </w:tabs>
             <w:rPr/>
           </w:pPr>
-          <w:hyperlink w:anchor="__RefHeading___Toc2391_792400555" w:tooltip="2 Вибір та обґрунтування структури системи, яка проєктується">
-            <w:r>
-              <w:rPr>
-                <w:webHidden/>
-                <w:rStyle w:val="Style18"/>
-              </w:rPr>
-              <w:t>2 Вибір та обґрунтування структури системи, яка проєктується</w:t>
-              <w:tab/>
-              <w:t>13</w:t>
-            </w:r>
-          </w:hyperlink>
+          <w:r>
+            <w:rPr>
+              <w:vanish w:val="false"/>
+            </w:rPr>
+            <w:t>2 Вибір та обґрунтування структури системи, яка проєктується</w:t>
+            <w:tab/>
+            <w:t>13</w:t>
+          </w:r>
         </w:p>
         <w:p>
           <w:pPr>
@@ -2163,17 +2209,14 @@
             </w:tabs>
             <w:rPr/>
           </w:pPr>
-          <w:hyperlink w:anchor="__RefHeading___Toc2393_792400555" w:tooltip="2.1 Вибір інструментарію розробки програмного забезпечення">
-            <w:r>
-              <w:rPr>
-                <w:webHidden/>
-                <w:rStyle w:val="Style18"/>
-              </w:rPr>
-              <w:t>2.1 Вибір інструментарію розробки програмного забезпечення</w:t>
-              <w:tab/>
-              <w:t>13</w:t>
-            </w:r>
-          </w:hyperlink>
+          <w:r>
+            <w:rPr>
+              <w:vanish w:val="false"/>
+            </w:rPr>
+            <w:t>2.1 Вибір інструментарію розробки програмного забезпечення</w:t>
+            <w:tab/>
+            <w:t>13</w:t>
+          </w:r>
         </w:p>
         <w:p>
           <w:pPr>
@@ -2184,17 +2227,14 @@
             </w:tabs>
             <w:rPr/>
           </w:pPr>
-          <w:hyperlink w:anchor="__RefHeading___Toc2395_792400555" w:tooltip="2.1.1 Огляд особливостей мови програмування, клієнт">
-            <w:r>
-              <w:rPr>
-                <w:webHidden/>
-                <w:rStyle w:val="Style18"/>
-              </w:rPr>
-              <w:t>2.1.1 Огляд особливостей мови програмування, клієнт</w:t>
-              <w:tab/>
-              <w:t>13</w:t>
-            </w:r>
-          </w:hyperlink>
+          <w:r>
+            <w:rPr>
+              <w:vanish w:val="false"/>
+            </w:rPr>
+            <w:t>2.1.1 Огляд особливостей мови програмування, клієнт</w:t>
+            <w:tab/>
+            <w:t>13</w:t>
+          </w:r>
         </w:p>
         <w:p>
           <w:pPr>
@@ -2205,17 +2245,14 @@
             </w:tabs>
             <w:rPr/>
           </w:pPr>
-          <w:hyperlink w:anchor="__RefHeading___Toc2639_2362981076" w:tooltip="2.1.2 Огляд особливостей мови програмування, сервер">
-            <w:r>
-              <w:rPr>
-                <w:webHidden/>
-                <w:rStyle w:val="Style18"/>
-              </w:rPr>
-              <w:t>2.1.2 Огляд особливостей мови програмування, сервер</w:t>
-              <w:tab/>
-              <w:t>14</w:t>
-            </w:r>
-          </w:hyperlink>
+          <w:r>
+            <w:rPr>
+              <w:vanish w:val="false"/>
+            </w:rPr>
+            <w:t>2.1.2 Огляд особливостей мови програмування, сервер</w:t>
+            <w:tab/>
+            <w:t>14</w:t>
+          </w:r>
         </w:p>
         <w:p>
           <w:pPr>
@@ -2226,17 +2263,14 @@
             </w:tabs>
             <w:rPr/>
           </w:pPr>
-          <w:hyperlink w:anchor="__RefHeading___Toc2397_792400555" w:tooltip="2.1.2 Огляд особливостей обраного середовища розробки">
-            <w:r>
-              <w:rPr>
-                <w:webHidden/>
-                <w:rStyle w:val="Style18"/>
-              </w:rPr>
-              <w:t>2.1.2 Огляд особливостей обраного середовища розробки</w:t>
-              <w:tab/>
-              <w:t>15</w:t>
-            </w:r>
-          </w:hyperlink>
+          <w:r>
+            <w:rPr>
+              <w:vanish w:val="false"/>
+            </w:rPr>
+            <w:t>2.1.2 Огляд особливостей обраного середовища розробки</w:t>
+            <w:tab/>
+            <w:t>15</w:t>
+          </w:r>
         </w:p>
         <w:p>
           <w:pPr>
@@ -2247,17 +2281,14 @@
             </w:tabs>
             <w:rPr/>
           </w:pPr>
-          <w:hyperlink w:anchor="__RefHeading___Toc2399_792400555" w:tooltip="2.2 Структурна схема програми">
-            <w:r>
-              <w:rPr>
-                <w:webHidden/>
-                <w:rStyle w:val="Style18"/>
-              </w:rPr>
-              <w:t>2.2 Структурна схема програми</w:t>
-              <w:tab/>
-              <w:t>15</w:t>
-            </w:r>
-          </w:hyperlink>
+          <w:r>
+            <w:rPr>
+              <w:vanish w:val="false"/>
+            </w:rPr>
+            <w:t>2.2 Структурна схема програми</w:t>
+            <w:tab/>
+            <w:t>15</w:t>
+          </w:r>
         </w:p>
         <w:p>
           <w:pPr>
@@ -2268,17 +2299,14 @@
             </w:tabs>
             <w:rPr/>
           </w:pPr>
-          <w:hyperlink w:anchor="__RefHeading___Toc2641_2362981076" w:tooltip="2.3 Функціональна схема">
-            <w:r>
-              <w:rPr>
-                <w:webHidden/>
-                <w:rStyle w:val="Style18"/>
-              </w:rPr>
-              <w:t>2.3 Функціональна схема</w:t>
-              <w:tab/>
-              <w:t>15</w:t>
-            </w:r>
-          </w:hyperlink>
+          <w:r>
+            <w:rPr>
+              <w:vanish w:val="false"/>
+            </w:rPr>
+            <w:t>2.3 Функціональна схема</w:t>
+            <w:tab/>
+            <w:t>15</w:t>
+          </w:r>
         </w:p>
         <w:p>
           <w:pPr>
@@ -2289,17 +2317,14 @@
             </w:tabs>
             <w:rPr/>
           </w:pPr>
-          <w:hyperlink w:anchor="__RefHeading___Toc2401_792400555" w:tooltip="2.4 Опис модулів розроблюваної системи">
-            <w:r>
-              <w:rPr>
-                <w:webHidden/>
-                <w:rStyle w:val="Style18"/>
-              </w:rPr>
-              <w:t>2.4 Опис модулів розроблюваної системи</w:t>
-              <w:tab/>
-              <w:t>15</w:t>
-            </w:r>
-          </w:hyperlink>
+          <w:r>
+            <w:rPr>
+              <w:vanish w:val="false"/>
+            </w:rPr>
+            <w:t>2.4 Опис модулів розроблюваної системи</w:t>
+            <w:tab/>
+            <w:t>15</w:t>
+          </w:r>
         </w:p>
         <w:p>
           <w:pPr>
@@ -2310,17 +2335,14 @@
             </w:tabs>
             <w:rPr/>
           </w:pPr>
-          <w:hyperlink w:anchor="__RefHeading___Toc2403_792400555" w:tooltip="2.5 Висновки за другим розділом">
-            <w:r>
-              <w:rPr>
-                <w:webHidden/>
-                <w:rStyle w:val="Style18"/>
-              </w:rPr>
-              <w:t>2.5 Висновки за другим розділом</w:t>
-              <w:tab/>
-              <w:t>16</w:t>
-            </w:r>
-          </w:hyperlink>
+          <w:r>
+            <w:rPr>
+              <w:vanish w:val="false"/>
+            </w:rPr>
+            <w:t>2.5 Висновки за другим розділом</w:t>
+            <w:tab/>
+            <w:t>16</w:t>
+          </w:r>
         </w:p>
         <w:p>
           <w:pPr>
@@ -2331,17 +2353,14 @@
             </w:tabs>
             <w:rPr/>
           </w:pPr>
-          <w:hyperlink w:anchor="__RefHeading___Toc2405_792400555" w:tooltip="3 Основні рішення щодо реалізації компонентів системи">
-            <w:r>
-              <w:rPr>
-                <w:webHidden/>
-                <w:rStyle w:val="Style18"/>
-              </w:rPr>
-              <w:t>3 Основні рішення щодо реалізації компонентів системи</w:t>
-              <w:tab/>
-              <w:t>17</w:t>
-            </w:r>
-          </w:hyperlink>
+          <w:r>
+            <w:rPr>
+              <w:vanish w:val="false"/>
+            </w:rPr>
+            <w:t>3 Основні рішення щодо реалізації компонентів системи</w:t>
+            <w:tab/>
+            <w:t>17</w:t>
+          </w:r>
         </w:p>
         <w:p>
           <w:pPr>
@@ -2352,17 +2371,14 @@
             </w:tabs>
             <w:rPr/>
           </w:pPr>
-          <w:hyperlink w:anchor="__RefHeading___Toc2407_792400555" w:tooltip="3.1 Алгоритм функціонування розробленої програми">
-            <w:r>
-              <w:rPr>
-                <w:webHidden/>
-                <w:rStyle w:val="Style18"/>
-              </w:rPr>
-              <w:t>3.1 Алгоритм функціонування розробленої програми</w:t>
-              <w:tab/>
-              <w:t>17</w:t>
-            </w:r>
-          </w:hyperlink>
+          <w:r>
+            <w:rPr>
+              <w:vanish w:val="false"/>
+            </w:rPr>
+            <w:t>3.1 Алгоритм функціонування розробленої програми</w:t>
+            <w:tab/>
+            <w:t>17</w:t>
+          </w:r>
         </w:p>
         <w:p>
           <w:pPr>
@@ -2373,17 +2389,14 @@
             </w:tabs>
             <w:rPr/>
           </w:pPr>
-          <w:hyperlink w:anchor="__RefHeading___Toc2643_2362981076" w:tooltip="3.3 Розробка алгоритму">
-            <w:r>
-              <w:rPr>
-                <w:webHidden/>
-                <w:rStyle w:val="Style18"/>
-              </w:rPr>
-              <w:t>3.3 Розробка алгоритму</w:t>
-              <w:tab/>
-              <w:t>17</w:t>
-            </w:r>
-          </w:hyperlink>
+          <w:r>
+            <w:rPr>
+              <w:vanish w:val="false"/>
+            </w:rPr>
+            <w:t>3.3 Розробка алгоритму</w:t>
+            <w:tab/>
+            <w:t>17</w:t>
+          </w:r>
         </w:p>
         <w:p>
           <w:pPr>
@@ -2394,17 +2407,14 @@
             </w:tabs>
             <w:rPr/>
           </w:pPr>
-          <w:hyperlink w:anchor="__RefHeading___Toc2411_792400555" w:tooltip="3.4 Висновки за третім розділом">
-            <w:r>
-              <w:rPr>
-                <w:webHidden/>
-                <w:rStyle w:val="Style18"/>
-              </w:rPr>
-              <w:t>3.4 Висновки за третім розділом</w:t>
-              <w:tab/>
-              <w:t>18</w:t>
-            </w:r>
-          </w:hyperlink>
+          <w:r>
+            <w:rPr>
+              <w:vanish w:val="false"/>
+            </w:rPr>
+            <w:t>3.4 Висновки за третім розділом</w:t>
+            <w:tab/>
+            <w:t>18</w:t>
+          </w:r>
         </w:p>
         <w:p>
           <w:pPr>
@@ -2415,17 +2425,14 @@
             </w:tabs>
             <w:rPr/>
           </w:pPr>
-          <w:hyperlink w:anchor="__RefHeading___Toc2413_792400555" w:tooltip="4 Інтерфейс застосунку">
-            <w:r>
-              <w:rPr>
-                <w:webHidden/>
-                <w:rStyle w:val="Style18"/>
-              </w:rPr>
-              <w:t>4 Інтерфейс застосунку</w:t>
-              <w:tab/>
-              <w:t>19</w:t>
-            </w:r>
-          </w:hyperlink>
+          <w:r>
+            <w:rPr>
+              <w:vanish w:val="false"/>
+            </w:rPr>
+            <w:t>4 Інтерфейс застосунку</w:t>
+            <w:tab/>
+            <w:t>19</w:t>
+          </w:r>
         </w:p>
         <w:p>
           <w:pPr>
@@ -2436,17 +2443,14 @@
             </w:tabs>
             <w:rPr/>
           </w:pPr>
-          <w:hyperlink w:anchor="__RefHeading___Toc2423_792400555" w:tooltip="4.1 Вимоги до інтерфейсу">
-            <w:r>
-              <w:rPr>
-                <w:webHidden/>
-                <w:rStyle w:val="Style18"/>
-              </w:rPr>
-              <w:t>4.1 Вимоги до інтерфейсу</w:t>
-              <w:tab/>
-              <w:t>19</w:t>
-            </w:r>
-          </w:hyperlink>
+          <w:r>
+            <w:rPr>
+              <w:vanish w:val="false"/>
+            </w:rPr>
+            <w:t>4.1 Вимоги до інтерфейсу</w:t>
+            <w:tab/>
+            <w:t>19</w:t>
+          </w:r>
         </w:p>
         <w:p>
           <w:pPr>
@@ -2457,17 +2461,14 @@
             </w:tabs>
             <w:rPr/>
           </w:pPr>
-          <w:hyperlink w:anchor="__RefHeading___Toc2645_2362981076" w:tooltip="4.2 Вигляд інтерфейсу">
-            <w:r>
-              <w:rPr>
-                <w:webHidden/>
-                <w:rStyle w:val="Style18"/>
-              </w:rPr>
-              <w:t>4.2 Вигляд інтерфейсу</w:t>
-              <w:tab/>
-              <w:t>19</w:t>
-            </w:r>
-          </w:hyperlink>
+          <w:r>
+            <w:rPr>
+              <w:vanish w:val="false"/>
+            </w:rPr>
+            <w:t>4.2 Вигляд інтерфейсу</w:t>
+            <w:tab/>
+            <w:t>19</w:t>
+          </w:r>
         </w:p>
         <w:p>
           <w:pPr>
@@ -2478,17 +2479,14 @@
             </w:tabs>
             <w:rPr/>
           </w:pPr>
-          <w:hyperlink w:anchor="__RefHeading___Toc2425_792400555" w:tooltip="5 Керівництво користувача">
-            <w:r>
-              <w:rPr>
-                <w:webHidden/>
-                <w:rStyle w:val="Style18"/>
-              </w:rPr>
-              <w:t>5 Керівництво користувача</w:t>
-              <w:tab/>
-              <w:t>22</w:t>
-            </w:r>
-          </w:hyperlink>
+          <w:r>
+            <w:rPr>
+              <w:vanish w:val="false"/>
+            </w:rPr>
+            <w:t>5 Керівництво користувача</w:t>
+            <w:tab/>
+            <w:t>22</w:t>
+          </w:r>
         </w:p>
         <w:p>
           <w:pPr>
@@ -2499,17 +2497,14 @@
             </w:tabs>
             <w:rPr/>
           </w:pPr>
-          <w:hyperlink w:anchor="__RefHeading___Toc2427_792400555" w:tooltip="5.1 Призначення програми">
-            <w:r>
-              <w:rPr>
-                <w:webHidden/>
-                <w:rStyle w:val="Style18"/>
-              </w:rPr>
-              <w:t>5.1 Призначення програми</w:t>
-              <w:tab/>
-              <w:t>22</w:t>
-            </w:r>
-          </w:hyperlink>
+          <w:r>
+            <w:rPr>
+              <w:vanish w:val="false"/>
+            </w:rPr>
+            <w:t>5.1 Призначення програми</w:t>
+            <w:tab/>
+            <w:t>22</w:t>
+          </w:r>
         </w:p>
         <w:p>
           <w:pPr>
@@ -2520,17 +2515,14 @@
             </w:tabs>
             <w:rPr/>
           </w:pPr>
-          <w:hyperlink w:anchor="__RefHeading___Toc2429_792400555" w:tooltip="5.2 Умови виконання програми">
-            <w:r>
-              <w:rPr>
-                <w:webHidden/>
-                <w:rStyle w:val="Style18"/>
-              </w:rPr>
-              <w:t>5.2 Умови виконання програми</w:t>
-              <w:tab/>
-              <w:t>22</w:t>
-            </w:r>
-          </w:hyperlink>
+          <w:r>
+            <w:rPr>
+              <w:vanish w:val="false"/>
+            </w:rPr>
+            <w:t>5.2 Умови виконання програми</w:t>
+            <w:tab/>
+            <w:t>22</w:t>
+          </w:r>
         </w:p>
         <w:p>
           <w:pPr>
@@ -2541,17 +2533,14 @@
             </w:tabs>
             <w:rPr/>
           </w:pPr>
-          <w:hyperlink w:anchor="__RefHeading___Toc2431_792400555" w:tooltip="5.3 Виконання програми">
-            <w:r>
-              <w:rPr>
-                <w:webHidden/>
-                <w:rStyle w:val="Style18"/>
-              </w:rPr>
-              <w:t>5.3 Виконання програми</w:t>
-              <w:tab/>
-              <w:t>22</w:t>
-            </w:r>
-          </w:hyperlink>
+          <w:r>
+            <w:rPr>
+              <w:vanish w:val="false"/>
+            </w:rPr>
+            <w:t>5.3 Виконання програми</w:t>
+            <w:tab/>
+            <w:t>22</w:t>
+          </w:r>
         </w:p>
         <w:p>
           <w:pPr>
@@ -2562,17 +2551,14 @@
             </w:tabs>
             <w:rPr/>
           </w:pPr>
-          <w:hyperlink w:anchor="__RefHeading___Toc2441_792400555" w:tooltip="Висновки">
-            <w:r>
-              <w:rPr>
-                <w:webHidden/>
-                <w:rStyle w:val="Style18"/>
-              </w:rPr>
-              <w:t>Висновки</w:t>
-              <w:tab/>
-              <w:t>23</w:t>
-            </w:r>
-          </w:hyperlink>
+          <w:r>
+            <w:rPr>
+              <w:vanish w:val="false"/>
+            </w:rPr>
+            <w:t>Висновки</w:t>
+            <w:tab/>
+            <w:t>23</w:t>
+          </w:r>
         </w:p>
         <w:p>
           <w:pPr>
@@ -2583,17 +2569,14 @@
             </w:tabs>
             <w:rPr/>
           </w:pPr>
-          <w:hyperlink w:anchor="__RefHeading___Toc2443_792400555" w:tooltip="Список використаних джерел">
-            <w:r>
-              <w:rPr>
-                <w:webHidden/>
-                <w:rStyle w:val="Style18"/>
-              </w:rPr>
-              <w:t>Список використаних джерел</w:t>
-              <w:tab/>
-              <w:t>24</w:t>
-            </w:r>
-          </w:hyperlink>
+          <w:r>
+            <w:rPr>
+              <w:vanish w:val="false"/>
+            </w:rPr>
+            <w:t>Список використаних джерел</w:t>
+            <w:tab/>
+            <w:t>24</w:t>
+          </w:r>
         </w:p>
         <w:p>
           <w:pPr>
@@ -2604,17 +2587,14 @@
             </w:tabs>
             <w:rPr/>
           </w:pPr>
-          <w:hyperlink w:anchor="__RefHeading___Toc2445_792400555" w:tooltip="Додаток А">
-            <w:r>
-              <w:rPr>
-                <w:webHidden/>
-                <w:rStyle w:val="Style18"/>
-              </w:rPr>
-              <w:t>Додаток А</w:t>
-              <w:tab/>
-              <w:t>25</w:t>
-            </w:r>
-          </w:hyperlink>
+          <w:r>
+            <w:rPr>
+              <w:vanish w:val="false"/>
+            </w:rPr>
+            <w:t>Додаток А</w:t>
+            <w:tab/>
+            <w:t>25</w:t>
+          </w:r>
         </w:p>
         <w:p>
           <w:pPr>
@@ -2625,17 +2605,14 @@
             </w:tabs>
             <w:rPr/>
           </w:pPr>
-          <w:hyperlink w:anchor="__RefHeading___Toc2447_792400555" w:tooltip="А.1 Вступ">
-            <w:r>
-              <w:rPr>
-                <w:webHidden/>
-                <w:rStyle w:val="Style18"/>
-              </w:rPr>
-              <w:t>А.1 Вступ</w:t>
-              <w:tab/>
-              <w:t>26</w:t>
-            </w:r>
-          </w:hyperlink>
+          <w:r>
+            <w:rPr>
+              <w:vanish w:val="false"/>
+            </w:rPr>
+            <w:t>А.1 Вступ</w:t>
+            <w:tab/>
+            <w:t>26</w:t>
+          </w:r>
         </w:p>
         <w:p>
           <w:pPr>
@@ -2646,17 +2623,14 @@
             </w:tabs>
             <w:rPr/>
           </w:pPr>
-          <w:hyperlink w:anchor="__RefHeading___Toc2449_792400555" w:tooltip="А.1.1 Назва програми">
-            <w:r>
-              <w:rPr>
-                <w:webHidden/>
-                <w:rStyle w:val="Style18"/>
-              </w:rPr>
-              <w:t>А.1.1 Назва програми</w:t>
-              <w:tab/>
-              <w:t>26</w:t>
-            </w:r>
-          </w:hyperlink>
+          <w:r>
+            <w:rPr>
+              <w:vanish w:val="false"/>
+            </w:rPr>
+            <w:t>А.1.1 Назва програми</w:t>
+            <w:tab/>
+            <w:t>26</w:t>
+          </w:r>
         </w:p>
         <w:p>
           <w:pPr>
@@ -2667,17 +2641,14 @@
             </w:tabs>
             <w:rPr/>
           </w:pPr>
-          <w:hyperlink w:anchor="__RefHeading___Toc2451_792400555" w:tooltip="А.1.2 Призначення та область застосування">
-            <w:r>
-              <w:rPr>
-                <w:webHidden/>
-                <w:rStyle w:val="Style18"/>
-              </w:rPr>
-              <w:t>А.1.2 Призначення та область застосування</w:t>
-              <w:tab/>
-              <w:t>26</w:t>
-            </w:r>
-          </w:hyperlink>
+          <w:r>
+            <w:rPr>
+              <w:vanish w:val="false"/>
+            </w:rPr>
+            <w:t>А.1.2 Призначення та область застосування</w:t>
+            <w:tab/>
+            <w:t>26</w:t>
+          </w:r>
         </w:p>
         <w:p>
           <w:pPr>
@@ -2688,17 +2659,14 @@
             </w:tabs>
             <w:rPr/>
           </w:pPr>
-          <w:hyperlink w:anchor="__RefHeading___Toc2453_792400555" w:tooltip="А.2 Підстави для розробки">
-            <w:r>
-              <w:rPr>
-                <w:webHidden/>
-                <w:rStyle w:val="Style18"/>
-              </w:rPr>
-              <w:t>А.2 Підстави для розробки</w:t>
-              <w:tab/>
-              <w:t>26</w:t>
-            </w:r>
-          </w:hyperlink>
+          <w:r>
+            <w:rPr>
+              <w:vanish w:val="false"/>
+            </w:rPr>
+            <w:t>А.2 Підстави для розробки</w:t>
+            <w:tab/>
+            <w:t>26</w:t>
+          </w:r>
         </w:p>
         <w:p>
           <w:pPr>
@@ -2709,17 +2677,14 @@
             </w:tabs>
             <w:rPr/>
           </w:pPr>
-          <w:hyperlink w:anchor="__RefHeading___Toc2455_792400555" w:tooltip="А.3 Призначення розробки">
-            <w:r>
-              <w:rPr>
-                <w:webHidden/>
-                <w:rStyle w:val="Style18"/>
-              </w:rPr>
-              <w:t>А.3 Призначення розробки</w:t>
-              <w:tab/>
-              <w:t>26</w:t>
-            </w:r>
-          </w:hyperlink>
+          <w:r>
+            <w:rPr>
+              <w:vanish w:val="false"/>
+            </w:rPr>
+            <w:t>А.3 Призначення розробки</w:t>
+            <w:tab/>
+            <w:t>26</w:t>
+          </w:r>
         </w:p>
         <w:p>
           <w:pPr>
@@ -2730,17 +2695,14 @@
             </w:tabs>
             <w:rPr/>
           </w:pPr>
-          <w:hyperlink w:anchor="__RefHeading___Toc2457_792400555" w:tooltip="А.4 Вимоги до програми">
-            <w:r>
-              <w:rPr>
-                <w:webHidden/>
-                <w:rStyle w:val="Style18"/>
-              </w:rPr>
-              <w:t>А.4 Вимоги до програми</w:t>
-              <w:tab/>
-              <w:t>26</w:t>
-            </w:r>
-          </w:hyperlink>
+          <w:r>
+            <w:rPr>
+              <w:vanish w:val="false"/>
+            </w:rPr>
+            <w:t>А.4 Вимоги до програми</w:t>
+            <w:tab/>
+            <w:t>26</w:t>
+          </w:r>
         </w:p>
         <w:p>
           <w:pPr>
@@ -2751,17 +2713,14 @@
             </w:tabs>
             <w:rPr/>
           </w:pPr>
-          <w:hyperlink w:anchor="__RefHeading___Toc2459_792400555" w:tooltip="А.4.1 Вимоги до функціональних характеристик">
-            <w:r>
-              <w:rPr>
-                <w:webHidden/>
-                <w:rStyle w:val="Style18"/>
-              </w:rPr>
-              <w:t>А.4.1 Вимоги до функціональних характеристик</w:t>
-              <w:tab/>
-              <w:t>27</w:t>
-            </w:r>
-          </w:hyperlink>
+          <w:r>
+            <w:rPr>
+              <w:vanish w:val="false"/>
+            </w:rPr>
+            <w:t>А.4.1 Вимоги до функціональних характеристик</w:t>
+            <w:tab/>
+            <w:t>27</w:t>
+          </w:r>
         </w:p>
         <w:p>
           <w:pPr>
@@ -2772,17 +2731,14 @@
             </w:tabs>
             <w:rPr/>
           </w:pPr>
-          <w:hyperlink w:anchor="__RefHeading___Toc2461_792400555" w:tooltip="А.4.2 Вимоги до надійності">
-            <w:r>
-              <w:rPr>
-                <w:webHidden/>
-                <w:rStyle w:val="Style18"/>
-              </w:rPr>
-              <w:t>А.4.2 Вимоги до надійності</w:t>
-              <w:tab/>
-              <w:t>27</w:t>
-            </w:r>
-          </w:hyperlink>
+          <w:r>
+            <w:rPr>
+              <w:vanish w:val="false"/>
+            </w:rPr>
+            <w:t>А.4.2 Вимоги до надійності</w:t>
+            <w:tab/>
+            <w:t>27</w:t>
+          </w:r>
         </w:p>
         <w:p>
           <w:pPr>
@@ -2793,17 +2749,14 @@
             </w:tabs>
             <w:rPr/>
           </w:pPr>
-          <w:hyperlink w:anchor="__RefHeading___Toc2463_792400555" w:tooltip="А.4.3 Вимоги до технічних та програмних засобів">
-            <w:r>
-              <w:rPr>
-                <w:webHidden/>
-                <w:rStyle w:val="Style18"/>
-              </w:rPr>
-              <w:t>А.4.3 Вимоги до технічних та програмних засобів</w:t>
-              <w:tab/>
-              <w:t>27</w:t>
-            </w:r>
-          </w:hyperlink>
+          <w:r>
+            <w:rPr>
+              <w:vanish w:val="false"/>
+            </w:rPr>
+            <w:t>А.4.3 Вимоги до технічних та програмних засобів</w:t>
+            <w:tab/>
+            <w:t>27</w:t>
+          </w:r>
         </w:p>
         <w:p>
           <w:pPr>
@@ -2814,17 +2767,14 @@
             </w:tabs>
             <w:rPr/>
           </w:pPr>
-          <w:hyperlink w:anchor="__RefHeading___Toc2647_2362981076" w:tooltip="А.4.4 Вимоги до вхідних даних">
-            <w:r>
-              <w:rPr>
-                <w:webHidden/>
-                <w:rStyle w:val="Style18"/>
-              </w:rPr>
-              <w:t>А.4.4 Вимоги до вхідних даних</w:t>
-              <w:tab/>
-              <w:t>28</w:t>
-            </w:r>
-          </w:hyperlink>
+          <w:r>
+            <w:rPr>
+              <w:vanish w:val="false"/>
+            </w:rPr>
+            <w:t>А.4.4 Вимоги до вхідних даних</w:t>
+            <w:tab/>
+            <w:t>28</w:t>
+          </w:r>
         </w:p>
         <w:p>
           <w:pPr>
@@ -2835,17 +2785,14 @@
             </w:tabs>
             <w:rPr/>
           </w:pPr>
-          <w:hyperlink w:anchor="__RefHeading___Toc2465_792400555" w:tooltip="А.5 Вимоги до програмної документації">
-            <w:r>
-              <w:rPr>
-                <w:webHidden/>
-                <w:rStyle w:val="Style18"/>
-              </w:rPr>
-              <w:t>А.5 Вимоги до програмної документації</w:t>
-              <w:tab/>
-              <w:t>28</w:t>
-            </w:r>
-          </w:hyperlink>
+          <w:r>
+            <w:rPr>
+              <w:vanish w:val="false"/>
+            </w:rPr>
+            <w:t>А.5 Вимоги до програмної документації</w:t>
+            <w:tab/>
+            <w:t>28</w:t>
+          </w:r>
         </w:p>
         <w:p>
           <w:pPr>
@@ -2856,17 +2803,14 @@
             </w:tabs>
             <w:rPr/>
           </w:pPr>
-          <w:hyperlink w:anchor="__RefHeading___Toc2467_792400555" w:tooltip="А.6 Стадії і етапи розробки">
-            <w:r>
-              <w:rPr>
-                <w:webHidden/>
-                <w:rStyle w:val="Style18"/>
-              </w:rPr>
-              <w:t>А.6 Стадії і етапи розробки</w:t>
-              <w:tab/>
-              <w:t>28</w:t>
-            </w:r>
-          </w:hyperlink>
+          <w:r>
+            <w:rPr>
+              <w:vanish w:val="false"/>
+            </w:rPr>
+            <w:t>А.6 Стадії і етапи розробки</w:t>
+            <w:tab/>
+            <w:t>28</w:t>
+          </w:r>
         </w:p>
         <w:p>
           <w:pPr>
@@ -2877,17 +2821,14 @@
             </w:tabs>
             <w:rPr/>
           </w:pPr>
-          <w:hyperlink w:anchor="__RefHeading___Toc2469_792400555" w:tooltip="А.6.1 Стадії розробки">
-            <w:r>
-              <w:rPr>
-                <w:webHidden/>
-                <w:rStyle w:val="Style18"/>
-              </w:rPr>
-              <w:t>А.6.1 Стадії розробки</w:t>
-              <w:tab/>
-              <w:t>28</w:t>
-            </w:r>
-          </w:hyperlink>
+          <w:r>
+            <w:rPr>
+              <w:vanish w:val="false"/>
+            </w:rPr>
+            <w:t>А.6.1 Стадії розробки</w:t>
+            <w:tab/>
+            <w:t>28</w:t>
+          </w:r>
         </w:p>
         <w:p>
           <w:pPr>
@@ -2898,17 +2839,14 @@
             </w:tabs>
             <w:rPr/>
           </w:pPr>
-          <w:hyperlink w:anchor="__RefHeading___Toc2471_792400555" w:tooltip="А.6.2 Етапи розробки">
-            <w:r>
-              <w:rPr>
-                <w:webHidden/>
-                <w:rStyle w:val="Style18"/>
-              </w:rPr>
-              <w:t>А.6.2 Етапи розробки</w:t>
-              <w:tab/>
-              <w:t>29</w:t>
-            </w:r>
-          </w:hyperlink>
+          <w:r>
+            <w:rPr>
+              <w:vanish w:val="false"/>
+            </w:rPr>
+            <w:t>А.6.2 Етапи розробки</w:t>
+            <w:tab/>
+            <w:t>29</w:t>
+          </w:r>
         </w:p>
         <w:p>
           <w:pPr>
@@ -2919,17 +2857,14 @@
             </w:tabs>
             <w:rPr/>
           </w:pPr>
-          <w:hyperlink w:anchor="__RefHeading___Toc2473_792400555" w:tooltip="А.6.3 Зміст робіт по етапах">
-            <w:r>
-              <w:rPr>
-                <w:webHidden/>
-                <w:rStyle w:val="Style18"/>
-              </w:rPr>
-              <w:t>А.6.3 Зміст робіт по етапах</w:t>
-              <w:tab/>
-              <w:t>29</w:t>
-            </w:r>
-          </w:hyperlink>
+          <w:r>
+            <w:rPr>
+              <w:vanish w:val="false"/>
+            </w:rPr>
+            <w:t>А.6.3 Зміст робіт по етапах</w:t>
+            <w:tab/>
+            <w:t>29</w:t>
+          </w:r>
         </w:p>
         <w:p>
           <w:pPr>
@@ -2940,17 +2875,14 @@
             </w:tabs>
             <w:rPr/>
           </w:pPr>
-          <w:hyperlink w:anchor="__RefHeading___Toc2475_792400555" w:tooltip="Додаток Б">
-            <w:r>
-              <w:rPr>
-                <w:webHidden/>
-                <w:rStyle w:val="Style18"/>
-              </w:rPr>
-              <w:t>Додаток Б</w:t>
-              <w:tab/>
-              <w:t>30</w:t>
-            </w:r>
-          </w:hyperlink>
+          <w:r>
+            <w:rPr>
+              <w:vanish w:val="false"/>
+            </w:rPr>
+            <w:t>Додаток Б</w:t>
+            <w:tab/>
+            <w:t>30</w:t>
+          </w:r>
         </w:p>
         <w:p>
           <w:pPr>
@@ -2961,17 +2893,14 @@
             </w:tabs>
             <w:rPr/>
           </w:pPr>
-          <w:hyperlink w:anchor="__RefHeading___Toc2477_792400555" w:tooltip="Б.1 Загальні відомості">
-            <w:r>
-              <w:rPr>
-                <w:webHidden/>
-                <w:rStyle w:val="Style18"/>
-              </w:rPr>
-              <w:t>Б.1 Загальні відомості</w:t>
-              <w:tab/>
-              <w:t>31</w:t>
-            </w:r>
-          </w:hyperlink>
+          <w:r>
+            <w:rPr>
+              <w:vanish w:val="false"/>
+            </w:rPr>
+            <w:t>Б.1 Загальні відомості</w:t>
+            <w:tab/>
+            <w:t>31</w:t>
+          </w:r>
         </w:p>
         <w:p>
           <w:pPr>
@@ -2982,17 +2911,14 @@
             </w:tabs>
             <w:rPr/>
           </w:pPr>
-          <w:hyperlink w:anchor="__RefHeading___Toc2479_792400555" w:tooltip="Б.2 Функціональне призначення">
-            <w:r>
-              <w:rPr>
-                <w:webHidden/>
-                <w:rStyle w:val="Style18"/>
-              </w:rPr>
-              <w:t>Б.2 Функціональне призначення</w:t>
-              <w:tab/>
-              <w:t>31</w:t>
-            </w:r>
-          </w:hyperlink>
+          <w:r>
+            <w:rPr>
+              <w:vanish w:val="false"/>
+            </w:rPr>
+            <w:t>Б.2 Функціональне призначення</w:t>
+            <w:tab/>
+            <w:t>31</w:t>
+          </w:r>
         </w:p>
         <w:p>
           <w:pPr>
@@ -3003,17 +2929,14 @@
             </w:tabs>
             <w:rPr/>
           </w:pPr>
-          <w:hyperlink w:anchor="__RefHeading___Toc2481_792400555" w:tooltip="Б.3 Опис логічної структури програми">
-            <w:r>
-              <w:rPr>
-                <w:webHidden/>
-                <w:rStyle w:val="Style18"/>
-              </w:rPr>
-              <w:t>Б.3 Опис логічної структури програми</w:t>
-              <w:tab/>
-              <w:t>31</w:t>
-            </w:r>
-          </w:hyperlink>
+          <w:r>
+            <w:rPr>
+              <w:vanish w:val="false"/>
+            </w:rPr>
+            <w:t>Б.3 Опис логічної структури програми</w:t>
+            <w:tab/>
+            <w:t>31</w:t>
+          </w:r>
         </w:p>
         <w:p>
           <w:pPr>
@@ -3024,17 +2947,14 @@
             </w:tabs>
             <w:rPr/>
           </w:pPr>
-          <w:hyperlink w:anchor="__RefHeading___Toc2483_792400555" w:tooltip="Б.3.1 Алгоритм шифрування/дешифрування">
-            <w:r>
-              <w:rPr>
-                <w:webHidden/>
-                <w:rStyle w:val="Style18"/>
-              </w:rPr>
-              <w:t>Б.3.1 Алгоритм шифрування/дешифрування</w:t>
-              <w:tab/>
-              <w:t>31</w:t>
-            </w:r>
-          </w:hyperlink>
+          <w:r>
+            <w:rPr>
+              <w:vanish w:val="false"/>
+            </w:rPr>
+            <w:t>Б.3.1 Алгоритм шифрування/дешифрування</w:t>
+            <w:tab/>
+            <w:t>31</w:t>
+          </w:r>
         </w:p>
         <w:p>
           <w:pPr>
@@ -3045,17 +2965,14 @@
             </w:tabs>
             <w:rPr/>
           </w:pPr>
-          <w:hyperlink w:anchor="__RefHeading___Toc2485_792400555" w:tooltip="Б.4 Використані технічні засоби">
-            <w:r>
-              <w:rPr>
-                <w:webHidden/>
-                <w:rStyle w:val="Style18"/>
-              </w:rPr>
-              <w:t>Б.4 Використані технічні засоби</w:t>
-              <w:tab/>
-              <w:t>32</w:t>
-            </w:r>
-          </w:hyperlink>
+          <w:r>
+            <w:rPr>
+              <w:vanish w:val="false"/>
+            </w:rPr>
+            <w:t>Б.4 Використані технічні засоби</w:t>
+            <w:tab/>
+            <w:t>32</w:t>
+          </w:r>
         </w:p>
         <w:p>
           <w:pPr>
@@ -3066,17 +2983,14 @@
             </w:tabs>
             <w:rPr/>
           </w:pPr>
-          <w:hyperlink w:anchor="__RefHeading___Toc2487_792400555" w:tooltip="Б.5 Виклик і завантаження">
-            <w:r>
-              <w:rPr>
-                <w:webHidden/>
-                <w:rStyle w:val="Style18"/>
-              </w:rPr>
-              <w:t>Б.5 Виклик і завантаження</w:t>
-              <w:tab/>
-              <w:t>32</w:t>
-            </w:r>
-          </w:hyperlink>
+          <w:r>
+            <w:rPr>
+              <w:vanish w:val="false"/>
+            </w:rPr>
+            <w:t>Б.5 Виклик і завантаження</w:t>
+            <w:tab/>
+            <w:t>32</w:t>
+          </w:r>
         </w:p>
         <w:p>
           <w:pPr>
@@ -3087,17 +3001,14 @@
             </w:tabs>
             <w:rPr/>
           </w:pPr>
-          <w:hyperlink w:anchor="__RefHeading___Toc2489_792400555" w:tooltip="Б.6 Початкові дані">
-            <w:r>
-              <w:rPr>
-                <w:webHidden/>
-                <w:rStyle w:val="Style18"/>
-              </w:rPr>
-              <w:t>Б.6 Початкові дані</w:t>
-              <w:tab/>
-              <w:t>33</w:t>
-            </w:r>
-          </w:hyperlink>
+          <w:r>
+            <w:rPr>
+              <w:vanish w:val="false"/>
+            </w:rPr>
+            <w:t>Б.6 Початкові дані</w:t>
+            <w:tab/>
+            <w:t>33</w:t>
+          </w:r>
         </w:p>
         <w:p>
           <w:pPr>
@@ -3108,17 +3019,14 @@
             </w:tabs>
             <w:rPr/>
           </w:pPr>
-          <w:hyperlink w:anchor="__RefHeading___Toc2491_792400555" w:tooltip="Додаток В">
-            <w:r>
-              <w:rPr>
-                <w:webHidden/>
-                <w:rStyle w:val="Style18"/>
-              </w:rPr>
-              <w:t>Додаток В</w:t>
-              <w:tab/>
-              <w:t>34</w:t>
-            </w:r>
-          </w:hyperlink>
+          <w:r>
+            <w:rPr>
+              <w:vanish w:val="false"/>
+            </w:rPr>
+            <w:t>Додаток В</w:t>
+            <w:tab/>
+            <w:t>34</w:t>
+          </w:r>
         </w:p>
         <w:p>
           <w:pPr>
@@ -3129,17 +3037,14 @@
             </w:tabs>
             <w:rPr/>
           </w:pPr>
-          <w:hyperlink w:anchor="__RefHeading___Toc2493_792400555" w:tooltip="Текст серверу — server.py">
-            <w:r>
-              <w:rPr>
-                <w:webHidden/>
-                <w:rStyle w:val="Style18"/>
-              </w:rPr>
-              <w:t>Текст серверу — server.py</w:t>
-              <w:tab/>
-              <w:t>35</w:t>
-            </w:r>
-          </w:hyperlink>
+          <w:r>
+            <w:rPr>
+              <w:vanish w:val="false"/>
+            </w:rPr>
+            <w:t>Текст серверу — server.py</w:t>
+            <w:tab/>
+            <w:t>35</w:t>
+          </w:r>
         </w:p>
         <w:p>
           <w:pPr>
@@ -3150,17 +3055,14 @@
             </w:tabs>
             <w:rPr/>
           </w:pPr>
-          <w:hyperlink w:anchor="__RefHeading___Toc2649_2362981076" w:tooltip="Текст сторінки — page.tsx">
-            <w:r>
-              <w:rPr>
-                <w:webHidden/>
-                <w:rStyle w:val="Style18"/>
-              </w:rPr>
-              <w:t>Текст сторінки — page.tsx</w:t>
-              <w:tab/>
-              <w:t>35</w:t>
-            </w:r>
-          </w:hyperlink>
+          <w:r>
+            <w:rPr>
+              <w:vanish w:val="false"/>
+            </w:rPr>
+            <w:t>Текст сторінки — page.tsx</w:t>
+            <w:tab/>
+            <w:t>35</w:t>
+          </w:r>
         </w:p>
         <w:p>
           <w:pPr>
@@ -3171,20 +3073,17 @@
             </w:tabs>
             <w:rPr/>
           </w:pPr>
-          <w:hyperlink w:anchor="__RefHeading___Toc2495_792400555" w:tooltip="Додаток Г">
-            <w:r>
-              <w:rPr>
-                <w:webHidden/>
-                <w:rStyle w:val="Style18"/>
-              </w:rPr>
-              <w:t>Додаток Г</w:t>
-              <w:tab/>
-              <w:t>39</w:t>
-            </w:r>
-          </w:hyperlink>
           <w:r>
             <w:rPr>
-              <w:rStyle w:val="Style18"/>
+              <w:vanish w:val="false"/>
+            </w:rPr>
+            <w:t>Додаток Г</w:t>
+            <w:tab/>
+            <w:t>39</w:t>
+          </w:r>
+          <w:r>
+            <w:rPr>
+              <w:vanish w:val="false"/>
             </w:rPr>
             <w:fldChar w:fldCharType="end"/>
           </w:r>
@@ -3233,14 +3132,14 @@
         </w:rPr>
       </w:pPr>
       <w:bookmarkStart w:id="18" w:name="__RefHeading___Toc2371_792400555"/>
-      <w:bookmarkStart w:id="19" w:name="_Toc29924"/>
-      <w:bookmarkStart w:id="20" w:name="_Toc27554779"/>
-      <w:bookmarkStart w:id="21" w:name="_Зміст000068"/>
-      <w:bookmarkStart w:id="22" w:name="_Toc196826521"/>
-      <w:bookmarkStart w:id="23" w:name="_Зміст000065"/>
-      <w:bookmarkStart w:id="24" w:name="_Зміст000005"/>
-      <w:bookmarkStart w:id="25" w:name="_Зміст000031"/>
-      <w:bookmarkStart w:id="26" w:name="_Toc533520912"/>
+      <w:bookmarkStart w:id="19" w:name="_Toc533520912"/>
+      <w:bookmarkStart w:id="20" w:name="_Зміст000031"/>
+      <w:bookmarkStart w:id="21" w:name="_Зміст000005"/>
+      <w:bookmarkStart w:id="22" w:name="_Зміст000065"/>
+      <w:bookmarkStart w:id="23" w:name="_Toc196826521"/>
+      <w:bookmarkStart w:id="24" w:name="_Зміст000068"/>
+      <w:bookmarkStart w:id="25" w:name="_Toc27554779"/>
+      <w:bookmarkStart w:id="26" w:name="_Toc29924"/>
       <w:bookmarkEnd w:id="18"/>
       <w:r>
         <w:rPr>
@@ -3424,13 +3323,13 @@
         </w:rPr>
       </w:pPr>
       <w:bookmarkStart w:id="27" w:name="__RefHeading___Toc2373_792400555"/>
-      <w:bookmarkStart w:id="28" w:name="_Toc196826522"/>
-      <w:bookmarkStart w:id="29" w:name="_Зміст000006"/>
-      <w:bookmarkStart w:id="30" w:name="_Toc27554780"/>
+      <w:bookmarkStart w:id="28" w:name="_Toc31110"/>
+      <w:bookmarkStart w:id="29" w:name="_Зміст000032"/>
+      <w:bookmarkStart w:id="30" w:name="_Toc533520911"/>
       <w:bookmarkStart w:id="31" w:name="_Зміст000069"/>
-      <w:bookmarkStart w:id="32" w:name="_Toc533520911"/>
-      <w:bookmarkStart w:id="33" w:name="_Зміст000032"/>
-      <w:bookmarkStart w:id="34" w:name="_Toc31110"/>
+      <w:bookmarkStart w:id="32" w:name="_Toc27554780"/>
+      <w:bookmarkStart w:id="33" w:name="_Зміст000006"/>
+      <w:bookmarkStart w:id="34" w:name="_Toc196826522"/>
       <w:bookmarkEnd w:id="27"/>
       <w:r>
         <w:rPr>
@@ -3618,11 +3517,11 @@
         </w:rPr>
       </w:pPr>
       <w:bookmarkStart w:id="35" w:name="__RefHeading___Toc2375_792400555"/>
-      <w:bookmarkStart w:id="36" w:name="_Toc533520913"/>
-      <w:bookmarkStart w:id="37" w:name="_Зміст000070"/>
+      <w:bookmarkStart w:id="36" w:name="_Toc196826523"/>
+      <w:bookmarkStart w:id="37" w:name="_Toc27554781"/>
       <w:bookmarkStart w:id="38" w:name="_Toc19024"/>
-      <w:bookmarkStart w:id="39" w:name="_Toc27554781"/>
-      <w:bookmarkStart w:id="40" w:name="_Toc196826523"/>
+      <w:bookmarkStart w:id="39" w:name="_Зміст000070"/>
+      <w:bookmarkStart w:id="40" w:name="_Toc533520913"/>
       <w:bookmarkEnd w:id="35"/>
       <w:r>
         <w:rPr>
@@ -4144,9 +4043,9 @@
         </w:rPr>
       </w:pPr>
       <w:bookmarkStart w:id="41" w:name="__RefHeading___Toc2377_792400555"/>
-      <w:bookmarkStart w:id="42" w:name="_Toc196826524"/>
+      <w:bookmarkStart w:id="42" w:name="_Зміст000071"/>
       <w:bookmarkStart w:id="43" w:name="_Toc25684"/>
-      <w:bookmarkStart w:id="44" w:name="_Зміст000071"/>
+      <w:bookmarkStart w:id="44" w:name="_Toc196826524"/>
       <w:bookmarkStart w:id="45" w:name="_Toc27554782"/>
       <w:bookmarkEnd w:id="41"/>
       <w:r>
@@ -4235,13 +4134,13 @@
         </w:rPr>
       </w:pPr>
       <w:bookmarkStart w:id="46" w:name="__RefHeading___Toc2379_792400555"/>
-      <w:bookmarkStart w:id="47" w:name="_Зміст000007"/>
-      <w:bookmarkStart w:id="48" w:name="_Toc14290"/>
+      <w:bookmarkStart w:id="47" w:name="_Зміст000072"/>
+      <w:bookmarkStart w:id="48" w:name="_Toc196826525"/>
       <w:bookmarkStart w:id="49" w:name="_Зміст000033"/>
-      <w:bookmarkStart w:id="50" w:name="_Toc196826525"/>
-      <w:bookmarkStart w:id="51" w:name="_Зміст000072"/>
-      <w:bookmarkStart w:id="52" w:name="_Toc27554783"/>
-      <w:bookmarkStart w:id="53" w:name="_Toc533520914"/>
+      <w:bookmarkStart w:id="50" w:name="_Toc14290"/>
+      <w:bookmarkStart w:id="51" w:name="_Зміст000007"/>
+      <w:bookmarkStart w:id="52" w:name="_Toc533520914"/>
+      <w:bookmarkStart w:id="53" w:name="_Toc27554783"/>
       <w:bookmarkEnd w:id="46"/>
       <w:r>
         <w:rPr>
@@ -4274,10 +4173,10 @@
       </w:pPr>
       <w:bookmarkStart w:id="54" w:name="__RefHeading___Toc2381_792400555"/>
       <w:bookmarkStart w:id="55" w:name="_Toc17577"/>
-      <w:bookmarkStart w:id="56" w:name="_Зміст000008"/>
-      <w:bookmarkStart w:id="57" w:name="_Toc196826526"/>
-      <w:bookmarkStart w:id="58" w:name="_Зміст000034"/>
-      <w:bookmarkStart w:id="59" w:name="_Зміст000073"/>
+      <w:bookmarkStart w:id="56" w:name="_Зміст000073"/>
+      <w:bookmarkStart w:id="57" w:name="_Зміст000034"/>
+      <w:bookmarkStart w:id="58" w:name="_Toc196826526"/>
+      <w:bookmarkStart w:id="59" w:name="_Зміст000008"/>
       <w:bookmarkEnd w:id="54"/>
       <w:r>
         <w:rPr>
@@ -4550,10 +4449,10 @@
       </w:pPr>
       <w:bookmarkStart w:id="60" w:name="__RefHeading___Toc2383_792400555"/>
       <w:bookmarkStart w:id="61" w:name="_Toc1121"/>
-      <w:bookmarkStart w:id="62" w:name="_Зміст000035"/>
-      <w:bookmarkStart w:id="63" w:name="_Зміст000009"/>
-      <w:bookmarkStart w:id="64" w:name="_Зміст000074"/>
-      <w:bookmarkStart w:id="65" w:name="_Toc196826527"/>
+      <w:bookmarkStart w:id="62" w:name="_Toc196826527"/>
+      <w:bookmarkStart w:id="63" w:name="_Зміст000074"/>
+      <w:bookmarkStart w:id="64" w:name="_Зміст000009"/>
+      <w:bookmarkStart w:id="65" w:name="_Зміст000035"/>
       <w:bookmarkEnd w:id="60"/>
       <w:r>
         <w:rPr>
@@ -4937,11 +4836,11 @@
         </w:rPr>
       </w:pPr>
       <w:bookmarkStart w:id="66" w:name="__RefHeading___Toc2385_792400555"/>
-      <w:bookmarkStart w:id="67" w:name="_Toc196826529"/>
-      <w:bookmarkStart w:id="68" w:name="_Зміст000011"/>
+      <w:bookmarkStart w:id="67" w:name="_Toc24053"/>
+      <w:bookmarkStart w:id="68" w:name="_Зміст000037"/>
       <w:bookmarkStart w:id="69" w:name="_Зміст000076"/>
-      <w:bookmarkStart w:id="70" w:name="_Зміст000037"/>
-      <w:bookmarkStart w:id="71" w:name="_Toc24053"/>
+      <w:bookmarkStart w:id="70" w:name="_Зміст000011"/>
+      <w:bookmarkStart w:id="71" w:name="_Toc196826529"/>
       <w:bookmarkEnd w:id="66"/>
       <w:r>
         <w:rPr>
@@ -5582,9 +5481,9 @@
         </w:rPr>
       </w:pPr>
       <w:bookmarkStart w:id="72" w:name="__RefHeading___Toc2387_792400555"/>
-      <w:bookmarkStart w:id="73" w:name="_Зміст000077"/>
+      <w:bookmarkStart w:id="73" w:name="_Toc25781"/>
       <w:bookmarkStart w:id="74" w:name="_Toc196826530"/>
-      <w:bookmarkStart w:id="75" w:name="_Toc25781"/>
+      <w:bookmarkStart w:id="75" w:name="_Зміст000077"/>
       <w:bookmarkEnd w:id="72"/>
       <w:r>
         <w:rPr>
@@ -5663,9 +5562,9 @@
         </w:rPr>
       </w:pPr>
       <w:bookmarkStart w:id="76" w:name="__RefHeading___Toc2389_792400555"/>
-      <w:bookmarkStart w:id="77" w:name="_Toc15598"/>
+      <w:bookmarkStart w:id="77" w:name="_Зміст000078"/>
       <w:bookmarkStart w:id="78" w:name="_Toc196826531"/>
-      <w:bookmarkStart w:id="79" w:name="_Зміст000078"/>
+      <w:bookmarkStart w:id="79" w:name="_Toc15598"/>
       <w:bookmarkEnd w:id="76"/>
       <w:r>
         <w:rPr>
@@ -5759,12 +5658,12 @@
         </w:rPr>
       </w:pPr>
       <w:bookmarkStart w:id="80" w:name="__RefHeading___Toc2391_792400555"/>
-      <w:bookmarkStart w:id="81" w:name="_Зміст000063"/>
-      <w:bookmarkStart w:id="82" w:name="_Зміст000079"/>
-      <w:bookmarkStart w:id="83" w:name="_Toc14854"/>
-      <w:bookmarkStart w:id="84" w:name="_Toc196826532"/>
-      <w:bookmarkStart w:id="85" w:name="_Зміст000038"/>
-      <w:bookmarkStart w:id="86" w:name="_Зміст000012"/>
+      <w:bookmarkStart w:id="81" w:name="_Зміст000012"/>
+      <w:bookmarkStart w:id="82" w:name="_Зміст000038"/>
+      <w:bookmarkStart w:id="83" w:name="_Toc196826532"/>
+      <w:bookmarkStart w:id="84" w:name="_Toc14854"/>
+      <w:bookmarkStart w:id="85" w:name="_Зміст000079"/>
+      <w:bookmarkStart w:id="86" w:name="_Зміст000063"/>
       <w:bookmarkEnd w:id="80"/>
       <w:r>
         <w:rPr>
@@ -5789,9 +5688,9 @@
         </w:rPr>
       </w:pPr>
       <w:bookmarkStart w:id="87" w:name="__RefHeading___Toc2393_792400555"/>
-      <w:bookmarkStart w:id="88" w:name="_Toc196826533"/>
+      <w:bookmarkStart w:id="88" w:name="_Зміст000080"/>
       <w:bookmarkStart w:id="89" w:name="_Toc4063"/>
-      <w:bookmarkStart w:id="90" w:name="_Зміст000080"/>
+      <w:bookmarkStart w:id="90" w:name="_Toc196826533"/>
       <w:bookmarkEnd w:id="87"/>
       <w:r>
         <w:rPr>
@@ -6093,11 +5992,11 @@
         </w:rPr>
       </w:pPr>
       <w:bookmarkStart w:id="91" w:name="__RefHeading___Toc2395_792400555"/>
-      <w:bookmarkStart w:id="92" w:name="_Зміст000081"/>
-      <w:bookmarkStart w:id="93" w:name="_Toc196826534"/>
+      <w:bookmarkStart w:id="92" w:name="_Toc19360"/>
+      <w:bookmarkStart w:id="93" w:name="_Зміст000013"/>
       <w:bookmarkStart w:id="94" w:name="_Зміст000039"/>
-      <w:bookmarkStart w:id="95" w:name="_Зміст000013"/>
-      <w:bookmarkStart w:id="96" w:name="_Toc19360"/>
+      <w:bookmarkStart w:id="95" w:name="_Toc196826534"/>
+      <w:bookmarkStart w:id="96" w:name="_Зміст000081"/>
       <w:bookmarkEnd w:id="91"/>
       <w:r>
         <w:rPr>
@@ -6366,7 +6265,7 @@
           </w:tcPr>
           <w:p>
             <w:pPr>
-              <w:pStyle w:val="user4"/>
+              <w:pStyle w:val="Style28"/>
               <w:spacing w:lineRule="auto" w:line="240" w:before="0" w:after="0"/>
               <w:rPr>
                 <w:rFonts w:ascii="Times New Roman" w:hAnsi="Times New Roman"/>
@@ -6401,7 +6300,7 @@
           </w:tcPr>
           <w:p>
             <w:pPr>
-              <w:pStyle w:val="user4"/>
+              <w:pStyle w:val="Style28"/>
               <w:spacing w:lineRule="auto" w:line="240" w:before="0" w:after="0"/>
               <w:rPr>
                 <w:rFonts w:ascii="Times New Roman" w:hAnsi="Times New Roman"/>
@@ -6436,7 +6335,7 @@
           </w:tcPr>
           <w:p>
             <w:pPr>
-              <w:pStyle w:val="user4"/>
+              <w:pStyle w:val="Style28"/>
               <w:spacing w:lineRule="auto" w:line="240" w:before="0" w:after="0"/>
               <w:rPr>
                 <w:rFonts w:ascii="Times New Roman" w:hAnsi="Times New Roman"/>
@@ -6472,7 +6371,7 @@
           </w:tcPr>
           <w:p>
             <w:pPr>
-              <w:pStyle w:val="user4"/>
+              <w:pStyle w:val="Style28"/>
               <w:spacing w:lineRule="auto" w:line="240" w:before="0" w:after="0"/>
               <w:rPr>
                 <w:rFonts w:ascii="Times New Roman" w:hAnsi="Times New Roman"/>
@@ -6509,7 +6408,7 @@
           </w:tcPr>
           <w:p>
             <w:pPr>
-              <w:pStyle w:val="user4"/>
+              <w:pStyle w:val="Style28"/>
               <w:spacing w:lineRule="auto" w:line="240" w:before="0" w:after="0"/>
               <w:rPr>
                 <w:rFonts w:ascii="Times New Roman" w:hAnsi="Times New Roman"/>
@@ -6539,7 +6438,7 @@
           </w:tcPr>
           <w:p>
             <w:pPr>
-              <w:pStyle w:val="user4"/>
+              <w:pStyle w:val="Style28"/>
               <w:spacing w:lineRule="auto" w:line="240" w:before="0" w:after="0"/>
               <w:rPr>
                 <w:rFonts w:ascii="Times New Roman" w:hAnsi="Times New Roman"/>
@@ -6569,7 +6468,7 @@
           </w:tcPr>
           <w:p>
             <w:pPr>
-              <w:pStyle w:val="user4"/>
+              <w:pStyle w:val="Style28"/>
               <w:spacing w:lineRule="auto" w:line="240" w:before="0" w:after="0"/>
               <w:rPr>
                 <w:rFonts w:ascii="Times New Roman" w:hAnsi="Times New Roman"/>
@@ -6600,7 +6499,7 @@
           </w:tcPr>
           <w:p>
             <w:pPr>
-              <w:pStyle w:val="user4"/>
+              <w:pStyle w:val="Style28"/>
               <w:spacing w:lineRule="auto" w:line="240" w:before="0" w:after="0"/>
               <w:rPr>
                 <w:rFonts w:ascii="Times New Roman" w:hAnsi="Times New Roman"/>
@@ -6633,7 +6532,7 @@
           </w:tcPr>
           <w:p>
             <w:pPr>
-              <w:pStyle w:val="user4"/>
+              <w:pStyle w:val="Style28"/>
               <w:spacing w:lineRule="auto" w:line="240" w:before="0" w:after="0"/>
               <w:rPr>
                 <w:rFonts w:ascii="Times New Roman" w:hAnsi="Times New Roman"/>
@@ -6663,7 +6562,7 @@
           </w:tcPr>
           <w:p>
             <w:pPr>
-              <w:pStyle w:val="user4"/>
+              <w:pStyle w:val="Style28"/>
               <w:spacing w:lineRule="auto" w:line="240" w:before="0" w:after="0"/>
               <w:rPr>
                 <w:rFonts w:ascii="Times New Roman" w:hAnsi="Times New Roman"/>
@@ -6693,7 +6592,7 @@
           </w:tcPr>
           <w:p>
             <w:pPr>
-              <w:pStyle w:val="user4"/>
+              <w:pStyle w:val="Style28"/>
               <w:spacing w:lineRule="auto" w:line="240" w:before="0" w:after="0"/>
               <w:rPr>
                 <w:rFonts w:ascii="Times New Roman" w:hAnsi="Times New Roman"/>
@@ -6724,7 +6623,7 @@
           </w:tcPr>
           <w:p>
             <w:pPr>
-              <w:pStyle w:val="user4"/>
+              <w:pStyle w:val="Style28"/>
               <w:spacing w:lineRule="auto" w:line="240" w:before="0" w:after="0"/>
               <w:rPr>
                 <w:rFonts w:ascii="Times New Roman" w:hAnsi="Times New Roman"/>
@@ -6757,7 +6656,7 @@
           </w:tcPr>
           <w:p>
             <w:pPr>
-              <w:pStyle w:val="user4"/>
+              <w:pStyle w:val="Style28"/>
               <w:spacing w:lineRule="auto" w:line="240" w:before="0" w:after="0"/>
               <w:rPr>
                 <w:rFonts w:ascii="Times New Roman" w:hAnsi="Times New Roman"/>
@@ -6787,7 +6686,7 @@
           </w:tcPr>
           <w:p>
             <w:pPr>
-              <w:pStyle w:val="user4"/>
+              <w:pStyle w:val="Style28"/>
               <w:spacing w:lineRule="auto" w:line="240" w:before="0" w:after="0"/>
               <w:rPr>
                 <w:rFonts w:ascii="Times New Roman" w:hAnsi="Times New Roman"/>
@@ -6817,7 +6716,7 @@
           </w:tcPr>
           <w:p>
             <w:pPr>
-              <w:pStyle w:val="user4"/>
+              <w:pStyle w:val="Style28"/>
               <w:spacing w:lineRule="auto" w:line="240" w:before="0" w:after="0"/>
               <w:rPr>
                 <w:rFonts w:ascii="Times New Roman" w:hAnsi="Times New Roman"/>
@@ -6848,7 +6747,7 @@
           </w:tcPr>
           <w:p>
             <w:pPr>
-              <w:pStyle w:val="user4"/>
+              <w:pStyle w:val="Style28"/>
               <w:spacing w:lineRule="auto" w:line="240" w:before="0" w:after="0"/>
               <w:rPr>
                 <w:rFonts w:ascii="Times New Roman" w:hAnsi="Times New Roman"/>
@@ -7177,7 +7076,7 @@
           </w:tcPr>
           <w:p>
             <w:pPr>
-              <w:pStyle w:val="user4"/>
+              <w:pStyle w:val="Style28"/>
               <w:spacing w:lineRule="auto" w:line="240" w:before="0" w:after="0"/>
               <w:rPr>
                 <w:rFonts w:ascii="Times New Roman" w:hAnsi="Times New Roman"/>
@@ -7212,7 +7111,7 @@
           </w:tcPr>
           <w:p>
             <w:pPr>
-              <w:pStyle w:val="user4"/>
+              <w:pStyle w:val="Style28"/>
               <w:spacing w:lineRule="auto" w:line="240" w:before="0" w:after="0"/>
               <w:rPr>
                 <w:rFonts w:ascii="Times New Roman" w:hAnsi="Times New Roman"/>
@@ -7248,7 +7147,7 @@
           </w:tcPr>
           <w:p>
             <w:pPr>
-              <w:pStyle w:val="user4"/>
+              <w:pStyle w:val="Style28"/>
               <w:spacing w:lineRule="auto" w:line="240" w:before="0" w:after="0"/>
               <w:rPr>
                 <w:rFonts w:ascii="Times New Roman" w:hAnsi="Times New Roman"/>
@@ -7285,7 +7184,7 @@
           </w:tcPr>
           <w:p>
             <w:pPr>
-              <w:pStyle w:val="user4"/>
+              <w:pStyle w:val="Style28"/>
               <w:spacing w:lineRule="auto" w:line="240" w:before="0" w:after="0"/>
               <w:rPr>
                 <w:rFonts w:ascii="Times New Roman" w:hAnsi="Times New Roman"/>
@@ -7315,7 +7214,7 @@
           </w:tcPr>
           <w:p>
             <w:pPr>
-              <w:pStyle w:val="user4"/>
+              <w:pStyle w:val="Style28"/>
               <w:spacing w:lineRule="auto" w:line="240" w:before="0" w:after="0"/>
               <w:rPr>
                 <w:rFonts w:ascii="Times New Roman" w:hAnsi="Times New Roman"/>
@@ -7346,7 +7245,7 @@
           </w:tcPr>
           <w:p>
             <w:pPr>
-              <w:pStyle w:val="user4"/>
+              <w:pStyle w:val="Style28"/>
               <w:spacing w:lineRule="auto" w:line="240" w:before="0" w:after="0"/>
               <w:rPr>
                 <w:rFonts w:ascii="Times New Roman" w:hAnsi="Times New Roman"/>
@@ -7379,7 +7278,7 @@
           </w:tcPr>
           <w:p>
             <w:pPr>
-              <w:pStyle w:val="user4"/>
+              <w:pStyle w:val="Style28"/>
               <w:spacing w:lineRule="auto" w:line="240" w:before="0" w:after="0"/>
               <w:rPr>
                 <w:rFonts w:ascii="Times New Roman" w:hAnsi="Times New Roman"/>
@@ -7409,7 +7308,7 @@
           </w:tcPr>
           <w:p>
             <w:pPr>
-              <w:pStyle w:val="user4"/>
+              <w:pStyle w:val="Style28"/>
               <w:spacing w:lineRule="auto" w:line="240" w:before="0" w:after="0"/>
               <w:rPr>
                 <w:rFonts w:ascii="Times New Roman" w:hAnsi="Times New Roman"/>
@@ -7440,7 +7339,7 @@
           </w:tcPr>
           <w:p>
             <w:pPr>
-              <w:pStyle w:val="user4"/>
+              <w:pStyle w:val="Style28"/>
               <w:spacing w:lineRule="auto" w:line="240" w:before="0" w:after="0"/>
               <w:rPr>
                 <w:rFonts w:ascii="Times New Roman" w:hAnsi="Times New Roman"/>
@@ -7473,7 +7372,7 @@
           </w:tcPr>
           <w:p>
             <w:pPr>
-              <w:pStyle w:val="user4"/>
+              <w:pStyle w:val="Style28"/>
               <w:spacing w:lineRule="auto" w:line="240" w:before="0" w:after="0"/>
               <w:rPr>
                 <w:rFonts w:ascii="Times New Roman" w:hAnsi="Times New Roman"/>
@@ -7503,7 +7402,7 @@
           </w:tcPr>
           <w:p>
             <w:pPr>
-              <w:pStyle w:val="user4"/>
+              <w:pStyle w:val="Style28"/>
               <w:spacing w:lineRule="auto" w:line="240" w:before="0" w:after="0"/>
               <w:rPr>
                 <w:rFonts w:ascii="Times New Roman" w:hAnsi="Times New Roman"/>
@@ -7534,7 +7433,7 @@
           </w:tcPr>
           <w:p>
             <w:pPr>
-              <w:pStyle w:val="user4"/>
+              <w:pStyle w:val="Style28"/>
               <w:spacing w:lineRule="auto" w:line="240" w:before="0" w:after="0"/>
               <w:rPr>
                 <w:rFonts w:ascii="Times New Roman" w:hAnsi="Times New Roman"/>
@@ -7595,11 +7494,11 @@
         </w:rPr>
       </w:pPr>
       <w:bookmarkStart w:id="98" w:name="__RefHeading___Toc2397_792400555"/>
-      <w:bookmarkStart w:id="99" w:name="_Зміст000082"/>
-      <w:bookmarkStart w:id="100" w:name="_Зміст000040"/>
+      <w:bookmarkStart w:id="99" w:name="_Toc196826535"/>
+      <w:bookmarkStart w:id="100" w:name="_Зміст000014"/>
       <w:bookmarkStart w:id="101" w:name="_Toc12907"/>
-      <w:bookmarkStart w:id="102" w:name="_Зміст000014"/>
-      <w:bookmarkStart w:id="103" w:name="_Toc196826535"/>
+      <w:bookmarkStart w:id="102" w:name="_Зміст000040"/>
+      <w:bookmarkStart w:id="103" w:name="_Зміст000082"/>
       <w:bookmarkEnd w:id="98"/>
       <w:r>
         <w:rPr>
@@ -8258,9 +8157,9 @@
         </w:rPr>
       </w:pPr>
       <w:bookmarkStart w:id="104" w:name="__RefHeading___Toc2399_792400555"/>
-      <w:bookmarkStart w:id="105" w:name="_Toc196826537"/>
+      <w:bookmarkStart w:id="105" w:name="_Toc31252"/>
       <w:bookmarkStart w:id="106" w:name="_Зміст000084"/>
-      <w:bookmarkStart w:id="107" w:name="_Toc31252"/>
+      <w:bookmarkStart w:id="107" w:name="_Toc196826537"/>
       <w:bookmarkEnd w:id="104"/>
       <w:r>
         <w:rPr>
@@ -8546,27 +8445,15 @@
         </w:rPr>
       </w:pPr>
       <w:bookmarkStart w:id="109" w:name="__RefHeading___Toc2401_792400555"/>
-      <w:bookmarkStart w:id="110" w:name="_Зміст000085"/>
+      <w:bookmarkStart w:id="110" w:name="_Toc4204"/>
       <w:bookmarkStart w:id="111" w:name="_Toc196826538"/>
-      <w:bookmarkStart w:id="112" w:name="_Toc4204"/>
+      <w:bookmarkStart w:id="112" w:name="_Зміст000085"/>
       <w:bookmarkEnd w:id="109"/>
       <w:r>
         <w:rPr>
           <w:rFonts w:eastAsia="Times New Roman" w:cs="Times New Roman"/>
         </w:rPr>
-        <w:t>2.</w:t>
-      </w:r>
-      <w:r>
-        <w:rPr>
-          <w:rFonts w:eastAsia="Times New Roman" w:cs="Times New Roman"/>
-        </w:rPr>
-        <w:t>4</w:t>
-      </w:r>
-      <w:r>
-        <w:rPr>
-          <w:rFonts w:eastAsia="Times New Roman" w:cs="Times New Roman"/>
-        </w:rPr>
-        <w:t xml:space="preserve"> Опис модулів розроблюваної системи</w:t>
+        <w:t>2.4 Опис модулів розроблюваної системи</w:t>
       </w:r>
       <w:bookmarkEnd w:id="110"/>
       <w:bookmarkEnd w:id="111"/>
@@ -8763,27 +8650,15 @@
         </w:rPr>
       </w:pPr>
       <w:bookmarkStart w:id="113" w:name="__RefHeading___Toc2403_792400555"/>
-      <w:bookmarkStart w:id="114" w:name="_Зміст000086"/>
+      <w:bookmarkStart w:id="114" w:name="_Toc8474"/>
       <w:bookmarkStart w:id="115" w:name="_Toc196826539"/>
-      <w:bookmarkStart w:id="116" w:name="_Toc8474"/>
+      <w:bookmarkStart w:id="116" w:name="_Зміст000086"/>
       <w:bookmarkEnd w:id="113"/>
       <w:r>
         <w:rPr>
           <w:rFonts w:eastAsia="Times New Roman" w:cs="Times New Roman"/>
         </w:rPr>
-        <w:t>2.</w:t>
-      </w:r>
-      <w:r>
-        <w:rPr>
-          <w:rFonts w:eastAsia="Times New Roman" w:cs="Times New Roman"/>
-        </w:rPr>
-        <w:t>5</w:t>
-      </w:r>
-      <w:r>
-        <w:rPr>
-          <w:rFonts w:eastAsia="Times New Roman" w:cs="Times New Roman"/>
-        </w:rPr>
-        <w:t xml:space="preserve"> Висновки за другим розділом</w:t>
+        <w:t>2.5 Висновки за другим розділом</w:t>
       </w:r>
       <w:bookmarkEnd w:id="114"/>
       <w:bookmarkEnd w:id="115"/>
@@ -8888,9 +8763,9 @@
         </w:rPr>
       </w:pPr>
       <w:bookmarkStart w:id="117" w:name="__RefHeading___Toc2405_792400555"/>
-      <w:bookmarkStart w:id="118" w:name="_Зміст000042"/>
+      <w:bookmarkStart w:id="118" w:name="_Toc24797"/>
       <w:bookmarkStart w:id="119" w:name="_Зміст000087"/>
-      <w:bookmarkStart w:id="120" w:name="_Toc24797"/>
+      <w:bookmarkStart w:id="120" w:name="_Зміст000042"/>
       <w:bookmarkEnd w:id="117"/>
       <w:r>
         <w:rPr>
@@ -8910,9 +8785,9 @@
         </w:rPr>
       </w:pPr>
       <w:bookmarkStart w:id="121" w:name="__RefHeading___Toc2407_792400555"/>
-      <w:bookmarkStart w:id="122" w:name="_Зміст000088"/>
+      <w:bookmarkStart w:id="122" w:name="_Toc17760"/>
       <w:bookmarkStart w:id="123" w:name="_Зміст000043"/>
-      <w:bookmarkStart w:id="124" w:name="_Toc17760"/>
+      <w:bookmarkStart w:id="124" w:name="_Зміст000088"/>
       <w:bookmarkEnd w:id="121"/>
       <w:r>
         <w:rPr>
@@ -9123,21 +8998,7 @@
           <w:rFonts w:eastAsia="Times New Roman" w:cs="Times New Roman"/>
           <w:lang w:val="uk-UA"/>
         </w:rPr>
-        <w:t xml:space="preserve">Застосунок має дві функції на </w:t>
-      </w:r>
-      <w:r>
-        <w:rPr>
-          <w:rFonts w:eastAsia="Times New Roman" w:cs="Times New Roman"/>
-          <w:lang w:val="uk-UA"/>
-        </w:rPr>
-        <w:t xml:space="preserve">серверній </w:t>
-      </w:r>
-      <w:r>
-        <w:rPr>
-          <w:rFonts w:eastAsia="Times New Roman" w:cs="Times New Roman"/>
-          <w:lang w:val="uk-UA"/>
-        </w:rPr>
-        <w:t>частині. Одна функція застосовується для шифрування, інша для дешифрування.</w:t>
+        <w:t>Застосунок має дві функції на серверній частині. Одна функція застосовується для шифрування, інша для дешифрування.</w:t>
       </w:r>
     </w:p>
     <w:p>
@@ -9373,27 +9234,15 @@
         </w:rPr>
       </w:pPr>
       <w:bookmarkStart w:id="126" w:name="__RefHeading___Toc2411_792400555"/>
-      <w:bookmarkStart w:id="127" w:name="_Toc21967"/>
+      <w:bookmarkStart w:id="127" w:name="_Зміст000095"/>
       <w:bookmarkStart w:id="128" w:name="_Зміст000050"/>
-      <w:bookmarkStart w:id="129" w:name="_Зміст000095"/>
+      <w:bookmarkStart w:id="129" w:name="_Toc21967"/>
       <w:bookmarkEnd w:id="126"/>
       <w:r>
         <w:rPr>
           <w:rFonts w:eastAsia="Times New Roman" w:cs="Times New Roman"/>
         </w:rPr>
-        <w:t>3.</w:t>
-      </w:r>
-      <w:r>
-        <w:rPr>
-          <w:rFonts w:eastAsia="Times New Roman" w:cs="Times New Roman"/>
-        </w:rPr>
-        <w:t>4</w:t>
-      </w:r>
-      <w:r>
-        <w:rPr>
-          <w:rFonts w:eastAsia="Times New Roman" w:cs="Times New Roman"/>
-        </w:rPr>
-        <w:t xml:space="preserve"> Висновки за третім розділом</w:t>
+        <w:t>3.4 Висновки за третім розділом</w:t>
       </w:r>
       <w:bookmarkEnd w:id="127"/>
       <w:bookmarkEnd w:id="128"/>
@@ -9473,35 +9322,7 @@
           <w:rFonts w:eastAsia="Times New Roman" w:cs="Times New Roman"/>
           <w:lang w:val="uk-UA"/>
         </w:rPr>
-        <w:t>На клієнтській частині застосунок звертається до  функці</w:t>
-      </w:r>
-      <w:r>
-        <w:rPr>
-          <w:rFonts w:eastAsia="Times New Roman" w:cs="Times New Roman"/>
-          <w:lang w:val="uk-UA"/>
-        </w:rPr>
-        <w:t>й</w:t>
-      </w:r>
-      <w:r>
-        <w:rPr>
-          <w:rFonts w:eastAsia="Times New Roman" w:cs="Times New Roman"/>
-          <w:lang w:val="uk-UA"/>
-        </w:rPr>
-        <w:t xml:space="preserve"> і посилає дані, введені користувачем. Функція </w:t>
-      </w:r>
-      <w:r>
-        <w:rPr>
-          <w:rFonts w:eastAsia="Times New Roman" w:cs="Times New Roman"/>
-          <w:lang w:val="uk-UA"/>
-        </w:rPr>
-        <w:t xml:space="preserve">повертає </w:t>
-      </w:r>
-      <w:r>
-        <w:rPr>
-          <w:rFonts w:eastAsia="Times New Roman" w:cs="Times New Roman"/>
-          <w:lang w:val="uk-UA"/>
-        </w:rPr>
-        <w:t>відповідь на клієнтські функції і оновляє інтерфейс.</w:t>
+        <w:t>На клієнтській частині застосунок звертається до  функцій і посилає дані, введені користувачем. Функція повертає відповідь на клієнтські функції і оновляє інтерфейс.</w:t>
       </w:r>
     </w:p>
     <w:p>
@@ -9830,7 +9651,10 @@
         </w:rPr>
       </w:pPr>
       <w:r>
-        <w:rPr/>
+        <w:rPr>
+          <w:rFonts w:eastAsia="Times New Roman" w:cs="Times New Roman"/>
+          <w:lang w:val="uk-UA"/>
+        </w:rPr>
       </w:r>
       <w:r>
         <w:br w:type="page"/>
@@ -10435,11 +10259,11 @@
         </w:rPr>
       </w:pPr>
       <w:bookmarkStart w:id="145" w:name="__RefHeading___Toc2443_792400555"/>
-      <w:bookmarkStart w:id="146" w:name="_Зміст000107"/>
-      <w:bookmarkStart w:id="147" w:name="_Toc23555"/>
+      <w:bookmarkStart w:id="146" w:name="_Toc196826540"/>
+      <w:bookmarkStart w:id="147" w:name="_Зміст000016"/>
       <w:bookmarkStart w:id="148" w:name="_Зміст000051"/>
-      <w:bookmarkStart w:id="149" w:name="_Зміст000016"/>
-      <w:bookmarkStart w:id="150" w:name="_Toc196826540"/>
+      <w:bookmarkStart w:id="149" w:name="_Toc23555"/>
+      <w:bookmarkStart w:id="150" w:name="_Зміст000107"/>
       <w:bookmarkEnd w:id="145"/>
       <w:r>
         <w:rPr>
@@ -10632,14 +10456,7 @@
           <w:rFonts w:eastAsia="Times New Roman" w:cs="Times New Roman"/>
           <w:lang w:val="en-US"/>
         </w:rPr>
-        <w:t xml:space="preserve">7. </w:t>
-      </w:r>
-      <w:r>
-        <w:rPr>
-          <w:rFonts w:eastAsia="Times New Roman" w:cs="Times New Roman"/>
-          <w:lang w:val="en-US"/>
-        </w:rPr>
-        <w:t xml:space="preserve">Python [Electronic resource]. – Access mode: </w:t>
+        <w:t xml:space="preserve">7. Python [Electronic resource]. – Access mode: </w:t>
       </w:r>
       <w:hyperlink r:id="rId19">
         <w:r>
@@ -10665,14 +10482,7 @@
           <w:rFonts w:eastAsia="Times New Roman" w:cs="Times New Roman"/>
           <w:lang w:val="en-US"/>
         </w:rPr>
-        <w:t xml:space="preserve">8. </w:t>
-      </w:r>
-      <w:r>
-        <w:rPr>
-          <w:rFonts w:eastAsia="Times New Roman" w:cs="Times New Roman"/>
-          <w:lang w:val="en-US"/>
-        </w:rPr>
-        <w:t xml:space="preserve">TailwindCSS [Electronic resource]. – Access mode: </w:t>
+        <w:t xml:space="preserve">8. TailwindCSS [Electronic resource]. – Access mode: </w:t>
       </w:r>
       <w:hyperlink r:id="rId20">
         <w:r>
@@ -10878,11 +10688,11 @@
         </w:rPr>
       </w:pPr>
       <w:bookmarkStart w:id="151" w:name="__RefHeading___Toc2445_792400555"/>
-      <w:bookmarkStart w:id="152" w:name="_Toc196826541"/>
-      <w:bookmarkStart w:id="153" w:name="_Зміст000017"/>
+      <w:bookmarkStart w:id="152" w:name="_Зміст000108"/>
+      <w:bookmarkStart w:id="153" w:name="_Зміст000052"/>
       <w:bookmarkStart w:id="154" w:name="_Toc19423"/>
-      <w:bookmarkStart w:id="155" w:name="_Зміст000052"/>
-      <w:bookmarkStart w:id="156" w:name="_Зміст000108"/>
+      <w:bookmarkStart w:id="155" w:name="_Зміст000017"/>
+      <w:bookmarkStart w:id="156" w:name="_Toc196826541"/>
       <w:bookmarkEnd w:id="151"/>
       <w:r>
         <w:rPr>
@@ -10928,11 +10738,11 @@
         </w:rPr>
       </w:pPr>
       <w:bookmarkStart w:id="157" w:name="__RefHeading___Toc2447_792400555"/>
-      <w:bookmarkStart w:id="158" w:name="_Зміст000053"/>
-      <w:bookmarkStart w:id="159" w:name="_Зміст000018"/>
+      <w:bookmarkStart w:id="158" w:name="_Toc196826542"/>
+      <w:bookmarkStart w:id="159" w:name="_Toc23903"/>
       <w:bookmarkStart w:id="160" w:name="_Зміст000109"/>
-      <w:bookmarkStart w:id="161" w:name="_Toc23903"/>
-      <w:bookmarkStart w:id="162" w:name="_Toc196826542"/>
+      <w:bookmarkStart w:id="161" w:name="_Зміст000018"/>
+      <w:bookmarkStart w:id="162" w:name="_Зміст000053"/>
       <w:bookmarkEnd w:id="157"/>
       <w:r>
         <w:rPr>
@@ -10955,11 +10765,11 @@
         </w:rPr>
       </w:pPr>
       <w:bookmarkStart w:id="163" w:name="__RefHeading___Toc2449_792400555"/>
-      <w:bookmarkStart w:id="164" w:name="_Зміст000110"/>
-      <w:bookmarkStart w:id="165" w:name="_Toc196826543"/>
+      <w:bookmarkStart w:id="164" w:name="_Зміст000019"/>
+      <w:bookmarkStart w:id="165" w:name="_Toc10522"/>
       <w:bookmarkStart w:id="166" w:name="_Зміст000054"/>
-      <w:bookmarkStart w:id="167" w:name="_Toc10522"/>
-      <w:bookmarkStart w:id="168" w:name="_Зміст000019"/>
+      <w:bookmarkStart w:id="167" w:name="_Toc196826543"/>
+      <w:bookmarkStart w:id="168" w:name="_Зміст000110"/>
       <w:bookmarkEnd w:id="163"/>
       <w:r>
         <w:rPr>
@@ -11029,11 +10839,11 @@
         </w:rPr>
       </w:pPr>
       <w:bookmarkStart w:id="169" w:name="__RefHeading___Toc2451_792400555"/>
-      <w:bookmarkStart w:id="170" w:name="_Toc6891"/>
-      <w:bookmarkStart w:id="171" w:name="_Toc196826544"/>
+      <w:bookmarkStart w:id="170" w:name="_Зміст000111"/>
+      <w:bookmarkStart w:id="171" w:name="_Зміст000055"/>
       <w:bookmarkStart w:id="172" w:name="_Зміст000020"/>
-      <w:bookmarkStart w:id="173" w:name="_Зміст000055"/>
-      <w:bookmarkStart w:id="174" w:name="_Зміст000111"/>
+      <w:bookmarkStart w:id="173" w:name="_Toc196826544"/>
+      <w:bookmarkStart w:id="174" w:name="_Toc6891"/>
       <w:bookmarkEnd w:id="169"/>
       <w:r>
         <w:rPr>
@@ -11118,9 +10928,9 @@
         </w:rPr>
       </w:pPr>
       <w:bookmarkStart w:id="175" w:name="__RefHeading___Toc2453_792400555"/>
-      <w:bookmarkStart w:id="176" w:name="_Зміст000112"/>
+      <w:bookmarkStart w:id="176" w:name="_Toc1373"/>
       <w:bookmarkStart w:id="177" w:name="_Toc196826545"/>
-      <w:bookmarkStart w:id="178" w:name="_Toc1373"/>
+      <w:bookmarkStart w:id="178" w:name="_Зміст000112"/>
       <w:bookmarkEnd w:id="175"/>
       <w:r>
         <w:rPr>
@@ -11186,9 +10996,9 @@
         </w:rPr>
       </w:pPr>
       <w:bookmarkStart w:id="179" w:name="__RefHeading___Toc2455_792400555"/>
-      <w:bookmarkStart w:id="180" w:name="_Toc196826546"/>
+      <w:bookmarkStart w:id="180" w:name="_Toc2435"/>
       <w:bookmarkStart w:id="181" w:name="_Зміст000113"/>
-      <w:bookmarkStart w:id="182" w:name="_Toc2435"/>
+      <w:bookmarkStart w:id="182" w:name="_Toc196826546"/>
       <w:bookmarkEnd w:id="179"/>
       <w:r>
         <w:rPr>
@@ -11271,11 +11081,11 @@
         </w:rPr>
       </w:pPr>
       <w:bookmarkStart w:id="183" w:name="__RefHeading___Toc2457_792400555"/>
-      <w:bookmarkStart w:id="184" w:name="_Зміст000021"/>
-      <w:bookmarkStart w:id="185" w:name="_Зміст000114"/>
+      <w:bookmarkStart w:id="184" w:name="_Toc196826547"/>
+      <w:bookmarkStart w:id="185" w:name="_Toc26896"/>
       <w:bookmarkStart w:id="186" w:name="_Зміст000056"/>
-      <w:bookmarkStart w:id="187" w:name="_Toc26896"/>
-      <w:bookmarkStart w:id="188" w:name="_Toc196826547"/>
+      <w:bookmarkStart w:id="187" w:name="_Зміст000114"/>
+      <w:bookmarkStart w:id="188" w:name="_Зміст000021"/>
       <w:bookmarkEnd w:id="183"/>
       <w:r>
         <w:rPr>
@@ -11386,11 +11196,11 @@
         </w:rPr>
       </w:pPr>
       <w:bookmarkStart w:id="189" w:name="__RefHeading___Toc2459_792400555"/>
-      <w:bookmarkStart w:id="190" w:name="_Toc8988"/>
-      <w:bookmarkStart w:id="191" w:name="_Зміст000022"/>
+      <w:bookmarkStart w:id="190" w:name="_Зміст000115"/>
+      <w:bookmarkStart w:id="191" w:name="_Toc196826548"/>
       <w:bookmarkStart w:id="192" w:name="_Зміст000057"/>
-      <w:bookmarkStart w:id="193" w:name="_Toc196826548"/>
-      <w:bookmarkStart w:id="194" w:name="_Зміст000115"/>
+      <w:bookmarkStart w:id="193" w:name="_Зміст000022"/>
+      <w:bookmarkStart w:id="194" w:name="_Toc8988"/>
       <w:bookmarkEnd w:id="189"/>
       <w:r>
         <w:rPr>
@@ -11523,11 +11333,11 @@
         </w:rPr>
       </w:pPr>
       <w:bookmarkStart w:id="195" w:name="__RefHeading___Toc2461_792400555"/>
-      <w:bookmarkStart w:id="196" w:name="_Зміст000023"/>
-      <w:bookmarkStart w:id="197" w:name="_Toc196826549"/>
+      <w:bookmarkStart w:id="196" w:name="_Зміст000116"/>
+      <w:bookmarkStart w:id="197" w:name="_Зміст000058"/>
       <w:bookmarkStart w:id="198" w:name="_Toc21715"/>
-      <w:bookmarkStart w:id="199" w:name="_Зміст000058"/>
-      <w:bookmarkStart w:id="200" w:name="_Зміст000116"/>
+      <w:bookmarkStart w:id="199" w:name="_Toc196826549"/>
+      <w:bookmarkStart w:id="200" w:name="_Зміст000023"/>
       <w:bookmarkEnd w:id="195"/>
       <w:r>
         <w:rPr>
@@ -11613,11 +11423,11 @@
         </w:rPr>
       </w:pPr>
       <w:bookmarkStart w:id="201" w:name="__RefHeading___Toc2463_792400555"/>
-      <w:bookmarkStart w:id="202" w:name="_Зміст000117"/>
-      <w:bookmarkStart w:id="203" w:name="_Зміст000024"/>
+      <w:bookmarkStart w:id="202" w:name="_Toc196826550"/>
+      <w:bookmarkStart w:id="203" w:name="_Зміст000059"/>
       <w:bookmarkStart w:id="204" w:name="_Toc8780"/>
-      <w:bookmarkStart w:id="205" w:name="_Зміст000059"/>
-      <w:bookmarkStart w:id="206" w:name="_Toc196826550"/>
+      <w:bookmarkStart w:id="205" w:name="_Зміст000024"/>
+      <w:bookmarkStart w:id="206" w:name="_Зміст000117"/>
       <w:bookmarkEnd w:id="201"/>
       <w:r>
         <w:rPr>
@@ -12053,9 +11863,9 @@
         </w:rPr>
       </w:pPr>
       <w:bookmarkStart w:id="208" w:name="__RefHeading___Toc2465_792400555"/>
-      <w:bookmarkStart w:id="209" w:name="_Toc196826551"/>
+      <w:bookmarkStart w:id="209" w:name="_Зміст000118"/>
       <w:bookmarkStart w:id="210" w:name="_Toc19314"/>
-      <w:bookmarkStart w:id="211" w:name="_Зміст000118"/>
+      <w:bookmarkStart w:id="211" w:name="_Toc196826551"/>
       <w:bookmarkEnd w:id="208"/>
       <w:r>
         <w:rPr>
@@ -12210,9 +12020,9 @@
         </w:rPr>
       </w:pPr>
       <w:bookmarkStart w:id="212" w:name="__RefHeading___Toc2467_792400555"/>
-      <w:bookmarkStart w:id="213" w:name="_Зміст000119"/>
+      <w:bookmarkStart w:id="213" w:name="_Toc196826552"/>
       <w:bookmarkStart w:id="214" w:name="_Toc12028"/>
-      <w:bookmarkStart w:id="215" w:name="_Toc196826552"/>
+      <w:bookmarkStart w:id="215" w:name="_Зміст000119"/>
       <w:bookmarkEnd w:id="212"/>
       <w:r>
         <w:rPr>
@@ -12233,11 +12043,11 @@
         </w:rPr>
       </w:pPr>
       <w:bookmarkStart w:id="216" w:name="__RefHeading___Toc2469_792400555"/>
-      <w:bookmarkStart w:id="217" w:name="_Toc27737"/>
-      <w:bookmarkStart w:id="218" w:name="_Toc196826553"/>
+      <w:bookmarkStart w:id="217" w:name="_Зміст000025"/>
+      <w:bookmarkStart w:id="218" w:name="_Зміст000060"/>
       <w:bookmarkStart w:id="219" w:name="_Зміст000120"/>
-      <w:bookmarkStart w:id="220" w:name="_Зміст000060"/>
-      <w:bookmarkStart w:id="221" w:name="_Зміст000025"/>
+      <w:bookmarkStart w:id="220" w:name="_Toc196826553"/>
+      <w:bookmarkStart w:id="221" w:name="_Toc27737"/>
       <w:bookmarkEnd w:id="216"/>
       <w:r>
         <w:rPr>
@@ -12385,11 +12195,11 @@
         </w:rPr>
       </w:pPr>
       <w:bookmarkStart w:id="222" w:name="__RefHeading___Toc2471_792400555"/>
-      <w:bookmarkStart w:id="223" w:name="_Зміст000061"/>
+      <w:bookmarkStart w:id="223" w:name="_Зміст000026"/>
       <w:bookmarkStart w:id="224" w:name="_Зміст000121"/>
-      <w:bookmarkStart w:id="225" w:name="_Зміст000026"/>
-      <w:bookmarkStart w:id="226" w:name="_Toc11650"/>
-      <w:bookmarkStart w:id="227" w:name="_Toc196826554"/>
+      <w:bookmarkStart w:id="225" w:name="_Зміст000061"/>
+      <w:bookmarkStart w:id="226" w:name="_Toc196826554"/>
+      <w:bookmarkStart w:id="227" w:name="_Toc11650"/>
       <w:bookmarkEnd w:id="222"/>
       <w:r>
         <w:rPr>
@@ -12565,11 +12375,11 @@
         </w:rPr>
       </w:pPr>
       <w:bookmarkStart w:id="228" w:name="__RefHeading___Toc2473_792400555"/>
-      <w:bookmarkStart w:id="229" w:name="_Toc196826555"/>
-      <w:bookmarkStart w:id="230" w:name="_Зміст000027"/>
+      <w:bookmarkStart w:id="229" w:name="_Toc10935"/>
+      <w:bookmarkStart w:id="230" w:name="_Зміст000062"/>
       <w:bookmarkStart w:id="231" w:name="_Зміст000122"/>
-      <w:bookmarkStart w:id="232" w:name="_Зміст000062"/>
-      <w:bookmarkStart w:id="233" w:name="_Toc10935"/>
+      <w:bookmarkStart w:id="232" w:name="_Зміст000027"/>
+      <w:bookmarkStart w:id="233" w:name="_Toc196826555"/>
       <w:bookmarkEnd w:id="228"/>
       <w:r>
         <w:rPr>
@@ -12902,8 +12712,8 @@
         </w:rPr>
       </w:pPr>
       <w:bookmarkStart w:id="234" w:name="__RefHeading___Toc2475_792400555"/>
-      <w:bookmarkStart w:id="235" w:name="_Зміст000127"/>
-      <w:bookmarkStart w:id="236" w:name="_Toc11195"/>
+      <w:bookmarkStart w:id="235" w:name="_Toc11195"/>
+      <w:bookmarkStart w:id="236" w:name="_Зміст000127"/>
       <w:bookmarkEnd w:id="234"/>
       <w:r>
         <w:rPr>
@@ -17452,7 +17262,7 @@
           <w:lang w:val="uk-UA"/>
         </w:rPr>
         <w:drawing>
-          <wp:anchor behindDoc="0" distT="0" distB="0" distL="0" distR="0" simplePos="0" locked="0" layoutInCell="0" allowOverlap="1" relativeHeight="17">
+          <wp:anchor behindDoc="0" distT="0" distB="0" distL="0" distR="0" simplePos="0" locked="0" layoutInCell="0" allowOverlap="1" relativeHeight="20">
             <wp:simplePos x="0" y="0"/>
             <wp:positionH relativeFrom="column">
               <wp:align>center</wp:align>
@@ -17729,6 +17539,65 @@
     </w:pPr>
     <w:r>
       <w:rPr/>
+      <mc:AlternateContent>
+        <mc:Choice Requires="wps">
+          <w:drawing>
+            <wp:anchor behindDoc="0" distT="0" distB="0" distL="0" distR="0" simplePos="0" locked="0" layoutInCell="1" allowOverlap="1" relativeHeight="63">
+              <wp:simplePos x="0" y="0"/>
+              <wp:positionH relativeFrom="column">
+                <wp:posOffset>5395595</wp:posOffset>
+              </wp:positionH>
+              <wp:positionV relativeFrom="paragraph">
+                <wp:posOffset>-200025</wp:posOffset>
+              </wp:positionV>
+              <wp:extent cx="431800" cy="431800"/>
+              <wp:effectExtent l="635" t="635" r="635" b="635"/>
+              <wp:wrapNone/>
+              <wp:docPr id="20" name="Фігура 1"/>
+              <a:graphic xmlns:a="http://schemas.openxmlformats.org/drawingml/2006/main">
+                <a:graphicData uri="http://schemas.microsoft.com/office/word/2010/wordprocessingShape">
+                  <wps:wsp>
+                    <wps:cNvSpPr/>
+                    <wps:spPr>
+                      <a:xfrm>
+                        <a:off x="0" y="0"/>
+                        <a:ext cx="431640" cy="431640"/>
+                      </a:xfrm>
+                      <a:prstGeom prst="rect">
+                        <a:avLst/>
+                      </a:prstGeom>
+                      <a:solidFill>
+                        <a:srgbClr val="ffffff"/>
+                      </a:solidFill>
+                      <a:ln w="0">
+                        <a:solidFill>
+                          <a:srgbClr val="3465a4"/>
+                        </a:solidFill>
+                      </a:ln>
+                    </wps:spPr>
+                    <wps:style>
+                      <a:lnRef idx="0"/>
+                      <a:fillRef idx="0"/>
+                      <a:effectRef idx="0"/>
+                      <a:fontRef idx="minor"/>
+                    </wps:style>
+                    <wps:bodyPr/>
+                  </wps:wsp>
+                </a:graphicData>
+              </a:graphic>
+            </wp:anchor>
+          </w:drawing>
+        </mc:Choice>
+        <mc:Fallback>
+          <w:pict>
+            <v:rect id="shape_0" ID="Фігура 1" fillcolor="white" stroked="t" o:allowincell="f" style="position:absolute;margin-left:424.85pt;margin-top:-15.75pt;width:33.95pt;height:33.95pt;mso-wrap-style:none;v-text-anchor:middle">
+              <v:fill o:detectmouseclick="t" color2="black"/>
+              <v:stroke color="#3465a4" joinstyle="round" endcap="flat"/>
+              <w10:wrap type="none"/>
+            </v:rect>
+          </w:pict>
+        </mc:Fallback>
+      </mc:AlternateContent>
       <w:fldChar w:fldCharType="begin"/>
     </w:r>
     <w:r>
@@ -17741,7 +17610,7 @@
     </w:r>
     <w:r>
       <w:rPr/>
-      <w:t>13</w:t>
+      <w:t>44</w:t>
     </w:r>
     <w:r>
       <w:rPr/>
@@ -19486,13 +19355,13 @@
       <w:sz w:val="28"/>
     </w:rPr>
   </w:style>
-  <w:style w:type="character" w:styleId="user">
-    <w:name w:val="Посилання покажчика (user)"/>
+  <w:style w:type="character" w:styleId="Style18">
+    <w:name w:val="Посилання покажчика"/>
     <w:qFormat/>
     <w:rPr/>
   </w:style>
-  <w:style w:type="character" w:styleId="Style18">
-    <w:name w:val="Посилання покажчика"/>
+  <w:style w:type="character" w:styleId="user">
+    <w:name w:val="Посилання покажчика (user)"/>
     <w:qFormat/>
     <w:rPr/>
   </w:style>
@@ -19594,15 +19463,15 @@
       <w:szCs w:val="16"/>
     </w:rPr>
   </w:style>
-  <w:style w:type="paragraph" w:styleId="user3">
-    <w:name w:val="Верхній і нижній колонтитули (user)"/>
+  <w:style w:type="paragraph" w:styleId="Style21">
+    <w:name w:val="Верхній і нижній колонтитули"/>
     <w:basedOn w:val="Normal"/>
     <w:qFormat/>
     <w:pPr/>
     <w:rPr/>
   </w:style>
-  <w:style w:type="paragraph" w:styleId="Style21">
-    <w:name w:val="Верхній і нижній колонтитули"/>
+  <w:style w:type="paragraph" w:styleId="user3">
+    <w:name w:val="Верхній і нижній колонтитули (user)"/>
     <w:basedOn w:val="Normal"/>
     <w:qFormat/>
     <w:pPr/>
@@ -20171,8 +20040,8 @@
       <w:lang w:val="ru-RU" w:eastAsia="ru-RU" w:bidi="ar-SA"/>
     </w:rPr>
   </w:style>
-  <w:style w:type="paragraph" w:styleId="user4">
-    <w:name w:val="Вміст таблиці (user)"/>
+  <w:style w:type="paragraph" w:styleId="Style28">
+    <w:name w:val="Вміст таблиці"/>
     <w:basedOn w:val="Normal"/>
     <w:qFormat/>
     <w:pPr>

--- a/41BZ Bezpeka ta zahyst program/K/KNT-122_Onyshchenko_Variant-19_PZ.docx
+++ b/41BZ Bezpeka ta zahyst program/K/KNT-122_Onyshchenko_Variant-19_PZ.docx
@@ -468,9 +468,9 @@
         </w:rPr>
       </w:pPr>
       <w:bookmarkStart w:id="0" w:name="__RefHeading___Toc2365_792400555"/>
-      <w:bookmarkStart w:id="1" w:name="_Зміст000002"/>
+      <w:bookmarkStart w:id="1" w:name="_Зміст000064"/>
       <w:bookmarkStart w:id="2" w:name="_Зміст000028"/>
-      <w:bookmarkStart w:id="3" w:name="_Зміст000064"/>
+      <w:bookmarkStart w:id="3" w:name="_Зміст000002"/>
       <w:bookmarkEnd w:id="0"/>
       <w:r>
         <w:rPr>
@@ -1453,13 +1453,13 @@
         </w:rPr>
       </w:pPr>
       <w:bookmarkStart w:id="4" w:name="__RefHeading___Toc2367_792400555"/>
-      <w:bookmarkStart w:id="5" w:name="_Toc533520909"/>
-      <w:bookmarkStart w:id="6" w:name="_Зміст000003"/>
-      <w:bookmarkStart w:id="7" w:name="_Зміст000029"/>
+      <w:bookmarkStart w:id="5" w:name="_Toc196826519"/>
+      <w:bookmarkStart w:id="6" w:name="_Toc27554778"/>
+      <w:bookmarkStart w:id="7" w:name="_Зміст000066"/>
       <w:bookmarkStart w:id="8" w:name="_Toc12274"/>
-      <w:bookmarkStart w:id="9" w:name="_Зміст000066"/>
-      <w:bookmarkStart w:id="10" w:name="_Toc27554778"/>
-      <w:bookmarkStart w:id="11" w:name="_Toc196826519"/>
+      <w:bookmarkStart w:id="9" w:name="_Зміст000029"/>
+      <w:bookmarkStart w:id="10" w:name="_Зміст000003"/>
+      <w:bookmarkStart w:id="11" w:name="_Toc533520909"/>
       <w:bookmarkEnd w:id="4"/>
       <w:r>
         <w:rPr>
@@ -1491,15 +1491,15 @@
           <w:szCs w:val="28"/>
           <w:lang w:val="uk-UA"/>
         </w:rPr>
-        <w:t>Пояснювальна записка до курсово</w:t>
+        <w:t>Пояснювальна записка до курсового проєкту містить: 4</w:t>
       </w:r>
       <w:r>
         <w:rPr>
           <w:rFonts w:eastAsia="Times New Roman" w:cs="Times New Roman"/>
           <w:szCs w:val="28"/>
-          <w:lang w:val="uk-UA"/>
-        </w:rPr>
-        <w:t>го проєкту</w:t>
+          <w:lang w:val="en-US"/>
+        </w:rPr>
+        <w:t>4</w:t>
       </w:r>
       <w:r>
         <w:rPr>
@@ -1507,15 +1507,15 @@
           <w:szCs w:val="28"/>
           <w:lang w:val="uk-UA"/>
         </w:rPr>
-        <w:t xml:space="preserve"> містить: 4</w:t>
+        <w:t xml:space="preserve"> </w:t>
       </w:r>
       <w:r>
         <w:rPr>
           <w:rFonts w:eastAsia="Times New Roman" w:cs="Times New Roman"/>
           <w:szCs w:val="28"/>
-          <w:lang w:val="en-US"/>
-        </w:rPr>
-        <w:t>4</w:t>
+          <w:lang w:val="uk-UA"/>
+        </w:rPr>
+        <w:t>стор.</w:t>
       </w:r>
       <w:r>
         <w:rPr>
@@ -1523,6 +1523,14 @@
           <w:szCs w:val="28"/>
           <w:lang w:val="uk-UA"/>
         </w:rPr>
+        <w:t>, 10</w:t>
+      </w:r>
+      <w:r>
+        <w:rPr>
+          <w:rFonts w:eastAsia="Times New Roman" w:cs="Times New Roman"/>
+          <w:szCs w:val="28"/>
+          <w:lang w:val="en-US"/>
+        </w:rPr>
         <w:t xml:space="preserve"> </w:t>
       </w:r>
       <w:r>
@@ -1531,7 +1539,7 @@
           <w:szCs w:val="28"/>
           <w:lang w:val="uk-UA"/>
         </w:rPr>
-        <w:t>сторінки</w:t>
+        <w:t>рис.</w:t>
       </w:r>
       <w:r>
         <w:rPr>
@@ -1539,7 +1547,7 @@
           <w:szCs w:val="28"/>
           <w:lang w:val="uk-UA"/>
         </w:rPr>
-        <w:t>, 10</w:t>
+        <w:t>, 4</w:t>
       </w:r>
       <w:r>
         <w:rPr>
@@ -1553,14 +1561,30 @@
         <w:rPr>
           <w:rFonts w:eastAsia="Times New Roman" w:cs="Times New Roman"/>
           <w:szCs w:val="28"/>
-          <w:lang w:val="uk-UA"/>
-        </w:rPr>
-        <w:t>рисунків, 4</w:t>
+          <w:lang w:val="en-US"/>
+        </w:rPr>
+        <w:t>т</w:t>
       </w:r>
       <w:r>
         <w:rPr>
           <w:rFonts w:eastAsia="Times New Roman" w:cs="Times New Roman"/>
           <w:szCs w:val="28"/>
+          <w:lang w:val="uk-UA"/>
+        </w:rPr>
+        <w:t>абл.</w:t>
+      </w:r>
+      <w:r>
+        <w:rPr>
+          <w:rFonts w:eastAsia="Times New Roman" w:cs="Times New Roman"/>
+          <w:szCs w:val="28"/>
+          <w:lang w:val="uk-UA"/>
+        </w:rPr>
+        <w:t>, 4</w:t>
+      </w:r>
+      <w:r>
+        <w:rPr>
+          <w:rFonts w:eastAsia="Times New Roman" w:cs="Times New Roman"/>
+          <w:szCs w:val="28"/>
           <w:lang w:val="en-US"/>
         </w:rPr>
         <w:t xml:space="preserve"> </w:t>
@@ -1571,15 +1595,15 @@
           <w:szCs w:val="28"/>
           <w:lang w:val="uk-UA"/>
         </w:rPr>
-        <w:t>таблиці, 4</w:t>
+        <w:t>додатк.</w:t>
       </w:r>
       <w:r>
         <w:rPr>
           <w:rFonts w:eastAsia="Times New Roman" w:cs="Times New Roman"/>
           <w:szCs w:val="28"/>
-          <w:lang w:val="en-US"/>
-        </w:rPr>
-        <w:t xml:space="preserve"> </w:t>
+          <w:lang w:val="uk-UA"/>
+        </w:rPr>
+        <w:t xml:space="preserve">, 5 </w:t>
       </w:r>
       <w:r>
         <w:rPr>
@@ -1587,7 +1611,15 @@
           <w:szCs w:val="28"/>
           <w:lang w:val="uk-UA"/>
         </w:rPr>
-        <w:t>додатки, 5 джерел.</w:t>
+        <w:t>джерел</w:t>
+      </w:r>
+      <w:r>
+        <w:rPr>
+          <w:rFonts w:eastAsia="Times New Roman" w:cs="Times New Roman"/>
+          <w:szCs w:val="28"/>
+          <w:lang w:val="uk-UA"/>
+        </w:rPr>
+        <w:t>.</w:t>
       </w:r>
     </w:p>
     <w:p>
@@ -1666,83 +1698,43 @@
           <w:szCs w:val="28"/>
           <w:lang w:val="uk-UA"/>
         </w:rPr>
-        <w:t xml:space="preserve">Об’єкт </w:t>
-      </w:r>
-      <w:r>
+        <w:t>Об’єкт проєктування – сучасні системи шифрування та дешифрування.</w:t>
+      </w:r>
+    </w:p>
+    <w:p>
+      <w:pPr>
+        <w:pStyle w:val="Common"/>
         <w:rPr>
           <w:rFonts w:eastAsia="Times New Roman" w:cs="Times New Roman"/>
           <w:szCs w:val="28"/>
           <w:lang w:val="uk-UA"/>
         </w:rPr>
-        <w:t xml:space="preserve">проєктування </w:t>
-      </w:r>
+      </w:pPr>
       <w:r>
         <w:rPr>
           <w:rFonts w:eastAsia="Times New Roman" w:cs="Times New Roman"/>
           <w:szCs w:val="28"/>
           <w:lang w:val="uk-UA"/>
         </w:rPr>
-        <w:t xml:space="preserve">– </w:t>
-      </w:r>
-      <w:r>
+        <w:t xml:space="preserve">Предмет </w:t>
+      </w:r>
+    </w:p>
+    <w:p>
+      <w:pPr>
+        <w:pStyle w:val="Common"/>
         <w:rPr>
           <w:rFonts w:eastAsia="Times New Roman" w:cs="Times New Roman"/>
           <w:szCs w:val="28"/>
           <w:lang w:val="uk-UA"/>
         </w:rPr>
-        <w:t xml:space="preserve">сучасні системи </w:t>
-      </w:r>
+      </w:pPr>
       <w:r>
         <w:rPr>
           <w:rFonts w:eastAsia="Times New Roman" w:cs="Times New Roman"/>
           <w:szCs w:val="28"/>
           <w:lang w:val="uk-UA"/>
         </w:rPr>
-        <w:t>шифрування та дешифрування.</w:t>
-      </w:r>
-    </w:p>
-    <w:p>
-      <w:pPr>
-        <w:pStyle w:val="Common"/>
-        <w:rPr>
-          <w:rFonts w:eastAsia="Times New Roman" w:cs="Times New Roman"/>
-          <w:szCs w:val="28"/>
-          <w:lang w:val="uk-UA"/>
-        </w:rPr>
-      </w:pPr>
-      <w:r>
-        <w:rPr>
-          <w:rFonts w:eastAsia="Times New Roman" w:cs="Times New Roman"/>
-          <w:szCs w:val="28"/>
-          <w:lang w:val="uk-UA"/>
-        </w:rPr>
-        <w:t xml:space="preserve">Предмет </w:t>
-      </w:r>
-    </w:p>
-    <w:p>
-      <w:pPr>
-        <w:pStyle w:val="Common"/>
-        <w:rPr>
-          <w:rFonts w:eastAsia="Times New Roman" w:cs="Times New Roman"/>
-          <w:szCs w:val="28"/>
-          <w:lang w:val="uk-UA"/>
-        </w:rPr>
-      </w:pPr>
-      <w:r>
-        <w:rPr>
-          <w:rFonts w:eastAsia="Times New Roman" w:cs="Times New Roman"/>
-          <w:szCs w:val="28"/>
-          <w:lang w:val="uk-UA"/>
-        </w:rPr>
-        <w:t xml:space="preserve">Мета роботи – </w:t>
-      </w:r>
-      <w:r>
-        <w:rPr>
-          <w:rFonts w:eastAsia="Times New Roman" w:cs="Times New Roman"/>
-          <w:szCs w:val="28"/>
-          <w:lang w:val="uk-UA"/>
-        </w:rPr>
-        <w:t>криптографічна система з використанням шифру Віженера.</w:t>
+        <w:t>Мета роботи – криптографічна система з використанням шифру Віженера.</w:t>
       </w:r>
     </w:p>
     <w:p>
@@ -1898,11 +1890,11 @@
         </w:rPr>
       </w:pPr>
       <w:bookmarkStart w:id="12" w:name="__RefHeading___Toc2369_792400555"/>
-      <w:bookmarkStart w:id="13" w:name="_Toc196826520"/>
-      <w:bookmarkStart w:id="14" w:name="_Toc1235"/>
+      <w:bookmarkStart w:id="13" w:name="_Зміст000030"/>
+      <w:bookmarkStart w:id="14" w:name="_Зміст000067"/>
       <w:bookmarkStart w:id="15" w:name="_Зміст000004"/>
-      <w:bookmarkStart w:id="16" w:name="_Зміст000067"/>
-      <w:bookmarkStart w:id="17" w:name="_Зміст000030"/>
+      <w:bookmarkStart w:id="16" w:name="_Toc1235"/>
+      <w:bookmarkStart w:id="17" w:name="_Toc196826520"/>
       <w:bookmarkEnd w:id="12"/>
       <w:r>
         <w:rPr>
@@ -1939,21 +1931,21 @@
           </w:r>
           <w:r>
             <w:rPr>
-              <w:rStyle w:val="user"/>
+              <w:rStyle w:val="Style18"/>
               <w:vanish w:val="false"/>
             </w:rPr>
             <w:instrText xml:space="preserve"> TOC \z \o "1-9" \h</w:instrText>
           </w:r>
           <w:r>
             <w:rPr>
-              <w:rStyle w:val="user"/>
+              <w:rStyle w:val="Style18"/>
               <w:vanish w:val="false"/>
             </w:rPr>
             <w:fldChar w:fldCharType="separate"/>
           </w:r>
           <w:r>
             <w:rPr>
-              <w:rStyle w:val="user"/>
+              <w:rStyle w:val="Style18"/>
               <w:vanish w:val="false"/>
             </w:rPr>
             <w:t>КУРСОВИЙ ПРОЄКТ</w:t>
@@ -3132,14 +3124,14 @@
         </w:rPr>
       </w:pPr>
       <w:bookmarkStart w:id="18" w:name="__RefHeading___Toc2371_792400555"/>
-      <w:bookmarkStart w:id="19" w:name="_Toc533520912"/>
-      <w:bookmarkStart w:id="20" w:name="_Зміст000031"/>
-      <w:bookmarkStart w:id="21" w:name="_Зміст000005"/>
-      <w:bookmarkStart w:id="22" w:name="_Зміст000065"/>
-      <w:bookmarkStart w:id="23" w:name="_Toc196826521"/>
-      <w:bookmarkStart w:id="24" w:name="_Зміст000068"/>
-      <w:bookmarkStart w:id="25" w:name="_Toc27554779"/>
-      <w:bookmarkStart w:id="26" w:name="_Toc29924"/>
+      <w:bookmarkStart w:id="19" w:name="_Toc29924"/>
+      <w:bookmarkStart w:id="20" w:name="_Toc27554779"/>
+      <w:bookmarkStart w:id="21" w:name="_Зміст000068"/>
+      <w:bookmarkStart w:id="22" w:name="_Toc196826521"/>
+      <w:bookmarkStart w:id="23" w:name="_Зміст000065"/>
+      <w:bookmarkStart w:id="24" w:name="_Зміст000005"/>
+      <w:bookmarkStart w:id="25" w:name="_Зміст000031"/>
+      <w:bookmarkStart w:id="26" w:name="_Toc533520912"/>
       <w:bookmarkEnd w:id="18"/>
       <w:r>
         <w:rPr>
@@ -3323,13 +3315,13 @@
         </w:rPr>
       </w:pPr>
       <w:bookmarkStart w:id="27" w:name="__RefHeading___Toc2373_792400555"/>
-      <w:bookmarkStart w:id="28" w:name="_Toc31110"/>
-      <w:bookmarkStart w:id="29" w:name="_Зміст000032"/>
-      <w:bookmarkStart w:id="30" w:name="_Toc533520911"/>
+      <w:bookmarkStart w:id="28" w:name="_Toc196826522"/>
+      <w:bookmarkStart w:id="29" w:name="_Зміст000006"/>
+      <w:bookmarkStart w:id="30" w:name="_Toc27554780"/>
       <w:bookmarkStart w:id="31" w:name="_Зміст000069"/>
-      <w:bookmarkStart w:id="32" w:name="_Toc27554780"/>
-      <w:bookmarkStart w:id="33" w:name="_Зміст000006"/>
-      <w:bookmarkStart w:id="34" w:name="_Toc196826522"/>
+      <w:bookmarkStart w:id="32" w:name="_Toc533520911"/>
+      <w:bookmarkStart w:id="33" w:name="_Зміст000032"/>
+      <w:bookmarkStart w:id="34" w:name="_Toc31110"/>
       <w:bookmarkEnd w:id="27"/>
       <w:r>
         <w:rPr>
@@ -3517,11 +3509,11 @@
         </w:rPr>
       </w:pPr>
       <w:bookmarkStart w:id="35" w:name="__RefHeading___Toc2375_792400555"/>
-      <w:bookmarkStart w:id="36" w:name="_Toc196826523"/>
-      <w:bookmarkStart w:id="37" w:name="_Toc27554781"/>
+      <w:bookmarkStart w:id="36" w:name="_Toc533520913"/>
+      <w:bookmarkStart w:id="37" w:name="_Зміст000070"/>
       <w:bookmarkStart w:id="38" w:name="_Toc19024"/>
-      <w:bookmarkStart w:id="39" w:name="_Зміст000070"/>
-      <w:bookmarkStart w:id="40" w:name="_Toc533520913"/>
+      <w:bookmarkStart w:id="39" w:name="_Toc27554781"/>
+      <w:bookmarkStart w:id="40" w:name="_Toc196826523"/>
       <w:bookmarkEnd w:id="35"/>
       <w:r>
         <w:rPr>
@@ -4043,9 +4035,9 @@
         </w:rPr>
       </w:pPr>
       <w:bookmarkStart w:id="41" w:name="__RefHeading___Toc2377_792400555"/>
-      <w:bookmarkStart w:id="42" w:name="_Зміст000071"/>
+      <w:bookmarkStart w:id="42" w:name="_Toc196826524"/>
       <w:bookmarkStart w:id="43" w:name="_Toc25684"/>
-      <w:bookmarkStart w:id="44" w:name="_Toc196826524"/>
+      <w:bookmarkStart w:id="44" w:name="_Зміст000071"/>
       <w:bookmarkStart w:id="45" w:name="_Toc27554782"/>
       <w:bookmarkEnd w:id="41"/>
       <w:r>
@@ -4134,13 +4126,13 @@
         </w:rPr>
       </w:pPr>
       <w:bookmarkStart w:id="46" w:name="__RefHeading___Toc2379_792400555"/>
-      <w:bookmarkStart w:id="47" w:name="_Зміст000072"/>
-      <w:bookmarkStart w:id="48" w:name="_Toc196826525"/>
+      <w:bookmarkStart w:id="47" w:name="_Зміст000007"/>
+      <w:bookmarkStart w:id="48" w:name="_Toc14290"/>
       <w:bookmarkStart w:id="49" w:name="_Зміст000033"/>
-      <w:bookmarkStart w:id="50" w:name="_Toc14290"/>
-      <w:bookmarkStart w:id="51" w:name="_Зміст000007"/>
-      <w:bookmarkStart w:id="52" w:name="_Toc533520914"/>
-      <w:bookmarkStart w:id="53" w:name="_Toc27554783"/>
+      <w:bookmarkStart w:id="50" w:name="_Toc196826525"/>
+      <w:bookmarkStart w:id="51" w:name="_Зміст000072"/>
+      <w:bookmarkStart w:id="52" w:name="_Toc27554783"/>
+      <w:bookmarkStart w:id="53" w:name="_Toc533520914"/>
       <w:bookmarkEnd w:id="46"/>
       <w:r>
         <w:rPr>
@@ -4173,10 +4165,10 @@
       </w:pPr>
       <w:bookmarkStart w:id="54" w:name="__RefHeading___Toc2381_792400555"/>
       <w:bookmarkStart w:id="55" w:name="_Toc17577"/>
-      <w:bookmarkStart w:id="56" w:name="_Зміст000073"/>
-      <w:bookmarkStart w:id="57" w:name="_Зміст000034"/>
-      <w:bookmarkStart w:id="58" w:name="_Toc196826526"/>
-      <w:bookmarkStart w:id="59" w:name="_Зміст000008"/>
+      <w:bookmarkStart w:id="56" w:name="_Зміст000008"/>
+      <w:bookmarkStart w:id="57" w:name="_Toc196826526"/>
+      <w:bookmarkStart w:id="58" w:name="_Зміст000034"/>
+      <w:bookmarkStart w:id="59" w:name="_Зміст000073"/>
       <w:bookmarkEnd w:id="54"/>
       <w:r>
         <w:rPr>
@@ -4449,10 +4441,10 @@
       </w:pPr>
       <w:bookmarkStart w:id="60" w:name="__RefHeading___Toc2383_792400555"/>
       <w:bookmarkStart w:id="61" w:name="_Toc1121"/>
-      <w:bookmarkStart w:id="62" w:name="_Toc196826527"/>
-      <w:bookmarkStart w:id="63" w:name="_Зміст000074"/>
-      <w:bookmarkStart w:id="64" w:name="_Зміст000009"/>
-      <w:bookmarkStart w:id="65" w:name="_Зміст000035"/>
+      <w:bookmarkStart w:id="62" w:name="_Зміст000035"/>
+      <w:bookmarkStart w:id="63" w:name="_Зміст000009"/>
+      <w:bookmarkStart w:id="64" w:name="_Зміст000074"/>
+      <w:bookmarkStart w:id="65" w:name="_Toc196826527"/>
       <w:bookmarkEnd w:id="60"/>
       <w:r>
         <w:rPr>
@@ -4836,11 +4828,11 @@
         </w:rPr>
       </w:pPr>
       <w:bookmarkStart w:id="66" w:name="__RefHeading___Toc2385_792400555"/>
-      <w:bookmarkStart w:id="67" w:name="_Toc24053"/>
-      <w:bookmarkStart w:id="68" w:name="_Зміст000037"/>
+      <w:bookmarkStart w:id="67" w:name="_Toc196826529"/>
+      <w:bookmarkStart w:id="68" w:name="_Зміст000011"/>
       <w:bookmarkStart w:id="69" w:name="_Зміст000076"/>
-      <w:bookmarkStart w:id="70" w:name="_Зміст000011"/>
-      <w:bookmarkStart w:id="71" w:name="_Toc196826529"/>
+      <w:bookmarkStart w:id="70" w:name="_Зміст000037"/>
+      <w:bookmarkStart w:id="71" w:name="_Toc24053"/>
       <w:bookmarkEnd w:id="66"/>
       <w:r>
         <w:rPr>
@@ -5481,9 +5473,9 @@
         </w:rPr>
       </w:pPr>
       <w:bookmarkStart w:id="72" w:name="__RefHeading___Toc2387_792400555"/>
-      <w:bookmarkStart w:id="73" w:name="_Toc25781"/>
+      <w:bookmarkStart w:id="73" w:name="_Зміст000077"/>
       <w:bookmarkStart w:id="74" w:name="_Toc196826530"/>
-      <w:bookmarkStart w:id="75" w:name="_Зміст000077"/>
+      <w:bookmarkStart w:id="75" w:name="_Toc25781"/>
       <w:bookmarkEnd w:id="72"/>
       <w:r>
         <w:rPr>
@@ -5562,9 +5554,9 @@
         </w:rPr>
       </w:pPr>
       <w:bookmarkStart w:id="76" w:name="__RefHeading___Toc2389_792400555"/>
-      <w:bookmarkStart w:id="77" w:name="_Зміст000078"/>
+      <w:bookmarkStart w:id="77" w:name="_Toc15598"/>
       <w:bookmarkStart w:id="78" w:name="_Toc196826531"/>
-      <w:bookmarkStart w:id="79" w:name="_Toc15598"/>
+      <w:bookmarkStart w:id="79" w:name="_Зміст000078"/>
       <w:bookmarkEnd w:id="76"/>
       <w:r>
         <w:rPr>
@@ -5658,12 +5650,12 @@
         </w:rPr>
       </w:pPr>
       <w:bookmarkStart w:id="80" w:name="__RefHeading___Toc2391_792400555"/>
-      <w:bookmarkStart w:id="81" w:name="_Зміст000012"/>
-      <w:bookmarkStart w:id="82" w:name="_Зміст000038"/>
-      <w:bookmarkStart w:id="83" w:name="_Toc196826532"/>
-      <w:bookmarkStart w:id="84" w:name="_Toc14854"/>
-      <w:bookmarkStart w:id="85" w:name="_Зміст000079"/>
-      <w:bookmarkStart w:id="86" w:name="_Зміст000063"/>
+      <w:bookmarkStart w:id="81" w:name="_Зміст000063"/>
+      <w:bookmarkStart w:id="82" w:name="_Зміст000079"/>
+      <w:bookmarkStart w:id="83" w:name="_Toc14854"/>
+      <w:bookmarkStart w:id="84" w:name="_Toc196826532"/>
+      <w:bookmarkStart w:id="85" w:name="_Зміст000038"/>
+      <w:bookmarkStart w:id="86" w:name="_Зміст000012"/>
       <w:bookmarkEnd w:id="80"/>
       <w:r>
         <w:rPr>
@@ -5688,9 +5680,9 @@
         </w:rPr>
       </w:pPr>
       <w:bookmarkStart w:id="87" w:name="__RefHeading___Toc2393_792400555"/>
-      <w:bookmarkStart w:id="88" w:name="_Зміст000080"/>
+      <w:bookmarkStart w:id="88" w:name="_Toc196826533"/>
       <w:bookmarkStart w:id="89" w:name="_Toc4063"/>
-      <w:bookmarkStart w:id="90" w:name="_Toc196826533"/>
+      <w:bookmarkStart w:id="90" w:name="_Зміст000080"/>
       <w:bookmarkEnd w:id="87"/>
       <w:r>
         <w:rPr>
@@ -5992,11 +5984,11 @@
         </w:rPr>
       </w:pPr>
       <w:bookmarkStart w:id="91" w:name="__RefHeading___Toc2395_792400555"/>
-      <w:bookmarkStart w:id="92" w:name="_Toc19360"/>
-      <w:bookmarkStart w:id="93" w:name="_Зміст000013"/>
+      <w:bookmarkStart w:id="92" w:name="_Зміст000081"/>
+      <w:bookmarkStart w:id="93" w:name="_Toc196826534"/>
       <w:bookmarkStart w:id="94" w:name="_Зміст000039"/>
-      <w:bookmarkStart w:id="95" w:name="_Toc196826534"/>
-      <w:bookmarkStart w:id="96" w:name="_Зміст000081"/>
+      <w:bookmarkStart w:id="95" w:name="_Зміст000013"/>
+      <w:bookmarkStart w:id="96" w:name="_Toc19360"/>
       <w:bookmarkEnd w:id="91"/>
       <w:r>
         <w:rPr>
@@ -6265,7 +6257,7 @@
           </w:tcPr>
           <w:p>
             <w:pPr>
-              <w:pStyle w:val="Style28"/>
+              <w:pStyle w:val="user4"/>
               <w:spacing w:lineRule="auto" w:line="240" w:before="0" w:after="0"/>
               <w:rPr>
                 <w:rFonts w:ascii="Times New Roman" w:hAnsi="Times New Roman"/>
@@ -6300,7 +6292,7 @@
           </w:tcPr>
           <w:p>
             <w:pPr>
-              <w:pStyle w:val="Style28"/>
+              <w:pStyle w:val="user4"/>
               <w:spacing w:lineRule="auto" w:line="240" w:before="0" w:after="0"/>
               <w:rPr>
                 <w:rFonts w:ascii="Times New Roman" w:hAnsi="Times New Roman"/>
@@ -6335,7 +6327,7 @@
           </w:tcPr>
           <w:p>
             <w:pPr>
-              <w:pStyle w:val="Style28"/>
+              <w:pStyle w:val="user4"/>
               <w:spacing w:lineRule="auto" w:line="240" w:before="0" w:after="0"/>
               <w:rPr>
                 <w:rFonts w:ascii="Times New Roman" w:hAnsi="Times New Roman"/>
@@ -6371,7 +6363,7 @@
           </w:tcPr>
           <w:p>
             <w:pPr>
-              <w:pStyle w:val="Style28"/>
+              <w:pStyle w:val="user4"/>
               <w:spacing w:lineRule="auto" w:line="240" w:before="0" w:after="0"/>
               <w:rPr>
                 <w:rFonts w:ascii="Times New Roman" w:hAnsi="Times New Roman"/>
@@ -6408,7 +6400,7 @@
           </w:tcPr>
           <w:p>
             <w:pPr>
-              <w:pStyle w:val="Style28"/>
+              <w:pStyle w:val="user4"/>
               <w:spacing w:lineRule="auto" w:line="240" w:before="0" w:after="0"/>
               <w:rPr>
                 <w:rFonts w:ascii="Times New Roman" w:hAnsi="Times New Roman"/>
@@ -6438,7 +6430,7 @@
           </w:tcPr>
           <w:p>
             <w:pPr>
-              <w:pStyle w:val="Style28"/>
+              <w:pStyle w:val="user4"/>
               <w:spacing w:lineRule="auto" w:line="240" w:before="0" w:after="0"/>
               <w:rPr>
                 <w:rFonts w:ascii="Times New Roman" w:hAnsi="Times New Roman"/>
@@ -6468,7 +6460,7 @@
           </w:tcPr>
           <w:p>
             <w:pPr>
-              <w:pStyle w:val="Style28"/>
+              <w:pStyle w:val="user4"/>
               <w:spacing w:lineRule="auto" w:line="240" w:before="0" w:after="0"/>
               <w:rPr>
                 <w:rFonts w:ascii="Times New Roman" w:hAnsi="Times New Roman"/>
@@ -6499,7 +6491,7 @@
           </w:tcPr>
           <w:p>
             <w:pPr>
-              <w:pStyle w:val="Style28"/>
+              <w:pStyle w:val="user4"/>
               <w:spacing w:lineRule="auto" w:line="240" w:before="0" w:after="0"/>
               <w:rPr>
                 <w:rFonts w:ascii="Times New Roman" w:hAnsi="Times New Roman"/>
@@ -6532,7 +6524,7 @@
           </w:tcPr>
           <w:p>
             <w:pPr>
-              <w:pStyle w:val="Style28"/>
+              <w:pStyle w:val="user4"/>
               <w:spacing w:lineRule="auto" w:line="240" w:before="0" w:after="0"/>
               <w:rPr>
                 <w:rFonts w:ascii="Times New Roman" w:hAnsi="Times New Roman"/>
@@ -6562,7 +6554,7 @@
           </w:tcPr>
           <w:p>
             <w:pPr>
-              <w:pStyle w:val="Style28"/>
+              <w:pStyle w:val="user4"/>
               <w:spacing w:lineRule="auto" w:line="240" w:before="0" w:after="0"/>
               <w:rPr>
                 <w:rFonts w:ascii="Times New Roman" w:hAnsi="Times New Roman"/>
@@ -6592,7 +6584,7 @@
           </w:tcPr>
           <w:p>
             <w:pPr>
-              <w:pStyle w:val="Style28"/>
+              <w:pStyle w:val="user4"/>
               <w:spacing w:lineRule="auto" w:line="240" w:before="0" w:after="0"/>
               <w:rPr>
                 <w:rFonts w:ascii="Times New Roman" w:hAnsi="Times New Roman"/>
@@ -6623,7 +6615,7 @@
           </w:tcPr>
           <w:p>
             <w:pPr>
-              <w:pStyle w:val="Style28"/>
+              <w:pStyle w:val="user4"/>
               <w:spacing w:lineRule="auto" w:line="240" w:before="0" w:after="0"/>
               <w:rPr>
                 <w:rFonts w:ascii="Times New Roman" w:hAnsi="Times New Roman"/>
@@ -6656,7 +6648,7 @@
           </w:tcPr>
           <w:p>
             <w:pPr>
-              <w:pStyle w:val="Style28"/>
+              <w:pStyle w:val="user4"/>
               <w:spacing w:lineRule="auto" w:line="240" w:before="0" w:after="0"/>
               <w:rPr>
                 <w:rFonts w:ascii="Times New Roman" w:hAnsi="Times New Roman"/>
@@ -6686,7 +6678,7 @@
           </w:tcPr>
           <w:p>
             <w:pPr>
-              <w:pStyle w:val="Style28"/>
+              <w:pStyle w:val="user4"/>
               <w:spacing w:lineRule="auto" w:line="240" w:before="0" w:after="0"/>
               <w:rPr>
                 <w:rFonts w:ascii="Times New Roman" w:hAnsi="Times New Roman"/>
@@ -6716,7 +6708,7 @@
           </w:tcPr>
           <w:p>
             <w:pPr>
-              <w:pStyle w:val="Style28"/>
+              <w:pStyle w:val="user4"/>
               <w:spacing w:lineRule="auto" w:line="240" w:before="0" w:after="0"/>
               <w:rPr>
                 <w:rFonts w:ascii="Times New Roman" w:hAnsi="Times New Roman"/>
@@ -6747,7 +6739,7 @@
           </w:tcPr>
           <w:p>
             <w:pPr>
-              <w:pStyle w:val="Style28"/>
+              <w:pStyle w:val="user4"/>
               <w:spacing w:lineRule="auto" w:line="240" w:before="0" w:after="0"/>
               <w:rPr>
                 <w:rFonts w:ascii="Times New Roman" w:hAnsi="Times New Roman"/>
@@ -7076,7 +7068,7 @@
           </w:tcPr>
           <w:p>
             <w:pPr>
-              <w:pStyle w:val="Style28"/>
+              <w:pStyle w:val="user4"/>
               <w:spacing w:lineRule="auto" w:line="240" w:before="0" w:after="0"/>
               <w:rPr>
                 <w:rFonts w:ascii="Times New Roman" w:hAnsi="Times New Roman"/>
@@ -7111,7 +7103,7 @@
           </w:tcPr>
           <w:p>
             <w:pPr>
-              <w:pStyle w:val="Style28"/>
+              <w:pStyle w:val="user4"/>
               <w:spacing w:lineRule="auto" w:line="240" w:before="0" w:after="0"/>
               <w:rPr>
                 <w:rFonts w:ascii="Times New Roman" w:hAnsi="Times New Roman"/>
@@ -7147,7 +7139,7 @@
           </w:tcPr>
           <w:p>
             <w:pPr>
-              <w:pStyle w:val="Style28"/>
+              <w:pStyle w:val="user4"/>
               <w:spacing w:lineRule="auto" w:line="240" w:before="0" w:after="0"/>
               <w:rPr>
                 <w:rFonts w:ascii="Times New Roman" w:hAnsi="Times New Roman"/>
@@ -7184,7 +7176,7 @@
           </w:tcPr>
           <w:p>
             <w:pPr>
-              <w:pStyle w:val="Style28"/>
+              <w:pStyle w:val="user4"/>
               <w:spacing w:lineRule="auto" w:line="240" w:before="0" w:after="0"/>
               <w:rPr>
                 <w:rFonts w:ascii="Times New Roman" w:hAnsi="Times New Roman"/>
@@ -7214,7 +7206,7 @@
           </w:tcPr>
           <w:p>
             <w:pPr>
-              <w:pStyle w:val="Style28"/>
+              <w:pStyle w:val="user4"/>
               <w:spacing w:lineRule="auto" w:line="240" w:before="0" w:after="0"/>
               <w:rPr>
                 <w:rFonts w:ascii="Times New Roman" w:hAnsi="Times New Roman"/>
@@ -7245,7 +7237,7 @@
           </w:tcPr>
           <w:p>
             <w:pPr>
-              <w:pStyle w:val="Style28"/>
+              <w:pStyle w:val="user4"/>
               <w:spacing w:lineRule="auto" w:line="240" w:before="0" w:after="0"/>
               <w:rPr>
                 <w:rFonts w:ascii="Times New Roman" w:hAnsi="Times New Roman"/>
@@ -7278,7 +7270,7 @@
           </w:tcPr>
           <w:p>
             <w:pPr>
-              <w:pStyle w:val="Style28"/>
+              <w:pStyle w:val="user4"/>
               <w:spacing w:lineRule="auto" w:line="240" w:before="0" w:after="0"/>
               <w:rPr>
                 <w:rFonts w:ascii="Times New Roman" w:hAnsi="Times New Roman"/>
@@ -7308,7 +7300,7 @@
           </w:tcPr>
           <w:p>
             <w:pPr>
-              <w:pStyle w:val="Style28"/>
+              <w:pStyle w:val="user4"/>
               <w:spacing w:lineRule="auto" w:line="240" w:before="0" w:after="0"/>
               <w:rPr>
                 <w:rFonts w:ascii="Times New Roman" w:hAnsi="Times New Roman"/>
@@ -7339,7 +7331,7 @@
           </w:tcPr>
           <w:p>
             <w:pPr>
-              <w:pStyle w:val="Style28"/>
+              <w:pStyle w:val="user4"/>
               <w:spacing w:lineRule="auto" w:line="240" w:before="0" w:after="0"/>
               <w:rPr>
                 <w:rFonts w:ascii="Times New Roman" w:hAnsi="Times New Roman"/>
@@ -7372,7 +7364,7 @@
           </w:tcPr>
           <w:p>
             <w:pPr>
-              <w:pStyle w:val="Style28"/>
+              <w:pStyle w:val="user4"/>
               <w:spacing w:lineRule="auto" w:line="240" w:before="0" w:after="0"/>
               <w:rPr>
                 <w:rFonts w:ascii="Times New Roman" w:hAnsi="Times New Roman"/>
@@ -7402,7 +7394,7 @@
           </w:tcPr>
           <w:p>
             <w:pPr>
-              <w:pStyle w:val="Style28"/>
+              <w:pStyle w:val="user4"/>
               <w:spacing w:lineRule="auto" w:line="240" w:before="0" w:after="0"/>
               <w:rPr>
                 <w:rFonts w:ascii="Times New Roman" w:hAnsi="Times New Roman"/>
@@ -7433,7 +7425,7 @@
           </w:tcPr>
           <w:p>
             <w:pPr>
-              <w:pStyle w:val="Style28"/>
+              <w:pStyle w:val="user4"/>
               <w:spacing w:lineRule="auto" w:line="240" w:before="0" w:after="0"/>
               <w:rPr>
                 <w:rFonts w:ascii="Times New Roman" w:hAnsi="Times New Roman"/>
@@ -7494,11 +7486,11 @@
         </w:rPr>
       </w:pPr>
       <w:bookmarkStart w:id="98" w:name="__RefHeading___Toc2397_792400555"/>
-      <w:bookmarkStart w:id="99" w:name="_Toc196826535"/>
-      <w:bookmarkStart w:id="100" w:name="_Зміст000014"/>
+      <w:bookmarkStart w:id="99" w:name="_Зміст000082"/>
+      <w:bookmarkStart w:id="100" w:name="_Зміст000040"/>
       <w:bookmarkStart w:id="101" w:name="_Toc12907"/>
-      <w:bookmarkStart w:id="102" w:name="_Зміст000040"/>
-      <w:bookmarkStart w:id="103" w:name="_Зміст000082"/>
+      <w:bookmarkStart w:id="102" w:name="_Зміст000014"/>
+      <w:bookmarkStart w:id="103" w:name="_Toc196826535"/>
       <w:bookmarkEnd w:id="98"/>
       <w:r>
         <w:rPr>
@@ -8157,9 +8149,9 @@
         </w:rPr>
       </w:pPr>
       <w:bookmarkStart w:id="104" w:name="__RefHeading___Toc2399_792400555"/>
-      <w:bookmarkStart w:id="105" w:name="_Toc31252"/>
+      <w:bookmarkStart w:id="105" w:name="_Toc196826537"/>
       <w:bookmarkStart w:id="106" w:name="_Зміст000084"/>
-      <w:bookmarkStart w:id="107" w:name="_Toc196826537"/>
+      <w:bookmarkStart w:id="107" w:name="_Toc31252"/>
       <w:bookmarkEnd w:id="104"/>
       <w:r>
         <w:rPr>
@@ -8445,9 +8437,9 @@
         </w:rPr>
       </w:pPr>
       <w:bookmarkStart w:id="109" w:name="__RefHeading___Toc2401_792400555"/>
-      <w:bookmarkStart w:id="110" w:name="_Toc4204"/>
+      <w:bookmarkStart w:id="110" w:name="_Зміст000085"/>
       <w:bookmarkStart w:id="111" w:name="_Toc196826538"/>
-      <w:bookmarkStart w:id="112" w:name="_Зміст000085"/>
+      <w:bookmarkStart w:id="112" w:name="_Toc4204"/>
       <w:bookmarkEnd w:id="109"/>
       <w:r>
         <w:rPr>
@@ -8650,9 +8642,9 @@
         </w:rPr>
       </w:pPr>
       <w:bookmarkStart w:id="113" w:name="__RefHeading___Toc2403_792400555"/>
-      <w:bookmarkStart w:id="114" w:name="_Toc8474"/>
+      <w:bookmarkStart w:id="114" w:name="_Зміст000086"/>
       <w:bookmarkStart w:id="115" w:name="_Toc196826539"/>
-      <w:bookmarkStart w:id="116" w:name="_Зміст000086"/>
+      <w:bookmarkStart w:id="116" w:name="_Toc8474"/>
       <w:bookmarkEnd w:id="113"/>
       <w:r>
         <w:rPr>
@@ -8763,9 +8755,9 @@
         </w:rPr>
       </w:pPr>
       <w:bookmarkStart w:id="117" w:name="__RefHeading___Toc2405_792400555"/>
-      <w:bookmarkStart w:id="118" w:name="_Toc24797"/>
+      <w:bookmarkStart w:id="118" w:name="_Зміст000042"/>
       <w:bookmarkStart w:id="119" w:name="_Зміст000087"/>
-      <w:bookmarkStart w:id="120" w:name="_Зміст000042"/>
+      <w:bookmarkStart w:id="120" w:name="_Toc24797"/>
       <w:bookmarkEnd w:id="117"/>
       <w:r>
         <w:rPr>
@@ -8785,9 +8777,9 @@
         </w:rPr>
       </w:pPr>
       <w:bookmarkStart w:id="121" w:name="__RefHeading___Toc2407_792400555"/>
-      <w:bookmarkStart w:id="122" w:name="_Toc17760"/>
+      <w:bookmarkStart w:id="122" w:name="_Зміст000088"/>
       <w:bookmarkStart w:id="123" w:name="_Зміст000043"/>
-      <w:bookmarkStart w:id="124" w:name="_Зміст000088"/>
+      <w:bookmarkStart w:id="124" w:name="_Toc17760"/>
       <w:bookmarkEnd w:id="121"/>
       <w:r>
         <w:rPr>
@@ -9234,9 +9226,9 @@
         </w:rPr>
       </w:pPr>
       <w:bookmarkStart w:id="126" w:name="__RefHeading___Toc2411_792400555"/>
-      <w:bookmarkStart w:id="127" w:name="_Зміст000095"/>
+      <w:bookmarkStart w:id="127" w:name="_Toc21967"/>
       <w:bookmarkStart w:id="128" w:name="_Зміст000050"/>
-      <w:bookmarkStart w:id="129" w:name="_Toc21967"/>
+      <w:bookmarkStart w:id="129" w:name="_Зміст000095"/>
       <w:bookmarkEnd w:id="126"/>
       <w:r>
         <w:rPr>
@@ -10259,11 +10251,11 @@
         </w:rPr>
       </w:pPr>
       <w:bookmarkStart w:id="145" w:name="__RefHeading___Toc2443_792400555"/>
-      <w:bookmarkStart w:id="146" w:name="_Toc196826540"/>
-      <w:bookmarkStart w:id="147" w:name="_Зміст000016"/>
+      <w:bookmarkStart w:id="146" w:name="_Зміст000107"/>
+      <w:bookmarkStart w:id="147" w:name="_Toc23555"/>
       <w:bookmarkStart w:id="148" w:name="_Зміст000051"/>
-      <w:bookmarkStart w:id="149" w:name="_Toc23555"/>
-      <w:bookmarkStart w:id="150" w:name="_Зміст000107"/>
+      <w:bookmarkStart w:id="149" w:name="_Зміст000016"/>
+      <w:bookmarkStart w:id="150" w:name="_Toc196826540"/>
       <w:bookmarkEnd w:id="145"/>
       <w:r>
         <w:rPr>
@@ -10688,11 +10680,11 @@
         </w:rPr>
       </w:pPr>
       <w:bookmarkStart w:id="151" w:name="__RefHeading___Toc2445_792400555"/>
-      <w:bookmarkStart w:id="152" w:name="_Зміст000108"/>
-      <w:bookmarkStart w:id="153" w:name="_Зміст000052"/>
+      <w:bookmarkStart w:id="152" w:name="_Toc196826541"/>
+      <w:bookmarkStart w:id="153" w:name="_Зміст000017"/>
       <w:bookmarkStart w:id="154" w:name="_Toc19423"/>
-      <w:bookmarkStart w:id="155" w:name="_Зміст000017"/>
-      <w:bookmarkStart w:id="156" w:name="_Toc196826541"/>
+      <w:bookmarkStart w:id="155" w:name="_Зміст000052"/>
+      <w:bookmarkStart w:id="156" w:name="_Зміст000108"/>
       <w:bookmarkEnd w:id="151"/>
       <w:r>
         <w:rPr>
@@ -10738,11 +10730,11 @@
         </w:rPr>
       </w:pPr>
       <w:bookmarkStart w:id="157" w:name="__RefHeading___Toc2447_792400555"/>
-      <w:bookmarkStart w:id="158" w:name="_Toc196826542"/>
-      <w:bookmarkStart w:id="159" w:name="_Toc23903"/>
+      <w:bookmarkStart w:id="158" w:name="_Зміст000053"/>
+      <w:bookmarkStart w:id="159" w:name="_Зміст000018"/>
       <w:bookmarkStart w:id="160" w:name="_Зміст000109"/>
-      <w:bookmarkStart w:id="161" w:name="_Зміст000018"/>
-      <w:bookmarkStart w:id="162" w:name="_Зміст000053"/>
+      <w:bookmarkStart w:id="161" w:name="_Toc23903"/>
+      <w:bookmarkStart w:id="162" w:name="_Toc196826542"/>
       <w:bookmarkEnd w:id="157"/>
       <w:r>
         <w:rPr>
@@ -10765,11 +10757,11 @@
         </w:rPr>
       </w:pPr>
       <w:bookmarkStart w:id="163" w:name="__RefHeading___Toc2449_792400555"/>
-      <w:bookmarkStart w:id="164" w:name="_Зміст000019"/>
-      <w:bookmarkStart w:id="165" w:name="_Toc10522"/>
+      <w:bookmarkStart w:id="164" w:name="_Зміст000110"/>
+      <w:bookmarkStart w:id="165" w:name="_Toc196826543"/>
       <w:bookmarkStart w:id="166" w:name="_Зміст000054"/>
-      <w:bookmarkStart w:id="167" w:name="_Toc196826543"/>
-      <w:bookmarkStart w:id="168" w:name="_Зміст000110"/>
+      <w:bookmarkStart w:id="167" w:name="_Toc10522"/>
+      <w:bookmarkStart w:id="168" w:name="_Зміст000019"/>
       <w:bookmarkEnd w:id="163"/>
       <w:r>
         <w:rPr>
@@ -10839,11 +10831,11 @@
         </w:rPr>
       </w:pPr>
       <w:bookmarkStart w:id="169" w:name="__RefHeading___Toc2451_792400555"/>
-      <w:bookmarkStart w:id="170" w:name="_Зміст000111"/>
-      <w:bookmarkStart w:id="171" w:name="_Зміст000055"/>
+      <w:bookmarkStart w:id="170" w:name="_Toc6891"/>
+      <w:bookmarkStart w:id="171" w:name="_Toc196826544"/>
       <w:bookmarkStart w:id="172" w:name="_Зміст000020"/>
-      <w:bookmarkStart w:id="173" w:name="_Toc196826544"/>
-      <w:bookmarkStart w:id="174" w:name="_Toc6891"/>
+      <w:bookmarkStart w:id="173" w:name="_Зміст000055"/>
+      <w:bookmarkStart w:id="174" w:name="_Зміст000111"/>
       <w:bookmarkEnd w:id="169"/>
       <w:r>
         <w:rPr>
@@ -10928,9 +10920,9 @@
         </w:rPr>
       </w:pPr>
       <w:bookmarkStart w:id="175" w:name="__RefHeading___Toc2453_792400555"/>
-      <w:bookmarkStart w:id="176" w:name="_Toc1373"/>
+      <w:bookmarkStart w:id="176" w:name="_Зміст000112"/>
       <w:bookmarkStart w:id="177" w:name="_Toc196826545"/>
-      <w:bookmarkStart w:id="178" w:name="_Зміст000112"/>
+      <w:bookmarkStart w:id="178" w:name="_Toc1373"/>
       <w:bookmarkEnd w:id="175"/>
       <w:r>
         <w:rPr>
@@ -10996,9 +10988,9 @@
         </w:rPr>
       </w:pPr>
       <w:bookmarkStart w:id="179" w:name="__RefHeading___Toc2455_792400555"/>
-      <w:bookmarkStart w:id="180" w:name="_Toc2435"/>
+      <w:bookmarkStart w:id="180" w:name="_Toc196826546"/>
       <w:bookmarkStart w:id="181" w:name="_Зміст000113"/>
-      <w:bookmarkStart w:id="182" w:name="_Toc196826546"/>
+      <w:bookmarkStart w:id="182" w:name="_Toc2435"/>
       <w:bookmarkEnd w:id="179"/>
       <w:r>
         <w:rPr>
@@ -11081,11 +11073,11 @@
         </w:rPr>
       </w:pPr>
       <w:bookmarkStart w:id="183" w:name="__RefHeading___Toc2457_792400555"/>
-      <w:bookmarkStart w:id="184" w:name="_Toc196826547"/>
-      <w:bookmarkStart w:id="185" w:name="_Toc26896"/>
+      <w:bookmarkStart w:id="184" w:name="_Зміст000021"/>
+      <w:bookmarkStart w:id="185" w:name="_Зміст000114"/>
       <w:bookmarkStart w:id="186" w:name="_Зміст000056"/>
-      <w:bookmarkStart w:id="187" w:name="_Зміст000114"/>
-      <w:bookmarkStart w:id="188" w:name="_Зміст000021"/>
+      <w:bookmarkStart w:id="187" w:name="_Toc26896"/>
+      <w:bookmarkStart w:id="188" w:name="_Toc196826547"/>
       <w:bookmarkEnd w:id="183"/>
       <w:r>
         <w:rPr>
@@ -11196,11 +11188,11 @@
         </w:rPr>
       </w:pPr>
       <w:bookmarkStart w:id="189" w:name="__RefHeading___Toc2459_792400555"/>
-      <w:bookmarkStart w:id="190" w:name="_Зміст000115"/>
-      <w:bookmarkStart w:id="191" w:name="_Toc196826548"/>
+      <w:bookmarkStart w:id="190" w:name="_Toc8988"/>
+      <w:bookmarkStart w:id="191" w:name="_Зміст000022"/>
       <w:bookmarkStart w:id="192" w:name="_Зміст000057"/>
-      <w:bookmarkStart w:id="193" w:name="_Зміст000022"/>
-      <w:bookmarkStart w:id="194" w:name="_Toc8988"/>
+      <w:bookmarkStart w:id="193" w:name="_Toc196826548"/>
+      <w:bookmarkStart w:id="194" w:name="_Зміст000115"/>
       <w:bookmarkEnd w:id="189"/>
       <w:r>
         <w:rPr>
@@ -11333,11 +11325,11 @@
         </w:rPr>
       </w:pPr>
       <w:bookmarkStart w:id="195" w:name="__RefHeading___Toc2461_792400555"/>
-      <w:bookmarkStart w:id="196" w:name="_Зміст000116"/>
-      <w:bookmarkStart w:id="197" w:name="_Зміст000058"/>
+      <w:bookmarkStart w:id="196" w:name="_Зміст000023"/>
+      <w:bookmarkStart w:id="197" w:name="_Toc196826549"/>
       <w:bookmarkStart w:id="198" w:name="_Toc21715"/>
-      <w:bookmarkStart w:id="199" w:name="_Toc196826549"/>
-      <w:bookmarkStart w:id="200" w:name="_Зміст000023"/>
+      <w:bookmarkStart w:id="199" w:name="_Зміст000058"/>
+      <w:bookmarkStart w:id="200" w:name="_Зміст000116"/>
       <w:bookmarkEnd w:id="195"/>
       <w:r>
         <w:rPr>
@@ -11423,11 +11415,11 @@
         </w:rPr>
       </w:pPr>
       <w:bookmarkStart w:id="201" w:name="__RefHeading___Toc2463_792400555"/>
-      <w:bookmarkStart w:id="202" w:name="_Toc196826550"/>
-      <w:bookmarkStart w:id="203" w:name="_Зміст000059"/>
+      <w:bookmarkStart w:id="202" w:name="_Зміст000117"/>
+      <w:bookmarkStart w:id="203" w:name="_Зміст000024"/>
       <w:bookmarkStart w:id="204" w:name="_Toc8780"/>
-      <w:bookmarkStart w:id="205" w:name="_Зміст000024"/>
-      <w:bookmarkStart w:id="206" w:name="_Зміст000117"/>
+      <w:bookmarkStart w:id="205" w:name="_Зміст000059"/>
+      <w:bookmarkStart w:id="206" w:name="_Toc196826550"/>
       <w:bookmarkEnd w:id="201"/>
       <w:r>
         <w:rPr>
@@ -11863,9 +11855,9 @@
         </w:rPr>
       </w:pPr>
       <w:bookmarkStart w:id="208" w:name="__RefHeading___Toc2465_792400555"/>
-      <w:bookmarkStart w:id="209" w:name="_Зміст000118"/>
+      <w:bookmarkStart w:id="209" w:name="_Toc196826551"/>
       <w:bookmarkStart w:id="210" w:name="_Toc19314"/>
-      <w:bookmarkStart w:id="211" w:name="_Toc196826551"/>
+      <w:bookmarkStart w:id="211" w:name="_Зміст000118"/>
       <w:bookmarkEnd w:id="208"/>
       <w:r>
         <w:rPr>
@@ -12020,9 +12012,9 @@
         </w:rPr>
       </w:pPr>
       <w:bookmarkStart w:id="212" w:name="__RefHeading___Toc2467_792400555"/>
-      <w:bookmarkStart w:id="213" w:name="_Toc196826552"/>
+      <w:bookmarkStart w:id="213" w:name="_Зміст000119"/>
       <w:bookmarkStart w:id="214" w:name="_Toc12028"/>
-      <w:bookmarkStart w:id="215" w:name="_Зміст000119"/>
+      <w:bookmarkStart w:id="215" w:name="_Toc196826552"/>
       <w:bookmarkEnd w:id="212"/>
       <w:r>
         <w:rPr>
@@ -12043,11 +12035,11 @@
         </w:rPr>
       </w:pPr>
       <w:bookmarkStart w:id="216" w:name="__RefHeading___Toc2469_792400555"/>
-      <w:bookmarkStart w:id="217" w:name="_Зміст000025"/>
-      <w:bookmarkStart w:id="218" w:name="_Зміст000060"/>
+      <w:bookmarkStart w:id="217" w:name="_Toc27737"/>
+      <w:bookmarkStart w:id="218" w:name="_Toc196826553"/>
       <w:bookmarkStart w:id="219" w:name="_Зміст000120"/>
-      <w:bookmarkStart w:id="220" w:name="_Toc196826553"/>
-      <w:bookmarkStart w:id="221" w:name="_Toc27737"/>
+      <w:bookmarkStart w:id="220" w:name="_Зміст000060"/>
+      <w:bookmarkStart w:id="221" w:name="_Зміст000025"/>
       <w:bookmarkEnd w:id="216"/>
       <w:r>
         <w:rPr>
@@ -12195,11 +12187,11 @@
         </w:rPr>
       </w:pPr>
       <w:bookmarkStart w:id="222" w:name="__RefHeading___Toc2471_792400555"/>
-      <w:bookmarkStart w:id="223" w:name="_Зміст000026"/>
+      <w:bookmarkStart w:id="223" w:name="_Зміст000061"/>
       <w:bookmarkStart w:id="224" w:name="_Зміст000121"/>
-      <w:bookmarkStart w:id="225" w:name="_Зміст000061"/>
-      <w:bookmarkStart w:id="226" w:name="_Toc196826554"/>
-      <w:bookmarkStart w:id="227" w:name="_Toc11650"/>
+      <w:bookmarkStart w:id="225" w:name="_Зміст000026"/>
+      <w:bookmarkStart w:id="226" w:name="_Toc11650"/>
+      <w:bookmarkStart w:id="227" w:name="_Toc196826554"/>
       <w:bookmarkEnd w:id="222"/>
       <w:r>
         <w:rPr>
@@ -12375,11 +12367,11 @@
         </w:rPr>
       </w:pPr>
       <w:bookmarkStart w:id="228" w:name="__RefHeading___Toc2473_792400555"/>
-      <w:bookmarkStart w:id="229" w:name="_Toc10935"/>
-      <w:bookmarkStart w:id="230" w:name="_Зміст000062"/>
+      <w:bookmarkStart w:id="229" w:name="_Toc196826555"/>
+      <w:bookmarkStart w:id="230" w:name="_Зміст000027"/>
       <w:bookmarkStart w:id="231" w:name="_Зміст000122"/>
-      <w:bookmarkStart w:id="232" w:name="_Зміст000027"/>
-      <w:bookmarkStart w:id="233" w:name="_Toc196826555"/>
+      <w:bookmarkStart w:id="232" w:name="_Зміст000062"/>
+      <w:bookmarkStart w:id="233" w:name="_Toc10935"/>
       <w:bookmarkEnd w:id="228"/>
       <w:r>
         <w:rPr>
@@ -12712,8 +12704,8 @@
         </w:rPr>
       </w:pPr>
       <w:bookmarkStart w:id="234" w:name="__RefHeading___Toc2475_792400555"/>
-      <w:bookmarkStart w:id="235" w:name="_Toc11195"/>
-      <w:bookmarkStart w:id="236" w:name="_Зміст000127"/>
+      <w:bookmarkStart w:id="235" w:name="_Зміст000127"/>
+      <w:bookmarkStart w:id="236" w:name="_Toc11195"/>
       <w:bookmarkEnd w:id="234"/>
       <w:r>
         <w:rPr>
@@ -17262,7 +17254,7 @@
           <w:lang w:val="uk-UA"/>
         </w:rPr>
         <w:drawing>
-          <wp:anchor behindDoc="0" distT="0" distB="0" distL="0" distR="0" simplePos="0" locked="0" layoutInCell="0" allowOverlap="1" relativeHeight="20">
+          <wp:anchor behindDoc="0" distT="0" distB="0" distL="0" distR="0" simplePos="0" locked="0" layoutInCell="0" allowOverlap="1" relativeHeight="63">
             <wp:simplePos x="0" y="0"/>
             <wp:positionH relativeFrom="column">
               <wp:align>center</wp:align>
@@ -17542,7 +17534,7 @@
       <mc:AlternateContent>
         <mc:Choice Requires="wps">
           <w:drawing>
-            <wp:anchor behindDoc="0" distT="0" distB="0" distL="0" distR="0" simplePos="0" locked="0" layoutInCell="1" allowOverlap="1" relativeHeight="63">
+            <wp:anchor behindDoc="1" distT="635" distB="635" distL="635" distR="635" simplePos="0" locked="0" layoutInCell="1" allowOverlap="1" relativeHeight="62">
               <wp:simplePos x="0" y="0"/>
               <wp:positionH relativeFrom="column">
                 <wp:posOffset>5395595</wp:posOffset>
@@ -17590,8 +17582,8 @@
         </mc:Choice>
         <mc:Fallback>
           <w:pict>
-            <v:rect id="shape_0" ID="Фігура 1" fillcolor="white" stroked="t" o:allowincell="f" style="position:absolute;margin-left:424.85pt;margin-top:-15.75pt;width:33.95pt;height:33.95pt;mso-wrap-style:none;v-text-anchor:middle">
-              <v:fill o:detectmouseclick="t" color2="black"/>
+            <v:rect id="shape_0" ID="Фігура 1" path="m0,0l-2147483645,0l-2147483645,-2147483646l0,-2147483646xe" fillcolor="white" stroked="t" o:allowincell="f" style="position:absolute;margin-left:424.85pt;margin-top:-15.75pt;width:33.95pt;height:33.95pt;mso-wrap-style:none;v-text-anchor:middle">
+              <v:fill o:detectmouseclick="t" type="solid" color2="black"/>
               <v:stroke color="#3465a4" joinstyle="round" endcap="flat"/>
               <w10:wrap type="none"/>
             </v:rect>
@@ -19355,13 +19347,13 @@
       <w:sz w:val="28"/>
     </w:rPr>
   </w:style>
-  <w:style w:type="character" w:styleId="Style18">
-    <w:name w:val="Посилання покажчика"/>
+  <w:style w:type="character" w:styleId="user">
+    <w:name w:val="Посилання покажчика (user)"/>
     <w:qFormat/>
     <w:rPr/>
   </w:style>
-  <w:style w:type="character" w:styleId="user">
-    <w:name w:val="Посилання покажчика (user)"/>
+  <w:style w:type="character" w:styleId="Style18">
+    <w:name w:val="Посилання покажчика"/>
     <w:qFormat/>
     <w:rPr/>
   </w:style>
@@ -19463,15 +19455,15 @@
       <w:szCs w:val="16"/>
     </w:rPr>
   </w:style>
-  <w:style w:type="paragraph" w:styleId="Style21">
-    <w:name w:val="Верхній і нижній колонтитули"/>
+  <w:style w:type="paragraph" w:styleId="user3">
+    <w:name w:val="Верхній і нижній колонтитули (user)"/>
     <w:basedOn w:val="Normal"/>
     <w:qFormat/>
     <w:pPr/>
     <w:rPr/>
   </w:style>
-  <w:style w:type="paragraph" w:styleId="user3">
-    <w:name w:val="Верхній і нижній колонтитули (user)"/>
+  <w:style w:type="paragraph" w:styleId="Style21">
+    <w:name w:val="Верхній і нижній колонтитули"/>
     <w:basedOn w:val="Normal"/>
     <w:qFormat/>
     <w:pPr/>
@@ -20040,8 +20032,8 @@
       <w:lang w:val="ru-RU" w:eastAsia="ru-RU" w:bidi="ar-SA"/>
     </w:rPr>
   </w:style>
-  <w:style w:type="paragraph" w:styleId="Style28">
-    <w:name w:val="Вміст таблиці"/>
+  <w:style w:type="paragraph" w:styleId="user4">
+    <w:name w:val="Вміст таблиці (user)"/>
     <w:basedOn w:val="Normal"/>
     <w:qFormat/>
     <w:pPr>

--- a/41BZ Bezpeka ta zahyst program/K/KNT-122_Onyshchenko_Variant-19_PZ.docx
+++ b/41BZ Bezpeka ta zahyst program/K/KNT-122_Onyshchenko_Variant-19_PZ.docx
@@ -17602,7 +17602,7 @@
     </w:r>
     <w:r>
       <w:rPr/>
-      <w:t>44</w:t>
+      <w:t>12</w:t>
     </w:r>
     <w:r>
       <w:rPr/>

--- a/41BZ Bezpeka ta zahyst program/K/KNT-122_Onyshchenko_Variant-19_PZ.docx
+++ b/41BZ Bezpeka ta zahyst program/K/KNT-122_Onyshchenko_Variant-19_PZ.docx
@@ -468,9 +468,9 @@
         </w:rPr>
       </w:pPr>
       <w:bookmarkStart w:id="0" w:name="__RefHeading___Toc2365_792400555"/>
-      <w:bookmarkStart w:id="1" w:name="_Зміст000064"/>
+      <w:bookmarkStart w:id="1" w:name="_Зміст000002"/>
       <w:bookmarkStart w:id="2" w:name="_Зміст000028"/>
-      <w:bookmarkStart w:id="3" w:name="_Зміст000002"/>
+      <w:bookmarkStart w:id="3" w:name="_Зміст000064"/>
       <w:bookmarkEnd w:id="0"/>
       <w:r>
         <w:rPr>
@@ -1453,13 +1453,13 @@
         </w:rPr>
       </w:pPr>
       <w:bookmarkStart w:id="4" w:name="__RefHeading___Toc2367_792400555"/>
-      <w:bookmarkStart w:id="5" w:name="_Toc196826519"/>
-      <w:bookmarkStart w:id="6" w:name="_Toc27554778"/>
-      <w:bookmarkStart w:id="7" w:name="_Зміст000066"/>
+      <w:bookmarkStart w:id="5" w:name="_Toc533520909"/>
+      <w:bookmarkStart w:id="6" w:name="_Зміст000003"/>
+      <w:bookmarkStart w:id="7" w:name="_Зміст000029"/>
       <w:bookmarkStart w:id="8" w:name="_Toc12274"/>
-      <w:bookmarkStart w:id="9" w:name="_Зміст000029"/>
-      <w:bookmarkStart w:id="10" w:name="_Зміст000003"/>
-      <w:bookmarkStart w:id="11" w:name="_Toc533520909"/>
+      <w:bookmarkStart w:id="9" w:name="_Зміст000066"/>
+      <w:bookmarkStart w:id="10" w:name="_Toc27554778"/>
+      <w:bookmarkStart w:id="11" w:name="_Toc196826519"/>
       <w:bookmarkEnd w:id="4"/>
       <w:r>
         <w:rPr>
@@ -1507,6 +1507,14 @@
           <w:szCs w:val="28"/>
           <w:lang w:val="uk-UA"/>
         </w:rPr>
+        <w:t xml:space="preserve"> стор., 10</w:t>
+      </w:r>
+      <w:r>
+        <w:rPr>
+          <w:rFonts w:eastAsia="Times New Roman" w:cs="Times New Roman"/>
+          <w:szCs w:val="28"/>
+          <w:lang w:val="en-US"/>
+        </w:rPr>
         <w:t xml:space="preserve"> </w:t>
       </w:r>
       <w:r>
@@ -1515,20 +1523,28 @@
           <w:szCs w:val="28"/>
           <w:lang w:val="uk-UA"/>
         </w:rPr>
-        <w:t>стор.</w:t>
+        <w:t>рис., 4</w:t>
       </w:r>
       <w:r>
         <w:rPr>
           <w:rFonts w:eastAsia="Times New Roman" w:cs="Times New Roman"/>
           <w:szCs w:val="28"/>
-          <w:lang w:val="uk-UA"/>
-        </w:rPr>
-        <w:t>, 10</w:t>
+          <w:lang w:val="en-US"/>
+        </w:rPr>
+        <w:t xml:space="preserve"> т</w:t>
       </w:r>
       <w:r>
         <w:rPr>
           <w:rFonts w:eastAsia="Times New Roman" w:cs="Times New Roman"/>
           <w:szCs w:val="28"/>
+          <w:lang w:val="uk-UA"/>
+        </w:rPr>
+        <w:t>абл., 4</w:t>
+      </w:r>
+      <w:r>
+        <w:rPr>
+          <w:rFonts w:eastAsia="Times New Roman" w:cs="Times New Roman"/>
+          <w:szCs w:val="28"/>
           <w:lang w:val="en-US"/>
         </w:rPr>
         <w:t xml:space="preserve"> </w:t>
@@ -1539,87 +1555,7 @@
           <w:szCs w:val="28"/>
           <w:lang w:val="uk-UA"/>
         </w:rPr>
-        <w:t>рис.</w:t>
-      </w:r>
-      <w:r>
-        <w:rPr>
-          <w:rFonts w:eastAsia="Times New Roman" w:cs="Times New Roman"/>
-          <w:szCs w:val="28"/>
-          <w:lang w:val="uk-UA"/>
-        </w:rPr>
-        <w:t>, 4</w:t>
-      </w:r>
-      <w:r>
-        <w:rPr>
-          <w:rFonts w:eastAsia="Times New Roman" w:cs="Times New Roman"/>
-          <w:szCs w:val="28"/>
-          <w:lang w:val="en-US"/>
-        </w:rPr>
-        <w:t xml:space="preserve"> </w:t>
-      </w:r>
-      <w:r>
-        <w:rPr>
-          <w:rFonts w:eastAsia="Times New Roman" w:cs="Times New Roman"/>
-          <w:szCs w:val="28"/>
-          <w:lang w:val="en-US"/>
-        </w:rPr>
-        <w:t>т</w:t>
-      </w:r>
-      <w:r>
-        <w:rPr>
-          <w:rFonts w:eastAsia="Times New Roman" w:cs="Times New Roman"/>
-          <w:szCs w:val="28"/>
-          <w:lang w:val="uk-UA"/>
-        </w:rPr>
-        <w:t>абл.</w:t>
-      </w:r>
-      <w:r>
-        <w:rPr>
-          <w:rFonts w:eastAsia="Times New Roman" w:cs="Times New Roman"/>
-          <w:szCs w:val="28"/>
-          <w:lang w:val="uk-UA"/>
-        </w:rPr>
-        <w:t>, 4</w:t>
-      </w:r>
-      <w:r>
-        <w:rPr>
-          <w:rFonts w:eastAsia="Times New Roman" w:cs="Times New Roman"/>
-          <w:szCs w:val="28"/>
-          <w:lang w:val="en-US"/>
-        </w:rPr>
-        <w:t xml:space="preserve"> </w:t>
-      </w:r>
-      <w:r>
-        <w:rPr>
-          <w:rFonts w:eastAsia="Times New Roman" w:cs="Times New Roman"/>
-          <w:szCs w:val="28"/>
-          <w:lang w:val="uk-UA"/>
-        </w:rPr>
-        <w:t>додатк.</w:t>
-      </w:r>
-      <w:r>
-        <w:rPr>
-          <w:rFonts w:eastAsia="Times New Roman" w:cs="Times New Roman"/>
-          <w:szCs w:val="28"/>
-          <w:lang w:val="uk-UA"/>
-        </w:rPr>
-        <w:t xml:space="preserve">, 5 </w:t>
-      </w:r>
-      <w:r>
-        <w:rPr>
-          <w:rFonts w:eastAsia="Times New Roman" w:cs="Times New Roman"/>
-          <w:szCs w:val="28"/>
-          <w:lang w:val="uk-UA"/>
-        </w:rPr>
-        <w:t>джерел</w:t>
-      </w:r>
-      <w:r>
-        <w:rPr>
-          <w:rFonts w:eastAsia="Times New Roman" w:cs="Times New Roman"/>
-          <w:szCs w:val="28"/>
-          <w:lang w:val="uk-UA"/>
-        </w:rPr>
-        <w:t>.</w:t>
+        <w:t>додатк., 5 джерел.</w:t>
       </w:r>
     </w:p>
     <w:p>
@@ -1890,11 +1826,11 @@
         </w:rPr>
       </w:pPr>
       <w:bookmarkStart w:id="12" w:name="__RefHeading___Toc2369_792400555"/>
-      <w:bookmarkStart w:id="13" w:name="_Зміст000030"/>
-      <w:bookmarkStart w:id="14" w:name="_Зміст000067"/>
+      <w:bookmarkStart w:id="13" w:name="_Toc196826520"/>
+      <w:bookmarkStart w:id="14" w:name="_Toc1235"/>
       <w:bookmarkStart w:id="15" w:name="_Зміст000004"/>
-      <w:bookmarkStart w:id="16" w:name="_Toc1235"/>
-      <w:bookmarkStart w:id="17" w:name="_Toc196826520"/>
+      <w:bookmarkStart w:id="16" w:name="_Зміст000067"/>
+      <w:bookmarkStart w:id="17" w:name="_Зміст000030"/>
       <w:bookmarkEnd w:id="12"/>
       <w:r>
         <w:rPr>
@@ -1931,21 +1867,21 @@
           </w:r>
           <w:r>
             <w:rPr>
-              <w:rStyle w:val="Style18"/>
+              <w:rStyle w:val="user"/>
               <w:vanish w:val="false"/>
             </w:rPr>
             <w:instrText xml:space="preserve"> TOC \z \o "1-9" \h</w:instrText>
           </w:r>
           <w:r>
             <w:rPr>
-              <w:rStyle w:val="Style18"/>
+              <w:rStyle w:val="user"/>
               <w:vanish w:val="false"/>
             </w:rPr>
             <w:fldChar w:fldCharType="separate"/>
           </w:r>
           <w:r>
             <w:rPr>
-              <w:rStyle w:val="Style18"/>
+              <w:rStyle w:val="user"/>
               <w:vanish w:val="false"/>
             </w:rPr>
             <w:t>КУРСОВИЙ ПРОЄКТ</w:t>
@@ -3124,14 +3060,14 @@
         </w:rPr>
       </w:pPr>
       <w:bookmarkStart w:id="18" w:name="__RefHeading___Toc2371_792400555"/>
-      <w:bookmarkStart w:id="19" w:name="_Toc29924"/>
-      <w:bookmarkStart w:id="20" w:name="_Toc27554779"/>
-      <w:bookmarkStart w:id="21" w:name="_Зміст000068"/>
-      <w:bookmarkStart w:id="22" w:name="_Toc196826521"/>
-      <w:bookmarkStart w:id="23" w:name="_Зміст000065"/>
-      <w:bookmarkStart w:id="24" w:name="_Зміст000005"/>
-      <w:bookmarkStart w:id="25" w:name="_Зміст000031"/>
-      <w:bookmarkStart w:id="26" w:name="_Toc533520912"/>
+      <w:bookmarkStart w:id="19" w:name="_Toc533520912"/>
+      <w:bookmarkStart w:id="20" w:name="_Зміст000031"/>
+      <w:bookmarkStart w:id="21" w:name="_Зміст000005"/>
+      <w:bookmarkStart w:id="22" w:name="_Зміст000065"/>
+      <w:bookmarkStart w:id="23" w:name="_Toc196826521"/>
+      <w:bookmarkStart w:id="24" w:name="_Зміст000068"/>
+      <w:bookmarkStart w:id="25" w:name="_Toc27554779"/>
+      <w:bookmarkStart w:id="26" w:name="_Toc29924"/>
       <w:bookmarkEnd w:id="18"/>
       <w:r>
         <w:rPr>
@@ -3315,13 +3251,13 @@
         </w:rPr>
       </w:pPr>
       <w:bookmarkStart w:id="27" w:name="__RefHeading___Toc2373_792400555"/>
-      <w:bookmarkStart w:id="28" w:name="_Toc196826522"/>
-      <w:bookmarkStart w:id="29" w:name="_Зміст000006"/>
-      <w:bookmarkStart w:id="30" w:name="_Toc27554780"/>
+      <w:bookmarkStart w:id="28" w:name="_Toc31110"/>
+      <w:bookmarkStart w:id="29" w:name="_Зміст000032"/>
+      <w:bookmarkStart w:id="30" w:name="_Toc533520911"/>
       <w:bookmarkStart w:id="31" w:name="_Зміст000069"/>
-      <w:bookmarkStart w:id="32" w:name="_Toc533520911"/>
-      <w:bookmarkStart w:id="33" w:name="_Зміст000032"/>
-      <w:bookmarkStart w:id="34" w:name="_Toc31110"/>
+      <w:bookmarkStart w:id="32" w:name="_Toc27554780"/>
+      <w:bookmarkStart w:id="33" w:name="_Зміст000006"/>
+      <w:bookmarkStart w:id="34" w:name="_Toc196826522"/>
       <w:bookmarkEnd w:id="27"/>
       <w:r>
         <w:rPr>
@@ -3509,11 +3445,11 @@
         </w:rPr>
       </w:pPr>
       <w:bookmarkStart w:id="35" w:name="__RefHeading___Toc2375_792400555"/>
-      <w:bookmarkStart w:id="36" w:name="_Toc533520913"/>
-      <w:bookmarkStart w:id="37" w:name="_Зміст000070"/>
+      <w:bookmarkStart w:id="36" w:name="_Toc196826523"/>
+      <w:bookmarkStart w:id="37" w:name="_Toc27554781"/>
       <w:bookmarkStart w:id="38" w:name="_Toc19024"/>
-      <w:bookmarkStart w:id="39" w:name="_Toc27554781"/>
-      <w:bookmarkStart w:id="40" w:name="_Toc196826523"/>
+      <w:bookmarkStart w:id="39" w:name="_Зміст000070"/>
+      <w:bookmarkStart w:id="40" w:name="_Toc533520913"/>
       <w:bookmarkEnd w:id="35"/>
       <w:r>
         <w:rPr>
@@ -4035,9 +3971,9 @@
         </w:rPr>
       </w:pPr>
       <w:bookmarkStart w:id="41" w:name="__RefHeading___Toc2377_792400555"/>
-      <w:bookmarkStart w:id="42" w:name="_Toc196826524"/>
+      <w:bookmarkStart w:id="42" w:name="_Зміст000071"/>
       <w:bookmarkStart w:id="43" w:name="_Toc25684"/>
-      <w:bookmarkStart w:id="44" w:name="_Зміст000071"/>
+      <w:bookmarkStart w:id="44" w:name="_Toc196826524"/>
       <w:bookmarkStart w:id="45" w:name="_Toc27554782"/>
       <w:bookmarkEnd w:id="41"/>
       <w:r>
@@ -4126,13 +4062,13 @@
         </w:rPr>
       </w:pPr>
       <w:bookmarkStart w:id="46" w:name="__RefHeading___Toc2379_792400555"/>
-      <w:bookmarkStart w:id="47" w:name="_Зміст000007"/>
-      <w:bookmarkStart w:id="48" w:name="_Toc14290"/>
+      <w:bookmarkStart w:id="47" w:name="_Зміст000072"/>
+      <w:bookmarkStart w:id="48" w:name="_Toc196826525"/>
       <w:bookmarkStart w:id="49" w:name="_Зміст000033"/>
-      <w:bookmarkStart w:id="50" w:name="_Toc196826525"/>
-      <w:bookmarkStart w:id="51" w:name="_Зміст000072"/>
-      <w:bookmarkStart w:id="52" w:name="_Toc27554783"/>
-      <w:bookmarkStart w:id="53" w:name="_Toc533520914"/>
+      <w:bookmarkStart w:id="50" w:name="_Toc14290"/>
+      <w:bookmarkStart w:id="51" w:name="_Зміст000007"/>
+      <w:bookmarkStart w:id="52" w:name="_Toc533520914"/>
+      <w:bookmarkStart w:id="53" w:name="_Toc27554783"/>
       <w:bookmarkEnd w:id="46"/>
       <w:r>
         <w:rPr>
@@ -4165,10 +4101,10 @@
       </w:pPr>
       <w:bookmarkStart w:id="54" w:name="__RefHeading___Toc2381_792400555"/>
       <w:bookmarkStart w:id="55" w:name="_Toc17577"/>
-      <w:bookmarkStart w:id="56" w:name="_Зміст000008"/>
-      <w:bookmarkStart w:id="57" w:name="_Toc196826526"/>
-      <w:bookmarkStart w:id="58" w:name="_Зміст000034"/>
-      <w:bookmarkStart w:id="59" w:name="_Зміст000073"/>
+      <w:bookmarkStart w:id="56" w:name="_Зміст000073"/>
+      <w:bookmarkStart w:id="57" w:name="_Зміст000034"/>
+      <w:bookmarkStart w:id="58" w:name="_Toc196826526"/>
+      <w:bookmarkStart w:id="59" w:name="_Зміст000008"/>
       <w:bookmarkEnd w:id="54"/>
       <w:r>
         <w:rPr>
@@ -4441,10 +4377,10 @@
       </w:pPr>
       <w:bookmarkStart w:id="60" w:name="__RefHeading___Toc2383_792400555"/>
       <w:bookmarkStart w:id="61" w:name="_Toc1121"/>
-      <w:bookmarkStart w:id="62" w:name="_Зміст000035"/>
-      <w:bookmarkStart w:id="63" w:name="_Зміст000009"/>
-      <w:bookmarkStart w:id="64" w:name="_Зміст000074"/>
-      <w:bookmarkStart w:id="65" w:name="_Toc196826527"/>
+      <w:bookmarkStart w:id="62" w:name="_Toc196826527"/>
+      <w:bookmarkStart w:id="63" w:name="_Зміст000074"/>
+      <w:bookmarkStart w:id="64" w:name="_Зміст000009"/>
+      <w:bookmarkStart w:id="65" w:name="_Зміст000035"/>
       <w:bookmarkEnd w:id="60"/>
       <w:r>
         <w:rPr>
@@ -4828,11 +4764,11 @@
         </w:rPr>
       </w:pPr>
       <w:bookmarkStart w:id="66" w:name="__RefHeading___Toc2385_792400555"/>
-      <w:bookmarkStart w:id="67" w:name="_Toc196826529"/>
-      <w:bookmarkStart w:id="68" w:name="_Зміст000011"/>
+      <w:bookmarkStart w:id="67" w:name="_Toc24053"/>
+      <w:bookmarkStart w:id="68" w:name="_Зміст000037"/>
       <w:bookmarkStart w:id="69" w:name="_Зміст000076"/>
-      <w:bookmarkStart w:id="70" w:name="_Зміст000037"/>
-      <w:bookmarkStart w:id="71" w:name="_Toc24053"/>
+      <w:bookmarkStart w:id="70" w:name="_Зміст000011"/>
+      <w:bookmarkStart w:id="71" w:name="_Toc196826529"/>
       <w:bookmarkEnd w:id="66"/>
       <w:r>
         <w:rPr>
@@ -5473,9 +5409,9 @@
         </w:rPr>
       </w:pPr>
       <w:bookmarkStart w:id="72" w:name="__RefHeading___Toc2387_792400555"/>
-      <w:bookmarkStart w:id="73" w:name="_Зміст000077"/>
+      <w:bookmarkStart w:id="73" w:name="_Toc25781"/>
       <w:bookmarkStart w:id="74" w:name="_Toc196826530"/>
-      <w:bookmarkStart w:id="75" w:name="_Toc25781"/>
+      <w:bookmarkStart w:id="75" w:name="_Зміст000077"/>
       <w:bookmarkEnd w:id="72"/>
       <w:r>
         <w:rPr>
@@ -5554,9 +5490,9 @@
         </w:rPr>
       </w:pPr>
       <w:bookmarkStart w:id="76" w:name="__RefHeading___Toc2389_792400555"/>
-      <w:bookmarkStart w:id="77" w:name="_Toc15598"/>
+      <w:bookmarkStart w:id="77" w:name="_Зміст000078"/>
       <w:bookmarkStart w:id="78" w:name="_Toc196826531"/>
-      <w:bookmarkStart w:id="79" w:name="_Зміст000078"/>
+      <w:bookmarkStart w:id="79" w:name="_Toc15598"/>
       <w:bookmarkEnd w:id="76"/>
       <w:r>
         <w:rPr>
@@ -5650,12 +5586,12 @@
         </w:rPr>
       </w:pPr>
       <w:bookmarkStart w:id="80" w:name="__RefHeading___Toc2391_792400555"/>
-      <w:bookmarkStart w:id="81" w:name="_Зміст000063"/>
-      <w:bookmarkStart w:id="82" w:name="_Зміст000079"/>
-      <w:bookmarkStart w:id="83" w:name="_Toc14854"/>
-      <w:bookmarkStart w:id="84" w:name="_Toc196826532"/>
-      <w:bookmarkStart w:id="85" w:name="_Зміст000038"/>
-      <w:bookmarkStart w:id="86" w:name="_Зміст000012"/>
+      <w:bookmarkStart w:id="81" w:name="_Зміст000012"/>
+      <w:bookmarkStart w:id="82" w:name="_Зміст000038"/>
+      <w:bookmarkStart w:id="83" w:name="_Toc196826532"/>
+      <w:bookmarkStart w:id="84" w:name="_Toc14854"/>
+      <w:bookmarkStart w:id="85" w:name="_Зміст000079"/>
+      <w:bookmarkStart w:id="86" w:name="_Зміст000063"/>
       <w:bookmarkEnd w:id="80"/>
       <w:r>
         <w:rPr>
@@ -5680,9 +5616,9 @@
         </w:rPr>
       </w:pPr>
       <w:bookmarkStart w:id="87" w:name="__RefHeading___Toc2393_792400555"/>
-      <w:bookmarkStart w:id="88" w:name="_Toc196826533"/>
+      <w:bookmarkStart w:id="88" w:name="_Зміст000080"/>
       <w:bookmarkStart w:id="89" w:name="_Toc4063"/>
-      <w:bookmarkStart w:id="90" w:name="_Зміст000080"/>
+      <w:bookmarkStart w:id="90" w:name="_Toc196826533"/>
       <w:bookmarkEnd w:id="87"/>
       <w:r>
         <w:rPr>
@@ -5984,11 +5920,11 @@
         </w:rPr>
       </w:pPr>
       <w:bookmarkStart w:id="91" w:name="__RefHeading___Toc2395_792400555"/>
-      <w:bookmarkStart w:id="92" w:name="_Зміст000081"/>
-      <w:bookmarkStart w:id="93" w:name="_Toc196826534"/>
+      <w:bookmarkStart w:id="92" w:name="_Toc19360"/>
+      <w:bookmarkStart w:id="93" w:name="_Зміст000013"/>
       <w:bookmarkStart w:id="94" w:name="_Зміст000039"/>
-      <w:bookmarkStart w:id="95" w:name="_Зміст000013"/>
-      <w:bookmarkStart w:id="96" w:name="_Toc19360"/>
+      <w:bookmarkStart w:id="95" w:name="_Toc196826534"/>
+      <w:bookmarkStart w:id="96" w:name="_Зміст000081"/>
       <w:bookmarkEnd w:id="91"/>
       <w:r>
         <w:rPr>
@@ -6257,7 +6193,7 @@
           </w:tcPr>
           <w:p>
             <w:pPr>
-              <w:pStyle w:val="user4"/>
+              <w:pStyle w:val="Style28"/>
               <w:spacing w:lineRule="auto" w:line="240" w:before="0" w:after="0"/>
               <w:rPr>
                 <w:rFonts w:ascii="Times New Roman" w:hAnsi="Times New Roman"/>
@@ -6292,7 +6228,7 @@
           </w:tcPr>
           <w:p>
             <w:pPr>
-              <w:pStyle w:val="user4"/>
+              <w:pStyle w:val="Style28"/>
               <w:spacing w:lineRule="auto" w:line="240" w:before="0" w:after="0"/>
               <w:rPr>
                 <w:rFonts w:ascii="Times New Roman" w:hAnsi="Times New Roman"/>
@@ -6327,7 +6263,7 @@
           </w:tcPr>
           <w:p>
             <w:pPr>
-              <w:pStyle w:val="user4"/>
+              <w:pStyle w:val="Style28"/>
               <w:spacing w:lineRule="auto" w:line="240" w:before="0" w:after="0"/>
               <w:rPr>
                 <w:rFonts w:ascii="Times New Roman" w:hAnsi="Times New Roman"/>
@@ -6363,7 +6299,7 @@
           </w:tcPr>
           <w:p>
             <w:pPr>
-              <w:pStyle w:val="user4"/>
+              <w:pStyle w:val="Style28"/>
               <w:spacing w:lineRule="auto" w:line="240" w:before="0" w:after="0"/>
               <w:rPr>
                 <w:rFonts w:ascii="Times New Roman" w:hAnsi="Times New Roman"/>
@@ -6400,7 +6336,7 @@
           </w:tcPr>
           <w:p>
             <w:pPr>
-              <w:pStyle w:val="user4"/>
+              <w:pStyle w:val="Style28"/>
               <w:spacing w:lineRule="auto" w:line="240" w:before="0" w:after="0"/>
               <w:rPr>
                 <w:rFonts w:ascii="Times New Roman" w:hAnsi="Times New Roman"/>
@@ -6430,7 +6366,7 @@
           </w:tcPr>
           <w:p>
             <w:pPr>
-              <w:pStyle w:val="user4"/>
+              <w:pStyle w:val="Style28"/>
               <w:spacing w:lineRule="auto" w:line="240" w:before="0" w:after="0"/>
               <w:rPr>
                 <w:rFonts w:ascii="Times New Roman" w:hAnsi="Times New Roman"/>
@@ -6460,7 +6396,7 @@
           </w:tcPr>
           <w:p>
             <w:pPr>
-              <w:pStyle w:val="user4"/>
+              <w:pStyle w:val="Style28"/>
               <w:spacing w:lineRule="auto" w:line="240" w:before="0" w:after="0"/>
               <w:rPr>
                 <w:rFonts w:ascii="Times New Roman" w:hAnsi="Times New Roman"/>
@@ -6491,7 +6427,7 @@
           </w:tcPr>
           <w:p>
             <w:pPr>
-              <w:pStyle w:val="user4"/>
+              <w:pStyle w:val="Style28"/>
               <w:spacing w:lineRule="auto" w:line="240" w:before="0" w:after="0"/>
               <w:rPr>
                 <w:rFonts w:ascii="Times New Roman" w:hAnsi="Times New Roman"/>
@@ -6524,7 +6460,7 @@
           </w:tcPr>
           <w:p>
             <w:pPr>
-              <w:pStyle w:val="user4"/>
+              <w:pStyle w:val="Style28"/>
               <w:spacing w:lineRule="auto" w:line="240" w:before="0" w:after="0"/>
               <w:rPr>
                 <w:rFonts w:ascii="Times New Roman" w:hAnsi="Times New Roman"/>
@@ -6554,7 +6490,7 @@
           </w:tcPr>
           <w:p>
             <w:pPr>
-              <w:pStyle w:val="user4"/>
+              <w:pStyle w:val="Style28"/>
               <w:spacing w:lineRule="auto" w:line="240" w:before="0" w:after="0"/>
               <w:rPr>
                 <w:rFonts w:ascii="Times New Roman" w:hAnsi="Times New Roman"/>
@@ -6584,7 +6520,7 @@
           </w:tcPr>
           <w:p>
             <w:pPr>
-              <w:pStyle w:val="user4"/>
+              <w:pStyle w:val="Style28"/>
               <w:spacing w:lineRule="auto" w:line="240" w:before="0" w:after="0"/>
               <w:rPr>
                 <w:rFonts w:ascii="Times New Roman" w:hAnsi="Times New Roman"/>
@@ -6615,7 +6551,7 @@
           </w:tcPr>
           <w:p>
             <w:pPr>
-              <w:pStyle w:val="user4"/>
+              <w:pStyle w:val="Style28"/>
               <w:spacing w:lineRule="auto" w:line="240" w:before="0" w:after="0"/>
               <w:rPr>
                 <w:rFonts w:ascii="Times New Roman" w:hAnsi="Times New Roman"/>
@@ -6648,7 +6584,7 @@
           </w:tcPr>
           <w:p>
             <w:pPr>
-              <w:pStyle w:val="user4"/>
+              <w:pStyle w:val="Style28"/>
               <w:spacing w:lineRule="auto" w:line="240" w:before="0" w:after="0"/>
               <w:rPr>
                 <w:rFonts w:ascii="Times New Roman" w:hAnsi="Times New Roman"/>
@@ -6678,7 +6614,7 @@
           </w:tcPr>
           <w:p>
             <w:pPr>
-              <w:pStyle w:val="user4"/>
+              <w:pStyle w:val="Style28"/>
               <w:spacing w:lineRule="auto" w:line="240" w:before="0" w:after="0"/>
               <w:rPr>
                 <w:rFonts w:ascii="Times New Roman" w:hAnsi="Times New Roman"/>
@@ -6708,7 +6644,7 @@
           </w:tcPr>
           <w:p>
             <w:pPr>
-              <w:pStyle w:val="user4"/>
+              <w:pStyle w:val="Style28"/>
               <w:spacing w:lineRule="auto" w:line="240" w:before="0" w:after="0"/>
               <w:rPr>
                 <w:rFonts w:ascii="Times New Roman" w:hAnsi="Times New Roman"/>
@@ -6739,7 +6675,7 @@
           </w:tcPr>
           <w:p>
             <w:pPr>
-              <w:pStyle w:val="user4"/>
+              <w:pStyle w:val="Style28"/>
               <w:spacing w:lineRule="auto" w:line="240" w:before="0" w:after="0"/>
               <w:rPr>
                 <w:rFonts w:ascii="Times New Roman" w:hAnsi="Times New Roman"/>
@@ -7068,7 +7004,7 @@
           </w:tcPr>
           <w:p>
             <w:pPr>
-              <w:pStyle w:val="user4"/>
+              <w:pStyle w:val="Style28"/>
               <w:spacing w:lineRule="auto" w:line="240" w:before="0" w:after="0"/>
               <w:rPr>
                 <w:rFonts w:ascii="Times New Roman" w:hAnsi="Times New Roman"/>
@@ -7103,7 +7039,7 @@
           </w:tcPr>
           <w:p>
             <w:pPr>
-              <w:pStyle w:val="user4"/>
+              <w:pStyle w:val="Style28"/>
               <w:spacing w:lineRule="auto" w:line="240" w:before="0" w:after="0"/>
               <w:rPr>
                 <w:rFonts w:ascii="Times New Roman" w:hAnsi="Times New Roman"/>
@@ -7139,7 +7075,7 @@
           </w:tcPr>
           <w:p>
             <w:pPr>
-              <w:pStyle w:val="user4"/>
+              <w:pStyle w:val="Style28"/>
               <w:spacing w:lineRule="auto" w:line="240" w:before="0" w:after="0"/>
               <w:rPr>
                 <w:rFonts w:ascii="Times New Roman" w:hAnsi="Times New Roman"/>
@@ -7176,7 +7112,7 @@
           </w:tcPr>
           <w:p>
             <w:pPr>
-              <w:pStyle w:val="user4"/>
+              <w:pStyle w:val="Style28"/>
               <w:spacing w:lineRule="auto" w:line="240" w:before="0" w:after="0"/>
               <w:rPr>
                 <w:rFonts w:ascii="Times New Roman" w:hAnsi="Times New Roman"/>
@@ -7206,7 +7142,7 @@
           </w:tcPr>
           <w:p>
             <w:pPr>
-              <w:pStyle w:val="user4"/>
+              <w:pStyle w:val="Style28"/>
               <w:spacing w:lineRule="auto" w:line="240" w:before="0" w:after="0"/>
               <w:rPr>
                 <w:rFonts w:ascii="Times New Roman" w:hAnsi="Times New Roman"/>
@@ -7237,7 +7173,7 @@
           </w:tcPr>
           <w:p>
             <w:pPr>
-              <w:pStyle w:val="user4"/>
+              <w:pStyle w:val="Style28"/>
               <w:spacing w:lineRule="auto" w:line="240" w:before="0" w:after="0"/>
               <w:rPr>
                 <w:rFonts w:ascii="Times New Roman" w:hAnsi="Times New Roman"/>
@@ -7270,7 +7206,7 @@
           </w:tcPr>
           <w:p>
             <w:pPr>
-              <w:pStyle w:val="user4"/>
+              <w:pStyle w:val="Style28"/>
               <w:spacing w:lineRule="auto" w:line="240" w:before="0" w:after="0"/>
               <w:rPr>
                 <w:rFonts w:ascii="Times New Roman" w:hAnsi="Times New Roman"/>
@@ -7300,7 +7236,7 @@
           </w:tcPr>
           <w:p>
             <w:pPr>
-              <w:pStyle w:val="user4"/>
+              <w:pStyle w:val="Style28"/>
               <w:spacing w:lineRule="auto" w:line="240" w:before="0" w:after="0"/>
               <w:rPr>
                 <w:rFonts w:ascii="Times New Roman" w:hAnsi="Times New Roman"/>
@@ -7331,7 +7267,7 @@
           </w:tcPr>
           <w:p>
             <w:pPr>
-              <w:pStyle w:val="user4"/>
+              <w:pStyle w:val="Style28"/>
               <w:spacing w:lineRule="auto" w:line="240" w:before="0" w:after="0"/>
               <w:rPr>
                 <w:rFonts w:ascii="Times New Roman" w:hAnsi="Times New Roman"/>
@@ -7364,7 +7300,7 @@
           </w:tcPr>
           <w:p>
             <w:pPr>
-              <w:pStyle w:val="user4"/>
+              <w:pStyle w:val="Style28"/>
               <w:spacing w:lineRule="auto" w:line="240" w:before="0" w:after="0"/>
               <w:rPr>
                 <w:rFonts w:ascii="Times New Roman" w:hAnsi="Times New Roman"/>
@@ -7394,7 +7330,7 @@
           </w:tcPr>
           <w:p>
             <w:pPr>
-              <w:pStyle w:val="user4"/>
+              <w:pStyle w:val="Style28"/>
               <w:spacing w:lineRule="auto" w:line="240" w:before="0" w:after="0"/>
               <w:rPr>
                 <w:rFonts w:ascii="Times New Roman" w:hAnsi="Times New Roman"/>
@@ -7425,7 +7361,7 @@
           </w:tcPr>
           <w:p>
             <w:pPr>
-              <w:pStyle w:val="user4"/>
+              <w:pStyle w:val="Style28"/>
               <w:spacing w:lineRule="auto" w:line="240" w:before="0" w:after="0"/>
               <w:rPr>
                 <w:rFonts w:ascii="Times New Roman" w:hAnsi="Times New Roman"/>
@@ -7486,11 +7422,11 @@
         </w:rPr>
       </w:pPr>
       <w:bookmarkStart w:id="98" w:name="__RefHeading___Toc2397_792400555"/>
-      <w:bookmarkStart w:id="99" w:name="_Зміст000082"/>
-      <w:bookmarkStart w:id="100" w:name="_Зміст000040"/>
+      <w:bookmarkStart w:id="99" w:name="_Toc196826535"/>
+      <w:bookmarkStart w:id="100" w:name="_Зміст000014"/>
       <w:bookmarkStart w:id="101" w:name="_Toc12907"/>
-      <w:bookmarkStart w:id="102" w:name="_Зміст000014"/>
-      <w:bookmarkStart w:id="103" w:name="_Toc196826535"/>
+      <w:bookmarkStart w:id="102" w:name="_Зміст000040"/>
+      <w:bookmarkStart w:id="103" w:name="_Зміст000082"/>
       <w:bookmarkEnd w:id="98"/>
       <w:r>
         <w:rPr>
@@ -8149,9 +8085,9 @@
         </w:rPr>
       </w:pPr>
       <w:bookmarkStart w:id="104" w:name="__RefHeading___Toc2399_792400555"/>
-      <w:bookmarkStart w:id="105" w:name="_Toc196826537"/>
+      <w:bookmarkStart w:id="105" w:name="_Toc31252"/>
       <w:bookmarkStart w:id="106" w:name="_Зміст000084"/>
-      <w:bookmarkStart w:id="107" w:name="_Toc31252"/>
+      <w:bookmarkStart w:id="107" w:name="_Toc196826537"/>
       <w:bookmarkEnd w:id="104"/>
       <w:r>
         <w:rPr>
@@ -8437,9 +8373,9 @@
         </w:rPr>
       </w:pPr>
       <w:bookmarkStart w:id="109" w:name="__RefHeading___Toc2401_792400555"/>
-      <w:bookmarkStart w:id="110" w:name="_Зміст000085"/>
+      <w:bookmarkStart w:id="110" w:name="_Toc4204"/>
       <w:bookmarkStart w:id="111" w:name="_Toc196826538"/>
-      <w:bookmarkStart w:id="112" w:name="_Toc4204"/>
+      <w:bookmarkStart w:id="112" w:name="_Зміст000085"/>
       <w:bookmarkEnd w:id="109"/>
       <w:r>
         <w:rPr>
@@ -8642,9 +8578,9 @@
         </w:rPr>
       </w:pPr>
       <w:bookmarkStart w:id="113" w:name="__RefHeading___Toc2403_792400555"/>
-      <w:bookmarkStart w:id="114" w:name="_Зміст000086"/>
+      <w:bookmarkStart w:id="114" w:name="_Toc8474"/>
       <w:bookmarkStart w:id="115" w:name="_Toc196826539"/>
-      <w:bookmarkStart w:id="116" w:name="_Toc8474"/>
+      <w:bookmarkStart w:id="116" w:name="_Зміст000086"/>
       <w:bookmarkEnd w:id="113"/>
       <w:r>
         <w:rPr>
@@ -8755,9 +8691,9 @@
         </w:rPr>
       </w:pPr>
       <w:bookmarkStart w:id="117" w:name="__RefHeading___Toc2405_792400555"/>
-      <w:bookmarkStart w:id="118" w:name="_Зміст000042"/>
+      <w:bookmarkStart w:id="118" w:name="_Toc24797"/>
       <w:bookmarkStart w:id="119" w:name="_Зміст000087"/>
-      <w:bookmarkStart w:id="120" w:name="_Toc24797"/>
+      <w:bookmarkStart w:id="120" w:name="_Зміст000042"/>
       <w:bookmarkEnd w:id="117"/>
       <w:r>
         <w:rPr>
@@ -8777,9 +8713,9 @@
         </w:rPr>
       </w:pPr>
       <w:bookmarkStart w:id="121" w:name="__RefHeading___Toc2407_792400555"/>
-      <w:bookmarkStart w:id="122" w:name="_Зміст000088"/>
+      <w:bookmarkStart w:id="122" w:name="_Toc17760"/>
       <w:bookmarkStart w:id="123" w:name="_Зміст000043"/>
-      <w:bookmarkStart w:id="124" w:name="_Toc17760"/>
+      <w:bookmarkStart w:id="124" w:name="_Зміст000088"/>
       <w:bookmarkEnd w:id="121"/>
       <w:r>
         <w:rPr>
@@ -9226,9 +9162,9 @@
         </w:rPr>
       </w:pPr>
       <w:bookmarkStart w:id="126" w:name="__RefHeading___Toc2411_792400555"/>
-      <w:bookmarkStart w:id="127" w:name="_Toc21967"/>
+      <w:bookmarkStart w:id="127" w:name="_Зміст000095"/>
       <w:bookmarkStart w:id="128" w:name="_Зміст000050"/>
-      <w:bookmarkStart w:id="129" w:name="_Зміст000095"/>
+      <w:bookmarkStart w:id="129" w:name="_Toc21967"/>
       <w:bookmarkEnd w:id="126"/>
       <w:r>
         <w:rPr>
@@ -10251,11 +10187,11 @@
         </w:rPr>
       </w:pPr>
       <w:bookmarkStart w:id="145" w:name="__RefHeading___Toc2443_792400555"/>
-      <w:bookmarkStart w:id="146" w:name="_Зміст000107"/>
-      <w:bookmarkStart w:id="147" w:name="_Toc23555"/>
+      <w:bookmarkStart w:id="146" w:name="_Toc196826540"/>
+      <w:bookmarkStart w:id="147" w:name="_Зміст000016"/>
       <w:bookmarkStart w:id="148" w:name="_Зміст000051"/>
-      <w:bookmarkStart w:id="149" w:name="_Зміст000016"/>
-      <w:bookmarkStart w:id="150" w:name="_Toc196826540"/>
+      <w:bookmarkStart w:id="149" w:name="_Toc23555"/>
+      <w:bookmarkStart w:id="150" w:name="_Зміст000107"/>
       <w:bookmarkEnd w:id="145"/>
       <w:r>
         <w:rPr>
@@ -10680,11 +10616,11 @@
         </w:rPr>
       </w:pPr>
       <w:bookmarkStart w:id="151" w:name="__RefHeading___Toc2445_792400555"/>
-      <w:bookmarkStart w:id="152" w:name="_Toc196826541"/>
-      <w:bookmarkStart w:id="153" w:name="_Зміст000017"/>
+      <w:bookmarkStart w:id="152" w:name="_Зміст000108"/>
+      <w:bookmarkStart w:id="153" w:name="_Зміст000052"/>
       <w:bookmarkStart w:id="154" w:name="_Toc19423"/>
-      <w:bookmarkStart w:id="155" w:name="_Зміст000052"/>
-      <w:bookmarkStart w:id="156" w:name="_Зміст000108"/>
+      <w:bookmarkStart w:id="155" w:name="_Зміст000017"/>
+      <w:bookmarkStart w:id="156" w:name="_Toc196826541"/>
       <w:bookmarkEnd w:id="151"/>
       <w:r>
         <w:rPr>
@@ -10730,11 +10666,11 @@
         </w:rPr>
       </w:pPr>
       <w:bookmarkStart w:id="157" w:name="__RefHeading___Toc2447_792400555"/>
-      <w:bookmarkStart w:id="158" w:name="_Зміст000053"/>
-      <w:bookmarkStart w:id="159" w:name="_Зміст000018"/>
+      <w:bookmarkStart w:id="158" w:name="_Toc196826542"/>
+      <w:bookmarkStart w:id="159" w:name="_Toc23903"/>
       <w:bookmarkStart w:id="160" w:name="_Зміст000109"/>
-      <w:bookmarkStart w:id="161" w:name="_Toc23903"/>
-      <w:bookmarkStart w:id="162" w:name="_Toc196826542"/>
+      <w:bookmarkStart w:id="161" w:name="_Зміст000018"/>
+      <w:bookmarkStart w:id="162" w:name="_Зміст000053"/>
       <w:bookmarkEnd w:id="157"/>
       <w:r>
         <w:rPr>
@@ -10757,11 +10693,11 @@
         </w:rPr>
       </w:pPr>
       <w:bookmarkStart w:id="163" w:name="__RefHeading___Toc2449_792400555"/>
-      <w:bookmarkStart w:id="164" w:name="_Зміст000110"/>
-      <w:bookmarkStart w:id="165" w:name="_Toc196826543"/>
+      <w:bookmarkStart w:id="164" w:name="_Зміст000019"/>
+      <w:bookmarkStart w:id="165" w:name="_Toc10522"/>
       <w:bookmarkStart w:id="166" w:name="_Зміст000054"/>
-      <w:bookmarkStart w:id="167" w:name="_Toc10522"/>
-      <w:bookmarkStart w:id="168" w:name="_Зміст000019"/>
+      <w:bookmarkStart w:id="167" w:name="_Toc196826543"/>
+      <w:bookmarkStart w:id="168" w:name="_Зміст000110"/>
       <w:bookmarkEnd w:id="163"/>
       <w:r>
         <w:rPr>
@@ -10831,11 +10767,11 @@
         </w:rPr>
       </w:pPr>
       <w:bookmarkStart w:id="169" w:name="__RefHeading___Toc2451_792400555"/>
-      <w:bookmarkStart w:id="170" w:name="_Toc6891"/>
-      <w:bookmarkStart w:id="171" w:name="_Toc196826544"/>
+      <w:bookmarkStart w:id="170" w:name="_Зміст000111"/>
+      <w:bookmarkStart w:id="171" w:name="_Зміст000055"/>
       <w:bookmarkStart w:id="172" w:name="_Зміст000020"/>
-      <w:bookmarkStart w:id="173" w:name="_Зміст000055"/>
-      <w:bookmarkStart w:id="174" w:name="_Зміст000111"/>
+      <w:bookmarkStart w:id="173" w:name="_Toc196826544"/>
+      <w:bookmarkStart w:id="174" w:name="_Toc6891"/>
       <w:bookmarkEnd w:id="169"/>
       <w:r>
         <w:rPr>
@@ -10920,9 +10856,9 @@
         </w:rPr>
       </w:pPr>
       <w:bookmarkStart w:id="175" w:name="__RefHeading___Toc2453_792400555"/>
-      <w:bookmarkStart w:id="176" w:name="_Зміст000112"/>
+      <w:bookmarkStart w:id="176" w:name="_Toc1373"/>
       <w:bookmarkStart w:id="177" w:name="_Toc196826545"/>
-      <w:bookmarkStart w:id="178" w:name="_Toc1373"/>
+      <w:bookmarkStart w:id="178" w:name="_Зміст000112"/>
       <w:bookmarkEnd w:id="175"/>
       <w:r>
         <w:rPr>
@@ -10988,9 +10924,9 @@
         </w:rPr>
       </w:pPr>
       <w:bookmarkStart w:id="179" w:name="__RefHeading___Toc2455_792400555"/>
-      <w:bookmarkStart w:id="180" w:name="_Toc196826546"/>
+      <w:bookmarkStart w:id="180" w:name="_Toc2435"/>
       <w:bookmarkStart w:id="181" w:name="_Зміст000113"/>
-      <w:bookmarkStart w:id="182" w:name="_Toc2435"/>
+      <w:bookmarkStart w:id="182" w:name="_Toc196826546"/>
       <w:bookmarkEnd w:id="179"/>
       <w:r>
         <w:rPr>
@@ -11073,11 +11009,11 @@
         </w:rPr>
       </w:pPr>
       <w:bookmarkStart w:id="183" w:name="__RefHeading___Toc2457_792400555"/>
-      <w:bookmarkStart w:id="184" w:name="_Зміст000021"/>
-      <w:bookmarkStart w:id="185" w:name="_Зміст000114"/>
+      <w:bookmarkStart w:id="184" w:name="_Toc196826547"/>
+      <w:bookmarkStart w:id="185" w:name="_Toc26896"/>
       <w:bookmarkStart w:id="186" w:name="_Зміст000056"/>
-      <w:bookmarkStart w:id="187" w:name="_Toc26896"/>
-      <w:bookmarkStart w:id="188" w:name="_Toc196826547"/>
+      <w:bookmarkStart w:id="187" w:name="_Зміст000114"/>
+      <w:bookmarkStart w:id="188" w:name="_Зміст000021"/>
       <w:bookmarkEnd w:id="183"/>
       <w:r>
         <w:rPr>
@@ -11188,11 +11124,11 @@
         </w:rPr>
       </w:pPr>
       <w:bookmarkStart w:id="189" w:name="__RefHeading___Toc2459_792400555"/>
-      <w:bookmarkStart w:id="190" w:name="_Toc8988"/>
-      <w:bookmarkStart w:id="191" w:name="_Зміст000022"/>
+      <w:bookmarkStart w:id="190" w:name="_Зміст000115"/>
+      <w:bookmarkStart w:id="191" w:name="_Toc196826548"/>
       <w:bookmarkStart w:id="192" w:name="_Зміст000057"/>
-      <w:bookmarkStart w:id="193" w:name="_Toc196826548"/>
-      <w:bookmarkStart w:id="194" w:name="_Зміст000115"/>
+      <w:bookmarkStart w:id="193" w:name="_Зміст000022"/>
+      <w:bookmarkStart w:id="194" w:name="_Toc8988"/>
       <w:bookmarkEnd w:id="189"/>
       <w:r>
         <w:rPr>
@@ -11325,11 +11261,11 @@
         </w:rPr>
       </w:pPr>
       <w:bookmarkStart w:id="195" w:name="__RefHeading___Toc2461_792400555"/>
-      <w:bookmarkStart w:id="196" w:name="_Зміст000023"/>
-      <w:bookmarkStart w:id="197" w:name="_Toc196826549"/>
+      <w:bookmarkStart w:id="196" w:name="_Зміст000116"/>
+      <w:bookmarkStart w:id="197" w:name="_Зміст000058"/>
       <w:bookmarkStart w:id="198" w:name="_Toc21715"/>
-      <w:bookmarkStart w:id="199" w:name="_Зміст000058"/>
-      <w:bookmarkStart w:id="200" w:name="_Зміст000116"/>
+      <w:bookmarkStart w:id="199" w:name="_Toc196826549"/>
+      <w:bookmarkStart w:id="200" w:name="_Зміст000023"/>
       <w:bookmarkEnd w:id="195"/>
       <w:r>
         <w:rPr>
@@ -11415,11 +11351,11 @@
         </w:rPr>
       </w:pPr>
       <w:bookmarkStart w:id="201" w:name="__RefHeading___Toc2463_792400555"/>
-      <w:bookmarkStart w:id="202" w:name="_Зміст000117"/>
-      <w:bookmarkStart w:id="203" w:name="_Зміст000024"/>
+      <w:bookmarkStart w:id="202" w:name="_Toc196826550"/>
+      <w:bookmarkStart w:id="203" w:name="_Зміст000059"/>
       <w:bookmarkStart w:id="204" w:name="_Toc8780"/>
-      <w:bookmarkStart w:id="205" w:name="_Зміст000059"/>
-      <w:bookmarkStart w:id="206" w:name="_Toc196826550"/>
+      <w:bookmarkStart w:id="205" w:name="_Зміст000024"/>
+      <w:bookmarkStart w:id="206" w:name="_Зміст000117"/>
       <w:bookmarkEnd w:id="201"/>
       <w:r>
         <w:rPr>
@@ -11855,9 +11791,9 @@
         </w:rPr>
       </w:pPr>
       <w:bookmarkStart w:id="208" w:name="__RefHeading___Toc2465_792400555"/>
-      <w:bookmarkStart w:id="209" w:name="_Toc196826551"/>
+      <w:bookmarkStart w:id="209" w:name="_Зміст000118"/>
       <w:bookmarkStart w:id="210" w:name="_Toc19314"/>
-      <w:bookmarkStart w:id="211" w:name="_Зміст000118"/>
+      <w:bookmarkStart w:id="211" w:name="_Toc196826551"/>
       <w:bookmarkEnd w:id="208"/>
       <w:r>
         <w:rPr>
@@ -12012,9 +11948,9 @@
         </w:rPr>
       </w:pPr>
       <w:bookmarkStart w:id="212" w:name="__RefHeading___Toc2467_792400555"/>
-      <w:bookmarkStart w:id="213" w:name="_Зміст000119"/>
+      <w:bookmarkStart w:id="213" w:name="_Toc196826552"/>
       <w:bookmarkStart w:id="214" w:name="_Toc12028"/>
-      <w:bookmarkStart w:id="215" w:name="_Toc196826552"/>
+      <w:bookmarkStart w:id="215" w:name="_Зміст000119"/>
       <w:bookmarkEnd w:id="212"/>
       <w:r>
         <w:rPr>
@@ -12035,11 +11971,11 @@
         </w:rPr>
       </w:pPr>
       <w:bookmarkStart w:id="216" w:name="__RefHeading___Toc2469_792400555"/>
-      <w:bookmarkStart w:id="217" w:name="_Toc27737"/>
-      <w:bookmarkStart w:id="218" w:name="_Toc196826553"/>
+      <w:bookmarkStart w:id="217" w:name="_Зміст000025"/>
+      <w:bookmarkStart w:id="218" w:name="_Зміст000060"/>
       <w:bookmarkStart w:id="219" w:name="_Зміст000120"/>
-      <w:bookmarkStart w:id="220" w:name="_Зміст000060"/>
-      <w:bookmarkStart w:id="221" w:name="_Зміст000025"/>
+      <w:bookmarkStart w:id="220" w:name="_Toc196826553"/>
+      <w:bookmarkStart w:id="221" w:name="_Toc27737"/>
       <w:bookmarkEnd w:id="216"/>
       <w:r>
         <w:rPr>
@@ -12187,11 +12123,11 @@
         </w:rPr>
       </w:pPr>
       <w:bookmarkStart w:id="222" w:name="__RefHeading___Toc2471_792400555"/>
-      <w:bookmarkStart w:id="223" w:name="_Зміст000061"/>
+      <w:bookmarkStart w:id="223" w:name="_Зміст000026"/>
       <w:bookmarkStart w:id="224" w:name="_Зміст000121"/>
-      <w:bookmarkStart w:id="225" w:name="_Зміст000026"/>
-      <w:bookmarkStart w:id="226" w:name="_Toc11650"/>
-      <w:bookmarkStart w:id="227" w:name="_Toc196826554"/>
+      <w:bookmarkStart w:id="225" w:name="_Зміст000061"/>
+      <w:bookmarkStart w:id="226" w:name="_Toc196826554"/>
+      <w:bookmarkStart w:id="227" w:name="_Toc11650"/>
       <w:bookmarkEnd w:id="222"/>
       <w:r>
         <w:rPr>
@@ -12367,11 +12303,11 @@
         </w:rPr>
       </w:pPr>
       <w:bookmarkStart w:id="228" w:name="__RefHeading___Toc2473_792400555"/>
-      <w:bookmarkStart w:id="229" w:name="_Toc196826555"/>
-      <w:bookmarkStart w:id="230" w:name="_Зміст000027"/>
+      <w:bookmarkStart w:id="229" w:name="_Toc10935"/>
+      <w:bookmarkStart w:id="230" w:name="_Зміст000062"/>
       <w:bookmarkStart w:id="231" w:name="_Зміст000122"/>
-      <w:bookmarkStart w:id="232" w:name="_Зміст000062"/>
-      <w:bookmarkStart w:id="233" w:name="_Toc10935"/>
+      <w:bookmarkStart w:id="232" w:name="_Зміст000027"/>
+      <w:bookmarkStart w:id="233" w:name="_Toc196826555"/>
       <w:bookmarkEnd w:id="228"/>
       <w:r>
         <w:rPr>
@@ -12704,8 +12640,8 @@
         </w:rPr>
       </w:pPr>
       <w:bookmarkStart w:id="234" w:name="__RefHeading___Toc2475_792400555"/>
-      <w:bookmarkStart w:id="235" w:name="_Зміст000127"/>
-      <w:bookmarkStart w:id="236" w:name="_Toc11195"/>
+      <w:bookmarkStart w:id="235" w:name="_Toc11195"/>
+      <w:bookmarkStart w:id="236" w:name="_Зміст000127"/>
       <w:bookmarkEnd w:id="234"/>
       <w:r>
         <w:rPr>
@@ -17602,7 +17538,7 @@
     </w:r>
     <w:r>
       <w:rPr/>
-      <w:t>12</w:t>
+      <w:t>14</w:t>
     </w:r>
     <w:r>
       <w:rPr/>
@@ -19347,13 +19283,13 @@
       <w:sz w:val="28"/>
     </w:rPr>
   </w:style>
-  <w:style w:type="character" w:styleId="user">
-    <w:name w:val="Посилання покажчика (user)"/>
+  <w:style w:type="character" w:styleId="Style18">
+    <w:name w:val="Посилання покажчика"/>
     <w:qFormat/>
     <w:rPr/>
   </w:style>
-  <w:style w:type="character" w:styleId="Style18">
-    <w:name w:val="Посилання покажчика"/>
+  <w:style w:type="character" w:styleId="user">
+    <w:name w:val="Посилання покажчика (user)"/>
     <w:qFormat/>
     <w:rPr/>
   </w:style>
@@ -19455,15 +19391,15 @@
       <w:szCs w:val="16"/>
     </w:rPr>
   </w:style>
-  <w:style w:type="paragraph" w:styleId="user3">
-    <w:name w:val="Верхній і нижній колонтитули (user)"/>
+  <w:style w:type="paragraph" w:styleId="Style21">
+    <w:name w:val="Верхній і нижній колонтитули"/>
     <w:basedOn w:val="Normal"/>
     <w:qFormat/>
     <w:pPr/>
     <w:rPr/>
   </w:style>
-  <w:style w:type="paragraph" w:styleId="Style21">
-    <w:name w:val="Верхній і нижній колонтитули"/>
+  <w:style w:type="paragraph" w:styleId="user3">
+    <w:name w:val="Верхній і нижній колонтитули (user)"/>
     <w:basedOn w:val="Normal"/>
     <w:qFormat/>
     <w:pPr/>
@@ -20032,8 +19968,8 @@
       <w:lang w:val="ru-RU" w:eastAsia="ru-RU" w:bidi="ar-SA"/>
     </w:rPr>
   </w:style>
-  <w:style w:type="paragraph" w:styleId="user4">
-    <w:name w:val="Вміст таблиці (user)"/>
+  <w:style w:type="paragraph" w:styleId="Style28">
+    <w:name w:val="Вміст таблиці"/>
     <w:basedOn w:val="Normal"/>
     <w:qFormat/>
     <w:pPr>

--- a/41BZ Bezpeka ta zahyst program/K/KNT-122_Onyshchenko_Variant-19_PZ.docx
+++ b/41BZ Bezpeka ta zahyst program/K/KNT-122_Onyshchenko_Variant-19_PZ.docx
@@ -5761,21 +5761,6 @@
           <w:rFonts w:eastAsia="Times New Roman" w:cs="Times New Roman"/>
           <w:lang w:val="uk-UA"/>
         </w:rPr>
-      </w:r>
-    </w:p>
-    <w:p>
-      <w:pPr>
-        <w:pStyle w:val="Common"/>
-        <w:rPr>
-          <w:rFonts w:eastAsia="Times New Roman" w:cs="Times New Roman"/>
-          <w:lang w:val="uk-UA"/>
-        </w:rPr>
-      </w:pPr>
-      <w:r>
-        <w:rPr>
-          <w:rFonts w:eastAsia="Times New Roman" w:cs="Times New Roman"/>
-          <w:lang w:val="uk-UA"/>
-        </w:rPr>
         <w:t>- широка підтримка спільноти;</w:t>
       </w:r>
     </w:p>
@@ -5793,21 +5778,6 @@
           <w:lang w:val="uk-UA"/>
         </w:rPr>
         <w:t>- маршрутизація на основі папок.</w:t>
-      </w:r>
-    </w:p>
-    <w:p>
-      <w:pPr>
-        <w:pStyle w:val="Common"/>
-        <w:rPr>
-          <w:rFonts w:eastAsia="Times New Roman" w:cs="Times New Roman"/>
-          <w:lang w:val="uk-UA"/>
-        </w:rPr>
-      </w:pPr>
-      <w:r>
-        <w:rPr>
-          <w:rFonts w:eastAsia="Times New Roman" w:cs="Times New Roman"/>
-          <w:lang w:val="uk-UA"/>
-        </w:rPr>
       </w:r>
     </w:p>
     <w:p>
@@ -17470,7 +17440,7 @@
       <mc:AlternateContent>
         <mc:Choice Requires="wps">
           <w:drawing>
-            <wp:anchor behindDoc="1" distT="635" distB="635" distL="635" distR="635" simplePos="0" locked="0" layoutInCell="1" allowOverlap="1" relativeHeight="62">
+            <wp:anchor behindDoc="1" distT="635" distB="635" distL="635" distR="635" simplePos="0" locked="0" layoutInCell="1" allowOverlap="1" relativeHeight="44">
               <wp:simplePos x="0" y="0"/>
               <wp:positionH relativeFrom="column">
                 <wp:posOffset>5395595</wp:posOffset>
@@ -17538,7 +17508,7 @@
     </w:r>
     <w:r>
       <w:rPr/>
-      <w:t>14</w:t>
+      <w:t>44</w:t>
     </w:r>
     <w:r>
       <w:rPr/>

--- a/41BZ Bezpeka ta zahyst program/K/KNT-122_Onyshchenko_Variant-19_PZ.docx
+++ b/41BZ Bezpeka ta zahyst program/K/KNT-122_Onyshchenko_Variant-19_PZ.docx
@@ -468,9 +468,9 @@
         </w:rPr>
       </w:pPr>
       <w:bookmarkStart w:id="0" w:name="__RefHeading___Toc2365_792400555"/>
-      <w:bookmarkStart w:id="1" w:name="_Зміст000002"/>
+      <w:bookmarkStart w:id="1" w:name="_Зміст000064"/>
       <w:bookmarkStart w:id="2" w:name="_Зміст000028"/>
-      <w:bookmarkStart w:id="3" w:name="_Зміст000064"/>
+      <w:bookmarkStart w:id="3" w:name="_Зміст000002"/>
       <w:bookmarkEnd w:id="0"/>
       <w:r>
         <w:rPr>
@@ -1453,13 +1453,13 @@
         </w:rPr>
       </w:pPr>
       <w:bookmarkStart w:id="4" w:name="__RefHeading___Toc2367_792400555"/>
-      <w:bookmarkStart w:id="5" w:name="_Toc533520909"/>
-      <w:bookmarkStart w:id="6" w:name="_Зміст000003"/>
-      <w:bookmarkStart w:id="7" w:name="_Зміст000029"/>
+      <w:bookmarkStart w:id="5" w:name="_Toc196826519"/>
+      <w:bookmarkStart w:id="6" w:name="_Toc27554778"/>
+      <w:bookmarkStart w:id="7" w:name="_Зміст000066"/>
       <w:bookmarkStart w:id="8" w:name="_Toc12274"/>
-      <w:bookmarkStart w:id="9" w:name="_Зміст000066"/>
-      <w:bookmarkStart w:id="10" w:name="_Toc27554778"/>
-      <w:bookmarkStart w:id="11" w:name="_Toc196826519"/>
+      <w:bookmarkStart w:id="9" w:name="_Зміст000029"/>
+      <w:bookmarkStart w:id="10" w:name="_Зміст000003"/>
+      <w:bookmarkStart w:id="11" w:name="_Toc533520909"/>
       <w:bookmarkEnd w:id="4"/>
       <w:r>
         <w:rPr>
@@ -1654,6 +1654,14 @@
         </w:rPr>
         <w:t xml:space="preserve">Предмет </w:t>
       </w:r>
+      <w:r>
+        <w:rPr>
+          <w:rFonts w:eastAsia="Times New Roman" w:cs="Times New Roman"/>
+          <w:szCs w:val="28"/>
+          <w:lang w:val="uk-UA"/>
+        </w:rPr>
+        <w:t>дослідження — шифрування алгоритмом Віженера.</w:t>
+      </w:r>
     </w:p>
     <w:p>
       <w:pPr>
@@ -1826,11 +1834,11 @@
         </w:rPr>
       </w:pPr>
       <w:bookmarkStart w:id="12" w:name="__RefHeading___Toc2369_792400555"/>
-      <w:bookmarkStart w:id="13" w:name="_Toc196826520"/>
-      <w:bookmarkStart w:id="14" w:name="_Toc1235"/>
+      <w:bookmarkStart w:id="13" w:name="_Зміст000030"/>
+      <w:bookmarkStart w:id="14" w:name="_Зміст000067"/>
       <w:bookmarkStart w:id="15" w:name="_Зміст000004"/>
-      <w:bookmarkStart w:id="16" w:name="_Зміст000067"/>
-      <w:bookmarkStart w:id="17" w:name="_Зміст000030"/>
+      <w:bookmarkStart w:id="16" w:name="_Toc1235"/>
+      <w:bookmarkStart w:id="17" w:name="_Toc196826520"/>
       <w:bookmarkEnd w:id="12"/>
       <w:r>
         <w:rPr>
@@ -1867,21 +1875,21 @@
           </w:r>
           <w:r>
             <w:rPr>
-              <w:rStyle w:val="user"/>
+              <w:rStyle w:val="Style18"/>
               <w:vanish w:val="false"/>
             </w:rPr>
             <w:instrText xml:space="preserve"> TOC \z \o "1-9" \h</w:instrText>
           </w:r>
           <w:r>
             <w:rPr>
-              <w:rStyle w:val="user"/>
+              <w:rStyle w:val="Style18"/>
               <w:vanish w:val="false"/>
             </w:rPr>
             <w:fldChar w:fldCharType="separate"/>
           </w:r>
           <w:r>
             <w:rPr>
-              <w:rStyle w:val="user"/>
+              <w:rStyle w:val="Style18"/>
               <w:vanish w:val="false"/>
             </w:rPr>
             <w:t>КУРСОВИЙ ПРОЄКТ</w:t>
@@ -3060,14 +3068,14 @@
         </w:rPr>
       </w:pPr>
       <w:bookmarkStart w:id="18" w:name="__RefHeading___Toc2371_792400555"/>
-      <w:bookmarkStart w:id="19" w:name="_Toc533520912"/>
-      <w:bookmarkStart w:id="20" w:name="_Зміст000031"/>
-      <w:bookmarkStart w:id="21" w:name="_Зміст000005"/>
-      <w:bookmarkStart w:id="22" w:name="_Зміст000065"/>
-      <w:bookmarkStart w:id="23" w:name="_Toc196826521"/>
-      <w:bookmarkStart w:id="24" w:name="_Зміст000068"/>
-      <w:bookmarkStart w:id="25" w:name="_Toc27554779"/>
-      <w:bookmarkStart w:id="26" w:name="_Toc29924"/>
+      <w:bookmarkStart w:id="19" w:name="_Toc29924"/>
+      <w:bookmarkStart w:id="20" w:name="_Toc27554779"/>
+      <w:bookmarkStart w:id="21" w:name="_Зміст000068"/>
+      <w:bookmarkStart w:id="22" w:name="_Toc196826521"/>
+      <w:bookmarkStart w:id="23" w:name="_Зміст000065"/>
+      <w:bookmarkStart w:id="24" w:name="_Зміст000005"/>
+      <w:bookmarkStart w:id="25" w:name="_Зміст000031"/>
+      <w:bookmarkStart w:id="26" w:name="_Toc533520912"/>
       <w:bookmarkEnd w:id="18"/>
       <w:r>
         <w:rPr>
@@ -3251,13 +3259,13 @@
         </w:rPr>
       </w:pPr>
       <w:bookmarkStart w:id="27" w:name="__RefHeading___Toc2373_792400555"/>
-      <w:bookmarkStart w:id="28" w:name="_Toc31110"/>
-      <w:bookmarkStart w:id="29" w:name="_Зміст000032"/>
-      <w:bookmarkStart w:id="30" w:name="_Toc533520911"/>
+      <w:bookmarkStart w:id="28" w:name="_Toc196826522"/>
+      <w:bookmarkStart w:id="29" w:name="_Зміст000006"/>
+      <w:bookmarkStart w:id="30" w:name="_Toc27554780"/>
       <w:bookmarkStart w:id="31" w:name="_Зміст000069"/>
-      <w:bookmarkStart w:id="32" w:name="_Toc27554780"/>
-      <w:bookmarkStart w:id="33" w:name="_Зміст000006"/>
-      <w:bookmarkStart w:id="34" w:name="_Toc196826522"/>
+      <w:bookmarkStart w:id="32" w:name="_Toc533520911"/>
+      <w:bookmarkStart w:id="33" w:name="_Зміст000032"/>
+      <w:bookmarkStart w:id="34" w:name="_Toc31110"/>
       <w:bookmarkEnd w:id="27"/>
       <w:r>
         <w:rPr>
@@ -3445,11 +3453,11 @@
         </w:rPr>
       </w:pPr>
       <w:bookmarkStart w:id="35" w:name="__RefHeading___Toc2375_792400555"/>
-      <w:bookmarkStart w:id="36" w:name="_Toc196826523"/>
-      <w:bookmarkStart w:id="37" w:name="_Toc27554781"/>
+      <w:bookmarkStart w:id="36" w:name="_Toc533520913"/>
+      <w:bookmarkStart w:id="37" w:name="_Зміст000070"/>
       <w:bookmarkStart w:id="38" w:name="_Toc19024"/>
-      <w:bookmarkStart w:id="39" w:name="_Зміст000070"/>
-      <w:bookmarkStart w:id="40" w:name="_Toc533520913"/>
+      <w:bookmarkStart w:id="39" w:name="_Toc27554781"/>
+      <w:bookmarkStart w:id="40" w:name="_Toc196826523"/>
       <w:bookmarkEnd w:id="35"/>
       <w:r>
         <w:rPr>
@@ -3971,9 +3979,9 @@
         </w:rPr>
       </w:pPr>
       <w:bookmarkStart w:id="41" w:name="__RefHeading___Toc2377_792400555"/>
-      <w:bookmarkStart w:id="42" w:name="_Зміст000071"/>
+      <w:bookmarkStart w:id="42" w:name="_Toc196826524"/>
       <w:bookmarkStart w:id="43" w:name="_Toc25684"/>
-      <w:bookmarkStart w:id="44" w:name="_Toc196826524"/>
+      <w:bookmarkStart w:id="44" w:name="_Зміст000071"/>
       <w:bookmarkStart w:id="45" w:name="_Toc27554782"/>
       <w:bookmarkEnd w:id="41"/>
       <w:r>
@@ -4062,13 +4070,13 @@
         </w:rPr>
       </w:pPr>
       <w:bookmarkStart w:id="46" w:name="__RefHeading___Toc2379_792400555"/>
-      <w:bookmarkStart w:id="47" w:name="_Зміст000072"/>
-      <w:bookmarkStart w:id="48" w:name="_Toc196826525"/>
+      <w:bookmarkStart w:id="47" w:name="_Зміст000007"/>
+      <w:bookmarkStart w:id="48" w:name="_Toc14290"/>
       <w:bookmarkStart w:id="49" w:name="_Зміст000033"/>
-      <w:bookmarkStart w:id="50" w:name="_Toc14290"/>
-      <w:bookmarkStart w:id="51" w:name="_Зміст000007"/>
-      <w:bookmarkStart w:id="52" w:name="_Toc533520914"/>
-      <w:bookmarkStart w:id="53" w:name="_Toc27554783"/>
+      <w:bookmarkStart w:id="50" w:name="_Toc196826525"/>
+      <w:bookmarkStart w:id="51" w:name="_Зміст000072"/>
+      <w:bookmarkStart w:id="52" w:name="_Toc27554783"/>
+      <w:bookmarkStart w:id="53" w:name="_Toc533520914"/>
       <w:bookmarkEnd w:id="46"/>
       <w:r>
         <w:rPr>
@@ -4101,10 +4109,10 @@
       </w:pPr>
       <w:bookmarkStart w:id="54" w:name="__RefHeading___Toc2381_792400555"/>
       <w:bookmarkStart w:id="55" w:name="_Toc17577"/>
-      <w:bookmarkStart w:id="56" w:name="_Зміст000073"/>
-      <w:bookmarkStart w:id="57" w:name="_Зміст000034"/>
-      <w:bookmarkStart w:id="58" w:name="_Toc196826526"/>
-      <w:bookmarkStart w:id="59" w:name="_Зміст000008"/>
+      <w:bookmarkStart w:id="56" w:name="_Зміст000008"/>
+      <w:bookmarkStart w:id="57" w:name="_Toc196826526"/>
+      <w:bookmarkStart w:id="58" w:name="_Зміст000034"/>
+      <w:bookmarkStart w:id="59" w:name="_Зміст000073"/>
       <w:bookmarkEnd w:id="54"/>
       <w:r>
         <w:rPr>
@@ -4377,10 +4385,10 @@
       </w:pPr>
       <w:bookmarkStart w:id="60" w:name="__RefHeading___Toc2383_792400555"/>
       <w:bookmarkStart w:id="61" w:name="_Toc1121"/>
-      <w:bookmarkStart w:id="62" w:name="_Toc196826527"/>
-      <w:bookmarkStart w:id="63" w:name="_Зміст000074"/>
-      <w:bookmarkStart w:id="64" w:name="_Зміст000009"/>
-      <w:bookmarkStart w:id="65" w:name="_Зміст000035"/>
+      <w:bookmarkStart w:id="62" w:name="_Зміст000035"/>
+      <w:bookmarkStart w:id="63" w:name="_Зміст000009"/>
+      <w:bookmarkStart w:id="64" w:name="_Зміст000074"/>
+      <w:bookmarkStart w:id="65" w:name="_Toc196826527"/>
       <w:bookmarkEnd w:id="60"/>
       <w:r>
         <w:rPr>
@@ -4764,11 +4772,11 @@
         </w:rPr>
       </w:pPr>
       <w:bookmarkStart w:id="66" w:name="__RefHeading___Toc2385_792400555"/>
-      <w:bookmarkStart w:id="67" w:name="_Toc24053"/>
-      <w:bookmarkStart w:id="68" w:name="_Зміст000037"/>
+      <w:bookmarkStart w:id="67" w:name="_Toc196826529"/>
+      <w:bookmarkStart w:id="68" w:name="_Зміст000011"/>
       <w:bookmarkStart w:id="69" w:name="_Зміст000076"/>
-      <w:bookmarkStart w:id="70" w:name="_Зміст000011"/>
-      <w:bookmarkStart w:id="71" w:name="_Toc196826529"/>
+      <w:bookmarkStart w:id="70" w:name="_Зміст000037"/>
+      <w:bookmarkStart w:id="71" w:name="_Toc24053"/>
       <w:bookmarkEnd w:id="66"/>
       <w:r>
         <w:rPr>
@@ -5409,9 +5417,9 @@
         </w:rPr>
       </w:pPr>
       <w:bookmarkStart w:id="72" w:name="__RefHeading___Toc2387_792400555"/>
-      <w:bookmarkStart w:id="73" w:name="_Toc25781"/>
+      <w:bookmarkStart w:id="73" w:name="_Зміст000077"/>
       <w:bookmarkStart w:id="74" w:name="_Toc196826530"/>
-      <w:bookmarkStart w:id="75" w:name="_Зміст000077"/>
+      <w:bookmarkStart w:id="75" w:name="_Toc25781"/>
       <w:bookmarkEnd w:id="72"/>
       <w:r>
         <w:rPr>
@@ -5490,9 +5498,9 @@
         </w:rPr>
       </w:pPr>
       <w:bookmarkStart w:id="76" w:name="__RefHeading___Toc2389_792400555"/>
-      <w:bookmarkStart w:id="77" w:name="_Зміст000078"/>
+      <w:bookmarkStart w:id="77" w:name="_Toc15598"/>
       <w:bookmarkStart w:id="78" w:name="_Toc196826531"/>
-      <w:bookmarkStart w:id="79" w:name="_Toc15598"/>
+      <w:bookmarkStart w:id="79" w:name="_Зміст000078"/>
       <w:bookmarkEnd w:id="76"/>
       <w:r>
         <w:rPr>
@@ -5586,12 +5594,12 @@
         </w:rPr>
       </w:pPr>
       <w:bookmarkStart w:id="80" w:name="__RefHeading___Toc2391_792400555"/>
-      <w:bookmarkStart w:id="81" w:name="_Зміст000012"/>
-      <w:bookmarkStart w:id="82" w:name="_Зміст000038"/>
-      <w:bookmarkStart w:id="83" w:name="_Toc196826532"/>
-      <w:bookmarkStart w:id="84" w:name="_Toc14854"/>
-      <w:bookmarkStart w:id="85" w:name="_Зміст000079"/>
-      <w:bookmarkStart w:id="86" w:name="_Зміст000063"/>
+      <w:bookmarkStart w:id="81" w:name="_Зміст000063"/>
+      <w:bookmarkStart w:id="82" w:name="_Зміст000079"/>
+      <w:bookmarkStart w:id="83" w:name="_Toc14854"/>
+      <w:bookmarkStart w:id="84" w:name="_Toc196826532"/>
+      <w:bookmarkStart w:id="85" w:name="_Зміст000038"/>
+      <w:bookmarkStart w:id="86" w:name="_Зміст000012"/>
       <w:bookmarkEnd w:id="80"/>
       <w:r>
         <w:rPr>
@@ -5616,9 +5624,9 @@
         </w:rPr>
       </w:pPr>
       <w:bookmarkStart w:id="87" w:name="__RefHeading___Toc2393_792400555"/>
-      <w:bookmarkStart w:id="88" w:name="_Зміст000080"/>
+      <w:bookmarkStart w:id="88" w:name="_Toc196826533"/>
       <w:bookmarkStart w:id="89" w:name="_Toc4063"/>
-      <w:bookmarkStart w:id="90" w:name="_Toc196826533"/>
+      <w:bookmarkStart w:id="90" w:name="_Зміст000080"/>
       <w:bookmarkEnd w:id="87"/>
       <w:r>
         <w:rPr>
@@ -5890,11 +5898,11 @@
         </w:rPr>
       </w:pPr>
       <w:bookmarkStart w:id="91" w:name="__RefHeading___Toc2395_792400555"/>
-      <w:bookmarkStart w:id="92" w:name="_Toc19360"/>
-      <w:bookmarkStart w:id="93" w:name="_Зміст000013"/>
+      <w:bookmarkStart w:id="92" w:name="_Зміст000081"/>
+      <w:bookmarkStart w:id="93" w:name="_Toc196826534"/>
       <w:bookmarkStart w:id="94" w:name="_Зміст000039"/>
-      <w:bookmarkStart w:id="95" w:name="_Toc196826534"/>
-      <w:bookmarkStart w:id="96" w:name="_Зміст000081"/>
+      <w:bookmarkStart w:id="95" w:name="_Зміст000013"/>
+      <w:bookmarkStart w:id="96" w:name="_Toc19360"/>
       <w:bookmarkEnd w:id="91"/>
       <w:r>
         <w:rPr>
@@ -6163,7 +6171,7 @@
           </w:tcPr>
           <w:p>
             <w:pPr>
-              <w:pStyle w:val="Style28"/>
+              <w:pStyle w:val="user4"/>
               <w:spacing w:lineRule="auto" w:line="240" w:before="0" w:after="0"/>
               <w:rPr>
                 <w:rFonts w:ascii="Times New Roman" w:hAnsi="Times New Roman"/>
@@ -6198,7 +6206,7 @@
           </w:tcPr>
           <w:p>
             <w:pPr>
-              <w:pStyle w:val="Style28"/>
+              <w:pStyle w:val="user4"/>
               <w:spacing w:lineRule="auto" w:line="240" w:before="0" w:after="0"/>
               <w:rPr>
                 <w:rFonts w:ascii="Times New Roman" w:hAnsi="Times New Roman"/>
@@ -6233,7 +6241,7 @@
           </w:tcPr>
           <w:p>
             <w:pPr>
-              <w:pStyle w:val="Style28"/>
+              <w:pStyle w:val="user4"/>
               <w:spacing w:lineRule="auto" w:line="240" w:before="0" w:after="0"/>
               <w:rPr>
                 <w:rFonts w:ascii="Times New Roman" w:hAnsi="Times New Roman"/>
@@ -6269,7 +6277,7 @@
           </w:tcPr>
           <w:p>
             <w:pPr>
-              <w:pStyle w:val="Style28"/>
+              <w:pStyle w:val="user4"/>
               <w:spacing w:lineRule="auto" w:line="240" w:before="0" w:after="0"/>
               <w:rPr>
                 <w:rFonts w:ascii="Times New Roman" w:hAnsi="Times New Roman"/>
@@ -6306,7 +6314,7 @@
           </w:tcPr>
           <w:p>
             <w:pPr>
-              <w:pStyle w:val="Style28"/>
+              <w:pStyle w:val="user4"/>
               <w:spacing w:lineRule="auto" w:line="240" w:before="0" w:after="0"/>
               <w:rPr>
                 <w:rFonts w:ascii="Times New Roman" w:hAnsi="Times New Roman"/>
@@ -6336,7 +6344,7 @@
           </w:tcPr>
           <w:p>
             <w:pPr>
-              <w:pStyle w:val="Style28"/>
+              <w:pStyle w:val="user4"/>
               <w:spacing w:lineRule="auto" w:line="240" w:before="0" w:after="0"/>
               <w:rPr>
                 <w:rFonts w:ascii="Times New Roman" w:hAnsi="Times New Roman"/>
@@ -6366,7 +6374,7 @@
           </w:tcPr>
           <w:p>
             <w:pPr>
-              <w:pStyle w:val="Style28"/>
+              <w:pStyle w:val="user4"/>
               <w:spacing w:lineRule="auto" w:line="240" w:before="0" w:after="0"/>
               <w:rPr>
                 <w:rFonts w:ascii="Times New Roman" w:hAnsi="Times New Roman"/>
@@ -6397,7 +6405,7 @@
           </w:tcPr>
           <w:p>
             <w:pPr>
-              <w:pStyle w:val="Style28"/>
+              <w:pStyle w:val="user4"/>
               <w:spacing w:lineRule="auto" w:line="240" w:before="0" w:after="0"/>
               <w:rPr>
                 <w:rFonts w:ascii="Times New Roman" w:hAnsi="Times New Roman"/>
@@ -6430,7 +6438,7 @@
           </w:tcPr>
           <w:p>
             <w:pPr>
-              <w:pStyle w:val="Style28"/>
+              <w:pStyle w:val="user4"/>
               <w:spacing w:lineRule="auto" w:line="240" w:before="0" w:after="0"/>
               <w:rPr>
                 <w:rFonts w:ascii="Times New Roman" w:hAnsi="Times New Roman"/>
@@ -6460,7 +6468,7 @@
           </w:tcPr>
           <w:p>
             <w:pPr>
-              <w:pStyle w:val="Style28"/>
+              <w:pStyle w:val="user4"/>
               <w:spacing w:lineRule="auto" w:line="240" w:before="0" w:after="0"/>
               <w:rPr>
                 <w:rFonts w:ascii="Times New Roman" w:hAnsi="Times New Roman"/>
@@ -6490,7 +6498,7 @@
           </w:tcPr>
           <w:p>
             <w:pPr>
-              <w:pStyle w:val="Style28"/>
+              <w:pStyle w:val="user4"/>
               <w:spacing w:lineRule="auto" w:line="240" w:before="0" w:after="0"/>
               <w:rPr>
                 <w:rFonts w:ascii="Times New Roman" w:hAnsi="Times New Roman"/>
@@ -6521,7 +6529,7 @@
           </w:tcPr>
           <w:p>
             <w:pPr>
-              <w:pStyle w:val="Style28"/>
+              <w:pStyle w:val="user4"/>
               <w:spacing w:lineRule="auto" w:line="240" w:before="0" w:after="0"/>
               <w:rPr>
                 <w:rFonts w:ascii="Times New Roman" w:hAnsi="Times New Roman"/>
@@ -6554,7 +6562,7 @@
           </w:tcPr>
           <w:p>
             <w:pPr>
-              <w:pStyle w:val="Style28"/>
+              <w:pStyle w:val="user4"/>
               <w:spacing w:lineRule="auto" w:line="240" w:before="0" w:after="0"/>
               <w:rPr>
                 <w:rFonts w:ascii="Times New Roman" w:hAnsi="Times New Roman"/>
@@ -6584,7 +6592,7 @@
           </w:tcPr>
           <w:p>
             <w:pPr>
-              <w:pStyle w:val="Style28"/>
+              <w:pStyle w:val="user4"/>
               <w:spacing w:lineRule="auto" w:line="240" w:before="0" w:after="0"/>
               <w:rPr>
                 <w:rFonts w:ascii="Times New Roman" w:hAnsi="Times New Roman"/>
@@ -6614,7 +6622,7 @@
           </w:tcPr>
           <w:p>
             <w:pPr>
-              <w:pStyle w:val="Style28"/>
+              <w:pStyle w:val="user4"/>
               <w:spacing w:lineRule="auto" w:line="240" w:before="0" w:after="0"/>
               <w:rPr>
                 <w:rFonts w:ascii="Times New Roman" w:hAnsi="Times New Roman"/>
@@ -6645,7 +6653,7 @@
           </w:tcPr>
           <w:p>
             <w:pPr>
-              <w:pStyle w:val="Style28"/>
+              <w:pStyle w:val="user4"/>
               <w:spacing w:lineRule="auto" w:line="240" w:before="0" w:after="0"/>
               <w:rPr>
                 <w:rFonts w:ascii="Times New Roman" w:hAnsi="Times New Roman"/>
@@ -6974,7 +6982,7 @@
           </w:tcPr>
           <w:p>
             <w:pPr>
-              <w:pStyle w:val="Style28"/>
+              <w:pStyle w:val="user4"/>
               <w:spacing w:lineRule="auto" w:line="240" w:before="0" w:after="0"/>
               <w:rPr>
                 <w:rFonts w:ascii="Times New Roman" w:hAnsi="Times New Roman"/>
@@ -7009,7 +7017,7 @@
           </w:tcPr>
           <w:p>
             <w:pPr>
-              <w:pStyle w:val="Style28"/>
+              <w:pStyle w:val="user4"/>
               <w:spacing w:lineRule="auto" w:line="240" w:before="0" w:after="0"/>
               <w:rPr>
                 <w:rFonts w:ascii="Times New Roman" w:hAnsi="Times New Roman"/>
@@ -7045,7 +7053,7 @@
           </w:tcPr>
           <w:p>
             <w:pPr>
-              <w:pStyle w:val="Style28"/>
+              <w:pStyle w:val="user4"/>
               <w:spacing w:lineRule="auto" w:line="240" w:before="0" w:after="0"/>
               <w:rPr>
                 <w:rFonts w:ascii="Times New Roman" w:hAnsi="Times New Roman"/>
@@ -7082,7 +7090,7 @@
           </w:tcPr>
           <w:p>
             <w:pPr>
-              <w:pStyle w:val="Style28"/>
+              <w:pStyle w:val="user4"/>
               <w:spacing w:lineRule="auto" w:line="240" w:before="0" w:after="0"/>
               <w:rPr>
                 <w:rFonts w:ascii="Times New Roman" w:hAnsi="Times New Roman"/>
@@ -7112,7 +7120,7 @@
           </w:tcPr>
           <w:p>
             <w:pPr>
-              <w:pStyle w:val="Style28"/>
+              <w:pStyle w:val="user4"/>
               <w:spacing w:lineRule="auto" w:line="240" w:before="0" w:after="0"/>
               <w:rPr>
                 <w:rFonts w:ascii="Times New Roman" w:hAnsi="Times New Roman"/>
@@ -7143,7 +7151,7 @@
           </w:tcPr>
           <w:p>
             <w:pPr>
-              <w:pStyle w:val="Style28"/>
+              <w:pStyle w:val="user4"/>
               <w:spacing w:lineRule="auto" w:line="240" w:before="0" w:after="0"/>
               <w:rPr>
                 <w:rFonts w:ascii="Times New Roman" w:hAnsi="Times New Roman"/>
@@ -7176,7 +7184,7 @@
           </w:tcPr>
           <w:p>
             <w:pPr>
-              <w:pStyle w:val="Style28"/>
+              <w:pStyle w:val="user4"/>
               <w:spacing w:lineRule="auto" w:line="240" w:before="0" w:after="0"/>
               <w:rPr>
                 <w:rFonts w:ascii="Times New Roman" w:hAnsi="Times New Roman"/>
@@ -7206,7 +7214,7 @@
           </w:tcPr>
           <w:p>
             <w:pPr>
-              <w:pStyle w:val="Style28"/>
+              <w:pStyle w:val="user4"/>
               <w:spacing w:lineRule="auto" w:line="240" w:before="0" w:after="0"/>
               <w:rPr>
                 <w:rFonts w:ascii="Times New Roman" w:hAnsi="Times New Roman"/>
@@ -7237,7 +7245,7 @@
           </w:tcPr>
           <w:p>
             <w:pPr>
-              <w:pStyle w:val="Style28"/>
+              <w:pStyle w:val="user4"/>
               <w:spacing w:lineRule="auto" w:line="240" w:before="0" w:after="0"/>
               <w:rPr>
                 <w:rFonts w:ascii="Times New Roman" w:hAnsi="Times New Roman"/>
@@ -7270,7 +7278,7 @@
           </w:tcPr>
           <w:p>
             <w:pPr>
-              <w:pStyle w:val="Style28"/>
+              <w:pStyle w:val="user4"/>
               <w:spacing w:lineRule="auto" w:line="240" w:before="0" w:after="0"/>
               <w:rPr>
                 <w:rFonts w:ascii="Times New Roman" w:hAnsi="Times New Roman"/>
@@ -7300,7 +7308,7 @@
           </w:tcPr>
           <w:p>
             <w:pPr>
-              <w:pStyle w:val="Style28"/>
+              <w:pStyle w:val="user4"/>
               <w:spacing w:lineRule="auto" w:line="240" w:before="0" w:after="0"/>
               <w:rPr>
                 <w:rFonts w:ascii="Times New Roman" w:hAnsi="Times New Roman"/>
@@ -7331,7 +7339,7 @@
           </w:tcPr>
           <w:p>
             <w:pPr>
-              <w:pStyle w:val="Style28"/>
+              <w:pStyle w:val="user4"/>
               <w:spacing w:lineRule="auto" w:line="240" w:before="0" w:after="0"/>
               <w:rPr>
                 <w:rFonts w:ascii="Times New Roman" w:hAnsi="Times New Roman"/>
@@ -7392,11 +7400,11 @@
         </w:rPr>
       </w:pPr>
       <w:bookmarkStart w:id="98" w:name="__RefHeading___Toc2397_792400555"/>
-      <w:bookmarkStart w:id="99" w:name="_Toc196826535"/>
-      <w:bookmarkStart w:id="100" w:name="_Зміст000014"/>
+      <w:bookmarkStart w:id="99" w:name="_Зміст000082"/>
+      <w:bookmarkStart w:id="100" w:name="_Зміст000040"/>
       <w:bookmarkStart w:id="101" w:name="_Toc12907"/>
-      <w:bookmarkStart w:id="102" w:name="_Зміст000040"/>
-      <w:bookmarkStart w:id="103" w:name="_Зміст000082"/>
+      <w:bookmarkStart w:id="102" w:name="_Зміст000014"/>
+      <w:bookmarkStart w:id="103" w:name="_Toc196826535"/>
       <w:bookmarkEnd w:id="98"/>
       <w:r>
         <w:rPr>
@@ -8055,9 +8063,9 @@
         </w:rPr>
       </w:pPr>
       <w:bookmarkStart w:id="104" w:name="__RefHeading___Toc2399_792400555"/>
-      <w:bookmarkStart w:id="105" w:name="_Toc31252"/>
+      <w:bookmarkStart w:id="105" w:name="_Toc196826537"/>
       <w:bookmarkStart w:id="106" w:name="_Зміст000084"/>
-      <w:bookmarkStart w:id="107" w:name="_Toc196826537"/>
+      <w:bookmarkStart w:id="107" w:name="_Toc31252"/>
       <w:bookmarkEnd w:id="104"/>
       <w:r>
         <w:rPr>
@@ -8343,9 +8351,9 @@
         </w:rPr>
       </w:pPr>
       <w:bookmarkStart w:id="109" w:name="__RefHeading___Toc2401_792400555"/>
-      <w:bookmarkStart w:id="110" w:name="_Toc4204"/>
+      <w:bookmarkStart w:id="110" w:name="_Зміст000085"/>
       <w:bookmarkStart w:id="111" w:name="_Toc196826538"/>
-      <w:bookmarkStart w:id="112" w:name="_Зміст000085"/>
+      <w:bookmarkStart w:id="112" w:name="_Toc4204"/>
       <w:bookmarkEnd w:id="109"/>
       <w:r>
         <w:rPr>
@@ -8548,9 +8556,9 @@
         </w:rPr>
       </w:pPr>
       <w:bookmarkStart w:id="113" w:name="__RefHeading___Toc2403_792400555"/>
-      <w:bookmarkStart w:id="114" w:name="_Toc8474"/>
+      <w:bookmarkStart w:id="114" w:name="_Зміст000086"/>
       <w:bookmarkStart w:id="115" w:name="_Toc196826539"/>
-      <w:bookmarkStart w:id="116" w:name="_Зміст000086"/>
+      <w:bookmarkStart w:id="116" w:name="_Toc8474"/>
       <w:bookmarkEnd w:id="113"/>
       <w:r>
         <w:rPr>
@@ -8661,9 +8669,9 @@
         </w:rPr>
       </w:pPr>
       <w:bookmarkStart w:id="117" w:name="__RefHeading___Toc2405_792400555"/>
-      <w:bookmarkStart w:id="118" w:name="_Toc24797"/>
+      <w:bookmarkStart w:id="118" w:name="_Зміст000042"/>
       <w:bookmarkStart w:id="119" w:name="_Зміст000087"/>
-      <w:bookmarkStart w:id="120" w:name="_Зміст000042"/>
+      <w:bookmarkStart w:id="120" w:name="_Toc24797"/>
       <w:bookmarkEnd w:id="117"/>
       <w:r>
         <w:rPr>
@@ -8683,9 +8691,9 @@
         </w:rPr>
       </w:pPr>
       <w:bookmarkStart w:id="121" w:name="__RefHeading___Toc2407_792400555"/>
-      <w:bookmarkStart w:id="122" w:name="_Toc17760"/>
+      <w:bookmarkStart w:id="122" w:name="_Зміст000088"/>
       <w:bookmarkStart w:id="123" w:name="_Зміст000043"/>
-      <w:bookmarkStart w:id="124" w:name="_Зміст000088"/>
+      <w:bookmarkStart w:id="124" w:name="_Toc17760"/>
       <w:bookmarkEnd w:id="121"/>
       <w:r>
         <w:rPr>
@@ -9132,9 +9140,9 @@
         </w:rPr>
       </w:pPr>
       <w:bookmarkStart w:id="126" w:name="__RefHeading___Toc2411_792400555"/>
-      <w:bookmarkStart w:id="127" w:name="_Зміст000095"/>
+      <w:bookmarkStart w:id="127" w:name="_Toc21967"/>
       <w:bookmarkStart w:id="128" w:name="_Зміст000050"/>
-      <w:bookmarkStart w:id="129" w:name="_Toc21967"/>
+      <w:bookmarkStart w:id="129" w:name="_Зміст000095"/>
       <w:bookmarkEnd w:id="126"/>
       <w:r>
         <w:rPr>
@@ -10157,11 +10165,11 @@
         </w:rPr>
       </w:pPr>
       <w:bookmarkStart w:id="145" w:name="__RefHeading___Toc2443_792400555"/>
-      <w:bookmarkStart w:id="146" w:name="_Toc196826540"/>
-      <w:bookmarkStart w:id="147" w:name="_Зміст000016"/>
+      <w:bookmarkStart w:id="146" w:name="_Зміст000107"/>
+      <w:bookmarkStart w:id="147" w:name="_Toc23555"/>
       <w:bookmarkStart w:id="148" w:name="_Зміст000051"/>
-      <w:bookmarkStart w:id="149" w:name="_Toc23555"/>
-      <w:bookmarkStart w:id="150" w:name="_Зміст000107"/>
+      <w:bookmarkStart w:id="149" w:name="_Зміст000016"/>
+      <w:bookmarkStart w:id="150" w:name="_Toc196826540"/>
       <w:bookmarkEnd w:id="145"/>
       <w:r>
         <w:rPr>
@@ -10586,11 +10594,11 @@
         </w:rPr>
       </w:pPr>
       <w:bookmarkStart w:id="151" w:name="__RefHeading___Toc2445_792400555"/>
-      <w:bookmarkStart w:id="152" w:name="_Зміст000108"/>
-      <w:bookmarkStart w:id="153" w:name="_Зміст000052"/>
+      <w:bookmarkStart w:id="152" w:name="_Toc196826541"/>
+      <w:bookmarkStart w:id="153" w:name="_Зміст000017"/>
       <w:bookmarkStart w:id="154" w:name="_Toc19423"/>
-      <w:bookmarkStart w:id="155" w:name="_Зміст000017"/>
-      <w:bookmarkStart w:id="156" w:name="_Toc196826541"/>
+      <w:bookmarkStart w:id="155" w:name="_Зміст000052"/>
+      <w:bookmarkStart w:id="156" w:name="_Зміст000108"/>
       <w:bookmarkEnd w:id="151"/>
       <w:r>
         <w:rPr>
@@ -10636,11 +10644,11 @@
         </w:rPr>
       </w:pPr>
       <w:bookmarkStart w:id="157" w:name="__RefHeading___Toc2447_792400555"/>
-      <w:bookmarkStart w:id="158" w:name="_Toc196826542"/>
-      <w:bookmarkStart w:id="159" w:name="_Toc23903"/>
+      <w:bookmarkStart w:id="158" w:name="_Зміст000053"/>
+      <w:bookmarkStart w:id="159" w:name="_Зміст000018"/>
       <w:bookmarkStart w:id="160" w:name="_Зміст000109"/>
-      <w:bookmarkStart w:id="161" w:name="_Зміст000018"/>
-      <w:bookmarkStart w:id="162" w:name="_Зміст000053"/>
+      <w:bookmarkStart w:id="161" w:name="_Toc23903"/>
+      <w:bookmarkStart w:id="162" w:name="_Toc196826542"/>
       <w:bookmarkEnd w:id="157"/>
       <w:r>
         <w:rPr>
@@ -10663,11 +10671,11 @@
         </w:rPr>
       </w:pPr>
       <w:bookmarkStart w:id="163" w:name="__RefHeading___Toc2449_792400555"/>
-      <w:bookmarkStart w:id="164" w:name="_Зміст000019"/>
-      <w:bookmarkStart w:id="165" w:name="_Toc10522"/>
+      <w:bookmarkStart w:id="164" w:name="_Зміст000110"/>
+      <w:bookmarkStart w:id="165" w:name="_Toc196826543"/>
       <w:bookmarkStart w:id="166" w:name="_Зміст000054"/>
-      <w:bookmarkStart w:id="167" w:name="_Toc196826543"/>
-      <w:bookmarkStart w:id="168" w:name="_Зміст000110"/>
+      <w:bookmarkStart w:id="167" w:name="_Toc10522"/>
+      <w:bookmarkStart w:id="168" w:name="_Зміст000019"/>
       <w:bookmarkEnd w:id="163"/>
       <w:r>
         <w:rPr>
@@ -10737,11 +10745,11 @@
         </w:rPr>
       </w:pPr>
       <w:bookmarkStart w:id="169" w:name="__RefHeading___Toc2451_792400555"/>
-      <w:bookmarkStart w:id="170" w:name="_Зміст000111"/>
-      <w:bookmarkStart w:id="171" w:name="_Зміст000055"/>
+      <w:bookmarkStart w:id="170" w:name="_Toc6891"/>
+      <w:bookmarkStart w:id="171" w:name="_Toc196826544"/>
       <w:bookmarkStart w:id="172" w:name="_Зміст000020"/>
-      <w:bookmarkStart w:id="173" w:name="_Toc196826544"/>
-      <w:bookmarkStart w:id="174" w:name="_Toc6891"/>
+      <w:bookmarkStart w:id="173" w:name="_Зміст000055"/>
+      <w:bookmarkStart w:id="174" w:name="_Зміст000111"/>
       <w:bookmarkEnd w:id="169"/>
       <w:r>
         <w:rPr>
@@ -10826,9 +10834,9 @@
         </w:rPr>
       </w:pPr>
       <w:bookmarkStart w:id="175" w:name="__RefHeading___Toc2453_792400555"/>
-      <w:bookmarkStart w:id="176" w:name="_Toc1373"/>
+      <w:bookmarkStart w:id="176" w:name="_Зміст000112"/>
       <w:bookmarkStart w:id="177" w:name="_Toc196826545"/>
-      <w:bookmarkStart w:id="178" w:name="_Зміст000112"/>
+      <w:bookmarkStart w:id="178" w:name="_Toc1373"/>
       <w:bookmarkEnd w:id="175"/>
       <w:r>
         <w:rPr>
@@ -10894,9 +10902,9 @@
         </w:rPr>
       </w:pPr>
       <w:bookmarkStart w:id="179" w:name="__RefHeading___Toc2455_792400555"/>
-      <w:bookmarkStart w:id="180" w:name="_Toc2435"/>
+      <w:bookmarkStart w:id="180" w:name="_Toc196826546"/>
       <w:bookmarkStart w:id="181" w:name="_Зміст000113"/>
-      <w:bookmarkStart w:id="182" w:name="_Toc196826546"/>
+      <w:bookmarkStart w:id="182" w:name="_Toc2435"/>
       <w:bookmarkEnd w:id="179"/>
       <w:r>
         <w:rPr>
@@ -10979,11 +10987,11 @@
         </w:rPr>
       </w:pPr>
       <w:bookmarkStart w:id="183" w:name="__RefHeading___Toc2457_792400555"/>
-      <w:bookmarkStart w:id="184" w:name="_Toc196826547"/>
-      <w:bookmarkStart w:id="185" w:name="_Toc26896"/>
+      <w:bookmarkStart w:id="184" w:name="_Зміст000021"/>
+      <w:bookmarkStart w:id="185" w:name="_Зміст000114"/>
       <w:bookmarkStart w:id="186" w:name="_Зміст000056"/>
-      <w:bookmarkStart w:id="187" w:name="_Зміст000114"/>
-      <w:bookmarkStart w:id="188" w:name="_Зміст000021"/>
+      <w:bookmarkStart w:id="187" w:name="_Toc26896"/>
+      <w:bookmarkStart w:id="188" w:name="_Toc196826547"/>
       <w:bookmarkEnd w:id="183"/>
       <w:r>
         <w:rPr>
@@ -11094,11 +11102,11 @@
         </w:rPr>
       </w:pPr>
       <w:bookmarkStart w:id="189" w:name="__RefHeading___Toc2459_792400555"/>
-      <w:bookmarkStart w:id="190" w:name="_Зміст000115"/>
-      <w:bookmarkStart w:id="191" w:name="_Toc196826548"/>
+      <w:bookmarkStart w:id="190" w:name="_Toc8988"/>
+      <w:bookmarkStart w:id="191" w:name="_Зміст000022"/>
       <w:bookmarkStart w:id="192" w:name="_Зміст000057"/>
-      <w:bookmarkStart w:id="193" w:name="_Зміст000022"/>
-      <w:bookmarkStart w:id="194" w:name="_Toc8988"/>
+      <w:bookmarkStart w:id="193" w:name="_Toc196826548"/>
+      <w:bookmarkStart w:id="194" w:name="_Зміст000115"/>
       <w:bookmarkEnd w:id="189"/>
       <w:r>
         <w:rPr>
@@ -11231,11 +11239,11 @@
         </w:rPr>
       </w:pPr>
       <w:bookmarkStart w:id="195" w:name="__RefHeading___Toc2461_792400555"/>
-      <w:bookmarkStart w:id="196" w:name="_Зміст000116"/>
-      <w:bookmarkStart w:id="197" w:name="_Зміст000058"/>
+      <w:bookmarkStart w:id="196" w:name="_Зміст000023"/>
+      <w:bookmarkStart w:id="197" w:name="_Toc196826549"/>
       <w:bookmarkStart w:id="198" w:name="_Toc21715"/>
-      <w:bookmarkStart w:id="199" w:name="_Toc196826549"/>
-      <w:bookmarkStart w:id="200" w:name="_Зміст000023"/>
+      <w:bookmarkStart w:id="199" w:name="_Зміст000058"/>
+      <w:bookmarkStart w:id="200" w:name="_Зміст000116"/>
       <w:bookmarkEnd w:id="195"/>
       <w:r>
         <w:rPr>
@@ -11321,11 +11329,11 @@
         </w:rPr>
       </w:pPr>
       <w:bookmarkStart w:id="201" w:name="__RefHeading___Toc2463_792400555"/>
-      <w:bookmarkStart w:id="202" w:name="_Toc196826550"/>
-      <w:bookmarkStart w:id="203" w:name="_Зміст000059"/>
+      <w:bookmarkStart w:id="202" w:name="_Зміст000117"/>
+      <w:bookmarkStart w:id="203" w:name="_Зміст000024"/>
       <w:bookmarkStart w:id="204" w:name="_Toc8780"/>
-      <w:bookmarkStart w:id="205" w:name="_Зміст000024"/>
-      <w:bookmarkStart w:id="206" w:name="_Зміст000117"/>
+      <w:bookmarkStart w:id="205" w:name="_Зміст000059"/>
+      <w:bookmarkStart w:id="206" w:name="_Toc196826550"/>
       <w:bookmarkEnd w:id="201"/>
       <w:r>
         <w:rPr>
@@ -11761,9 +11769,9 @@
         </w:rPr>
       </w:pPr>
       <w:bookmarkStart w:id="208" w:name="__RefHeading___Toc2465_792400555"/>
-      <w:bookmarkStart w:id="209" w:name="_Зміст000118"/>
+      <w:bookmarkStart w:id="209" w:name="_Toc196826551"/>
       <w:bookmarkStart w:id="210" w:name="_Toc19314"/>
-      <w:bookmarkStart w:id="211" w:name="_Toc196826551"/>
+      <w:bookmarkStart w:id="211" w:name="_Зміст000118"/>
       <w:bookmarkEnd w:id="208"/>
       <w:r>
         <w:rPr>
@@ -11918,9 +11926,9 @@
         </w:rPr>
       </w:pPr>
       <w:bookmarkStart w:id="212" w:name="__RefHeading___Toc2467_792400555"/>
-      <w:bookmarkStart w:id="213" w:name="_Toc196826552"/>
+      <w:bookmarkStart w:id="213" w:name="_Зміст000119"/>
       <w:bookmarkStart w:id="214" w:name="_Toc12028"/>
-      <w:bookmarkStart w:id="215" w:name="_Зміст000119"/>
+      <w:bookmarkStart w:id="215" w:name="_Toc196826552"/>
       <w:bookmarkEnd w:id="212"/>
       <w:r>
         <w:rPr>
@@ -11941,11 +11949,11 @@
         </w:rPr>
       </w:pPr>
       <w:bookmarkStart w:id="216" w:name="__RefHeading___Toc2469_792400555"/>
-      <w:bookmarkStart w:id="217" w:name="_Зміст000025"/>
-      <w:bookmarkStart w:id="218" w:name="_Зміст000060"/>
+      <w:bookmarkStart w:id="217" w:name="_Toc27737"/>
+      <w:bookmarkStart w:id="218" w:name="_Toc196826553"/>
       <w:bookmarkStart w:id="219" w:name="_Зміст000120"/>
-      <w:bookmarkStart w:id="220" w:name="_Toc196826553"/>
-      <w:bookmarkStart w:id="221" w:name="_Toc27737"/>
+      <w:bookmarkStart w:id="220" w:name="_Зміст000060"/>
+      <w:bookmarkStart w:id="221" w:name="_Зміст000025"/>
       <w:bookmarkEnd w:id="216"/>
       <w:r>
         <w:rPr>
@@ -12093,11 +12101,11 @@
         </w:rPr>
       </w:pPr>
       <w:bookmarkStart w:id="222" w:name="__RefHeading___Toc2471_792400555"/>
-      <w:bookmarkStart w:id="223" w:name="_Зміст000026"/>
+      <w:bookmarkStart w:id="223" w:name="_Зміст000061"/>
       <w:bookmarkStart w:id="224" w:name="_Зміст000121"/>
-      <w:bookmarkStart w:id="225" w:name="_Зміст000061"/>
-      <w:bookmarkStart w:id="226" w:name="_Toc196826554"/>
-      <w:bookmarkStart w:id="227" w:name="_Toc11650"/>
+      <w:bookmarkStart w:id="225" w:name="_Зміст000026"/>
+      <w:bookmarkStart w:id="226" w:name="_Toc11650"/>
+      <w:bookmarkStart w:id="227" w:name="_Toc196826554"/>
       <w:bookmarkEnd w:id="222"/>
       <w:r>
         <w:rPr>
@@ -12273,11 +12281,11 @@
         </w:rPr>
       </w:pPr>
       <w:bookmarkStart w:id="228" w:name="__RefHeading___Toc2473_792400555"/>
-      <w:bookmarkStart w:id="229" w:name="_Toc10935"/>
-      <w:bookmarkStart w:id="230" w:name="_Зміст000062"/>
+      <w:bookmarkStart w:id="229" w:name="_Toc196826555"/>
+      <w:bookmarkStart w:id="230" w:name="_Зміст000027"/>
       <w:bookmarkStart w:id="231" w:name="_Зміст000122"/>
-      <w:bookmarkStart w:id="232" w:name="_Зміст000027"/>
-      <w:bookmarkStart w:id="233" w:name="_Toc196826555"/>
+      <w:bookmarkStart w:id="232" w:name="_Зміст000062"/>
+      <w:bookmarkStart w:id="233" w:name="_Toc10935"/>
       <w:bookmarkEnd w:id="228"/>
       <w:r>
         <w:rPr>
@@ -12610,8 +12618,8 @@
         </w:rPr>
       </w:pPr>
       <w:bookmarkStart w:id="234" w:name="__RefHeading___Toc2475_792400555"/>
-      <w:bookmarkStart w:id="235" w:name="_Toc11195"/>
-      <w:bookmarkStart w:id="236" w:name="_Зміст000127"/>
+      <w:bookmarkStart w:id="235" w:name="_Зміст000127"/>
+      <w:bookmarkStart w:id="236" w:name="_Toc11195"/>
       <w:bookmarkEnd w:id="234"/>
       <w:r>
         <w:rPr>
@@ -17440,7 +17448,7 @@
       <mc:AlternateContent>
         <mc:Choice Requires="wps">
           <w:drawing>
-            <wp:anchor behindDoc="1" distT="635" distB="635" distL="635" distR="635" simplePos="0" locked="0" layoutInCell="1" allowOverlap="1" relativeHeight="44">
+            <wp:anchor behindDoc="1" distT="635" distB="635" distL="635" distR="635" simplePos="0" locked="0" layoutInCell="1" allowOverlap="1" relativeHeight="62">
               <wp:simplePos x="0" y="0"/>
               <wp:positionH relativeFrom="column">
                 <wp:posOffset>5395595</wp:posOffset>
@@ -17508,7 +17516,7 @@
     </w:r>
     <w:r>
       <w:rPr/>
-      <w:t>44</w:t>
+      <w:t>3</w:t>
     </w:r>
     <w:r>
       <w:rPr/>
@@ -19253,13 +19261,13 @@
       <w:sz w:val="28"/>
     </w:rPr>
   </w:style>
-  <w:style w:type="character" w:styleId="Style18">
-    <w:name w:val="Посилання покажчика"/>
+  <w:style w:type="character" w:styleId="user">
+    <w:name w:val="Посилання покажчика (user)"/>
     <w:qFormat/>
     <w:rPr/>
   </w:style>
-  <w:style w:type="character" w:styleId="user">
-    <w:name w:val="Посилання покажчика (user)"/>
+  <w:style w:type="character" w:styleId="Style18">
+    <w:name w:val="Посилання покажчика"/>
     <w:qFormat/>
     <w:rPr/>
   </w:style>
@@ -19361,15 +19369,15 @@
       <w:szCs w:val="16"/>
     </w:rPr>
   </w:style>
-  <w:style w:type="paragraph" w:styleId="Style21">
-    <w:name w:val="Верхній і нижній колонтитули"/>
+  <w:style w:type="paragraph" w:styleId="user3">
+    <w:name w:val="Верхній і нижній колонтитули (user)"/>
     <w:basedOn w:val="Normal"/>
     <w:qFormat/>
     <w:pPr/>
     <w:rPr/>
   </w:style>
-  <w:style w:type="paragraph" w:styleId="user3">
-    <w:name w:val="Верхній і нижній колонтитули (user)"/>
+  <w:style w:type="paragraph" w:styleId="Style21">
+    <w:name w:val="Верхній і нижній колонтитули"/>
     <w:basedOn w:val="Normal"/>
     <w:qFormat/>
     <w:pPr/>
@@ -19938,8 +19946,8 @@
       <w:lang w:val="ru-RU" w:eastAsia="ru-RU" w:bidi="ar-SA"/>
     </w:rPr>
   </w:style>
-  <w:style w:type="paragraph" w:styleId="Style28">
-    <w:name w:val="Вміст таблиці"/>
+  <w:style w:type="paragraph" w:styleId="user4">
+    <w:name w:val="Вміст таблиці (user)"/>
     <w:basedOn w:val="Normal"/>
     <w:qFormat/>
     <w:pPr>

--- a/41BZ Bezpeka ta zahyst program/K/KNT-122_Onyshchenko_Variant-19_PZ.docx
+++ b/41BZ Bezpeka ta zahyst program/K/KNT-122_Onyshchenko_Variant-19_PZ.docx
@@ -468,9 +468,9 @@
         </w:rPr>
       </w:pPr>
       <w:bookmarkStart w:id="0" w:name="__RefHeading___Toc2365_792400555"/>
-      <w:bookmarkStart w:id="1" w:name="_Зміст000064"/>
+      <w:bookmarkStart w:id="1" w:name="_Зміст000002"/>
       <w:bookmarkStart w:id="2" w:name="_Зміст000028"/>
-      <w:bookmarkStart w:id="3" w:name="_Зміст000002"/>
+      <w:bookmarkStart w:id="3" w:name="_Зміст000064"/>
       <w:bookmarkEnd w:id="0"/>
       <w:r>
         <w:rPr>
@@ -849,7 +849,13 @@
         </w:tabs>
         <w:spacing w:lineRule="auto" w:line="240"/>
         <w:ind w:hanging="0" w:start="5103"/>
-        <w:rPr/>
+        <w:rPr>
+          <w:rFonts w:eastAsia="Times New Roman" w:cs="Times New Roman"/>
+          <w:sz w:val="24"/>
+          <w:szCs w:val="24"/>
+          <w:u w:val="single" w:color="FFFFFF"/>
+          <w:lang w:val="uk-UA"/>
+        </w:rPr>
       </w:pPr>
       <w:r>
         <w:rPr>
@@ -1453,13 +1459,13 @@
         </w:rPr>
       </w:pPr>
       <w:bookmarkStart w:id="4" w:name="__RefHeading___Toc2367_792400555"/>
-      <w:bookmarkStart w:id="5" w:name="_Toc196826519"/>
-      <w:bookmarkStart w:id="6" w:name="_Toc27554778"/>
-      <w:bookmarkStart w:id="7" w:name="_Зміст000066"/>
+      <w:bookmarkStart w:id="5" w:name="_Toc533520909"/>
+      <w:bookmarkStart w:id="6" w:name="_Зміст000003"/>
+      <w:bookmarkStart w:id="7" w:name="_Зміст000029"/>
       <w:bookmarkStart w:id="8" w:name="_Toc12274"/>
-      <w:bookmarkStart w:id="9" w:name="_Зміст000029"/>
-      <w:bookmarkStart w:id="10" w:name="_Зміст000003"/>
-      <w:bookmarkStart w:id="11" w:name="_Toc533520909"/>
+      <w:bookmarkStart w:id="9" w:name="_Зміст000066"/>
+      <w:bookmarkStart w:id="10" w:name="_Toc27554778"/>
+      <w:bookmarkStart w:id="11" w:name="_Toc196826519"/>
       <w:bookmarkEnd w:id="4"/>
       <w:r>
         <w:rPr>
@@ -1757,7 +1763,7 @@
         <w:pStyle w:val="Common"/>
         <w:numPr>
           <w:ilvl w:val="0"/>
-          <w:numId w:val="4"/>
+          <w:numId w:val="5"/>
         </w:numPr>
         <w:ind w:hanging="360" w:start="1211"/>
         <w:rPr>
@@ -1780,7 +1786,7 @@
         <w:pStyle w:val="Common"/>
         <w:numPr>
           <w:ilvl w:val="0"/>
-          <w:numId w:val="4"/>
+          <w:numId w:val="5"/>
         </w:numPr>
         <w:ind w:hanging="360" w:start="1211"/>
         <w:rPr>
@@ -1803,7 +1809,7 @@
         <w:pStyle w:val="Common"/>
         <w:numPr>
           <w:ilvl w:val="0"/>
-          <w:numId w:val="4"/>
+          <w:numId w:val="5"/>
         </w:numPr>
         <w:ind w:hanging="360" w:start="1211"/>
         <w:rPr>
@@ -1834,11 +1840,11 @@
         </w:rPr>
       </w:pPr>
       <w:bookmarkStart w:id="12" w:name="__RefHeading___Toc2369_792400555"/>
-      <w:bookmarkStart w:id="13" w:name="_Зміст000030"/>
-      <w:bookmarkStart w:id="14" w:name="_Зміст000067"/>
+      <w:bookmarkStart w:id="13" w:name="_Toc196826520"/>
+      <w:bookmarkStart w:id="14" w:name="_Toc1235"/>
       <w:bookmarkStart w:id="15" w:name="_Зміст000004"/>
-      <w:bookmarkStart w:id="16" w:name="_Toc1235"/>
-      <w:bookmarkStart w:id="17" w:name="_Toc196826520"/>
+      <w:bookmarkStart w:id="16" w:name="_Зміст000067"/>
+      <w:bookmarkStart w:id="17" w:name="_Зміст000030"/>
       <w:bookmarkEnd w:id="12"/>
       <w:r>
         <w:rPr>
@@ -1876,31 +1882,25 @@
           <w:r>
             <w:rPr>
               <w:rStyle w:val="Style18"/>
-              <w:vanish w:val="false"/>
             </w:rPr>
-            <w:instrText xml:space="preserve"> TOC \z \o "1-9" \h</w:instrText>
+            <w:instrText xml:space="preserve"> TOC \o "1-9" \h</w:instrText>
           </w:r>
           <w:r>
             <w:rPr>
               <w:rStyle w:val="Style18"/>
-              <w:vanish w:val="false"/>
             </w:rPr>
             <w:fldChar w:fldCharType="separate"/>
           </w:r>
-          <w:r>
-            <w:rPr>
-              <w:rStyle w:val="Style18"/>
-              <w:vanish w:val="false"/>
-            </w:rPr>
-            <w:t>КУРСОВИЙ ПРОЄКТ</w:t>
-          </w:r>
-          <w:r>
-            <w:rPr>
-              <w:vanish w:val="false"/>
-            </w:rPr>
-            <w:tab/>
-            <w:t>1</w:t>
-          </w:r>
+          <w:hyperlink w:anchor="__RefHeading___Toc2365_792400555" w:tooltip="КУРСОВИЙ ПРОЄКТ">
+            <w:r>
+              <w:rPr>
+                <w:rStyle w:val="Style18"/>
+              </w:rPr>
+              <w:t>КУРСОВИЙ ПРОЄКТ</w:t>
+              <w:tab/>
+              <w:t>1</w:t>
+            </w:r>
+          </w:hyperlink>
         </w:p>
         <w:p>
           <w:pPr>
@@ -1911,14 +1911,16 @@
             </w:tabs>
             <w:rPr/>
           </w:pPr>
-          <w:r>
-            <w:rPr>
-              <w:vanish w:val="false"/>
-            </w:rPr>
-            <w:t>Реферат</w:t>
-            <w:tab/>
-            <w:t>2</w:t>
-          </w:r>
+          <w:hyperlink w:anchor="__RefHeading___Toc2367_792400555" w:tooltip="Реферат">
+            <w:r>
+              <w:rPr>
+                <w:rStyle w:val="Style18"/>
+              </w:rPr>
+              <w:t>Реферат</w:t>
+              <w:tab/>
+              <w:t>2</w:t>
+            </w:r>
+          </w:hyperlink>
         </w:p>
         <w:p>
           <w:pPr>
@@ -1929,14 +1931,16 @@
             </w:tabs>
             <w:rPr/>
           </w:pPr>
-          <w:r>
-            <w:rPr>
-              <w:vanish w:val="false"/>
-            </w:rPr>
-            <w:t>Зміст</w:t>
-            <w:tab/>
-            <w:t>3</w:t>
-          </w:r>
+          <w:hyperlink w:anchor="__RefHeading___Toc2369_792400555" w:tooltip="Зміст">
+            <w:r>
+              <w:rPr>
+                <w:rStyle w:val="Style18"/>
+              </w:rPr>
+              <w:t>Зміст</w:t>
+              <w:tab/>
+              <w:t>3</w:t>
+            </w:r>
+          </w:hyperlink>
         </w:p>
         <w:p>
           <w:pPr>
@@ -1947,14 +1951,16 @@
             </w:tabs>
             <w:rPr/>
           </w:pPr>
-          <w:r>
-            <w:rPr>
-              <w:vanish w:val="false"/>
-            </w:rPr>
-            <w:t>Перелік умовних позначень, скорочень і термінів</w:t>
-            <w:tab/>
-            <w:t>5</w:t>
-          </w:r>
+          <w:hyperlink w:anchor="__RefHeading___Toc2371_792400555" w:tooltip="Перелік умовних позначень, скорочень і термінів">
+            <w:r>
+              <w:rPr>
+                <w:rStyle w:val="Style18"/>
+              </w:rPr>
+              <w:t>Перелік умовних позначень, скорочень і термінів</w:t>
+              <w:tab/>
+              <w:t>5</w:t>
+            </w:r>
+          </w:hyperlink>
         </w:p>
         <w:p>
           <w:pPr>
@@ -1965,14 +1971,16 @@
             </w:tabs>
             <w:rPr/>
           </w:pPr>
-          <w:r>
-            <w:rPr>
-              <w:vanish w:val="false"/>
-            </w:rPr>
-            <w:t>Вступ</w:t>
-            <w:tab/>
-            <w:t>6</w:t>
-          </w:r>
+          <w:hyperlink w:anchor="__RefHeading___Toc2373_792400555" w:tooltip="Вступ">
+            <w:r>
+              <w:rPr>
+                <w:rStyle w:val="Style18"/>
+              </w:rPr>
+              <w:t>Вступ</w:t>
+              <w:tab/>
+              <w:t>6</w:t>
+            </w:r>
+          </w:hyperlink>
         </w:p>
         <w:p>
           <w:pPr>
@@ -1983,14 +1991,16 @@
             </w:tabs>
             <w:rPr/>
           </w:pPr>
-          <w:r>
-            <w:rPr>
-              <w:vanish w:val="false"/>
-            </w:rPr>
-            <w:t>1 Аналіз предметної області та огляд аналогів</w:t>
-            <w:tab/>
-            <w:t>7</w:t>
-          </w:r>
+          <w:hyperlink w:anchor="__RefHeading___Toc2375_792400555" w:tooltip="1 Аналіз предметної області та огляд аналогів">
+            <w:r>
+              <w:rPr>
+                <w:rStyle w:val="Style18"/>
+              </w:rPr>
+              <w:t>1 Аналіз предметної області та огляд аналогів</w:t>
+              <w:tab/>
+              <w:t>7</w:t>
+            </w:r>
+          </w:hyperlink>
         </w:p>
         <w:p>
           <w:pPr>
@@ -2001,14 +2011,16 @@
             </w:tabs>
             <w:rPr/>
           </w:pPr>
-          <w:r>
-            <w:rPr>
-              <w:vanish w:val="false"/>
-            </w:rPr>
-            <w:t>1.1 Огляд існуючих методів вирішення завдання</w:t>
-            <w:tab/>
-            <w:t>8</w:t>
-          </w:r>
+          <w:hyperlink w:anchor="__RefHeading___Toc2377_792400555" w:tooltip="1.1 Огляд існуючих методів вирішення завдання">
+            <w:r>
+              <w:rPr>
+                <w:rStyle w:val="Style18"/>
+              </w:rPr>
+              <w:t>1.1 Огляд існуючих методів вирішення завдання</w:t>
+              <w:tab/>
+              <w:t>8</w:t>
+            </w:r>
+          </w:hyperlink>
         </w:p>
         <w:p>
           <w:pPr>
@@ -2019,14 +2031,16 @@
             </w:tabs>
             <w:rPr/>
           </w:pPr>
-          <w:r>
-            <w:rPr>
-              <w:vanish w:val="false"/>
-            </w:rPr>
-            <w:t>1.2 Огляд існуючих програмних засобів, що вирішують аналогічні завдання</w:t>
-            <w:tab/>
-            <w:t>9</w:t>
-          </w:r>
+          <w:hyperlink w:anchor="__RefHeading___Toc2379_792400555" w:tooltip="1.2 Огляд існуючих програмних засобів, що вирішують аналогічні завдання">
+            <w:r>
+              <w:rPr>
+                <w:rStyle w:val="Style18"/>
+              </w:rPr>
+              <w:t>1.2 Огляд існуючих програмних засобів, що вирішують аналогічні завдання</w:t>
+              <w:tab/>
+              <w:t>9</w:t>
+            </w:r>
+          </w:hyperlink>
         </w:p>
         <w:p>
           <w:pPr>
@@ -2037,14 +2051,16 @@
             </w:tabs>
             <w:rPr/>
           </w:pPr>
-          <w:r>
-            <w:rPr>
-              <w:vanish w:val="false"/>
-            </w:rPr>
-            <w:t>1.2.1 Програма Dcode</w:t>
-            <w:tab/>
-            <w:t>9</w:t>
-          </w:r>
+          <w:hyperlink w:anchor="__RefHeading___Toc2381_792400555" w:tooltip="1.2.1 Програма Dcode">
+            <w:r>
+              <w:rPr>
+                <w:rStyle w:val="Style18"/>
+              </w:rPr>
+              <w:t>1.2.1 Програма Dcode</w:t>
+              <w:tab/>
+              <w:t>9</w:t>
+            </w:r>
+          </w:hyperlink>
         </w:p>
         <w:p>
           <w:pPr>
@@ -2055,14 +2071,16 @@
             </w:tabs>
             <w:rPr/>
           </w:pPr>
-          <w:r>
-            <w:rPr>
-              <w:vanish w:val="false"/>
-            </w:rPr>
-            <w:t>1.2.2 Програма Boxentriq</w:t>
-            <w:tab/>
-            <w:t>10</w:t>
-          </w:r>
+          <w:hyperlink w:anchor="__RefHeading___Toc2383_792400555" w:tooltip="1.2.2 Програма Boxentriq">
+            <w:r>
+              <w:rPr>
+                <w:rStyle w:val="Style18"/>
+              </w:rPr>
+              <w:t>1.2.2 Програма Boxentriq</w:t>
+              <w:tab/>
+              <w:t>10</w:t>
+            </w:r>
+          </w:hyperlink>
         </w:p>
         <w:p>
           <w:pPr>
@@ -2073,14 +2091,16 @@
             </w:tabs>
             <w:rPr/>
           </w:pPr>
-          <w:r>
-            <w:rPr>
-              <w:vanish w:val="false"/>
-            </w:rPr>
-            <w:t>1.2.4 Порівняльна таблиця розглянутих програм</w:t>
-            <w:tab/>
-            <w:t>11</w:t>
-          </w:r>
+          <w:hyperlink w:anchor="__RefHeading___Toc2385_792400555" w:tooltip="1.2.4 Порівняльна таблиця розглянутих програм">
+            <w:r>
+              <w:rPr>
+                <w:rStyle w:val="Style18"/>
+              </w:rPr>
+              <w:t>1.2.4 Порівняльна таблиця розглянутих програм</w:t>
+              <w:tab/>
+              <w:t>11</w:t>
+            </w:r>
+          </w:hyperlink>
         </w:p>
         <w:p>
           <w:pPr>
@@ -2091,14 +2111,16 @@
             </w:tabs>
             <w:rPr/>
           </w:pPr>
-          <w:r>
-            <w:rPr>
-              <w:vanish w:val="false"/>
-            </w:rPr>
-            <w:t>1.3 Постановка завдання роботи</w:t>
-            <w:tab/>
-            <w:t>12</w:t>
-          </w:r>
+          <w:hyperlink w:anchor="__RefHeading___Toc2387_792400555" w:tooltip="1.3 Постановка завдання роботи">
+            <w:r>
+              <w:rPr>
+                <w:rStyle w:val="Style18"/>
+              </w:rPr>
+              <w:t>1.3 Постановка завдання роботи</w:t>
+              <w:tab/>
+              <w:t>12</w:t>
+            </w:r>
+          </w:hyperlink>
         </w:p>
         <w:p>
           <w:pPr>
@@ -2109,14 +2131,16 @@
             </w:tabs>
             <w:rPr/>
           </w:pPr>
-          <w:r>
-            <w:rPr>
-              <w:vanish w:val="false"/>
-            </w:rPr>
-            <w:t>1.4 Висновки за першим розділом</w:t>
-            <w:tab/>
-            <w:t>12</w:t>
-          </w:r>
+          <w:hyperlink w:anchor="__RefHeading___Toc2389_792400555" w:tooltip="1.4 Висновки за першим розділом">
+            <w:r>
+              <w:rPr>
+                <w:rStyle w:val="Style18"/>
+              </w:rPr>
+              <w:t>1.4 Висновки за першим розділом</w:t>
+              <w:tab/>
+              <w:t>12</w:t>
+            </w:r>
+          </w:hyperlink>
         </w:p>
         <w:p>
           <w:pPr>
@@ -2127,14 +2151,16 @@
             </w:tabs>
             <w:rPr/>
           </w:pPr>
-          <w:r>
-            <w:rPr>
-              <w:vanish w:val="false"/>
-            </w:rPr>
-            <w:t>2 Вибір та обґрунтування структури системи, яка проєктується</w:t>
-            <w:tab/>
-            <w:t>13</w:t>
-          </w:r>
+          <w:hyperlink w:anchor="__RefHeading___Toc2391_792400555" w:tooltip="2 Вибір та обґрунтування структури системи, яка проєктується">
+            <w:r>
+              <w:rPr>
+                <w:rStyle w:val="Style18"/>
+              </w:rPr>
+              <w:t>2 Вибір та обґрунтування структури системи, яка проєктується</w:t>
+              <w:tab/>
+              <w:t>13</w:t>
+            </w:r>
+          </w:hyperlink>
         </w:p>
         <w:p>
           <w:pPr>
@@ -2145,14 +2171,16 @@
             </w:tabs>
             <w:rPr/>
           </w:pPr>
-          <w:r>
-            <w:rPr>
-              <w:vanish w:val="false"/>
-            </w:rPr>
-            <w:t>2.1 Вибір інструментарію розробки програмного забезпечення</w:t>
-            <w:tab/>
-            <w:t>13</w:t>
-          </w:r>
+          <w:hyperlink w:anchor="__RefHeading___Toc2393_792400555" w:tooltip="2.1 Вибір інструментарію розробки програмного забезпечення">
+            <w:r>
+              <w:rPr>
+                <w:rStyle w:val="Style18"/>
+              </w:rPr>
+              <w:t>2.1 Вибір інструментарію розробки програмного забезпечення</w:t>
+              <w:tab/>
+              <w:t>13</w:t>
+            </w:r>
+          </w:hyperlink>
         </w:p>
         <w:p>
           <w:pPr>
@@ -2163,14 +2191,16 @@
             </w:tabs>
             <w:rPr/>
           </w:pPr>
-          <w:r>
-            <w:rPr>
-              <w:vanish w:val="false"/>
-            </w:rPr>
-            <w:t>2.1.1 Огляд особливостей мови програмування, клієнт</w:t>
-            <w:tab/>
-            <w:t>13</w:t>
-          </w:r>
+          <w:hyperlink w:anchor="__RefHeading___Toc2395_792400555" w:tooltip="2.1.1 Огляд особливостей мови програмування, клієнт">
+            <w:r>
+              <w:rPr>
+                <w:rStyle w:val="Style18"/>
+              </w:rPr>
+              <w:t>2.1.1 Огляд особливостей мови програмування, клієнт</w:t>
+              <w:tab/>
+              <w:t>13</w:t>
+            </w:r>
+          </w:hyperlink>
         </w:p>
         <w:p>
           <w:pPr>
@@ -2181,14 +2211,16 @@
             </w:tabs>
             <w:rPr/>
           </w:pPr>
-          <w:r>
-            <w:rPr>
-              <w:vanish w:val="false"/>
-            </w:rPr>
-            <w:t>2.1.2 Огляд особливостей мови програмування, сервер</w:t>
-            <w:tab/>
-            <w:t>14</w:t>
-          </w:r>
+          <w:hyperlink w:anchor="__RefHeading___Toc2639_2362981076" w:tooltip="2.1.2 Огляд особливостей мови програмування, сервер">
+            <w:r>
+              <w:rPr>
+                <w:rStyle w:val="Style18"/>
+              </w:rPr>
+              <w:t>2.1.2 Огляд особливостей мови програмування, сервер</w:t>
+              <w:tab/>
+              <w:t>14</w:t>
+            </w:r>
+          </w:hyperlink>
         </w:p>
         <w:p>
           <w:pPr>
@@ -2199,14 +2231,16 @@
             </w:tabs>
             <w:rPr/>
           </w:pPr>
-          <w:r>
-            <w:rPr>
-              <w:vanish w:val="false"/>
-            </w:rPr>
-            <w:t>2.1.2 Огляд особливостей обраного середовища розробки</w:t>
-            <w:tab/>
-            <w:t>15</w:t>
-          </w:r>
+          <w:hyperlink w:anchor="__RefHeading___Toc2397_792400555" w:tooltip="2.1.2 Огляд особливостей обраного середовища розробки">
+            <w:r>
+              <w:rPr>
+                <w:rStyle w:val="Style18"/>
+              </w:rPr>
+              <w:t>2.1.2 Огляд особливостей обраного середовища розробки</w:t>
+              <w:tab/>
+              <w:t>14</w:t>
+            </w:r>
+          </w:hyperlink>
         </w:p>
         <w:p>
           <w:pPr>
@@ -2217,14 +2251,16 @@
             </w:tabs>
             <w:rPr/>
           </w:pPr>
-          <w:r>
-            <w:rPr>
-              <w:vanish w:val="false"/>
-            </w:rPr>
-            <w:t>2.2 Структурна схема програми</w:t>
-            <w:tab/>
-            <w:t>15</w:t>
-          </w:r>
+          <w:hyperlink w:anchor="__RefHeading___Toc2399_792400555" w:tooltip="2.2 Структурна схема програми">
+            <w:r>
+              <w:rPr>
+                <w:rStyle w:val="Style18"/>
+              </w:rPr>
+              <w:t>2.2 Структурна схема програми</w:t>
+              <w:tab/>
+              <w:t>15</w:t>
+            </w:r>
+          </w:hyperlink>
         </w:p>
         <w:p>
           <w:pPr>
@@ -2235,14 +2271,16 @@
             </w:tabs>
             <w:rPr/>
           </w:pPr>
-          <w:r>
-            <w:rPr>
-              <w:vanish w:val="false"/>
-            </w:rPr>
-            <w:t>2.3 Функціональна схема</w:t>
-            <w:tab/>
-            <w:t>15</w:t>
-          </w:r>
+          <w:hyperlink w:anchor="__RefHeading___Toc2641_2362981076" w:tooltip="2.3 Функціональна схема">
+            <w:r>
+              <w:rPr>
+                <w:rStyle w:val="Style18"/>
+              </w:rPr>
+              <w:t>2.3 Функціональна схема</w:t>
+              <w:tab/>
+              <w:t>15</w:t>
+            </w:r>
+          </w:hyperlink>
         </w:p>
         <w:p>
           <w:pPr>
@@ -2253,14 +2291,16 @@
             </w:tabs>
             <w:rPr/>
           </w:pPr>
-          <w:r>
-            <w:rPr>
-              <w:vanish w:val="false"/>
-            </w:rPr>
-            <w:t>2.4 Опис модулів розроблюваної системи</w:t>
-            <w:tab/>
-            <w:t>15</w:t>
-          </w:r>
+          <w:hyperlink w:anchor="__RefHeading___Toc2401_792400555" w:tooltip="2.4 Опис модулів розроблюваної системи">
+            <w:r>
+              <w:rPr>
+                <w:rStyle w:val="Style18"/>
+              </w:rPr>
+              <w:t>2.4 Опис модулів розроблюваної системи</w:t>
+              <w:tab/>
+              <w:t>15</w:t>
+            </w:r>
+          </w:hyperlink>
         </w:p>
         <w:p>
           <w:pPr>
@@ -2271,14 +2311,16 @@
             </w:tabs>
             <w:rPr/>
           </w:pPr>
-          <w:r>
-            <w:rPr>
-              <w:vanish w:val="false"/>
-            </w:rPr>
-            <w:t>2.5 Висновки за другим розділом</w:t>
-            <w:tab/>
-            <w:t>16</w:t>
-          </w:r>
+          <w:hyperlink w:anchor="__RefHeading___Toc2403_792400555" w:tooltip="2.5 Висновки за другим розділом">
+            <w:r>
+              <w:rPr>
+                <w:rStyle w:val="Style18"/>
+              </w:rPr>
+              <w:t>2.5 Висновки за другим розділом</w:t>
+              <w:tab/>
+              <w:t>16</w:t>
+            </w:r>
+          </w:hyperlink>
         </w:p>
         <w:p>
           <w:pPr>
@@ -2289,14 +2331,16 @@
             </w:tabs>
             <w:rPr/>
           </w:pPr>
-          <w:r>
-            <w:rPr>
-              <w:vanish w:val="false"/>
-            </w:rPr>
-            <w:t>3 Основні рішення щодо реалізації компонентів системи</w:t>
-            <w:tab/>
-            <w:t>17</w:t>
-          </w:r>
+          <w:hyperlink w:anchor="__RefHeading___Toc2405_792400555" w:tooltip="3 Основні рішення щодо реалізації компонентів системи">
+            <w:r>
+              <w:rPr>
+                <w:rStyle w:val="Style18"/>
+              </w:rPr>
+              <w:t>3 Основні рішення щодо реалізації компонентів системи</w:t>
+              <w:tab/>
+              <w:t>17</w:t>
+            </w:r>
+          </w:hyperlink>
         </w:p>
         <w:p>
           <w:pPr>
@@ -2307,14 +2351,16 @@
             </w:tabs>
             <w:rPr/>
           </w:pPr>
-          <w:r>
-            <w:rPr>
-              <w:vanish w:val="false"/>
-            </w:rPr>
-            <w:t>3.1 Алгоритм функціонування розробленої програми</w:t>
-            <w:tab/>
-            <w:t>17</w:t>
-          </w:r>
+          <w:hyperlink w:anchor="__RefHeading___Toc2407_792400555" w:tooltip="3.1 Алгоритм функціонування розробленої програми">
+            <w:r>
+              <w:rPr>
+                <w:rStyle w:val="Style18"/>
+              </w:rPr>
+              <w:t>3.1 Алгоритм функціонування розробленої програми</w:t>
+              <w:tab/>
+              <w:t>17</w:t>
+            </w:r>
+          </w:hyperlink>
         </w:p>
         <w:p>
           <w:pPr>
@@ -2325,14 +2371,16 @@
             </w:tabs>
             <w:rPr/>
           </w:pPr>
-          <w:r>
-            <w:rPr>
-              <w:vanish w:val="false"/>
-            </w:rPr>
-            <w:t>3.3 Розробка алгоритму</w:t>
-            <w:tab/>
-            <w:t>17</w:t>
-          </w:r>
+          <w:hyperlink w:anchor="__RefHeading___Toc2643_2362981076" w:tooltip="3.3 Розробка алгоритму">
+            <w:r>
+              <w:rPr>
+                <w:rStyle w:val="Style18"/>
+              </w:rPr>
+              <w:t>3.3 Розробка алгоритму</w:t>
+              <w:tab/>
+              <w:t>17</w:t>
+            </w:r>
+          </w:hyperlink>
         </w:p>
         <w:p>
           <w:pPr>
@@ -2343,14 +2391,16 @@
             </w:tabs>
             <w:rPr/>
           </w:pPr>
-          <w:r>
-            <w:rPr>
-              <w:vanish w:val="false"/>
-            </w:rPr>
-            <w:t>3.4 Висновки за третім розділом</w:t>
-            <w:tab/>
-            <w:t>18</w:t>
-          </w:r>
+          <w:hyperlink w:anchor="__RefHeading___Toc2411_792400555" w:tooltip="3.4 Висновки за третім розділом">
+            <w:r>
+              <w:rPr>
+                <w:rStyle w:val="Style18"/>
+              </w:rPr>
+              <w:t>3.4 Висновки за третім розділом</w:t>
+              <w:tab/>
+              <w:t>18</w:t>
+            </w:r>
+          </w:hyperlink>
         </w:p>
         <w:p>
           <w:pPr>
@@ -2361,14 +2411,16 @@
             </w:tabs>
             <w:rPr/>
           </w:pPr>
-          <w:r>
-            <w:rPr>
-              <w:vanish w:val="false"/>
-            </w:rPr>
-            <w:t>4 Інтерфейс застосунку</w:t>
-            <w:tab/>
-            <w:t>19</w:t>
-          </w:r>
+          <w:hyperlink w:anchor="__RefHeading___Toc2413_792400555" w:tooltip="4 Інтерфейс застосунку">
+            <w:r>
+              <w:rPr>
+                <w:rStyle w:val="Style18"/>
+              </w:rPr>
+              <w:t>4 Інтерфейс застосунку</w:t>
+              <w:tab/>
+              <w:t>19</w:t>
+            </w:r>
+          </w:hyperlink>
         </w:p>
         <w:p>
           <w:pPr>
@@ -2379,14 +2431,16 @@
             </w:tabs>
             <w:rPr/>
           </w:pPr>
-          <w:r>
-            <w:rPr>
-              <w:vanish w:val="false"/>
-            </w:rPr>
-            <w:t>4.1 Вимоги до інтерфейсу</w:t>
-            <w:tab/>
-            <w:t>19</w:t>
-          </w:r>
+          <w:hyperlink w:anchor="__RefHeading___Toc2423_792400555" w:tooltip="4.1 Вимоги до інтерфейсу">
+            <w:r>
+              <w:rPr>
+                <w:rStyle w:val="Style18"/>
+              </w:rPr>
+              <w:t>4.1 Вимоги до інтерфейсу</w:t>
+              <w:tab/>
+              <w:t>19</w:t>
+            </w:r>
+          </w:hyperlink>
         </w:p>
         <w:p>
           <w:pPr>
@@ -2397,14 +2451,16 @@
             </w:tabs>
             <w:rPr/>
           </w:pPr>
-          <w:r>
-            <w:rPr>
-              <w:vanish w:val="false"/>
-            </w:rPr>
-            <w:t>4.2 Вигляд інтерфейсу</w:t>
-            <w:tab/>
-            <w:t>19</w:t>
-          </w:r>
+          <w:hyperlink w:anchor="__RefHeading___Toc2645_2362981076" w:tooltip="4.2 Вигляд інтерфейсу">
+            <w:r>
+              <w:rPr>
+                <w:rStyle w:val="Style18"/>
+              </w:rPr>
+              <w:t>4.2 Вигляд інтерфейсу</w:t>
+              <w:tab/>
+              <w:t>19</w:t>
+            </w:r>
+          </w:hyperlink>
         </w:p>
         <w:p>
           <w:pPr>
@@ -2415,14 +2471,16 @@
             </w:tabs>
             <w:rPr/>
           </w:pPr>
-          <w:r>
-            <w:rPr>
-              <w:vanish w:val="false"/>
-            </w:rPr>
-            <w:t>5 Керівництво користувача</w:t>
-            <w:tab/>
-            <w:t>22</w:t>
-          </w:r>
+          <w:hyperlink w:anchor="__RefHeading___Toc2425_792400555" w:tooltip="5 Керівництво користувача">
+            <w:r>
+              <w:rPr>
+                <w:rStyle w:val="Style18"/>
+              </w:rPr>
+              <w:t>5 Керівництво користувача</w:t>
+              <w:tab/>
+              <w:t>22</w:t>
+            </w:r>
+          </w:hyperlink>
         </w:p>
         <w:p>
           <w:pPr>
@@ -2433,14 +2491,16 @@
             </w:tabs>
             <w:rPr/>
           </w:pPr>
-          <w:r>
-            <w:rPr>
-              <w:vanish w:val="false"/>
-            </w:rPr>
-            <w:t>5.1 Призначення програми</w:t>
-            <w:tab/>
-            <w:t>22</w:t>
-          </w:r>
+          <w:hyperlink w:anchor="__RefHeading___Toc2427_792400555" w:tooltip="5.1 Призначення програми">
+            <w:r>
+              <w:rPr>
+                <w:rStyle w:val="Style18"/>
+              </w:rPr>
+              <w:t>5.1 Призначення програми</w:t>
+              <w:tab/>
+              <w:t>22</w:t>
+            </w:r>
+          </w:hyperlink>
         </w:p>
         <w:p>
           <w:pPr>
@@ -2451,14 +2511,16 @@
             </w:tabs>
             <w:rPr/>
           </w:pPr>
-          <w:r>
-            <w:rPr>
-              <w:vanish w:val="false"/>
-            </w:rPr>
-            <w:t>5.2 Умови виконання програми</w:t>
-            <w:tab/>
-            <w:t>22</w:t>
-          </w:r>
+          <w:hyperlink w:anchor="__RefHeading___Toc2429_792400555" w:tooltip="5.2 Умови виконання програми">
+            <w:r>
+              <w:rPr>
+                <w:rStyle w:val="Style18"/>
+              </w:rPr>
+              <w:t>5.2 Умови виконання програми</w:t>
+              <w:tab/>
+              <w:t>22</w:t>
+            </w:r>
+          </w:hyperlink>
         </w:p>
         <w:p>
           <w:pPr>
@@ -2469,14 +2531,16 @@
             </w:tabs>
             <w:rPr/>
           </w:pPr>
-          <w:r>
-            <w:rPr>
-              <w:vanish w:val="false"/>
-            </w:rPr>
-            <w:t>5.3 Виконання програми</w:t>
-            <w:tab/>
-            <w:t>22</w:t>
-          </w:r>
+          <w:hyperlink w:anchor="__RefHeading___Toc2431_792400555" w:tooltip="5.3 Виконання програми">
+            <w:r>
+              <w:rPr>
+                <w:rStyle w:val="Style18"/>
+              </w:rPr>
+              <w:t>5.3 Виконання програми</w:t>
+              <w:tab/>
+              <w:t>22</w:t>
+            </w:r>
+          </w:hyperlink>
         </w:p>
         <w:p>
           <w:pPr>
@@ -2487,14 +2551,16 @@
             </w:tabs>
             <w:rPr/>
           </w:pPr>
-          <w:r>
-            <w:rPr>
-              <w:vanish w:val="false"/>
-            </w:rPr>
-            <w:t>Висновки</w:t>
-            <w:tab/>
-            <w:t>23</w:t>
-          </w:r>
+          <w:hyperlink w:anchor="__RefHeading___Toc2441_792400555" w:tooltip="Висновки">
+            <w:r>
+              <w:rPr>
+                <w:rStyle w:val="Style18"/>
+              </w:rPr>
+              <w:t>Висновки</w:t>
+              <w:tab/>
+              <w:t>23</w:t>
+            </w:r>
+          </w:hyperlink>
         </w:p>
         <w:p>
           <w:pPr>
@@ -2505,14 +2571,16 @@
             </w:tabs>
             <w:rPr/>
           </w:pPr>
-          <w:r>
-            <w:rPr>
-              <w:vanish w:val="false"/>
-            </w:rPr>
-            <w:t>Список використаних джерел</w:t>
-            <w:tab/>
-            <w:t>24</w:t>
-          </w:r>
+          <w:hyperlink w:anchor="__RefHeading___Toc2443_792400555" w:tooltip="Список використаних джерел">
+            <w:r>
+              <w:rPr>
+                <w:rStyle w:val="Style18"/>
+              </w:rPr>
+              <w:t>Список використаних джерел</w:t>
+              <w:tab/>
+              <w:t>24</w:t>
+            </w:r>
+          </w:hyperlink>
         </w:p>
         <w:p>
           <w:pPr>
@@ -2523,14 +2591,16 @@
             </w:tabs>
             <w:rPr/>
           </w:pPr>
-          <w:r>
-            <w:rPr>
-              <w:vanish w:val="false"/>
-            </w:rPr>
-            <w:t>Додаток А</w:t>
-            <w:tab/>
-            <w:t>25</w:t>
-          </w:r>
+          <w:hyperlink w:anchor="__RefHeading___Toc2445_792400555" w:tooltip="Додаток А">
+            <w:r>
+              <w:rPr>
+                <w:rStyle w:val="Style18"/>
+              </w:rPr>
+              <w:t>Додаток А</w:t>
+              <w:tab/>
+              <w:t>25</w:t>
+            </w:r>
+          </w:hyperlink>
         </w:p>
         <w:p>
           <w:pPr>
@@ -2541,14 +2611,16 @@
             </w:tabs>
             <w:rPr/>
           </w:pPr>
-          <w:r>
-            <w:rPr>
-              <w:vanish w:val="false"/>
-            </w:rPr>
-            <w:t>А.1 Вступ</w:t>
-            <w:tab/>
-            <w:t>26</w:t>
-          </w:r>
+          <w:hyperlink w:anchor="__RefHeading___Toc2447_792400555" w:tooltip="А.1 Вступ">
+            <w:r>
+              <w:rPr>
+                <w:rStyle w:val="Style18"/>
+              </w:rPr>
+              <w:t>А.1 Вступ</w:t>
+              <w:tab/>
+              <w:t>26</w:t>
+            </w:r>
+          </w:hyperlink>
         </w:p>
         <w:p>
           <w:pPr>
@@ -2559,14 +2631,16 @@
             </w:tabs>
             <w:rPr/>
           </w:pPr>
-          <w:r>
-            <w:rPr>
-              <w:vanish w:val="false"/>
-            </w:rPr>
-            <w:t>А.1.1 Назва програми</w:t>
-            <w:tab/>
-            <w:t>26</w:t>
-          </w:r>
+          <w:hyperlink w:anchor="__RefHeading___Toc2449_792400555" w:tooltip="А.1.1 Назва програми">
+            <w:r>
+              <w:rPr>
+                <w:rStyle w:val="Style18"/>
+              </w:rPr>
+              <w:t>А.1.1 Назва програми</w:t>
+              <w:tab/>
+              <w:t>26</w:t>
+            </w:r>
+          </w:hyperlink>
         </w:p>
         <w:p>
           <w:pPr>
@@ -2577,14 +2651,16 @@
             </w:tabs>
             <w:rPr/>
           </w:pPr>
-          <w:r>
-            <w:rPr>
-              <w:vanish w:val="false"/>
-            </w:rPr>
-            <w:t>А.1.2 Призначення та область застосування</w:t>
-            <w:tab/>
-            <w:t>26</w:t>
-          </w:r>
+          <w:hyperlink w:anchor="__RefHeading___Toc2451_792400555" w:tooltip="А.1.2 Призначення та область застосування">
+            <w:r>
+              <w:rPr>
+                <w:rStyle w:val="Style18"/>
+              </w:rPr>
+              <w:t>А.1.2 Призначення та область застосування</w:t>
+              <w:tab/>
+              <w:t>26</w:t>
+            </w:r>
+          </w:hyperlink>
         </w:p>
         <w:p>
           <w:pPr>
@@ -2595,14 +2671,16 @@
             </w:tabs>
             <w:rPr/>
           </w:pPr>
-          <w:r>
-            <w:rPr>
-              <w:vanish w:val="false"/>
-            </w:rPr>
-            <w:t>А.2 Підстави для розробки</w:t>
-            <w:tab/>
-            <w:t>26</w:t>
-          </w:r>
+          <w:hyperlink w:anchor="__RefHeading___Toc2453_792400555" w:tooltip="А.2 Підстави для розробки">
+            <w:r>
+              <w:rPr>
+                <w:rStyle w:val="Style18"/>
+              </w:rPr>
+              <w:t>А.2 Підстави для розробки</w:t>
+              <w:tab/>
+              <w:t>26</w:t>
+            </w:r>
+          </w:hyperlink>
         </w:p>
         <w:p>
           <w:pPr>
@@ -2613,14 +2691,16 @@
             </w:tabs>
             <w:rPr/>
           </w:pPr>
-          <w:r>
-            <w:rPr>
-              <w:vanish w:val="false"/>
-            </w:rPr>
-            <w:t>А.3 Призначення розробки</w:t>
-            <w:tab/>
-            <w:t>26</w:t>
-          </w:r>
+          <w:hyperlink w:anchor="__RefHeading___Toc2455_792400555" w:tooltip="А.3 Призначення розробки">
+            <w:r>
+              <w:rPr>
+                <w:rStyle w:val="Style18"/>
+              </w:rPr>
+              <w:t>А.3 Призначення розробки</w:t>
+              <w:tab/>
+              <w:t>26</w:t>
+            </w:r>
+          </w:hyperlink>
         </w:p>
         <w:p>
           <w:pPr>
@@ -2631,14 +2711,16 @@
             </w:tabs>
             <w:rPr/>
           </w:pPr>
-          <w:r>
-            <w:rPr>
-              <w:vanish w:val="false"/>
-            </w:rPr>
-            <w:t>А.4 Вимоги до програми</w:t>
-            <w:tab/>
-            <w:t>26</w:t>
-          </w:r>
+          <w:hyperlink w:anchor="__RefHeading___Toc2457_792400555" w:tooltip="А.4 Вимоги до програми">
+            <w:r>
+              <w:rPr>
+                <w:rStyle w:val="Style18"/>
+              </w:rPr>
+              <w:t>А.4 Вимоги до програми</w:t>
+              <w:tab/>
+              <w:t>26</w:t>
+            </w:r>
+          </w:hyperlink>
         </w:p>
         <w:p>
           <w:pPr>
@@ -2649,14 +2731,16 @@
             </w:tabs>
             <w:rPr/>
           </w:pPr>
-          <w:r>
-            <w:rPr>
-              <w:vanish w:val="false"/>
-            </w:rPr>
-            <w:t>А.4.1 Вимоги до функціональних характеристик</w:t>
-            <w:tab/>
-            <w:t>27</w:t>
-          </w:r>
+          <w:hyperlink w:anchor="__RefHeading___Toc2459_792400555" w:tooltip="А.4.1 Вимоги до функціональних характеристик">
+            <w:r>
+              <w:rPr>
+                <w:rStyle w:val="Style18"/>
+              </w:rPr>
+              <w:t>А.4.1 Вимоги до функціональних характеристик</w:t>
+              <w:tab/>
+              <w:t>27</w:t>
+            </w:r>
+          </w:hyperlink>
         </w:p>
         <w:p>
           <w:pPr>
@@ -2667,14 +2751,16 @@
             </w:tabs>
             <w:rPr/>
           </w:pPr>
-          <w:r>
-            <w:rPr>
-              <w:vanish w:val="false"/>
-            </w:rPr>
-            <w:t>А.4.2 Вимоги до надійності</w:t>
-            <w:tab/>
-            <w:t>27</w:t>
-          </w:r>
+          <w:hyperlink w:anchor="__RefHeading___Toc2461_792400555" w:tooltip="А.4.2 Вимоги до надійності">
+            <w:r>
+              <w:rPr>
+                <w:rStyle w:val="Style18"/>
+              </w:rPr>
+              <w:t>А.4.2 Вимоги до надійності</w:t>
+              <w:tab/>
+              <w:t>27</w:t>
+            </w:r>
+          </w:hyperlink>
         </w:p>
         <w:p>
           <w:pPr>
@@ -2685,14 +2771,16 @@
             </w:tabs>
             <w:rPr/>
           </w:pPr>
-          <w:r>
-            <w:rPr>
-              <w:vanish w:val="false"/>
-            </w:rPr>
-            <w:t>А.4.3 Вимоги до технічних та програмних засобів</w:t>
-            <w:tab/>
-            <w:t>27</w:t>
-          </w:r>
+          <w:hyperlink w:anchor="__RefHeading___Toc2463_792400555" w:tooltip="А.4.3 Вимоги до технічних та програмних засобів">
+            <w:r>
+              <w:rPr>
+                <w:rStyle w:val="Style18"/>
+              </w:rPr>
+              <w:t>А.4.3 Вимоги до технічних та програмних засобів</w:t>
+              <w:tab/>
+              <w:t>27</w:t>
+            </w:r>
+          </w:hyperlink>
         </w:p>
         <w:p>
           <w:pPr>
@@ -2703,14 +2791,16 @@
             </w:tabs>
             <w:rPr/>
           </w:pPr>
-          <w:r>
-            <w:rPr>
-              <w:vanish w:val="false"/>
-            </w:rPr>
-            <w:t>А.4.4 Вимоги до вхідних даних</w:t>
-            <w:tab/>
-            <w:t>28</w:t>
-          </w:r>
+          <w:hyperlink w:anchor="__RefHeading___Toc2647_2362981076" w:tooltip="А.4.4 Вимоги до вхідних даних">
+            <w:r>
+              <w:rPr>
+                <w:rStyle w:val="Style18"/>
+              </w:rPr>
+              <w:t>А.4.4 Вимоги до вхідних даних</w:t>
+              <w:tab/>
+              <w:t>28</w:t>
+            </w:r>
+          </w:hyperlink>
         </w:p>
         <w:p>
           <w:pPr>
@@ -2721,14 +2811,16 @@
             </w:tabs>
             <w:rPr/>
           </w:pPr>
-          <w:r>
-            <w:rPr>
-              <w:vanish w:val="false"/>
-            </w:rPr>
-            <w:t>А.5 Вимоги до програмної документації</w:t>
-            <w:tab/>
-            <w:t>28</w:t>
-          </w:r>
+          <w:hyperlink w:anchor="__RefHeading___Toc2465_792400555" w:tooltip="А.5 Вимоги до програмної документації">
+            <w:r>
+              <w:rPr>
+                <w:rStyle w:val="Style18"/>
+              </w:rPr>
+              <w:t>А.5 Вимоги до програмної документації</w:t>
+              <w:tab/>
+              <w:t>28</w:t>
+            </w:r>
+          </w:hyperlink>
         </w:p>
         <w:p>
           <w:pPr>
@@ -2739,14 +2831,16 @@
             </w:tabs>
             <w:rPr/>
           </w:pPr>
-          <w:r>
-            <w:rPr>
-              <w:vanish w:val="false"/>
-            </w:rPr>
-            <w:t>А.6 Стадії і етапи розробки</w:t>
-            <w:tab/>
-            <w:t>28</w:t>
-          </w:r>
+          <w:hyperlink w:anchor="__RefHeading___Toc2467_792400555" w:tooltip="А.6 Стадії і етапи розробки">
+            <w:r>
+              <w:rPr>
+                <w:rStyle w:val="Style18"/>
+              </w:rPr>
+              <w:t>А.6 Стадії і етапи розробки</w:t>
+              <w:tab/>
+              <w:t>28</w:t>
+            </w:r>
+          </w:hyperlink>
         </w:p>
         <w:p>
           <w:pPr>
@@ -2757,14 +2851,16 @@
             </w:tabs>
             <w:rPr/>
           </w:pPr>
-          <w:r>
-            <w:rPr>
-              <w:vanish w:val="false"/>
-            </w:rPr>
-            <w:t>А.6.1 Стадії розробки</w:t>
-            <w:tab/>
-            <w:t>28</w:t>
-          </w:r>
+          <w:hyperlink w:anchor="__RefHeading___Toc2469_792400555" w:tooltip="А.6.1 Стадії розробки">
+            <w:r>
+              <w:rPr>
+                <w:rStyle w:val="Style18"/>
+              </w:rPr>
+              <w:t>А.6.1 Стадії розробки</w:t>
+              <w:tab/>
+              <w:t>28</w:t>
+            </w:r>
+          </w:hyperlink>
         </w:p>
         <w:p>
           <w:pPr>
@@ -2775,14 +2871,16 @@
             </w:tabs>
             <w:rPr/>
           </w:pPr>
-          <w:r>
-            <w:rPr>
-              <w:vanish w:val="false"/>
-            </w:rPr>
-            <w:t>А.6.2 Етапи розробки</w:t>
-            <w:tab/>
-            <w:t>29</w:t>
-          </w:r>
+          <w:hyperlink w:anchor="__RefHeading___Toc2471_792400555" w:tooltip="А.6.2 Етапи розробки">
+            <w:r>
+              <w:rPr>
+                <w:rStyle w:val="Style18"/>
+              </w:rPr>
+              <w:t>А.6.2 Етапи розробки</w:t>
+              <w:tab/>
+              <w:t>29</w:t>
+            </w:r>
+          </w:hyperlink>
         </w:p>
         <w:p>
           <w:pPr>
@@ -2793,14 +2891,16 @@
             </w:tabs>
             <w:rPr/>
           </w:pPr>
-          <w:r>
-            <w:rPr>
-              <w:vanish w:val="false"/>
-            </w:rPr>
-            <w:t>А.6.3 Зміст робіт по етапах</w:t>
-            <w:tab/>
-            <w:t>29</w:t>
-          </w:r>
+          <w:hyperlink w:anchor="__RefHeading___Toc2473_792400555" w:tooltip="А.6.3 Зміст робіт по етапах">
+            <w:r>
+              <w:rPr>
+                <w:rStyle w:val="Style18"/>
+              </w:rPr>
+              <w:t>А.6.3 Зміст робіт по етапах</w:t>
+              <w:tab/>
+              <w:t>29</w:t>
+            </w:r>
+          </w:hyperlink>
         </w:p>
         <w:p>
           <w:pPr>
@@ -2811,14 +2911,16 @@
             </w:tabs>
             <w:rPr/>
           </w:pPr>
-          <w:r>
-            <w:rPr>
-              <w:vanish w:val="false"/>
-            </w:rPr>
-            <w:t>Додаток Б</w:t>
-            <w:tab/>
-            <w:t>30</w:t>
-          </w:r>
+          <w:hyperlink w:anchor="__RefHeading___Toc2475_792400555" w:tooltip="Додаток Б">
+            <w:r>
+              <w:rPr>
+                <w:rStyle w:val="Style18"/>
+              </w:rPr>
+              <w:t>Додаток Б</w:t>
+              <w:tab/>
+              <w:t>30</w:t>
+            </w:r>
+          </w:hyperlink>
         </w:p>
         <w:p>
           <w:pPr>
@@ -2829,14 +2931,16 @@
             </w:tabs>
             <w:rPr/>
           </w:pPr>
-          <w:r>
-            <w:rPr>
-              <w:vanish w:val="false"/>
-            </w:rPr>
-            <w:t>Б.1 Загальні відомості</w:t>
-            <w:tab/>
-            <w:t>31</w:t>
-          </w:r>
+          <w:hyperlink w:anchor="__RefHeading___Toc2477_792400555" w:tooltip="Б.1 Загальні відомості">
+            <w:r>
+              <w:rPr>
+                <w:rStyle w:val="Style18"/>
+              </w:rPr>
+              <w:t>Б.1 Загальні відомості</w:t>
+              <w:tab/>
+              <w:t>31</w:t>
+            </w:r>
+          </w:hyperlink>
         </w:p>
         <w:p>
           <w:pPr>
@@ -2847,14 +2951,16 @@
             </w:tabs>
             <w:rPr/>
           </w:pPr>
-          <w:r>
-            <w:rPr>
-              <w:vanish w:val="false"/>
-            </w:rPr>
-            <w:t>Б.2 Функціональне призначення</w:t>
-            <w:tab/>
-            <w:t>31</w:t>
-          </w:r>
+          <w:hyperlink w:anchor="__RefHeading___Toc2479_792400555" w:tooltip="Б.2 Функціональне призначення">
+            <w:r>
+              <w:rPr>
+                <w:rStyle w:val="Style18"/>
+              </w:rPr>
+              <w:t>Б.2 Функціональне призначення</w:t>
+              <w:tab/>
+              <w:t>31</w:t>
+            </w:r>
+          </w:hyperlink>
         </w:p>
         <w:p>
           <w:pPr>
@@ -2865,14 +2971,16 @@
             </w:tabs>
             <w:rPr/>
           </w:pPr>
-          <w:r>
-            <w:rPr>
-              <w:vanish w:val="false"/>
-            </w:rPr>
-            <w:t>Б.3 Опис логічної структури програми</w:t>
-            <w:tab/>
-            <w:t>31</w:t>
-          </w:r>
+          <w:hyperlink w:anchor="__RefHeading___Toc2481_792400555" w:tooltip="Б.3 Опис логічної структури програми">
+            <w:r>
+              <w:rPr>
+                <w:rStyle w:val="Style18"/>
+              </w:rPr>
+              <w:t>Б.3 Опис логічної структури програми</w:t>
+              <w:tab/>
+              <w:t>31</w:t>
+            </w:r>
+          </w:hyperlink>
         </w:p>
         <w:p>
           <w:pPr>
@@ -2883,14 +2991,16 @@
             </w:tabs>
             <w:rPr/>
           </w:pPr>
-          <w:r>
-            <w:rPr>
-              <w:vanish w:val="false"/>
-            </w:rPr>
-            <w:t>Б.3.1 Алгоритм шифрування/дешифрування</w:t>
-            <w:tab/>
-            <w:t>31</w:t>
-          </w:r>
+          <w:hyperlink w:anchor="__RefHeading___Toc2483_792400555" w:tooltip="Б.3.1 Алгоритм шифрування/дешифрування">
+            <w:r>
+              <w:rPr>
+                <w:rStyle w:val="Style18"/>
+              </w:rPr>
+              <w:t>Б.3.1 Алгоритм шифрування/дешифрування</w:t>
+              <w:tab/>
+              <w:t>31</w:t>
+            </w:r>
+          </w:hyperlink>
         </w:p>
         <w:p>
           <w:pPr>
@@ -2901,14 +3011,16 @@
             </w:tabs>
             <w:rPr/>
           </w:pPr>
-          <w:r>
-            <w:rPr>
-              <w:vanish w:val="false"/>
-            </w:rPr>
-            <w:t>Б.4 Використані технічні засоби</w:t>
-            <w:tab/>
-            <w:t>32</w:t>
-          </w:r>
+          <w:hyperlink w:anchor="__RefHeading___Toc2485_792400555" w:tooltip="Б.4 Використані технічні засоби">
+            <w:r>
+              <w:rPr>
+                <w:rStyle w:val="Style18"/>
+              </w:rPr>
+              <w:t>Б.4 Використані технічні засоби</w:t>
+              <w:tab/>
+              <w:t>32</w:t>
+            </w:r>
+          </w:hyperlink>
         </w:p>
         <w:p>
           <w:pPr>
@@ -2919,14 +3031,16 @@
             </w:tabs>
             <w:rPr/>
           </w:pPr>
-          <w:r>
-            <w:rPr>
-              <w:vanish w:val="false"/>
-            </w:rPr>
-            <w:t>Б.5 Виклик і завантаження</w:t>
-            <w:tab/>
-            <w:t>32</w:t>
-          </w:r>
+          <w:hyperlink w:anchor="__RefHeading___Toc2487_792400555" w:tooltip="Б.5 Виклик і завантаження">
+            <w:r>
+              <w:rPr>
+                <w:rStyle w:val="Style18"/>
+              </w:rPr>
+              <w:t>Б.5 Виклик і завантаження</w:t>
+              <w:tab/>
+              <w:t>32</w:t>
+            </w:r>
+          </w:hyperlink>
         </w:p>
         <w:p>
           <w:pPr>
@@ -2937,14 +3051,16 @@
             </w:tabs>
             <w:rPr/>
           </w:pPr>
-          <w:r>
-            <w:rPr>
-              <w:vanish w:val="false"/>
-            </w:rPr>
-            <w:t>Б.6 Початкові дані</w:t>
-            <w:tab/>
-            <w:t>33</w:t>
-          </w:r>
+          <w:hyperlink w:anchor="__RefHeading___Toc2489_792400555" w:tooltip="Б.6 Початкові дані">
+            <w:r>
+              <w:rPr>
+                <w:rStyle w:val="Style18"/>
+              </w:rPr>
+              <w:t>Б.6 Початкові дані</w:t>
+              <w:tab/>
+              <w:t>33</w:t>
+            </w:r>
+          </w:hyperlink>
         </w:p>
         <w:p>
           <w:pPr>
@@ -2955,14 +3071,16 @@
             </w:tabs>
             <w:rPr/>
           </w:pPr>
-          <w:r>
-            <w:rPr>
-              <w:vanish w:val="false"/>
-            </w:rPr>
-            <w:t>Додаток В</w:t>
-            <w:tab/>
-            <w:t>34</w:t>
-          </w:r>
+          <w:hyperlink w:anchor="__RefHeading___Toc2491_792400555" w:tooltip="Додаток В">
+            <w:r>
+              <w:rPr>
+                <w:rStyle w:val="Style18"/>
+              </w:rPr>
+              <w:t>Додаток В</w:t>
+              <w:tab/>
+              <w:t>34</w:t>
+            </w:r>
+          </w:hyperlink>
         </w:p>
         <w:p>
           <w:pPr>
@@ -2973,14 +3091,16 @@
             </w:tabs>
             <w:rPr/>
           </w:pPr>
-          <w:r>
-            <w:rPr>
-              <w:vanish w:val="false"/>
-            </w:rPr>
-            <w:t>Текст серверу — server.py</w:t>
-            <w:tab/>
-            <w:t>35</w:t>
-          </w:r>
+          <w:hyperlink w:anchor="__RefHeading___Toc2493_792400555" w:tooltip="Текст серверу — server.py">
+            <w:r>
+              <w:rPr>
+                <w:rStyle w:val="Style18"/>
+              </w:rPr>
+              <w:t>Текст серверу — server.py</w:t>
+              <w:tab/>
+              <w:t>35</w:t>
+            </w:r>
+          </w:hyperlink>
         </w:p>
         <w:p>
           <w:pPr>
@@ -2991,14 +3111,16 @@
             </w:tabs>
             <w:rPr/>
           </w:pPr>
-          <w:r>
-            <w:rPr>
-              <w:vanish w:val="false"/>
-            </w:rPr>
-            <w:t>Текст сторінки — page.tsx</w:t>
-            <w:tab/>
-            <w:t>35</w:t>
-          </w:r>
+          <w:hyperlink w:anchor="__RefHeading___Toc2649_2362981076" w:tooltip="Текст сторінки — page.tsx">
+            <w:r>
+              <w:rPr>
+                <w:rStyle w:val="Style18"/>
+              </w:rPr>
+              <w:t>Текст сторінки — page.tsx</w:t>
+              <w:tab/>
+              <w:t>35</w:t>
+            </w:r>
+          </w:hyperlink>
         </w:p>
         <w:p>
           <w:pPr>
@@ -3009,17 +3131,19 @@
             </w:tabs>
             <w:rPr/>
           </w:pPr>
+          <w:hyperlink w:anchor="__RefHeading___Toc2495_792400555" w:tooltip="Додаток Г">
+            <w:r>
+              <w:rPr>
+                <w:rStyle w:val="Style18"/>
+              </w:rPr>
+              <w:t>Додаток Г</w:t>
+              <w:tab/>
+              <w:t>39</w:t>
+            </w:r>
+          </w:hyperlink>
           <w:r>
             <w:rPr>
-              <w:vanish w:val="false"/>
-            </w:rPr>
-            <w:t>Додаток Г</w:t>
-            <w:tab/>
-            <w:t>39</w:t>
-          </w:r>
-          <w:r>
-            <w:rPr>
-              <w:vanish w:val="false"/>
+              <w:rStyle w:val="Style18"/>
             </w:rPr>
             <w:fldChar w:fldCharType="end"/>
           </w:r>
@@ -3068,14 +3192,14 @@
         </w:rPr>
       </w:pPr>
       <w:bookmarkStart w:id="18" w:name="__RefHeading___Toc2371_792400555"/>
-      <w:bookmarkStart w:id="19" w:name="_Toc29924"/>
-      <w:bookmarkStart w:id="20" w:name="_Toc27554779"/>
-      <w:bookmarkStart w:id="21" w:name="_Зміст000068"/>
-      <w:bookmarkStart w:id="22" w:name="_Toc196826521"/>
-      <w:bookmarkStart w:id="23" w:name="_Зміст000065"/>
-      <w:bookmarkStart w:id="24" w:name="_Зміст000005"/>
-      <w:bookmarkStart w:id="25" w:name="_Зміст000031"/>
-      <w:bookmarkStart w:id="26" w:name="_Toc533520912"/>
+      <w:bookmarkStart w:id="19" w:name="_Toc533520912"/>
+      <w:bookmarkStart w:id="20" w:name="_Зміст000031"/>
+      <w:bookmarkStart w:id="21" w:name="_Зміст000005"/>
+      <w:bookmarkStart w:id="22" w:name="_Зміст000065"/>
+      <w:bookmarkStart w:id="23" w:name="_Toc196826521"/>
+      <w:bookmarkStart w:id="24" w:name="_Зміст000068"/>
+      <w:bookmarkStart w:id="25" w:name="_Toc27554779"/>
+      <w:bookmarkStart w:id="26" w:name="_Toc29924"/>
       <w:bookmarkEnd w:id="18"/>
       <w:r>
         <w:rPr>
@@ -3259,13 +3383,13 @@
         </w:rPr>
       </w:pPr>
       <w:bookmarkStart w:id="27" w:name="__RefHeading___Toc2373_792400555"/>
-      <w:bookmarkStart w:id="28" w:name="_Toc196826522"/>
-      <w:bookmarkStart w:id="29" w:name="_Зміст000006"/>
-      <w:bookmarkStart w:id="30" w:name="_Toc27554780"/>
+      <w:bookmarkStart w:id="28" w:name="_Toc31110"/>
+      <w:bookmarkStart w:id="29" w:name="_Зміст000032"/>
+      <w:bookmarkStart w:id="30" w:name="_Toc533520911"/>
       <w:bookmarkStart w:id="31" w:name="_Зміст000069"/>
-      <w:bookmarkStart w:id="32" w:name="_Toc533520911"/>
-      <w:bookmarkStart w:id="33" w:name="_Зміст000032"/>
-      <w:bookmarkStart w:id="34" w:name="_Toc31110"/>
+      <w:bookmarkStart w:id="32" w:name="_Toc27554780"/>
+      <w:bookmarkStart w:id="33" w:name="_Зміст000006"/>
+      <w:bookmarkStart w:id="34" w:name="_Toc196826522"/>
       <w:bookmarkEnd w:id="27"/>
       <w:r>
         <w:rPr>
@@ -3404,10 +3528,6 @@
     <w:p>
       <w:pPr>
         <w:pStyle w:val="Common"/>
-        <w:numPr>
-          <w:ilvl w:val="0"/>
-          <w:numId w:val="0"/>
-        </w:numPr>
         <w:spacing w:lineRule="auto" w:line="360" w:before="0" w:after="0"/>
         <w:ind w:hanging="0" w:start="0"/>
         <w:jc w:val="both"/>
@@ -3453,11 +3573,11 @@
         </w:rPr>
       </w:pPr>
       <w:bookmarkStart w:id="35" w:name="__RefHeading___Toc2375_792400555"/>
-      <w:bookmarkStart w:id="36" w:name="_Toc533520913"/>
-      <w:bookmarkStart w:id="37" w:name="_Зміст000070"/>
+      <w:bookmarkStart w:id="36" w:name="_Toc196826523"/>
+      <w:bookmarkStart w:id="37" w:name="_Toc27554781"/>
       <w:bookmarkStart w:id="38" w:name="_Toc19024"/>
-      <w:bookmarkStart w:id="39" w:name="_Toc27554781"/>
-      <w:bookmarkStart w:id="40" w:name="_Toc196826523"/>
+      <w:bookmarkStart w:id="39" w:name="_Зміст000070"/>
+      <w:bookmarkStart w:id="40" w:name="_Toc533520913"/>
       <w:bookmarkEnd w:id="35"/>
       <w:r>
         <w:rPr>
@@ -3486,88 +3606,361 @@
     </w:p>
     <w:p>
       <w:pPr>
-        <w:pStyle w:val="Common"/>
-        <w:rPr>
-          <w:rFonts w:eastAsia="Times New Roman" w:cs="Times New Roman"/>
-          <w:lang w:val="uk-UA"/>
-        </w:rPr>
-      </w:pPr>
-      <w:r>
-        <w:rPr>
-          <w:rFonts w:eastAsia="Times New Roman" w:cs="Times New Roman"/>
-          <w:lang w:val="uk-UA"/>
-        </w:rPr>
-        <w:t xml:space="preserve">Програма має мати можливість як шифрувати так і дешифрувати текст. Ключ має прийматися один раз перед початком роботи. </w:t>
-      </w:r>
-    </w:p>
-    <w:p>
-      <w:pPr>
-        <w:pStyle w:val="Common"/>
-        <w:rPr>
-          <w:rFonts w:eastAsia="Times New Roman" w:cs="Times New Roman"/>
-          <w:lang w:val="uk-UA"/>
-        </w:rPr>
-      </w:pPr>
-      <w:r>
-        <w:rPr>
-          <w:rFonts w:eastAsia="Times New Roman" w:cs="Times New Roman"/>
-          <w:lang w:val="uk-UA"/>
-        </w:rPr>
-        <w:t>Шифр віженера працює по різному, в залежності від режиму роботи. Режими бувають два: «шифрування» та «дешифрування».</w:t>
-      </w:r>
-    </w:p>
-    <w:p>
-      <w:pPr>
-        <w:pStyle w:val="Common"/>
-        <w:rPr>
-          <w:rFonts w:eastAsia="Times New Roman" w:cs="Times New Roman"/>
-          <w:lang w:val="uk-UA"/>
-        </w:rPr>
-      </w:pPr>
-      <w:r>
-        <w:rPr>
-          <w:rFonts w:eastAsia="Times New Roman" w:cs="Times New Roman"/>
-          <w:lang w:val="uk-UA"/>
-        </w:rPr>
-        <w:t>Для шифрування програма використовує «Таблицю Віженера». Приклад наведено нижче:</w:t>
-      </w:r>
-    </w:p>
-    <w:p>
-      <w:pPr>
-        <w:pStyle w:val="Common"/>
-        <w:jc w:val="center"/>
-        <w:rPr>
-          <w:rFonts w:eastAsia="Times New Roman" w:cs="Times New Roman"/>
-          <w:lang w:val="uk-UA"/>
-        </w:rPr>
-      </w:pPr>
-      <w:r>
-        <w:rPr>
-          <w:rFonts w:eastAsia="Times New Roman" w:cs="Times New Roman"/>
-          <w:lang w:val="uk-UA"/>
-        </w:rPr>
-      </w:r>
-    </w:p>
-    <w:p>
-      <w:pPr>
-        <w:pStyle w:val="Common"/>
-        <w:widowControl/>
-        <w:bidi w:val="0"/>
-        <w:spacing w:lineRule="auto" w:line="360" w:before="0" w:after="0"/>
-        <w:ind w:hanging="0" w:start="0" w:end="0"/>
-        <w:jc w:val="center"/>
-        <w:rPr>
-          <w:rFonts w:eastAsia="Times New Roman" w:cs="Times New Roman"/>
-          <w:lang w:val="uk-UA"/>
+        <w:pStyle w:val="Title2nd1"/>
+        <w:rPr>
+          <w:rFonts w:eastAsia="Times New Roman" w:cs="Times New Roman"/>
+        </w:rPr>
+      </w:pPr>
+      <w:bookmarkStart w:id="41" w:name="__RefHeading___Toc2377_792400555"/>
+      <w:bookmarkStart w:id="42" w:name="_Зміст000071"/>
+      <w:bookmarkStart w:id="43" w:name="_Toc25684"/>
+      <w:bookmarkStart w:id="44" w:name="_Toc196826524"/>
+      <w:bookmarkStart w:id="45" w:name="_Toc27554782"/>
+      <w:bookmarkEnd w:id="41"/>
+      <w:r>
+        <w:rPr>
+          <w:rFonts w:eastAsia="Times New Roman" w:cs="Times New Roman"/>
+        </w:rPr>
+        <w:t xml:space="preserve">1.1 </w:t>
+      </w:r>
+      <w:bookmarkEnd w:id="45"/>
+      <w:r>
+        <w:rPr>
+          <w:rFonts w:eastAsia="Times New Roman" w:cs="Times New Roman"/>
+        </w:rPr>
+        <w:t>Огляд існуючих методів вирішення завдання</w:t>
+      </w:r>
+      <w:bookmarkEnd w:id="42"/>
+      <w:bookmarkEnd w:id="43"/>
+      <w:bookmarkEnd w:id="44"/>
+    </w:p>
+    <w:p>
+      <w:pPr>
+        <w:pStyle w:val="Common"/>
+        <w:rPr>
+          <w:rFonts w:eastAsia="Times New Roman" w:cs="Times New Roman"/>
+        </w:rPr>
+      </w:pPr>
+      <w:r>
+        <w:rPr>
+          <w:rFonts w:eastAsia="Times New Roman" w:cs="Times New Roman"/>
+        </w:rPr>
+      </w:r>
+    </w:p>
+    <w:p>
+      <w:pPr>
+        <w:pStyle w:val="Common"/>
+        <w:rPr>
+          <w:rFonts w:eastAsia="Times New Roman" w:cs="Times New Roman"/>
+          <w:lang w:val="uk-UA"/>
+        </w:rPr>
+      </w:pPr>
+      <w:r>
+        <w:rPr>
+          <w:rFonts w:eastAsia="Times New Roman" w:cs="Times New Roman"/>
+          <w:lang w:val="uk-UA"/>
+        </w:rPr>
+        <w:t xml:space="preserve">Знайдені приклади є </w:t>
+      </w:r>
+      <w:r>
+        <w:rPr>
+          <w:rFonts w:eastAsia="Times New Roman" w:cs="Times New Roman"/>
+          <w:lang w:val="uk-UA"/>
+        </w:rPr>
+        <w:t>вебсайтами</w:t>
+      </w:r>
+      <w:r>
+        <w:rPr>
+          <w:rFonts w:eastAsia="Times New Roman" w:cs="Times New Roman"/>
+          <w:lang w:val="uk-UA"/>
+        </w:rPr>
+        <w:t xml:space="preserve">, що дозволяють </w:t>
+      </w:r>
+      <w:r>
+        <w:rPr>
+          <w:rFonts w:eastAsia="Times New Roman" w:cs="Times New Roman"/>
+          <w:lang w:val="uk-UA"/>
+        </w:rPr>
+        <w:t xml:space="preserve">купувати та продавати </w:t>
+      </w:r>
+      <w:r>
+        <w:rPr>
+          <w:rFonts w:eastAsia="Times New Roman" w:cs="Times New Roman"/>
+          <w:lang w:val="uk-UA"/>
+        </w:rPr>
+        <w:t>вантажівки</w:t>
+      </w:r>
+      <w:r>
+        <w:rPr>
+          <w:rFonts w:eastAsia="Times New Roman" w:cs="Times New Roman"/>
+          <w:lang w:val="uk-UA"/>
+        </w:rPr>
+        <w:t xml:space="preserve">. </w:t>
+      </w:r>
+      <w:r>
+        <w:rPr>
+          <w:rFonts w:eastAsia="Times New Roman" w:cs="Times New Roman"/>
+          <w:lang w:val="uk-UA"/>
+        </w:rPr>
+        <w:t>Корисною функцією є авторизація.</w:t>
+      </w:r>
+    </w:p>
+    <w:p>
+      <w:pPr>
+        <w:pStyle w:val="Common"/>
+        <w:rPr>
+          <w:rFonts w:eastAsia="Times New Roman" w:cs="Times New Roman"/>
+          <w:lang w:val="uk-UA"/>
+        </w:rPr>
+      </w:pPr>
+      <w:r>
+        <w:rPr>
+          <w:rFonts w:eastAsia="Times New Roman" w:cs="Times New Roman"/>
+          <w:lang w:val="uk-UA"/>
+        </w:rPr>
+      </w:r>
+    </w:p>
+    <w:p>
+      <w:pPr>
+        <w:pStyle w:val="Title2nd1"/>
+        <w:rPr>
+          <w:rFonts w:eastAsia="Times New Roman" w:cs="Times New Roman"/>
+          <w:bCs/>
+        </w:rPr>
+      </w:pPr>
+      <w:bookmarkStart w:id="46" w:name="__RefHeading___Toc2379_792400555"/>
+      <w:bookmarkStart w:id="47" w:name="_Зміст000072"/>
+      <w:bookmarkStart w:id="48" w:name="_Toc196826525"/>
+      <w:bookmarkStart w:id="49" w:name="_Зміст000033"/>
+      <w:bookmarkStart w:id="50" w:name="_Toc14290"/>
+      <w:bookmarkStart w:id="51" w:name="_Зміст000007"/>
+      <w:bookmarkStart w:id="52" w:name="_Toc533520914"/>
+      <w:bookmarkStart w:id="53" w:name="_Toc27554783"/>
+      <w:bookmarkEnd w:id="46"/>
+      <w:r>
+        <w:rPr>
+          <w:rFonts w:eastAsia="Times New Roman" w:cs="Times New Roman"/>
+        </w:rPr>
+        <w:t xml:space="preserve">1.2 </w:t>
+      </w:r>
+      <w:bookmarkEnd w:id="52"/>
+      <w:bookmarkEnd w:id="53"/>
+      <w:r>
+        <w:rPr>
+          <w:rFonts w:eastAsia="Times New Roman" w:cs="Times New Roman"/>
+          <w:bCs/>
+        </w:rPr>
+        <w:t>Огляд існуючих програмних засобів, що вирішують аналогічні завдання</w:t>
+      </w:r>
+      <w:bookmarkEnd w:id="47"/>
+      <w:bookmarkEnd w:id="48"/>
+      <w:bookmarkEnd w:id="49"/>
+      <w:bookmarkEnd w:id="50"/>
+      <w:bookmarkEnd w:id="51"/>
+    </w:p>
+    <w:p>
+      <w:pPr>
+        <w:pStyle w:val="Title3rd1"/>
+        <w:rPr>
+          <w:rFonts w:eastAsia="Times New Roman" w:cs="Times New Roman"/>
+          <w:lang w:val="en-US"/>
+        </w:rPr>
+      </w:pPr>
+      <w:bookmarkStart w:id="54" w:name="__RefHeading___Toc2381_792400555"/>
+      <w:bookmarkStart w:id="55" w:name="_Toc17577"/>
+      <w:bookmarkStart w:id="56" w:name="_Зміст000073"/>
+      <w:bookmarkStart w:id="57" w:name="_Зміст000034"/>
+      <w:bookmarkStart w:id="58" w:name="_Toc196826526"/>
+      <w:bookmarkStart w:id="59" w:name="_Зміст000008"/>
+      <w:bookmarkEnd w:id="54"/>
+      <w:r>
+        <w:rPr>
+          <w:rFonts w:eastAsia="Times New Roman" w:cs="Times New Roman"/>
+          <w:lang w:val="uk-UA"/>
+        </w:rPr>
+        <w:t xml:space="preserve">1.2.1 Програма </w:t>
+      </w:r>
+      <w:bookmarkEnd w:id="56"/>
+      <w:bookmarkEnd w:id="57"/>
+      <w:bookmarkEnd w:id="58"/>
+      <w:bookmarkEnd w:id="59"/>
+      <w:r>
+        <w:rPr>
+          <w:rFonts w:eastAsia="Times New Roman" w:cs="Times New Roman"/>
+          <w:lang w:val="en-US"/>
+        </w:rPr>
+        <w:t>Dcode</w:t>
+      </w:r>
+      <w:bookmarkEnd w:id="55"/>
+    </w:p>
+    <w:p>
+      <w:pPr>
+        <w:pStyle w:val="Common"/>
+        <w:rPr>
+          <w:rFonts w:eastAsia="Times New Roman" w:cs="Times New Roman"/>
+          <w:lang w:val="uk-UA"/>
+        </w:rPr>
+      </w:pPr>
+      <w:r>
+        <w:rPr>
+          <w:rFonts w:eastAsia="Times New Roman" w:cs="Times New Roman"/>
+          <w:lang w:val="uk-UA"/>
+        </w:rPr>
+      </w:r>
+    </w:p>
+    <w:p>
+      <w:pPr>
+        <w:pStyle w:val="Common"/>
+        <w:rPr>
+          <w:rFonts w:eastAsia="Times New Roman" w:cs="Times New Roman"/>
+          <w:lang w:val="uk-UA"/>
+        </w:rPr>
+      </w:pPr>
+      <w:r>
+        <w:rPr>
+          <w:rFonts w:eastAsia="Times New Roman" w:cs="Times New Roman"/>
+          <w:lang w:val="uk-UA"/>
+        </w:rPr>
+        <w:t xml:space="preserve">Веб-сайт </w:t>
+      </w:r>
+      <w:r>
+        <w:rPr>
+          <w:rFonts w:eastAsia="Times New Roman" w:cs="Times New Roman"/>
+          <w:lang w:val="en-US"/>
+        </w:rPr>
+        <w:t>dCode</w:t>
+      </w:r>
+      <w:r>
+        <w:rPr>
+          <w:rFonts w:eastAsia="Times New Roman" w:cs="Times New Roman"/>
+          <w:vertAlign w:val="superscript"/>
+          <w:lang w:val="en-US"/>
+        </w:rPr>
+        <w:t>[3]</w:t>
+      </w:r>
+      <w:r>
+        <w:rPr>
+          <w:rFonts w:eastAsia="Times New Roman" w:cs="Times New Roman"/>
+          <w:lang w:val="en-US"/>
+        </w:rPr>
+        <w:t xml:space="preserve"> </w:t>
+      </w:r>
+      <w:r>
+        <w:rPr>
+          <w:rFonts w:eastAsia="Times New Roman" w:cs="Times New Roman"/>
+          <w:lang w:val="uk-UA"/>
+        </w:rPr>
+        <w:t>є онлайн інструментом для шифрування та дешифрування тексту шифром Віженера. Він містить області для введення ключа і тексту, і має підлаштування для зручнішої роботи. Інтерфейс є зрозумілим.</w:t>
+      </w:r>
+    </w:p>
+    <w:p>
+      <w:pPr>
+        <w:pStyle w:val="Common"/>
+        <w:rPr>
+          <w:rFonts w:eastAsia="Times New Roman" w:cs="Times New Roman"/>
+          <w:lang w:val="uk-UA"/>
+        </w:rPr>
+      </w:pPr>
+      <w:r>
+        <w:rPr>
+          <w:rFonts w:eastAsia="Times New Roman" w:cs="Times New Roman"/>
+          <w:lang w:val="uk-UA"/>
+        </w:rPr>
+        <w:t>Переваги:</w:t>
+      </w:r>
+    </w:p>
+    <w:p>
+      <w:pPr>
+        <w:pStyle w:val="Common"/>
+        <w:numPr>
+          <w:ilvl w:val="0"/>
+          <w:numId w:val="5"/>
+        </w:numPr>
+        <w:ind w:hanging="360" w:start="1211"/>
+        <w:rPr>
+          <w:rFonts w:eastAsia="Times New Roman" w:cs="Times New Roman"/>
+          <w:lang w:val="uk-UA"/>
+        </w:rPr>
+      </w:pPr>
+      <w:r>
+        <w:rPr>
+          <w:rFonts w:eastAsia="Times New Roman" w:cs="Times New Roman"/>
+          <w:lang w:val="uk-UA"/>
+        </w:rPr>
+        <w:t>Зрозумілий інтерфейс;</w:t>
+      </w:r>
+    </w:p>
+    <w:p>
+      <w:pPr>
+        <w:pStyle w:val="Common"/>
+        <w:numPr>
+          <w:ilvl w:val="0"/>
+          <w:numId w:val="5"/>
+        </w:numPr>
+        <w:ind w:hanging="360" w:start="1211"/>
+        <w:rPr>
+          <w:rFonts w:eastAsia="Times New Roman" w:cs="Times New Roman"/>
+          <w:lang w:val="uk-UA"/>
+        </w:rPr>
+      </w:pPr>
+      <w:r>
+        <w:rPr>
+          <w:rFonts w:eastAsia="Times New Roman" w:cs="Times New Roman"/>
+          <w:lang w:val="uk-UA"/>
+        </w:rPr>
+        <w:t>Просте використання;</w:t>
+      </w:r>
+    </w:p>
+    <w:p>
+      <w:pPr>
+        <w:pStyle w:val="Common"/>
+        <w:numPr>
+          <w:ilvl w:val="0"/>
+          <w:numId w:val="5"/>
+        </w:numPr>
+        <w:ind w:hanging="360" w:start="1211"/>
+        <w:rPr>
+          <w:rFonts w:eastAsia="Times New Roman" w:cs="Times New Roman"/>
+          <w:lang w:val="uk-UA"/>
+        </w:rPr>
+      </w:pPr>
+      <w:r>
+        <w:rPr>
+          <w:rFonts w:eastAsia="Times New Roman" w:cs="Times New Roman"/>
+          <w:lang w:val="uk-UA"/>
+        </w:rPr>
+        <w:t>Гарний алгоритм.</w:t>
+      </w:r>
+    </w:p>
+    <w:p>
+      <w:pPr>
+        <w:pStyle w:val="Common"/>
+        <w:rPr>
+          <w:rFonts w:eastAsia="Times New Roman" w:cs="Times New Roman"/>
+          <w:lang w:val="uk-UA"/>
+        </w:rPr>
+      </w:pPr>
+      <w:r>
+        <w:rPr>
+          <w:rFonts w:eastAsia="Times New Roman" w:cs="Times New Roman"/>
+          <w:lang w:val="uk-UA"/>
+        </w:rPr>
+      </w:r>
+    </w:p>
+    <w:p>
+      <w:pPr>
+        <w:pStyle w:val="Picture1"/>
+        <w:rPr>
+          <w:rFonts w:ascii="Times New Roman" w:hAnsi="Times New Roman" w:eastAsia="Times New Roman" w:cs="Times New Roman"/>
         </w:rPr>
       </w:pPr>
       <w:r>
         <w:rPr/>
         <w:drawing>
           <wp:inline distT="0" distB="0" distL="0" distR="0">
-            <wp:extent cx="3810000" cy="2413000"/>
+            <wp:extent cx="5931535" cy="4690110"/>
             <wp:effectExtent l="0" t="0" r="0" b="0"/>
-            <wp:docPr id="1" name="Зображення1"/>
+            <wp:docPr id="1" name="Picture 1"/>
             <wp:cNvGraphicFramePr>
               <a:graphicFrameLocks xmlns:a="http://schemas.openxmlformats.org/drawingml/2006/main" noChangeAspect="1"/>
             </wp:cNvGraphicFramePr>
@@ -3575,747 +3968,13 @@
               <a:graphicData uri="http://schemas.openxmlformats.org/drawingml/2006/picture">
                 <pic:pic xmlns:pic="http://schemas.openxmlformats.org/drawingml/2006/picture">
                   <pic:nvPicPr>
-                    <pic:cNvPr id="1" name="Зображення1"/>
+                    <pic:cNvPr id="1" name="Picture 1"/>
                     <pic:cNvPicPr>
                       <a:picLocks noChangeAspect="1" noChangeArrowheads="1"/>
                     </pic:cNvPicPr>
                   </pic:nvPicPr>
                   <pic:blipFill>
                     <a:blip r:embed="rId2"/>
-                    <a:stretch>
-                      <a:fillRect/>
-                    </a:stretch>
-                  </pic:blipFill>
-                  <pic:spPr bwMode="auto">
-                    <a:xfrm>
-                      <a:off x="0" y="0"/>
-                      <a:ext cx="3810000" cy="2413000"/>
-                    </a:xfrm>
-                    <a:prstGeom prst="rect">
-                      <a:avLst/>
-                    </a:prstGeom>
-                    <a:noFill/>
-                  </pic:spPr>
-                </pic:pic>
-              </a:graphicData>
-            </a:graphic>
-          </wp:inline>
-        </w:drawing>
-      </w:r>
-    </w:p>
-    <w:p>
-      <w:pPr>
-        <w:pStyle w:val="Common"/>
-        <w:widowControl/>
-        <w:bidi w:val="0"/>
-        <w:spacing w:lineRule="auto" w:line="360" w:before="0" w:after="0"/>
-        <w:ind w:hanging="0" w:start="0" w:end="0"/>
-        <w:jc w:val="center"/>
-        <w:rPr>
-          <w:rFonts w:eastAsia="Times New Roman" w:cs="Times New Roman"/>
-          <w:lang w:val="uk-UA"/>
-        </w:rPr>
-      </w:pPr>
-      <w:r>
-        <w:rPr>
-          <w:rFonts w:eastAsia="Times New Roman" w:cs="Times New Roman"/>
-          <w:lang w:val="uk-UA"/>
-        </w:rPr>
-        <w:t>Рисунок 1.1 — Таблиця Віженера</w:t>
-      </w:r>
-      <w:r>
-        <w:rPr>
-          <w:rFonts w:eastAsia="Times New Roman" w:cs="Times New Roman"/>
-          <w:vertAlign w:val="superscript"/>
-          <w:lang w:val="en-US"/>
-        </w:rPr>
-        <w:t>[1]</w:t>
-      </w:r>
-    </w:p>
-    <w:p>
-      <w:pPr>
-        <w:pStyle w:val="Common"/>
-        <w:rPr>
-          <w:rFonts w:eastAsia="Times New Roman" w:cs="Times New Roman"/>
-          <w:lang w:val="uk-UA"/>
-        </w:rPr>
-      </w:pPr>
-      <w:r>
-        <w:rPr>
-          <w:rFonts w:eastAsia="Times New Roman" w:cs="Times New Roman"/>
-          <w:lang w:val="uk-UA"/>
-        </w:rPr>
-      </w:r>
-    </w:p>
-    <w:p>
-      <w:pPr>
-        <w:pStyle w:val="Common"/>
-        <w:rPr>
-          <w:rFonts w:eastAsia="Times New Roman" w:cs="Times New Roman"/>
-          <w:lang w:val="uk-UA"/>
-        </w:rPr>
-      </w:pPr>
-      <w:r>
-        <w:rPr>
-          <w:rFonts w:eastAsia="Times New Roman" w:cs="Times New Roman"/>
-          <w:lang w:val="uk-UA"/>
-        </w:rPr>
-        <w:t>Таблиця складається з двадцяти шести рядків та двадцяти шести стовпців. Під час кодування береться літера наданого тексту та літера ключа. Ці дві літери співставляються по таблиці: літера тексту обирає рядок, а літера ключа обирає стовпець.</w:t>
-      </w:r>
-    </w:p>
-    <w:p>
-      <w:pPr>
-        <w:pStyle w:val="Common"/>
-        <w:rPr>
-          <w:rFonts w:eastAsia="Times New Roman" w:cs="Times New Roman"/>
-          <w:lang w:val="en-US"/>
-        </w:rPr>
-      </w:pPr>
-      <w:r>
-        <w:rPr>
-          <w:rFonts w:eastAsia="Times New Roman" w:cs="Times New Roman"/>
-          <w:lang w:val="uk-UA"/>
-        </w:rPr>
-        <w:t xml:space="preserve">Приклад для літери тексту </w:t>
-      </w:r>
-      <w:r>
-        <w:rPr>
-          <w:rFonts w:eastAsia="Times New Roman" w:cs="Times New Roman"/>
-          <w:lang w:val="en-US"/>
-        </w:rPr>
-        <w:t xml:space="preserve">H </w:t>
-      </w:r>
-      <w:r>
-        <w:rPr>
-          <w:rFonts w:eastAsia="Times New Roman" w:cs="Times New Roman"/>
-          <w:lang w:val="uk-UA"/>
-        </w:rPr>
-        <w:t xml:space="preserve">та літери ключа </w:t>
-      </w:r>
-      <w:r>
-        <w:rPr>
-          <w:rFonts w:eastAsia="Times New Roman" w:cs="Times New Roman"/>
-          <w:lang w:val="en-US"/>
-        </w:rPr>
-        <w:t>M:</w:t>
-      </w:r>
-    </w:p>
-    <w:p>
-      <w:pPr>
-        <w:pStyle w:val="Common"/>
-        <w:rPr>
-          <w:rFonts w:eastAsia="Times New Roman" w:cs="Times New Roman"/>
-          <w:lang w:val="en-US"/>
-        </w:rPr>
-      </w:pPr>
-      <w:r>
-        <w:rPr>
-          <w:rFonts w:eastAsia="Times New Roman" w:cs="Times New Roman"/>
-          <w:lang w:val="en-US"/>
-        </w:rPr>
-      </w:r>
-    </w:p>
-    <w:p>
-      <w:pPr>
-        <w:pStyle w:val="Picture1"/>
-        <w:rPr>
-          <w:rFonts w:eastAsia="Times New Roman" w:cs="Times New Roman"/>
-          <w:lang w:val="en-US"/>
-        </w:rPr>
-      </w:pPr>
-      <w:r>
-        <w:rPr/>
-        <w:drawing>
-          <wp:inline distT="0" distB="0" distL="0" distR="0">
-            <wp:extent cx="3810000" cy="2419350"/>
-            <wp:effectExtent l="0" t="0" r="0" b="0"/>
-            <wp:docPr id="2" name="Зображення8"/>
-            <wp:cNvGraphicFramePr>
-              <a:graphicFrameLocks xmlns:a="http://schemas.openxmlformats.org/drawingml/2006/main" noChangeAspect="1"/>
-            </wp:cNvGraphicFramePr>
-            <a:graphic xmlns:a="http://schemas.openxmlformats.org/drawingml/2006/main">
-              <a:graphicData uri="http://schemas.openxmlformats.org/drawingml/2006/picture">
-                <pic:pic xmlns:pic="http://schemas.openxmlformats.org/drawingml/2006/picture">
-                  <pic:nvPicPr>
-                    <pic:cNvPr id="2" name="Зображення8"/>
-                    <pic:cNvPicPr>
-                      <a:picLocks noChangeAspect="1" noChangeArrowheads="1"/>
-                    </pic:cNvPicPr>
-                  </pic:nvPicPr>
-                  <pic:blipFill>
-                    <a:blip r:embed="rId3"/>
-                    <a:stretch>
-                      <a:fillRect/>
-                    </a:stretch>
-                  </pic:blipFill>
-                  <pic:spPr bwMode="auto">
-                    <a:xfrm>
-                      <a:off x="0" y="0"/>
-                      <a:ext cx="3810000" cy="2419350"/>
-                    </a:xfrm>
-                    <a:prstGeom prst="rect">
-                      <a:avLst/>
-                    </a:prstGeom>
-                    <a:noFill/>
-                  </pic:spPr>
-                </pic:pic>
-              </a:graphicData>
-            </a:graphic>
-          </wp:inline>
-        </w:drawing>
-      </w:r>
-    </w:p>
-    <w:p>
-      <w:pPr>
-        <w:pStyle w:val="Picture1"/>
-        <w:rPr>
-          <w:rFonts w:eastAsia="Times New Roman" w:cs="Times New Roman"/>
-          <w:lang w:val="uk-UA"/>
-        </w:rPr>
-      </w:pPr>
-      <w:r>
-        <w:rPr>
-          <w:rFonts w:eastAsia="Times New Roman" w:cs="Times New Roman"/>
-          <w:lang w:val="uk-UA"/>
-        </w:rPr>
-        <w:t>Рисунок 1.2 — Приклад співставлення літер</w:t>
-      </w:r>
-      <w:r>
-        <w:rPr>
-          <w:rFonts w:eastAsia="Times New Roman" w:cs="Times New Roman"/>
-          <w:vertAlign w:val="superscript"/>
-          <w:lang w:val="en-US"/>
-        </w:rPr>
-        <w:t>[2]</w:t>
-      </w:r>
-    </w:p>
-    <w:p>
-      <w:pPr>
-        <w:pStyle w:val="Common"/>
-        <w:rPr>
-          <w:rFonts w:eastAsia="Times New Roman" w:cs="Times New Roman"/>
-          <w:lang w:val="uk-UA"/>
-        </w:rPr>
-      </w:pPr>
-      <w:r>
-        <w:rPr>
-          <w:rFonts w:eastAsia="Times New Roman" w:cs="Times New Roman"/>
-          <w:lang w:val="uk-UA"/>
-        </w:rPr>
-      </w:r>
-    </w:p>
-    <w:p>
-      <w:pPr>
-        <w:pStyle w:val="Common"/>
-        <w:rPr>
-          <w:rFonts w:eastAsia="Times New Roman" w:cs="Times New Roman"/>
-          <w:lang w:val="uk-UA"/>
-        </w:rPr>
-      </w:pPr>
-      <w:r>
-        <w:rPr>
-          <w:rFonts w:eastAsia="Times New Roman" w:cs="Times New Roman"/>
-          <w:lang w:val="uk-UA"/>
-        </w:rPr>
-        <w:t>Процес повторюється для кожної літери. По завершенню користувач отримує зашифроване повідомлення.</w:t>
-      </w:r>
-    </w:p>
-    <w:p>
-      <w:pPr>
-        <w:pStyle w:val="Common"/>
-        <w:rPr>
-          <w:rFonts w:eastAsia="Times New Roman" w:cs="Times New Roman"/>
-          <w:lang w:val="uk-UA"/>
-        </w:rPr>
-      </w:pPr>
-      <w:r>
-        <w:rPr>
-          <w:rFonts w:eastAsia="Times New Roman" w:cs="Times New Roman"/>
-          <w:lang w:val="uk-UA"/>
-        </w:rPr>
-        <w:t>Для дешифрування літера ключа обирає рядок. Після цього у рядку шукається літера шифротексту. По знайденню її мітка стовпця переноситься у результат.</w:t>
-      </w:r>
-    </w:p>
-    <w:p>
-      <w:pPr>
-        <w:pStyle w:val="Common"/>
-        <w:rPr>
-          <w:rFonts w:eastAsia="Times New Roman" w:cs="Times New Roman"/>
-          <w:lang w:val="uk-UA"/>
-        </w:rPr>
-      </w:pPr>
-      <w:r>
-        <w:rPr>
-          <w:rFonts w:eastAsia="Times New Roman" w:cs="Times New Roman"/>
-          <w:lang w:val="uk-UA"/>
-        </w:rPr>
-        <w:t>Формули для шифрування та дешифрування:</w:t>
-      </w:r>
-    </w:p>
-    <w:p>
-      <w:pPr>
-        <w:pStyle w:val="Common"/>
-        <w:rPr>
-          <w:rFonts w:eastAsia="Times New Roman" w:cs="Times New Roman"/>
-          <w:lang w:val="uk-UA"/>
-        </w:rPr>
-      </w:pPr>
-      <w:r>
-        <w:rPr>
-          <w:rFonts w:eastAsia="Times New Roman" w:cs="Times New Roman"/>
-          <w:lang w:val="uk-UA"/>
-        </w:rPr>
-      </w:r>
-    </w:p>
-    <w:p>
-      <w:pPr>
-        <w:pStyle w:val="Common"/>
-        <w:rPr>
-          <w:b w:val="false"/>
-          <w:bCs w:val="false"/>
-        </w:rPr>
-      </w:pPr>
-      <w:r>
-        <w:rPr>
-          <w:rFonts w:eastAsia="Times New Roman" w:cs="Times New Roman"/>
-          <w:b w:val="false"/>
-          <w:bCs w:val="false"/>
-          <w:lang w:val="uk-UA"/>
-        </w:rPr>
-        <w:t>Шифрування</w:t>
-      </w:r>
-    </w:p>
-    <w:p>
-      <w:pPr>
-        <w:pStyle w:val="Common"/>
-        <w:rPr>
-          <w:i/>
-          <w:i/>
-          <w:iCs/>
-        </w:rPr>
-      </w:pPr>
-      <w:r>
-        <w:rPr>
-          <w:rFonts w:eastAsia="Times New Roman" w:cs="Times New Roman"/>
-          <w:i/>
-          <w:iCs/>
-          <w:lang w:val="uk-UA"/>
-        </w:rPr>
-        <w:t>НоваЛітера = (ЛітераТексту + ЛітераКлюча) % 26.</w:t>
-      </w:r>
-    </w:p>
-    <w:p>
-      <w:pPr>
-        <w:pStyle w:val="Common"/>
-        <w:rPr>
-          <w:rFonts w:eastAsia="Times New Roman" w:cs="Times New Roman"/>
-          <w:lang w:val="uk-UA"/>
-        </w:rPr>
-      </w:pPr>
-      <w:r>
-        <w:rPr>
-          <w:rFonts w:eastAsia="Times New Roman" w:cs="Times New Roman"/>
-          <w:lang w:val="uk-UA"/>
-        </w:rPr>
-      </w:r>
-    </w:p>
-    <w:p>
-      <w:pPr>
-        <w:pStyle w:val="Common"/>
-        <w:rPr>
-          <w:b w:val="false"/>
-          <w:bCs w:val="false"/>
-        </w:rPr>
-      </w:pPr>
-      <w:r>
-        <w:rPr>
-          <w:rFonts w:eastAsia="Times New Roman" w:cs="Times New Roman"/>
-          <w:b w:val="false"/>
-          <w:bCs w:val="false"/>
-          <w:lang w:val="uk-UA"/>
-        </w:rPr>
-        <w:t>Дешифрування</w:t>
-      </w:r>
-    </w:p>
-    <w:p>
-      <w:pPr>
-        <w:pStyle w:val="Common"/>
-        <w:rPr>
-          <w:i/>
-          <w:i/>
-          <w:iCs/>
-        </w:rPr>
-      </w:pPr>
-      <w:r>
-        <w:rPr>
-          <w:rFonts w:eastAsia="Times New Roman" w:cs="Times New Roman"/>
-          <w:i/>
-          <w:iCs/>
-          <w:lang w:val="uk-UA"/>
-        </w:rPr>
-        <w:t>ДешифрованаЛітера = (ЛітераШифру - ЛітераКлюча) % 26.</w:t>
-      </w:r>
-    </w:p>
-    <w:p>
-      <w:pPr>
-        <w:pStyle w:val="Common"/>
-        <w:rPr>
-          <w:rFonts w:eastAsia="Times New Roman" w:cs="Times New Roman"/>
-          <w:lang w:val="uk-UA"/>
-        </w:rPr>
-      </w:pPr>
-      <w:r>
-        <w:rPr>
-          <w:rFonts w:eastAsia="Times New Roman" w:cs="Times New Roman"/>
-          <w:lang w:val="uk-UA"/>
-        </w:rPr>
-      </w:r>
-    </w:p>
-    <w:p>
-      <w:pPr>
-        <w:pStyle w:val="Title2nd1"/>
-        <w:rPr>
-          <w:rFonts w:eastAsia="Times New Roman" w:cs="Times New Roman"/>
-        </w:rPr>
-      </w:pPr>
-      <w:bookmarkStart w:id="41" w:name="__RefHeading___Toc2377_792400555"/>
-      <w:bookmarkStart w:id="42" w:name="_Toc196826524"/>
-      <w:bookmarkStart w:id="43" w:name="_Toc25684"/>
-      <w:bookmarkStart w:id="44" w:name="_Зміст000071"/>
-      <w:bookmarkStart w:id="45" w:name="_Toc27554782"/>
-      <w:bookmarkEnd w:id="41"/>
-      <w:r>
-        <w:rPr>
-          <w:rFonts w:eastAsia="Times New Roman" w:cs="Times New Roman"/>
-        </w:rPr>
-        <w:t xml:space="preserve">1.1 </w:t>
-      </w:r>
-      <w:bookmarkEnd w:id="45"/>
-      <w:r>
-        <w:rPr>
-          <w:rFonts w:eastAsia="Times New Roman" w:cs="Times New Roman"/>
-        </w:rPr>
-        <w:t>Огляд існуючих методів вирішення завдання</w:t>
-      </w:r>
-      <w:bookmarkEnd w:id="42"/>
-      <w:bookmarkEnd w:id="43"/>
-      <w:bookmarkEnd w:id="44"/>
-    </w:p>
-    <w:p>
-      <w:pPr>
-        <w:pStyle w:val="Common"/>
-        <w:rPr>
-          <w:rFonts w:eastAsia="Times New Roman" w:cs="Times New Roman"/>
-        </w:rPr>
-      </w:pPr>
-      <w:r>
-        <w:rPr>
-          <w:rFonts w:eastAsia="Times New Roman" w:cs="Times New Roman"/>
-        </w:rPr>
-      </w:r>
-    </w:p>
-    <w:p>
-      <w:pPr>
-        <w:pStyle w:val="Common"/>
-        <w:rPr>
-          <w:rFonts w:eastAsia="Times New Roman" w:cs="Times New Roman"/>
-          <w:lang w:val="uk-UA"/>
-        </w:rPr>
-      </w:pPr>
-      <w:r>
-        <w:rPr>
-          <w:rFonts w:eastAsia="Times New Roman" w:cs="Times New Roman"/>
-          <w:lang w:val="uk-UA"/>
-        </w:rPr>
-        <w:t>Знайдені приклади є застосунками, що дозволяють вводити початковий текст, ключ та на їх основі шифрувати або дешифрувати інформацію.</w:t>
-      </w:r>
-    </w:p>
-    <w:p>
-      <w:pPr>
-        <w:pStyle w:val="Common"/>
-        <w:rPr>
-          <w:rFonts w:eastAsia="Times New Roman" w:cs="Times New Roman"/>
-          <w:lang w:val="uk-UA"/>
-        </w:rPr>
-      </w:pPr>
-      <w:r>
-        <w:rPr>
-          <w:rFonts w:eastAsia="Times New Roman" w:cs="Times New Roman"/>
-          <w:lang w:val="uk-UA"/>
-        </w:rPr>
-        <w:t>Корисною функцією також є можливість скопіювати згенерований шифротекст.</w:t>
-      </w:r>
-    </w:p>
-    <w:p>
-      <w:pPr>
-        <w:pStyle w:val="Common"/>
-        <w:rPr>
-          <w:rFonts w:eastAsia="Times New Roman" w:cs="Times New Roman"/>
-          <w:lang w:val="uk-UA"/>
-        </w:rPr>
-      </w:pPr>
-      <w:r>
-        <w:rPr>
-          <w:rFonts w:eastAsia="Times New Roman" w:cs="Times New Roman"/>
-          <w:lang w:val="uk-UA"/>
-        </w:rPr>
-      </w:r>
-    </w:p>
-    <w:p>
-      <w:pPr>
-        <w:pStyle w:val="Title2nd1"/>
-        <w:rPr>
-          <w:rFonts w:eastAsia="Times New Roman" w:cs="Times New Roman"/>
-          <w:bCs/>
-        </w:rPr>
-      </w:pPr>
-      <w:bookmarkStart w:id="46" w:name="__RefHeading___Toc2379_792400555"/>
-      <w:bookmarkStart w:id="47" w:name="_Зміст000007"/>
-      <w:bookmarkStart w:id="48" w:name="_Toc14290"/>
-      <w:bookmarkStart w:id="49" w:name="_Зміст000033"/>
-      <w:bookmarkStart w:id="50" w:name="_Toc196826525"/>
-      <w:bookmarkStart w:id="51" w:name="_Зміст000072"/>
-      <w:bookmarkStart w:id="52" w:name="_Toc27554783"/>
-      <w:bookmarkStart w:id="53" w:name="_Toc533520914"/>
-      <w:bookmarkEnd w:id="46"/>
-      <w:r>
-        <w:rPr>
-          <w:rFonts w:eastAsia="Times New Roman" w:cs="Times New Roman"/>
-        </w:rPr>
-        <w:t xml:space="preserve">1.2 </w:t>
-      </w:r>
-      <w:bookmarkEnd w:id="52"/>
-      <w:bookmarkEnd w:id="53"/>
-      <w:r>
-        <w:rPr>
-          <w:rFonts w:eastAsia="Times New Roman" w:cs="Times New Roman"/>
-          <w:bCs/>
-        </w:rPr>
-        <w:t>Огляд існуючих програмних засобів, що вирішують аналогічні завдання</w:t>
-      </w:r>
-      <w:bookmarkEnd w:id="47"/>
-      <w:bookmarkEnd w:id="48"/>
-      <w:bookmarkEnd w:id="49"/>
-      <w:bookmarkEnd w:id="50"/>
-      <w:bookmarkEnd w:id="51"/>
-    </w:p>
-    <w:p>
-      <w:pPr>
-        <w:pStyle w:val="Title3rd1"/>
-        <w:rPr>
-          <w:rFonts w:eastAsia="Times New Roman" w:cs="Times New Roman"/>
-          <w:lang w:val="en-US"/>
-        </w:rPr>
-      </w:pPr>
-      <w:bookmarkStart w:id="54" w:name="__RefHeading___Toc2381_792400555"/>
-      <w:bookmarkStart w:id="55" w:name="_Toc17577"/>
-      <w:bookmarkStart w:id="56" w:name="_Зміст000008"/>
-      <w:bookmarkStart w:id="57" w:name="_Toc196826526"/>
-      <w:bookmarkStart w:id="58" w:name="_Зміст000034"/>
-      <w:bookmarkStart w:id="59" w:name="_Зміст000073"/>
-      <w:bookmarkEnd w:id="54"/>
-      <w:r>
-        <w:rPr>
-          <w:rFonts w:eastAsia="Times New Roman" w:cs="Times New Roman"/>
-          <w:lang w:val="uk-UA"/>
-        </w:rPr>
-        <w:t xml:space="preserve">1.2.1 Програма </w:t>
-      </w:r>
-      <w:bookmarkEnd w:id="56"/>
-      <w:bookmarkEnd w:id="57"/>
-      <w:bookmarkEnd w:id="58"/>
-      <w:bookmarkEnd w:id="59"/>
-      <w:r>
-        <w:rPr>
-          <w:rFonts w:eastAsia="Times New Roman" w:cs="Times New Roman"/>
-          <w:lang w:val="en-US"/>
-        </w:rPr>
-        <w:t>Dcode</w:t>
-      </w:r>
-      <w:bookmarkEnd w:id="55"/>
-    </w:p>
-    <w:p>
-      <w:pPr>
-        <w:pStyle w:val="Common"/>
-        <w:rPr>
-          <w:rFonts w:eastAsia="Times New Roman" w:cs="Times New Roman"/>
-          <w:lang w:val="uk-UA"/>
-        </w:rPr>
-      </w:pPr>
-      <w:r>
-        <w:rPr>
-          <w:rFonts w:eastAsia="Times New Roman" w:cs="Times New Roman"/>
-          <w:lang w:val="uk-UA"/>
-        </w:rPr>
-      </w:r>
-    </w:p>
-    <w:p>
-      <w:pPr>
-        <w:pStyle w:val="Common"/>
-        <w:rPr>
-          <w:rFonts w:eastAsia="Times New Roman" w:cs="Times New Roman"/>
-          <w:lang w:val="uk-UA"/>
-        </w:rPr>
-      </w:pPr>
-      <w:r>
-        <w:rPr>
-          <w:rFonts w:eastAsia="Times New Roman" w:cs="Times New Roman"/>
-          <w:lang w:val="uk-UA"/>
-        </w:rPr>
-        <w:t xml:space="preserve">Веб-сайт </w:t>
-      </w:r>
-      <w:r>
-        <w:rPr>
-          <w:rFonts w:eastAsia="Times New Roman" w:cs="Times New Roman"/>
-          <w:lang w:val="en-US"/>
-        </w:rPr>
-        <w:t>dCode</w:t>
-      </w:r>
-      <w:r>
-        <w:rPr>
-          <w:rFonts w:eastAsia="Times New Roman" w:cs="Times New Roman"/>
-          <w:vertAlign w:val="superscript"/>
-          <w:lang w:val="en-US"/>
-        </w:rPr>
-        <w:t>[3]</w:t>
-      </w:r>
-      <w:r>
-        <w:rPr>
-          <w:rFonts w:eastAsia="Times New Roman" w:cs="Times New Roman"/>
-          <w:lang w:val="en-US"/>
-        </w:rPr>
-        <w:t xml:space="preserve"> </w:t>
-      </w:r>
-      <w:r>
-        <w:rPr>
-          <w:rFonts w:eastAsia="Times New Roman" w:cs="Times New Roman"/>
-          <w:lang w:val="uk-UA"/>
-        </w:rPr>
-        <w:t>є онлайн інструментом для шифрування та дешифрування тексту шифром Віженера. Він містить області для введення ключа і тексту, і має підлаштування для зручнішої роботи. Інтерфейс є зрозумілим.</w:t>
-      </w:r>
-    </w:p>
-    <w:p>
-      <w:pPr>
-        <w:pStyle w:val="Common"/>
-        <w:rPr>
-          <w:rFonts w:eastAsia="Times New Roman" w:cs="Times New Roman"/>
-          <w:lang w:val="uk-UA"/>
-        </w:rPr>
-      </w:pPr>
-      <w:r>
-        <w:rPr>
-          <w:rFonts w:eastAsia="Times New Roman" w:cs="Times New Roman"/>
-          <w:lang w:val="uk-UA"/>
-        </w:rPr>
-        <w:t>Переваги:</w:t>
-      </w:r>
-    </w:p>
-    <w:p>
-      <w:pPr>
-        <w:pStyle w:val="Common"/>
-        <w:numPr>
-          <w:ilvl w:val="0"/>
-          <w:numId w:val="4"/>
-        </w:numPr>
-        <w:ind w:hanging="360" w:start="1211"/>
-        <w:rPr>
-          <w:rFonts w:eastAsia="Times New Roman" w:cs="Times New Roman"/>
-          <w:lang w:val="uk-UA"/>
-        </w:rPr>
-      </w:pPr>
-      <w:r>
-        <w:rPr>
-          <w:rFonts w:eastAsia="Times New Roman" w:cs="Times New Roman"/>
-          <w:lang w:val="uk-UA"/>
-        </w:rPr>
-        <w:t>Зрозумілий інтерфейс;</w:t>
-      </w:r>
-    </w:p>
-    <w:p>
-      <w:pPr>
-        <w:pStyle w:val="Common"/>
-        <w:numPr>
-          <w:ilvl w:val="0"/>
-          <w:numId w:val="4"/>
-        </w:numPr>
-        <w:ind w:hanging="360" w:start="1211"/>
-        <w:rPr>
-          <w:rFonts w:eastAsia="Times New Roman" w:cs="Times New Roman"/>
-          <w:lang w:val="uk-UA"/>
-        </w:rPr>
-      </w:pPr>
-      <w:r>
-        <w:rPr>
-          <w:rFonts w:eastAsia="Times New Roman" w:cs="Times New Roman"/>
-          <w:lang w:val="uk-UA"/>
-        </w:rPr>
-        <w:t>Просте використання;</w:t>
-      </w:r>
-    </w:p>
-    <w:p>
-      <w:pPr>
-        <w:pStyle w:val="Common"/>
-        <w:numPr>
-          <w:ilvl w:val="0"/>
-          <w:numId w:val="4"/>
-        </w:numPr>
-        <w:ind w:hanging="360" w:start="1211"/>
-        <w:rPr>
-          <w:rFonts w:eastAsia="Times New Roman" w:cs="Times New Roman"/>
-          <w:lang w:val="uk-UA"/>
-        </w:rPr>
-      </w:pPr>
-      <w:r>
-        <w:rPr>
-          <w:rFonts w:eastAsia="Times New Roman" w:cs="Times New Roman"/>
-          <w:lang w:val="uk-UA"/>
-        </w:rPr>
-        <w:t>Гарний алгоритм.</w:t>
-      </w:r>
-    </w:p>
-    <w:p>
-      <w:pPr>
-        <w:pStyle w:val="Common"/>
-        <w:rPr>
-          <w:rFonts w:eastAsia="Times New Roman" w:cs="Times New Roman"/>
-          <w:lang w:val="uk-UA"/>
-        </w:rPr>
-      </w:pPr>
-      <w:r>
-        <w:rPr>
-          <w:rFonts w:eastAsia="Times New Roman" w:cs="Times New Roman"/>
-          <w:lang w:val="uk-UA"/>
-        </w:rPr>
-      </w:r>
-    </w:p>
-    <w:p>
-      <w:pPr>
-        <w:pStyle w:val="Picture1"/>
-        <w:rPr>
-          <w:rFonts w:ascii="Times New Roman" w:hAnsi="Times New Roman" w:eastAsia="Times New Roman" w:cs="Times New Roman"/>
-        </w:rPr>
-      </w:pPr>
-      <w:r>
-        <w:rPr/>
-        <w:drawing>
-          <wp:inline distT="0" distB="0" distL="0" distR="0">
-            <wp:extent cx="5931535" cy="4690110"/>
-            <wp:effectExtent l="0" t="0" r="0" b="0"/>
-            <wp:docPr id="3" name="Picture 1"/>
-            <wp:cNvGraphicFramePr>
-              <a:graphicFrameLocks xmlns:a="http://schemas.openxmlformats.org/drawingml/2006/main" noChangeAspect="1"/>
-            </wp:cNvGraphicFramePr>
-            <a:graphic xmlns:a="http://schemas.openxmlformats.org/drawingml/2006/main">
-              <a:graphicData uri="http://schemas.openxmlformats.org/drawingml/2006/picture">
-                <pic:pic xmlns:pic="http://schemas.openxmlformats.org/drawingml/2006/picture">
-                  <pic:nvPicPr>
-                    <pic:cNvPr id="3" name="Picture 1"/>
-                    <pic:cNvPicPr>
-                      <a:picLocks noChangeAspect="1" noChangeArrowheads="1"/>
-                    </pic:cNvPicPr>
-                  </pic:nvPicPr>
-                  <pic:blipFill>
-                    <a:blip r:embed="rId4"/>
                     <a:stretch>
                       <a:fillRect/>
                     </a:stretch>
@@ -4385,10 +4044,10 @@
       </w:pPr>
       <w:bookmarkStart w:id="60" w:name="__RefHeading___Toc2383_792400555"/>
       <w:bookmarkStart w:id="61" w:name="_Toc1121"/>
-      <w:bookmarkStart w:id="62" w:name="_Зміст000035"/>
-      <w:bookmarkStart w:id="63" w:name="_Зміст000009"/>
-      <w:bookmarkStart w:id="64" w:name="_Зміст000074"/>
-      <w:bookmarkStart w:id="65" w:name="_Toc196826527"/>
+      <w:bookmarkStart w:id="62" w:name="_Toc196826527"/>
+      <w:bookmarkStart w:id="63" w:name="_Зміст000074"/>
+      <w:bookmarkStart w:id="64" w:name="_Зміст000009"/>
+      <w:bookmarkStart w:id="65" w:name="_Зміст000035"/>
       <w:bookmarkEnd w:id="60"/>
       <w:r>
         <w:rPr>
@@ -4491,7 +4150,7 @@
         <w:pStyle w:val="Common"/>
         <w:numPr>
           <w:ilvl w:val="0"/>
-          <w:numId w:val="4"/>
+          <w:numId w:val="5"/>
         </w:numPr>
         <w:ind w:hanging="360" w:start="1211"/>
         <w:rPr>
@@ -4512,7 +4171,7 @@
         <w:pStyle w:val="Common"/>
         <w:numPr>
           <w:ilvl w:val="0"/>
-          <w:numId w:val="4"/>
+          <w:numId w:val="5"/>
         </w:numPr>
         <w:ind w:hanging="360" w:start="1211"/>
         <w:rPr>
@@ -4533,7 +4192,7 @@
         <w:pStyle w:val="Common"/>
         <w:numPr>
           <w:ilvl w:val="0"/>
-          <w:numId w:val="4"/>
+          <w:numId w:val="5"/>
         </w:numPr>
         <w:ind w:hanging="360" w:start="1211"/>
         <w:rPr>
@@ -4578,7 +4237,7 @@
           <wp:inline distT="0" distB="0" distL="0" distR="0">
             <wp:extent cx="4448175" cy="3376930"/>
             <wp:effectExtent l="0" t="0" r="0" b="0"/>
-            <wp:docPr id="4" name="Picture 2"/>
+            <wp:docPr id="2" name="Picture 2"/>
             <wp:cNvGraphicFramePr>
               <a:graphicFrameLocks xmlns:a="http://schemas.openxmlformats.org/drawingml/2006/main" noChangeAspect="1"/>
             </wp:cNvGraphicFramePr>
@@ -4586,13 +4245,13 @@
               <a:graphicData uri="http://schemas.openxmlformats.org/drawingml/2006/picture">
                 <pic:pic xmlns:pic="http://schemas.openxmlformats.org/drawingml/2006/picture">
                   <pic:nvPicPr>
-                    <pic:cNvPr id="4" name="Picture 2"/>
+                    <pic:cNvPr id="2" name="Picture 2"/>
                     <pic:cNvPicPr>
                       <a:picLocks noChangeAspect="1" noChangeArrowheads="1"/>
                     </pic:cNvPicPr>
                   </pic:nvPicPr>
                   <pic:blipFill>
-                    <a:blip r:embed="rId5"/>
+                    <a:blip r:embed="rId3"/>
                     <a:stretch>
                       <a:fillRect/>
                     </a:stretch>
@@ -4686,7 +4345,7 @@
           <wp:inline distT="0" distB="0" distL="0" distR="0">
             <wp:extent cx="4453255" cy="5453380"/>
             <wp:effectExtent l="0" t="0" r="0" b="0"/>
-            <wp:docPr id="5" name="Picture 3"/>
+            <wp:docPr id="3" name="Picture 3"/>
             <wp:cNvGraphicFramePr>
               <a:graphicFrameLocks xmlns:a="http://schemas.openxmlformats.org/drawingml/2006/main" noChangeAspect="1"/>
             </wp:cNvGraphicFramePr>
@@ -4694,13 +4353,13 @@
               <a:graphicData uri="http://schemas.openxmlformats.org/drawingml/2006/picture">
                 <pic:pic xmlns:pic="http://schemas.openxmlformats.org/drawingml/2006/picture">
                   <pic:nvPicPr>
-                    <pic:cNvPr id="5" name="Picture 3"/>
+                    <pic:cNvPr id="3" name="Picture 3"/>
                     <pic:cNvPicPr>
                       <a:picLocks noChangeAspect="1" noChangeArrowheads="1"/>
                     </pic:cNvPicPr>
                   </pic:nvPicPr>
                   <pic:blipFill>
-                    <a:blip r:embed="rId6"/>
+                    <a:blip r:embed="rId4"/>
                     <a:stretch>
                       <a:fillRect/>
                     </a:stretch>
@@ -4772,11 +4431,11 @@
         </w:rPr>
       </w:pPr>
       <w:bookmarkStart w:id="66" w:name="__RefHeading___Toc2385_792400555"/>
-      <w:bookmarkStart w:id="67" w:name="_Toc196826529"/>
-      <w:bookmarkStart w:id="68" w:name="_Зміст000011"/>
+      <w:bookmarkStart w:id="67" w:name="_Toc24053"/>
+      <w:bookmarkStart w:id="68" w:name="_Зміст000037"/>
       <w:bookmarkStart w:id="69" w:name="_Зміст000076"/>
-      <w:bookmarkStart w:id="70" w:name="_Зміст000037"/>
-      <w:bookmarkStart w:id="71" w:name="_Toc24053"/>
+      <w:bookmarkStart w:id="70" w:name="_Зміст000011"/>
+      <w:bookmarkStart w:id="71" w:name="_Toc196826529"/>
       <w:bookmarkEnd w:id="66"/>
       <w:r>
         <w:rPr>
@@ -4927,7 +4586,6 @@
     </w:p>
     <w:tbl>
       <w:tblPr>
-        <w:tblStyle w:val="74"/>
         <w:tblW w:w="7017" w:type="dxa"/>
         <w:jc w:val="start"/>
         <w:tblInd w:w="0" w:type="dxa"/>
@@ -4951,7 +4609,12 @@
         <w:tc>
           <w:tcPr>
             <w:tcW w:w="2996" w:type="dxa"/>
-            <w:tcBorders/>
+            <w:tcBorders>
+              <w:top w:val="single" w:sz="4" w:space="0" w:color="000000"/>
+              <w:start w:val="single" w:sz="4" w:space="0" w:color="000000"/>
+              <w:bottom w:val="single" w:sz="4" w:space="0" w:color="000000"/>
+              <w:end w:val="single" w:sz="4" w:space="0" w:color="000000"/>
+            </w:tcBorders>
           </w:tcPr>
           <w:p>
             <w:pPr>
@@ -4980,7 +4643,12 @@
         <w:tc>
           <w:tcPr>
             <w:tcW w:w="1682" w:type="dxa"/>
-            <w:tcBorders/>
+            <w:tcBorders>
+              <w:top w:val="single" w:sz="4" w:space="0" w:color="000000"/>
+              <w:start w:val="single" w:sz="4" w:space="0" w:color="000000"/>
+              <w:bottom w:val="single" w:sz="4" w:space="0" w:color="000000"/>
+              <w:end w:val="single" w:sz="4" w:space="0" w:color="000000"/>
+            </w:tcBorders>
           </w:tcPr>
           <w:p>
             <w:pPr>
@@ -5009,7 +4677,12 @@
         <w:tc>
           <w:tcPr>
             <w:tcW w:w="2339" w:type="dxa"/>
-            <w:tcBorders/>
+            <w:tcBorders>
+              <w:top w:val="single" w:sz="4" w:space="0" w:color="000000"/>
+              <w:start w:val="single" w:sz="4" w:space="0" w:color="000000"/>
+              <w:bottom w:val="single" w:sz="4" w:space="0" w:color="000000"/>
+              <w:end w:val="single" w:sz="4" w:space="0" w:color="000000"/>
+            </w:tcBorders>
           </w:tcPr>
           <w:p>
             <w:pPr>
@@ -5043,7 +4716,12 @@
         <w:tc>
           <w:tcPr>
             <w:tcW w:w="2996" w:type="dxa"/>
-            <w:tcBorders/>
+            <w:tcBorders>
+              <w:top w:val="single" w:sz="4" w:space="0" w:color="000000"/>
+              <w:start w:val="single" w:sz="4" w:space="0" w:color="000000"/>
+              <w:bottom w:val="single" w:sz="4" w:space="0" w:color="000000"/>
+              <w:end w:val="single" w:sz="4" w:space="0" w:color="000000"/>
+            </w:tcBorders>
           </w:tcPr>
           <w:p>
             <w:pPr>
@@ -5074,7 +4752,12 @@
         <w:tc>
           <w:tcPr>
             <w:tcW w:w="1682" w:type="dxa"/>
-            <w:tcBorders/>
+            <w:tcBorders>
+              <w:top w:val="single" w:sz="4" w:space="0" w:color="000000"/>
+              <w:start w:val="single" w:sz="4" w:space="0" w:color="000000"/>
+              <w:bottom w:val="single" w:sz="4" w:space="0" w:color="000000"/>
+              <w:end w:val="single" w:sz="4" w:space="0" w:color="000000"/>
+            </w:tcBorders>
           </w:tcPr>
           <w:p>
             <w:pPr>
@@ -5101,7 +4784,12 @@
         <w:tc>
           <w:tcPr>
             <w:tcW w:w="2339" w:type="dxa"/>
-            <w:tcBorders/>
+            <w:tcBorders>
+              <w:top w:val="single" w:sz="4" w:space="0" w:color="000000"/>
+              <w:start w:val="single" w:sz="4" w:space="0" w:color="000000"/>
+              <w:bottom w:val="single" w:sz="4" w:space="0" w:color="000000"/>
+              <w:end w:val="single" w:sz="4" w:space="0" w:color="000000"/>
+            </w:tcBorders>
           </w:tcPr>
           <w:p>
             <w:pPr>
@@ -5133,7 +4821,12 @@
         <w:tc>
           <w:tcPr>
             <w:tcW w:w="2996" w:type="dxa"/>
-            <w:tcBorders/>
+            <w:tcBorders>
+              <w:top w:val="single" w:sz="4" w:space="0" w:color="000000"/>
+              <w:start w:val="single" w:sz="4" w:space="0" w:color="000000"/>
+              <w:bottom w:val="single" w:sz="4" w:space="0" w:color="000000"/>
+              <w:end w:val="single" w:sz="4" w:space="0" w:color="000000"/>
+            </w:tcBorders>
           </w:tcPr>
           <w:p>
             <w:pPr>
@@ -5162,7 +4855,12 @@
         <w:tc>
           <w:tcPr>
             <w:tcW w:w="1682" w:type="dxa"/>
-            <w:tcBorders/>
+            <w:tcBorders>
+              <w:top w:val="single" w:sz="4" w:space="0" w:color="000000"/>
+              <w:start w:val="single" w:sz="4" w:space="0" w:color="000000"/>
+              <w:bottom w:val="single" w:sz="4" w:space="0" w:color="000000"/>
+              <w:end w:val="single" w:sz="4" w:space="0" w:color="000000"/>
+            </w:tcBorders>
           </w:tcPr>
           <w:p>
             <w:pPr>
@@ -5189,7 +4887,12 @@
         <w:tc>
           <w:tcPr>
             <w:tcW w:w="2339" w:type="dxa"/>
-            <w:tcBorders/>
+            <w:tcBorders>
+              <w:top w:val="single" w:sz="4" w:space="0" w:color="000000"/>
+              <w:start w:val="single" w:sz="4" w:space="0" w:color="000000"/>
+              <w:bottom w:val="single" w:sz="4" w:space="0" w:color="000000"/>
+              <w:end w:val="single" w:sz="4" w:space="0" w:color="000000"/>
+            </w:tcBorders>
           </w:tcPr>
           <w:p>
             <w:pPr>
@@ -5221,7 +4924,12 @@
         <w:tc>
           <w:tcPr>
             <w:tcW w:w="2996" w:type="dxa"/>
-            <w:tcBorders/>
+            <w:tcBorders>
+              <w:top w:val="single" w:sz="4" w:space="0" w:color="000000"/>
+              <w:start w:val="single" w:sz="4" w:space="0" w:color="000000"/>
+              <w:bottom w:val="single" w:sz="4" w:space="0" w:color="000000"/>
+              <w:end w:val="single" w:sz="4" w:space="0" w:color="000000"/>
+            </w:tcBorders>
           </w:tcPr>
           <w:p>
             <w:pPr>
@@ -5250,7 +4958,12 @@
         <w:tc>
           <w:tcPr>
             <w:tcW w:w="1682" w:type="dxa"/>
-            <w:tcBorders/>
+            <w:tcBorders>
+              <w:top w:val="single" w:sz="4" w:space="0" w:color="000000"/>
+              <w:start w:val="single" w:sz="4" w:space="0" w:color="000000"/>
+              <w:bottom w:val="single" w:sz="4" w:space="0" w:color="000000"/>
+              <w:end w:val="single" w:sz="4" w:space="0" w:color="000000"/>
+            </w:tcBorders>
           </w:tcPr>
           <w:p>
             <w:pPr>
@@ -5277,7 +4990,12 @@
         <w:tc>
           <w:tcPr>
             <w:tcW w:w="2339" w:type="dxa"/>
-            <w:tcBorders/>
+            <w:tcBorders>
+              <w:top w:val="single" w:sz="4" w:space="0" w:color="000000"/>
+              <w:start w:val="single" w:sz="4" w:space="0" w:color="000000"/>
+              <w:bottom w:val="single" w:sz="4" w:space="0" w:color="000000"/>
+              <w:end w:val="single" w:sz="4" w:space="0" w:color="000000"/>
+            </w:tcBorders>
           </w:tcPr>
           <w:p>
             <w:pPr>
@@ -5309,7 +5027,12 @@
         <w:tc>
           <w:tcPr>
             <w:tcW w:w="2996" w:type="dxa"/>
-            <w:tcBorders/>
+            <w:tcBorders>
+              <w:top w:val="single" w:sz="4" w:space="0" w:color="000000"/>
+              <w:start w:val="single" w:sz="4" w:space="0" w:color="000000"/>
+              <w:bottom w:val="single" w:sz="4" w:space="0" w:color="000000"/>
+              <w:end w:val="single" w:sz="4" w:space="0" w:color="000000"/>
+            </w:tcBorders>
           </w:tcPr>
           <w:p>
             <w:pPr>
@@ -5339,7 +5062,12 @@
         <w:tc>
           <w:tcPr>
             <w:tcW w:w="1682" w:type="dxa"/>
-            <w:tcBorders/>
+            <w:tcBorders>
+              <w:top w:val="single" w:sz="4" w:space="0" w:color="000000"/>
+              <w:start w:val="single" w:sz="4" w:space="0" w:color="000000"/>
+              <w:bottom w:val="single" w:sz="4" w:space="0" w:color="000000"/>
+              <w:end w:val="single" w:sz="4" w:space="0" w:color="000000"/>
+            </w:tcBorders>
           </w:tcPr>
           <w:p>
             <w:pPr>
@@ -5367,7 +5095,12 @@
         <w:tc>
           <w:tcPr>
             <w:tcW w:w="2339" w:type="dxa"/>
-            <w:tcBorders/>
+            <w:tcBorders>
+              <w:top w:val="single" w:sz="4" w:space="0" w:color="000000"/>
+              <w:start w:val="single" w:sz="4" w:space="0" w:color="000000"/>
+              <w:bottom w:val="single" w:sz="4" w:space="0" w:color="000000"/>
+              <w:end w:val="single" w:sz="4" w:space="0" w:color="000000"/>
+            </w:tcBorders>
           </w:tcPr>
           <w:p>
             <w:pPr>
@@ -5417,9 +5150,9 @@
         </w:rPr>
       </w:pPr>
       <w:bookmarkStart w:id="72" w:name="__RefHeading___Toc2387_792400555"/>
-      <w:bookmarkStart w:id="73" w:name="_Зміст000077"/>
+      <w:bookmarkStart w:id="73" w:name="_Toc25781"/>
       <w:bookmarkStart w:id="74" w:name="_Toc196826530"/>
-      <w:bookmarkStart w:id="75" w:name="_Toc25781"/>
+      <w:bookmarkStart w:id="75" w:name="_Зміст000077"/>
       <w:bookmarkEnd w:id="72"/>
       <w:r>
         <w:rPr>
@@ -5498,9 +5231,9 @@
         </w:rPr>
       </w:pPr>
       <w:bookmarkStart w:id="76" w:name="__RefHeading___Toc2389_792400555"/>
-      <w:bookmarkStart w:id="77" w:name="_Toc15598"/>
+      <w:bookmarkStart w:id="77" w:name="_Зміст000078"/>
       <w:bookmarkStart w:id="78" w:name="_Toc196826531"/>
-      <w:bookmarkStart w:id="79" w:name="_Зміст000078"/>
+      <w:bookmarkStart w:id="79" w:name="_Toc15598"/>
       <w:bookmarkEnd w:id="76"/>
       <w:r>
         <w:rPr>
@@ -5594,12 +5327,12 @@
         </w:rPr>
       </w:pPr>
       <w:bookmarkStart w:id="80" w:name="__RefHeading___Toc2391_792400555"/>
-      <w:bookmarkStart w:id="81" w:name="_Зміст000063"/>
-      <w:bookmarkStart w:id="82" w:name="_Зміст000079"/>
-      <w:bookmarkStart w:id="83" w:name="_Toc14854"/>
-      <w:bookmarkStart w:id="84" w:name="_Toc196826532"/>
-      <w:bookmarkStart w:id="85" w:name="_Зміст000038"/>
-      <w:bookmarkStart w:id="86" w:name="_Зміст000012"/>
+      <w:bookmarkStart w:id="81" w:name="_Зміст000012"/>
+      <w:bookmarkStart w:id="82" w:name="_Зміст000038"/>
+      <w:bookmarkStart w:id="83" w:name="_Toc196826532"/>
+      <w:bookmarkStart w:id="84" w:name="_Toc14854"/>
+      <w:bookmarkStart w:id="85" w:name="_Зміст000079"/>
+      <w:bookmarkStart w:id="86" w:name="_Зміст000063"/>
       <w:bookmarkEnd w:id="80"/>
       <w:r>
         <w:rPr>
@@ -5624,9 +5357,9 @@
         </w:rPr>
       </w:pPr>
       <w:bookmarkStart w:id="87" w:name="__RefHeading___Toc2393_792400555"/>
-      <w:bookmarkStart w:id="88" w:name="_Toc196826533"/>
+      <w:bookmarkStart w:id="88" w:name="_Зміст000080"/>
       <w:bookmarkStart w:id="89" w:name="_Toc4063"/>
-      <w:bookmarkStart w:id="90" w:name="_Зміст000080"/>
+      <w:bookmarkStart w:id="90" w:name="_Toc196826533"/>
       <w:bookmarkEnd w:id="87"/>
       <w:r>
         <w:rPr>
@@ -5898,11 +5631,11 @@
         </w:rPr>
       </w:pPr>
       <w:bookmarkStart w:id="91" w:name="__RefHeading___Toc2395_792400555"/>
-      <w:bookmarkStart w:id="92" w:name="_Зміст000081"/>
-      <w:bookmarkStart w:id="93" w:name="_Toc196826534"/>
+      <w:bookmarkStart w:id="92" w:name="_Toc19360"/>
+      <w:bookmarkStart w:id="93" w:name="_Зміст000013"/>
       <w:bookmarkStart w:id="94" w:name="_Зміст000039"/>
-      <w:bookmarkStart w:id="95" w:name="_Зміст000013"/>
-      <w:bookmarkStart w:id="96" w:name="_Toc19360"/>
+      <w:bookmarkStart w:id="95" w:name="_Toc196826534"/>
+      <w:bookmarkStart w:id="96" w:name="_Зміст000081"/>
       <w:bookmarkEnd w:id="91"/>
       <w:r>
         <w:rPr>
@@ -6815,7 +6548,7 @@
         <w:pStyle w:val="Common"/>
         <w:numPr>
           <w:ilvl w:val="0"/>
-          <w:numId w:val="4"/>
+          <w:numId w:val="5"/>
         </w:numPr>
         <w:ind w:hanging="360" w:start="1211"/>
         <w:rPr>
@@ -6836,7 +6569,7 @@
         <w:pStyle w:val="Common"/>
         <w:numPr>
           <w:ilvl w:val="0"/>
-          <w:numId w:val="4"/>
+          <w:numId w:val="5"/>
         </w:numPr>
         <w:ind w:hanging="360" w:start="1211"/>
         <w:rPr>
@@ -6857,7 +6590,7 @@
         <w:pStyle w:val="Common"/>
         <w:numPr>
           <w:ilvl w:val="0"/>
-          <w:numId w:val="4"/>
+          <w:numId w:val="5"/>
         </w:numPr>
         <w:ind w:hanging="360" w:start="1211"/>
         <w:rPr>
@@ -7400,11 +7133,11 @@
         </w:rPr>
       </w:pPr>
       <w:bookmarkStart w:id="98" w:name="__RefHeading___Toc2397_792400555"/>
-      <w:bookmarkStart w:id="99" w:name="_Зміст000082"/>
-      <w:bookmarkStart w:id="100" w:name="_Зміст000040"/>
+      <w:bookmarkStart w:id="99" w:name="_Toc196826535"/>
+      <w:bookmarkStart w:id="100" w:name="_Зміст000014"/>
       <w:bookmarkStart w:id="101" w:name="_Toc12907"/>
-      <w:bookmarkStart w:id="102" w:name="_Зміст000014"/>
-      <w:bookmarkStart w:id="103" w:name="_Toc196826535"/>
+      <w:bookmarkStart w:id="102" w:name="_Зміст000040"/>
+      <w:bookmarkStart w:id="103" w:name="_Зміст000082"/>
       <w:bookmarkEnd w:id="98"/>
       <w:r>
         <w:rPr>
@@ -7512,7 +7245,6 @@
     </w:p>
     <w:tbl>
       <w:tblPr>
-        <w:tblStyle w:val="74"/>
         <w:tblW w:w="7542" w:type="dxa"/>
         <w:jc w:val="start"/>
         <w:tblInd w:w="0" w:type="dxa"/>
@@ -7537,7 +7269,12 @@
         <w:tc>
           <w:tcPr>
             <w:tcW w:w="2399" w:type="dxa"/>
-            <w:tcBorders/>
+            <w:tcBorders>
+              <w:top w:val="single" w:sz="4" w:space="0" w:color="000000"/>
+              <w:start w:val="single" w:sz="4" w:space="0" w:color="000000"/>
+              <w:bottom w:val="single" w:sz="4" w:space="0" w:color="000000"/>
+              <w:end w:val="single" w:sz="4" w:space="0" w:color="000000"/>
+            </w:tcBorders>
           </w:tcPr>
           <w:p>
             <w:pPr>
@@ -7569,7 +7306,12 @@
         <w:tc>
           <w:tcPr>
             <w:tcW w:w="2209" w:type="dxa"/>
-            <w:tcBorders/>
+            <w:tcBorders>
+              <w:top w:val="single" w:sz="4" w:space="0" w:color="000000"/>
+              <w:start w:val="single" w:sz="4" w:space="0" w:color="000000"/>
+              <w:bottom w:val="single" w:sz="4" w:space="0" w:color="000000"/>
+              <w:end w:val="single" w:sz="4" w:space="0" w:color="000000"/>
+            </w:tcBorders>
           </w:tcPr>
           <w:p>
             <w:pPr>
@@ -7601,7 +7343,12 @@
         <w:tc>
           <w:tcPr>
             <w:tcW w:w="1617" w:type="dxa"/>
-            <w:tcBorders/>
+            <w:tcBorders>
+              <w:top w:val="single" w:sz="4" w:space="0" w:color="000000"/>
+              <w:start w:val="single" w:sz="4" w:space="0" w:color="000000"/>
+              <w:bottom w:val="single" w:sz="4" w:space="0" w:color="000000"/>
+              <w:end w:val="single" w:sz="4" w:space="0" w:color="000000"/>
+            </w:tcBorders>
           </w:tcPr>
           <w:p>
             <w:pPr>
@@ -7633,7 +7380,12 @@
         <w:tc>
           <w:tcPr>
             <w:tcW w:w="1317" w:type="dxa"/>
-            <w:tcBorders/>
+            <w:tcBorders>
+              <w:top w:val="single" w:sz="4" w:space="0" w:color="000000"/>
+              <w:start w:val="single" w:sz="4" w:space="0" w:color="000000"/>
+              <w:bottom w:val="single" w:sz="4" w:space="0" w:color="000000"/>
+              <w:end w:val="single" w:sz="4" w:space="0" w:color="000000"/>
+            </w:tcBorders>
           </w:tcPr>
           <w:p>
             <w:pPr>
@@ -7668,7 +7420,12 @@
         <w:tc>
           <w:tcPr>
             <w:tcW w:w="2399" w:type="dxa"/>
-            <w:tcBorders/>
+            <w:tcBorders>
+              <w:top w:val="single" w:sz="4" w:space="0" w:color="000000"/>
+              <w:start w:val="single" w:sz="4" w:space="0" w:color="000000"/>
+              <w:bottom w:val="single" w:sz="4" w:space="0" w:color="000000"/>
+              <w:end w:val="single" w:sz="4" w:space="0" w:color="000000"/>
+            </w:tcBorders>
           </w:tcPr>
           <w:p>
             <w:pPr>
@@ -7700,7 +7457,12 @@
         <w:tc>
           <w:tcPr>
             <w:tcW w:w="2209" w:type="dxa"/>
-            <w:tcBorders/>
+            <w:tcBorders>
+              <w:top w:val="single" w:sz="4" w:space="0" w:color="000000"/>
+              <w:start w:val="single" w:sz="4" w:space="0" w:color="000000"/>
+              <w:bottom w:val="single" w:sz="4" w:space="0" w:color="000000"/>
+              <w:end w:val="single" w:sz="4" w:space="0" w:color="000000"/>
+            </w:tcBorders>
           </w:tcPr>
           <w:p>
             <w:pPr>
@@ -7730,7 +7492,12 @@
         <w:tc>
           <w:tcPr>
             <w:tcW w:w="1617" w:type="dxa"/>
-            <w:tcBorders/>
+            <w:tcBorders>
+              <w:top w:val="single" w:sz="4" w:space="0" w:color="000000"/>
+              <w:start w:val="single" w:sz="4" w:space="0" w:color="000000"/>
+              <w:bottom w:val="single" w:sz="4" w:space="0" w:color="000000"/>
+              <w:end w:val="single" w:sz="4" w:space="0" w:color="000000"/>
+            </w:tcBorders>
           </w:tcPr>
           <w:p>
             <w:pPr>
@@ -7760,7 +7527,12 @@
         <w:tc>
           <w:tcPr>
             <w:tcW w:w="1317" w:type="dxa"/>
-            <w:tcBorders/>
+            <w:tcBorders>
+              <w:top w:val="single" w:sz="4" w:space="0" w:color="000000"/>
+              <w:start w:val="single" w:sz="4" w:space="0" w:color="000000"/>
+              <w:bottom w:val="single" w:sz="4" w:space="0" w:color="000000"/>
+              <w:end w:val="single" w:sz="4" w:space="0" w:color="000000"/>
+            </w:tcBorders>
           </w:tcPr>
           <w:p>
             <w:pPr>
@@ -7793,7 +7565,12 @@
         <w:tc>
           <w:tcPr>
             <w:tcW w:w="2399" w:type="dxa"/>
-            <w:tcBorders/>
+            <w:tcBorders>
+              <w:top w:val="single" w:sz="4" w:space="0" w:color="000000"/>
+              <w:start w:val="single" w:sz="4" w:space="0" w:color="000000"/>
+              <w:bottom w:val="single" w:sz="4" w:space="0" w:color="000000"/>
+              <w:end w:val="single" w:sz="4" w:space="0" w:color="000000"/>
+            </w:tcBorders>
           </w:tcPr>
           <w:p>
             <w:pPr>
@@ -7825,7 +7602,12 @@
         <w:tc>
           <w:tcPr>
             <w:tcW w:w="2209" w:type="dxa"/>
-            <w:tcBorders/>
+            <w:tcBorders>
+              <w:top w:val="single" w:sz="4" w:space="0" w:color="000000"/>
+              <w:start w:val="single" w:sz="4" w:space="0" w:color="000000"/>
+              <w:bottom w:val="single" w:sz="4" w:space="0" w:color="000000"/>
+              <w:end w:val="single" w:sz="4" w:space="0" w:color="000000"/>
+            </w:tcBorders>
           </w:tcPr>
           <w:p>
             <w:pPr>
@@ -7855,7 +7637,12 @@
         <w:tc>
           <w:tcPr>
             <w:tcW w:w="1617" w:type="dxa"/>
-            <w:tcBorders/>
+            <w:tcBorders>
+              <w:top w:val="single" w:sz="4" w:space="0" w:color="000000"/>
+              <w:start w:val="single" w:sz="4" w:space="0" w:color="000000"/>
+              <w:bottom w:val="single" w:sz="4" w:space="0" w:color="000000"/>
+              <w:end w:val="single" w:sz="4" w:space="0" w:color="000000"/>
+            </w:tcBorders>
           </w:tcPr>
           <w:p>
             <w:pPr>
@@ -7885,7 +7672,12 @@
         <w:tc>
           <w:tcPr>
             <w:tcW w:w="1317" w:type="dxa"/>
-            <w:tcBorders/>
+            <w:tcBorders>
+              <w:top w:val="single" w:sz="4" w:space="0" w:color="000000"/>
+              <w:start w:val="single" w:sz="4" w:space="0" w:color="000000"/>
+              <w:bottom w:val="single" w:sz="4" w:space="0" w:color="000000"/>
+              <w:end w:val="single" w:sz="4" w:space="0" w:color="000000"/>
+            </w:tcBorders>
           </w:tcPr>
           <w:p>
             <w:pPr>
@@ -7918,7 +7710,12 @@
         <w:tc>
           <w:tcPr>
             <w:tcW w:w="2399" w:type="dxa"/>
-            <w:tcBorders/>
+            <w:tcBorders>
+              <w:top w:val="single" w:sz="4" w:space="0" w:color="000000"/>
+              <w:start w:val="single" w:sz="4" w:space="0" w:color="000000"/>
+              <w:bottom w:val="single" w:sz="4" w:space="0" w:color="000000"/>
+              <w:end w:val="single" w:sz="4" w:space="0" w:color="000000"/>
+            </w:tcBorders>
           </w:tcPr>
           <w:p>
             <w:pPr>
@@ -7950,7 +7747,12 @@
         <w:tc>
           <w:tcPr>
             <w:tcW w:w="2209" w:type="dxa"/>
-            <w:tcBorders/>
+            <w:tcBorders>
+              <w:top w:val="single" w:sz="4" w:space="0" w:color="000000"/>
+              <w:start w:val="single" w:sz="4" w:space="0" w:color="000000"/>
+              <w:bottom w:val="single" w:sz="4" w:space="0" w:color="000000"/>
+              <w:end w:val="single" w:sz="4" w:space="0" w:color="000000"/>
+            </w:tcBorders>
           </w:tcPr>
           <w:p>
             <w:pPr>
@@ -7980,7 +7782,12 @@
         <w:tc>
           <w:tcPr>
             <w:tcW w:w="1617" w:type="dxa"/>
-            <w:tcBorders/>
+            <w:tcBorders>
+              <w:top w:val="single" w:sz="4" w:space="0" w:color="000000"/>
+              <w:start w:val="single" w:sz="4" w:space="0" w:color="000000"/>
+              <w:bottom w:val="single" w:sz="4" w:space="0" w:color="000000"/>
+              <w:end w:val="single" w:sz="4" w:space="0" w:color="000000"/>
+            </w:tcBorders>
           </w:tcPr>
           <w:p>
             <w:pPr>
@@ -8010,7 +7817,12 @@
         <w:tc>
           <w:tcPr>
             <w:tcW w:w="1317" w:type="dxa"/>
-            <w:tcBorders/>
+            <w:tcBorders>
+              <w:top w:val="single" w:sz="4" w:space="0" w:color="000000"/>
+              <w:start w:val="single" w:sz="4" w:space="0" w:color="000000"/>
+              <w:bottom w:val="single" w:sz="4" w:space="0" w:color="000000"/>
+              <w:end w:val="single" w:sz="4" w:space="0" w:color="000000"/>
+            </w:tcBorders>
           </w:tcPr>
           <w:p>
             <w:pPr>
@@ -8063,9 +7875,9 @@
         </w:rPr>
       </w:pPr>
       <w:bookmarkStart w:id="104" w:name="__RefHeading___Toc2399_792400555"/>
-      <w:bookmarkStart w:id="105" w:name="_Toc196826537"/>
+      <w:bookmarkStart w:id="105" w:name="_Toc31252"/>
       <w:bookmarkStart w:id="106" w:name="_Зміст000084"/>
-      <w:bookmarkStart w:id="107" w:name="_Toc31252"/>
+      <w:bookmarkStart w:id="107" w:name="_Toc196826537"/>
       <w:bookmarkEnd w:id="104"/>
       <w:r>
         <w:rPr>
@@ -8136,7 +7948,7 @@
           <wp:inline distT="0" distB="0" distL="0" distR="0">
             <wp:extent cx="2390775" cy="390525"/>
             <wp:effectExtent l="0" t="0" r="0" b="0"/>
-            <wp:docPr id="6" name="Зображення2" descr="structure_schema.drawio"/>
+            <wp:docPr id="4" name="Зображення2" descr="structure_schema.drawio"/>
             <wp:cNvGraphicFramePr>
               <a:graphicFrameLocks xmlns:a="http://schemas.openxmlformats.org/drawingml/2006/main" noChangeAspect="1"/>
             </wp:cNvGraphicFramePr>
@@ -8144,13 +7956,13 @@
               <a:graphicData uri="http://schemas.openxmlformats.org/drawingml/2006/picture">
                 <pic:pic xmlns:pic="http://schemas.openxmlformats.org/drawingml/2006/picture">
                   <pic:nvPicPr>
-                    <pic:cNvPr id="6" name="Зображення2" descr="structure_schema.drawio"/>
+                    <pic:cNvPr id="4" name="Зображення2" descr="structure_schema.drawio"/>
                     <pic:cNvPicPr>
                       <a:picLocks noChangeAspect="1" noChangeArrowheads="1"/>
                     </pic:cNvPicPr>
                   </pic:nvPicPr>
                   <pic:blipFill>
-                    <a:blip r:embed="rId7"/>
+                    <a:blip r:embed="rId5"/>
                     <a:stretch>
                       <a:fillRect/>
                     </a:stretch>
@@ -8276,7 +8088,7 @@
           <wp:inline distT="0" distB="0" distL="0" distR="0">
             <wp:extent cx="3162300" cy="685800"/>
             <wp:effectExtent l="0" t="0" r="0" b="0"/>
-            <wp:docPr id="7" name="Зображення10"/>
+            <wp:docPr id="5" name="Зображення10"/>
             <wp:cNvGraphicFramePr>
               <a:graphicFrameLocks xmlns:a="http://schemas.openxmlformats.org/drawingml/2006/main" noChangeAspect="1"/>
             </wp:cNvGraphicFramePr>
@@ -8284,16 +8096,16 @@
               <a:graphicData uri="http://schemas.openxmlformats.org/drawingml/2006/picture">
                 <pic:pic xmlns:pic="http://schemas.openxmlformats.org/drawingml/2006/picture">
                   <pic:nvPicPr>
-                    <pic:cNvPr id="7" name="Зображення10"/>
+                    <pic:cNvPr id="5" name="Зображення10"/>
                     <pic:cNvPicPr>
                       <a:picLocks noChangeAspect="1" noChangeArrowheads="1"/>
                     </pic:cNvPicPr>
                   </pic:nvPicPr>
                   <pic:blipFill>
-                    <a:blip r:embed="rId8">
+                    <a:blip r:embed="rId6">
                       <a:extLst>
                         <a:ext uri="{96DAC541-7B7A-43D3-8B79-37D633B846F1}">
-                          <asvg:svgBlip xmlns:asvg="http://schemas.microsoft.com/office/drawing/2016/SVG/main" r:embed="rId9"/>
+                          <asvg:svgBlip xmlns:asvg="http://schemas.microsoft.com/office/drawing/2016/SVG/main" r:embed="rId7"/>
                         </a:ext>
                       </a:extLst>
                     </a:blip>
@@ -8351,9 +8163,9 @@
         </w:rPr>
       </w:pPr>
       <w:bookmarkStart w:id="109" w:name="__RefHeading___Toc2401_792400555"/>
-      <w:bookmarkStart w:id="110" w:name="_Зміст000085"/>
+      <w:bookmarkStart w:id="110" w:name="_Toc4204"/>
       <w:bookmarkStart w:id="111" w:name="_Toc196826538"/>
-      <w:bookmarkStart w:id="112" w:name="_Toc4204"/>
+      <w:bookmarkStart w:id="112" w:name="_Зміст000085"/>
       <w:bookmarkEnd w:id="109"/>
       <w:r>
         <w:rPr>
@@ -8556,9 +8368,9 @@
         </w:rPr>
       </w:pPr>
       <w:bookmarkStart w:id="113" w:name="__RefHeading___Toc2403_792400555"/>
-      <w:bookmarkStart w:id="114" w:name="_Зміст000086"/>
+      <w:bookmarkStart w:id="114" w:name="_Toc8474"/>
       <w:bookmarkStart w:id="115" w:name="_Toc196826539"/>
-      <w:bookmarkStart w:id="116" w:name="_Toc8474"/>
+      <w:bookmarkStart w:id="116" w:name="_Зміст000086"/>
       <w:bookmarkEnd w:id="113"/>
       <w:r>
         <w:rPr>
@@ -8669,9 +8481,9 @@
         </w:rPr>
       </w:pPr>
       <w:bookmarkStart w:id="117" w:name="__RefHeading___Toc2405_792400555"/>
-      <w:bookmarkStart w:id="118" w:name="_Зміст000042"/>
+      <w:bookmarkStart w:id="118" w:name="_Toc24797"/>
       <w:bookmarkStart w:id="119" w:name="_Зміст000087"/>
-      <w:bookmarkStart w:id="120" w:name="_Toc24797"/>
+      <w:bookmarkStart w:id="120" w:name="_Зміст000042"/>
       <w:bookmarkEnd w:id="117"/>
       <w:r>
         <w:rPr>
@@ -8691,9 +8503,9 @@
         </w:rPr>
       </w:pPr>
       <w:bookmarkStart w:id="121" w:name="__RefHeading___Toc2407_792400555"/>
-      <w:bookmarkStart w:id="122" w:name="_Зміст000088"/>
+      <w:bookmarkStart w:id="122" w:name="_Toc17760"/>
       <w:bookmarkStart w:id="123" w:name="_Зміст000043"/>
-      <w:bookmarkStart w:id="124" w:name="_Toc17760"/>
+      <w:bookmarkStart w:id="124" w:name="_Зміст000088"/>
       <w:bookmarkEnd w:id="121"/>
       <w:r>
         <w:rPr>
@@ -8796,7 +8608,7 @@
           <wp:inline distT="0" distB="0" distL="0" distR="0">
             <wp:extent cx="2009775" cy="1438275"/>
             <wp:effectExtent l="0" t="0" r="0" b="0"/>
-            <wp:docPr id="8" name="Зображення3" descr="algorithm.drawio"/>
+            <wp:docPr id="6" name="Зображення3" descr="algorithm.drawio"/>
             <wp:cNvGraphicFramePr>
               <a:graphicFrameLocks xmlns:a="http://schemas.openxmlformats.org/drawingml/2006/main" noChangeAspect="1"/>
             </wp:cNvGraphicFramePr>
@@ -8804,13 +8616,13 @@
               <a:graphicData uri="http://schemas.openxmlformats.org/drawingml/2006/picture">
                 <pic:pic xmlns:pic="http://schemas.openxmlformats.org/drawingml/2006/picture">
                   <pic:nvPicPr>
-                    <pic:cNvPr id="8" name="Зображення3" descr="algorithm.drawio"/>
+                    <pic:cNvPr id="6" name="Зображення3" descr="algorithm.drawio"/>
                     <pic:cNvPicPr>
                       <a:picLocks noChangeAspect="1" noChangeArrowheads="1"/>
                     </pic:cNvPicPr>
                   </pic:nvPicPr>
                   <pic:blipFill>
-                    <a:blip r:embed="rId10"/>
+                    <a:blip r:embed="rId8"/>
                     <a:stretch>
                       <a:fillRect/>
                     </a:stretch>
@@ -9140,9 +8952,9 @@
         </w:rPr>
       </w:pPr>
       <w:bookmarkStart w:id="126" w:name="__RefHeading___Toc2411_792400555"/>
-      <w:bookmarkStart w:id="127" w:name="_Toc21967"/>
+      <w:bookmarkStart w:id="127" w:name="_Зміст000095"/>
       <w:bookmarkStart w:id="128" w:name="_Зміст000050"/>
-      <w:bookmarkStart w:id="129" w:name="_Зміст000095"/>
+      <w:bookmarkStart w:id="129" w:name="_Toc21967"/>
       <w:bookmarkEnd w:id="126"/>
       <w:r>
         <w:rPr>
@@ -9445,7 +9257,7 @@
           <wp:inline distT="0" distB="0" distL="0" distR="0">
             <wp:extent cx="3202940" cy="8326755"/>
             <wp:effectExtent l="0" t="0" r="0" b="0"/>
-            <wp:docPr id="9" name="Зображення4"/>
+            <wp:docPr id="7" name="Зображення4"/>
             <wp:cNvGraphicFramePr>
               <a:graphicFrameLocks xmlns:a="http://schemas.openxmlformats.org/drawingml/2006/main" noChangeAspect="1"/>
             </wp:cNvGraphicFramePr>
@@ -9453,13 +9265,13 @@
               <a:graphicData uri="http://schemas.openxmlformats.org/drawingml/2006/picture">
                 <pic:pic xmlns:pic="http://schemas.openxmlformats.org/drawingml/2006/picture">
                   <pic:nvPicPr>
-                    <pic:cNvPr id="9" name="Зображення4"/>
+                    <pic:cNvPr id="7" name="Зображення4"/>
                     <pic:cNvPicPr>
                       <a:picLocks noChangeAspect="1" noChangeArrowheads="1"/>
                     </pic:cNvPicPr>
                   </pic:nvPicPr>
                   <pic:blipFill>
-                    <a:blip r:embed="rId11"/>
+                    <a:blip r:embed="rId9"/>
                     <a:stretch>
                       <a:fillRect/>
                     </a:stretch>
@@ -9502,7 +9314,7 @@
           <wp:inline distT="0" distB="0" distL="0" distR="0">
             <wp:extent cx="3058795" cy="8326755"/>
             <wp:effectExtent l="0" t="0" r="0" b="0"/>
-            <wp:docPr id="10" name="Зображення5"/>
+            <wp:docPr id="8" name="Зображення5"/>
             <wp:cNvGraphicFramePr>
               <a:graphicFrameLocks xmlns:a="http://schemas.openxmlformats.org/drawingml/2006/main" noChangeAspect="1"/>
             </wp:cNvGraphicFramePr>
@@ -9510,13 +9322,13 @@
               <a:graphicData uri="http://schemas.openxmlformats.org/drawingml/2006/picture">
                 <pic:pic xmlns:pic="http://schemas.openxmlformats.org/drawingml/2006/picture">
                   <pic:nvPicPr>
-                    <pic:cNvPr id="10" name="Зображення5"/>
+                    <pic:cNvPr id="8" name="Зображення5"/>
                     <pic:cNvPicPr>
                       <a:picLocks noChangeAspect="1" noChangeArrowheads="1"/>
                     </pic:cNvPicPr>
                   </pic:nvPicPr>
                   <pic:blipFill>
-                    <a:blip r:embed="rId12"/>
+                    <a:blip r:embed="rId10"/>
                     <a:stretch>
                       <a:fillRect/>
                     </a:stretch>
@@ -10165,11 +9977,11 @@
         </w:rPr>
       </w:pPr>
       <w:bookmarkStart w:id="145" w:name="__RefHeading___Toc2443_792400555"/>
-      <w:bookmarkStart w:id="146" w:name="_Зміст000107"/>
-      <w:bookmarkStart w:id="147" w:name="_Toc23555"/>
+      <w:bookmarkStart w:id="146" w:name="_Toc196826540"/>
+      <w:bookmarkStart w:id="147" w:name="_Зміст000016"/>
       <w:bookmarkStart w:id="148" w:name="_Зміст000051"/>
-      <w:bookmarkStart w:id="149" w:name="_Зміст000016"/>
-      <w:bookmarkStart w:id="150" w:name="_Toc196826540"/>
+      <w:bookmarkStart w:id="149" w:name="_Toc23555"/>
+      <w:bookmarkStart w:id="150" w:name="_Зміст000107"/>
       <w:bookmarkEnd w:id="145"/>
       <w:r>
         <w:rPr>
@@ -10206,7 +10018,7 @@
         </w:rPr>
         <w:t xml:space="preserve">Vigenere Table [Electronic resource]. – Access mode: </w:t>
       </w:r>
-      <w:hyperlink r:id="rId13">
+      <w:hyperlink r:id="rId11">
         <w:r>
           <w:rPr>
             <w:rStyle w:val="Hyperlink"/>
@@ -10232,7 +10044,7 @@
         </w:rPr>
         <w:t xml:space="preserve">2. Vigenere Table Example [Electronic resource]. – Access mode: </w:t>
       </w:r>
-      <w:hyperlink r:id="rId14">
+      <w:hyperlink r:id="rId12">
         <w:r>
           <w:rPr>
             <w:rStyle w:val="Hyperlink"/>
@@ -10258,7 +10070,7 @@
         </w:rPr>
         <w:t xml:space="preserve">3. dCode Vigenere Cipher [Electronic resource]. – Access mode: </w:t>
       </w:r>
-      <w:hyperlink r:id="rId15">
+      <w:hyperlink r:id="rId13">
         <w:r>
           <w:rPr>
             <w:rStyle w:val="Hyperlink"/>
@@ -10284,7 +10096,7 @@
         </w:rPr>
         <w:t xml:space="preserve">4. Boxentriq Vigenere Cipher [Electronic resource]. – Access mode: </w:t>
       </w:r>
-      <w:hyperlink r:id="rId16">
+      <w:hyperlink r:id="rId14">
         <w:r>
           <w:rPr>
             <w:rStyle w:val="Hyperlink"/>
@@ -10313,7 +10125,7 @@
         <w:rPr/>
         <w:t xml:space="preserve">Таблиця ASCII [Електронний ресурс]. – Режим доступу: </w:t>
       </w:r>
-      <w:hyperlink r:id="rId17">
+      <w:hyperlink r:id="rId15">
         <w:r>
           <w:rPr>
             <w:rStyle w:val="Hyperlink"/>
@@ -10340,7 +10152,7 @@
         <w:rPr/>
         <w:t xml:space="preserve">Next.js [Electronic resource]. – Access mode: </w:t>
       </w:r>
-      <w:hyperlink r:id="rId18">
+      <w:hyperlink r:id="rId16">
         <w:r>
           <w:rPr>
             <w:rStyle w:val="Hyperlink"/>
@@ -10364,7 +10176,7 @@
         </w:rPr>
         <w:t xml:space="preserve">7. Python [Electronic resource]. – Access mode: </w:t>
       </w:r>
-      <w:hyperlink r:id="rId19">
+      <w:hyperlink r:id="rId17">
         <w:r>
           <w:rPr>
             <w:rStyle w:val="Hyperlink"/>
@@ -10390,7 +10202,7 @@
         </w:rPr>
         <w:t xml:space="preserve">8. TailwindCSS [Electronic resource]. – Access mode: </w:t>
       </w:r>
-      <w:hyperlink r:id="rId20">
+      <w:hyperlink r:id="rId18">
         <w:r>
           <w:rPr>
             <w:rStyle w:val="Hyperlink"/>
@@ -10594,11 +10406,11 @@
         </w:rPr>
       </w:pPr>
       <w:bookmarkStart w:id="151" w:name="__RefHeading___Toc2445_792400555"/>
-      <w:bookmarkStart w:id="152" w:name="_Toc196826541"/>
-      <w:bookmarkStart w:id="153" w:name="_Зміст000017"/>
+      <w:bookmarkStart w:id="152" w:name="_Зміст000108"/>
+      <w:bookmarkStart w:id="153" w:name="_Зміст000052"/>
       <w:bookmarkStart w:id="154" w:name="_Toc19423"/>
-      <w:bookmarkStart w:id="155" w:name="_Зміст000052"/>
-      <w:bookmarkStart w:id="156" w:name="_Зміст000108"/>
+      <w:bookmarkStart w:id="155" w:name="_Зміст000017"/>
+      <w:bookmarkStart w:id="156" w:name="_Toc196826541"/>
       <w:bookmarkEnd w:id="151"/>
       <w:r>
         <w:rPr>
@@ -10644,11 +10456,11 @@
         </w:rPr>
       </w:pPr>
       <w:bookmarkStart w:id="157" w:name="__RefHeading___Toc2447_792400555"/>
-      <w:bookmarkStart w:id="158" w:name="_Зміст000053"/>
-      <w:bookmarkStart w:id="159" w:name="_Зміст000018"/>
+      <w:bookmarkStart w:id="158" w:name="_Toc196826542"/>
+      <w:bookmarkStart w:id="159" w:name="_Toc23903"/>
       <w:bookmarkStart w:id="160" w:name="_Зміст000109"/>
-      <w:bookmarkStart w:id="161" w:name="_Toc23903"/>
-      <w:bookmarkStart w:id="162" w:name="_Toc196826542"/>
+      <w:bookmarkStart w:id="161" w:name="_Зміст000018"/>
+      <w:bookmarkStart w:id="162" w:name="_Зміст000053"/>
       <w:bookmarkEnd w:id="157"/>
       <w:r>
         <w:rPr>
@@ -10671,11 +10483,11 @@
         </w:rPr>
       </w:pPr>
       <w:bookmarkStart w:id="163" w:name="__RefHeading___Toc2449_792400555"/>
-      <w:bookmarkStart w:id="164" w:name="_Зміст000110"/>
-      <w:bookmarkStart w:id="165" w:name="_Toc196826543"/>
+      <w:bookmarkStart w:id="164" w:name="_Зміст000019"/>
+      <w:bookmarkStart w:id="165" w:name="_Toc10522"/>
       <w:bookmarkStart w:id="166" w:name="_Зміст000054"/>
-      <w:bookmarkStart w:id="167" w:name="_Toc10522"/>
-      <w:bookmarkStart w:id="168" w:name="_Зміст000019"/>
+      <w:bookmarkStart w:id="167" w:name="_Toc196826543"/>
+      <w:bookmarkStart w:id="168" w:name="_Зміст000110"/>
       <w:bookmarkEnd w:id="163"/>
       <w:r>
         <w:rPr>
@@ -10745,11 +10557,11 @@
         </w:rPr>
       </w:pPr>
       <w:bookmarkStart w:id="169" w:name="__RefHeading___Toc2451_792400555"/>
-      <w:bookmarkStart w:id="170" w:name="_Toc6891"/>
-      <w:bookmarkStart w:id="171" w:name="_Toc196826544"/>
+      <w:bookmarkStart w:id="170" w:name="_Зміст000111"/>
+      <w:bookmarkStart w:id="171" w:name="_Зміст000055"/>
       <w:bookmarkStart w:id="172" w:name="_Зміст000020"/>
-      <w:bookmarkStart w:id="173" w:name="_Зміст000055"/>
-      <w:bookmarkStart w:id="174" w:name="_Зміст000111"/>
+      <w:bookmarkStart w:id="173" w:name="_Toc196826544"/>
+      <w:bookmarkStart w:id="174" w:name="_Toc6891"/>
       <w:bookmarkEnd w:id="169"/>
       <w:r>
         <w:rPr>
@@ -10834,9 +10646,9 @@
         </w:rPr>
       </w:pPr>
       <w:bookmarkStart w:id="175" w:name="__RefHeading___Toc2453_792400555"/>
-      <w:bookmarkStart w:id="176" w:name="_Зміст000112"/>
+      <w:bookmarkStart w:id="176" w:name="_Toc1373"/>
       <w:bookmarkStart w:id="177" w:name="_Toc196826545"/>
-      <w:bookmarkStart w:id="178" w:name="_Toc1373"/>
+      <w:bookmarkStart w:id="178" w:name="_Зміст000112"/>
       <w:bookmarkEnd w:id="175"/>
       <w:r>
         <w:rPr>
@@ -10902,9 +10714,9 @@
         </w:rPr>
       </w:pPr>
       <w:bookmarkStart w:id="179" w:name="__RefHeading___Toc2455_792400555"/>
-      <w:bookmarkStart w:id="180" w:name="_Toc196826546"/>
+      <w:bookmarkStart w:id="180" w:name="_Toc2435"/>
       <w:bookmarkStart w:id="181" w:name="_Зміст000113"/>
-      <w:bookmarkStart w:id="182" w:name="_Toc2435"/>
+      <w:bookmarkStart w:id="182" w:name="_Toc196826546"/>
       <w:bookmarkEnd w:id="179"/>
       <w:r>
         <w:rPr>
@@ -10987,11 +10799,11 @@
         </w:rPr>
       </w:pPr>
       <w:bookmarkStart w:id="183" w:name="__RefHeading___Toc2457_792400555"/>
-      <w:bookmarkStart w:id="184" w:name="_Зміст000021"/>
-      <w:bookmarkStart w:id="185" w:name="_Зміст000114"/>
+      <w:bookmarkStart w:id="184" w:name="_Toc196826547"/>
+      <w:bookmarkStart w:id="185" w:name="_Toc26896"/>
       <w:bookmarkStart w:id="186" w:name="_Зміст000056"/>
-      <w:bookmarkStart w:id="187" w:name="_Toc26896"/>
-      <w:bookmarkStart w:id="188" w:name="_Toc196826547"/>
+      <w:bookmarkStart w:id="187" w:name="_Зміст000114"/>
+      <w:bookmarkStart w:id="188" w:name="_Зміст000021"/>
       <w:bookmarkEnd w:id="183"/>
       <w:r>
         <w:rPr>
@@ -11041,7 +10853,7 @@
         <w:pStyle w:val="Common"/>
         <w:numPr>
           <w:ilvl w:val="0"/>
-          <w:numId w:val="4"/>
+          <w:numId w:val="5"/>
         </w:numPr>
         <w:ind w:hanging="360" w:start="1211"/>
         <w:rPr>
@@ -11062,7 +10874,7 @@
         <w:pStyle w:val="Common"/>
         <w:numPr>
           <w:ilvl w:val="0"/>
-          <w:numId w:val="4"/>
+          <w:numId w:val="5"/>
         </w:numPr>
         <w:ind w:hanging="360" w:start="1211"/>
         <w:rPr>
@@ -11102,11 +10914,11 @@
         </w:rPr>
       </w:pPr>
       <w:bookmarkStart w:id="189" w:name="__RefHeading___Toc2459_792400555"/>
-      <w:bookmarkStart w:id="190" w:name="_Toc8988"/>
-      <w:bookmarkStart w:id="191" w:name="_Зміст000022"/>
+      <w:bookmarkStart w:id="190" w:name="_Зміст000115"/>
+      <w:bookmarkStart w:id="191" w:name="_Toc196826548"/>
       <w:bookmarkStart w:id="192" w:name="_Зміст000057"/>
-      <w:bookmarkStart w:id="193" w:name="_Toc196826548"/>
-      <w:bookmarkStart w:id="194" w:name="_Зміст000115"/>
+      <w:bookmarkStart w:id="193" w:name="_Зміст000022"/>
+      <w:bookmarkStart w:id="194" w:name="_Toc8988"/>
       <w:bookmarkEnd w:id="189"/>
       <w:r>
         <w:rPr>
@@ -11239,11 +11051,11 @@
         </w:rPr>
       </w:pPr>
       <w:bookmarkStart w:id="195" w:name="__RefHeading___Toc2461_792400555"/>
-      <w:bookmarkStart w:id="196" w:name="_Зміст000023"/>
-      <w:bookmarkStart w:id="197" w:name="_Toc196826549"/>
+      <w:bookmarkStart w:id="196" w:name="_Зміст000116"/>
+      <w:bookmarkStart w:id="197" w:name="_Зміст000058"/>
       <w:bookmarkStart w:id="198" w:name="_Toc21715"/>
-      <w:bookmarkStart w:id="199" w:name="_Зміст000058"/>
-      <w:bookmarkStart w:id="200" w:name="_Зміст000116"/>
+      <w:bookmarkStart w:id="199" w:name="_Toc196826549"/>
+      <w:bookmarkStart w:id="200" w:name="_Зміст000023"/>
       <w:bookmarkEnd w:id="195"/>
       <w:r>
         <w:rPr>
@@ -11329,11 +11141,11 @@
         </w:rPr>
       </w:pPr>
       <w:bookmarkStart w:id="201" w:name="__RefHeading___Toc2463_792400555"/>
-      <w:bookmarkStart w:id="202" w:name="_Зміст000117"/>
-      <w:bookmarkStart w:id="203" w:name="_Зміст000024"/>
+      <w:bookmarkStart w:id="202" w:name="_Toc196826550"/>
+      <w:bookmarkStart w:id="203" w:name="_Зміст000059"/>
       <w:bookmarkStart w:id="204" w:name="_Toc8780"/>
-      <w:bookmarkStart w:id="205" w:name="_Зміст000059"/>
-      <w:bookmarkStart w:id="206" w:name="_Toc196826550"/>
+      <w:bookmarkStart w:id="205" w:name="_Зміст000024"/>
+      <w:bookmarkStart w:id="206" w:name="_Зміст000117"/>
       <w:bookmarkEnd w:id="201"/>
       <w:r>
         <w:rPr>
@@ -11415,7 +11227,7 @@
         <w:pStyle w:val="Common"/>
         <w:numPr>
           <w:ilvl w:val="0"/>
-          <w:numId w:val="4"/>
+          <w:numId w:val="5"/>
         </w:numPr>
         <w:ind w:hanging="360" w:start="1211"/>
         <w:rPr>
@@ -11457,7 +11269,7 @@
         <w:pStyle w:val="Common"/>
         <w:numPr>
           <w:ilvl w:val="0"/>
-          <w:numId w:val="4"/>
+          <w:numId w:val="5"/>
         </w:numPr>
         <w:ind w:hanging="360" w:start="1211"/>
         <w:rPr>
@@ -11478,7 +11290,7 @@
         <w:pStyle w:val="Common"/>
         <w:numPr>
           <w:ilvl w:val="0"/>
-          <w:numId w:val="4"/>
+          <w:numId w:val="5"/>
         </w:numPr>
         <w:ind w:hanging="360" w:start="1211"/>
         <w:rPr>
@@ -11499,7 +11311,7 @@
         <w:pStyle w:val="Common"/>
         <w:numPr>
           <w:ilvl w:val="0"/>
-          <w:numId w:val="4"/>
+          <w:numId w:val="5"/>
         </w:numPr>
         <w:ind w:hanging="360" w:start="1211"/>
         <w:rPr>
@@ -11769,9 +11581,9 @@
         </w:rPr>
       </w:pPr>
       <w:bookmarkStart w:id="208" w:name="__RefHeading___Toc2465_792400555"/>
-      <w:bookmarkStart w:id="209" w:name="_Toc196826551"/>
+      <w:bookmarkStart w:id="209" w:name="_Зміст000118"/>
       <w:bookmarkStart w:id="210" w:name="_Toc19314"/>
-      <w:bookmarkStart w:id="211" w:name="_Зміст000118"/>
+      <w:bookmarkStart w:id="211" w:name="_Toc196826551"/>
       <w:bookmarkEnd w:id="208"/>
       <w:r>
         <w:rPr>
@@ -11834,7 +11646,7 @@
         <w:pStyle w:val="Common"/>
         <w:numPr>
           <w:ilvl w:val="0"/>
-          <w:numId w:val="4"/>
+          <w:numId w:val="5"/>
         </w:numPr>
         <w:ind w:hanging="360" w:start="1211"/>
         <w:rPr>
@@ -11855,7 +11667,7 @@
         <w:pStyle w:val="Common"/>
         <w:numPr>
           <w:ilvl w:val="0"/>
-          <w:numId w:val="4"/>
+          <w:numId w:val="5"/>
         </w:numPr>
         <w:ind w:hanging="360" w:start="1211"/>
         <w:rPr>
@@ -11926,9 +11738,9 @@
         </w:rPr>
       </w:pPr>
       <w:bookmarkStart w:id="212" w:name="__RefHeading___Toc2467_792400555"/>
-      <w:bookmarkStart w:id="213" w:name="_Зміст000119"/>
+      <w:bookmarkStart w:id="213" w:name="_Toc196826552"/>
       <w:bookmarkStart w:id="214" w:name="_Toc12028"/>
-      <w:bookmarkStart w:id="215" w:name="_Toc196826552"/>
+      <w:bookmarkStart w:id="215" w:name="_Зміст000119"/>
       <w:bookmarkEnd w:id="212"/>
       <w:r>
         <w:rPr>
@@ -11949,11 +11761,11 @@
         </w:rPr>
       </w:pPr>
       <w:bookmarkStart w:id="216" w:name="__RefHeading___Toc2469_792400555"/>
-      <w:bookmarkStart w:id="217" w:name="_Toc27737"/>
-      <w:bookmarkStart w:id="218" w:name="_Toc196826553"/>
+      <w:bookmarkStart w:id="217" w:name="_Зміст000025"/>
+      <w:bookmarkStart w:id="218" w:name="_Зміст000060"/>
       <w:bookmarkStart w:id="219" w:name="_Зміст000120"/>
-      <w:bookmarkStart w:id="220" w:name="_Зміст000060"/>
-      <w:bookmarkStart w:id="221" w:name="_Зміст000025"/>
+      <w:bookmarkStart w:id="220" w:name="_Toc196826553"/>
+      <w:bookmarkStart w:id="221" w:name="_Toc27737"/>
       <w:bookmarkEnd w:id="216"/>
       <w:r>
         <w:rPr>
@@ -12019,7 +11831,7 @@
         <w:pStyle w:val="Common"/>
         <w:numPr>
           <w:ilvl w:val="0"/>
-          <w:numId w:val="5"/>
+          <w:numId w:val="6"/>
         </w:numPr>
         <w:ind w:hanging="360" w:start="1211"/>
         <w:rPr>
@@ -12033,144 +11845,6 @@
           <w:lang w:val="uk-UA"/>
         </w:rPr>
         <w:t>Розробка документації;</w:t>
-      </w:r>
-    </w:p>
-    <w:p>
-      <w:pPr>
-        <w:pStyle w:val="Common"/>
-        <w:numPr>
-          <w:ilvl w:val="0"/>
-          <w:numId w:val="5"/>
-        </w:numPr>
-        <w:ind w:hanging="360" w:start="1211"/>
-        <w:rPr>
-          <w:rFonts w:eastAsia="Times New Roman" w:cs="Times New Roman"/>
-          <w:lang w:val="uk-UA"/>
-        </w:rPr>
-      </w:pPr>
-      <w:r>
-        <w:rPr>
-          <w:rFonts w:eastAsia="Times New Roman" w:cs="Times New Roman"/>
-          <w:lang w:val="uk-UA"/>
-        </w:rPr>
-        <w:t>Написання програми;</w:t>
-      </w:r>
-    </w:p>
-    <w:p>
-      <w:pPr>
-        <w:pStyle w:val="Common"/>
-        <w:numPr>
-          <w:ilvl w:val="0"/>
-          <w:numId w:val="5"/>
-        </w:numPr>
-        <w:ind w:hanging="360" w:start="1211"/>
-        <w:rPr>
-          <w:rFonts w:eastAsia="Times New Roman" w:cs="Times New Roman"/>
-          <w:lang w:val="uk-UA"/>
-        </w:rPr>
-      </w:pPr>
-      <w:r>
-        <w:rPr>
-          <w:rFonts w:eastAsia="Times New Roman" w:cs="Times New Roman"/>
-          <w:lang w:val="uk-UA"/>
-        </w:rPr>
-        <w:t>Розробка презентації.</w:t>
-      </w:r>
-    </w:p>
-    <w:p>
-      <w:pPr>
-        <w:pStyle w:val="Common"/>
-        <w:rPr>
-          <w:rFonts w:eastAsia="Times New Roman" w:cs="Times New Roman"/>
-          <w:lang w:val="uk-UA"/>
-        </w:rPr>
-      </w:pPr>
-      <w:r>
-        <w:rPr>
-          <w:rFonts w:eastAsia="Times New Roman" w:cs="Times New Roman"/>
-          <w:lang w:val="uk-UA"/>
-        </w:rPr>
-      </w:r>
-    </w:p>
-    <w:p>
-      <w:pPr>
-        <w:pStyle w:val="Title3rd1"/>
-        <w:rPr>
-          <w:rFonts w:eastAsia="Times New Roman" w:cs="Times New Roman"/>
-          <w:lang w:val="uk-UA"/>
-        </w:rPr>
-      </w:pPr>
-      <w:bookmarkStart w:id="222" w:name="__RefHeading___Toc2471_792400555"/>
-      <w:bookmarkStart w:id="223" w:name="_Зміст000061"/>
-      <w:bookmarkStart w:id="224" w:name="_Зміст000121"/>
-      <w:bookmarkStart w:id="225" w:name="_Зміст000026"/>
-      <w:bookmarkStart w:id="226" w:name="_Toc11650"/>
-      <w:bookmarkStart w:id="227" w:name="_Toc196826554"/>
-      <w:bookmarkEnd w:id="222"/>
-      <w:r>
-        <w:rPr>
-          <w:rFonts w:eastAsia="Times New Roman" w:cs="Times New Roman"/>
-          <w:lang w:val="uk-UA"/>
-        </w:rPr>
-        <w:t>А.6.2 Етапи розробки</w:t>
-      </w:r>
-      <w:bookmarkEnd w:id="226"/>
-      <w:bookmarkEnd w:id="227"/>
-      <w:r>
-        <w:rPr>
-          <w:rFonts w:eastAsia="Times New Roman" w:cs="Times New Roman"/>
-          <w:lang w:val="uk-UA"/>
-        </w:rPr>
-        <w:t xml:space="preserve"> </w:t>
-      </w:r>
-      <w:bookmarkEnd w:id="223"/>
-      <w:bookmarkEnd w:id="224"/>
-      <w:bookmarkEnd w:id="225"/>
-    </w:p>
-    <w:p>
-      <w:pPr>
-        <w:pStyle w:val="Common"/>
-        <w:rPr>
-          <w:rFonts w:eastAsia="Times New Roman" w:cs="Times New Roman"/>
-          <w:lang w:val="uk-UA"/>
-        </w:rPr>
-      </w:pPr>
-      <w:r>
-        <w:rPr>
-          <w:rFonts w:eastAsia="Times New Roman" w:cs="Times New Roman"/>
-          <w:lang w:val="uk-UA"/>
-        </w:rPr>
-      </w:r>
-    </w:p>
-    <w:p>
-      <w:pPr>
-        <w:pStyle w:val="Common"/>
-        <w:rPr>
-          <w:rFonts w:eastAsia="Times New Roman" w:cs="Times New Roman"/>
-          <w:lang w:val="uk-UA"/>
-        </w:rPr>
-      </w:pPr>
-      <w:r>
-        <w:rPr>
-          <w:rFonts w:eastAsia="Times New Roman" w:cs="Times New Roman"/>
-          <w:lang w:val="uk-UA"/>
-        </w:rPr>
-        <w:t>Етапи розробки:</w:t>
-      </w:r>
-    </w:p>
-    <w:p>
-      <w:pPr>
-        <w:pStyle w:val="Common"/>
-        <w:rPr>
-          <w:rFonts w:eastAsia="Times New Roman" w:cs="Times New Roman"/>
-          <w:lang w:val="uk-UA"/>
-        </w:rPr>
-      </w:pPr>
-      <w:r>
-        <w:rPr>
-          <w:rFonts w:eastAsia="Times New Roman" w:cs="Times New Roman"/>
-          <w:lang w:val="uk-UA"/>
-        </w:rPr>
       </w:r>
     </w:p>
     <w:p>
@@ -12191,7 +11865,7 @@
           <w:rFonts w:eastAsia="Times New Roman" w:cs="Times New Roman"/>
           <w:lang w:val="uk-UA"/>
         </w:rPr>
-        <w:t>Вибір технічних засобів;</w:t>
+        <w:t>Написання програми;</w:t>
       </w:r>
     </w:p>
     <w:p>
@@ -12212,7 +11886,103 @@
           <w:rFonts w:eastAsia="Times New Roman" w:cs="Times New Roman"/>
           <w:lang w:val="uk-UA"/>
         </w:rPr>
-        <w:t>Ітеративне написання програми;</w:t>
+        <w:t>Розробка презентації.</w:t>
+      </w:r>
+    </w:p>
+    <w:p>
+      <w:pPr>
+        <w:pStyle w:val="Common"/>
+        <w:rPr>
+          <w:rFonts w:eastAsia="Times New Roman" w:cs="Times New Roman"/>
+          <w:lang w:val="uk-UA"/>
+        </w:rPr>
+      </w:pPr>
+      <w:r>
+        <w:rPr>
+          <w:rFonts w:eastAsia="Times New Roman" w:cs="Times New Roman"/>
+          <w:lang w:val="uk-UA"/>
+        </w:rPr>
+      </w:r>
+    </w:p>
+    <w:p>
+      <w:pPr>
+        <w:pStyle w:val="Title3rd1"/>
+        <w:rPr>
+          <w:rFonts w:eastAsia="Times New Roman" w:cs="Times New Roman"/>
+          <w:lang w:val="uk-UA"/>
+        </w:rPr>
+      </w:pPr>
+      <w:bookmarkStart w:id="222" w:name="__RefHeading___Toc2471_792400555"/>
+      <w:bookmarkStart w:id="223" w:name="_Зміст000026"/>
+      <w:bookmarkStart w:id="224" w:name="_Зміст000121"/>
+      <w:bookmarkStart w:id="225" w:name="_Зміст000061"/>
+      <w:bookmarkStart w:id="226" w:name="_Toc196826554"/>
+      <w:bookmarkStart w:id="227" w:name="_Toc11650"/>
+      <w:bookmarkEnd w:id="222"/>
+      <w:r>
+        <w:rPr>
+          <w:rFonts w:eastAsia="Times New Roman" w:cs="Times New Roman"/>
+          <w:lang w:val="uk-UA"/>
+        </w:rPr>
+        <w:t>А.6.2 Етапи розробки</w:t>
+      </w:r>
+      <w:bookmarkEnd w:id="226"/>
+      <w:bookmarkEnd w:id="227"/>
+      <w:r>
+        <w:rPr>
+          <w:rFonts w:eastAsia="Times New Roman" w:cs="Times New Roman"/>
+          <w:lang w:val="uk-UA"/>
+        </w:rPr>
+        <w:t xml:space="preserve"> </w:t>
+      </w:r>
+      <w:bookmarkEnd w:id="223"/>
+      <w:bookmarkEnd w:id="224"/>
+      <w:bookmarkEnd w:id="225"/>
+    </w:p>
+    <w:p>
+      <w:pPr>
+        <w:pStyle w:val="Common"/>
+        <w:rPr>
+          <w:rFonts w:eastAsia="Times New Roman" w:cs="Times New Roman"/>
+          <w:lang w:val="uk-UA"/>
+        </w:rPr>
+      </w:pPr>
+      <w:r>
+        <w:rPr>
+          <w:rFonts w:eastAsia="Times New Roman" w:cs="Times New Roman"/>
+          <w:lang w:val="uk-UA"/>
+        </w:rPr>
+      </w:r>
+    </w:p>
+    <w:p>
+      <w:pPr>
+        <w:pStyle w:val="Common"/>
+        <w:rPr>
+          <w:rFonts w:eastAsia="Times New Roman" w:cs="Times New Roman"/>
+          <w:lang w:val="uk-UA"/>
+        </w:rPr>
+      </w:pPr>
+      <w:r>
+        <w:rPr>
+          <w:rFonts w:eastAsia="Times New Roman" w:cs="Times New Roman"/>
+          <w:lang w:val="uk-UA"/>
+        </w:rPr>
+        <w:t>Етапи розробки:</w:t>
+      </w:r>
+    </w:p>
+    <w:p>
+      <w:pPr>
+        <w:pStyle w:val="Common"/>
+        <w:rPr>
+          <w:rFonts w:eastAsia="Times New Roman" w:cs="Times New Roman"/>
+          <w:lang w:val="uk-UA"/>
+        </w:rPr>
+      </w:pPr>
+      <w:r>
+        <w:rPr>
+          <w:rFonts w:eastAsia="Times New Roman" w:cs="Times New Roman"/>
+          <w:lang w:val="uk-UA"/>
+        </w:rPr>
       </w:r>
     </w:p>
     <w:p>
@@ -12220,7 +11990,7 @@
         <w:pStyle w:val="Common"/>
         <w:numPr>
           <w:ilvl w:val="0"/>
-          <w:numId w:val="6"/>
+          <w:numId w:val="7"/>
         </w:numPr>
         <w:ind w:hanging="360" w:start="1211"/>
         <w:rPr>
@@ -12233,7 +12003,7 @@
           <w:rFonts w:eastAsia="Times New Roman" w:cs="Times New Roman"/>
           <w:lang w:val="uk-UA"/>
         </w:rPr>
-        <w:t>Тестування та перероблювання;</w:t>
+        <w:t>Вибір технічних засобів;</w:t>
       </w:r>
     </w:p>
     <w:p>
@@ -12241,7 +12011,7 @@
         <w:pStyle w:val="Common"/>
         <w:numPr>
           <w:ilvl w:val="0"/>
-          <w:numId w:val="6"/>
+          <w:numId w:val="7"/>
         </w:numPr>
         <w:ind w:hanging="360" w:start="1211"/>
         <w:rPr>
@@ -12254,6 +12024,48 @@
           <w:rFonts w:eastAsia="Times New Roman" w:cs="Times New Roman"/>
           <w:lang w:val="uk-UA"/>
         </w:rPr>
+        <w:t>Ітеративне написання програми;</w:t>
+      </w:r>
+    </w:p>
+    <w:p>
+      <w:pPr>
+        <w:pStyle w:val="Common"/>
+        <w:numPr>
+          <w:ilvl w:val="0"/>
+          <w:numId w:val="7"/>
+        </w:numPr>
+        <w:ind w:hanging="360" w:start="1211"/>
+        <w:rPr>
+          <w:rFonts w:eastAsia="Times New Roman" w:cs="Times New Roman"/>
+          <w:lang w:val="uk-UA"/>
+        </w:rPr>
+      </w:pPr>
+      <w:r>
+        <w:rPr>
+          <w:rFonts w:eastAsia="Times New Roman" w:cs="Times New Roman"/>
+          <w:lang w:val="uk-UA"/>
+        </w:rPr>
+        <w:t>Тестування та перероблювання;</w:t>
+      </w:r>
+    </w:p>
+    <w:p>
+      <w:pPr>
+        <w:pStyle w:val="Common"/>
+        <w:numPr>
+          <w:ilvl w:val="0"/>
+          <w:numId w:val="7"/>
+        </w:numPr>
+        <w:ind w:hanging="360" w:start="1211"/>
+        <w:rPr>
+          <w:rFonts w:eastAsia="Times New Roman" w:cs="Times New Roman"/>
+          <w:lang w:val="uk-UA"/>
+        </w:rPr>
+      </w:pPr>
+      <w:r>
+        <w:rPr>
+          <w:rFonts w:eastAsia="Times New Roman" w:cs="Times New Roman"/>
+          <w:lang w:val="uk-UA"/>
+        </w:rPr>
         <w:t>Заповнення пояснювальної записки.</w:t>
       </w:r>
     </w:p>
@@ -12281,11 +12093,11 @@
         </w:rPr>
       </w:pPr>
       <w:bookmarkStart w:id="228" w:name="__RefHeading___Toc2473_792400555"/>
-      <w:bookmarkStart w:id="229" w:name="_Toc196826555"/>
-      <w:bookmarkStart w:id="230" w:name="_Зміст000027"/>
+      <w:bookmarkStart w:id="229" w:name="_Toc10935"/>
+      <w:bookmarkStart w:id="230" w:name="_Зміст000062"/>
       <w:bookmarkStart w:id="231" w:name="_Зміст000122"/>
-      <w:bookmarkStart w:id="232" w:name="_Зміст000062"/>
-      <w:bookmarkStart w:id="233" w:name="_Toc10935"/>
+      <w:bookmarkStart w:id="232" w:name="_Зміст000027"/>
+      <w:bookmarkStart w:id="233" w:name="_Toc196826555"/>
       <w:bookmarkEnd w:id="228"/>
       <w:r>
         <w:rPr>
@@ -12351,7 +12163,7 @@
         <w:pStyle w:val="Common"/>
         <w:numPr>
           <w:ilvl w:val="0"/>
-          <w:numId w:val="7"/>
+          <w:numId w:val="8"/>
         </w:numPr>
         <w:ind w:hanging="360" w:start="1211"/>
         <w:rPr>
@@ -12372,7 +12184,7 @@
         <w:pStyle w:val="Common"/>
         <w:numPr>
           <w:ilvl w:val="0"/>
-          <w:numId w:val="7"/>
+          <w:numId w:val="8"/>
         </w:numPr>
         <w:ind w:hanging="360" w:start="1211"/>
         <w:rPr>
@@ -12393,7 +12205,7 @@
         <w:pStyle w:val="Common"/>
         <w:numPr>
           <w:ilvl w:val="0"/>
-          <w:numId w:val="7"/>
+          <w:numId w:val="8"/>
         </w:numPr>
         <w:ind w:hanging="360" w:start="1211"/>
         <w:rPr>
@@ -12618,8 +12430,8 @@
         </w:rPr>
       </w:pPr>
       <w:bookmarkStart w:id="234" w:name="__RefHeading___Toc2475_792400555"/>
-      <w:bookmarkStart w:id="235" w:name="_Зміст000127"/>
-      <w:bookmarkStart w:id="236" w:name="_Toc11195"/>
+      <w:bookmarkStart w:id="235" w:name="_Toc11195"/>
+      <w:bookmarkStart w:id="236" w:name="_Зміст000127"/>
       <w:bookmarkEnd w:id="234"/>
       <w:r>
         <w:rPr>
@@ -12721,7 +12533,9 @@
     <w:p>
       <w:pPr>
         <w:pStyle w:val="Common"/>
-        <w:rPr/>
+        <w:rPr>
+          <w:lang w:val="uk-UA"/>
+        </w:rPr>
       </w:pPr>
       <w:r>
         <w:rPr>
@@ -12765,7 +12579,9 @@
     <w:p>
       <w:pPr>
         <w:pStyle w:val="Common"/>
-        <w:rPr/>
+        <w:rPr>
+          <w:lang w:val="uk-UA"/>
+        </w:rPr>
       </w:pPr>
       <w:r>
         <w:rPr>
@@ -12809,7 +12625,9 @@
     <w:p>
       <w:pPr>
         <w:pStyle w:val="Common"/>
-        <w:rPr/>
+        <w:rPr>
+          <w:lang w:val="uk-UA"/>
+        </w:rPr>
       </w:pPr>
       <w:r>
         <w:rPr>
@@ -13444,7 +13262,7 @@
         <w:rPr/>
         <w:t xml:space="preserve">Для запуску програми в рядку браузеру ввести адресу </w:t>
       </w:r>
-      <w:hyperlink r:id="rId21">
+      <w:hyperlink r:id="rId19">
         <w:r>
           <w:rPr>
             <w:rStyle w:val="Hyperlink"/>
@@ -16560,7 +16378,7 @@
           <wp:inline distT="0" distB="0" distL="0" distR="0">
             <wp:extent cx="5925185" cy="3333115"/>
             <wp:effectExtent l="0" t="0" r="0" b="0"/>
-            <wp:docPr id="11" name="Picture 17" descr="1"/>
+            <wp:docPr id="9" name="Picture 17" descr="1"/>
             <wp:cNvGraphicFramePr>
               <a:graphicFrameLocks xmlns:a="http://schemas.openxmlformats.org/drawingml/2006/main" noChangeAspect="1"/>
             </wp:cNvGraphicFramePr>
@@ -16568,7 +16386,173 @@
               <a:graphicData uri="http://schemas.openxmlformats.org/drawingml/2006/picture">
                 <pic:pic xmlns:pic="http://schemas.openxmlformats.org/drawingml/2006/picture">
                   <pic:nvPicPr>
-                    <pic:cNvPr id="11" name="Picture 17" descr="1"/>
+                    <pic:cNvPr id="9" name="Picture 17" descr="1"/>
+                    <pic:cNvPicPr>
+                      <a:picLocks noChangeAspect="1" noChangeArrowheads="1"/>
+                    </pic:cNvPicPr>
+                  </pic:nvPicPr>
+                  <pic:blipFill>
+                    <a:blip r:embed="rId20"/>
+                    <a:stretch>
+                      <a:fillRect/>
+                    </a:stretch>
+                  </pic:blipFill>
+                  <pic:spPr bwMode="auto">
+                    <a:xfrm>
+                      <a:off x="0" y="0"/>
+                      <a:ext cx="5925185" cy="3333115"/>
+                    </a:xfrm>
+                    <a:prstGeom prst="rect">
+                      <a:avLst/>
+                    </a:prstGeom>
+                    <a:noFill/>
+                  </pic:spPr>
+                </pic:pic>
+              </a:graphicData>
+            </a:graphic>
+          </wp:inline>
+        </w:drawing>
+      </w:r>
+    </w:p>
+    <w:p>
+      <w:pPr>
+        <w:pStyle w:val="Picture1"/>
+        <w:rPr>
+          <w:rFonts w:ascii="Times New Roman" w:hAnsi="Times New Roman" w:eastAsia="Times New Roman" w:cs="Times New Roman"/>
+        </w:rPr>
+      </w:pPr>
+      <w:r>
+        <w:rPr>
+          <w:rFonts w:eastAsia="Times New Roman" w:cs="Times New Roman" w:ascii="Times New Roman" w:hAnsi="Times New Roman"/>
+        </w:rPr>
+        <w:t>Рисунок Г.1 - Слайд</w:t>
+      </w:r>
+    </w:p>
+    <w:p>
+      <w:pPr>
+        <w:pStyle w:val="Picture1"/>
+        <w:rPr>
+          <w:rFonts w:ascii="Times New Roman" w:hAnsi="Times New Roman" w:eastAsia="Times New Roman" w:cs="Times New Roman"/>
+        </w:rPr>
+      </w:pPr>
+      <w:r>
+        <w:rPr>
+          <w:rFonts w:eastAsia="Times New Roman" w:cs="Times New Roman" w:ascii="Times New Roman" w:hAnsi="Times New Roman"/>
+        </w:rPr>
+      </w:r>
+    </w:p>
+    <w:p>
+      <w:pPr>
+        <w:pStyle w:val="Picture1"/>
+        <w:rPr>
+          <w:rFonts w:ascii="Times New Roman" w:hAnsi="Times New Roman" w:eastAsia="Times New Roman" w:cs="Times New Roman"/>
+          <w:lang w:val="uk-UA"/>
+        </w:rPr>
+      </w:pPr>
+      <w:r>
+        <w:rPr/>
+        <w:drawing>
+          <wp:inline distT="0" distB="0" distL="0" distR="0">
+            <wp:extent cx="5925185" cy="3333115"/>
+            <wp:effectExtent l="0" t="0" r="0" b="0"/>
+            <wp:docPr id="10" name="Picture 18" descr="2"/>
+            <wp:cNvGraphicFramePr>
+              <a:graphicFrameLocks xmlns:a="http://schemas.openxmlformats.org/drawingml/2006/main" noChangeAspect="1"/>
+            </wp:cNvGraphicFramePr>
+            <a:graphic xmlns:a="http://schemas.openxmlformats.org/drawingml/2006/main">
+              <a:graphicData uri="http://schemas.openxmlformats.org/drawingml/2006/picture">
+                <pic:pic xmlns:pic="http://schemas.openxmlformats.org/drawingml/2006/picture">
+                  <pic:nvPicPr>
+                    <pic:cNvPr id="10" name="Picture 18" descr="2"/>
+                    <pic:cNvPicPr>
+                      <a:picLocks noChangeAspect="1" noChangeArrowheads="1"/>
+                    </pic:cNvPicPr>
+                  </pic:nvPicPr>
+                  <pic:blipFill>
+                    <a:blip r:embed="rId21"/>
+                    <a:stretch>
+                      <a:fillRect/>
+                    </a:stretch>
+                  </pic:blipFill>
+                  <pic:spPr bwMode="auto">
+                    <a:xfrm>
+                      <a:off x="0" y="0"/>
+                      <a:ext cx="5925185" cy="3333115"/>
+                    </a:xfrm>
+                    <a:prstGeom prst="rect">
+                      <a:avLst/>
+                    </a:prstGeom>
+                    <a:noFill/>
+                  </pic:spPr>
+                </pic:pic>
+              </a:graphicData>
+            </a:graphic>
+          </wp:inline>
+        </w:drawing>
+      </w:r>
+    </w:p>
+    <w:p>
+      <w:pPr>
+        <w:pStyle w:val="Picture1"/>
+        <w:rPr>
+          <w:rFonts w:ascii="Times New Roman" w:hAnsi="Times New Roman" w:eastAsia="Times New Roman" w:cs="Times New Roman"/>
+        </w:rPr>
+      </w:pPr>
+      <w:r>
+        <w:rPr>
+          <w:rFonts w:eastAsia="Times New Roman" w:cs="Times New Roman" w:ascii="Times New Roman" w:hAnsi="Times New Roman"/>
+        </w:rPr>
+        <w:t>Рисунок Г.</w:t>
+      </w:r>
+      <w:r>
+        <w:rPr>
+          <w:rFonts w:eastAsia="Times New Roman" w:cs="Times New Roman" w:ascii="Times New Roman" w:hAnsi="Times New Roman"/>
+          <w:lang w:val="uk-UA"/>
+        </w:rPr>
+        <w:t xml:space="preserve">2 - </w:t>
+      </w:r>
+      <w:r>
+        <w:rPr>
+          <w:rFonts w:eastAsia="Times New Roman" w:cs="Times New Roman" w:ascii="Times New Roman" w:hAnsi="Times New Roman"/>
+        </w:rPr>
+        <w:t>Слайд</w:t>
+      </w:r>
+    </w:p>
+    <w:p>
+      <w:pPr>
+        <w:pStyle w:val="Picture1"/>
+        <w:rPr>
+          <w:rFonts w:ascii="Times New Roman" w:hAnsi="Times New Roman" w:eastAsia="Times New Roman" w:cs="Times New Roman"/>
+        </w:rPr>
+      </w:pPr>
+      <w:r>
+        <w:rPr>
+          <w:rFonts w:eastAsia="Times New Roman" w:cs="Times New Roman" w:ascii="Times New Roman" w:hAnsi="Times New Roman"/>
+        </w:rPr>
+      </w:r>
+    </w:p>
+    <w:p>
+      <w:pPr>
+        <w:pStyle w:val="Picture1"/>
+        <w:rPr>
+          <w:rFonts w:ascii="Times New Roman" w:hAnsi="Times New Roman" w:eastAsia="Times New Roman" w:cs="Times New Roman"/>
+        </w:rPr>
+      </w:pPr>
+      <w:r>
+        <w:rPr/>
+        <w:drawing>
+          <wp:inline distT="0" distB="0" distL="0" distR="0">
+            <wp:extent cx="5925185" cy="3333115"/>
+            <wp:effectExtent l="0" t="0" r="0" b="0"/>
+            <wp:docPr id="11" name="Picture 19" descr="3"/>
+            <wp:cNvGraphicFramePr>
+              <a:graphicFrameLocks xmlns:a="http://schemas.openxmlformats.org/drawingml/2006/main" noChangeAspect="1"/>
+            </wp:cNvGraphicFramePr>
+            <a:graphic xmlns:a="http://schemas.openxmlformats.org/drawingml/2006/main">
+              <a:graphicData uri="http://schemas.openxmlformats.org/drawingml/2006/picture">
+                <pic:pic xmlns:pic="http://schemas.openxmlformats.org/drawingml/2006/picture">
+                  <pic:nvPicPr>
+                    <pic:cNvPr id="11" name="Picture 19" descr="3"/>
                     <pic:cNvPicPr>
                       <a:picLocks noChangeAspect="1" noChangeArrowheads="1"/>
                     </pic:cNvPicPr>
@@ -16595,19 +16579,24 @@
           </wp:inline>
         </w:drawing>
       </w:r>
-    </w:p>
-    <w:p>
-      <w:pPr>
-        <w:pStyle w:val="Picture1"/>
-        <w:rPr>
-          <w:rFonts w:ascii="Times New Roman" w:hAnsi="Times New Roman" w:eastAsia="Times New Roman" w:cs="Times New Roman"/>
-        </w:rPr>
-      </w:pPr>
       <w:r>
         <w:rPr>
           <w:rFonts w:eastAsia="Times New Roman" w:cs="Times New Roman" w:ascii="Times New Roman" w:hAnsi="Times New Roman"/>
         </w:rPr>
-        <w:t>Рисунок Г.1 - Слайд</w:t>
+        <w:t>Рисунок Г.</w:t>
+      </w:r>
+      <w:r>
+        <w:rPr>
+          <w:rFonts w:eastAsia="Times New Roman" w:cs="Times New Roman" w:ascii="Times New Roman" w:hAnsi="Times New Roman"/>
+          <w:lang w:val="uk-UA"/>
+        </w:rPr>
+        <w:t xml:space="preserve">3 - </w:t>
+      </w:r>
+      <w:r>
+        <w:rPr>
+          <w:rFonts w:eastAsia="Times New Roman" w:cs="Times New Roman" w:ascii="Times New Roman" w:hAnsi="Times New Roman"/>
+        </w:rPr>
+        <w:t>Слайд</w:t>
       </w:r>
     </w:p>
     <w:p>
@@ -16637,7 +16626,7 @@
           <wp:inline distT="0" distB="0" distL="0" distR="0">
             <wp:extent cx="5925185" cy="3333115"/>
             <wp:effectExtent l="0" t="0" r="0" b="0"/>
-            <wp:docPr id="12" name="Picture 18" descr="2"/>
+            <wp:docPr id="12" name="Picture 20" descr="4"/>
             <wp:cNvGraphicFramePr>
               <a:graphicFrameLocks xmlns:a="http://schemas.openxmlformats.org/drawingml/2006/main" noChangeAspect="1"/>
             </wp:cNvGraphicFramePr>
@@ -16645,7 +16634,7 @@
               <a:graphicData uri="http://schemas.openxmlformats.org/drawingml/2006/picture">
                 <pic:pic xmlns:pic="http://schemas.openxmlformats.org/drawingml/2006/picture">
                   <pic:nvPicPr>
-                    <pic:cNvPr id="12" name="Picture 18" descr="2"/>
+                    <pic:cNvPr id="12" name="Picture 20" descr="4"/>
                     <pic:cNvPicPr>
                       <a:picLocks noChangeAspect="1" noChangeArrowheads="1"/>
                     </pic:cNvPicPr>
@@ -16691,7 +16680,7 @@
           <w:rFonts w:eastAsia="Times New Roman" w:cs="Times New Roman" w:ascii="Times New Roman" w:hAnsi="Times New Roman"/>
           <w:lang w:val="uk-UA"/>
         </w:rPr>
-        <w:t xml:space="preserve">2 - </w:t>
+        <w:t xml:space="preserve">4 - </w:t>
       </w:r>
       <w:r>
         <w:rPr>
@@ -16718,6 +16707,7 @@
         <w:pStyle w:val="Picture1"/>
         <w:rPr>
           <w:rFonts w:ascii="Times New Roman" w:hAnsi="Times New Roman" w:eastAsia="Times New Roman" w:cs="Times New Roman"/>
+          <w:lang w:val="uk-UA"/>
         </w:rPr>
       </w:pPr>
       <w:r>
@@ -16726,7 +16716,7 @@
           <wp:inline distT="0" distB="0" distL="0" distR="0">
             <wp:extent cx="5925185" cy="3333115"/>
             <wp:effectExtent l="0" t="0" r="0" b="0"/>
-            <wp:docPr id="13" name="Picture 19" descr="3"/>
+            <wp:docPr id="13" name="Picture 21" descr="5"/>
             <wp:cNvGraphicFramePr>
               <a:graphicFrameLocks xmlns:a="http://schemas.openxmlformats.org/drawingml/2006/main" noChangeAspect="1"/>
             </wp:cNvGraphicFramePr>
@@ -16734,7 +16724,7 @@
               <a:graphicData uri="http://schemas.openxmlformats.org/drawingml/2006/picture">
                 <pic:pic xmlns:pic="http://schemas.openxmlformats.org/drawingml/2006/picture">
                   <pic:nvPicPr>
-                    <pic:cNvPr id="13" name="Picture 19" descr="3"/>
+                    <pic:cNvPr id="13" name="Picture 21" descr="5"/>
                     <pic:cNvPicPr>
                       <a:picLocks noChangeAspect="1" noChangeArrowheads="1"/>
                     </pic:cNvPicPr>
@@ -16761,6 +16751,14 @@
           </wp:inline>
         </w:drawing>
       </w:r>
+    </w:p>
+    <w:p>
+      <w:pPr>
+        <w:pStyle w:val="Picture1"/>
+        <w:rPr>
+          <w:rFonts w:ascii="Times New Roman" w:hAnsi="Times New Roman" w:eastAsia="Times New Roman" w:cs="Times New Roman"/>
+        </w:rPr>
+      </w:pPr>
       <w:r>
         <w:rPr>
           <w:rFonts w:eastAsia="Times New Roman" w:cs="Times New Roman" w:ascii="Times New Roman" w:hAnsi="Times New Roman"/>
@@ -16772,7 +16770,7 @@
           <w:rFonts w:eastAsia="Times New Roman" w:cs="Times New Roman" w:ascii="Times New Roman" w:hAnsi="Times New Roman"/>
           <w:lang w:val="uk-UA"/>
         </w:rPr>
-        <w:t xml:space="preserve">3 - </w:t>
+        <w:t xml:space="preserve">5 - </w:t>
       </w:r>
       <w:r>
         <w:rPr>
@@ -16808,7 +16806,7 @@
           <wp:inline distT="0" distB="0" distL="0" distR="0">
             <wp:extent cx="5925185" cy="3333115"/>
             <wp:effectExtent l="0" t="0" r="0" b="0"/>
-            <wp:docPr id="14" name="Picture 20" descr="4"/>
+            <wp:docPr id="14" name="Picture 22" descr="6"/>
             <wp:cNvGraphicFramePr>
               <a:graphicFrameLocks xmlns:a="http://schemas.openxmlformats.org/drawingml/2006/main" noChangeAspect="1"/>
             </wp:cNvGraphicFramePr>
@@ -16816,7 +16814,7 @@
               <a:graphicData uri="http://schemas.openxmlformats.org/drawingml/2006/picture">
                 <pic:pic xmlns:pic="http://schemas.openxmlformats.org/drawingml/2006/picture">
                   <pic:nvPicPr>
-                    <pic:cNvPr id="14" name="Picture 20" descr="4"/>
+                    <pic:cNvPr id="14" name="Picture 22" descr="6"/>
                     <pic:cNvPicPr>
                       <a:picLocks noChangeAspect="1" noChangeArrowheads="1"/>
                     </pic:cNvPicPr>
@@ -16862,7 +16860,7 @@
           <w:rFonts w:eastAsia="Times New Roman" w:cs="Times New Roman" w:ascii="Times New Roman" w:hAnsi="Times New Roman"/>
           <w:lang w:val="uk-UA"/>
         </w:rPr>
-        <w:t xml:space="preserve">4 - </w:t>
+        <w:t xml:space="preserve">6 - </w:t>
       </w:r>
       <w:r>
         <w:rPr>
@@ -16898,7 +16896,7 @@
           <wp:inline distT="0" distB="0" distL="0" distR="0">
             <wp:extent cx="5925185" cy="3333115"/>
             <wp:effectExtent l="0" t="0" r="0" b="0"/>
-            <wp:docPr id="15" name="Picture 21" descr="5"/>
+            <wp:docPr id="15" name="Picture 23" descr="7"/>
             <wp:cNvGraphicFramePr>
               <a:graphicFrameLocks xmlns:a="http://schemas.openxmlformats.org/drawingml/2006/main" noChangeAspect="1"/>
             </wp:cNvGraphicFramePr>
@@ -16906,7 +16904,7 @@
               <a:graphicData uri="http://schemas.openxmlformats.org/drawingml/2006/picture">
                 <pic:pic xmlns:pic="http://schemas.openxmlformats.org/drawingml/2006/picture">
                   <pic:nvPicPr>
-                    <pic:cNvPr id="15" name="Picture 21" descr="5"/>
+                    <pic:cNvPr id="15" name="Picture 23" descr="7"/>
                     <pic:cNvPicPr>
                       <a:picLocks noChangeAspect="1" noChangeArrowheads="1"/>
                     </pic:cNvPicPr>
@@ -16952,7 +16950,7 @@
           <w:rFonts w:eastAsia="Times New Roman" w:cs="Times New Roman" w:ascii="Times New Roman" w:hAnsi="Times New Roman"/>
           <w:lang w:val="uk-UA"/>
         </w:rPr>
-        <w:t xml:space="preserve">5 - </w:t>
+        <w:t xml:space="preserve">7 - </w:t>
       </w:r>
       <w:r>
         <w:rPr>
@@ -16983,12 +16981,23 @@
         </w:rPr>
       </w:pPr>
       <w:r>
-        <w:rPr/>
+        <w:rPr>
+          <w:rFonts w:eastAsia="Times New Roman" w:cs="Times New Roman" w:ascii="Times New Roman" w:hAnsi="Times New Roman"/>
+          <w:lang w:val="uk-UA"/>
+        </w:rPr>
         <w:drawing>
-          <wp:inline distT="0" distB="0" distL="0" distR="0">
-            <wp:extent cx="5925185" cy="3333115"/>
+          <wp:anchor behindDoc="0" distT="0" distB="0" distL="0" distR="0" simplePos="0" locked="0" layoutInCell="0" allowOverlap="1" relativeHeight="60">
+            <wp:simplePos x="0" y="0"/>
+            <wp:positionH relativeFrom="column">
+              <wp:align>center</wp:align>
+            </wp:positionH>
+            <wp:positionV relativeFrom="paragraph">
+              <wp:posOffset>635</wp:posOffset>
+            </wp:positionV>
+            <wp:extent cx="5939790" cy="3340735"/>
             <wp:effectExtent l="0" t="0" r="0" b="0"/>
-            <wp:docPr id="16" name="Picture 22" descr="6"/>
+            <wp:wrapSquare wrapText="largest"/>
+            <wp:docPr id="16" name="Зображення9"/>
             <wp:cNvGraphicFramePr>
               <a:graphicFrameLocks xmlns:a="http://schemas.openxmlformats.org/drawingml/2006/main" noChangeAspect="1"/>
             </wp:cNvGraphicFramePr>
@@ -16996,7 +17005,7 @@
               <a:graphicData uri="http://schemas.openxmlformats.org/drawingml/2006/picture">
                 <pic:pic xmlns:pic="http://schemas.openxmlformats.org/drawingml/2006/picture">
                   <pic:nvPicPr>
-                    <pic:cNvPr id="16" name="Picture 22" descr="6"/>
+                    <pic:cNvPr id="16" name="Зображення9"/>
                     <pic:cNvPicPr>
                       <a:picLocks noChangeAspect="1" noChangeArrowheads="1"/>
                     </pic:cNvPicPr>
@@ -17010,7 +17019,7 @@
                   <pic:spPr bwMode="auto">
                     <a:xfrm>
                       <a:off x="0" y="0"/>
-                      <a:ext cx="5925185" cy="3333115"/>
+                      <a:ext cx="5939790" cy="3340735"/>
                     </a:xfrm>
                     <a:prstGeom prst="rect">
                       <a:avLst/>
@@ -17020,7 +17029,7 @@
                 </pic:pic>
               </a:graphicData>
             </a:graphic>
-          </wp:inline>
+          </wp:anchor>
         </w:drawing>
       </w:r>
     </w:p>
@@ -17042,7 +17051,7 @@
           <w:rFonts w:eastAsia="Times New Roman" w:cs="Times New Roman" w:ascii="Times New Roman" w:hAnsi="Times New Roman"/>
           <w:lang w:val="uk-UA"/>
         </w:rPr>
-        <w:t xml:space="preserve">6 - </w:t>
+        <w:t xml:space="preserve">8 - </w:t>
       </w:r>
       <w:r>
         <w:rPr>
@@ -17078,7 +17087,7 @@
           <wp:inline distT="0" distB="0" distL="0" distR="0">
             <wp:extent cx="5925185" cy="3333115"/>
             <wp:effectExtent l="0" t="0" r="0" b="0"/>
-            <wp:docPr id="17" name="Picture 23" descr="7"/>
+            <wp:docPr id="17" name="Picture 25" descr="9"/>
             <wp:cNvGraphicFramePr>
               <a:graphicFrameLocks xmlns:a="http://schemas.openxmlformats.org/drawingml/2006/main" noChangeAspect="1"/>
             </wp:cNvGraphicFramePr>
@@ -17086,7 +17095,7 @@
               <a:graphicData uri="http://schemas.openxmlformats.org/drawingml/2006/picture">
                 <pic:pic xmlns:pic="http://schemas.openxmlformats.org/drawingml/2006/picture">
                   <pic:nvPicPr>
-                    <pic:cNvPr id="17" name="Picture 23" descr="7"/>
+                    <pic:cNvPr id="17" name="Picture 25" descr="9"/>
                     <pic:cNvPicPr>
                       <a:picLocks noChangeAspect="1" noChangeArrowheads="1"/>
                     </pic:cNvPicPr>
@@ -17132,197 +17141,6 @@
           <w:rFonts w:eastAsia="Times New Roman" w:cs="Times New Roman" w:ascii="Times New Roman" w:hAnsi="Times New Roman"/>
           <w:lang w:val="uk-UA"/>
         </w:rPr>
-        <w:t xml:space="preserve">7 - </w:t>
-      </w:r>
-      <w:r>
-        <w:rPr>
-          <w:rFonts w:eastAsia="Times New Roman" w:cs="Times New Roman" w:ascii="Times New Roman" w:hAnsi="Times New Roman"/>
-        </w:rPr>
-        <w:t>Слайд</w:t>
-      </w:r>
-    </w:p>
-    <w:p>
-      <w:pPr>
-        <w:pStyle w:val="Picture1"/>
-        <w:rPr>
-          <w:rFonts w:ascii="Times New Roman" w:hAnsi="Times New Roman" w:eastAsia="Times New Roman" w:cs="Times New Roman"/>
-        </w:rPr>
-      </w:pPr>
-      <w:r>
-        <w:rPr>
-          <w:rFonts w:eastAsia="Times New Roman" w:cs="Times New Roman" w:ascii="Times New Roman" w:hAnsi="Times New Roman"/>
-        </w:rPr>
-      </w:r>
-    </w:p>
-    <w:p>
-      <w:pPr>
-        <w:pStyle w:val="Picture1"/>
-        <w:rPr>
-          <w:rFonts w:ascii="Times New Roman" w:hAnsi="Times New Roman" w:eastAsia="Times New Roman" w:cs="Times New Roman"/>
-          <w:lang w:val="uk-UA"/>
-        </w:rPr>
-      </w:pPr>
-      <w:r>
-        <w:rPr>
-          <w:rFonts w:eastAsia="Times New Roman" w:cs="Times New Roman" w:ascii="Times New Roman" w:hAnsi="Times New Roman"/>
-          <w:lang w:val="uk-UA"/>
-        </w:rPr>
-        <w:drawing>
-          <wp:anchor behindDoc="0" distT="0" distB="0" distL="0" distR="0" simplePos="0" locked="0" layoutInCell="0" allowOverlap="1" relativeHeight="63">
-            <wp:simplePos x="0" y="0"/>
-            <wp:positionH relativeFrom="column">
-              <wp:align>center</wp:align>
-            </wp:positionH>
-            <wp:positionV relativeFrom="paragraph">
-              <wp:posOffset>635</wp:posOffset>
-            </wp:positionV>
-            <wp:extent cx="5939790" cy="3340735"/>
-            <wp:effectExtent l="0" t="0" r="0" b="0"/>
-            <wp:wrapSquare wrapText="largest"/>
-            <wp:docPr id="18" name="Зображення9"/>
-            <wp:cNvGraphicFramePr>
-              <a:graphicFrameLocks xmlns:a="http://schemas.openxmlformats.org/drawingml/2006/main" noChangeAspect="1"/>
-            </wp:cNvGraphicFramePr>
-            <a:graphic xmlns:a="http://schemas.openxmlformats.org/drawingml/2006/main">
-              <a:graphicData uri="http://schemas.openxmlformats.org/drawingml/2006/picture">
-                <pic:pic xmlns:pic="http://schemas.openxmlformats.org/drawingml/2006/picture">
-                  <pic:nvPicPr>
-                    <pic:cNvPr id="18" name="Зображення9"/>
-                    <pic:cNvPicPr>
-                      <a:picLocks noChangeAspect="1" noChangeArrowheads="1"/>
-                    </pic:cNvPicPr>
-                  </pic:nvPicPr>
-                  <pic:blipFill>
-                    <a:blip r:embed="rId29"/>
-                    <a:stretch>
-                      <a:fillRect/>
-                    </a:stretch>
-                  </pic:blipFill>
-                  <pic:spPr bwMode="auto">
-                    <a:xfrm>
-                      <a:off x="0" y="0"/>
-                      <a:ext cx="5939790" cy="3340735"/>
-                    </a:xfrm>
-                    <a:prstGeom prst="rect">
-                      <a:avLst/>
-                    </a:prstGeom>
-                    <a:noFill/>
-                  </pic:spPr>
-                </pic:pic>
-              </a:graphicData>
-            </a:graphic>
-          </wp:anchor>
-        </w:drawing>
-      </w:r>
-    </w:p>
-    <w:p>
-      <w:pPr>
-        <w:pStyle w:val="Picture1"/>
-        <w:rPr>
-          <w:rFonts w:ascii="Times New Roman" w:hAnsi="Times New Roman" w:eastAsia="Times New Roman" w:cs="Times New Roman"/>
-        </w:rPr>
-      </w:pPr>
-      <w:r>
-        <w:rPr>
-          <w:rFonts w:eastAsia="Times New Roman" w:cs="Times New Roman" w:ascii="Times New Roman" w:hAnsi="Times New Roman"/>
-        </w:rPr>
-        <w:t>Рисунок Г.</w:t>
-      </w:r>
-      <w:r>
-        <w:rPr>
-          <w:rFonts w:eastAsia="Times New Roman" w:cs="Times New Roman" w:ascii="Times New Roman" w:hAnsi="Times New Roman"/>
-          <w:lang w:val="uk-UA"/>
-        </w:rPr>
-        <w:t xml:space="preserve">8 - </w:t>
-      </w:r>
-      <w:r>
-        <w:rPr>
-          <w:rFonts w:eastAsia="Times New Roman" w:cs="Times New Roman" w:ascii="Times New Roman" w:hAnsi="Times New Roman"/>
-        </w:rPr>
-        <w:t>Слайд</w:t>
-      </w:r>
-    </w:p>
-    <w:p>
-      <w:pPr>
-        <w:pStyle w:val="Picture1"/>
-        <w:rPr>
-          <w:rFonts w:ascii="Times New Roman" w:hAnsi="Times New Roman" w:eastAsia="Times New Roman" w:cs="Times New Roman"/>
-        </w:rPr>
-      </w:pPr>
-      <w:r>
-        <w:rPr>
-          <w:rFonts w:eastAsia="Times New Roman" w:cs="Times New Roman" w:ascii="Times New Roman" w:hAnsi="Times New Roman"/>
-        </w:rPr>
-      </w:r>
-    </w:p>
-    <w:p>
-      <w:pPr>
-        <w:pStyle w:val="Picture1"/>
-        <w:rPr>
-          <w:rFonts w:ascii="Times New Roman" w:hAnsi="Times New Roman" w:eastAsia="Times New Roman" w:cs="Times New Roman"/>
-          <w:lang w:val="uk-UA"/>
-        </w:rPr>
-      </w:pPr>
-      <w:r>
-        <w:rPr/>
-        <w:drawing>
-          <wp:inline distT="0" distB="0" distL="0" distR="0">
-            <wp:extent cx="5925185" cy="3333115"/>
-            <wp:effectExtent l="0" t="0" r="0" b="0"/>
-            <wp:docPr id="19" name="Picture 25" descr="9"/>
-            <wp:cNvGraphicFramePr>
-              <a:graphicFrameLocks xmlns:a="http://schemas.openxmlformats.org/drawingml/2006/main" noChangeAspect="1"/>
-            </wp:cNvGraphicFramePr>
-            <a:graphic xmlns:a="http://schemas.openxmlformats.org/drawingml/2006/main">
-              <a:graphicData uri="http://schemas.openxmlformats.org/drawingml/2006/picture">
-                <pic:pic xmlns:pic="http://schemas.openxmlformats.org/drawingml/2006/picture">
-                  <pic:nvPicPr>
-                    <pic:cNvPr id="19" name="Picture 25" descr="9"/>
-                    <pic:cNvPicPr>
-                      <a:picLocks noChangeAspect="1" noChangeArrowheads="1"/>
-                    </pic:cNvPicPr>
-                  </pic:nvPicPr>
-                  <pic:blipFill>
-                    <a:blip r:embed="rId30"/>
-                    <a:stretch>
-                      <a:fillRect/>
-                    </a:stretch>
-                  </pic:blipFill>
-                  <pic:spPr bwMode="auto">
-                    <a:xfrm>
-                      <a:off x="0" y="0"/>
-                      <a:ext cx="5925185" cy="3333115"/>
-                    </a:xfrm>
-                    <a:prstGeom prst="rect">
-                      <a:avLst/>
-                    </a:prstGeom>
-                    <a:noFill/>
-                  </pic:spPr>
-                </pic:pic>
-              </a:graphicData>
-            </a:graphic>
-          </wp:inline>
-        </w:drawing>
-      </w:r>
-    </w:p>
-    <w:p>
-      <w:pPr>
-        <w:pStyle w:val="Picture1"/>
-        <w:rPr>
-          <w:rFonts w:ascii="Times New Roman" w:hAnsi="Times New Roman" w:eastAsia="Times New Roman" w:cs="Times New Roman"/>
-        </w:rPr>
-      </w:pPr>
-      <w:r>
-        <w:rPr>
-          <w:rFonts w:eastAsia="Times New Roman" w:cs="Times New Roman" w:ascii="Times New Roman" w:hAnsi="Times New Roman"/>
-        </w:rPr>
-        <w:t>Рисунок Г.</w:t>
-      </w:r>
-      <w:r>
-        <w:rPr>
-          <w:rFonts w:eastAsia="Times New Roman" w:cs="Times New Roman" w:ascii="Times New Roman" w:hAnsi="Times New Roman"/>
-          <w:lang w:val="uk-UA"/>
-        </w:rPr>
         <w:t xml:space="preserve">9 - </w:t>
       </w:r>
       <w:r>
@@ -17405,9 +17223,8 @@
       </w:r>
     </w:p>
     <w:sectPr>
-      <w:headerReference w:type="even" r:id="rId31"/>
-      <w:headerReference w:type="default" r:id="rId32"/>
-      <w:headerReference w:type="first" r:id="rId33"/>
+      <w:headerReference w:type="default" r:id="rId29"/>
+      <w:headerReference w:type="first" r:id="rId30"/>
       <w:type w:val="nextPage"/>
       <w:pgSz w:w="11906" w:h="16838"/>
       <w:pgMar w:left="1701" w:right="851" w:gutter="0" w:header="709" w:top="1134" w:footer="0" w:bottom="1134"/>
@@ -17426,20 +17243,6 @@
   <w:p>
     <w:pPr>
       <w:pStyle w:val="Header"/>
-      <w:rPr/>
-    </w:pPr>
-    <w:r>
-      <w:rPr/>
-    </w:r>
-  </w:p>
-</w:hdr>
-</file>
-
-<file path=word/header2.xml><?xml version="1.0" encoding="utf-8"?>
-<w:hdr xmlns:o="urn:schemas-microsoft-com:office:office" xmlns:r="http://schemas.openxmlformats.org/officeDocument/2006/relationships" xmlns:v="urn:schemas-microsoft-com:vml" xmlns:w="http://schemas.openxmlformats.org/wordprocessingml/2006/main" xmlns:w10="urn:schemas-microsoft-com:office:word" xmlns:wp="http://schemas.openxmlformats.org/drawingml/2006/wordprocessingDrawing" xmlns:pic="http://schemas.openxmlformats.org/drawingml/2006/picture" xmlns:wps="http://schemas.microsoft.com/office/word/2010/wordprocessingShape" xmlns:wpg="http://schemas.microsoft.com/office/word/2010/wordprocessingGroup" xmlns:mc="http://schemas.openxmlformats.org/markup-compatibility/2006" xmlns:wp14="http://schemas.microsoft.com/office/word/2010/wordprocessingDrawing" xmlns:w14="http://schemas.microsoft.com/office/word/2010/wordml" xmlns:w15="http://schemas.microsoft.com/office/word/2012/wordml" mc:Ignorable="w14 wp14 w15">
-  <w:p>
-    <w:pPr>
-      <w:pStyle w:val="Header"/>
       <w:jc w:val="end"/>
       <w:rPr/>
     </w:pPr>
@@ -17448,7 +17251,7 @@
       <mc:AlternateContent>
         <mc:Choice Requires="wps">
           <w:drawing>
-            <wp:anchor behindDoc="1" distT="635" distB="635" distL="635" distR="635" simplePos="0" locked="0" layoutInCell="1" allowOverlap="1" relativeHeight="62">
+            <wp:anchor behindDoc="1" distT="635" distB="635" distL="635" distR="635" simplePos="0" locked="0" layoutInCell="1" allowOverlap="1" relativeHeight="43">
               <wp:simplePos x="0" y="0"/>
               <wp:positionH relativeFrom="column">
                 <wp:posOffset>5395595</wp:posOffset>
@@ -17459,7 +17262,7 @@
               <wp:extent cx="431800" cy="431800"/>
               <wp:effectExtent l="635" t="635" r="635" b="635"/>
               <wp:wrapNone/>
-              <wp:docPr id="20" name="Фігура 1"/>
+              <wp:docPr id="18" name="Фігура 1"/>
               <a:graphic xmlns:a="http://schemas.openxmlformats.org/drawingml/2006/main">
                 <a:graphicData uri="http://schemas.microsoft.com/office/word/2010/wordprocessingShape">
                   <wps:wsp>
@@ -17516,7 +17319,7 @@
     </w:r>
     <w:r>
       <w:rPr/>
-      <w:t>3</w:t>
+      <w:t>43</w:t>
     </w:r>
     <w:r>
       <w:rPr/>
@@ -17526,7 +17329,7 @@
 </w:hdr>
 </file>
 
-<file path=word/header3.xml><?xml version="1.0" encoding="utf-8"?>
+<file path=word/header2.xml><?xml version="1.0" encoding="utf-8"?>
 <w:hdr xmlns:o="urn:schemas-microsoft-com:office:office" xmlns:r="http://schemas.openxmlformats.org/officeDocument/2006/relationships" xmlns:v="urn:schemas-microsoft-com:vml" xmlns:w="http://schemas.openxmlformats.org/wordprocessingml/2006/main" xmlns:w10="urn:schemas-microsoft-com:office:word" xmlns:wp="http://schemas.openxmlformats.org/drawingml/2006/wordprocessingDrawing" xmlns:pic="http://schemas.openxmlformats.org/drawingml/2006/picture" xmlns:wps="http://schemas.microsoft.com/office/word/2010/wordprocessingShape" xmlns:wpg="http://schemas.microsoft.com/office/word/2010/wordprocessingGroup" xmlns:mc="http://schemas.openxmlformats.org/markup-compatibility/2006" xmlns:wp14="http://schemas.microsoft.com/office/word/2010/wordprocessingDrawing" xmlns:w14="http://schemas.microsoft.com/office/word/2010/wordml" xmlns:w15="http://schemas.microsoft.com/office/word/2012/wordml" mc:Ignorable="w14 wp14 w15">
   <w:p>
     <w:pPr>
@@ -17544,6 +17347,126 @@
 <w:numbering xmlns:w="http://schemas.openxmlformats.org/wordprocessingml/2006/main" xmlns:o="urn:schemas-microsoft-com:office:office" xmlns:r="http://schemas.openxmlformats.org/officeDocument/2006/relationships" xmlns:v="urn:schemas-microsoft-com:vml" xmlns:mc="http://schemas.openxmlformats.org/markup-compatibility/2006" xmlns:w14="http://schemas.microsoft.com/office/word/2010/wordml" mc:Ignorable="w14">
   <w:abstractNum w:abstractNumId="1">
     <w:lvl w:ilvl="0">
+      <w:start w:val="1"/>
+      <w:numFmt w:val="none"/>
+      <w:suff w:val="nothing"/>
+      <w:lvlText w:val="%1"/>
+      <w:lvlJc w:val="start"/>
+      <w:pPr>
+        <w:tabs>
+          <w:tab w:val="num" w:pos="0"/>
+        </w:tabs>
+        <w:ind w:start="0" w:hanging="0"/>
+      </w:pPr>
+    </w:lvl>
+    <w:lvl w:ilvl="1">
+      <w:start w:val="1"/>
+      <w:numFmt w:val="none"/>
+      <w:suff w:val="nothing"/>
+      <w:lvlText w:val="%2"/>
+      <w:lvlJc w:val="start"/>
+      <w:pPr>
+        <w:tabs>
+          <w:tab w:val="num" w:pos="0"/>
+        </w:tabs>
+        <w:ind w:start="0" w:hanging="0"/>
+      </w:pPr>
+    </w:lvl>
+    <w:lvl w:ilvl="2">
+      <w:start w:val="1"/>
+      <w:numFmt w:val="none"/>
+      <w:suff w:val="nothing"/>
+      <w:lvlText w:val="%3"/>
+      <w:lvlJc w:val="start"/>
+      <w:pPr>
+        <w:tabs>
+          <w:tab w:val="num" w:pos="0"/>
+        </w:tabs>
+        <w:ind w:start="0" w:hanging="0"/>
+      </w:pPr>
+    </w:lvl>
+    <w:lvl w:ilvl="3">
+      <w:start w:val="1"/>
+      <w:numFmt w:val="none"/>
+      <w:suff w:val="nothing"/>
+      <w:lvlText w:val="%4"/>
+      <w:lvlJc w:val="start"/>
+      <w:pPr>
+        <w:tabs>
+          <w:tab w:val="num" w:pos="0"/>
+        </w:tabs>
+        <w:ind w:start="0" w:hanging="0"/>
+      </w:pPr>
+    </w:lvl>
+    <w:lvl w:ilvl="4">
+      <w:start w:val="1"/>
+      <w:numFmt w:val="none"/>
+      <w:suff w:val="nothing"/>
+      <w:lvlText w:val="%5"/>
+      <w:lvlJc w:val="start"/>
+      <w:pPr>
+        <w:tabs>
+          <w:tab w:val="num" w:pos="0"/>
+        </w:tabs>
+        <w:ind w:start="0" w:hanging="0"/>
+      </w:pPr>
+    </w:lvl>
+    <w:lvl w:ilvl="5">
+      <w:start w:val="1"/>
+      <w:numFmt w:val="none"/>
+      <w:suff w:val="nothing"/>
+      <w:lvlText w:val="%6"/>
+      <w:lvlJc w:val="start"/>
+      <w:pPr>
+        <w:tabs>
+          <w:tab w:val="num" w:pos="0"/>
+        </w:tabs>
+        <w:ind w:start="0" w:hanging="0"/>
+      </w:pPr>
+    </w:lvl>
+    <w:lvl w:ilvl="6">
+      <w:start w:val="1"/>
+      <w:numFmt w:val="none"/>
+      <w:suff w:val="nothing"/>
+      <w:lvlText w:val="%7"/>
+      <w:lvlJc w:val="start"/>
+      <w:pPr>
+        <w:tabs>
+          <w:tab w:val="num" w:pos="0"/>
+        </w:tabs>
+        <w:ind w:start="0" w:hanging="0"/>
+      </w:pPr>
+    </w:lvl>
+    <w:lvl w:ilvl="7">
+      <w:start w:val="1"/>
+      <w:numFmt w:val="none"/>
+      <w:suff w:val="nothing"/>
+      <w:lvlText w:val="%8"/>
+      <w:lvlJc w:val="start"/>
+      <w:pPr>
+        <w:tabs>
+          <w:tab w:val="num" w:pos="0"/>
+        </w:tabs>
+        <w:ind w:start="0" w:hanging="0"/>
+      </w:pPr>
+    </w:lvl>
+    <w:lvl w:ilvl="8">
+      <w:start w:val="1"/>
+      <w:numFmt w:val="none"/>
+      <w:suff w:val="nothing"/>
+      <w:lvlText w:val="%9"/>
+      <w:lvlJc w:val="start"/>
+      <w:pPr>
+        <w:tabs>
+          <w:tab w:val="num" w:pos="0"/>
+        </w:tabs>
+        <w:ind w:start="0" w:hanging="0"/>
+      </w:pPr>
+    </w:lvl>
+  </w:abstractNum>
+  <w:abstractNum w:abstractNumId="2">
+    <w:lvl w:ilvl="0">
+      <w:start w:val="1"/>
       <w:numFmt w:val="bullet"/>
       <w:lvlText w:val=""/>
       <w:lvlJc w:val="start"/>
@@ -17662,7 +17585,7 @@
       <w:rPr/>
     </w:lvl>
   </w:abstractNum>
-  <w:abstractNum w:abstractNumId="2">
+  <w:abstractNum w:abstractNumId="3">
     <w:lvl w:ilvl="0">
       <w:start w:val="1"/>
       <w:numFmt w:val="decimal"/>
@@ -17781,8 +17704,9 @@
       <w:rPr/>
     </w:lvl>
   </w:abstractNum>
-  <w:abstractNum w:abstractNumId="3">
+  <w:abstractNum w:abstractNumId="4">
     <w:lvl w:ilvl="0">
+      <w:start w:val="1"/>
       <w:numFmt w:val="bullet"/>
       <w:suff w:val="space"/>
       <w:lvlText w:val=""/>
@@ -17798,7 +17722,7 @@
       </w:rPr>
     </w:lvl>
     <w:lvl w:ilvl="1">
-      <w:start w:val="0"/>
+      <w:start w:val="1"/>
       <w:numFmt w:val="bullet"/>
       <w:lvlText w:val="o"/>
       <w:lvlJc w:val="start"/>
@@ -17813,7 +17737,7 @@
       </w:rPr>
     </w:lvl>
     <w:lvl w:ilvl="2">
-      <w:start w:val="0"/>
+      <w:start w:val="1"/>
       <w:numFmt w:val="bullet"/>
       <w:lvlText w:val=""/>
       <w:lvlJc w:val="start"/>
@@ -17828,7 +17752,7 @@
       </w:rPr>
     </w:lvl>
     <w:lvl w:ilvl="3">
-      <w:start w:val="0"/>
+      <w:start w:val="1"/>
       <w:numFmt w:val="bullet"/>
       <w:lvlText w:val=""/>
       <w:lvlJc w:val="start"/>
@@ -17843,7 +17767,7 @@
       </w:rPr>
     </w:lvl>
     <w:lvl w:ilvl="4">
-      <w:start w:val="0"/>
+      <w:start w:val="1"/>
       <w:numFmt w:val="bullet"/>
       <w:lvlText w:val="o"/>
       <w:lvlJc w:val="start"/>
@@ -17858,7 +17782,7 @@
       </w:rPr>
     </w:lvl>
     <w:lvl w:ilvl="5">
-      <w:start w:val="0"/>
+      <w:start w:val="1"/>
       <w:numFmt w:val="bullet"/>
       <w:lvlText w:val=""/>
       <w:lvlJc w:val="start"/>
@@ -17873,7 +17797,7 @@
       </w:rPr>
     </w:lvl>
     <w:lvl w:ilvl="6">
-      <w:start w:val="0"/>
+      <w:start w:val="1"/>
       <w:numFmt w:val="bullet"/>
       <w:lvlText w:val=""/>
       <w:lvlJc w:val="start"/>
@@ -17888,7 +17812,7 @@
       </w:rPr>
     </w:lvl>
     <w:lvl w:ilvl="7">
-      <w:start w:val="0"/>
+      <w:start w:val="1"/>
       <w:numFmt w:val="bullet"/>
       <w:lvlText w:val="o"/>
       <w:lvlJc w:val="start"/>
@@ -17903,7 +17827,7 @@
       </w:rPr>
     </w:lvl>
     <w:lvl w:ilvl="8">
-      <w:start w:val="0"/>
+      <w:start w:val="1"/>
       <w:numFmt w:val="bullet"/>
       <w:lvlText w:val=""/>
       <w:lvlJc w:val="start"/>
@@ -17912,142 +17836,6 @@
           <w:tab w:val="num" w:pos="0"/>
         </w:tabs>
         <w:ind w:start="6971" w:hanging="0"/>
-      </w:pPr>
-      <w:rPr>
-        <w:rFonts w:ascii="Wingdings" w:hAnsi="Wingdings" w:cs="Wingdings" w:hint="default"/>
-      </w:rPr>
-    </w:lvl>
-  </w:abstractNum>
-  <w:abstractNum w:abstractNumId="4">
-    <w:lvl w:ilvl="0">
-      <w:numFmt w:val="bullet"/>
-      <w:lvlText w:val="-"/>
-      <w:lvlJc w:val="start"/>
-      <w:pPr>
-        <w:tabs>
-          <w:tab w:val="num" w:pos="0"/>
-        </w:tabs>
-        <w:ind w:start="851" w:hanging="0"/>
-      </w:pPr>
-      <w:rPr>
-        <w:rFonts w:ascii="Times New Roman" w:hAnsi="Times New Roman" w:cs="Times New Roman" w:hint="default"/>
-      </w:rPr>
-    </w:lvl>
-    <w:lvl w:ilvl="1">
-      <w:start w:val="0"/>
-      <w:numFmt w:val="bullet"/>
-      <w:lvlText w:val="o"/>
-      <w:lvlJc w:val="start"/>
-      <w:pPr>
-        <w:tabs>
-          <w:tab w:val="num" w:pos="0"/>
-        </w:tabs>
-        <w:ind w:start="1571" w:hanging="0"/>
-      </w:pPr>
-      <w:rPr>
-        <w:rFonts w:ascii="Courier New" w:hAnsi="Courier New" w:cs="Courier New" w:hint="default"/>
-      </w:rPr>
-    </w:lvl>
-    <w:lvl w:ilvl="2">
-      <w:start w:val="0"/>
-      <w:numFmt w:val="bullet"/>
-      <w:lvlText w:val=""/>
-      <w:lvlJc w:val="start"/>
-      <w:pPr>
-        <w:tabs>
-          <w:tab w:val="num" w:pos="0"/>
-        </w:tabs>
-        <w:ind w:start="2291" w:hanging="0"/>
-      </w:pPr>
-      <w:rPr>
-        <w:rFonts w:ascii="Wingdings" w:hAnsi="Wingdings" w:cs="Wingdings" w:hint="default"/>
-      </w:rPr>
-    </w:lvl>
-    <w:lvl w:ilvl="3">
-      <w:start w:val="0"/>
-      <w:numFmt w:val="bullet"/>
-      <w:lvlText w:val=""/>
-      <w:lvlJc w:val="start"/>
-      <w:pPr>
-        <w:tabs>
-          <w:tab w:val="num" w:pos="0"/>
-        </w:tabs>
-        <w:ind w:start="3011" w:hanging="0"/>
-      </w:pPr>
-      <w:rPr>
-        <w:rFonts w:ascii="Symbol" w:hAnsi="Symbol" w:cs="Symbol" w:hint="default"/>
-      </w:rPr>
-    </w:lvl>
-    <w:lvl w:ilvl="4">
-      <w:start w:val="0"/>
-      <w:numFmt w:val="bullet"/>
-      <w:lvlText w:val="o"/>
-      <w:lvlJc w:val="start"/>
-      <w:pPr>
-        <w:tabs>
-          <w:tab w:val="num" w:pos="0"/>
-        </w:tabs>
-        <w:ind w:start="3731" w:hanging="0"/>
-      </w:pPr>
-      <w:rPr>
-        <w:rFonts w:ascii="Courier New" w:hAnsi="Courier New" w:cs="Courier New" w:hint="default"/>
-      </w:rPr>
-    </w:lvl>
-    <w:lvl w:ilvl="5">
-      <w:start w:val="0"/>
-      <w:numFmt w:val="bullet"/>
-      <w:lvlText w:val=""/>
-      <w:lvlJc w:val="start"/>
-      <w:pPr>
-        <w:tabs>
-          <w:tab w:val="num" w:pos="0"/>
-        </w:tabs>
-        <w:ind w:start="4451" w:hanging="0"/>
-      </w:pPr>
-      <w:rPr>
-        <w:rFonts w:ascii="Wingdings" w:hAnsi="Wingdings" w:cs="Wingdings" w:hint="default"/>
-      </w:rPr>
-    </w:lvl>
-    <w:lvl w:ilvl="6">
-      <w:start w:val="0"/>
-      <w:numFmt w:val="bullet"/>
-      <w:lvlText w:val=""/>
-      <w:lvlJc w:val="start"/>
-      <w:pPr>
-        <w:tabs>
-          <w:tab w:val="num" w:pos="0"/>
-        </w:tabs>
-        <w:ind w:start="5171" w:hanging="0"/>
-      </w:pPr>
-      <w:rPr>
-        <w:rFonts w:ascii="Symbol" w:hAnsi="Symbol" w:cs="Symbol" w:hint="default"/>
-      </w:rPr>
-    </w:lvl>
-    <w:lvl w:ilvl="7">
-      <w:start w:val="0"/>
-      <w:numFmt w:val="bullet"/>
-      <w:lvlText w:val="o"/>
-      <w:lvlJc w:val="start"/>
-      <w:pPr>
-        <w:tabs>
-          <w:tab w:val="num" w:pos="0"/>
-        </w:tabs>
-        <w:ind w:start="5891" w:hanging="0"/>
-      </w:pPr>
-      <w:rPr>
-        <w:rFonts w:ascii="Courier New" w:hAnsi="Courier New" w:cs="Courier New" w:hint="default"/>
-      </w:rPr>
-    </w:lvl>
-    <w:lvl w:ilvl="8">
-      <w:start w:val="0"/>
-      <w:numFmt w:val="bullet"/>
-      <w:lvlText w:val=""/>
-      <w:lvlJc w:val="start"/>
-      <w:pPr>
-        <w:tabs>
-          <w:tab w:val="num" w:pos="0"/>
-        </w:tabs>
-        <w:ind w:start="6611" w:hanging="0"/>
       </w:pPr>
       <w:rPr>
         <w:rFonts w:ascii="Wingdings" w:hAnsi="Wingdings" w:cs="Wingdings" w:hint="default"/>
@@ -18057,8 +17845,8 @@
   <w:abstractNum w:abstractNumId="5">
     <w:lvl w:ilvl="0">
       <w:start w:val="1"/>
-      <w:numFmt w:val="decimal"/>
-      <w:lvlText w:val="%1."/>
+      <w:numFmt w:val="bullet"/>
+      <w:lvlText w:val="-"/>
       <w:lvlJc w:val="start"/>
       <w:pPr>
         <w:tabs>
@@ -18066,12 +17854,14 @@
         </w:tabs>
         <w:ind w:start="851" w:hanging="0"/>
       </w:pPr>
-      <w:rPr/>
+      <w:rPr>
+        <w:rFonts w:ascii="Times New Roman" w:hAnsi="Times New Roman" w:cs="Times New Roman" w:hint="default"/>
+      </w:rPr>
     </w:lvl>
     <w:lvl w:ilvl="1">
       <w:start w:val="1"/>
-      <w:numFmt w:val="lowerLetter"/>
-      <w:lvlText w:val="%2."/>
+      <w:numFmt w:val="bullet"/>
+      <w:lvlText w:val="o"/>
       <w:lvlJc w:val="start"/>
       <w:pPr>
         <w:tabs>
@@ -18079,25 +17869,29 @@
         </w:tabs>
         <w:ind w:start="1571" w:hanging="0"/>
       </w:pPr>
-      <w:rPr/>
+      <w:rPr>
+        <w:rFonts w:ascii="Courier New" w:hAnsi="Courier New" w:cs="Courier New" w:hint="default"/>
+      </w:rPr>
     </w:lvl>
     <w:lvl w:ilvl="2">
       <w:start w:val="1"/>
-      <w:numFmt w:val="lowerRoman"/>
-      <w:lvlText w:val="%3."/>
-      <w:lvlJc w:val="end"/>
+      <w:numFmt w:val="bullet"/>
+      <w:lvlText w:val=""/>
+      <w:lvlJc w:val="start"/>
       <w:pPr>
         <w:tabs>
           <w:tab w:val="num" w:pos="0"/>
         </w:tabs>
-        <w:ind w:start="2471" w:hanging="0"/>
-      </w:pPr>
-      <w:rPr/>
+        <w:ind w:start="2291" w:hanging="0"/>
+      </w:pPr>
+      <w:rPr>
+        <w:rFonts w:ascii="Wingdings" w:hAnsi="Wingdings" w:cs="Wingdings" w:hint="default"/>
+      </w:rPr>
     </w:lvl>
     <w:lvl w:ilvl="3">
       <w:start w:val="1"/>
-      <w:numFmt w:val="decimal"/>
-      <w:lvlText w:val="%4."/>
+      <w:numFmt w:val="bullet"/>
+      <w:lvlText w:val=""/>
       <w:lvlJc w:val="start"/>
       <w:pPr>
         <w:tabs>
@@ -18105,12 +17899,14 @@
         </w:tabs>
         <w:ind w:start="3011" w:hanging="0"/>
       </w:pPr>
-      <w:rPr/>
+      <w:rPr>
+        <w:rFonts w:ascii="Symbol" w:hAnsi="Symbol" w:cs="Symbol" w:hint="default"/>
+      </w:rPr>
     </w:lvl>
     <w:lvl w:ilvl="4">
       <w:start w:val="1"/>
-      <w:numFmt w:val="lowerLetter"/>
-      <w:lvlText w:val="%5."/>
+      <w:numFmt w:val="bullet"/>
+      <w:lvlText w:val="o"/>
       <w:lvlJc w:val="start"/>
       <w:pPr>
         <w:tabs>
@@ -18118,25 +17914,29 @@
         </w:tabs>
         <w:ind w:start="3731" w:hanging="0"/>
       </w:pPr>
-      <w:rPr/>
+      <w:rPr>
+        <w:rFonts w:ascii="Courier New" w:hAnsi="Courier New" w:cs="Courier New" w:hint="default"/>
+      </w:rPr>
     </w:lvl>
     <w:lvl w:ilvl="5">
       <w:start w:val="1"/>
-      <w:numFmt w:val="lowerRoman"/>
-      <w:lvlText w:val="%6."/>
-      <w:lvlJc w:val="end"/>
+      <w:numFmt w:val="bullet"/>
+      <w:lvlText w:val=""/>
+      <w:lvlJc w:val="start"/>
       <w:pPr>
         <w:tabs>
           <w:tab w:val="num" w:pos="0"/>
         </w:tabs>
-        <w:ind w:start="4631" w:hanging="0"/>
-      </w:pPr>
-      <w:rPr/>
+        <w:ind w:start="4451" w:hanging="0"/>
+      </w:pPr>
+      <w:rPr>
+        <w:rFonts w:ascii="Wingdings" w:hAnsi="Wingdings" w:cs="Wingdings" w:hint="default"/>
+      </w:rPr>
     </w:lvl>
     <w:lvl w:ilvl="6">
       <w:start w:val="1"/>
-      <w:numFmt w:val="decimal"/>
-      <w:lvlText w:val="%7."/>
+      <w:numFmt w:val="bullet"/>
+      <w:lvlText w:val=""/>
       <w:lvlJc w:val="start"/>
       <w:pPr>
         <w:tabs>
@@ -18144,12 +17944,14 @@
         </w:tabs>
         <w:ind w:start="5171" w:hanging="0"/>
       </w:pPr>
-      <w:rPr/>
+      <w:rPr>
+        <w:rFonts w:ascii="Symbol" w:hAnsi="Symbol" w:cs="Symbol" w:hint="default"/>
+      </w:rPr>
     </w:lvl>
     <w:lvl w:ilvl="7">
       <w:start w:val="1"/>
-      <w:numFmt w:val="lowerLetter"/>
-      <w:lvlText w:val="%8."/>
+      <w:numFmt w:val="bullet"/>
+      <w:lvlText w:val="o"/>
       <w:lvlJc w:val="start"/>
       <w:pPr>
         <w:tabs>
@@ -18157,20 +17959,24 @@
         </w:tabs>
         <w:ind w:start="5891" w:hanging="0"/>
       </w:pPr>
-      <w:rPr/>
+      <w:rPr>
+        <w:rFonts w:ascii="Courier New" w:hAnsi="Courier New" w:cs="Courier New" w:hint="default"/>
+      </w:rPr>
     </w:lvl>
     <w:lvl w:ilvl="8">
       <w:start w:val="1"/>
-      <w:numFmt w:val="lowerRoman"/>
-      <w:lvlText w:val="%9."/>
-      <w:lvlJc w:val="end"/>
+      <w:numFmt w:val="bullet"/>
+      <w:lvlText w:val=""/>
+      <w:lvlJc w:val="start"/>
       <w:pPr>
         <w:tabs>
           <w:tab w:val="num" w:pos="0"/>
         </w:tabs>
-        <w:ind w:start="6791" w:hanging="0"/>
-      </w:pPr>
-      <w:rPr/>
+        <w:ind w:start="6611" w:hanging="0"/>
+      </w:pPr>
+      <w:rPr>
+        <w:rFonts w:ascii="Wingdings" w:hAnsi="Wingdings" w:cs="Wingdings" w:hint="default"/>
+      </w:rPr>
     </w:lvl>
   </w:abstractNum>
   <w:abstractNum w:abstractNumId="6">
@@ -18414,120 +18220,120 @@
   <w:abstractNum w:abstractNumId="8">
     <w:lvl w:ilvl="0">
       <w:start w:val="1"/>
-      <w:numFmt w:val="none"/>
-      <w:suff w:val="nothing"/>
-      <w:lvlText w:val=""/>
+      <w:numFmt w:val="decimal"/>
+      <w:lvlText w:val="%1."/>
       <w:lvlJc w:val="start"/>
       <w:pPr>
         <w:tabs>
           <w:tab w:val="num" w:pos="0"/>
         </w:tabs>
-        <w:ind w:start="0" w:hanging="0"/>
-      </w:pPr>
+        <w:ind w:start="851" w:hanging="0"/>
+      </w:pPr>
+      <w:rPr/>
     </w:lvl>
     <w:lvl w:ilvl="1">
       <w:start w:val="1"/>
-      <w:numFmt w:val="none"/>
-      <w:suff w:val="nothing"/>
-      <w:lvlText w:val=""/>
+      <w:numFmt w:val="lowerLetter"/>
+      <w:lvlText w:val="%2."/>
       <w:lvlJc w:val="start"/>
       <w:pPr>
         <w:tabs>
           <w:tab w:val="num" w:pos="0"/>
         </w:tabs>
-        <w:ind w:start="0" w:hanging="0"/>
-      </w:pPr>
+        <w:ind w:start="1571" w:hanging="0"/>
+      </w:pPr>
+      <w:rPr/>
     </w:lvl>
     <w:lvl w:ilvl="2">
       <w:start w:val="1"/>
-      <w:numFmt w:val="none"/>
-      <w:suff w:val="nothing"/>
-      <w:lvlText w:val=""/>
-      <w:lvlJc w:val="start"/>
+      <w:numFmt w:val="lowerRoman"/>
+      <w:lvlText w:val="%3."/>
+      <w:lvlJc w:val="end"/>
       <w:pPr>
         <w:tabs>
           <w:tab w:val="num" w:pos="0"/>
         </w:tabs>
-        <w:ind w:start="0" w:hanging="0"/>
-      </w:pPr>
+        <w:ind w:start="2471" w:hanging="0"/>
+      </w:pPr>
+      <w:rPr/>
     </w:lvl>
     <w:lvl w:ilvl="3">
       <w:start w:val="1"/>
-      <w:numFmt w:val="none"/>
-      <w:suff w:val="nothing"/>
-      <w:lvlText w:val=""/>
+      <w:numFmt w:val="decimal"/>
+      <w:lvlText w:val="%4."/>
       <w:lvlJc w:val="start"/>
       <w:pPr>
         <w:tabs>
           <w:tab w:val="num" w:pos="0"/>
         </w:tabs>
-        <w:ind w:start="0" w:hanging="0"/>
-      </w:pPr>
+        <w:ind w:start="3011" w:hanging="0"/>
+      </w:pPr>
+      <w:rPr/>
     </w:lvl>
     <w:lvl w:ilvl="4">
       <w:start w:val="1"/>
-      <w:numFmt w:val="none"/>
-      <w:suff w:val="nothing"/>
-      <w:lvlText w:val=""/>
+      <w:numFmt w:val="lowerLetter"/>
+      <w:lvlText w:val="%5."/>
       <w:lvlJc w:val="start"/>
       <w:pPr>
         <w:tabs>
           <w:tab w:val="num" w:pos="0"/>
         </w:tabs>
-        <w:ind w:start="0" w:hanging="0"/>
-      </w:pPr>
+        <w:ind w:start="3731" w:hanging="0"/>
+      </w:pPr>
+      <w:rPr/>
     </w:lvl>
     <w:lvl w:ilvl="5">
       <w:start w:val="1"/>
-      <w:numFmt w:val="none"/>
-      <w:suff w:val="nothing"/>
-      <w:lvlText w:val=""/>
-      <w:lvlJc w:val="start"/>
+      <w:numFmt w:val="lowerRoman"/>
+      <w:lvlText w:val="%6."/>
+      <w:lvlJc w:val="end"/>
       <w:pPr>
         <w:tabs>
           <w:tab w:val="num" w:pos="0"/>
         </w:tabs>
-        <w:ind w:start="0" w:hanging="0"/>
-      </w:pPr>
+        <w:ind w:start="4631" w:hanging="0"/>
+      </w:pPr>
+      <w:rPr/>
     </w:lvl>
     <w:lvl w:ilvl="6">
       <w:start w:val="1"/>
-      <w:numFmt w:val="none"/>
-      <w:suff w:val="nothing"/>
-      <w:lvlText w:val=""/>
+      <w:numFmt w:val="decimal"/>
+      <w:lvlText w:val="%7."/>
       <w:lvlJc w:val="start"/>
       <w:pPr>
         <w:tabs>
           <w:tab w:val="num" w:pos="0"/>
         </w:tabs>
-        <w:ind w:start="0" w:hanging="0"/>
-      </w:pPr>
+        <w:ind w:start="5171" w:hanging="0"/>
+      </w:pPr>
+      <w:rPr/>
     </w:lvl>
     <w:lvl w:ilvl="7">
       <w:start w:val="1"/>
-      <w:numFmt w:val="none"/>
-      <w:suff w:val="nothing"/>
-      <w:lvlText w:val=""/>
+      <w:numFmt w:val="lowerLetter"/>
+      <w:lvlText w:val="%8."/>
       <w:lvlJc w:val="start"/>
       <w:pPr>
         <w:tabs>
           <w:tab w:val="num" w:pos="0"/>
         </w:tabs>
-        <w:ind w:start="0" w:hanging="0"/>
-      </w:pPr>
+        <w:ind w:start="5891" w:hanging="0"/>
+      </w:pPr>
+      <w:rPr/>
     </w:lvl>
     <w:lvl w:ilvl="8">
       <w:start w:val="1"/>
-      <w:numFmt w:val="none"/>
-      <w:suff w:val="nothing"/>
-      <w:lvlText w:val=""/>
-      <w:lvlJc w:val="start"/>
+      <w:numFmt w:val="lowerRoman"/>
+      <w:lvlText w:val="%9."/>
+      <w:lvlJc w:val="end"/>
       <w:pPr>
         <w:tabs>
           <w:tab w:val="num" w:pos="0"/>
         </w:tabs>
-        <w:ind w:start="0" w:hanging="0"/>
-      </w:pPr>
+        <w:ind w:start="6791" w:hanging="0"/>
+      </w:pPr>
+      <w:rPr/>
     </w:lvl>
   </w:abstractNum>
   <w:num w:numId="1">
@@ -18572,266 +18378,15 @@
       </w:pPr>
     </w:pPrDefault>
   </w:docDefaults>
-  <w:latentStyles w:defLockedState="0" w:defUIPriority="99" w:defSemiHidden="1" w:defUnhideWhenUsed="1" w:defQFormat="0" w:count="260">
-    <w:lsdException w:name="Normal" w:uiPriority="0" w:semiHidden="0" w:unhideWhenUsed="0" w:qFormat="1"/>
-    <w:lsdException w:name="heading 1" w:uiPriority="0" w:semiHidden="0" w:unhideWhenUsed="0" w:qFormat="1"/>
-    <w:lsdException w:name="heading 2" w:uiPriority="0" w:semiHidden="0" w:unhideWhenUsed="0" w:qFormat="1"/>
-    <w:lsdException w:name="heading 3" w:uiPriority="0" w:semiHidden="0" w:unhideWhenUsed="0" w:qFormat="1"/>
-    <w:lsdException w:name="heading 4" w:uiPriority="0" w:semiHidden="0" w:unhideWhenUsed="0" w:qFormat="1"/>
-    <w:lsdException w:name="heading 5" w:uiPriority="9" w:semiHidden="0" w:unhideWhenUsed="0" w:qFormat="1"/>
-    <w:lsdException w:name="heading 6" w:uiPriority="9" w:semiHidden="0" w:unhideWhenUsed="0" w:qFormat="1"/>
-    <w:lsdException w:name="heading 7" w:uiPriority="9" w:semiHidden="0" w:unhideWhenUsed="0" w:qFormat="1"/>
-    <w:lsdException w:name="heading 8" w:uiPriority="9" w:semiHidden="0" w:unhideWhenUsed="0" w:qFormat="1"/>
-    <w:lsdException w:name="heading 9" w:uiPriority="9" w:semiHidden="0" w:unhideWhenUsed="0" w:qFormat="1"/>
-    <w:lsdException w:name="index 1" w:uiPriority="99" w:semiHidden="0" w:unhideWhenUsed="0"/>
-    <w:lsdException w:name="index 2" w:uiPriority="99" w:semiHidden="0" w:unhideWhenUsed="0"/>
-    <w:lsdException w:name="index 3" w:uiPriority="99" w:semiHidden="0" w:unhideWhenUsed="0"/>
-    <w:lsdException w:name="index 4" w:uiPriority="99" w:semiHidden="0" w:unhideWhenUsed="0"/>
-    <w:lsdException w:name="index 5" w:uiPriority="99" w:semiHidden="0" w:unhideWhenUsed="0"/>
-    <w:lsdException w:name="index 6" w:uiPriority="99" w:semiHidden="0" w:unhideWhenUsed="0"/>
-    <w:lsdException w:name="index 7" w:uiPriority="99" w:semiHidden="0" w:unhideWhenUsed="0"/>
-    <w:lsdException w:name="index 8" w:uiPriority="99" w:semiHidden="0" w:unhideWhenUsed="0"/>
-    <w:lsdException w:name="index 9" w:uiPriority="99" w:semiHidden="0" w:unhideWhenUsed="0"/>
-    <w:lsdException w:name="toc 1" w:uiPriority="0" w:semiHidden="0" w:unhideWhenUsed="0" w:qFormat="1"/>
-    <w:lsdException w:name="toc 2" w:uiPriority="0" w:semiHidden="0" w:unhideWhenUsed="0" w:qFormat="1"/>
-    <w:lsdException w:name="toc 3" w:uiPriority="0" w:semiHidden="0" w:unhideWhenUsed="0" w:qFormat="1"/>
-    <w:lsdException w:name="toc 4" w:uiPriority="0" w:semiHidden="0" w:unhideWhenUsed="0" w:qFormat="1"/>
-    <w:lsdException w:name="toc 5" w:uiPriority="0" w:semiHidden="0" w:unhideWhenUsed="0" w:qFormat="1"/>
-    <w:lsdException w:name="toc 6" w:uiPriority="0" w:semiHidden="0" w:unhideWhenUsed="0" w:qFormat="1"/>
-    <w:lsdException w:name="toc 7" w:uiPriority="0" w:semiHidden="0" w:unhideWhenUsed="0" w:qFormat="1"/>
-    <w:lsdException w:name="toc 8" w:uiPriority="0" w:semiHidden="0" w:unhideWhenUsed="0" w:qFormat="1"/>
-    <w:lsdException w:name="toc 9" w:uiPriority="0" w:semiHidden="0" w:unhideWhenUsed="0" w:qFormat="1"/>
-    <w:lsdException w:name="Normal Indent" w:uiPriority="99" w:semiHidden="0" w:unhideWhenUsed="0"/>
-    <w:lsdException w:name="footnote text" w:uiPriority="99" w:semiHidden="0" w:unhideWhenUsed="0"/>
-    <w:lsdException w:name="annotation text" w:uiPriority="99" w:semiHidden="0" w:unhideWhenUsed="0"/>
-    <w:lsdException w:name="header" w:uiPriority="0" w:semiHidden="0" w:unhideWhenUsed="0" w:qFormat="1"/>
-    <w:lsdException w:name="footer" w:uiPriority="0" w:semiHidden="0" w:unhideWhenUsed="0" w:qFormat="1"/>
-    <w:lsdException w:name="index heading" w:uiPriority="99" w:semiHidden="0" w:unhideWhenUsed="0"/>
-    <w:lsdException w:name="caption" w:uiPriority="35" w:semiHidden="0" w:unhideWhenUsed="0" w:qFormat="1"/>
-    <w:lsdException w:name="table of figures" w:uiPriority="99" w:semiHidden="0" w:unhideWhenUsed="0"/>
-    <w:lsdException w:name="envelope address" w:uiPriority="99" w:semiHidden="0" w:unhideWhenUsed="0"/>
-    <w:lsdException w:name="envelope return" w:uiPriority="99" w:semiHidden="0" w:unhideWhenUsed="0"/>
-    <w:lsdException w:name="footnote reference" w:uiPriority="99" w:semiHidden="0" w:unhideWhenUsed="0"/>
-    <w:lsdException w:name="annotation reference" w:uiPriority="99" w:semiHidden="0" w:unhideWhenUsed="0"/>
-    <w:lsdException w:name="line number" w:uiPriority="99" w:semiHidden="0" w:unhideWhenUsed="0"/>
-    <w:lsdException w:name="page number" w:uiPriority="0" w:semiHidden="0" w:unhideWhenUsed="0" w:qFormat="1"/>
-    <w:lsdException w:name="endnote reference" w:uiPriority="99" w:semiHidden="0" w:unhideWhenUsed="0"/>
-    <w:lsdException w:name="endnote text" w:uiPriority="99" w:semiHidden="0" w:unhideWhenUsed="0"/>
-    <w:lsdException w:name="table of authorities" w:uiPriority="99" w:semiHidden="0" w:unhideWhenUsed="0"/>
-    <w:lsdException w:name="macro" w:uiPriority="99" w:semiHidden="0" w:unhideWhenUsed="0"/>
-    <w:lsdException w:name="toa heading" w:uiPriority="99" w:semiHidden="0" w:unhideWhenUsed="0"/>
-    <w:lsdException w:name="List" w:uiPriority="99" w:semiHidden="0" w:unhideWhenUsed="0"/>
-    <w:lsdException w:name="List Bullet" w:uiPriority="0" w:semiHidden="0" w:unhideWhenUsed="0" w:qFormat="1"/>
-    <w:lsdException w:name="List Number" w:uiPriority="0" w:semiHidden="0" w:unhideWhenUsed="0" w:qFormat="1"/>
-    <w:lsdException w:name="List 2" w:uiPriority="99" w:semiHidden="0" w:unhideWhenUsed="0"/>
-    <w:lsdException w:name="List 3" w:uiPriority="99" w:semiHidden="0" w:unhideWhenUsed="0"/>
-    <w:lsdException w:name="List 4" w:uiPriority="99" w:semiHidden="0" w:unhideWhenUsed="0"/>
-    <w:lsdException w:name="List 5" w:uiPriority="99" w:semiHidden="0" w:unhideWhenUsed="0"/>
-    <w:lsdException w:name="List Bullet 2" w:uiPriority="99" w:semiHidden="0" w:unhideWhenUsed="0"/>
-    <w:lsdException w:name="List Bullet 3" w:uiPriority="99" w:semiHidden="0" w:unhideWhenUsed="0"/>
-    <w:lsdException w:name="List Bullet 4" w:uiPriority="99" w:semiHidden="0" w:unhideWhenUsed="0"/>
-    <w:lsdException w:name="List Bullet 5" w:uiPriority="99" w:semiHidden="0" w:unhideWhenUsed="0"/>
-    <w:lsdException w:name="List Number 2" w:uiPriority="99" w:semiHidden="0" w:unhideWhenUsed="0"/>
-    <w:lsdException w:name="List Number 3" w:uiPriority="99" w:semiHidden="0" w:unhideWhenUsed="0"/>
-    <w:lsdException w:name="List Number 4" w:uiPriority="99" w:semiHidden="0" w:unhideWhenUsed="0"/>
-    <w:lsdException w:name="List Number 5" w:uiPriority="99" w:semiHidden="0" w:unhideWhenUsed="0"/>
-    <w:lsdException w:name="Title" w:uiPriority="10" w:semiHidden="0" w:unhideWhenUsed="0" w:qFormat="1"/>
-    <w:lsdException w:name="Closing" w:uiPriority="99" w:semiHidden="0" w:unhideWhenUsed="0"/>
-    <w:lsdException w:name="Signature" w:uiPriority="99" w:semiHidden="0" w:unhideWhenUsed="0"/>
-    <w:lsdException w:name="Default Paragraph Font" w:uiPriority="0" w:semiHidden="0" w:unhideWhenUsed="0" w:qFormat="1"/>
-    <w:lsdException w:name="Body Text" w:uiPriority="99" w:semiHidden="0" w:unhideWhenUsed="0"/>
-    <w:lsdException w:name="Body Text Indent" w:uiPriority="99" w:semiHidden="0" w:unhideWhenUsed="0"/>
-    <w:lsdException w:name="List Continue" w:uiPriority="99" w:semiHidden="0" w:unhideWhenUsed="0"/>
-    <w:lsdException w:name="List Continue 2" w:uiPriority="99" w:semiHidden="0" w:unhideWhenUsed="0"/>
-    <w:lsdException w:name="List Continue 3" w:uiPriority="99" w:semiHidden="0" w:unhideWhenUsed="0"/>
-    <w:lsdException w:name="List Continue 4" w:uiPriority="99" w:semiHidden="0" w:unhideWhenUsed="0"/>
-    <w:lsdException w:name="List Continue 5" w:uiPriority="99" w:semiHidden="0" w:unhideWhenUsed="0"/>
-    <w:lsdException w:name="Message Header" w:uiPriority="99" w:semiHidden="0" w:unhideWhenUsed="0"/>
-    <w:lsdException w:name="Subtitle" w:uiPriority="11" w:semiHidden="0" w:unhideWhenUsed="0" w:qFormat="1"/>
-    <w:lsdException w:name="Salutation" w:uiPriority="99" w:semiHidden="0" w:unhideWhenUsed="0"/>
-    <w:lsdException w:name="Date" w:uiPriority="99" w:semiHidden="0" w:unhideWhenUsed="0"/>
-    <w:lsdException w:name="Body Text First Indent" w:uiPriority="99" w:semiHidden="0" w:unhideWhenUsed="0"/>
-    <w:lsdException w:name="Body Text First Indent 2" w:uiPriority="99" w:semiHidden="0" w:unhideWhenUsed="0"/>
-    <w:lsdException w:name="Note Heading" w:uiPriority="99" w:semiHidden="0" w:unhideWhenUsed="0"/>
-    <w:lsdException w:name="Body Text 2" w:uiPriority="99" w:semiHidden="0" w:unhideWhenUsed="0"/>
-    <w:lsdException w:name="Body Text 3" w:uiPriority="99" w:semiHidden="0" w:unhideWhenUsed="0"/>
-    <w:lsdException w:name="Body Text Indent 2" w:uiPriority="99" w:semiHidden="0" w:unhideWhenUsed="0"/>
-    <w:lsdException w:name="Body Text Indent 3" w:uiPriority="99" w:semiHidden="0" w:unhideWhenUsed="0"/>
-    <w:lsdException w:name="Block Text" w:uiPriority="99" w:semiHidden="0" w:unhideWhenUsed="0"/>
-    <w:lsdException w:name="Hyperlink" w:uiPriority="0" w:semiHidden="0" w:unhideWhenUsed="0" w:qFormat="1"/>
-    <w:lsdException w:name="FollowedHyperlink" w:uiPriority="0" w:semiHidden="0" w:unhideWhenUsed="0" w:qFormat="1"/>
-    <w:lsdException w:name="Strong" w:uiPriority="0" w:semiHidden="0" w:unhideWhenUsed="0" w:qFormat="1"/>
-    <w:lsdException w:name="Emphasis" w:uiPriority="0" w:semiHidden="0" w:unhideWhenUsed="0" w:qFormat="1"/>
-    <w:lsdException w:name="Document Map" w:uiPriority="99" w:semiHidden="0" w:unhideWhenUsed="0"/>
-    <w:lsdException w:name="Plain Text" w:uiPriority="99" w:semiHidden="0" w:unhideWhenUsed="0"/>
-    <w:lsdException w:name="E-mail Signature" w:uiPriority="99" w:semiHidden="0" w:unhideWhenUsed="0"/>
-    <w:lsdException w:name="Normal (Web)" w:uiPriority="99" w:semiHidden="0" w:unhideWhenUsed="0"/>
-    <w:lsdException w:name="HTML Acronym" w:uiPriority="99" w:semiHidden="0" w:unhideWhenUsed="0"/>
-    <w:lsdException w:name="HTML Address" w:uiPriority="99" w:semiHidden="0" w:unhideWhenUsed="0"/>
-    <w:lsdException w:name="HTML Cite" w:uiPriority="99" w:semiHidden="0" w:unhideWhenUsed="0"/>
-    <w:lsdException w:name="HTML Code" w:uiPriority="99" w:semiHidden="0" w:unhideWhenUsed="0"/>
-    <w:lsdException w:name="HTML Definition" w:uiPriority="99" w:semiHidden="0" w:unhideWhenUsed="0"/>
-    <w:lsdException w:name="HTML Keyboard" w:uiPriority="99" w:semiHidden="0" w:unhideWhenUsed="0"/>
-    <w:lsdException w:name="HTML Preformatted" w:uiPriority="0" w:semiHidden="0" w:unhideWhenUsed="0" w:qFormat="1"/>
-    <w:lsdException w:name="HTML Sample" w:uiPriority="99" w:semiHidden="0" w:unhideWhenUsed="0"/>
-    <w:lsdException w:name="HTML Typewriter" w:uiPriority="99" w:semiHidden="0" w:unhideWhenUsed="0"/>
-    <w:lsdException w:name="HTML Variable" w:uiPriority="99" w:semiHidden="0" w:unhideWhenUsed="0"/>
-    <w:lsdException w:name="Normal Table" w:uiPriority="0" w:semiHidden="0" w:unhideWhenUsed="0" w:qFormat="1"/>
-    <w:lsdException w:name="annotation subject" w:uiPriority="99" w:semiHidden="0" w:unhideWhenUsed="0"/>
-    <w:lsdException w:name="Table Simple 1" w:uiPriority="99" w:semiHidden="0" w:unhideWhenUsed="0"/>
-    <w:lsdException w:name="Table Simple 2" w:uiPriority="99" w:semiHidden="0" w:unhideWhenUsed="0"/>
-    <w:lsdException w:name="Table Simple 3" w:uiPriority="99" w:semiHidden="0" w:unhideWhenUsed="0"/>
-    <w:lsdException w:name="Table Classic 1" w:uiPriority="99" w:semiHidden="0" w:unhideWhenUsed="0"/>
-    <w:lsdException w:name="Table Classic 2" w:uiPriority="99" w:semiHidden="0" w:unhideWhenUsed="0"/>
-    <w:lsdException w:name="Table Classic 3" w:uiPriority="99" w:semiHidden="0" w:unhideWhenUsed="0"/>
-    <w:lsdException w:name="Table Classic 4" w:uiPriority="99" w:semiHidden="0" w:unhideWhenUsed="0"/>
-    <w:lsdException w:name="Table Colorful 1" w:uiPriority="99" w:semiHidden="0" w:unhideWhenUsed="0"/>
-    <w:lsdException w:name="Table Colorful 2" w:uiPriority="99" w:semiHidden="0" w:unhideWhenUsed="0"/>
-    <w:lsdException w:name="Table Colorful 3" w:uiPriority="99" w:semiHidden="0" w:unhideWhenUsed="0"/>
-    <w:lsdException w:name="Table Columns 1" w:uiPriority="99" w:semiHidden="0" w:unhideWhenUsed="0"/>
-    <w:lsdException w:name="Table Columns 2" w:uiPriority="99" w:semiHidden="0" w:unhideWhenUsed="0"/>
-    <w:lsdException w:name="Table Columns 3" w:uiPriority="99" w:semiHidden="0" w:unhideWhenUsed="0"/>
-    <w:lsdException w:name="Table Columns 4" w:uiPriority="99" w:semiHidden="0" w:unhideWhenUsed="0"/>
-    <w:lsdException w:name="Table Columns 5" w:uiPriority="99" w:semiHidden="0" w:unhideWhenUsed="0"/>
-    <w:lsdException w:name="Table Grid 1" w:uiPriority="99" w:semiHidden="0" w:unhideWhenUsed="0"/>
-    <w:lsdException w:name="Table Grid 2" w:uiPriority="99" w:semiHidden="0" w:unhideWhenUsed="0"/>
-    <w:lsdException w:name="Table Grid 3" w:uiPriority="99" w:semiHidden="0" w:unhideWhenUsed="0"/>
-    <w:lsdException w:name="Table Grid 4" w:uiPriority="99" w:semiHidden="0" w:unhideWhenUsed="0"/>
-    <w:lsdException w:name="Table Grid 5" w:uiPriority="99" w:semiHidden="0" w:unhideWhenUsed="0"/>
-    <w:lsdException w:name="Table Grid 6" w:uiPriority="99" w:semiHidden="0" w:unhideWhenUsed="0"/>
-    <w:lsdException w:name="Table Grid 7" w:uiPriority="99" w:semiHidden="0" w:unhideWhenUsed="0"/>
-    <w:lsdException w:name="Table Grid 8" w:uiPriority="99" w:semiHidden="0" w:unhideWhenUsed="0"/>
-    <w:lsdException w:name="Table List 1" w:uiPriority="99" w:semiHidden="0" w:unhideWhenUsed="0"/>
-    <w:lsdException w:name="Table List 2" w:uiPriority="99" w:semiHidden="0" w:unhideWhenUsed="0"/>
-    <w:lsdException w:name="Table List 3" w:uiPriority="99" w:semiHidden="0" w:unhideWhenUsed="0"/>
-    <w:lsdException w:name="Table List 4" w:uiPriority="99" w:semiHidden="0" w:unhideWhenUsed="0"/>
-    <w:lsdException w:name="Table List 5" w:uiPriority="99" w:semiHidden="0" w:unhideWhenUsed="0"/>
-    <w:lsdException w:name="Table List 6" w:uiPriority="99" w:semiHidden="0" w:unhideWhenUsed="0"/>
-    <w:lsdException w:name="Table List 7" w:uiPriority="99" w:semiHidden="0" w:unhideWhenUsed="0"/>
-    <w:lsdException w:name="Table List 8" w:uiPriority="99" w:semiHidden="0" w:unhideWhenUsed="0"/>
-    <w:lsdException w:name="Table 3D effects 1" w:uiPriority="99" w:semiHidden="0" w:unhideWhenUsed="0"/>
-    <w:lsdException w:name="Table 3D effects 2" w:uiPriority="99" w:semiHidden="0" w:unhideWhenUsed="0"/>
-    <w:lsdException w:name="Table 3D effects 3" w:uiPriority="99" w:semiHidden="0" w:unhideWhenUsed="0"/>
-    <w:lsdException w:name="Table Contemporary" w:uiPriority="99" w:semiHidden="0" w:unhideWhenUsed="0"/>
-    <w:lsdException w:name="Table Elegant" w:uiPriority="99" w:semiHidden="0" w:unhideWhenUsed="0"/>
-    <w:lsdException w:name="Table Professional" w:uiPriority="99" w:semiHidden="0" w:unhideWhenUsed="0"/>
-    <w:lsdException w:name="Table Subtle 1" w:uiPriority="99" w:semiHidden="0" w:unhideWhenUsed="0"/>
-    <w:lsdException w:name="Table Subtle 2" w:uiPriority="99" w:semiHidden="0" w:unhideWhenUsed="0"/>
-    <w:lsdException w:name="Table Web 1" w:uiPriority="99" w:semiHidden="0" w:unhideWhenUsed="0"/>
-    <w:lsdException w:name="Table Web 2" w:uiPriority="99" w:semiHidden="0" w:unhideWhenUsed="0"/>
-    <w:lsdException w:name="Table Web 3" w:uiPriority="99" w:semiHidden="0" w:unhideWhenUsed="0"/>
-    <w:lsdException w:name="Balloon Text" w:uiPriority="0" w:semiHidden="0" w:unhideWhenUsed="0" w:qFormat="1"/>
-    <w:lsdException w:name="Table Grid" w:uiPriority="59" w:semiHidden="0" w:unhideWhenUsed="0"/>
-    <w:lsdException w:name="Table Theme" w:uiPriority="99" w:semiHidden="0" w:unhideWhenUsed="0"/>
-    <w:lsdException w:name="Placeholder Text" w:uiPriority="0" w:semiHidden="0" w:unhideWhenUsed="0"/>
-    <w:lsdException w:name="No Spacing" w:uiPriority="0" w:semiHidden="0" w:unhideWhenUsed="0" w:qFormat="1"/>
-    <w:lsdException w:name="Light Shading" w:uiPriority="60" w:semiHidden="0" w:unhideWhenUsed="0"/>
-    <w:lsdException w:name="Light List" w:uiPriority="61" w:semiHidden="0" w:unhideWhenUsed="0"/>
-    <w:lsdException w:name="Light Grid" w:uiPriority="62" w:semiHidden="0" w:unhideWhenUsed="0"/>
-    <w:lsdException w:name="Medium Shading 1" w:uiPriority="63" w:semiHidden="0" w:unhideWhenUsed="0"/>
-    <w:lsdException w:name="Medium Shading 2" w:uiPriority="64" w:semiHidden="0" w:unhideWhenUsed="0"/>
-    <w:lsdException w:name="Medium List 1" w:uiPriority="65" w:semiHidden="0" w:unhideWhenUsed="0"/>
-    <w:lsdException w:name="Medium List 2" w:uiPriority="66" w:semiHidden="0" w:unhideWhenUsed="0"/>
-    <w:lsdException w:name="Medium Grid 1" w:uiPriority="67" w:semiHidden="0" w:unhideWhenUsed="0"/>
-    <w:lsdException w:name="Medium Grid 2" w:uiPriority="68" w:semiHidden="0" w:unhideWhenUsed="0"/>
-    <w:lsdException w:name="Medium Grid 3" w:uiPriority="69" w:semiHidden="0" w:unhideWhenUsed="0"/>
-    <w:lsdException w:name="Dark List" w:uiPriority="70" w:semiHidden="0" w:unhideWhenUsed="0"/>
-    <w:lsdException w:name="Colorful Shading" w:uiPriority="71" w:semiHidden="0" w:unhideWhenUsed="0"/>
-    <w:lsdException w:name="Colorful List" w:uiPriority="72" w:semiHidden="0" w:unhideWhenUsed="0"/>
-    <w:lsdException w:name="Colorful Grid" w:uiPriority="73" w:semiHidden="0" w:unhideWhenUsed="0"/>
-    <w:lsdException w:name="Light Shading Accent 1" w:uiPriority="60" w:semiHidden="0" w:unhideWhenUsed="0"/>
-    <w:lsdException w:name="Light List Accent 1" w:uiPriority="61" w:semiHidden="0" w:unhideWhenUsed="0"/>
-    <w:lsdException w:name="Light Grid Accent 1" w:uiPriority="62" w:semiHidden="0" w:unhideWhenUsed="0"/>
-    <w:lsdException w:name="Medium Shading 1 Accent 1" w:uiPriority="63" w:semiHidden="0" w:unhideWhenUsed="0"/>
-    <w:lsdException w:name="Medium Shading 2 Accent 1" w:uiPriority="64" w:semiHidden="0" w:unhideWhenUsed="0"/>
-    <w:lsdException w:name="Medium List 1 Accent 1" w:uiPriority="65" w:semiHidden="0" w:unhideWhenUsed="0"/>
-    <w:lsdException w:name="List Paragraph" w:uiPriority="0" w:semiHidden="0" w:unhideWhenUsed="0" w:qFormat="1"/>
-    <w:lsdException w:name="Medium List 2 Accent 1" w:uiPriority="66" w:semiHidden="0" w:unhideWhenUsed="0"/>
-    <w:lsdException w:name="Medium Grid 1 Accent 1" w:uiPriority="67" w:semiHidden="0" w:unhideWhenUsed="0"/>
-    <w:lsdException w:name="Medium Grid 2 Accent 1" w:uiPriority="68" w:semiHidden="0" w:unhideWhenUsed="0"/>
-    <w:lsdException w:name="Medium Grid 3 Accent 1" w:uiPriority="69" w:semiHidden="0" w:unhideWhenUsed="0"/>
-    <w:lsdException w:name="Dark List Accent 1" w:uiPriority="70" w:semiHidden="0" w:unhideWhenUsed="0"/>
-    <w:lsdException w:name="Colorful Shading Accent 1" w:uiPriority="71" w:semiHidden="0" w:unhideWhenUsed="0"/>
-    <w:lsdException w:name="Colorful List Accent 1" w:uiPriority="72" w:semiHidden="0" w:unhideWhenUsed="0"/>
-    <w:lsdException w:name="Colorful Grid Accent 1" w:uiPriority="73" w:semiHidden="0" w:unhideWhenUsed="0"/>
-    <w:lsdException w:name="Light Shading Accent 2" w:uiPriority="60" w:semiHidden="0" w:unhideWhenUsed="0"/>
-    <w:lsdException w:name="Light List Accent 2" w:uiPriority="61" w:semiHidden="0" w:unhideWhenUsed="0"/>
-    <w:lsdException w:name="Light Grid Accent 2" w:uiPriority="62" w:semiHidden="0" w:unhideWhenUsed="0"/>
-    <w:lsdException w:name="Medium Shading 1 Accent 2" w:uiPriority="63" w:semiHidden="0" w:unhideWhenUsed="0"/>
-    <w:lsdException w:name="Medium Shading 2 Accent 2" w:uiPriority="64" w:semiHidden="0" w:unhideWhenUsed="0"/>
-    <w:lsdException w:name="Medium List 1 Accent 2" w:uiPriority="65" w:semiHidden="0" w:unhideWhenUsed="0"/>
-    <w:lsdException w:name="Medium List 2 Accent 2" w:uiPriority="66" w:semiHidden="0" w:unhideWhenUsed="0"/>
-    <w:lsdException w:name="Medium Grid 1 Accent 2" w:uiPriority="67" w:semiHidden="0" w:unhideWhenUsed="0"/>
-    <w:lsdException w:name="Medium Grid 2 Accent 2" w:uiPriority="68" w:semiHidden="0" w:unhideWhenUsed="0"/>
-    <w:lsdException w:name="Medium Grid 3 Accent 2" w:uiPriority="69" w:semiHidden="0" w:unhideWhenUsed="0"/>
-    <w:lsdException w:name="Dark List Accent 2" w:uiPriority="70" w:semiHidden="0" w:unhideWhenUsed="0"/>
-    <w:lsdException w:name="Colorful Shading Accent 2" w:uiPriority="71" w:semiHidden="0" w:unhideWhenUsed="0"/>
-    <w:lsdException w:name="Colorful List Accent 2" w:uiPriority="72" w:semiHidden="0" w:unhideWhenUsed="0"/>
-    <w:lsdException w:name="Colorful Grid Accent 2" w:uiPriority="73" w:semiHidden="0" w:unhideWhenUsed="0"/>
-    <w:lsdException w:name="Light Shading Accent 3" w:uiPriority="60" w:semiHidden="0" w:unhideWhenUsed="0"/>
-    <w:lsdException w:name="Light List Accent 3" w:uiPriority="61" w:semiHidden="0" w:unhideWhenUsed="0"/>
-    <w:lsdException w:name="Light Grid Accent 3" w:uiPriority="62" w:semiHidden="0" w:unhideWhenUsed="0"/>
-    <w:lsdException w:name="Medium Shading 1 Accent 3" w:uiPriority="63" w:semiHidden="0" w:unhideWhenUsed="0"/>
-    <w:lsdException w:name="Medium Shading 2 Accent 3" w:uiPriority="64" w:semiHidden="0" w:unhideWhenUsed="0"/>
-    <w:lsdException w:name="Medium List 1 Accent 3" w:uiPriority="65" w:semiHidden="0" w:unhideWhenUsed="0"/>
-    <w:lsdException w:name="Medium List 2 Accent 3" w:uiPriority="66" w:semiHidden="0" w:unhideWhenUsed="0"/>
-    <w:lsdException w:name="Medium Grid 1 Accent 3" w:uiPriority="67" w:semiHidden="0" w:unhideWhenUsed="0"/>
-    <w:lsdException w:name="Medium Grid 2 Accent 3" w:uiPriority="68" w:semiHidden="0" w:unhideWhenUsed="0"/>
-    <w:lsdException w:name="Medium Grid 3 Accent 3" w:uiPriority="69" w:semiHidden="0" w:unhideWhenUsed="0"/>
-    <w:lsdException w:name="Dark List Accent 3" w:uiPriority="70" w:semiHidden="0" w:unhideWhenUsed="0"/>
-    <w:lsdException w:name="Colorful Shading Accent 3" w:uiPriority="71" w:semiHidden="0" w:unhideWhenUsed="0"/>
-    <w:lsdException w:name="Colorful List Accent 3" w:uiPriority="72" w:semiHidden="0" w:unhideWhenUsed="0"/>
-    <w:lsdException w:name="Colorful Grid Accent 3" w:uiPriority="73" w:semiHidden="0" w:unhideWhenUsed="0"/>
-    <w:lsdException w:name="Light Shading Accent 4" w:uiPriority="60" w:semiHidden="0" w:unhideWhenUsed="0"/>
-    <w:lsdException w:name="Light List Accent 4" w:uiPriority="61" w:semiHidden="0" w:unhideWhenUsed="0"/>
-    <w:lsdException w:name="Light Grid Accent 4" w:uiPriority="62" w:semiHidden="0" w:unhideWhenUsed="0"/>
-    <w:lsdException w:name="Medium Shading 1 Accent 4" w:uiPriority="63" w:semiHidden="0" w:unhideWhenUsed="0"/>
-    <w:lsdException w:name="Medium Shading 2 Accent 4" w:uiPriority="64" w:semiHidden="0" w:unhideWhenUsed="0"/>
-    <w:lsdException w:name="Medium List 1 Accent 4" w:uiPriority="65" w:semiHidden="0" w:unhideWhenUsed="0"/>
-    <w:lsdException w:name="Medium List 2 Accent 4" w:uiPriority="66" w:semiHidden="0" w:unhideWhenUsed="0"/>
-    <w:lsdException w:name="Medium Grid 1 Accent 4" w:uiPriority="67" w:semiHidden="0" w:unhideWhenUsed="0"/>
-    <w:lsdException w:name="Medium Grid 2 Accent 4" w:uiPriority="68" w:semiHidden="0" w:unhideWhenUsed="0"/>
-    <w:lsdException w:name="Medium Grid 3 Accent 4" w:uiPriority="69" w:semiHidden="0" w:unhideWhenUsed="0"/>
-    <w:lsdException w:name="Dark List Accent 4" w:uiPriority="70" w:semiHidden="0" w:unhideWhenUsed="0"/>
-    <w:lsdException w:name="Colorful Shading Accent 4" w:uiPriority="71" w:semiHidden="0" w:unhideWhenUsed="0"/>
-    <w:lsdException w:name="Colorful List Accent 4" w:uiPriority="72" w:semiHidden="0" w:unhideWhenUsed="0"/>
-    <w:lsdException w:name="Colorful Grid Accent 4" w:uiPriority="73" w:semiHidden="0" w:unhideWhenUsed="0"/>
-    <w:lsdException w:name="Light Shading Accent 5" w:uiPriority="60" w:semiHidden="0" w:unhideWhenUsed="0"/>
-    <w:lsdException w:name="Light List Accent 5" w:uiPriority="61" w:semiHidden="0" w:unhideWhenUsed="0"/>
-    <w:lsdException w:name="Light Grid Accent 5" w:uiPriority="62" w:semiHidden="0" w:unhideWhenUsed="0"/>
-    <w:lsdException w:name="Medium Shading 1 Accent 5" w:uiPriority="63" w:semiHidden="0" w:unhideWhenUsed="0"/>
-    <w:lsdException w:name="Medium Shading 2 Accent 5" w:uiPriority="64" w:semiHidden="0" w:unhideWhenUsed="0"/>
-    <w:lsdException w:name="Medium List 1 Accent 5" w:uiPriority="65" w:semiHidden="0" w:unhideWhenUsed="0"/>
-    <w:lsdException w:name="Medium List 2 Accent 5" w:uiPriority="66" w:semiHidden="0" w:unhideWhenUsed="0"/>
-    <w:lsdException w:name="Medium Grid 1 Accent 5" w:uiPriority="67" w:semiHidden="0" w:unhideWhenUsed="0"/>
-    <w:lsdException w:name="Medium Grid 2 Accent 5" w:uiPriority="68" w:semiHidden="0" w:unhideWhenUsed="0"/>
-    <w:lsdException w:name="Medium Grid 3 Accent 5" w:uiPriority="69" w:semiHidden="0" w:unhideWhenUsed="0"/>
-    <w:lsdException w:name="Dark List Accent 5" w:uiPriority="70" w:semiHidden="0" w:unhideWhenUsed="0"/>
-    <w:lsdException w:name="Colorful Shading Accent 5" w:uiPriority="71" w:semiHidden="0" w:unhideWhenUsed="0"/>
-    <w:lsdException w:name="Colorful List Accent 5" w:uiPriority="72" w:semiHidden="0" w:unhideWhenUsed="0"/>
-    <w:lsdException w:name="Colorful Grid Accent 5" w:uiPriority="73" w:semiHidden="0" w:unhideWhenUsed="0"/>
-    <w:lsdException w:name="Light Shading Accent 6" w:uiPriority="60" w:semiHidden="0" w:unhideWhenUsed="0"/>
-    <w:lsdException w:name="Light List Accent 6" w:uiPriority="61" w:semiHidden="0" w:unhideWhenUsed="0"/>
-    <w:lsdException w:name="Light Grid Accent 6" w:uiPriority="62" w:semiHidden="0" w:unhideWhenUsed="0"/>
-    <w:lsdException w:name="Medium Shading 1 Accent 6" w:uiPriority="63" w:semiHidden="0" w:unhideWhenUsed="0"/>
-    <w:lsdException w:name="Medium Shading 2 Accent 6" w:uiPriority="64" w:semiHidden="0" w:unhideWhenUsed="0"/>
-    <w:lsdException w:name="Medium List 1 Accent 6" w:uiPriority="65" w:semiHidden="0" w:unhideWhenUsed="0"/>
-    <w:lsdException w:name="Medium List 2 Accent 6" w:uiPriority="66" w:semiHidden="0" w:unhideWhenUsed="0"/>
-    <w:lsdException w:name="Medium Grid 1 Accent 6" w:uiPriority="67" w:semiHidden="0" w:unhideWhenUsed="0"/>
-    <w:lsdException w:name="Medium Grid 2 Accent 6" w:uiPriority="68" w:semiHidden="0" w:unhideWhenUsed="0"/>
-    <w:lsdException w:name="Medium Grid 3 Accent 6" w:uiPriority="69" w:semiHidden="0" w:unhideWhenUsed="0"/>
-    <w:lsdException w:name="Dark List Accent 6" w:uiPriority="70" w:semiHidden="0" w:unhideWhenUsed="0"/>
-    <w:lsdException w:name="Colorful Shading Accent 6" w:uiPriority="71" w:semiHidden="0" w:unhideWhenUsed="0"/>
-    <w:lsdException w:name="Colorful List Accent 6" w:uiPriority="72" w:semiHidden="0" w:unhideWhenUsed="0"/>
-    <w:lsdException w:name="Colorful Grid Accent 6" w:uiPriority="73" w:semiHidden="0" w:unhideWhenUsed="0"/>
-  </w:latentStyles>
-  <w:style w:type="paragraph" w:styleId="Normal" w:default="1">
+  <w:style w:type="paragraph" w:styleId="Normal">
     <w:name w:val="Normal"/>
-    <w:uiPriority w:val="0"/>
     <w:qFormat/>
     <w:pPr>
       <w:widowControl/>
       <w:suppressAutoHyphens w:val="true"/>
+      <w:kinsoku w:val="true"/>
+      <w:overflowPunct w:val="true"/>
+      <w:autoSpaceDE w:val="true"/>
       <w:bidi w:val="0"/>
       <w:spacing w:lineRule="auto" w:line="259" w:before="0" w:after="160"/>
       <w:jc w:val="start"/>
@@ -18849,10 +18404,13 @@
     <w:name w:val="heading 1"/>
     <w:basedOn w:val="Normal"/>
     <w:next w:val="Normal"/>
-    <w:uiPriority w:val="0"/>
     <w:qFormat/>
     <w:pPr>
       <w:keepNext w:val="true"/>
+      <w:numPr>
+        <w:ilvl w:val="0"/>
+        <w:numId w:val="0"/>
+      </w:numPr>
       <w:suppressAutoHyphens w:val="true"/>
       <w:spacing w:lineRule="auto" w:line="360" w:before="0" w:after="0"/>
       <w:jc w:val="center"/>
@@ -18869,11 +18427,14 @@
     <w:name w:val="heading 2"/>
     <w:basedOn w:val="Normal"/>
     <w:next w:val="Normal"/>
-    <w:uiPriority w:val="0"/>
     <w:qFormat/>
     <w:pPr>
       <w:keepNext w:val="true"/>
       <w:keepLines/>
+      <w:numPr>
+        <w:ilvl w:val="0"/>
+        <w:numId w:val="0"/>
+      </w:numPr>
       <w:spacing w:before="40" w:after="0"/>
       <w:outlineLvl w:val="1"/>
     </w:pPr>
@@ -18888,11 +18449,14 @@
     <w:name w:val="heading 3"/>
     <w:basedOn w:val="Normal"/>
     <w:next w:val="Normal"/>
-    <w:uiPriority w:val="0"/>
     <w:qFormat/>
     <w:pPr>
       <w:keepNext w:val="true"/>
       <w:keepLines/>
+      <w:numPr>
+        <w:ilvl w:val="0"/>
+        <w:numId w:val="0"/>
+      </w:numPr>
       <w:spacing w:before="40" w:after="0"/>
       <w:outlineLvl w:val="2"/>
     </w:pPr>
@@ -18907,11 +18471,14 @@
     <w:name w:val="heading 4"/>
     <w:basedOn w:val="Normal"/>
     <w:next w:val="Normal"/>
-    <w:uiPriority w:val="0"/>
     <w:qFormat/>
     <w:pPr>
       <w:keepNext w:val="true"/>
       <w:keepLines/>
+      <w:numPr>
+        <w:ilvl w:val="0"/>
+        <w:numId w:val="0"/>
+      </w:numPr>
       <w:spacing w:before="40" w:after="0"/>
       <w:outlineLvl w:val="3"/>
     </w:pPr>
@@ -18922,15 +18489,13 @@
       <w:color w:val="2E74B5"/>
     </w:rPr>
   </w:style>
-  <w:style w:type="character" w:styleId="DefaultParagraphFont" w:default="1">
+  <w:style w:type="character" w:styleId="DefaultParagraphFont">
     <w:name w:val="Default Paragraph Font"/>
-    <w:uiPriority w:val="0"/>
     <w:qFormat/>
     <w:rPr/>
   </w:style>
   <w:style w:type="character" w:styleId="Emphasis">
     <w:name w:val="Emphasis"/>
-    <w:uiPriority w:val="0"/>
     <w:qFormat/>
     <w:rPr>
       <w:i/>
@@ -18940,8 +18505,6 @@
   <w:style w:type="character" w:styleId="FollowedHyperlink">
     <w:name w:val="FollowedHyperlink"/>
     <w:basedOn w:val="DefaultParagraphFont"/>
-    <w:uiPriority w:val="0"/>
-    <w:qFormat/>
     <w:rPr>
       <w:color w:val="954F72"/>
       <w:u w:val="single" w:color="FFFFFF"/>
@@ -18950,8 +18513,6 @@
   <w:style w:type="character" w:styleId="Hyperlink">
     <w:name w:val="Hyperlink"/>
     <w:basedOn w:val="DefaultParagraphFont"/>
-    <w:uiPriority w:val="0"/>
-    <w:qFormat/>
     <w:rPr>
       <w:color w:val="0563C1"/>
       <w:u w:val="single" w:color="FFFFFF"/>
@@ -18960,24 +18521,20 @@
   <w:style w:type="character" w:styleId="PageNumber">
     <w:name w:val="page number"/>
     <w:basedOn w:val="DefaultParagraphFont"/>
-    <w:uiPriority w:val="0"/>
-    <w:qFormat/>
     <w:rPr/>
   </w:style>
   <w:style w:type="character" w:styleId="Strong">
     <w:name w:val="Strong"/>
     <w:basedOn w:val="DefaultParagraphFont"/>
-    <w:uiPriority w:val="0"/>
     <w:qFormat/>
     <w:rPr>
       <w:b/>
       <w:bCs/>
     </w:rPr>
   </w:style>
-  <w:style w:type="character" w:styleId="1" w:customStyle="1">
+  <w:style w:type="character" w:styleId="1">
     <w:name w:val="Заголовок 1 Знак"/>
     <w:basedOn w:val="DefaultParagraphFont"/>
-    <w:uiPriority w:val="0"/>
     <w:qFormat/>
     <w:rPr>
       <w:b/>
@@ -18986,10 +18543,9 @@
       <w:lang w:eastAsia="ar-SA"/>
     </w:rPr>
   </w:style>
-  <w:style w:type="character" w:styleId="Style10" w:customStyle="1">
+  <w:style w:type="character" w:styleId="Style10">
     <w:name w:val="Табл_название Знак"/>
     <w:basedOn w:val="DefaultParagraphFont"/>
-    <w:uiPriority w:val="0"/>
     <w:qFormat/>
     <w:rPr>
       <w:rFonts w:ascii="Times New Roman" w:hAnsi="Times New Roman"/>
@@ -18997,10 +18553,9 @@
       <w:lang w:eastAsia="ar-SA"/>
     </w:rPr>
   </w:style>
-  <w:style w:type="character" w:styleId="Style11" w:customStyle="1">
+  <w:style w:type="character" w:styleId="Style11">
     <w:name w:val="Формула Знак"/>
     <w:basedOn w:val="Style10"/>
-    <w:uiPriority w:val="0"/>
     <w:qFormat/>
     <w:rPr>
       <w:rFonts w:ascii="Times New Roman" w:hAnsi="Times New Roman"/>
@@ -19008,10 +18563,9 @@
       <w:lang w:eastAsia="ar-SA"/>
     </w:rPr>
   </w:style>
-  <w:style w:type="character" w:styleId="2" w:customStyle="1">
+  <w:style w:type="character" w:styleId="2">
     <w:name w:val="Заголовок 2 Знак"/>
     <w:basedOn w:val="DefaultParagraphFont"/>
-    <w:uiPriority w:val="0"/>
     <w:qFormat/>
     <w:rPr>
       <w:rFonts w:ascii="Calibri Light" w:hAnsi="Calibri Light" w:eastAsia="Calibri Light" w:cs="Calibri Light"/>
@@ -19020,10 +18574,9 @@
       <w:szCs w:val="26"/>
     </w:rPr>
   </w:style>
-  <w:style w:type="character" w:styleId="Title2nd" w:customStyle="1">
+  <w:style w:type="character" w:styleId="Title2nd">
     <w:name w:val="Title_2nd Знак"/>
     <w:basedOn w:val="2"/>
-    <w:uiPriority w:val="0"/>
     <w:qFormat/>
     <w:rPr>
       <w:rFonts w:ascii="Times New Roman" w:hAnsi="Times New Roman" w:eastAsia="Calibri Light" w:cs="Calibri Light"/>
@@ -19034,10 +18587,9 @@
       <w:lang w:val="uk-UA"/>
     </w:rPr>
   </w:style>
-  <w:style w:type="character" w:styleId="3" w:customStyle="1">
+  <w:style w:type="character" w:styleId="3">
     <w:name w:val="Заголовок 3 Знак"/>
     <w:basedOn w:val="DefaultParagraphFont"/>
-    <w:uiPriority w:val="0"/>
     <w:qFormat/>
     <w:rPr>
       <w:rFonts w:ascii="Calibri Light" w:hAnsi="Calibri Light" w:eastAsia="Calibri Light" w:cs="Calibri Light"/>
@@ -19046,10 +18598,9 @@
       <w:szCs w:val="24"/>
     </w:rPr>
   </w:style>
-  <w:style w:type="character" w:styleId="Title3rd" w:customStyle="1">
+  <w:style w:type="character" w:styleId="Title3rd">
     <w:name w:val="Title_3rd Знак"/>
     <w:basedOn w:val="3"/>
-    <w:uiPriority w:val="0"/>
     <w:qFormat/>
     <w:rPr>
       <w:rFonts w:ascii="Times New Roman" w:hAnsi="Times New Roman" w:eastAsia="Calibri Light" w:cs="Calibri Light"/>
@@ -19060,10 +18611,9 @@
       <w:szCs w:val="24"/>
     </w:rPr>
   </w:style>
-  <w:style w:type="character" w:styleId="4" w:customStyle="1">
+  <w:style w:type="character" w:styleId="4">
     <w:name w:val="Заголовок 4 Знак"/>
     <w:basedOn w:val="DefaultParagraphFont"/>
-    <w:uiPriority w:val="0"/>
     <w:qFormat/>
     <w:rPr>
       <w:rFonts w:ascii="Calibri Light" w:hAnsi="Calibri Light" w:eastAsia="Calibri Light" w:cs="Calibri Light"/>
@@ -19072,10 +18622,9 @@
       <w:color w:val="2E74B5"/>
     </w:rPr>
   </w:style>
-  <w:style w:type="character" w:styleId="Title4th" w:customStyle="1">
+  <w:style w:type="character" w:styleId="Title4th">
     <w:name w:val="Title_4th Знак"/>
     <w:basedOn w:val="4"/>
-    <w:uiPriority w:val="0"/>
     <w:qFormat/>
     <w:rPr>
       <w:rFonts w:ascii="Calibri Light" w:hAnsi="Calibri Light" w:eastAsia="Calibri Light" w:cs="Calibri Light"/>
@@ -19084,10 +18633,9 @@
       <w:sz w:val="28"/>
     </w:rPr>
   </w:style>
-  <w:style w:type="character" w:styleId="Picture" w:customStyle="1">
+  <w:style w:type="character" w:styleId="Picture">
     <w:name w:val="Picture Знак"/>
     <w:basedOn w:val="DefaultParagraphFont"/>
-    <w:uiPriority w:val="0"/>
     <w:qFormat/>
     <w:rPr>
       <w:rFonts w:ascii="Times New Roman" w:hAnsi="Times New Roman"/>
@@ -19095,10 +18643,9 @@
       <w:lang w:val="uk-UA"/>
     </w:rPr>
   </w:style>
-  <w:style w:type="character" w:styleId="Style12" w:customStyle="1">
+  <w:style w:type="character" w:styleId="Style12">
     <w:name w:val="от Тит в Знак"/>
     <w:basedOn w:val="DefaultParagraphFont"/>
-    <w:uiPriority w:val="0"/>
     <w:qFormat/>
     <w:rPr>
       <w:rFonts w:ascii="Times New Roman" w:hAnsi="Times New Roman"/>
@@ -19107,10 +18654,9 @@
       <w:lang w:val="en-US"/>
     </w:rPr>
   </w:style>
-  <w:style w:type="character" w:styleId="Style13" w:customStyle="1">
+  <w:style w:type="character" w:styleId="Style13">
     <w:name w:val="от Тит ц Знак"/>
     <w:basedOn w:val="DefaultParagraphFont"/>
-    <w:uiPriority w:val="0"/>
     <w:qFormat/>
     <w:rPr>
       <w:rFonts w:ascii="Times New Roman" w:hAnsi="Times New Roman"/>
@@ -19119,10 +18665,9 @@
       <w:lang w:val="en-US"/>
     </w:rPr>
   </w:style>
-  <w:style w:type="character" w:styleId="11" w:customStyle="1">
+  <w:style w:type="character" w:styleId="11">
     <w:name w:val="от Тит н1 Знак"/>
     <w:basedOn w:val="DefaultParagraphFont"/>
-    <w:uiPriority w:val="0"/>
     <w:qFormat/>
     <w:rPr>
       <w:rFonts w:ascii="Times New Roman" w:hAnsi="Times New Roman"/>
@@ -19131,10 +18676,9 @@
       <w:lang w:val="uk-UA"/>
     </w:rPr>
   </w:style>
-  <w:style w:type="character" w:styleId="Style14" w:customStyle="1">
+  <w:style w:type="character" w:styleId="Style14">
     <w:name w:val="Текст у виносці Знак"/>
     <w:basedOn w:val="DefaultParagraphFont"/>
-    <w:uiPriority w:val="0"/>
     <w:qFormat/>
     <w:rPr>
       <w:rFonts w:ascii="Tahoma" w:hAnsi="Tahoma" w:cs="Tahoma"/>
@@ -19142,33 +18686,29 @@
       <w:szCs w:val="16"/>
     </w:rPr>
   </w:style>
-  <w:style w:type="character" w:styleId="Style15" w:customStyle="1">
+  <w:style w:type="character" w:styleId="Style15">
     <w:name w:val="Нижній колонтитул Знак"/>
     <w:basedOn w:val="DefaultParagraphFont"/>
-    <w:uiPriority w:val="0"/>
     <w:qFormat/>
     <w:rPr/>
   </w:style>
   <w:style w:type="character" w:styleId="PlaceholderText">
     <w:name w:val="Placeholder Text"/>
     <w:basedOn w:val="DefaultParagraphFont"/>
-    <w:uiPriority w:val="0"/>
     <w:qFormat/>
     <w:rPr>
       <w:color w:val="808080"/>
     </w:rPr>
   </w:style>
-  <w:style w:type="character" w:styleId="Style16" w:customStyle="1">
+  <w:style w:type="character" w:styleId="Style16">
     <w:name w:val="Верхній колонтитул Знак"/>
     <w:basedOn w:val="DefaultParagraphFont"/>
-    <w:uiPriority w:val="0"/>
     <w:qFormat/>
     <w:rPr/>
   </w:style>
-  <w:style w:type="character" w:styleId="Style17" w:customStyle="1">
+  <w:style w:type="character" w:styleId="Style17">
     <w:name w:val="ОБЫЧНЫЙ Знак"/>
     <w:basedOn w:val="DefaultParagraphFont"/>
-    <w:uiPriority w:val="0"/>
     <w:qFormat/>
     <w:rPr>
       <w:rFonts w:ascii="Times New Roman" w:hAnsi="Times New Roman" w:eastAsia="Times New Roman" w:cs="Times New Roman"/>
@@ -19176,20 +18716,18 @@
       <w:lang w:val="uk-UA" w:eastAsia="ru-RU" w:bidi="ru-RU"/>
     </w:rPr>
   </w:style>
-  <w:style w:type="character" w:styleId="CommonChar" w:customStyle="1">
+  <w:style w:type="character" w:styleId="CommonChar">
     <w:name w:val="Common Char"/>
     <w:basedOn w:val="DefaultParagraphFont"/>
-    <w:uiPriority w:val="0"/>
     <w:qFormat/>
     <w:rPr>
       <w:rFonts w:ascii="Times New Roman" w:hAnsi="Times New Roman"/>
       <w:sz w:val="28"/>
     </w:rPr>
   </w:style>
-  <w:style w:type="character" w:styleId="CommonTableChar" w:customStyle="1">
+  <w:style w:type="character" w:styleId="CommonTableChar">
     <w:name w:val="Common_Table Char"/>
     <w:basedOn w:val="CommonChar"/>
-    <w:uiPriority w:val="0"/>
     <w:qFormat/>
     <w:rPr>
       <w:rFonts w:ascii="Times New Roman" w:hAnsi="Times New Roman" w:cs="Times New Roman"/>
@@ -19198,10 +18736,9 @@
       <w:lang w:val="en-US"/>
     </w:rPr>
   </w:style>
-  <w:style w:type="character" w:styleId="HTML" w:customStyle="1">
+  <w:style w:type="character" w:styleId="HTML">
     <w:name w:val="Стандартний HTML Знак"/>
     <w:basedOn w:val="DefaultParagraphFont"/>
-    <w:uiPriority w:val="0"/>
     <w:qFormat/>
     <w:rPr>
       <w:rFonts w:ascii="Courier New" w:hAnsi="Courier New" w:eastAsia="Times New Roman" w:cs="Courier New"/>
@@ -19210,51 +18747,45 @@
       <w:lang w:eastAsia="ru-RU"/>
     </w:rPr>
   </w:style>
-  <w:style w:type="character" w:styleId="tlid-translation" w:customStyle="1">
+  <w:style w:type="character" w:styleId="tlid-translation">
     <w:name w:val="tlid-translation"/>
     <w:basedOn w:val="DefaultParagraphFont"/>
-    <w:uiPriority w:val="0"/>
     <w:qFormat/>
     <w:rPr/>
   </w:style>
-  <w:style w:type="character" w:styleId="sqlcolor" w:customStyle="1">
+  <w:style w:type="character" w:styleId="sqlcolor">
     <w:name w:val="sqlcolor"/>
     <w:basedOn w:val="DefaultParagraphFont"/>
-    <w:uiPriority w:val="0"/>
     <w:qFormat/>
     <w:rPr/>
   </w:style>
-  <w:style w:type="character" w:styleId="sqlkeywordcolor" w:customStyle="1">
+  <w:style w:type="character" w:styleId="sqlkeywordcolor">
     <w:name w:val="sqlkeywordcolor"/>
     <w:basedOn w:val="DefaultParagraphFont"/>
-    <w:uiPriority w:val="0"/>
     <w:qFormat/>
     <w:rPr/>
   </w:style>
-  <w:style w:type="character" w:styleId="12" w:customStyle="1">
+  <w:style w:type="character" w:styleId="12">
     <w:name w:val="Неразрешенное упоминание1"/>
     <w:basedOn w:val="DefaultParagraphFont"/>
-    <w:uiPriority w:val="0"/>
     <w:qFormat/>
     <w:rPr>
       <w:color w:val="605E5C"/>
       <w:shd w:fill="E1DFDD" w:val="clear"/>
     </w:rPr>
   </w:style>
-  <w:style w:type="character" w:styleId="UnresolvedMention" w:customStyle="1">
+  <w:style w:type="character" w:styleId="UnresolvedMention">
     <w:name w:val="Unresolved Mention"/>
     <w:basedOn w:val="DefaultParagraphFont"/>
-    <w:uiPriority w:val="0"/>
     <w:qFormat/>
     <w:rPr>
       <w:color w:val="605E5C"/>
       <w:shd w:fill="E1DFDD" w:val="clear"/>
     </w:rPr>
   </w:style>
-  <w:style w:type="character" w:styleId="CommonChar1" w:customStyle="1">
+  <w:style w:type="character" w:styleId="CommonChar1">
     <w:name w:val="Common Char1"/>
     <w:link w:val="Common"/>
-    <w:uiPriority w:val="0"/>
     <w:qFormat/>
     <w:rPr>
       <w:rFonts w:ascii="Times New Roman" w:hAnsi="Times New Roman"/>
@@ -19358,7 +18889,6 @@
   <w:style w:type="paragraph" w:styleId="BalloonText">
     <w:name w:val="Balloon Text"/>
     <w:basedOn w:val="Normal"/>
-    <w:uiPriority w:val="0"/>
     <w:qFormat/>
     <w:pPr>
       <w:spacing w:lineRule="auto" w:line="240" w:before="0" w:after="0"/>
@@ -19386,8 +18916,6 @@
   <w:style w:type="paragraph" w:styleId="Footer">
     <w:name w:val="footer"/>
     <w:basedOn w:val="Normal"/>
-    <w:uiPriority w:val="0"/>
-    <w:qFormat/>
     <w:pPr>
       <w:tabs>
         <w:tab w:val="clear" w:pos="709"/>
@@ -19401,8 +18929,6 @@
   <w:style w:type="paragraph" w:styleId="Header">
     <w:name w:val="header"/>
     <w:basedOn w:val="Normal"/>
-    <w:uiPriority w:val="0"/>
-    <w:qFormat/>
     <w:pPr>
       <w:tabs>
         <w:tab w:val="clear" w:pos="709"/>
@@ -19416,7 +18942,6 @@
   <w:style w:type="paragraph" w:styleId="HTMLPreformatted">
     <w:name w:val="HTML Preformatted"/>
     <w:basedOn w:val="Normal"/>
-    <w:uiPriority w:val="0"/>
     <w:qFormat/>
     <w:pPr>
       <w:tabs>
@@ -19450,12 +18975,10 @@
   <w:style w:type="paragraph" w:styleId="ListBullet">
     <w:name w:val="List Bullet"/>
     <w:basedOn w:val="Normal"/>
-    <w:uiPriority w:val="0"/>
-    <w:qFormat/>
     <w:pPr>
       <w:numPr>
         <w:ilvl w:val="0"/>
-        <w:numId w:val="1"/>
+        <w:numId w:val="2"/>
       </w:numPr>
       <w:spacing w:lineRule="auto" w:line="360" w:before="0" w:after="0"/>
       <w:ind w:hanging="360" w:start="360"/>
@@ -19470,12 +18993,10 @@
   <w:style w:type="paragraph" w:styleId="ListNumber">
     <w:name w:val="List Number"/>
     <w:basedOn w:val="Normal"/>
-    <w:uiPriority w:val="0"/>
-    <w:qFormat/>
     <w:pPr>
       <w:numPr>
         <w:ilvl w:val="0"/>
-        <w:numId w:val="2"/>
+        <w:numId w:val="3"/>
       </w:numPr>
       <w:spacing w:lineRule="auto" w:line="360" w:before="0" w:after="0"/>
       <w:ind w:firstLine="851" w:start="0"/>
@@ -19491,8 +19012,6 @@
     <w:name w:val="toc 1"/>
     <w:basedOn w:val="Normal"/>
     <w:next w:val="Normal"/>
-    <w:uiPriority w:val="0"/>
-    <w:qFormat/>
     <w:pPr>
       <w:tabs>
         <w:tab w:val="clear" w:pos="709"/>
@@ -19511,8 +19030,6 @@
     <w:name w:val="toc 2"/>
     <w:basedOn w:val="Normal"/>
     <w:next w:val="Normal"/>
-    <w:uiPriority w:val="0"/>
-    <w:qFormat/>
     <w:pPr>
       <w:spacing w:before="0" w:after="100"/>
       <w:ind w:start="220"/>
@@ -19526,8 +19043,6 @@
     <w:name w:val="toc 3"/>
     <w:basedOn w:val="Normal"/>
     <w:next w:val="Normal"/>
-    <w:uiPriority w:val="0"/>
-    <w:qFormat/>
     <w:pPr>
       <w:spacing w:before="0" w:after="100"/>
       <w:ind w:start="440"/>
@@ -19541,8 +19056,6 @@
     <w:name w:val="toc 4"/>
     <w:basedOn w:val="Normal"/>
     <w:next w:val="Normal"/>
-    <w:uiPriority w:val="0"/>
-    <w:qFormat/>
     <w:pPr>
       <w:spacing w:before="0" w:after="100"/>
       <w:ind w:start="660"/>
@@ -19555,8 +19068,6 @@
     <w:name w:val="toc 5"/>
     <w:basedOn w:val="Normal"/>
     <w:next w:val="Normal"/>
-    <w:uiPriority w:val="0"/>
-    <w:qFormat/>
     <w:pPr>
       <w:spacing w:before="0" w:after="100"/>
       <w:ind w:start="880"/>
@@ -19569,8 +19080,6 @@
     <w:name w:val="toc 6"/>
     <w:basedOn w:val="Normal"/>
     <w:next w:val="Normal"/>
-    <w:uiPriority w:val="0"/>
-    <w:qFormat/>
     <w:pPr>
       <w:spacing w:before="0" w:after="100"/>
       <w:ind w:start="1100"/>
@@ -19583,8 +19092,6 @@
     <w:name w:val="toc 7"/>
     <w:basedOn w:val="Normal"/>
     <w:next w:val="Normal"/>
-    <w:uiPriority w:val="0"/>
-    <w:qFormat/>
     <w:pPr>
       <w:spacing w:before="0" w:after="100"/>
       <w:ind w:start="1320"/>
@@ -19597,8 +19104,6 @@
     <w:name w:val="toc 8"/>
     <w:basedOn w:val="Normal"/>
     <w:next w:val="Normal"/>
-    <w:uiPriority w:val="0"/>
-    <w:qFormat/>
     <w:pPr>
       <w:spacing w:before="0" w:after="100"/>
       <w:ind w:start="1540"/>
@@ -19611,8 +19116,6 @@
     <w:name w:val="toc 9"/>
     <w:basedOn w:val="Normal"/>
     <w:next w:val="Normal"/>
-    <w:uiPriority w:val="0"/>
-    <w:qFormat/>
     <w:pPr>
       <w:spacing w:before="0" w:after="100"/>
       <w:ind w:start="1760"/>
@@ -19621,10 +19124,9 @@
       <w:lang w:eastAsia="ru-RU"/>
     </w:rPr>
   </w:style>
-  <w:style w:type="paragraph" w:styleId="Style22" w:customStyle="1">
+  <w:style w:type="paragraph" w:styleId="Style22">
     <w:name w:val="Табл_название"/>
     <w:basedOn w:val="Normal"/>
-    <w:uiPriority w:val="0"/>
     <w:qFormat/>
     <w:pPr>
       <w:suppressAutoHyphens w:val="true"/>
@@ -19638,9 +19140,8 @@
       <w:lang w:eastAsia="ar-SA"/>
     </w:rPr>
   </w:style>
-  <w:style w:type="paragraph" w:styleId="Style23" w:customStyle="1">
+  <w:style w:type="paragraph" w:styleId="Style23">
     <w:name w:val="Формула"/>
-    <w:uiPriority w:val="0"/>
     <w:qFormat/>
     <w:pPr>
       <w:widowControl/>
@@ -19650,6 +19151,9 @@
         <w:tab w:val="right" w:pos="9356" w:leader="none"/>
       </w:tabs>
       <w:suppressAutoHyphens w:val="true"/>
+      <w:kinsoku w:val="true"/>
+      <w:overflowPunct w:val="true"/>
+      <w:autoSpaceDE w:val="true"/>
       <w:bidi w:val="0"/>
       <w:spacing w:lineRule="auto" w:line="360" w:before="0" w:after="360"/>
       <w:jc w:val="start"/>
@@ -19663,10 +19167,9 @@
       <w:lang w:val="ru-RU" w:eastAsia="ar-SA" w:bidi="ar-SA"/>
     </w:rPr>
   </w:style>
-  <w:style w:type="paragraph" w:styleId="Title1st" w:customStyle="1">
+  <w:style w:type="paragraph" w:styleId="Title1st">
     <w:name w:val="Title_1st"/>
     <w:basedOn w:val="Heading1"/>
-    <w:uiPriority w:val="0"/>
     <w:qFormat/>
     <w:pPr>
       <w:spacing w:before="600" w:after="600"/>
@@ -19676,10 +19179,9 @@
       <w:smallCaps/>
     </w:rPr>
   </w:style>
-  <w:style w:type="paragraph" w:styleId="Title2nd1" w:customStyle="1">
+  <w:style w:type="paragraph" w:styleId="Title2nd1">
     <w:name w:val="Title_2nd"/>
     <w:basedOn w:val="Heading2"/>
-    <w:uiPriority w:val="0"/>
     <w:qFormat/>
     <w:pPr>
       <w:spacing w:lineRule="auto" w:line="360" w:before="0" w:after="0"/>
@@ -19694,10 +19196,9 @@
       <w:lang w:val="uk-UA"/>
     </w:rPr>
   </w:style>
-  <w:style w:type="paragraph" w:styleId="Title3rd1" w:customStyle="1">
+  <w:style w:type="paragraph" w:styleId="Title3rd1">
     <w:name w:val="Title_3rd"/>
     <w:basedOn w:val="Heading3"/>
-    <w:uiPriority w:val="0"/>
     <w:qFormat/>
     <w:pPr>
       <w:spacing w:lineRule="auto" w:line="360" w:before="0" w:after="0"/>
@@ -19712,10 +19213,9 @@
       <w:sz w:val="28"/>
     </w:rPr>
   </w:style>
-  <w:style w:type="paragraph" w:styleId="Title4th1" w:customStyle="1">
+  <w:style w:type="paragraph" w:styleId="Title4th1">
     <w:name w:val="Title_4th"/>
     <w:basedOn w:val="Heading4"/>
-    <w:uiPriority w:val="0"/>
     <w:qFormat/>
     <w:pPr>
       <w:spacing w:lineRule="auto" w:line="360" w:before="600" w:after="600"/>
@@ -19727,11 +19227,10 @@
       <w:sz w:val="28"/>
     </w:rPr>
   </w:style>
-  <w:style w:type="paragraph" w:styleId="Common" w:customStyle="1">
+  <w:style w:type="paragraph" w:styleId="Common">
     <w:name w:val="Common"/>
     <w:basedOn w:val="Normal"/>
     <w:link w:val="CommonChar1"/>
-    <w:uiPriority w:val="0"/>
     <w:qFormat/>
     <w:pPr>
       <w:spacing w:lineRule="auto" w:line="360" w:before="0" w:after="0"/>
@@ -19743,13 +19242,15 @@
       <w:sz w:val="28"/>
     </w:rPr>
   </w:style>
-  <w:style w:type="paragraph" w:styleId="Picture1" w:customStyle="1">
+  <w:style w:type="paragraph" w:styleId="Picture1">
     <w:name w:val="Picture"/>
-    <w:uiPriority w:val="0"/>
     <w:qFormat/>
     <w:pPr>
       <w:widowControl/>
       <w:suppressAutoHyphens w:val="true"/>
+      <w:kinsoku w:val="true"/>
+      <w:overflowPunct w:val="true"/>
+      <w:autoSpaceDE w:val="true"/>
       <w:bidi w:val="0"/>
       <w:spacing w:lineRule="auto" w:line="259" w:before="0" w:after="160"/>
       <w:jc w:val="center"/>
@@ -19763,10 +19264,9 @@
       <w:lang w:val="uk-UA" w:eastAsia="en-US" w:bidi="ar-SA"/>
     </w:rPr>
   </w:style>
-  <w:style w:type="paragraph" w:styleId="Code" w:customStyle="1">
+  <w:style w:type="paragraph" w:styleId="Code">
     <w:name w:val="Code"/>
     <w:basedOn w:val="Common"/>
-    <w:uiPriority w:val="0"/>
     <w:qFormat/>
     <w:pPr>
       <w:spacing w:lineRule="auto" w:line="240"/>
@@ -19779,10 +19279,9 @@
       <w:lang w:val="uk-UA"/>
     </w:rPr>
   </w:style>
-  <w:style w:type="paragraph" w:styleId="Style24" w:customStyle="1">
+  <w:style w:type="paragraph" w:styleId="Style24">
     <w:name w:val="от Тит в"/>
     <w:basedOn w:val="Normal"/>
-    <w:uiPriority w:val="0"/>
     <w:qFormat/>
     <w:pPr>
       <w:spacing w:lineRule="auto" w:line="360" w:before="0" w:after="0"/>
@@ -19796,10 +19295,9 @@
       <w:lang w:val="en-US"/>
     </w:rPr>
   </w:style>
-  <w:style w:type="paragraph" w:styleId="Style25" w:customStyle="1">
+  <w:style w:type="paragraph" w:styleId="Style25">
     <w:name w:val="от Тит ц"/>
     <w:basedOn w:val="Normal"/>
-    <w:uiPriority w:val="0"/>
     <w:qFormat/>
     <w:pPr>
       <w:spacing w:lineRule="auto" w:line="360" w:before="3900" w:after="3200"/>
@@ -19813,10 +19311,9 @@
       <w:lang w:val="en-US"/>
     </w:rPr>
   </w:style>
-  <w:style w:type="paragraph" w:styleId="13" w:customStyle="1">
+  <w:style w:type="paragraph" w:styleId="13">
     <w:name w:val="от Тит н1"/>
     <w:basedOn w:val="Normal"/>
-    <w:uiPriority w:val="0"/>
     <w:qFormat/>
     <w:pPr>
       <w:tabs>
@@ -19836,7 +19333,6 @@
   <w:style w:type="paragraph" w:styleId="ListParagraph">
     <w:name w:val="List Paragraph"/>
     <w:basedOn w:val="Normal"/>
-    <w:uiPriority w:val="0"/>
     <w:qFormat/>
     <w:pPr>
       <w:spacing w:before="0" w:after="160"/>
@@ -19845,10 +19341,9 @@
     </w:pPr>
     <w:rPr/>
   </w:style>
-  <w:style w:type="paragraph" w:styleId="TableParagraph" w:customStyle="1">
+  <w:style w:type="paragraph" w:styleId="TableParagraph">
     <w:name w:val="Table Paragraph"/>
     <w:basedOn w:val="Normal"/>
-    <w:uiPriority w:val="0"/>
     <w:qFormat/>
     <w:pPr>
       <w:widowControl w:val="false"/>
@@ -19860,10 +19355,9 @@
       <w:lang w:eastAsia="ru-RU" w:bidi="ru-RU"/>
     </w:rPr>
   </w:style>
-  <w:style w:type="paragraph" w:styleId="Style26" w:customStyle="1">
+  <w:style w:type="paragraph" w:styleId="Style26">
     <w:name w:val="ОБЫЧНЫЙ"/>
     <w:basedOn w:val="Normal"/>
-    <w:uiPriority w:val="0"/>
     <w:qFormat/>
     <w:pPr>
       <w:widowControl w:val="false"/>
@@ -19877,10 +19371,9 @@
       <w:lang w:val="uk-UA" w:eastAsia="ru-RU" w:bidi="ru-RU"/>
     </w:rPr>
   </w:style>
-  <w:style w:type="paragraph" w:styleId="CommonTable" w:customStyle="1">
+  <w:style w:type="paragraph" w:styleId="CommonTable">
     <w:name w:val="Common_Table"/>
     <w:basedOn w:val="Common"/>
-    <w:uiPriority w:val="0"/>
     <w:qFormat/>
     <w:pPr>
       <w:ind w:hanging="0"/>
@@ -19891,16 +19384,15 @@
       <w:lang w:val="en-US"/>
     </w:rPr>
   </w:style>
-  <w:style w:type="paragraph" w:styleId="Style27" w:customStyle="1">
+  <w:style w:type="paragraph" w:styleId="Style27">
     <w:name w:val="маркир переч"/>
     <w:basedOn w:val="ListBullet"/>
     <w:next w:val="ListBullet"/>
-    <w:uiPriority w:val="0"/>
     <w:qFormat/>
     <w:pPr>
       <w:numPr>
         <w:ilvl w:val="0"/>
-        <w:numId w:val="3"/>
+        <w:numId w:val="4"/>
       </w:numPr>
       <w:ind w:firstLine="851" w:start="0"/>
     </w:pPr>
@@ -19908,11 +19400,13 @@
   </w:style>
   <w:style w:type="paragraph" w:styleId="NoSpacing">
     <w:name w:val="No Spacing"/>
-    <w:uiPriority w:val="0"/>
     <w:qFormat/>
     <w:pPr>
       <w:widowControl/>
       <w:suppressAutoHyphens w:val="true"/>
+      <w:kinsoku w:val="true"/>
+      <w:overflowPunct w:val="true"/>
+      <w:autoSpaceDE w:val="true"/>
       <w:bidi w:val="0"/>
       <w:spacing w:lineRule="auto" w:line="240" w:before="0" w:after="0"/>
       <w:jc w:val="start"/>
@@ -19926,13 +19420,15 @@
       <w:lang w:val="ru-RU" w:eastAsia="en-US" w:bidi="ar-SA"/>
     </w:rPr>
   </w:style>
-  <w:style w:type="paragraph" w:styleId="14" w:customStyle="1">
+  <w:style w:type="paragraph" w:styleId="14">
     <w:name w:val="Обычный1"/>
-    <w:uiPriority w:val="0"/>
     <w:qFormat/>
     <w:pPr>
       <w:widowControl w:val="false"/>
       <w:suppressAutoHyphens w:val="true"/>
+      <w:kinsoku w:val="true"/>
+      <w:overflowPunct w:val="true"/>
+      <w:autoSpaceDE w:val="true"/>
       <w:bidi w:val="0"/>
       <w:spacing w:lineRule="auto" w:line="240" w:before="0" w:after="0"/>
       <w:jc w:val="start"/>
@@ -19956,406 +19452,15 @@
     </w:pPr>
     <w:rPr/>
   </w:style>
-  <w:style w:type="table" w:default="1" w:styleId="7">
-    <w:name w:val="Normal Table"/>
-    <w:uiPriority w:val="0"/>
-    <w:qFormat/>
-    <w:tblPr>
-      <w:tblCellMar>
-        <w:top w:w="0" w:type="dxa"/>
-        <w:left w:w="108" w:type="dxa"/>
-        <w:bottom w:w="0" w:type="dxa"/>
-        <w:right w:w="108" w:type="dxa"/>
-      </w:tblCellMar>
-    </w:tblPr>
-  </w:style>
-  <w:style w:type="table" w:customStyle="1" w:styleId="73">
-    <w:name w:val="Звичайна таблиця"/>
-    <w:uiPriority w:val="99"/>
-    <w:semiHidden/>
-    <w:unhideWhenUsed/>
-    <w:tblPr>
-      <w:tblCellMar>
-        <w:top w:w="0" w:type="dxa"/>
-        <w:left w:w="108" w:type="dxa"/>
-        <w:bottom w:w="0" w:type="dxa"/>
-        <w:right w:w="108" w:type="dxa"/>
-      </w:tblCellMar>
-    </w:tblPr>
-  </w:style>
-  <w:style w:type="table" w:customStyle="1" w:styleId="74">
-    <w:name w:val="Сітка таблиці"/>
-    <w:basedOn w:val="7"/>
-    <w:uiPriority w:val="0"/>
+  <w:style w:type="paragraph" w:styleId="Style28">
+    <w:name w:val="Вміст таблиці"/>
+    <w:basedOn w:val="Normal"/>
     <w:qFormat/>
     <w:pPr>
-      <w:spacing w:after="0" w:line="240" w:lineRule="auto"/>
+      <w:widowControl w:val="false"/>
+      <w:suppressLineNumbers/>
     </w:pPr>
-    <w:rPr>
-      <w:lang w:val="en-US"/>
-    </w:rPr>
-    <w:tblPr>
-      <w:tblBorders>
-        <w:top w:val="single" w:color="000000" w:sz="4" w:space="0"/>
-        <w:left w:val="single" w:color="000000" w:sz="4" w:space="0"/>
-        <w:bottom w:val="single" w:color="000000" w:sz="4" w:space="0"/>
-        <w:right w:val="single" w:color="000000" w:sz="4" w:space="0"/>
-        <w:insideH w:val="single" w:color="000000" w:sz="4" w:space="0"/>
-        <w:insideV w:val="single" w:color="000000" w:sz="4" w:space="0"/>
-      </w:tblBorders>
-    </w:tblPr>
-  </w:style>
-  <w:style w:type="table" w:customStyle="1" w:styleId="75">
-    <w:name w:val="Table Normal1"/>
-    <w:uiPriority w:val="0"/>
-    <w:qFormat/>
-    <w:pPr>
-      <w:spacing w:after="0" w:line="240" w:lineRule="auto"/>
-    </w:pPr>
-    <w:rPr>
-      <w:lang w:val="en-US"/>
-    </w:rPr>
-    <w:tblPr>
-      <w:tblCellMar>
-        <w:top w:w="0" w:type="dxa"/>
-        <w:left w:w="0" w:type="dxa"/>
-        <w:bottom w:w="0" w:type="dxa"/>
-        <w:right w:w="0" w:type="dxa"/>
-      </w:tblCellMar>
-    </w:tblPr>
-  </w:style>
-  <w:style w:type="table" w:customStyle="1" w:styleId="76">
-    <w:name w:val="Звичайна таблиця 5"/>
-    <w:basedOn w:val="7"/>
-    <w:uiPriority w:val="0"/>
-    <w:qFormat/>
-    <w:pPr>
-      <w:spacing w:after="0" w:line="240" w:lineRule="auto"/>
-    </w:pPr>
-    <w:tblStylePr w:type="firstRow">
-      <w:rPr>
-        <w:i/>
-        <w:sz w:val="26"/>
-      </w:rPr>
-      <w:tblPr/>
-      <w:tcPr>
-        <w:tcBorders>
-          <w:bottom w:val="single" w:color="7F7F7F" w:sz="4" w:space="0"/>
-        </w:tcBorders>
-        <w:shd w:val="solid" w:color="FFFFFF" w:fill="auto"/>
-      </w:tcPr>
-    </w:tblStylePr>
-    <w:tblStylePr w:type="lastRow">
-      <w:rPr>
-        <w:i/>
-        <w:sz w:val="26"/>
-      </w:rPr>
-      <w:tblPr/>
-      <w:tcPr>
-        <w:tcBorders>
-          <w:top w:val="single" w:color="7F7F7F" w:sz="4" w:space="0"/>
-        </w:tcBorders>
-        <w:shd w:val="solid" w:color="FFFFFF" w:fill="auto"/>
-      </w:tcPr>
-    </w:tblStylePr>
-    <w:tblStylePr w:type="firstCol">
-      <w:pPr>
-        <w:jc w:val="right"/>
-      </w:pPr>
-      <w:rPr>
-        <w:i/>
-        <w:sz w:val="26"/>
-      </w:rPr>
-      <w:tblPr/>
-      <w:tcPr>
-        <w:tcBorders>
-          <w:right w:val="single" w:color="7F7F7F" w:sz="4" w:space="0"/>
-        </w:tcBorders>
-        <w:shd w:val="solid" w:color="FFFFFF" w:fill="auto"/>
-      </w:tcPr>
-    </w:tblStylePr>
-    <w:tblStylePr w:type="lastCol">
-      <w:rPr>
-        <w:i/>
-        <w:sz w:val="26"/>
-      </w:rPr>
-      <w:tblPr/>
-      <w:tcPr>
-        <w:tcBorders>
-          <w:left w:val="single" w:color="7F7F7F" w:sz="4" w:space="0"/>
-        </w:tcBorders>
-        <w:shd w:val="solid" w:color="FFFFFF" w:fill="auto"/>
-      </w:tcPr>
-    </w:tblStylePr>
-    <w:tblStylePr w:type="band1Vert">
-      <w:tblPr/>
-      <w:tcPr>
-        <w:shd w:val="solid" w:color="F2F2F2" w:fill="auto"/>
-      </w:tcPr>
-    </w:tblStylePr>
-    <w:tblStylePr w:type="band1Horz">
-      <w:tblPr/>
-      <w:tcPr>
-        <w:shd w:val="solid" w:color="F2F2F2" w:fill="auto"/>
-      </w:tcPr>
-    </w:tblStylePr>
-    <w:tblStylePr w:type="neCell">
-      <w:tblPr/>
-    </w:tblStylePr>
-    <w:tblStylePr w:type="nwCell">
-      <w:tblPr/>
-    </w:tblStylePr>
-    <w:tblStylePr w:type="seCell">
-      <w:tblPr/>
-    </w:tblStylePr>
-    <w:tblStylePr w:type="swCell">
-      <w:tblPr/>
-    </w:tblStylePr>
-  </w:style>
-  <w:style w:type="table" w:customStyle="1" w:styleId="77">
-    <w:name w:val="Звичайна таблиця 3"/>
-    <w:basedOn w:val="7"/>
-    <w:uiPriority w:val="0"/>
-    <w:qFormat/>
-    <w:pPr>
-      <w:spacing w:after="0" w:line="240" w:lineRule="auto"/>
-    </w:pPr>
-    <w:tblStylePr w:type="firstRow">
-      <w:rPr>
-        <w:b/>
-        <w:bCs/>
-        <w:caps/>
-      </w:rPr>
-      <w:tblPr/>
-      <w:tcPr>
-        <w:tcBorders>
-          <w:bottom w:val="single" w:color="7F7F7F" w:sz="4" w:space="0"/>
-        </w:tcBorders>
-      </w:tcPr>
-    </w:tblStylePr>
-    <w:tblStylePr w:type="lastRow">
-      <w:rPr>
-        <w:b/>
-        <w:bCs/>
-        <w:caps/>
-      </w:rPr>
-      <w:tblPr/>
-    </w:tblStylePr>
-    <w:tblStylePr w:type="firstCol">
-      <w:rPr>
-        <w:b/>
-        <w:bCs/>
-        <w:caps/>
-      </w:rPr>
-      <w:tblPr/>
-      <w:tcPr>
-        <w:tcBorders>
-          <w:right w:val="single" w:color="7F7F7F" w:sz="4" w:space="0"/>
-        </w:tcBorders>
-      </w:tcPr>
-    </w:tblStylePr>
-    <w:tblStylePr w:type="lastCol">
-      <w:rPr>
-        <w:b/>
-        <w:bCs/>
-        <w:caps/>
-      </w:rPr>
-      <w:tblPr/>
-    </w:tblStylePr>
-    <w:tblStylePr w:type="band1Vert">
-      <w:tblPr/>
-      <w:tcPr>
-        <w:shd w:val="solid" w:color="F2F2F2" w:fill="auto"/>
-      </w:tcPr>
-    </w:tblStylePr>
-    <w:tblStylePr w:type="band1Horz">
-      <w:tblPr/>
-      <w:tcPr>
-        <w:shd w:val="solid" w:color="F2F2F2" w:fill="auto"/>
-      </w:tcPr>
-    </w:tblStylePr>
-    <w:tblStylePr w:type="neCell">
-      <w:tblPr/>
-    </w:tblStylePr>
-    <w:tblStylePr w:type="nwCell">
-      <w:tblPr/>
-    </w:tblStylePr>
-  </w:style>
-  <w:style w:type="table" w:customStyle="1" w:styleId="78">
-    <w:name w:val="Список таблиці 7 (кольоровий) — акцент 6"/>
-    <w:basedOn w:val="7"/>
-    <w:uiPriority w:val="0"/>
-    <w:qFormat/>
-    <w:pPr>
-      <w:spacing w:after="0" w:line="240" w:lineRule="auto"/>
-    </w:pPr>
-    <w:tblStylePr w:type="firstRow">
-      <w:rPr>
-        <w:i/>
-        <w:sz w:val="26"/>
-      </w:rPr>
-      <w:tblPr/>
-      <w:tcPr>
-        <w:tcBorders>
-          <w:bottom w:val="single" w:color="70AD47" w:sz="4" w:space="0"/>
-        </w:tcBorders>
-        <w:shd w:val="solid" w:color="FFFFFF" w:fill="auto"/>
-      </w:tcPr>
-    </w:tblStylePr>
-    <w:tblStylePr w:type="lastRow">
-      <w:rPr>
-        <w:i/>
-        <w:sz w:val="26"/>
-      </w:rPr>
-      <w:tblPr/>
-      <w:tcPr>
-        <w:tcBorders>
-          <w:top w:val="single" w:color="70AD47" w:sz="4" w:space="0"/>
-        </w:tcBorders>
-        <w:shd w:val="solid" w:color="FFFFFF" w:fill="auto"/>
-      </w:tcPr>
-    </w:tblStylePr>
-    <w:tblStylePr w:type="firstCol">
-      <w:pPr>
-        <w:jc w:val="right"/>
-      </w:pPr>
-      <w:rPr>
-        <w:i/>
-        <w:sz w:val="26"/>
-      </w:rPr>
-      <w:tblPr/>
-      <w:tcPr>
-        <w:tcBorders>
-          <w:right w:val="single" w:color="70AD47" w:sz="4" w:space="0"/>
-        </w:tcBorders>
-        <w:shd w:val="solid" w:color="FFFFFF" w:fill="auto"/>
-      </w:tcPr>
-    </w:tblStylePr>
-    <w:tblStylePr w:type="lastCol">
-      <w:rPr>
-        <w:i/>
-        <w:sz w:val="26"/>
-      </w:rPr>
-      <w:tblPr/>
-      <w:tcPr>
-        <w:tcBorders>
-          <w:left w:val="single" w:color="70AD47" w:sz="4" w:space="0"/>
-        </w:tcBorders>
-        <w:shd w:val="solid" w:color="FFFFFF" w:fill="auto"/>
-      </w:tcPr>
-    </w:tblStylePr>
-    <w:tblStylePr w:type="band1Vert">
-      <w:tblPr/>
-      <w:tcPr>
-        <w:shd w:val="solid" w:color="E2EFD9" w:fill="auto"/>
-      </w:tcPr>
-    </w:tblStylePr>
-    <w:tblStylePr w:type="band1Horz">
-      <w:tblPr/>
-      <w:tcPr>
-        <w:shd w:val="solid" w:color="E2EFD9" w:fill="auto"/>
-      </w:tcPr>
-    </w:tblStylePr>
-    <w:tblStylePr w:type="neCell">
-      <w:tblPr/>
-    </w:tblStylePr>
-    <w:tblStylePr w:type="nwCell">
-      <w:tblPr/>
-    </w:tblStylePr>
-    <w:tblStylePr w:type="seCell">
-      <w:tblPr/>
-    </w:tblStylePr>
-    <w:tblStylePr w:type="swCell">
-      <w:tblPr/>
-    </w:tblStylePr>
-  </w:style>
-  <w:style w:type="table" w:customStyle="1" w:styleId="79">
-    <w:name w:val="Список таблиці 7 (кольоровий) — акцент 3"/>
-    <w:basedOn w:val="7"/>
-    <w:uiPriority w:val="0"/>
-    <w:qFormat/>
-    <w:pPr>
-      <w:spacing w:after="0" w:line="240" w:lineRule="auto"/>
-    </w:pPr>
-    <w:tblStylePr w:type="firstRow">
-      <w:rPr>
-        <w:i/>
-        <w:sz w:val="26"/>
-      </w:rPr>
-      <w:tblPr/>
-      <w:tcPr>
-        <w:tcBorders>
-          <w:bottom w:val="single" w:color="A5A5A5" w:sz="4" w:space="0"/>
-        </w:tcBorders>
-        <w:shd w:val="solid" w:color="FFFFFF" w:fill="auto"/>
-      </w:tcPr>
-    </w:tblStylePr>
-    <w:tblStylePr w:type="lastRow">
-      <w:rPr>
-        <w:i/>
-        <w:sz w:val="26"/>
-      </w:rPr>
-      <w:tblPr/>
-      <w:tcPr>
-        <w:tcBorders>
-          <w:top w:val="single" w:color="A5A5A5" w:sz="4" w:space="0"/>
-        </w:tcBorders>
-        <w:shd w:val="solid" w:color="FFFFFF" w:fill="auto"/>
-      </w:tcPr>
-    </w:tblStylePr>
-    <w:tblStylePr w:type="firstCol">
-      <w:pPr>
-        <w:jc w:val="right"/>
-      </w:pPr>
-      <w:rPr>
-        <w:i/>
-        <w:sz w:val="26"/>
-      </w:rPr>
-      <w:tblPr/>
-      <w:tcPr>
-        <w:tcBorders>
-          <w:right w:val="single" w:color="A5A5A5" w:sz="4" w:space="0"/>
-        </w:tcBorders>
-        <w:shd w:val="solid" w:color="FFFFFF" w:fill="auto"/>
-      </w:tcPr>
-    </w:tblStylePr>
-    <w:tblStylePr w:type="lastCol">
-      <w:rPr>
-        <w:i/>
-        <w:sz w:val="26"/>
-      </w:rPr>
-      <w:tblPr/>
-      <w:tcPr>
-        <w:tcBorders>
-          <w:left w:val="single" w:color="A5A5A5" w:sz="4" w:space="0"/>
-        </w:tcBorders>
-        <w:shd w:val="solid" w:color="FFFFFF" w:fill="auto"/>
-      </w:tcPr>
-    </w:tblStylePr>
-    <w:tblStylePr w:type="band1Vert">
-      <w:tblPr/>
-      <w:tcPr>
-        <w:shd w:val="solid" w:color="EDEDED" w:fill="auto"/>
-      </w:tcPr>
-    </w:tblStylePr>
-    <w:tblStylePr w:type="band1Horz">
-      <w:tblPr/>
-      <w:tcPr>
-        <w:shd w:val="solid" w:color="EDEDED" w:fill="auto"/>
-      </w:tcPr>
-    </w:tblStylePr>
-    <w:tblStylePr w:type="neCell">
-      <w:tblPr/>
-    </w:tblStylePr>
-    <w:tblStylePr w:type="nwCell">
-      <w:tblPr/>
-    </w:tblStylePr>
-    <w:tblStylePr w:type="seCell">
-      <w:tblPr/>
-    </w:tblStylePr>
-    <w:tblStylePr w:type="swCell">
-      <w:tblPr/>
-    </w:tblStylePr>
+    <w:rPr/>
   </w:style>
 </w:styles>
 </file>
@@ -20403,14 +19508,14 @@
     </a:clrScheme>
     <a:fontScheme name="Office">
       <a:majorFont>
-        <a:latin typeface="Calibri" pitchFamily="0" charset="1"/>
-        <a:ea typeface="Calibri" pitchFamily="0" charset="1"/>
-        <a:cs typeface="Calibri" pitchFamily="0" charset="1"/>
+        <a:latin typeface="Arial" pitchFamily="0" charset="1"/>
+        <a:ea typeface="DejaVu Sans" pitchFamily="0" charset="1"/>
+        <a:cs typeface="DejaVu Sans" pitchFamily="0" charset="1"/>
       </a:majorFont>
       <a:minorFont>
-        <a:latin typeface="Calibri" pitchFamily="0" charset="1"/>
-        <a:ea typeface="Calibri" pitchFamily="0" charset="1"/>
-        <a:cs typeface="Calibri" pitchFamily="0" charset="1"/>
+        <a:latin typeface="Arial" pitchFamily="0" charset="1"/>
+        <a:ea typeface="DejaVu Sans" pitchFamily="0" charset="1"/>
+        <a:cs typeface="DejaVu Sans" pitchFamily="0" charset="1"/>
       </a:minorFont>
     </a:fontScheme>
     <a:fmtScheme>
@@ -20418,58 +19523,25 @@
         <a:solidFill>
           <a:schemeClr val="phClr"/>
         </a:solidFill>
-        <a:gradFill>
-          <a:gsLst>
-            <a:gs pos="0">
-              <a:schemeClr val="phClr">
-                <a:tint val="50000"/>
-              </a:schemeClr>
-            </a:gs>
-            <a:gs pos="35000">
-              <a:schemeClr val="phClr">
-                <a:tint val="37000"/>
-              </a:schemeClr>
-            </a:gs>
-            <a:gs pos="100000">
-              <a:schemeClr val="phClr">
-                <a:tint val="15000"/>
-              </a:schemeClr>
-            </a:gs>
-          </a:gsLst>
-          <a:lin ang="16200000" scaled="1"/>
-          <a:tileRect l="0" t="0" r="0" b="0"/>
-        </a:gradFill>
-        <a:gradFill>
-          <a:gsLst>
-            <a:gs pos="0">
-              <a:schemeClr val="phClr">
-                <a:shade val="51000"/>
-              </a:schemeClr>
-            </a:gs>
-            <a:gs pos="80000">
-              <a:schemeClr val="phClr">
-                <a:shade val="93000"/>
-              </a:schemeClr>
-            </a:gs>
-            <a:gs pos="100000">
-              <a:schemeClr val="phClr">
-                <a:shade val="94000"/>
-              </a:schemeClr>
-            </a:gs>
-          </a:gsLst>
-          <a:lin ang="16200000" scaled="0"/>
-          <a:tileRect l="0" t="0" r="0" b="0"/>
-        </a:gradFill>
+        <a:solidFill>
+          <a:schemeClr val="phClr"/>
+        </a:solidFill>
+        <a:solidFill>
+          <a:schemeClr val="phClr"/>
+        </a:solidFill>
       </a:fillStyleLst>
       <a:lnStyleLst>
-        <a:ln w="9525" cap="flat" cmpd="sng" algn="ctr">
+        <a:ln w="6350" cap="flat" cmpd="sng" algn="ctr">
           <a:prstDash val="solid"/>
+          <a:miter/>
         </a:ln>
-        <a:ln w="25400" cap="flat" cmpd="sng" algn="ctr">
+        <a:ln w="6350" cap="flat" cmpd="sng" algn="ctr">
           <a:prstDash val="solid"/>
+          <a:miter/>
         </a:ln>
-        <a:ln w="38100" cap="flat" cmpd="sng" algn="ctr">
+        <a:ln w="6350" cap="flat" cmpd="sng" algn="ctr">
           <a:prstDash val="solid"/>
+          <a:miter/>
         </a:ln>
       </a:lnStyleLst>
       <a:effectStyleLst>
@@ -20487,48 +19559,12 @@
         <a:solidFill>
           <a:schemeClr val="phClr"/>
         </a:solidFill>
-        <a:gradFill>
-          <a:gsLst>
-            <a:gs pos="0">
-              <a:schemeClr val="phClr">
-                <a:tint val="40000"/>
-              </a:schemeClr>
-            </a:gs>
-            <a:gs pos="40000">
-              <a:schemeClr val="phClr">
-                <a:tint val="45000"/>
-                <a:shade val="99000"/>
-              </a:schemeClr>
-            </a:gs>
-            <a:gs pos="100000">
-              <a:schemeClr val="phClr">
-                <a:shade val="20000"/>
-              </a:schemeClr>
-            </a:gs>
-          </a:gsLst>
-          <a:path path="circle">
-            <a:fillToRect l="50000" t="-80000" r="50000" b="180000"/>
-          </a:path>
-          <a:tileRect l="0" t="0" r="0" b="0"/>
-        </a:gradFill>
-        <a:gradFill>
-          <a:gsLst>
-            <a:gs pos="0">
-              <a:schemeClr val="phClr">
-                <a:tint val="80000"/>
-              </a:schemeClr>
-            </a:gs>
-            <a:gs pos="100000">
-              <a:schemeClr val="phClr">
-                <a:shade val="30000"/>
-              </a:schemeClr>
-            </a:gs>
-          </a:gsLst>
-          <a:path path="circle">
-            <a:fillToRect l="50000" t="50000" r="50000" b="50000"/>
-          </a:path>
-          <a:tileRect l="0" t="0" r="0" b="0"/>
-        </a:gradFill>
+        <a:solidFill>
+          <a:schemeClr val="phClr"/>
+        </a:solidFill>
+        <a:solidFill>
+          <a:schemeClr val="phClr"/>
+        </a:solidFill>
       </a:bgFillStyleLst>
     </a:fmtScheme>
   </a:themeElements>

--- a/41BZ Bezpeka ta zahyst program/K/KNT-122_Onyshchenko_Variant-19_PZ.docx
+++ b/41BZ Bezpeka ta zahyst program/K/KNT-122_Onyshchenko_Variant-19_PZ.docx
@@ -468,9 +468,9 @@
         </w:rPr>
       </w:pPr>
       <w:bookmarkStart w:id="0" w:name="__RefHeading___Toc2365_792400555"/>
-      <w:bookmarkStart w:id="1" w:name="_Зміст000002"/>
+      <w:bookmarkStart w:id="1" w:name="_Зміст000064"/>
       <w:bookmarkStart w:id="2" w:name="_Зміст000028"/>
-      <w:bookmarkStart w:id="3" w:name="_Зміст000064"/>
+      <w:bookmarkStart w:id="3" w:name="_Зміст000002"/>
       <w:bookmarkEnd w:id="0"/>
       <w:r>
         <w:rPr>
@@ -1453,19 +1453,20 @@
           <w:tab w:val="left" w:pos="8477" w:leader="none"/>
         </w:tabs>
         <w:spacing w:before="0" w:after="600"/>
+        <w:ind w:hanging="0" w:start="0"/>
         <w:rPr>
           <w:rFonts w:eastAsia="Times New Roman" w:cs="Times New Roman"/>
           <w:lang w:val="uk-UA"/>
         </w:rPr>
       </w:pPr>
       <w:bookmarkStart w:id="4" w:name="__RefHeading___Toc2367_792400555"/>
-      <w:bookmarkStart w:id="5" w:name="_Toc533520909"/>
-      <w:bookmarkStart w:id="6" w:name="_Зміст000003"/>
-      <w:bookmarkStart w:id="7" w:name="_Зміст000029"/>
+      <w:bookmarkStart w:id="5" w:name="_Toc196826519"/>
+      <w:bookmarkStart w:id="6" w:name="_Toc27554778"/>
+      <w:bookmarkStart w:id="7" w:name="_Зміст000066"/>
       <w:bookmarkStart w:id="8" w:name="_Toc12274"/>
-      <w:bookmarkStart w:id="9" w:name="_Зміст000066"/>
-      <w:bookmarkStart w:id="10" w:name="_Toc27554778"/>
-      <w:bookmarkStart w:id="11" w:name="_Toc196826519"/>
+      <w:bookmarkStart w:id="9" w:name="_Зміст000029"/>
+      <w:bookmarkStart w:id="10" w:name="_Зміст000003"/>
+      <w:bookmarkStart w:id="11" w:name="_Toc533520909"/>
       <w:bookmarkEnd w:id="4"/>
       <w:r>
         <w:rPr>
@@ -1567,11 +1568,10 @@
     <w:p>
       <w:pPr>
         <w:pStyle w:val="Common"/>
-        <w:ind w:hanging="0" w:start="0"/>
         <w:rPr>
           <w:rFonts w:eastAsia="Times New Roman" w:cs="Times New Roman"/>
           <w:szCs w:val="28"/>
-          <w:lang w:val="uk-UA"/>
+          <w:lang w:val="en-US"/>
         </w:rPr>
       </w:pPr>
       <w:r>
@@ -1580,32 +1580,33 @@
           <w:szCs w:val="28"/>
           <w:lang w:val="uk-UA"/>
         </w:rPr>
-      </w:r>
-    </w:p>
-    <w:p>
-      <w:pPr>
-        <w:pStyle w:val="Common"/>
+        <w:t xml:space="preserve">ВІЖЕНЕР, ВЕБ ЗАСТОСУНОК, ВІДКРИТИЙ КОД, ШИФРУВАННЯ, ДЕШИФРУВАННЯ, </w:t>
+      </w:r>
+      <w:r>
         <w:rPr>
           <w:rFonts w:eastAsia="Times New Roman" w:cs="Times New Roman"/>
           <w:szCs w:val="28"/>
           <w:lang w:val="en-US"/>
         </w:rPr>
-      </w:pPr>
-      <w:r>
+        <w:t>FLASK, NEXT.JS</w:t>
+      </w:r>
+    </w:p>
+    <w:p>
+      <w:pPr>
+        <w:pStyle w:val="Common"/>
         <w:rPr>
           <w:rFonts w:eastAsia="Times New Roman" w:cs="Times New Roman"/>
           <w:szCs w:val="28"/>
           <w:lang w:val="uk-UA"/>
         </w:rPr>
-        <w:t xml:space="preserve">ВІЖЕНЕР, ВЕБ ЗАСТОСУНОК, ВІДКРИТИЙ КОД, ШИФРУВАННЯ, ДЕШИФРУВАННЯ, </w:t>
-      </w:r>
+      </w:pPr>
       <w:r>
         <w:rPr>
           <w:rFonts w:eastAsia="Times New Roman" w:cs="Times New Roman"/>
           <w:szCs w:val="28"/>
-          <w:lang w:val="en-US"/>
-        </w:rPr>
-        <w:t>FLASK, NEXT.JS</w:t>
+          <w:lang w:val="uk-UA"/>
+        </w:rPr>
+        <w:t>Об’єкт проєктування – сучасні системи шифрування та дешифрування.</w:t>
       </w:r>
     </w:p>
     <w:p>
@@ -1614,15 +1615,16 @@
         <w:rPr>
           <w:rFonts w:eastAsia="Times New Roman" w:cs="Times New Roman"/>
           <w:szCs w:val="28"/>
-          <w:lang w:val="en-US"/>
+          <w:lang w:val="uk-UA"/>
         </w:rPr>
       </w:pPr>
       <w:r>
         <w:rPr>
           <w:rFonts w:eastAsia="Times New Roman" w:cs="Times New Roman"/>
           <w:szCs w:val="28"/>
-          <w:lang w:val="en-US"/>
-        </w:rPr>
+          <w:lang w:val="uk-UA"/>
+        </w:rPr>
+        <w:t>Предмет дослідження — шифрування алгоритмом Віженера.</w:t>
       </w:r>
     </w:p>
     <w:p>
@@ -1640,7 +1642,7 @@
           <w:szCs w:val="28"/>
           <w:lang w:val="uk-UA"/>
         </w:rPr>
-        <w:t>Об’єкт проєктування – сучасні системи шифрування та дешифрування.</w:t>
+        <w:t>Мета роботи – криптографічна система з використанням шифру Віженера.</w:t>
       </w:r>
     </w:p>
     <w:p>
@@ -1658,104 +1660,43 @@
           <w:szCs w:val="28"/>
           <w:lang w:val="uk-UA"/>
         </w:rPr>
-        <w:t xml:space="preserve">Предмет </w:t>
-      </w:r>
-      <w:r>
+        <w:t>Методи дослідження – використання відкритих джерел інформації та відомих засобів розробки.</w:t>
+      </w:r>
+    </w:p>
+    <w:p>
+      <w:pPr>
+        <w:pStyle w:val="Common"/>
         <w:rPr>
           <w:rFonts w:eastAsia="Times New Roman" w:cs="Times New Roman"/>
           <w:szCs w:val="28"/>
           <w:lang w:val="uk-UA"/>
         </w:rPr>
-        <w:t>дослідження — шифрування алгоритмом Віженера.</w:t>
-      </w:r>
-    </w:p>
-    <w:p>
-      <w:pPr>
-        <w:pStyle w:val="Common"/>
+      </w:pPr>
+      <w:r>
         <w:rPr>
           <w:rFonts w:eastAsia="Times New Roman" w:cs="Times New Roman"/>
           <w:szCs w:val="28"/>
           <w:lang w:val="uk-UA"/>
         </w:rPr>
-      </w:pPr>
-      <w:r>
+        <w:t>Результатом роботи має бути готова програма, пояснювальна записка, презентація проєкту.</w:t>
+      </w:r>
+    </w:p>
+    <w:p>
+      <w:pPr>
+        <w:pStyle w:val="Common"/>
         <w:rPr>
           <w:rFonts w:eastAsia="Times New Roman" w:cs="Times New Roman"/>
           <w:szCs w:val="28"/>
           <w:lang w:val="uk-UA"/>
         </w:rPr>
-        <w:t>Мета роботи – криптографічна система з використанням шифру Віженера.</w:t>
-      </w:r>
-    </w:p>
-    <w:p>
-      <w:pPr>
-        <w:pStyle w:val="Common"/>
+      </w:pPr>
+      <w:r>
         <w:rPr>
           <w:rFonts w:eastAsia="Times New Roman" w:cs="Times New Roman"/>
           <w:szCs w:val="28"/>
           <w:lang w:val="uk-UA"/>
         </w:rPr>
-      </w:pPr>
-      <w:r>
-        <w:rPr>
-          <w:rFonts w:eastAsia="Times New Roman" w:cs="Times New Roman"/>
-          <w:szCs w:val="28"/>
-          <w:lang w:val="uk-UA"/>
-        </w:rPr>
-        <w:t>Методи дослідження – використання відкритих джерел інформації та відомих засобів розробки.</w:t>
-      </w:r>
-    </w:p>
-    <w:p>
-      <w:pPr>
-        <w:pStyle w:val="Common"/>
-        <w:rPr>
-          <w:rFonts w:eastAsia="Times New Roman" w:cs="Times New Roman"/>
-          <w:szCs w:val="28"/>
-          <w:lang w:val="uk-UA"/>
-        </w:rPr>
-      </w:pPr>
-      <w:r>
-        <w:rPr>
-          <w:rFonts w:eastAsia="Times New Roman" w:cs="Times New Roman"/>
-          <w:szCs w:val="28"/>
-          <w:lang w:val="uk-UA"/>
-        </w:rPr>
-        <w:t>Результатом роботи має бути готова програма, пояснювальна записка, презентація проєкту.</w:t>
-      </w:r>
-    </w:p>
-    <w:p>
-      <w:pPr>
-        <w:pStyle w:val="Common"/>
-        <w:rPr>
-          <w:rFonts w:eastAsia="Times New Roman" w:cs="Times New Roman"/>
-          <w:szCs w:val="28"/>
-          <w:lang w:val="uk-UA"/>
-        </w:rPr>
-      </w:pPr>
-      <w:r>
-        <w:rPr>
-          <w:rFonts w:eastAsia="Times New Roman" w:cs="Times New Roman"/>
-          <w:szCs w:val="28"/>
-          <w:lang w:val="uk-UA"/>
-        </w:rPr>
         <w:t>Основні показники:</w:t>
-      </w:r>
-    </w:p>
-    <w:p>
-      <w:pPr>
-        <w:pStyle w:val="Common"/>
-        <w:rPr>
-          <w:rFonts w:eastAsia="Times New Roman" w:cs="Times New Roman"/>
-          <w:szCs w:val="28"/>
-          <w:lang w:val="uk-UA"/>
-        </w:rPr>
-      </w:pPr>
-      <w:r>
-        <w:rPr>
-          <w:rFonts w:eastAsia="Times New Roman" w:cs="Times New Roman"/>
-          <w:szCs w:val="28"/>
-          <w:lang w:val="uk-UA"/>
-        </w:rPr>
       </w:r>
     </w:p>
     <w:p>
@@ -1763,7 +1704,7 @@
         <w:pStyle w:val="Common"/>
         <w:numPr>
           <w:ilvl w:val="0"/>
-          <w:numId w:val="5"/>
+          <w:numId w:val="4"/>
         </w:numPr>
         <w:ind w:hanging="360" w:start="1211"/>
         <w:rPr>
@@ -1786,7 +1727,7 @@
         <w:pStyle w:val="Common"/>
         <w:numPr>
           <w:ilvl w:val="0"/>
-          <w:numId w:val="5"/>
+          <w:numId w:val="4"/>
         </w:numPr>
         <w:ind w:hanging="360" w:start="1211"/>
         <w:rPr>
@@ -1809,7 +1750,7 @@
         <w:pStyle w:val="Common"/>
         <w:numPr>
           <w:ilvl w:val="0"/>
-          <w:numId w:val="5"/>
+          <w:numId w:val="4"/>
         </w:numPr>
         <w:ind w:hanging="360" w:start="1211"/>
         <w:rPr>
@@ -1834,17 +1775,18 @@
       <w:pPr>
         <w:pStyle w:val="Title1st"/>
         <w:spacing w:before="0" w:after="600"/>
+        <w:ind w:hanging="0" w:start="0"/>
         <w:rPr>
           <w:rFonts w:eastAsia="Times New Roman" w:cs="Times New Roman"/>
           <w:lang w:val="uk-UA"/>
         </w:rPr>
       </w:pPr>
       <w:bookmarkStart w:id="12" w:name="__RefHeading___Toc2369_792400555"/>
-      <w:bookmarkStart w:id="13" w:name="_Toc196826520"/>
-      <w:bookmarkStart w:id="14" w:name="_Toc1235"/>
+      <w:bookmarkStart w:id="13" w:name="_Зміст000030"/>
+      <w:bookmarkStart w:id="14" w:name="_Зміст000067"/>
       <w:bookmarkStart w:id="15" w:name="_Зміст000004"/>
-      <w:bookmarkStart w:id="16" w:name="_Зміст000067"/>
-      <w:bookmarkStart w:id="17" w:name="_Зміст000030"/>
+      <w:bookmarkStart w:id="16" w:name="_Toc1235"/>
+      <w:bookmarkStart w:id="17" w:name="_Toc196826520"/>
       <w:bookmarkEnd w:id="12"/>
       <w:r>
         <w:rPr>
@@ -2018,7 +1960,7 @@
               </w:rPr>
               <w:t>1.1 Огляд існуючих методів вирішення завдання</w:t>
               <w:tab/>
-              <w:t>8</w:t>
+              <w:t>7</w:t>
             </w:r>
           </w:hyperlink>
         </w:p>
@@ -2038,7 +1980,7 @@
               </w:rPr>
               <w:t>1.2 Огляд існуючих програмних засобів, що вирішують аналогічні завдання</w:t>
               <w:tab/>
-              <w:t>9</w:t>
+              <w:t>7</w:t>
             </w:r>
           </w:hyperlink>
         </w:p>
@@ -2058,7 +2000,7 @@
               </w:rPr>
               <w:t>1.2.1 Програма Dcode</w:t>
               <w:tab/>
-              <w:t>9</w:t>
+              <w:t>7</w:t>
             </w:r>
           </w:hyperlink>
         </w:p>
@@ -2078,7 +2020,7 @@
               </w:rPr>
               <w:t>1.2.2 Програма Boxentriq</w:t>
               <w:tab/>
-              <w:t>10</w:t>
+              <w:t>8</w:t>
             </w:r>
           </w:hyperlink>
         </w:p>
@@ -2098,7 +2040,7 @@
               </w:rPr>
               <w:t>1.2.4 Порівняльна таблиця розглянутих програм</w:t>
               <w:tab/>
-              <w:t>11</w:t>
+              <w:t>10</w:t>
             </w:r>
           </w:hyperlink>
         </w:p>
@@ -2118,7 +2060,7 @@
               </w:rPr>
               <w:t>1.3 Постановка завдання роботи</w:t>
               <w:tab/>
-              <w:t>12</w:t>
+              <w:t>11</w:t>
             </w:r>
           </w:hyperlink>
         </w:p>
@@ -2138,7 +2080,7 @@
               </w:rPr>
               <w:t>1.4 Висновки за першим розділом</w:t>
               <w:tab/>
-              <w:t>12</w:t>
+              <w:t>11</w:t>
             </w:r>
           </w:hyperlink>
         </w:p>
@@ -2158,7 +2100,7 @@
               </w:rPr>
               <w:t>2 Вибір та обґрунтування структури системи, яка проєктується</w:t>
               <w:tab/>
-              <w:t>13</w:t>
+              <w:t>12</w:t>
             </w:r>
           </w:hyperlink>
         </w:p>
@@ -2178,7 +2120,7 @@
               </w:rPr>
               <w:t>2.1 Вибір інструментарію розробки програмного забезпечення</w:t>
               <w:tab/>
-              <w:t>13</w:t>
+              <w:t>12</w:t>
             </w:r>
           </w:hyperlink>
         </w:p>
@@ -2198,7 +2140,7 @@
               </w:rPr>
               <w:t>2.1.1 Огляд особливостей мови програмування, клієнт</w:t>
               <w:tab/>
-              <w:t>13</w:t>
+              <w:t>12</w:t>
             </w:r>
           </w:hyperlink>
         </w:p>
@@ -2218,7 +2160,7 @@
               </w:rPr>
               <w:t>2.1.2 Огляд особливостей мови програмування, сервер</w:t>
               <w:tab/>
-              <w:t>14</w:t>
+              <w:t>13</w:t>
             </w:r>
           </w:hyperlink>
         </w:p>
@@ -2238,7 +2180,7 @@
               </w:rPr>
               <w:t>2.1.2 Огляд особливостей обраного середовища розробки</w:t>
               <w:tab/>
-              <w:t>14</w:t>
+              <w:t>13</w:t>
             </w:r>
           </w:hyperlink>
         </w:p>
@@ -2258,7 +2200,7 @@
               </w:rPr>
               <w:t>2.2 Структурна схема програми</w:t>
               <w:tab/>
-              <w:t>15</w:t>
+              <w:t>14</w:t>
             </w:r>
           </w:hyperlink>
         </w:p>
@@ -2278,7 +2220,7 @@
               </w:rPr>
               <w:t>2.3 Функціональна схема</w:t>
               <w:tab/>
-              <w:t>15</w:t>
+              <w:t>14</w:t>
             </w:r>
           </w:hyperlink>
         </w:p>
@@ -2298,7 +2240,7 @@
               </w:rPr>
               <w:t>2.4 Опис модулів розроблюваної системи</w:t>
               <w:tab/>
-              <w:t>15</w:t>
+              <w:t>14</w:t>
             </w:r>
           </w:hyperlink>
         </w:p>
@@ -2318,7 +2260,7 @@
               </w:rPr>
               <w:t>2.5 Висновки за другим розділом</w:t>
               <w:tab/>
-              <w:t>16</w:t>
+              <w:t>15</w:t>
             </w:r>
           </w:hyperlink>
         </w:p>
@@ -2338,7 +2280,7 @@
               </w:rPr>
               <w:t>3 Основні рішення щодо реалізації компонентів системи</w:t>
               <w:tab/>
-              <w:t>17</w:t>
+              <w:t>16</w:t>
             </w:r>
           </w:hyperlink>
         </w:p>
@@ -2358,7 +2300,7 @@
               </w:rPr>
               <w:t>3.1 Алгоритм функціонування розробленої програми</w:t>
               <w:tab/>
-              <w:t>17</w:t>
+              <w:t>16</w:t>
             </w:r>
           </w:hyperlink>
         </w:p>
@@ -2378,7 +2320,7 @@
               </w:rPr>
               <w:t>3.3 Розробка алгоритму</w:t>
               <w:tab/>
-              <w:t>17</w:t>
+              <w:t>16</w:t>
             </w:r>
           </w:hyperlink>
         </w:p>
@@ -2398,7 +2340,7 @@
               </w:rPr>
               <w:t>3.4 Висновки за третім розділом</w:t>
               <w:tab/>
-              <w:t>18</w:t>
+              <w:t>17</w:t>
             </w:r>
           </w:hyperlink>
         </w:p>
@@ -2418,7 +2360,7 @@
               </w:rPr>
               <w:t>4 Інтерфейс застосунку</w:t>
               <w:tab/>
-              <w:t>19</w:t>
+              <w:t>18</w:t>
             </w:r>
           </w:hyperlink>
         </w:p>
@@ -2438,7 +2380,7 @@
               </w:rPr>
               <w:t>4.1 Вимоги до інтерфейсу</w:t>
               <w:tab/>
-              <w:t>19</w:t>
+              <w:t>18</w:t>
             </w:r>
           </w:hyperlink>
         </w:p>
@@ -2458,7 +2400,7 @@
               </w:rPr>
               <w:t>4.2 Вигляд інтерфейсу</w:t>
               <w:tab/>
-              <w:t>19</w:t>
+              <w:t>18</w:t>
             </w:r>
           </w:hyperlink>
         </w:p>
@@ -2478,7 +2420,7 @@
               </w:rPr>
               <w:t>5 Керівництво користувача</w:t>
               <w:tab/>
-              <w:t>22</w:t>
+              <w:t>21</w:t>
             </w:r>
           </w:hyperlink>
         </w:p>
@@ -2498,7 +2440,7 @@
               </w:rPr>
               <w:t>5.1 Призначення програми</w:t>
               <w:tab/>
-              <w:t>22</w:t>
+              <w:t>21</w:t>
             </w:r>
           </w:hyperlink>
         </w:p>
@@ -2518,7 +2460,7 @@
               </w:rPr>
               <w:t>5.2 Умови виконання програми</w:t>
               <w:tab/>
-              <w:t>22</w:t>
+              <w:t>21</w:t>
             </w:r>
           </w:hyperlink>
         </w:p>
@@ -2538,7 +2480,7 @@
               </w:rPr>
               <w:t>5.3 Виконання програми</w:t>
               <w:tab/>
-              <w:t>22</w:t>
+              <w:t>21</w:t>
             </w:r>
           </w:hyperlink>
         </w:p>
@@ -2558,7 +2500,7 @@
               </w:rPr>
               <w:t>Висновки</w:t>
               <w:tab/>
-              <w:t>23</w:t>
+              <w:t>22</w:t>
             </w:r>
           </w:hyperlink>
         </w:p>
@@ -2578,7 +2520,7 @@
               </w:rPr>
               <w:t>Список використаних джерел</w:t>
               <w:tab/>
-              <w:t>24</w:t>
+              <w:t>23</w:t>
             </w:r>
           </w:hyperlink>
         </w:p>
@@ -2598,7 +2540,7 @@
               </w:rPr>
               <w:t>Додаток А</w:t>
               <w:tab/>
-              <w:t>25</w:t>
+              <w:t>24</w:t>
             </w:r>
           </w:hyperlink>
         </w:p>
@@ -2618,7 +2560,7 @@
               </w:rPr>
               <w:t>А.1 Вступ</w:t>
               <w:tab/>
-              <w:t>26</w:t>
+              <w:t>25</w:t>
             </w:r>
           </w:hyperlink>
         </w:p>
@@ -2638,7 +2580,7 @@
               </w:rPr>
               <w:t>А.1.1 Назва програми</w:t>
               <w:tab/>
-              <w:t>26</w:t>
+              <w:t>25</w:t>
             </w:r>
           </w:hyperlink>
         </w:p>
@@ -2658,7 +2600,7 @@
               </w:rPr>
               <w:t>А.1.2 Призначення та область застосування</w:t>
               <w:tab/>
-              <w:t>26</w:t>
+              <w:t>25</w:t>
             </w:r>
           </w:hyperlink>
         </w:p>
@@ -2678,7 +2620,7 @@
               </w:rPr>
               <w:t>А.2 Підстави для розробки</w:t>
               <w:tab/>
-              <w:t>26</w:t>
+              <w:t>25</w:t>
             </w:r>
           </w:hyperlink>
         </w:p>
@@ -2698,7 +2640,7 @@
               </w:rPr>
               <w:t>А.3 Призначення розробки</w:t>
               <w:tab/>
-              <w:t>26</w:t>
+              <w:t>25</w:t>
             </w:r>
           </w:hyperlink>
         </w:p>
@@ -2718,7 +2660,7 @@
               </w:rPr>
               <w:t>А.4 Вимоги до програми</w:t>
               <w:tab/>
-              <w:t>26</w:t>
+              <w:t>25</w:t>
             </w:r>
           </w:hyperlink>
         </w:p>
@@ -2738,7 +2680,7 @@
               </w:rPr>
               <w:t>А.4.1 Вимоги до функціональних характеристик</w:t>
               <w:tab/>
-              <w:t>27</w:t>
+              <w:t>26</w:t>
             </w:r>
           </w:hyperlink>
         </w:p>
@@ -2758,7 +2700,7 @@
               </w:rPr>
               <w:t>А.4.2 Вимоги до надійності</w:t>
               <w:tab/>
-              <w:t>27</w:t>
+              <w:t>26</w:t>
             </w:r>
           </w:hyperlink>
         </w:p>
@@ -2778,7 +2720,7 @@
               </w:rPr>
               <w:t>А.4.3 Вимоги до технічних та програмних засобів</w:t>
               <w:tab/>
-              <w:t>27</w:t>
+              <w:t>26</w:t>
             </w:r>
           </w:hyperlink>
         </w:p>
@@ -2798,7 +2740,7 @@
               </w:rPr>
               <w:t>А.4.4 Вимоги до вхідних даних</w:t>
               <w:tab/>
-              <w:t>28</w:t>
+              <w:t>27</w:t>
             </w:r>
           </w:hyperlink>
         </w:p>
@@ -2818,7 +2760,7 @@
               </w:rPr>
               <w:t>А.5 Вимоги до програмної документації</w:t>
               <w:tab/>
-              <w:t>28</w:t>
+              <w:t>27</w:t>
             </w:r>
           </w:hyperlink>
         </w:p>
@@ -2838,7 +2780,7 @@
               </w:rPr>
               <w:t>А.6 Стадії і етапи розробки</w:t>
               <w:tab/>
-              <w:t>28</w:t>
+              <w:t>27</w:t>
             </w:r>
           </w:hyperlink>
         </w:p>
@@ -2858,7 +2800,7 @@
               </w:rPr>
               <w:t>А.6.1 Стадії розробки</w:t>
               <w:tab/>
-              <w:t>28</w:t>
+              <w:t>27</w:t>
             </w:r>
           </w:hyperlink>
         </w:p>
@@ -2878,7 +2820,7 @@
               </w:rPr>
               <w:t>А.6.2 Етапи розробки</w:t>
               <w:tab/>
-              <w:t>29</w:t>
+              <w:t>28</w:t>
             </w:r>
           </w:hyperlink>
         </w:p>
@@ -2898,7 +2840,7 @@
               </w:rPr>
               <w:t>А.6.3 Зміст робіт по етапах</w:t>
               <w:tab/>
-              <w:t>29</w:t>
+              <w:t>28</w:t>
             </w:r>
           </w:hyperlink>
         </w:p>
@@ -2918,7 +2860,7 @@
               </w:rPr>
               <w:t>Додаток Б</w:t>
               <w:tab/>
-              <w:t>30</w:t>
+              <w:t>29</w:t>
             </w:r>
           </w:hyperlink>
         </w:p>
@@ -2938,7 +2880,7 @@
               </w:rPr>
               <w:t>Б.1 Загальні відомості</w:t>
               <w:tab/>
-              <w:t>31</w:t>
+              <w:t>30</w:t>
             </w:r>
           </w:hyperlink>
         </w:p>
@@ -2958,7 +2900,7 @@
               </w:rPr>
               <w:t>Б.2 Функціональне призначення</w:t>
               <w:tab/>
-              <w:t>31</w:t>
+              <w:t>30</w:t>
             </w:r>
           </w:hyperlink>
         </w:p>
@@ -2978,7 +2920,7 @@
               </w:rPr>
               <w:t>Б.3 Опис логічної структури програми</w:t>
               <w:tab/>
-              <w:t>31</w:t>
+              <w:t>30</w:t>
             </w:r>
           </w:hyperlink>
         </w:p>
@@ -2998,7 +2940,7 @@
               </w:rPr>
               <w:t>Б.3.1 Алгоритм шифрування/дешифрування</w:t>
               <w:tab/>
-              <w:t>31</w:t>
+              <w:t>30</w:t>
             </w:r>
           </w:hyperlink>
         </w:p>
@@ -3018,7 +2960,7 @@
               </w:rPr>
               <w:t>Б.4 Використані технічні засоби</w:t>
               <w:tab/>
-              <w:t>32</w:t>
+              <w:t>31</w:t>
             </w:r>
           </w:hyperlink>
         </w:p>
@@ -3038,7 +2980,7 @@
               </w:rPr>
               <w:t>Б.5 Виклик і завантаження</w:t>
               <w:tab/>
-              <w:t>32</w:t>
+              <w:t>31</w:t>
             </w:r>
           </w:hyperlink>
         </w:p>
@@ -3058,7 +3000,7 @@
               </w:rPr>
               <w:t>Б.6 Початкові дані</w:t>
               <w:tab/>
-              <w:t>33</w:t>
+              <w:t>32</w:t>
             </w:r>
           </w:hyperlink>
         </w:p>
@@ -3078,7 +3020,7 @@
               </w:rPr>
               <w:t>Додаток В</w:t>
               <w:tab/>
-              <w:t>34</w:t>
+              <w:t>33</w:t>
             </w:r>
           </w:hyperlink>
         </w:p>
@@ -3098,7 +3040,7 @@
               </w:rPr>
               <w:t>Текст серверу — server.py</w:t>
               <w:tab/>
-              <w:t>35</w:t>
+              <w:t>34</w:t>
             </w:r>
           </w:hyperlink>
         </w:p>
@@ -3118,7 +3060,7 @@
               </w:rPr>
               <w:t>Текст сторінки — page.tsx</w:t>
               <w:tab/>
-              <w:t>35</w:t>
+              <w:t>34</w:t>
             </w:r>
           </w:hyperlink>
         </w:p>
@@ -3138,7 +3080,7 @@
               </w:rPr>
               <w:t>Додаток Г</w:t>
               <w:tab/>
-              <w:t>39</w:t>
+              <w:t>38</w:t>
             </w:r>
           </w:hyperlink>
           <w:r>
@@ -3185,6 +3127,7 @@
     <w:p>
       <w:pPr>
         <w:pStyle w:val="Title1st"/>
+        <w:ind w:hanging="0" w:start="0"/>
         <w:rPr>
           <w:rFonts w:eastAsia="Times New Roman" w:cs="Times New Roman"/>
           <w:szCs w:val="32"/>
@@ -3192,14 +3135,14 @@
         </w:rPr>
       </w:pPr>
       <w:bookmarkStart w:id="18" w:name="__RefHeading___Toc2371_792400555"/>
-      <w:bookmarkStart w:id="19" w:name="_Toc533520912"/>
-      <w:bookmarkStart w:id="20" w:name="_Зміст000031"/>
-      <w:bookmarkStart w:id="21" w:name="_Зміст000005"/>
-      <w:bookmarkStart w:id="22" w:name="_Зміст000065"/>
-      <w:bookmarkStart w:id="23" w:name="_Toc196826521"/>
-      <w:bookmarkStart w:id="24" w:name="_Зміст000068"/>
-      <w:bookmarkStart w:id="25" w:name="_Toc27554779"/>
-      <w:bookmarkStart w:id="26" w:name="_Toc29924"/>
+      <w:bookmarkStart w:id="19" w:name="_Toc29924"/>
+      <w:bookmarkStart w:id="20" w:name="_Toc27554779"/>
+      <w:bookmarkStart w:id="21" w:name="_Зміст000068"/>
+      <w:bookmarkStart w:id="22" w:name="_Toc196826521"/>
+      <w:bookmarkStart w:id="23" w:name="_Зміст000065"/>
+      <w:bookmarkStart w:id="24" w:name="_Зміст000005"/>
+      <w:bookmarkStart w:id="25" w:name="_Зміст000031"/>
+      <w:bookmarkStart w:id="26" w:name="_Toc533520912"/>
       <w:bookmarkEnd w:id="18"/>
       <w:r>
         <w:rPr>
@@ -3377,19 +3320,20 @@
       <w:pPr>
         <w:pStyle w:val="Title1st"/>
         <w:spacing w:before="0" w:after="600"/>
+        <w:ind w:hanging="0" w:start="0"/>
         <w:rPr>
           <w:rFonts w:eastAsia="Times New Roman" w:cs="Times New Roman"/>
           <w:lang w:val="uk-UA"/>
         </w:rPr>
       </w:pPr>
       <w:bookmarkStart w:id="27" w:name="__RefHeading___Toc2373_792400555"/>
-      <w:bookmarkStart w:id="28" w:name="_Toc31110"/>
-      <w:bookmarkStart w:id="29" w:name="_Зміст000032"/>
-      <w:bookmarkStart w:id="30" w:name="_Toc533520911"/>
+      <w:bookmarkStart w:id="28" w:name="_Toc196826522"/>
+      <w:bookmarkStart w:id="29" w:name="_Зміст000006"/>
+      <w:bookmarkStart w:id="30" w:name="_Toc27554780"/>
       <w:bookmarkStart w:id="31" w:name="_Зміст000069"/>
-      <w:bookmarkStart w:id="32" w:name="_Toc27554780"/>
-      <w:bookmarkStart w:id="33" w:name="_Зміст000006"/>
-      <w:bookmarkStart w:id="34" w:name="_Toc196826522"/>
+      <w:bookmarkStart w:id="32" w:name="_Toc533520911"/>
+      <w:bookmarkStart w:id="33" w:name="_Зміст000032"/>
+      <w:bookmarkStart w:id="34" w:name="_Toc31110"/>
       <w:bookmarkEnd w:id="27"/>
       <w:r>
         <w:rPr>
@@ -3567,17 +3511,18 @@
       <w:pPr>
         <w:pStyle w:val="Title1st"/>
         <w:spacing w:before="0" w:after="600"/>
+        <w:ind w:hanging="0" w:start="0"/>
         <w:rPr>
           <w:rFonts w:eastAsia="Times New Roman" w:cs="Times New Roman"/>
           <w:lang w:val="en-US"/>
         </w:rPr>
       </w:pPr>
       <w:bookmarkStart w:id="35" w:name="__RefHeading___Toc2375_792400555"/>
-      <w:bookmarkStart w:id="36" w:name="_Toc196826523"/>
-      <w:bookmarkStart w:id="37" w:name="_Toc27554781"/>
+      <w:bookmarkStart w:id="36" w:name="_Toc533520913"/>
+      <w:bookmarkStart w:id="37" w:name="_Зміст000070"/>
       <w:bookmarkStart w:id="38" w:name="_Toc19024"/>
-      <w:bookmarkStart w:id="39" w:name="_Зміст000070"/>
-      <w:bookmarkStart w:id="40" w:name="_Toc533520913"/>
+      <w:bookmarkStart w:id="39" w:name="_Toc27554781"/>
+      <w:bookmarkStart w:id="40" w:name="_Toc196826523"/>
       <w:bookmarkEnd w:id="35"/>
       <w:r>
         <w:rPr>
@@ -3607,14 +3552,15 @@
     <w:p>
       <w:pPr>
         <w:pStyle w:val="Title2nd1"/>
+        <w:ind w:hanging="0" w:start="0"/>
         <w:rPr>
           <w:rFonts w:eastAsia="Times New Roman" w:cs="Times New Roman"/>
         </w:rPr>
       </w:pPr>
       <w:bookmarkStart w:id="41" w:name="__RefHeading___Toc2377_792400555"/>
-      <w:bookmarkStart w:id="42" w:name="_Зміст000071"/>
+      <w:bookmarkStart w:id="42" w:name="_Toc196826524"/>
       <w:bookmarkStart w:id="43" w:name="_Toc25684"/>
-      <w:bookmarkStart w:id="44" w:name="_Toc196826524"/>
+      <w:bookmarkStart w:id="44" w:name="_Зміст000071"/>
       <w:bookmarkStart w:id="45" w:name="_Toc27554782"/>
       <w:bookmarkEnd w:id="41"/>
       <w:r>
@@ -3660,49 +3606,7 @@
           <w:rFonts w:eastAsia="Times New Roman" w:cs="Times New Roman"/>
           <w:lang w:val="uk-UA"/>
         </w:rPr>
-        <w:t xml:space="preserve">Знайдені приклади є </w:t>
-      </w:r>
-      <w:r>
-        <w:rPr>
-          <w:rFonts w:eastAsia="Times New Roman" w:cs="Times New Roman"/>
-          <w:lang w:val="uk-UA"/>
-        </w:rPr>
-        <w:t>вебсайтами</w:t>
-      </w:r>
-      <w:r>
-        <w:rPr>
-          <w:rFonts w:eastAsia="Times New Roman" w:cs="Times New Roman"/>
-          <w:lang w:val="uk-UA"/>
-        </w:rPr>
-        <w:t xml:space="preserve">, що дозволяють </w:t>
-      </w:r>
-      <w:r>
-        <w:rPr>
-          <w:rFonts w:eastAsia="Times New Roman" w:cs="Times New Roman"/>
-          <w:lang w:val="uk-UA"/>
-        </w:rPr>
-        <w:t xml:space="preserve">купувати та продавати </w:t>
-      </w:r>
-      <w:r>
-        <w:rPr>
-          <w:rFonts w:eastAsia="Times New Roman" w:cs="Times New Roman"/>
-          <w:lang w:val="uk-UA"/>
-        </w:rPr>
-        <w:t>вантажівки</w:t>
-      </w:r>
-      <w:r>
-        <w:rPr>
-          <w:rFonts w:eastAsia="Times New Roman" w:cs="Times New Roman"/>
-          <w:lang w:val="uk-UA"/>
-        </w:rPr>
-        <w:t xml:space="preserve">. </w:t>
-      </w:r>
-      <w:r>
-        <w:rPr>
-          <w:rFonts w:eastAsia="Times New Roman" w:cs="Times New Roman"/>
-          <w:lang w:val="uk-UA"/>
-        </w:rPr>
-        <w:t>Корисною функцією є авторизація.</w:t>
+        <w:t>Знайдені приклади є вебсайтами, що дозволяють купувати та продавати вантажівки. Корисною функцією є авторизація.</w:t>
       </w:r>
     </w:p>
     <w:p>
@@ -3723,19 +3627,20 @@
     <w:p>
       <w:pPr>
         <w:pStyle w:val="Title2nd1"/>
+        <w:ind w:hanging="0" w:start="0"/>
         <w:rPr>
           <w:rFonts w:eastAsia="Times New Roman" w:cs="Times New Roman"/>
           <w:bCs/>
         </w:rPr>
       </w:pPr>
       <w:bookmarkStart w:id="46" w:name="__RefHeading___Toc2379_792400555"/>
-      <w:bookmarkStart w:id="47" w:name="_Зміст000072"/>
-      <w:bookmarkStart w:id="48" w:name="_Toc196826525"/>
+      <w:bookmarkStart w:id="47" w:name="_Зміст000007"/>
+      <w:bookmarkStart w:id="48" w:name="_Toc14290"/>
       <w:bookmarkStart w:id="49" w:name="_Зміст000033"/>
-      <w:bookmarkStart w:id="50" w:name="_Toc14290"/>
-      <w:bookmarkStart w:id="51" w:name="_Зміст000007"/>
-      <w:bookmarkStart w:id="52" w:name="_Toc533520914"/>
-      <w:bookmarkStart w:id="53" w:name="_Toc27554783"/>
+      <w:bookmarkStart w:id="50" w:name="_Toc196826525"/>
+      <w:bookmarkStart w:id="51" w:name="_Зміст000072"/>
+      <w:bookmarkStart w:id="52" w:name="_Toc27554783"/>
+      <w:bookmarkStart w:id="53" w:name="_Toc533520914"/>
       <w:bookmarkEnd w:id="46"/>
       <w:r>
         <w:rPr>
@@ -3761,6 +3666,7 @@
     <w:p>
       <w:pPr>
         <w:pStyle w:val="Title3rd1"/>
+        <w:ind w:hanging="0" w:start="0"/>
         <w:rPr>
           <w:rFonts w:eastAsia="Times New Roman" w:cs="Times New Roman"/>
           <w:lang w:val="en-US"/>
@@ -3768,10 +3674,10 @@
       </w:pPr>
       <w:bookmarkStart w:id="54" w:name="__RefHeading___Toc2381_792400555"/>
       <w:bookmarkStart w:id="55" w:name="_Toc17577"/>
-      <w:bookmarkStart w:id="56" w:name="_Зміст000073"/>
-      <w:bookmarkStart w:id="57" w:name="_Зміст000034"/>
-      <w:bookmarkStart w:id="58" w:name="_Toc196826526"/>
-      <w:bookmarkStart w:id="59" w:name="_Зміст000008"/>
+      <w:bookmarkStart w:id="56" w:name="_Зміст000008"/>
+      <w:bookmarkStart w:id="57" w:name="_Toc196826526"/>
+      <w:bookmarkStart w:id="58" w:name="_Зміст000034"/>
+      <w:bookmarkStart w:id="59" w:name="_Зміст000073"/>
       <w:bookmarkEnd w:id="54"/>
       <w:r>
         <w:rPr>
@@ -3874,7 +3780,7 @@
         <w:pStyle w:val="Common"/>
         <w:numPr>
           <w:ilvl w:val="0"/>
-          <w:numId w:val="5"/>
+          <w:numId w:val="4"/>
         </w:numPr>
         <w:ind w:hanging="360" w:start="1211"/>
         <w:rPr>
@@ -3895,7 +3801,7 @@
         <w:pStyle w:val="Common"/>
         <w:numPr>
           <w:ilvl w:val="0"/>
-          <w:numId w:val="5"/>
+          <w:numId w:val="4"/>
         </w:numPr>
         <w:ind w:hanging="360" w:start="1211"/>
         <w:rPr>
@@ -3916,7 +3822,7 @@
         <w:pStyle w:val="Common"/>
         <w:numPr>
           <w:ilvl w:val="0"/>
-          <w:numId w:val="5"/>
+          <w:numId w:val="4"/>
         </w:numPr>
         <w:ind w:hanging="360" w:start="1211"/>
         <w:rPr>
@@ -4037,6 +3943,7 @@
     <w:p>
       <w:pPr>
         <w:pStyle w:val="Title3rd1"/>
+        <w:ind w:hanging="0" w:start="0"/>
         <w:rPr>
           <w:rFonts w:eastAsia="Times New Roman" w:cs="Times New Roman"/>
           <w:lang w:val="en-US"/>
@@ -4044,10 +3951,10 @@
       </w:pPr>
       <w:bookmarkStart w:id="60" w:name="__RefHeading___Toc2383_792400555"/>
       <w:bookmarkStart w:id="61" w:name="_Toc1121"/>
-      <w:bookmarkStart w:id="62" w:name="_Toc196826527"/>
-      <w:bookmarkStart w:id="63" w:name="_Зміст000074"/>
-      <w:bookmarkStart w:id="64" w:name="_Зміст000009"/>
-      <w:bookmarkStart w:id="65" w:name="_Зміст000035"/>
+      <w:bookmarkStart w:id="62" w:name="_Зміст000035"/>
+      <w:bookmarkStart w:id="63" w:name="_Зміст000009"/>
+      <w:bookmarkStart w:id="64" w:name="_Зміст000074"/>
+      <w:bookmarkStart w:id="65" w:name="_Toc196826527"/>
       <w:bookmarkEnd w:id="60"/>
       <w:r>
         <w:rPr>
@@ -4150,7 +4057,7 @@
         <w:pStyle w:val="Common"/>
         <w:numPr>
           <w:ilvl w:val="0"/>
-          <w:numId w:val="5"/>
+          <w:numId w:val="4"/>
         </w:numPr>
         <w:ind w:hanging="360" w:start="1211"/>
         <w:rPr>
@@ -4171,7 +4078,7 @@
         <w:pStyle w:val="Common"/>
         <w:numPr>
           <w:ilvl w:val="0"/>
-          <w:numId w:val="5"/>
+          <w:numId w:val="4"/>
         </w:numPr>
         <w:ind w:hanging="360" w:start="1211"/>
         <w:rPr>
@@ -4192,7 +4099,7 @@
         <w:pStyle w:val="Common"/>
         <w:numPr>
           <w:ilvl w:val="0"/>
-          <w:numId w:val="5"/>
+          <w:numId w:val="4"/>
         </w:numPr>
         <w:ind w:hanging="360" w:start="1211"/>
         <w:rPr>
@@ -4425,17 +4332,18 @@
     <w:p>
       <w:pPr>
         <w:pStyle w:val="Title3rd1"/>
+        <w:ind w:hanging="0" w:start="0"/>
         <w:rPr>
           <w:rFonts w:eastAsia="Times New Roman" w:cs="Times New Roman"/>
           <w:lang w:val="en-US"/>
         </w:rPr>
       </w:pPr>
       <w:bookmarkStart w:id="66" w:name="__RefHeading___Toc2385_792400555"/>
-      <w:bookmarkStart w:id="67" w:name="_Toc24053"/>
-      <w:bookmarkStart w:id="68" w:name="_Зміст000037"/>
+      <w:bookmarkStart w:id="67" w:name="_Toc196826529"/>
+      <w:bookmarkStart w:id="68" w:name="_Зміст000011"/>
       <w:bookmarkStart w:id="69" w:name="_Зміст000076"/>
-      <w:bookmarkStart w:id="70" w:name="_Зміст000011"/>
-      <w:bookmarkStart w:id="71" w:name="_Toc196826529"/>
+      <w:bookmarkStart w:id="70" w:name="_Зміст000037"/>
+      <w:bookmarkStart w:id="71" w:name="_Toc24053"/>
       <w:bookmarkEnd w:id="66"/>
       <w:r>
         <w:rPr>
@@ -5145,14 +5053,15 @@
     <w:p>
       <w:pPr>
         <w:pStyle w:val="Title2nd1"/>
+        <w:ind w:hanging="0" w:start="0"/>
         <w:rPr>
           <w:rFonts w:eastAsia="Times New Roman" w:cs="Times New Roman"/>
         </w:rPr>
       </w:pPr>
       <w:bookmarkStart w:id="72" w:name="__RefHeading___Toc2387_792400555"/>
-      <w:bookmarkStart w:id="73" w:name="_Toc25781"/>
+      <w:bookmarkStart w:id="73" w:name="_Зміст000077"/>
       <w:bookmarkStart w:id="74" w:name="_Toc196826530"/>
-      <w:bookmarkStart w:id="75" w:name="_Зміст000077"/>
+      <w:bookmarkStart w:id="75" w:name="_Toc25781"/>
       <w:bookmarkEnd w:id="72"/>
       <w:r>
         <w:rPr>
@@ -5226,14 +5135,15 @@
     <w:p>
       <w:pPr>
         <w:pStyle w:val="Title2nd1"/>
+        <w:ind w:hanging="0" w:start="0"/>
         <w:rPr>
           <w:rFonts w:eastAsia="Times New Roman" w:cs="Times New Roman"/>
         </w:rPr>
       </w:pPr>
       <w:bookmarkStart w:id="76" w:name="__RefHeading___Toc2389_792400555"/>
-      <w:bookmarkStart w:id="77" w:name="_Зміст000078"/>
+      <w:bookmarkStart w:id="77" w:name="_Toc15598"/>
       <w:bookmarkStart w:id="78" w:name="_Toc196826531"/>
-      <w:bookmarkStart w:id="79" w:name="_Toc15598"/>
+      <w:bookmarkStart w:id="79" w:name="_Зміст000078"/>
       <w:bookmarkEnd w:id="76"/>
       <w:r>
         <w:rPr>
@@ -5321,18 +5231,19 @@
       <w:pPr>
         <w:pStyle w:val="Title1st"/>
         <w:spacing w:before="0" w:after="600"/>
+        <w:ind w:hanging="0" w:start="0"/>
         <w:rPr>
           <w:rFonts w:eastAsia="Times New Roman" w:cs="Times New Roman"/>
           <w:lang w:val="uk-UA"/>
         </w:rPr>
       </w:pPr>
       <w:bookmarkStart w:id="80" w:name="__RefHeading___Toc2391_792400555"/>
-      <w:bookmarkStart w:id="81" w:name="_Зміст000012"/>
-      <w:bookmarkStart w:id="82" w:name="_Зміст000038"/>
-      <w:bookmarkStart w:id="83" w:name="_Toc196826532"/>
-      <w:bookmarkStart w:id="84" w:name="_Toc14854"/>
-      <w:bookmarkStart w:id="85" w:name="_Зміст000079"/>
-      <w:bookmarkStart w:id="86" w:name="_Зміст000063"/>
+      <w:bookmarkStart w:id="81" w:name="_Зміст000063"/>
+      <w:bookmarkStart w:id="82" w:name="_Зміст000079"/>
+      <w:bookmarkStart w:id="83" w:name="_Toc14854"/>
+      <w:bookmarkStart w:id="84" w:name="_Toc196826532"/>
+      <w:bookmarkStart w:id="85" w:name="_Зміст000038"/>
+      <w:bookmarkStart w:id="86" w:name="_Зміст000012"/>
       <w:bookmarkEnd w:id="80"/>
       <w:r>
         <w:rPr>
@@ -5351,15 +5262,16 @@
     <w:p>
       <w:pPr>
         <w:pStyle w:val="Title2nd1"/>
+        <w:ind w:hanging="0" w:start="0"/>
         <w:rPr>
           <w:rFonts w:eastAsia="Times New Roman" w:cs="Times New Roman"/>
           <w:lang w:val="uk-UA"/>
         </w:rPr>
       </w:pPr>
       <w:bookmarkStart w:id="87" w:name="__RefHeading___Toc2393_792400555"/>
-      <w:bookmarkStart w:id="88" w:name="_Зміст000080"/>
+      <w:bookmarkStart w:id="88" w:name="_Toc196826533"/>
       <w:bookmarkStart w:id="89" w:name="_Toc4063"/>
-      <w:bookmarkStart w:id="90" w:name="_Toc196826533"/>
+      <w:bookmarkStart w:id="90" w:name="_Зміст000080"/>
       <w:bookmarkEnd w:id="87"/>
       <w:r>
         <w:rPr>
@@ -5625,17 +5537,18 @@
     <w:p>
       <w:pPr>
         <w:pStyle w:val="Title3rd1"/>
+        <w:ind w:hanging="0" w:start="0"/>
         <w:rPr>
           <w:rFonts w:eastAsia="Times New Roman" w:cs="Times New Roman"/>
           <w:lang w:val="uk-UA"/>
         </w:rPr>
       </w:pPr>
       <w:bookmarkStart w:id="91" w:name="__RefHeading___Toc2395_792400555"/>
-      <w:bookmarkStart w:id="92" w:name="_Toc19360"/>
-      <w:bookmarkStart w:id="93" w:name="_Зміст000013"/>
+      <w:bookmarkStart w:id="92" w:name="_Зміст000081"/>
+      <w:bookmarkStart w:id="93" w:name="_Toc196826534"/>
       <w:bookmarkStart w:id="94" w:name="_Зміст000039"/>
-      <w:bookmarkStart w:id="95" w:name="_Toc196826534"/>
-      <w:bookmarkStart w:id="96" w:name="_Зміст000081"/>
+      <w:bookmarkStart w:id="95" w:name="_Зміст000013"/>
+      <w:bookmarkStart w:id="96" w:name="_Toc19360"/>
       <w:bookmarkEnd w:id="91"/>
       <w:r>
         <w:rPr>
@@ -5904,7 +5817,7 @@
           </w:tcPr>
           <w:p>
             <w:pPr>
-              <w:pStyle w:val="user4"/>
+              <w:pStyle w:val="Style28"/>
               <w:spacing w:lineRule="auto" w:line="240" w:before="0" w:after="0"/>
               <w:rPr>
                 <w:rFonts w:ascii="Times New Roman" w:hAnsi="Times New Roman"/>
@@ -5939,7 +5852,7 @@
           </w:tcPr>
           <w:p>
             <w:pPr>
-              <w:pStyle w:val="user4"/>
+              <w:pStyle w:val="Style28"/>
               <w:spacing w:lineRule="auto" w:line="240" w:before="0" w:after="0"/>
               <w:rPr>
                 <w:rFonts w:ascii="Times New Roman" w:hAnsi="Times New Roman"/>
@@ -5974,7 +5887,7 @@
           </w:tcPr>
           <w:p>
             <w:pPr>
-              <w:pStyle w:val="user4"/>
+              <w:pStyle w:val="Style28"/>
               <w:spacing w:lineRule="auto" w:line="240" w:before="0" w:after="0"/>
               <w:rPr>
                 <w:rFonts w:ascii="Times New Roman" w:hAnsi="Times New Roman"/>
@@ -6010,7 +5923,7 @@
           </w:tcPr>
           <w:p>
             <w:pPr>
-              <w:pStyle w:val="user4"/>
+              <w:pStyle w:val="Style28"/>
               <w:spacing w:lineRule="auto" w:line="240" w:before="0" w:after="0"/>
               <w:rPr>
                 <w:rFonts w:ascii="Times New Roman" w:hAnsi="Times New Roman"/>
@@ -6047,7 +5960,7 @@
           </w:tcPr>
           <w:p>
             <w:pPr>
-              <w:pStyle w:val="user4"/>
+              <w:pStyle w:val="Style28"/>
               <w:spacing w:lineRule="auto" w:line="240" w:before="0" w:after="0"/>
               <w:rPr>
                 <w:rFonts w:ascii="Times New Roman" w:hAnsi="Times New Roman"/>
@@ -6077,7 +5990,7 @@
           </w:tcPr>
           <w:p>
             <w:pPr>
-              <w:pStyle w:val="user4"/>
+              <w:pStyle w:val="Style28"/>
               <w:spacing w:lineRule="auto" w:line="240" w:before="0" w:after="0"/>
               <w:rPr>
                 <w:rFonts w:ascii="Times New Roman" w:hAnsi="Times New Roman"/>
@@ -6107,7 +6020,7 @@
           </w:tcPr>
           <w:p>
             <w:pPr>
-              <w:pStyle w:val="user4"/>
+              <w:pStyle w:val="Style28"/>
               <w:spacing w:lineRule="auto" w:line="240" w:before="0" w:after="0"/>
               <w:rPr>
                 <w:rFonts w:ascii="Times New Roman" w:hAnsi="Times New Roman"/>
@@ -6138,7 +6051,7 @@
           </w:tcPr>
           <w:p>
             <w:pPr>
-              <w:pStyle w:val="user4"/>
+              <w:pStyle w:val="Style28"/>
               <w:spacing w:lineRule="auto" w:line="240" w:before="0" w:after="0"/>
               <w:rPr>
                 <w:rFonts w:ascii="Times New Roman" w:hAnsi="Times New Roman"/>
@@ -6171,7 +6084,7 @@
           </w:tcPr>
           <w:p>
             <w:pPr>
-              <w:pStyle w:val="user4"/>
+              <w:pStyle w:val="Style28"/>
               <w:spacing w:lineRule="auto" w:line="240" w:before="0" w:after="0"/>
               <w:rPr>
                 <w:rFonts w:ascii="Times New Roman" w:hAnsi="Times New Roman"/>
@@ -6201,7 +6114,7 @@
           </w:tcPr>
           <w:p>
             <w:pPr>
-              <w:pStyle w:val="user4"/>
+              <w:pStyle w:val="Style28"/>
               <w:spacing w:lineRule="auto" w:line="240" w:before="0" w:after="0"/>
               <w:rPr>
                 <w:rFonts w:ascii="Times New Roman" w:hAnsi="Times New Roman"/>
@@ -6231,7 +6144,7 @@
           </w:tcPr>
           <w:p>
             <w:pPr>
-              <w:pStyle w:val="user4"/>
+              <w:pStyle w:val="Style28"/>
               <w:spacing w:lineRule="auto" w:line="240" w:before="0" w:after="0"/>
               <w:rPr>
                 <w:rFonts w:ascii="Times New Roman" w:hAnsi="Times New Roman"/>
@@ -6262,7 +6175,7 @@
           </w:tcPr>
           <w:p>
             <w:pPr>
-              <w:pStyle w:val="user4"/>
+              <w:pStyle w:val="Style28"/>
               <w:spacing w:lineRule="auto" w:line="240" w:before="0" w:after="0"/>
               <w:rPr>
                 <w:rFonts w:ascii="Times New Roman" w:hAnsi="Times New Roman"/>
@@ -6295,7 +6208,7 @@
           </w:tcPr>
           <w:p>
             <w:pPr>
-              <w:pStyle w:val="user4"/>
+              <w:pStyle w:val="Style28"/>
               <w:spacing w:lineRule="auto" w:line="240" w:before="0" w:after="0"/>
               <w:rPr>
                 <w:rFonts w:ascii="Times New Roman" w:hAnsi="Times New Roman"/>
@@ -6325,7 +6238,7 @@
           </w:tcPr>
           <w:p>
             <w:pPr>
-              <w:pStyle w:val="user4"/>
+              <w:pStyle w:val="Style28"/>
               <w:spacing w:lineRule="auto" w:line="240" w:before="0" w:after="0"/>
               <w:rPr>
                 <w:rFonts w:ascii="Times New Roman" w:hAnsi="Times New Roman"/>
@@ -6355,7 +6268,7 @@
           </w:tcPr>
           <w:p>
             <w:pPr>
-              <w:pStyle w:val="user4"/>
+              <w:pStyle w:val="Style28"/>
               <w:spacing w:lineRule="auto" w:line="240" w:before="0" w:after="0"/>
               <w:rPr>
                 <w:rFonts w:ascii="Times New Roman" w:hAnsi="Times New Roman"/>
@@ -6386,7 +6299,7 @@
           </w:tcPr>
           <w:p>
             <w:pPr>
-              <w:pStyle w:val="user4"/>
+              <w:pStyle w:val="Style28"/>
               <w:spacing w:lineRule="auto" w:line="240" w:before="0" w:after="0"/>
               <w:rPr>
                 <w:rFonts w:ascii="Times New Roman" w:hAnsi="Times New Roman"/>
@@ -6426,6 +6339,7 @@
     <w:p>
       <w:pPr>
         <w:pStyle w:val="Title3rd1"/>
+        <w:ind w:hanging="0" w:start="0"/>
         <w:rPr>
           <w:rFonts w:eastAsia="Times New Roman" w:cs="Times New Roman"/>
           <w:lang w:val="uk-UA"/>
@@ -6548,7 +6462,7 @@
         <w:pStyle w:val="Common"/>
         <w:numPr>
           <w:ilvl w:val="0"/>
-          <w:numId w:val="5"/>
+          <w:numId w:val="4"/>
         </w:numPr>
         <w:ind w:hanging="360" w:start="1211"/>
         <w:rPr>
@@ -6569,7 +6483,7 @@
         <w:pStyle w:val="Common"/>
         <w:numPr>
           <w:ilvl w:val="0"/>
-          <w:numId w:val="5"/>
+          <w:numId w:val="4"/>
         </w:numPr>
         <w:ind w:hanging="360" w:start="1211"/>
         <w:rPr>
@@ -6590,7 +6504,7 @@
         <w:pStyle w:val="Common"/>
         <w:numPr>
           <w:ilvl w:val="0"/>
-          <w:numId w:val="5"/>
+          <w:numId w:val="4"/>
         </w:numPr>
         <w:ind w:hanging="360" w:start="1211"/>
         <w:rPr>
@@ -6715,7 +6629,7 @@
           </w:tcPr>
           <w:p>
             <w:pPr>
-              <w:pStyle w:val="user4"/>
+              <w:pStyle w:val="Style28"/>
               <w:spacing w:lineRule="auto" w:line="240" w:before="0" w:after="0"/>
               <w:rPr>
                 <w:rFonts w:ascii="Times New Roman" w:hAnsi="Times New Roman"/>
@@ -6750,7 +6664,7 @@
           </w:tcPr>
           <w:p>
             <w:pPr>
-              <w:pStyle w:val="user4"/>
+              <w:pStyle w:val="Style28"/>
               <w:spacing w:lineRule="auto" w:line="240" w:before="0" w:after="0"/>
               <w:rPr>
                 <w:rFonts w:ascii="Times New Roman" w:hAnsi="Times New Roman"/>
@@ -6786,7 +6700,7 @@
           </w:tcPr>
           <w:p>
             <w:pPr>
-              <w:pStyle w:val="user4"/>
+              <w:pStyle w:val="Style28"/>
               <w:spacing w:lineRule="auto" w:line="240" w:before="0" w:after="0"/>
               <w:rPr>
                 <w:rFonts w:ascii="Times New Roman" w:hAnsi="Times New Roman"/>
@@ -6823,7 +6737,7 @@
           </w:tcPr>
           <w:p>
             <w:pPr>
-              <w:pStyle w:val="user4"/>
+              <w:pStyle w:val="Style28"/>
               <w:spacing w:lineRule="auto" w:line="240" w:before="0" w:after="0"/>
               <w:rPr>
                 <w:rFonts w:ascii="Times New Roman" w:hAnsi="Times New Roman"/>
@@ -6853,7 +6767,7 @@
           </w:tcPr>
           <w:p>
             <w:pPr>
-              <w:pStyle w:val="user4"/>
+              <w:pStyle w:val="Style28"/>
               <w:spacing w:lineRule="auto" w:line="240" w:before="0" w:after="0"/>
               <w:rPr>
                 <w:rFonts w:ascii="Times New Roman" w:hAnsi="Times New Roman"/>
@@ -6884,7 +6798,7 @@
           </w:tcPr>
           <w:p>
             <w:pPr>
-              <w:pStyle w:val="user4"/>
+              <w:pStyle w:val="Style28"/>
               <w:spacing w:lineRule="auto" w:line="240" w:before="0" w:after="0"/>
               <w:rPr>
                 <w:rFonts w:ascii="Times New Roman" w:hAnsi="Times New Roman"/>
@@ -6917,7 +6831,7 @@
           </w:tcPr>
           <w:p>
             <w:pPr>
-              <w:pStyle w:val="user4"/>
+              <w:pStyle w:val="Style28"/>
               <w:spacing w:lineRule="auto" w:line="240" w:before="0" w:after="0"/>
               <w:rPr>
                 <w:rFonts w:ascii="Times New Roman" w:hAnsi="Times New Roman"/>
@@ -6947,7 +6861,7 @@
           </w:tcPr>
           <w:p>
             <w:pPr>
-              <w:pStyle w:val="user4"/>
+              <w:pStyle w:val="Style28"/>
               <w:spacing w:lineRule="auto" w:line="240" w:before="0" w:after="0"/>
               <w:rPr>
                 <w:rFonts w:ascii="Times New Roman" w:hAnsi="Times New Roman"/>
@@ -6978,7 +6892,7 @@
           </w:tcPr>
           <w:p>
             <w:pPr>
-              <w:pStyle w:val="user4"/>
+              <w:pStyle w:val="Style28"/>
               <w:spacing w:lineRule="auto" w:line="240" w:before="0" w:after="0"/>
               <w:rPr>
                 <w:rFonts w:ascii="Times New Roman" w:hAnsi="Times New Roman"/>
@@ -7011,7 +6925,7 @@
           </w:tcPr>
           <w:p>
             <w:pPr>
-              <w:pStyle w:val="user4"/>
+              <w:pStyle w:val="Style28"/>
               <w:spacing w:lineRule="auto" w:line="240" w:before="0" w:after="0"/>
               <w:rPr>
                 <w:rFonts w:ascii="Times New Roman" w:hAnsi="Times New Roman"/>
@@ -7041,7 +6955,7 @@
           </w:tcPr>
           <w:p>
             <w:pPr>
-              <w:pStyle w:val="user4"/>
+              <w:pStyle w:val="Style28"/>
               <w:spacing w:lineRule="auto" w:line="240" w:before="0" w:after="0"/>
               <w:rPr>
                 <w:rFonts w:ascii="Times New Roman" w:hAnsi="Times New Roman"/>
@@ -7072,7 +6986,7 @@
           </w:tcPr>
           <w:p>
             <w:pPr>
-              <w:pStyle w:val="user4"/>
+              <w:pStyle w:val="Style28"/>
               <w:spacing w:lineRule="auto" w:line="240" w:before="0" w:after="0"/>
               <w:rPr>
                 <w:rFonts w:ascii="Times New Roman" w:hAnsi="Times New Roman"/>
@@ -7127,17 +7041,18 @@
     <w:p>
       <w:pPr>
         <w:pStyle w:val="Title3rd1"/>
+        <w:ind w:hanging="0" w:start="0"/>
         <w:rPr>
           <w:rFonts w:eastAsia="Times New Roman" w:cs="Times New Roman"/>
           <w:lang w:val="uk-UA"/>
         </w:rPr>
       </w:pPr>
       <w:bookmarkStart w:id="98" w:name="__RefHeading___Toc2397_792400555"/>
-      <w:bookmarkStart w:id="99" w:name="_Toc196826535"/>
-      <w:bookmarkStart w:id="100" w:name="_Зміст000014"/>
+      <w:bookmarkStart w:id="99" w:name="_Зміст000082"/>
+      <w:bookmarkStart w:id="100" w:name="_Зміст000040"/>
       <w:bookmarkStart w:id="101" w:name="_Toc12907"/>
-      <w:bookmarkStart w:id="102" w:name="_Зміст000040"/>
-      <w:bookmarkStart w:id="103" w:name="_Зміст000082"/>
+      <w:bookmarkStart w:id="102" w:name="_Зміст000014"/>
+      <w:bookmarkStart w:id="103" w:name="_Toc196826535"/>
       <w:bookmarkEnd w:id="98"/>
       <w:r>
         <w:rPr>
@@ -7870,14 +7785,15 @@
     <w:p>
       <w:pPr>
         <w:pStyle w:val="Title2nd1"/>
+        <w:ind w:hanging="0" w:start="0"/>
         <w:rPr>
           <w:rFonts w:eastAsia="Times New Roman" w:cs="Times New Roman"/>
         </w:rPr>
       </w:pPr>
       <w:bookmarkStart w:id="104" w:name="__RefHeading___Toc2399_792400555"/>
-      <w:bookmarkStart w:id="105" w:name="_Toc31252"/>
+      <w:bookmarkStart w:id="105" w:name="_Toc196826537"/>
       <w:bookmarkStart w:id="106" w:name="_Зміст000084"/>
-      <w:bookmarkStart w:id="107" w:name="_Toc196826537"/>
+      <w:bookmarkStart w:id="107" w:name="_Toc31252"/>
       <w:bookmarkEnd w:id="104"/>
       <w:r>
         <w:rPr>
@@ -8016,6 +7932,7 @@
     <w:p>
       <w:pPr>
         <w:pStyle w:val="Title2nd1"/>
+        <w:ind w:hanging="0" w:start="0"/>
         <w:rPr/>
       </w:pPr>
       <w:bookmarkStart w:id="108" w:name="__RefHeading___Toc2641_2362981076"/>
@@ -8158,14 +8075,15 @@
     <w:p>
       <w:pPr>
         <w:pStyle w:val="Title2nd1"/>
+        <w:ind w:hanging="0" w:start="0"/>
         <w:rPr>
           <w:rFonts w:eastAsia="Times New Roman" w:cs="Times New Roman"/>
         </w:rPr>
       </w:pPr>
       <w:bookmarkStart w:id="109" w:name="__RefHeading___Toc2401_792400555"/>
-      <w:bookmarkStart w:id="110" w:name="_Toc4204"/>
+      <w:bookmarkStart w:id="110" w:name="_Зміст000085"/>
       <w:bookmarkStart w:id="111" w:name="_Toc196826538"/>
-      <w:bookmarkStart w:id="112" w:name="_Зміст000085"/>
+      <w:bookmarkStart w:id="112" w:name="_Toc4204"/>
       <w:bookmarkEnd w:id="109"/>
       <w:r>
         <w:rPr>
@@ -8363,14 +8281,15 @@
     <w:p>
       <w:pPr>
         <w:pStyle w:val="Title2nd1"/>
+        <w:ind w:hanging="0" w:start="0"/>
         <w:rPr>
           <w:rFonts w:eastAsia="Times New Roman" w:cs="Times New Roman"/>
         </w:rPr>
       </w:pPr>
       <w:bookmarkStart w:id="113" w:name="__RefHeading___Toc2403_792400555"/>
-      <w:bookmarkStart w:id="114" w:name="_Toc8474"/>
+      <w:bookmarkStart w:id="114" w:name="_Зміст000086"/>
       <w:bookmarkStart w:id="115" w:name="_Toc196826539"/>
-      <w:bookmarkStart w:id="116" w:name="_Зміст000086"/>
+      <w:bookmarkStart w:id="116" w:name="_Toc8474"/>
       <w:bookmarkEnd w:id="113"/>
       <w:r>
         <w:rPr>
@@ -8476,14 +8395,15 @@
       <w:pPr>
         <w:pStyle w:val="Title1st"/>
         <w:spacing w:before="0" w:after="600"/>
+        <w:ind w:hanging="0" w:start="0"/>
         <w:rPr>
           <w:rFonts w:eastAsia="Times New Roman" w:cs="Times New Roman"/>
         </w:rPr>
       </w:pPr>
       <w:bookmarkStart w:id="117" w:name="__RefHeading___Toc2405_792400555"/>
-      <w:bookmarkStart w:id="118" w:name="_Toc24797"/>
+      <w:bookmarkStart w:id="118" w:name="_Зміст000042"/>
       <w:bookmarkStart w:id="119" w:name="_Зміст000087"/>
-      <w:bookmarkStart w:id="120" w:name="_Зміст000042"/>
+      <w:bookmarkStart w:id="120" w:name="_Toc24797"/>
       <w:bookmarkEnd w:id="117"/>
       <w:r>
         <w:rPr>
@@ -8498,14 +8418,15 @@
     <w:p>
       <w:pPr>
         <w:pStyle w:val="Title2nd1"/>
+        <w:ind w:hanging="0" w:start="0"/>
         <w:rPr>
           <w:rFonts w:eastAsia="Times New Roman" w:cs="Times New Roman"/>
         </w:rPr>
       </w:pPr>
       <w:bookmarkStart w:id="121" w:name="__RefHeading___Toc2407_792400555"/>
-      <w:bookmarkStart w:id="122" w:name="_Toc17760"/>
+      <w:bookmarkStart w:id="122" w:name="_Зміст000088"/>
       <w:bookmarkStart w:id="123" w:name="_Зміст000043"/>
-      <w:bookmarkStart w:id="124" w:name="_Зміст000088"/>
+      <w:bookmarkStart w:id="124" w:name="_Toc17760"/>
       <w:bookmarkEnd w:id="121"/>
       <w:r>
         <w:rPr>
@@ -8754,6 +8675,7 @@
     <w:p>
       <w:pPr>
         <w:pStyle w:val="Title2nd1"/>
+        <w:ind w:hanging="0" w:start="0"/>
         <w:rPr/>
       </w:pPr>
       <w:bookmarkStart w:id="125" w:name="__RefHeading___Toc2643_2362981076"/>
@@ -8947,14 +8869,15 @@
     <w:p>
       <w:pPr>
         <w:pStyle w:val="Title2nd1"/>
+        <w:ind w:hanging="0" w:start="0"/>
         <w:rPr>
           <w:rFonts w:eastAsia="Times New Roman" w:cs="Times New Roman"/>
         </w:rPr>
       </w:pPr>
       <w:bookmarkStart w:id="126" w:name="__RefHeading___Toc2411_792400555"/>
-      <w:bookmarkStart w:id="127" w:name="_Зміст000095"/>
+      <w:bookmarkStart w:id="127" w:name="_Toc21967"/>
       <w:bookmarkStart w:id="128" w:name="_Зміст000050"/>
-      <w:bookmarkStart w:id="129" w:name="_Toc21967"/>
+      <w:bookmarkStart w:id="129" w:name="_Зміст000095"/>
       <w:bookmarkEnd w:id="126"/>
       <w:r>
         <w:rPr>
@@ -9059,6 +8982,7 @@
       <w:pPr>
         <w:pStyle w:val="Title1st"/>
         <w:spacing w:before="0" w:after="600"/>
+        <w:ind w:hanging="0" w:start="0"/>
         <w:rPr/>
       </w:pPr>
       <w:bookmarkStart w:id="130" w:name="__RefHeading___Toc2413_792400555"/>
@@ -9079,6 +9003,7 @@
     <w:p>
       <w:pPr>
         <w:pStyle w:val="Title2nd1"/>
+        <w:ind w:hanging="0" w:start="0"/>
         <w:rPr/>
       </w:pPr>
       <w:bookmarkStart w:id="132" w:name="__RefHeading___Toc2423_792400555"/>
@@ -9206,6 +9131,7 @@
     <w:p>
       <w:pPr>
         <w:pStyle w:val="Title2nd1"/>
+        <w:ind w:hanging="0" w:start="0"/>
         <w:rPr/>
       </w:pPr>
       <w:bookmarkStart w:id="134" w:name="__RefHeading___Toc2645_2362981076"/>
@@ -9382,6 +9308,7 @@
       <w:pPr>
         <w:pStyle w:val="Title1st"/>
         <w:spacing w:before="0" w:after="600"/>
+        <w:ind w:hanging="0" w:start="0"/>
         <w:rPr/>
       </w:pPr>
       <w:bookmarkStart w:id="135" w:name="__RefHeading___Toc2425_792400555"/>
@@ -9402,6 +9329,7 @@
     <w:p>
       <w:pPr>
         <w:pStyle w:val="Title2nd1"/>
+        <w:ind w:hanging="0" w:start="0"/>
         <w:rPr/>
       </w:pPr>
       <w:bookmarkStart w:id="137" w:name="__RefHeading___Toc2427_792400555"/>
@@ -9464,6 +9392,7 @@
     <w:p>
       <w:pPr>
         <w:pStyle w:val="Title2nd1"/>
+        <w:ind w:hanging="0" w:start="0"/>
         <w:rPr/>
       </w:pPr>
       <w:bookmarkStart w:id="139" w:name="__RefHeading___Toc2429_792400555"/>
@@ -9524,6 +9453,7 @@
     <w:p>
       <w:pPr>
         <w:pStyle w:val="Title2nd1"/>
+        <w:ind w:hanging="0" w:start="0"/>
         <w:rPr/>
       </w:pPr>
       <w:bookmarkStart w:id="141" w:name="__RefHeading___Toc2431_792400555"/>
@@ -9720,6 +9650,7 @@
       <w:pPr>
         <w:pStyle w:val="Title1st"/>
         <w:spacing w:before="0" w:after="600"/>
+        <w:ind w:hanging="0" w:start="0"/>
         <w:rPr/>
       </w:pPr>
       <w:bookmarkStart w:id="143" w:name="__RefHeading___Toc2441_792400555"/>
@@ -9971,17 +9902,18 @@
       <w:pPr>
         <w:pStyle w:val="Title1st"/>
         <w:spacing w:before="0" w:after="600"/>
+        <w:ind w:hanging="0" w:start="0"/>
         <w:rPr>
           <w:rFonts w:eastAsia="Times New Roman" w:cs="Times New Roman"/>
           <w:lang w:val="uk-UA"/>
         </w:rPr>
       </w:pPr>
       <w:bookmarkStart w:id="145" w:name="__RefHeading___Toc2443_792400555"/>
-      <w:bookmarkStart w:id="146" w:name="_Toc196826540"/>
-      <w:bookmarkStart w:id="147" w:name="_Зміст000016"/>
+      <w:bookmarkStart w:id="146" w:name="_Зміст000107"/>
+      <w:bookmarkStart w:id="147" w:name="_Toc23555"/>
       <w:bookmarkStart w:id="148" w:name="_Зміст000051"/>
-      <w:bookmarkStart w:id="149" w:name="_Toc23555"/>
-      <w:bookmarkStart w:id="150" w:name="_Зміст000107"/>
+      <w:bookmarkStart w:id="149" w:name="_Зміст000016"/>
+      <w:bookmarkStart w:id="150" w:name="_Toc196826540"/>
       <w:bookmarkEnd w:id="145"/>
       <w:r>
         <w:rPr>
@@ -10400,17 +10332,18 @@
     <w:p>
       <w:pPr>
         <w:pStyle w:val="Title1st"/>
+        <w:ind w:hanging="0" w:start="0"/>
         <w:rPr>
           <w:rFonts w:eastAsia="Times New Roman" w:cs="Times New Roman"/>
           <w:lang w:val="en-US"/>
         </w:rPr>
       </w:pPr>
       <w:bookmarkStart w:id="151" w:name="__RefHeading___Toc2445_792400555"/>
-      <w:bookmarkStart w:id="152" w:name="_Зміст000108"/>
-      <w:bookmarkStart w:id="153" w:name="_Зміст000052"/>
+      <w:bookmarkStart w:id="152" w:name="_Toc196826541"/>
+      <w:bookmarkStart w:id="153" w:name="_Зміст000017"/>
       <w:bookmarkStart w:id="154" w:name="_Toc19423"/>
-      <w:bookmarkStart w:id="155" w:name="_Зміст000017"/>
-      <w:bookmarkStart w:id="156" w:name="_Toc196826541"/>
+      <w:bookmarkStart w:id="155" w:name="_Зміст000052"/>
+      <w:bookmarkStart w:id="156" w:name="_Зміст000108"/>
       <w:bookmarkEnd w:id="151"/>
       <w:r>
         <w:rPr>
@@ -10450,17 +10383,18 @@
       <w:pPr>
         <w:pStyle w:val="Title2nd1"/>
         <w:spacing w:before="0" w:after="0"/>
+        <w:ind w:hanging="0" w:start="0"/>
         <w:rPr>
           <w:rFonts w:eastAsia="Times New Roman" w:cs="Times New Roman"/>
           <w:lang w:val="en-US"/>
         </w:rPr>
       </w:pPr>
       <w:bookmarkStart w:id="157" w:name="__RefHeading___Toc2447_792400555"/>
-      <w:bookmarkStart w:id="158" w:name="_Toc196826542"/>
-      <w:bookmarkStart w:id="159" w:name="_Toc23903"/>
+      <w:bookmarkStart w:id="158" w:name="_Зміст000053"/>
+      <w:bookmarkStart w:id="159" w:name="_Зміст000018"/>
       <w:bookmarkStart w:id="160" w:name="_Зміст000109"/>
-      <w:bookmarkStart w:id="161" w:name="_Зміст000018"/>
-      <w:bookmarkStart w:id="162" w:name="_Зміст000053"/>
+      <w:bookmarkStart w:id="161" w:name="_Toc23903"/>
+      <w:bookmarkStart w:id="162" w:name="_Toc196826542"/>
       <w:bookmarkEnd w:id="157"/>
       <w:r>
         <w:rPr>
@@ -10477,17 +10411,18 @@
     <w:p>
       <w:pPr>
         <w:pStyle w:val="Title3rd1"/>
+        <w:ind w:hanging="0" w:start="0"/>
         <w:rPr>
           <w:rFonts w:eastAsia="Times New Roman" w:cs="Times New Roman"/>
           <w:lang w:val="en-US"/>
         </w:rPr>
       </w:pPr>
       <w:bookmarkStart w:id="163" w:name="__RefHeading___Toc2449_792400555"/>
-      <w:bookmarkStart w:id="164" w:name="_Зміст000019"/>
-      <w:bookmarkStart w:id="165" w:name="_Toc10522"/>
+      <w:bookmarkStart w:id="164" w:name="_Зміст000110"/>
+      <w:bookmarkStart w:id="165" w:name="_Toc196826543"/>
       <w:bookmarkStart w:id="166" w:name="_Зміст000054"/>
-      <w:bookmarkStart w:id="167" w:name="_Toc196826543"/>
-      <w:bookmarkStart w:id="168" w:name="_Зміст000110"/>
+      <w:bookmarkStart w:id="167" w:name="_Toc10522"/>
+      <w:bookmarkStart w:id="168" w:name="_Зміст000019"/>
       <w:bookmarkEnd w:id="163"/>
       <w:r>
         <w:rPr>
@@ -10551,17 +10486,18 @@
     <w:p>
       <w:pPr>
         <w:pStyle w:val="Title3rd1"/>
+        <w:ind w:hanging="0" w:start="0"/>
         <w:rPr>
           <w:rFonts w:eastAsia="Times New Roman" w:cs="Times New Roman"/>
           <w:lang w:val="uk-UA"/>
         </w:rPr>
       </w:pPr>
       <w:bookmarkStart w:id="169" w:name="__RefHeading___Toc2451_792400555"/>
-      <w:bookmarkStart w:id="170" w:name="_Зміст000111"/>
-      <w:bookmarkStart w:id="171" w:name="_Зміст000055"/>
+      <w:bookmarkStart w:id="170" w:name="_Toc6891"/>
+      <w:bookmarkStart w:id="171" w:name="_Toc196826544"/>
       <w:bookmarkStart w:id="172" w:name="_Зміст000020"/>
-      <w:bookmarkStart w:id="173" w:name="_Toc196826544"/>
-      <w:bookmarkStart w:id="174" w:name="_Toc6891"/>
+      <w:bookmarkStart w:id="173" w:name="_Зміст000055"/>
+      <w:bookmarkStart w:id="174" w:name="_Зміст000111"/>
       <w:bookmarkEnd w:id="169"/>
       <w:r>
         <w:rPr>
@@ -10641,14 +10577,15 @@
     <w:p>
       <w:pPr>
         <w:pStyle w:val="Title2nd1"/>
+        <w:ind w:hanging="0" w:start="0"/>
         <w:rPr>
           <w:rFonts w:eastAsia="Times New Roman" w:cs="Times New Roman"/>
         </w:rPr>
       </w:pPr>
       <w:bookmarkStart w:id="175" w:name="__RefHeading___Toc2453_792400555"/>
-      <w:bookmarkStart w:id="176" w:name="_Toc1373"/>
+      <w:bookmarkStart w:id="176" w:name="_Зміст000112"/>
       <w:bookmarkStart w:id="177" w:name="_Toc196826545"/>
-      <w:bookmarkStart w:id="178" w:name="_Зміст000112"/>
+      <w:bookmarkStart w:id="178" w:name="_Toc1373"/>
       <w:bookmarkEnd w:id="175"/>
       <w:r>
         <w:rPr>
@@ -10709,14 +10646,15 @@
     <w:p>
       <w:pPr>
         <w:pStyle w:val="Title2nd1"/>
+        <w:ind w:hanging="0" w:start="0"/>
         <w:rPr>
           <w:rFonts w:eastAsia="Times New Roman" w:cs="Times New Roman"/>
         </w:rPr>
       </w:pPr>
       <w:bookmarkStart w:id="179" w:name="__RefHeading___Toc2455_792400555"/>
-      <w:bookmarkStart w:id="180" w:name="_Toc2435"/>
+      <w:bookmarkStart w:id="180" w:name="_Toc196826546"/>
       <w:bookmarkStart w:id="181" w:name="_Зміст000113"/>
-      <w:bookmarkStart w:id="182" w:name="_Toc196826546"/>
+      <w:bookmarkStart w:id="182" w:name="_Toc2435"/>
       <w:bookmarkEnd w:id="179"/>
       <w:r>
         <w:rPr>
@@ -10793,17 +10731,18 @@
     <w:p>
       <w:pPr>
         <w:pStyle w:val="Title2nd1"/>
+        <w:ind w:hanging="0" w:start="0"/>
         <w:rPr>
           <w:rFonts w:eastAsia="Times New Roman" w:cs="Times New Roman"/>
           <w:lang w:val="en-US"/>
         </w:rPr>
       </w:pPr>
       <w:bookmarkStart w:id="183" w:name="__RefHeading___Toc2457_792400555"/>
-      <w:bookmarkStart w:id="184" w:name="_Toc196826547"/>
-      <w:bookmarkStart w:id="185" w:name="_Toc26896"/>
+      <w:bookmarkStart w:id="184" w:name="_Зміст000021"/>
+      <w:bookmarkStart w:id="185" w:name="_Зміст000114"/>
       <w:bookmarkStart w:id="186" w:name="_Зміст000056"/>
-      <w:bookmarkStart w:id="187" w:name="_Зміст000114"/>
-      <w:bookmarkStart w:id="188" w:name="_Зміст000021"/>
+      <w:bookmarkStart w:id="187" w:name="_Toc26896"/>
+      <w:bookmarkStart w:id="188" w:name="_Toc196826547"/>
       <w:bookmarkEnd w:id="183"/>
       <w:r>
         <w:rPr>
@@ -10853,7 +10792,7 @@
         <w:pStyle w:val="Common"/>
         <w:numPr>
           <w:ilvl w:val="0"/>
-          <w:numId w:val="5"/>
+          <w:numId w:val="4"/>
         </w:numPr>
         <w:ind w:hanging="360" w:start="1211"/>
         <w:rPr>
@@ -10867,6 +10806,970 @@
           <w:lang w:val="uk-UA"/>
         </w:rPr>
         <w:t>Зручний графічний користувацький інтерфейс;</w:t>
+      </w:r>
+    </w:p>
+    <w:p>
+      <w:pPr>
+        <w:pStyle w:val="Common"/>
+        <w:numPr>
+          <w:ilvl w:val="0"/>
+          <w:numId w:val="4"/>
+        </w:numPr>
+        <w:ind w:hanging="360" w:start="1211"/>
+        <w:rPr>
+          <w:rFonts w:eastAsia="Times New Roman" w:cs="Times New Roman"/>
+          <w:lang w:val="uk-UA"/>
+        </w:rPr>
+      </w:pPr>
+      <w:r>
+        <w:rPr>
+          <w:rFonts w:eastAsia="Times New Roman" w:cs="Times New Roman"/>
+          <w:lang w:val="uk-UA"/>
+        </w:rPr>
+        <w:t>Використання шифру Віженера.</w:t>
+      </w:r>
+    </w:p>
+    <w:p>
+      <w:pPr>
+        <w:pStyle w:val="Common"/>
+        <w:rPr>
+          <w:rFonts w:eastAsia="Times New Roman" w:cs="Times New Roman"/>
+          <w:lang w:val="en-US"/>
+        </w:rPr>
+      </w:pPr>
+      <w:r>
+        <w:rPr>
+          <w:rFonts w:eastAsia="Times New Roman" w:cs="Times New Roman"/>
+          <w:lang w:val="en-US"/>
+        </w:rPr>
+      </w:r>
+    </w:p>
+    <w:p>
+      <w:pPr>
+        <w:pStyle w:val="Title3rd1"/>
+        <w:ind w:hanging="0" w:start="0"/>
+        <w:rPr>
+          <w:rFonts w:eastAsia="Times New Roman" w:cs="Times New Roman"/>
+          <w:lang w:val="en-US"/>
+        </w:rPr>
+      </w:pPr>
+      <w:bookmarkStart w:id="189" w:name="__RefHeading___Toc2459_792400555"/>
+      <w:bookmarkStart w:id="190" w:name="_Toc8988"/>
+      <w:bookmarkStart w:id="191" w:name="_Зміст000022"/>
+      <w:bookmarkStart w:id="192" w:name="_Зміст000057"/>
+      <w:bookmarkStart w:id="193" w:name="_Toc196826548"/>
+      <w:bookmarkStart w:id="194" w:name="_Зміст000115"/>
+      <w:bookmarkEnd w:id="189"/>
+      <w:r>
+        <w:rPr>
+          <w:rFonts w:eastAsia="Times New Roman" w:cs="Times New Roman"/>
+          <w:lang w:val="uk-UA"/>
+        </w:rPr>
+        <w:t>А.4.1 Вимоги до функціональних характеристик</w:t>
+      </w:r>
+      <w:bookmarkEnd w:id="190"/>
+      <w:bookmarkEnd w:id="191"/>
+      <w:bookmarkEnd w:id="192"/>
+      <w:bookmarkEnd w:id="193"/>
+      <w:bookmarkEnd w:id="194"/>
+    </w:p>
+    <w:p>
+      <w:pPr>
+        <w:pStyle w:val="Common"/>
+        <w:rPr>
+          <w:rFonts w:eastAsia="Times New Roman" w:cs="Times New Roman"/>
+          <w:lang w:val="en-US"/>
+        </w:rPr>
+      </w:pPr>
+      <w:r>
+        <w:rPr>
+          <w:rFonts w:eastAsia="Times New Roman" w:cs="Times New Roman"/>
+          <w:lang w:val="en-US"/>
+        </w:rPr>
+      </w:r>
+    </w:p>
+    <w:p>
+      <w:pPr>
+        <w:pStyle w:val="Common"/>
+        <w:rPr>
+          <w:rFonts w:eastAsia="Times New Roman" w:cs="Times New Roman"/>
+          <w:lang w:val="uk-UA"/>
+        </w:rPr>
+      </w:pPr>
+      <w:r>
+        <w:rPr>
+          <w:rFonts w:eastAsia="Times New Roman" w:cs="Times New Roman"/>
+          <w:lang w:val="uk-UA"/>
+        </w:rPr>
+        <w:t>Програма має виконувати такі мінімальні функції:</w:t>
+      </w:r>
+    </w:p>
+    <w:p>
+      <w:pPr>
+        <w:pStyle w:val="Common"/>
+        <w:rPr>
+          <w:rFonts w:eastAsia="Times New Roman" w:cs="Times New Roman"/>
+          <w:lang w:val="uk-UA"/>
+        </w:rPr>
+      </w:pPr>
+      <w:r>
+        <w:rPr>
+          <w:rFonts w:eastAsia="Times New Roman" w:cs="Times New Roman"/>
+          <w:lang w:val="uk-UA"/>
+        </w:rPr>
+      </w:r>
+    </w:p>
+    <w:p>
+      <w:pPr>
+        <w:pStyle w:val="Common"/>
+        <w:rPr>
+          <w:rFonts w:eastAsia="Times New Roman" w:cs="Times New Roman"/>
+          <w:lang w:val="uk-UA"/>
+        </w:rPr>
+      </w:pPr>
+      <w:r>
+        <w:rPr>
+          <w:rFonts w:eastAsia="Times New Roman" w:cs="Times New Roman"/>
+          <w:lang w:val="uk-UA"/>
+        </w:rPr>
+        <w:t>- Введення тексту для шифрування;</w:t>
+      </w:r>
+    </w:p>
+    <w:p>
+      <w:pPr>
+        <w:pStyle w:val="Common"/>
+        <w:rPr>
+          <w:rFonts w:eastAsia="Times New Roman" w:cs="Times New Roman"/>
+          <w:lang w:val="uk-UA"/>
+        </w:rPr>
+      </w:pPr>
+      <w:r>
+        <w:rPr>
+          <w:rFonts w:eastAsia="Times New Roman" w:cs="Times New Roman"/>
+          <w:lang w:val="uk-UA"/>
+        </w:rPr>
+        <w:t>- Введення ключу шифрування;</w:t>
+      </w:r>
+    </w:p>
+    <w:p>
+      <w:pPr>
+        <w:pStyle w:val="Common"/>
+        <w:rPr>
+          <w:rFonts w:eastAsia="Times New Roman" w:cs="Times New Roman"/>
+          <w:lang w:val="uk-UA"/>
+        </w:rPr>
+      </w:pPr>
+      <w:r>
+        <w:rPr>
+          <w:rFonts w:eastAsia="Times New Roman" w:cs="Times New Roman"/>
+          <w:lang w:val="uk-UA"/>
+        </w:rPr>
+        <w:t>- Виведення результатів користувачеві.</w:t>
+      </w:r>
+    </w:p>
+    <w:p>
+      <w:pPr>
+        <w:pStyle w:val="Common"/>
+        <w:rPr>
+          <w:rFonts w:eastAsia="Times New Roman" w:cs="Times New Roman"/>
+          <w:lang w:val="en-US"/>
+        </w:rPr>
+      </w:pPr>
+      <w:r>
+        <w:rPr>
+          <w:rFonts w:eastAsia="Times New Roman" w:cs="Times New Roman"/>
+          <w:lang w:val="en-US"/>
+        </w:rPr>
+      </w:r>
+    </w:p>
+    <w:p>
+      <w:pPr>
+        <w:pStyle w:val="Title3rd1"/>
+        <w:ind w:hanging="0" w:start="0"/>
+        <w:rPr>
+          <w:rFonts w:eastAsia="Times New Roman" w:cs="Times New Roman"/>
+          <w:lang w:val="en-US"/>
+        </w:rPr>
+      </w:pPr>
+      <w:bookmarkStart w:id="195" w:name="__RefHeading___Toc2461_792400555"/>
+      <w:bookmarkStart w:id="196" w:name="_Зміст000023"/>
+      <w:bookmarkStart w:id="197" w:name="_Toc196826549"/>
+      <w:bookmarkStart w:id="198" w:name="_Toc21715"/>
+      <w:bookmarkStart w:id="199" w:name="_Зміст000058"/>
+      <w:bookmarkStart w:id="200" w:name="_Зміст000116"/>
+      <w:bookmarkEnd w:id="195"/>
+      <w:r>
+        <w:rPr>
+          <w:rFonts w:eastAsia="Times New Roman" w:cs="Times New Roman"/>
+          <w:lang w:val="uk-UA"/>
+        </w:rPr>
+        <w:t>А.4.2 Вимоги до надійності</w:t>
+      </w:r>
+      <w:bookmarkEnd w:id="196"/>
+      <w:bookmarkEnd w:id="197"/>
+      <w:bookmarkEnd w:id="198"/>
+      <w:bookmarkEnd w:id="199"/>
+      <w:bookmarkEnd w:id="200"/>
+    </w:p>
+    <w:p>
+      <w:pPr>
+        <w:pStyle w:val="Common"/>
+        <w:rPr>
+          <w:rFonts w:eastAsia="Times New Roman" w:cs="Times New Roman"/>
+          <w:lang w:val="en-US"/>
+        </w:rPr>
+      </w:pPr>
+      <w:r>
+        <w:rPr>
+          <w:rFonts w:eastAsia="Times New Roman" w:cs="Times New Roman"/>
+          <w:lang w:val="en-US"/>
+        </w:rPr>
+      </w:r>
+    </w:p>
+    <w:p>
+      <w:pPr>
+        <w:pStyle w:val="Common"/>
+        <w:rPr>
+          <w:rFonts w:eastAsia="Times New Roman" w:cs="Times New Roman"/>
+          <w:lang w:val="uk-UA"/>
+        </w:rPr>
+      </w:pPr>
+      <w:r>
+        <w:rPr>
+          <w:rFonts w:eastAsia="Times New Roman" w:cs="Times New Roman"/>
+          <w:lang w:val="uk-UA"/>
+        </w:rPr>
+        <w:t>Програма має містити обробники виключних ситуацій аби не допустити непланового завершення роботи.</w:t>
+      </w:r>
+    </w:p>
+    <w:p>
+      <w:pPr>
+        <w:pStyle w:val="Common"/>
+        <w:rPr>
+          <w:rFonts w:eastAsia="Times New Roman" w:cs="Times New Roman"/>
+          <w:lang w:val="uk-UA"/>
+        </w:rPr>
+      </w:pPr>
+      <w:r>
+        <w:rPr>
+          <w:rFonts w:eastAsia="Times New Roman" w:cs="Times New Roman"/>
+          <w:lang w:val="uk-UA"/>
+        </w:rPr>
+        <w:t>Для надійності даних вони можуть зберігатися у буфері обміну.</w:t>
+      </w:r>
+    </w:p>
+    <w:p>
+      <w:pPr>
+        <w:pStyle w:val="Common"/>
+        <w:rPr>
+          <w:rFonts w:eastAsia="Times New Roman" w:cs="Times New Roman"/>
+          <w:lang w:val="en-US"/>
+        </w:rPr>
+      </w:pPr>
+      <w:r>
+        <w:rPr>
+          <w:rFonts w:eastAsia="Times New Roman" w:cs="Times New Roman"/>
+          <w:lang w:val="en-US"/>
+        </w:rPr>
+      </w:r>
+    </w:p>
+    <w:p>
+      <w:pPr>
+        <w:pStyle w:val="Title3rd1"/>
+        <w:ind w:hanging="0" w:start="0"/>
+        <w:rPr>
+          <w:rFonts w:eastAsia="Times New Roman" w:cs="Times New Roman"/>
+          <w:lang w:val="uk-UA"/>
+        </w:rPr>
+      </w:pPr>
+      <w:bookmarkStart w:id="201" w:name="__RefHeading___Toc2463_792400555"/>
+      <w:bookmarkStart w:id="202" w:name="_Зміст000117"/>
+      <w:bookmarkStart w:id="203" w:name="_Зміст000024"/>
+      <w:bookmarkStart w:id="204" w:name="_Toc8780"/>
+      <w:bookmarkStart w:id="205" w:name="_Зміст000059"/>
+      <w:bookmarkStart w:id="206" w:name="_Toc196826550"/>
+      <w:bookmarkEnd w:id="201"/>
+      <w:r>
+        <w:rPr>
+          <w:rFonts w:eastAsia="Times New Roman" w:cs="Times New Roman"/>
+          <w:lang w:val="uk-UA"/>
+        </w:rPr>
+        <w:t>А.4.3 Вимоги до технічних та програмних засобів</w:t>
+      </w:r>
+      <w:bookmarkEnd w:id="202"/>
+      <w:bookmarkEnd w:id="203"/>
+      <w:bookmarkEnd w:id="204"/>
+      <w:bookmarkEnd w:id="205"/>
+      <w:bookmarkEnd w:id="206"/>
+    </w:p>
+    <w:p>
+      <w:pPr>
+        <w:pStyle w:val="Common"/>
+        <w:rPr>
+          <w:rFonts w:eastAsia="Times New Roman" w:cs="Times New Roman"/>
+          <w:lang w:val="uk-UA"/>
+        </w:rPr>
+      </w:pPr>
+      <w:r>
+        <w:rPr>
+          <w:rFonts w:eastAsia="Times New Roman" w:cs="Times New Roman"/>
+          <w:lang w:val="uk-UA"/>
+        </w:rPr>
+      </w:r>
+    </w:p>
+    <w:p>
+      <w:pPr>
+        <w:pStyle w:val="Common"/>
+        <w:rPr>
+          <w:rFonts w:eastAsia="Times New Roman" w:cs="Times New Roman"/>
+          <w:lang w:val="uk-UA"/>
+        </w:rPr>
+      </w:pPr>
+      <w:r>
+        <w:rPr>
+          <w:rFonts w:eastAsia="Times New Roman" w:cs="Times New Roman"/>
+          <w:lang w:val="uk-UA"/>
+        </w:rPr>
+        <w:t>Програма має запускатися у браузері і бути доступною як на мобільних, так і на домашніх комп’ютерах.</w:t>
+      </w:r>
+    </w:p>
+    <w:p>
+      <w:pPr>
+        <w:pStyle w:val="Common"/>
+        <w:rPr>
+          <w:rFonts w:eastAsia="Times New Roman" w:cs="Times New Roman"/>
+          <w:lang w:val="uk-UA"/>
+        </w:rPr>
+      </w:pPr>
+      <w:r>
+        <w:rPr>
+          <w:rFonts w:eastAsia="Times New Roman" w:cs="Times New Roman"/>
+          <w:lang w:val="uk-UA"/>
+        </w:rPr>
+        <w:t>Мінімальні вимоги до клієнтської частини:</w:t>
+      </w:r>
+    </w:p>
+    <w:p>
+      <w:pPr>
+        <w:pStyle w:val="Common"/>
+        <w:rPr>
+          <w:rFonts w:eastAsia="Times New Roman" w:cs="Times New Roman"/>
+          <w:lang w:val="uk-UA"/>
+        </w:rPr>
+      </w:pPr>
+      <w:r>
+        <w:rPr>
+          <w:rFonts w:eastAsia="Times New Roman" w:cs="Times New Roman"/>
+          <w:lang w:val="uk-UA"/>
+        </w:rPr>
+      </w:r>
+    </w:p>
+    <w:p>
+      <w:pPr>
+        <w:pStyle w:val="Common"/>
+        <w:numPr>
+          <w:ilvl w:val="0"/>
+          <w:numId w:val="4"/>
+        </w:numPr>
+        <w:ind w:hanging="360" w:start="1211"/>
+        <w:rPr>
+          <w:rFonts w:eastAsia="Times New Roman" w:cs="Times New Roman"/>
+          <w:lang w:val="uk-UA"/>
+        </w:rPr>
+      </w:pPr>
+      <w:r>
+        <w:rPr>
+          <w:rFonts w:eastAsia="Times New Roman" w:cs="Times New Roman"/>
+          <w:lang w:val="uk-UA"/>
+        </w:rPr>
+        <w:t>Процесор: х6</w:t>
+      </w:r>
+      <w:r>
+        <w:rPr>
+          <w:rFonts w:eastAsia="Times New Roman" w:cs="Times New Roman"/>
+          <w:lang w:val="en-US"/>
+        </w:rPr>
+        <w:t>4</w:t>
+      </w:r>
+      <w:r>
+        <w:rPr>
+          <w:rFonts w:eastAsia="Times New Roman" w:cs="Times New Roman"/>
+          <w:lang w:val="uk-UA"/>
+        </w:rPr>
+        <w:t xml:space="preserve"> / х86 </w:t>
+      </w:r>
+      <w:r>
+        <w:rPr>
+          <w:rFonts w:eastAsia="Times New Roman" w:cs="Times New Roman"/>
+          <w:lang w:val="en-US"/>
+        </w:rPr>
+        <w:t>/ ARM;</w:t>
+      </w:r>
+    </w:p>
+    <w:p>
+      <w:pPr>
+        <w:pStyle w:val="Common"/>
+        <w:numPr>
+          <w:ilvl w:val="0"/>
+          <w:numId w:val="4"/>
+        </w:numPr>
+        <w:ind w:hanging="360" w:start="1211"/>
+        <w:rPr>
+          <w:rFonts w:eastAsia="Times New Roman" w:cs="Times New Roman"/>
+          <w:lang w:val="uk-UA"/>
+        </w:rPr>
+      </w:pPr>
+      <w:r>
+        <w:rPr>
+          <w:rFonts w:eastAsia="Times New Roman" w:cs="Times New Roman"/>
+          <w:lang w:val="uk-UA"/>
+        </w:rPr>
+        <w:t>Оперативна пам’ять: 512 МБ;</w:t>
+      </w:r>
+    </w:p>
+    <w:p>
+      <w:pPr>
+        <w:pStyle w:val="Common"/>
+        <w:numPr>
+          <w:ilvl w:val="0"/>
+          <w:numId w:val="4"/>
+        </w:numPr>
+        <w:ind w:hanging="360" w:start="1211"/>
+        <w:rPr>
+          <w:rFonts w:eastAsia="Times New Roman" w:cs="Times New Roman"/>
+          <w:lang w:val="uk-UA"/>
+        </w:rPr>
+      </w:pPr>
+      <w:r>
+        <w:rPr>
+          <w:rFonts w:eastAsia="Times New Roman" w:cs="Times New Roman"/>
+          <w:lang w:val="uk-UA"/>
+        </w:rPr>
+        <w:t>Накопичувач: 1 ГБ вільного місця;</w:t>
+      </w:r>
+    </w:p>
+    <w:p>
+      <w:pPr>
+        <w:pStyle w:val="Common"/>
+        <w:numPr>
+          <w:ilvl w:val="0"/>
+          <w:numId w:val="4"/>
+        </w:numPr>
+        <w:ind w:hanging="360" w:start="1211"/>
+        <w:rPr>
+          <w:rFonts w:eastAsia="Times New Roman" w:cs="Times New Roman"/>
+          <w:lang w:val="uk-UA"/>
+        </w:rPr>
+      </w:pPr>
+      <w:r>
+        <w:rPr>
+          <w:rFonts w:eastAsia="Times New Roman" w:cs="Times New Roman"/>
+          <w:lang w:val="uk-UA"/>
+        </w:rPr>
+        <w:t>Операційна система:</w:t>
+      </w:r>
+      <w:r>
+        <w:rPr>
+          <w:rFonts w:eastAsia="Times New Roman" w:cs="Times New Roman"/>
+          <w:lang w:val="en-US"/>
+        </w:rPr>
+        <w:t xml:space="preserve"> Android, iOS, macOS, Linux, Windows. </w:t>
+      </w:r>
+    </w:p>
+    <w:p>
+      <w:pPr>
+        <w:pStyle w:val="Common"/>
+        <w:ind w:hanging="0"/>
+        <w:rPr>
+          <w:rFonts w:eastAsia="Times New Roman" w:cs="Times New Roman"/>
+          <w:lang w:val="uk-UA"/>
+        </w:rPr>
+      </w:pPr>
+      <w:r>
+        <w:rPr>
+          <w:rFonts w:eastAsia="Times New Roman" w:cs="Times New Roman"/>
+          <w:lang w:val="uk-UA"/>
+        </w:rPr>
+      </w:r>
+    </w:p>
+    <w:p>
+      <w:pPr>
+        <w:pStyle w:val="Common"/>
+        <w:rPr>
+          <w:rFonts w:eastAsia="Times New Roman" w:cs="Times New Roman"/>
+          <w:lang w:val="uk-UA"/>
+        </w:rPr>
+      </w:pPr>
+      <w:r>
+        <w:rPr>
+          <w:rFonts w:eastAsia="Times New Roman" w:cs="Times New Roman"/>
+          <w:lang w:val="uk-UA"/>
+        </w:rPr>
+        <w:t>Програмні засоби можуть змінюватись в ході розробки, але заплановано використати такі:</w:t>
+      </w:r>
+    </w:p>
+    <w:p>
+      <w:pPr>
+        <w:pStyle w:val="Common"/>
+        <w:rPr>
+          <w:rFonts w:eastAsia="Times New Roman" w:cs="Times New Roman"/>
+          <w:lang w:val="uk-UA"/>
+        </w:rPr>
+      </w:pPr>
+      <w:r>
+        <w:rPr>
+          <w:rFonts w:eastAsia="Times New Roman" w:cs="Times New Roman"/>
+          <w:lang w:val="uk-UA"/>
+        </w:rPr>
+      </w:r>
+    </w:p>
+    <w:p>
+      <w:pPr>
+        <w:pStyle w:val="Common"/>
+        <w:rPr>
+          <w:rFonts w:eastAsia="Times New Roman" w:cs="Times New Roman"/>
+          <w:lang w:val="en-US"/>
+        </w:rPr>
+      </w:pPr>
+      <w:r>
+        <w:rPr>
+          <w:rFonts w:eastAsia="Times New Roman" w:cs="Times New Roman"/>
+          <w:lang w:val="en-US"/>
+        </w:rPr>
+        <w:t>- Flask (</w:t>
+      </w:r>
+      <w:r>
+        <w:rPr>
+          <w:rFonts w:eastAsia="Times New Roman" w:cs="Times New Roman"/>
+          <w:lang w:val="uk-UA"/>
+        </w:rPr>
+        <w:t xml:space="preserve">бекенд фреймворк для </w:t>
+      </w:r>
+      <w:r>
+        <w:rPr>
+          <w:rFonts w:eastAsia="Times New Roman" w:cs="Times New Roman"/>
+          <w:lang w:val="en-US"/>
+        </w:rPr>
+        <w:t>Python);</w:t>
+      </w:r>
+    </w:p>
+    <w:p>
+      <w:pPr>
+        <w:pStyle w:val="Common"/>
+        <w:rPr>
+          <w:rFonts w:eastAsia="Times New Roman" w:cs="Times New Roman"/>
+          <w:lang w:val="en-US"/>
+        </w:rPr>
+      </w:pPr>
+      <w:r>
+        <w:rPr>
+          <w:rFonts w:eastAsia="Times New Roman" w:cs="Times New Roman"/>
+          <w:lang w:val="en-US"/>
+        </w:rPr>
+        <w:t>- TailwindCSS (</w:t>
+      </w:r>
+      <w:r>
+        <w:rPr>
+          <w:rFonts w:eastAsia="Times New Roman" w:cs="Times New Roman"/>
+          <w:lang w:val="uk-UA"/>
+        </w:rPr>
+        <w:t xml:space="preserve">класовий фреймворк </w:t>
+      </w:r>
+      <w:r>
+        <w:rPr>
+          <w:rFonts w:eastAsia="Times New Roman" w:cs="Times New Roman"/>
+          <w:lang w:val="en-US"/>
+        </w:rPr>
+        <w:t>CSS).</w:t>
+      </w:r>
+    </w:p>
+    <w:p>
+      <w:pPr>
+        <w:pStyle w:val="Common"/>
+        <w:rPr>
+          <w:rFonts w:eastAsia="Times New Roman" w:cs="Times New Roman"/>
+          <w:lang w:val="uk-UA"/>
+        </w:rPr>
+      </w:pPr>
+      <w:r>
+        <w:rPr>
+          <w:rFonts w:eastAsia="Times New Roman" w:cs="Times New Roman"/>
+          <w:lang w:val="uk-UA"/>
+        </w:rPr>
+      </w:r>
+    </w:p>
+    <w:p>
+      <w:pPr>
+        <w:pStyle w:val="Common"/>
+        <w:rPr>
+          <w:rFonts w:eastAsia="Times New Roman" w:cs="Times New Roman"/>
+          <w:lang w:val="uk-UA"/>
+        </w:rPr>
+      </w:pPr>
+      <w:r>
+        <w:rPr>
+          <w:rFonts w:eastAsia="Times New Roman" w:cs="Times New Roman"/>
+          <w:lang w:val="uk-UA"/>
+        </w:rPr>
+        <w:t xml:space="preserve">Для користувацького інтерфейсу програма має використовувати фреймворк </w:t>
+      </w:r>
+      <w:r>
+        <w:rPr>
+          <w:rFonts w:eastAsia="Times New Roman" w:cs="Times New Roman"/>
+          <w:lang w:val="en-US"/>
+        </w:rPr>
+        <w:t xml:space="preserve">Next.js. TailwindCSS </w:t>
+      </w:r>
+      <w:r>
+        <w:rPr>
+          <w:rFonts w:eastAsia="Times New Roman" w:cs="Times New Roman"/>
+          <w:lang w:val="uk-UA"/>
+        </w:rPr>
+        <w:t>має бути використаний для стилізації.</w:t>
+      </w:r>
+    </w:p>
+    <w:p>
+      <w:pPr>
+        <w:pStyle w:val="Common"/>
+        <w:rPr>
+          <w:rFonts w:eastAsia="Times New Roman" w:cs="Times New Roman"/>
+          <w:lang w:val="uk-UA"/>
+        </w:rPr>
+      </w:pPr>
+      <w:r>
+        <w:rPr>
+          <w:rFonts w:eastAsia="Times New Roman" w:cs="Times New Roman"/>
+          <w:lang w:val="uk-UA"/>
+        </w:rPr>
+      </w:r>
+    </w:p>
+    <w:p>
+      <w:pPr>
+        <w:pStyle w:val="Title3rd1"/>
+        <w:ind w:hanging="0" w:start="0"/>
+        <w:rPr/>
+      </w:pPr>
+      <w:bookmarkStart w:id="207" w:name="__RefHeading___Toc2647_2362981076"/>
+      <w:bookmarkEnd w:id="207"/>
+      <w:r>
+        <w:rPr/>
+        <w:t>А.4.4 Вимоги до вхідних даних</w:t>
+      </w:r>
+    </w:p>
+    <w:p>
+      <w:pPr>
+        <w:pStyle w:val="Common"/>
+        <w:rPr>
+          <w:rFonts w:eastAsia="Times New Roman" w:cs="Times New Roman"/>
+          <w:lang w:val="uk-UA"/>
+        </w:rPr>
+      </w:pPr>
+      <w:r>
+        <w:rPr>
+          <w:rFonts w:eastAsia="Times New Roman" w:cs="Times New Roman"/>
+          <w:lang w:val="uk-UA"/>
+        </w:rPr>
+      </w:r>
+    </w:p>
+    <w:p>
+      <w:pPr>
+        <w:pStyle w:val="Common"/>
+        <w:rPr>
+          <w:rFonts w:eastAsia="Times New Roman" w:cs="Times New Roman"/>
+          <w:lang w:val="uk-UA"/>
+        </w:rPr>
+      </w:pPr>
+      <w:r>
+        <w:rPr>
+          <w:rFonts w:eastAsia="Times New Roman" w:cs="Times New Roman"/>
+          <w:lang w:val="uk-UA"/>
+        </w:rPr>
+        <w:t xml:space="preserve">Вимогами до ключа та введеного тексту є підтримка повної таблиці </w:t>
+      </w:r>
+      <w:r>
+        <w:rPr>
+          <w:rFonts w:eastAsia="Times New Roman" w:cs="Times New Roman"/>
+          <w:lang w:val="en-US"/>
+        </w:rPr>
+        <w:t xml:space="preserve">ASCII, </w:t>
+      </w:r>
+      <w:r>
+        <w:rPr>
+          <w:rFonts w:eastAsia="Times New Roman" w:cs="Times New Roman"/>
+          <w:lang w:val="uk-UA"/>
+        </w:rPr>
+        <w:t>а не лише літер алфавіту.</w:t>
+      </w:r>
+    </w:p>
+    <w:p>
+      <w:pPr>
+        <w:pStyle w:val="Common"/>
+        <w:rPr>
+          <w:rFonts w:eastAsia="Times New Roman" w:cs="Times New Roman"/>
+          <w:lang w:val="uk-UA"/>
+        </w:rPr>
+      </w:pPr>
+      <w:r>
+        <w:rPr>
+          <w:rFonts w:eastAsia="Times New Roman" w:cs="Times New Roman"/>
+          <w:lang w:val="uk-UA"/>
+        </w:rPr>
+      </w:r>
+    </w:p>
+    <w:p>
+      <w:pPr>
+        <w:pStyle w:val="Title2nd1"/>
+        <w:ind w:hanging="0" w:start="0"/>
+        <w:rPr>
+          <w:rFonts w:eastAsia="Times New Roman" w:cs="Times New Roman"/>
+        </w:rPr>
+      </w:pPr>
+      <w:bookmarkStart w:id="208" w:name="__RefHeading___Toc2465_792400555"/>
+      <w:bookmarkStart w:id="209" w:name="_Toc196826551"/>
+      <w:bookmarkStart w:id="210" w:name="_Toc19314"/>
+      <w:bookmarkStart w:id="211" w:name="_Зміст000118"/>
+      <w:bookmarkEnd w:id="208"/>
+      <w:r>
+        <w:rPr>
+          <w:rFonts w:eastAsia="Times New Roman" w:cs="Times New Roman"/>
+        </w:rPr>
+        <w:t>А.5 Вимоги до програмної документації</w:t>
+      </w:r>
+      <w:bookmarkEnd w:id="209"/>
+      <w:bookmarkEnd w:id="210"/>
+      <w:bookmarkEnd w:id="211"/>
+    </w:p>
+    <w:p>
+      <w:pPr>
+        <w:pStyle w:val="Common"/>
+        <w:rPr>
+          <w:rFonts w:eastAsia="Times New Roman" w:cs="Times New Roman"/>
+          <w:lang w:val="uk-UA"/>
+        </w:rPr>
+      </w:pPr>
+      <w:r>
+        <w:rPr>
+          <w:rFonts w:eastAsia="Times New Roman" w:cs="Times New Roman"/>
+          <w:lang w:val="uk-UA"/>
+        </w:rPr>
+      </w:r>
+    </w:p>
+    <w:p>
+      <w:pPr>
+        <w:pStyle w:val="Common"/>
+        <w:rPr>
+          <w:rFonts w:eastAsia="Times New Roman" w:cs="Times New Roman"/>
+          <w:lang w:val="uk-UA"/>
+        </w:rPr>
+      </w:pPr>
+      <w:r>
+        <w:rPr>
+          <w:rFonts w:eastAsia="Times New Roman" w:cs="Times New Roman"/>
+          <w:lang w:val="uk-UA"/>
+        </w:rPr>
+        <w:t>Програмна документація має бути реалізована у:</w:t>
+      </w:r>
+    </w:p>
+    <w:p>
+      <w:pPr>
+        <w:pStyle w:val="Common"/>
+        <w:rPr>
+          <w:rFonts w:eastAsia="Times New Roman" w:cs="Times New Roman"/>
+          <w:lang w:val="uk-UA"/>
+        </w:rPr>
+      </w:pPr>
+      <w:r>
+        <w:rPr>
+          <w:rFonts w:eastAsia="Times New Roman" w:cs="Times New Roman"/>
+          <w:lang w:val="uk-UA"/>
+        </w:rPr>
+      </w:r>
+    </w:p>
+    <w:p>
+      <w:pPr>
+        <w:pStyle w:val="Common"/>
+        <w:numPr>
+          <w:ilvl w:val="0"/>
+          <w:numId w:val="4"/>
+        </w:numPr>
+        <w:ind w:hanging="360" w:start="1211"/>
+        <w:rPr>
+          <w:rFonts w:eastAsia="Times New Roman" w:cs="Times New Roman"/>
+          <w:lang w:val="uk-UA"/>
+        </w:rPr>
+      </w:pPr>
+      <w:r>
+        <w:rPr>
+          <w:rFonts w:eastAsia="Times New Roman" w:cs="Times New Roman"/>
+          <w:lang w:val="uk-UA"/>
+        </w:rPr>
+        <w:t>Пояснювальній записці;</w:t>
+      </w:r>
+    </w:p>
+    <w:p>
+      <w:pPr>
+        <w:pStyle w:val="Common"/>
+        <w:numPr>
+          <w:ilvl w:val="0"/>
+          <w:numId w:val="4"/>
+        </w:numPr>
+        <w:ind w:hanging="360" w:start="1211"/>
+        <w:rPr>
+          <w:rFonts w:eastAsia="Times New Roman" w:cs="Times New Roman"/>
+          <w:lang w:val="uk-UA"/>
+        </w:rPr>
+      </w:pPr>
+      <w:r>
+        <w:rPr>
+          <w:rFonts w:eastAsia="Times New Roman" w:cs="Times New Roman"/>
+          <w:lang w:val="uk-UA"/>
+        </w:rPr>
+        <w:t>Технічному завданні.</w:t>
+      </w:r>
+    </w:p>
+    <w:p>
+      <w:pPr>
+        <w:pStyle w:val="Common"/>
+        <w:ind w:hanging="360" w:start="1211"/>
+        <w:rPr>
+          <w:rFonts w:eastAsia="Times New Roman" w:cs="Times New Roman"/>
+          <w:lang w:val="uk-UA"/>
+        </w:rPr>
+      </w:pPr>
+      <w:r>
+        <w:rPr>
+          <w:rFonts w:eastAsia="Times New Roman" w:cs="Times New Roman"/>
+          <w:lang w:val="uk-UA"/>
+        </w:rPr>
+      </w:r>
+    </w:p>
+    <w:p>
+      <w:pPr>
+        <w:pStyle w:val="Common"/>
+        <w:rPr>
+          <w:rFonts w:eastAsia="Times New Roman" w:cs="Times New Roman"/>
+          <w:lang w:val="uk-UA"/>
+        </w:rPr>
+      </w:pPr>
+      <w:r>
+        <w:rPr>
+          <w:rFonts w:eastAsia="Times New Roman" w:cs="Times New Roman"/>
+          <w:lang w:val="uk-UA"/>
+        </w:rPr>
+        <w:t>Код програми має бути написаний зі зрозумілими назвами змінних/класів/методів і може включати коментарі.</w:t>
+      </w:r>
+    </w:p>
+    <w:p>
+      <w:pPr>
+        <w:pStyle w:val="Common"/>
+        <w:rPr>
+          <w:rFonts w:eastAsia="Times New Roman" w:cs="Times New Roman"/>
+          <w:lang w:val="uk-UA"/>
+        </w:rPr>
+      </w:pPr>
+      <w:r>
+        <w:rPr>
+          <w:rFonts w:eastAsia="Times New Roman" w:cs="Times New Roman"/>
+          <w:lang w:val="uk-UA"/>
+        </w:rPr>
+      </w:r>
+    </w:p>
+    <w:p>
+      <w:pPr>
+        <w:pStyle w:val="Title2nd1"/>
+        <w:ind w:hanging="0" w:start="0"/>
+        <w:rPr>
+          <w:rFonts w:eastAsia="Times New Roman" w:cs="Times New Roman"/>
+        </w:rPr>
+      </w:pPr>
+      <w:bookmarkStart w:id="212" w:name="__RefHeading___Toc2467_792400555"/>
+      <w:bookmarkStart w:id="213" w:name="_Зміст000119"/>
+      <w:bookmarkStart w:id="214" w:name="_Toc12028"/>
+      <w:bookmarkStart w:id="215" w:name="_Toc196826552"/>
+      <w:bookmarkEnd w:id="212"/>
+      <w:r>
+        <w:rPr>
+          <w:rFonts w:eastAsia="Times New Roman" w:cs="Times New Roman"/>
+        </w:rPr>
+        <w:t>А.6 Стадії і етапи розробки</w:t>
+      </w:r>
+      <w:bookmarkEnd w:id="213"/>
+      <w:bookmarkEnd w:id="214"/>
+      <w:bookmarkEnd w:id="215"/>
+    </w:p>
+    <w:p>
+      <w:pPr>
+        <w:pStyle w:val="Title3rd1"/>
+        <w:ind w:hanging="0" w:start="0"/>
+        <w:rPr>
+          <w:rFonts w:eastAsia="Times New Roman" w:cs="Times New Roman"/>
+          <w:lang w:val="uk-UA"/>
+        </w:rPr>
+      </w:pPr>
+      <w:bookmarkStart w:id="216" w:name="__RefHeading___Toc2469_792400555"/>
+      <w:bookmarkStart w:id="217" w:name="_Toc27737"/>
+      <w:bookmarkStart w:id="218" w:name="_Toc196826553"/>
+      <w:bookmarkStart w:id="219" w:name="_Зміст000120"/>
+      <w:bookmarkStart w:id="220" w:name="_Зміст000060"/>
+      <w:bookmarkStart w:id="221" w:name="_Зміст000025"/>
+      <w:bookmarkEnd w:id="216"/>
+      <w:r>
+        <w:rPr>
+          <w:rFonts w:eastAsia="Times New Roman" w:cs="Times New Roman"/>
+          <w:lang w:val="uk-UA"/>
+        </w:rPr>
+        <w:t>А.6.1 Стадії розробки</w:t>
+      </w:r>
+      <w:bookmarkEnd w:id="217"/>
+      <w:bookmarkEnd w:id="218"/>
+      <w:bookmarkEnd w:id="219"/>
+      <w:bookmarkEnd w:id="220"/>
+      <w:bookmarkEnd w:id="221"/>
+    </w:p>
+    <w:p>
+      <w:pPr>
+        <w:pStyle w:val="Common"/>
+        <w:rPr>
+          <w:rFonts w:eastAsia="Times New Roman" w:cs="Times New Roman"/>
+          <w:lang w:val="uk-UA"/>
+        </w:rPr>
+      </w:pPr>
+      <w:r>
+        <w:rPr>
+          <w:rFonts w:eastAsia="Times New Roman" w:cs="Times New Roman"/>
+          <w:lang w:val="uk-UA"/>
+        </w:rPr>
+      </w:r>
+    </w:p>
+    <w:p>
+      <w:pPr>
+        <w:pStyle w:val="Common"/>
+        <w:rPr>
+          <w:rFonts w:eastAsia="Times New Roman" w:cs="Times New Roman"/>
+          <w:lang w:val="uk-UA"/>
+        </w:rPr>
+      </w:pPr>
+      <w:r>
+        <w:rPr>
+          <w:rFonts w:eastAsia="Times New Roman" w:cs="Times New Roman"/>
+          <w:lang w:val="uk-UA"/>
+        </w:rPr>
+        <w:t>Стадії розробки:</w:t>
+      </w:r>
+    </w:p>
+    <w:p>
+      <w:pPr>
+        <w:pStyle w:val="Common"/>
+        <w:rPr>
+          <w:rFonts w:eastAsia="Times New Roman" w:cs="Times New Roman"/>
+          <w:lang w:val="uk-UA"/>
+        </w:rPr>
+      </w:pPr>
+      <w:r>
+        <w:rPr>
+          <w:rFonts w:eastAsia="Times New Roman" w:cs="Times New Roman"/>
+          <w:lang w:val="uk-UA"/>
+        </w:rPr>
       </w:r>
     </w:p>
     <w:p>
@@ -10887,339 +11790,7 @@
           <w:rFonts w:eastAsia="Times New Roman" w:cs="Times New Roman"/>
           <w:lang w:val="uk-UA"/>
         </w:rPr>
-        <w:t>Використання шифру Віженера.</w:t>
-      </w:r>
-    </w:p>
-    <w:p>
-      <w:pPr>
-        <w:pStyle w:val="Common"/>
-        <w:rPr>
-          <w:rFonts w:eastAsia="Times New Roman" w:cs="Times New Roman"/>
-          <w:lang w:val="en-US"/>
-        </w:rPr>
-      </w:pPr>
-      <w:r>
-        <w:rPr>
-          <w:rFonts w:eastAsia="Times New Roman" w:cs="Times New Roman"/>
-          <w:lang w:val="en-US"/>
-        </w:rPr>
-      </w:r>
-    </w:p>
-    <w:p>
-      <w:pPr>
-        <w:pStyle w:val="Title3rd1"/>
-        <w:rPr>
-          <w:rFonts w:eastAsia="Times New Roman" w:cs="Times New Roman"/>
-          <w:lang w:val="en-US"/>
-        </w:rPr>
-      </w:pPr>
-      <w:bookmarkStart w:id="189" w:name="__RefHeading___Toc2459_792400555"/>
-      <w:bookmarkStart w:id="190" w:name="_Зміст000115"/>
-      <w:bookmarkStart w:id="191" w:name="_Toc196826548"/>
-      <w:bookmarkStart w:id="192" w:name="_Зміст000057"/>
-      <w:bookmarkStart w:id="193" w:name="_Зміст000022"/>
-      <w:bookmarkStart w:id="194" w:name="_Toc8988"/>
-      <w:bookmarkEnd w:id="189"/>
-      <w:r>
-        <w:rPr>
-          <w:rFonts w:eastAsia="Times New Roman" w:cs="Times New Roman"/>
-          <w:lang w:val="uk-UA"/>
-        </w:rPr>
-        <w:t>А.4.1 Вимоги до функціональних характеристик</w:t>
-      </w:r>
-      <w:bookmarkEnd w:id="190"/>
-      <w:bookmarkEnd w:id="191"/>
-      <w:bookmarkEnd w:id="192"/>
-      <w:bookmarkEnd w:id="193"/>
-      <w:bookmarkEnd w:id="194"/>
-    </w:p>
-    <w:p>
-      <w:pPr>
-        <w:pStyle w:val="Common"/>
-        <w:rPr>
-          <w:rFonts w:eastAsia="Times New Roman" w:cs="Times New Roman"/>
-          <w:lang w:val="en-US"/>
-        </w:rPr>
-      </w:pPr>
-      <w:r>
-        <w:rPr>
-          <w:rFonts w:eastAsia="Times New Roman" w:cs="Times New Roman"/>
-          <w:lang w:val="en-US"/>
-        </w:rPr>
-      </w:r>
-    </w:p>
-    <w:p>
-      <w:pPr>
-        <w:pStyle w:val="Common"/>
-        <w:rPr>
-          <w:rFonts w:eastAsia="Times New Roman" w:cs="Times New Roman"/>
-          <w:lang w:val="uk-UA"/>
-        </w:rPr>
-      </w:pPr>
-      <w:r>
-        <w:rPr>
-          <w:rFonts w:eastAsia="Times New Roman" w:cs="Times New Roman"/>
-          <w:lang w:val="uk-UA"/>
-        </w:rPr>
-        <w:t>Програма має виконувати такі мінімальні функції:</w:t>
-      </w:r>
-    </w:p>
-    <w:p>
-      <w:pPr>
-        <w:pStyle w:val="Common"/>
-        <w:rPr>
-          <w:rFonts w:eastAsia="Times New Roman" w:cs="Times New Roman"/>
-          <w:lang w:val="uk-UA"/>
-        </w:rPr>
-      </w:pPr>
-      <w:r>
-        <w:rPr>
-          <w:rFonts w:eastAsia="Times New Roman" w:cs="Times New Roman"/>
-          <w:lang w:val="uk-UA"/>
-        </w:rPr>
-      </w:r>
-    </w:p>
-    <w:p>
-      <w:pPr>
-        <w:pStyle w:val="Common"/>
-        <w:rPr>
-          <w:rFonts w:eastAsia="Times New Roman" w:cs="Times New Roman"/>
-          <w:lang w:val="uk-UA"/>
-        </w:rPr>
-      </w:pPr>
-      <w:r>
-        <w:rPr>
-          <w:rFonts w:eastAsia="Times New Roman" w:cs="Times New Roman"/>
-          <w:lang w:val="uk-UA"/>
-        </w:rPr>
-        <w:t>- Введення тексту для шифрування;</w:t>
-      </w:r>
-    </w:p>
-    <w:p>
-      <w:pPr>
-        <w:pStyle w:val="Common"/>
-        <w:rPr>
-          <w:rFonts w:eastAsia="Times New Roman" w:cs="Times New Roman"/>
-          <w:lang w:val="uk-UA"/>
-        </w:rPr>
-      </w:pPr>
-      <w:r>
-        <w:rPr>
-          <w:rFonts w:eastAsia="Times New Roman" w:cs="Times New Roman"/>
-          <w:lang w:val="uk-UA"/>
-        </w:rPr>
-        <w:t>- Введення ключу шифрування;</w:t>
-      </w:r>
-    </w:p>
-    <w:p>
-      <w:pPr>
-        <w:pStyle w:val="Common"/>
-        <w:rPr>
-          <w:rFonts w:eastAsia="Times New Roman" w:cs="Times New Roman"/>
-          <w:lang w:val="uk-UA"/>
-        </w:rPr>
-      </w:pPr>
-      <w:r>
-        <w:rPr>
-          <w:rFonts w:eastAsia="Times New Roman" w:cs="Times New Roman"/>
-          <w:lang w:val="uk-UA"/>
-        </w:rPr>
-        <w:t>- Виведення результатів користувачеві.</w:t>
-      </w:r>
-    </w:p>
-    <w:p>
-      <w:pPr>
-        <w:pStyle w:val="Common"/>
-        <w:rPr>
-          <w:rFonts w:eastAsia="Times New Roman" w:cs="Times New Roman"/>
-          <w:lang w:val="en-US"/>
-        </w:rPr>
-      </w:pPr>
-      <w:r>
-        <w:rPr>
-          <w:rFonts w:eastAsia="Times New Roman" w:cs="Times New Roman"/>
-          <w:lang w:val="en-US"/>
-        </w:rPr>
-      </w:r>
-    </w:p>
-    <w:p>
-      <w:pPr>
-        <w:pStyle w:val="Title3rd1"/>
-        <w:rPr>
-          <w:rFonts w:eastAsia="Times New Roman" w:cs="Times New Roman"/>
-          <w:lang w:val="en-US"/>
-        </w:rPr>
-      </w:pPr>
-      <w:bookmarkStart w:id="195" w:name="__RefHeading___Toc2461_792400555"/>
-      <w:bookmarkStart w:id="196" w:name="_Зміст000116"/>
-      <w:bookmarkStart w:id="197" w:name="_Зміст000058"/>
-      <w:bookmarkStart w:id="198" w:name="_Toc21715"/>
-      <w:bookmarkStart w:id="199" w:name="_Toc196826549"/>
-      <w:bookmarkStart w:id="200" w:name="_Зміст000023"/>
-      <w:bookmarkEnd w:id="195"/>
-      <w:r>
-        <w:rPr>
-          <w:rFonts w:eastAsia="Times New Roman" w:cs="Times New Roman"/>
-          <w:lang w:val="uk-UA"/>
-        </w:rPr>
-        <w:t>А.4.2 Вимоги до надійності</w:t>
-      </w:r>
-      <w:bookmarkEnd w:id="196"/>
-      <w:bookmarkEnd w:id="197"/>
-      <w:bookmarkEnd w:id="198"/>
-      <w:bookmarkEnd w:id="199"/>
-      <w:bookmarkEnd w:id="200"/>
-    </w:p>
-    <w:p>
-      <w:pPr>
-        <w:pStyle w:val="Common"/>
-        <w:rPr>
-          <w:rFonts w:eastAsia="Times New Roman" w:cs="Times New Roman"/>
-          <w:lang w:val="en-US"/>
-        </w:rPr>
-      </w:pPr>
-      <w:r>
-        <w:rPr>
-          <w:rFonts w:eastAsia="Times New Roman" w:cs="Times New Roman"/>
-          <w:lang w:val="en-US"/>
-        </w:rPr>
-      </w:r>
-    </w:p>
-    <w:p>
-      <w:pPr>
-        <w:pStyle w:val="Common"/>
-        <w:rPr>
-          <w:rFonts w:eastAsia="Times New Roman" w:cs="Times New Roman"/>
-          <w:lang w:val="uk-UA"/>
-        </w:rPr>
-      </w:pPr>
-      <w:r>
-        <w:rPr>
-          <w:rFonts w:eastAsia="Times New Roman" w:cs="Times New Roman"/>
-          <w:lang w:val="uk-UA"/>
-        </w:rPr>
-        <w:t>Програма має містити обробники виключних ситуацій аби не допустити непланового завершення роботи.</w:t>
-      </w:r>
-    </w:p>
-    <w:p>
-      <w:pPr>
-        <w:pStyle w:val="Common"/>
-        <w:rPr>
-          <w:rFonts w:eastAsia="Times New Roman" w:cs="Times New Roman"/>
-          <w:lang w:val="uk-UA"/>
-        </w:rPr>
-      </w:pPr>
-      <w:r>
-        <w:rPr>
-          <w:rFonts w:eastAsia="Times New Roman" w:cs="Times New Roman"/>
-          <w:lang w:val="uk-UA"/>
-        </w:rPr>
-        <w:t>Для надійності даних вони можуть зберігатися у буфері обміну.</w:t>
-      </w:r>
-    </w:p>
-    <w:p>
-      <w:pPr>
-        <w:pStyle w:val="Common"/>
-        <w:rPr>
-          <w:rFonts w:eastAsia="Times New Roman" w:cs="Times New Roman"/>
-          <w:lang w:val="en-US"/>
-        </w:rPr>
-      </w:pPr>
-      <w:r>
-        <w:rPr>
-          <w:rFonts w:eastAsia="Times New Roman" w:cs="Times New Roman"/>
-          <w:lang w:val="en-US"/>
-        </w:rPr>
-      </w:r>
-    </w:p>
-    <w:p>
-      <w:pPr>
-        <w:pStyle w:val="Title3rd1"/>
-        <w:rPr>
-          <w:rFonts w:eastAsia="Times New Roman" w:cs="Times New Roman"/>
-          <w:lang w:val="uk-UA"/>
-        </w:rPr>
-      </w:pPr>
-      <w:bookmarkStart w:id="201" w:name="__RefHeading___Toc2463_792400555"/>
-      <w:bookmarkStart w:id="202" w:name="_Toc196826550"/>
-      <w:bookmarkStart w:id="203" w:name="_Зміст000059"/>
-      <w:bookmarkStart w:id="204" w:name="_Toc8780"/>
-      <w:bookmarkStart w:id="205" w:name="_Зміст000024"/>
-      <w:bookmarkStart w:id="206" w:name="_Зміст000117"/>
-      <w:bookmarkEnd w:id="201"/>
-      <w:r>
-        <w:rPr>
-          <w:rFonts w:eastAsia="Times New Roman" w:cs="Times New Roman"/>
-          <w:lang w:val="uk-UA"/>
-        </w:rPr>
-        <w:t>А.4.3 Вимоги до технічних та програмних засобів</w:t>
-      </w:r>
-      <w:bookmarkEnd w:id="202"/>
-      <w:bookmarkEnd w:id="203"/>
-      <w:bookmarkEnd w:id="204"/>
-      <w:bookmarkEnd w:id="205"/>
-      <w:bookmarkEnd w:id="206"/>
-    </w:p>
-    <w:p>
-      <w:pPr>
-        <w:pStyle w:val="Common"/>
-        <w:rPr>
-          <w:rFonts w:eastAsia="Times New Roman" w:cs="Times New Roman"/>
-          <w:lang w:val="uk-UA"/>
-        </w:rPr>
-      </w:pPr>
-      <w:r>
-        <w:rPr>
-          <w:rFonts w:eastAsia="Times New Roman" w:cs="Times New Roman"/>
-          <w:lang w:val="uk-UA"/>
-        </w:rPr>
-      </w:r>
-    </w:p>
-    <w:p>
-      <w:pPr>
-        <w:pStyle w:val="Common"/>
-        <w:rPr>
-          <w:rFonts w:eastAsia="Times New Roman" w:cs="Times New Roman"/>
-          <w:lang w:val="uk-UA"/>
-        </w:rPr>
-      </w:pPr>
-      <w:r>
-        <w:rPr>
-          <w:rFonts w:eastAsia="Times New Roman" w:cs="Times New Roman"/>
-          <w:lang w:val="uk-UA"/>
-        </w:rPr>
-        <w:t>Програма має запускатися у браузері і бути доступною як на мобільних, так і на домашніх комп’ютерах.</w:t>
-      </w:r>
-    </w:p>
-    <w:p>
-      <w:pPr>
-        <w:pStyle w:val="Common"/>
-        <w:rPr>
-          <w:rFonts w:eastAsia="Times New Roman" w:cs="Times New Roman"/>
-          <w:lang w:val="uk-UA"/>
-        </w:rPr>
-      </w:pPr>
-      <w:r>
-        <w:rPr>
-          <w:rFonts w:eastAsia="Times New Roman" w:cs="Times New Roman"/>
-          <w:lang w:val="uk-UA"/>
-        </w:rPr>
-        <w:t>Мінімальні вимоги до клієнтської частини:</w:t>
-      </w:r>
-    </w:p>
-    <w:p>
-      <w:pPr>
-        <w:pStyle w:val="Common"/>
-        <w:rPr>
-          <w:rFonts w:eastAsia="Times New Roman" w:cs="Times New Roman"/>
-          <w:lang w:val="uk-UA"/>
-        </w:rPr>
-      </w:pPr>
-      <w:r>
-        <w:rPr>
-          <w:rFonts w:eastAsia="Times New Roman" w:cs="Times New Roman"/>
-          <w:lang w:val="uk-UA"/>
-        </w:rPr>
+        <w:t>Розробка документації;</w:t>
       </w:r>
     </w:p>
     <w:p>
@@ -11240,28 +11811,7 @@
           <w:rFonts w:eastAsia="Times New Roman" w:cs="Times New Roman"/>
           <w:lang w:val="uk-UA"/>
         </w:rPr>
-        <w:t>Процесор: х6</w:t>
-      </w:r>
-      <w:r>
-        <w:rPr>
-          <w:rFonts w:eastAsia="Times New Roman" w:cs="Times New Roman"/>
-          <w:lang w:val="en-US"/>
-        </w:rPr>
-        <w:t>4</w:t>
-      </w:r>
-      <w:r>
-        <w:rPr>
-          <w:rFonts w:eastAsia="Times New Roman" w:cs="Times New Roman"/>
-          <w:lang w:val="uk-UA"/>
-        </w:rPr>
-        <w:t xml:space="preserve"> / х86 </w:t>
-      </w:r>
-      <w:r>
-        <w:rPr>
-          <w:rFonts w:eastAsia="Times New Roman" w:cs="Times New Roman"/>
-          <w:lang w:val="en-US"/>
-        </w:rPr>
-        <w:t>/ ARM;</w:t>
+        <w:t>Написання програми;</w:t>
       </w:r>
     </w:p>
     <w:p>
@@ -11282,208 +11832,7 @@
           <w:rFonts w:eastAsia="Times New Roman" w:cs="Times New Roman"/>
           <w:lang w:val="uk-UA"/>
         </w:rPr>
-        <w:t>Оперативна пам’ять: 512 МБ;</w:t>
-      </w:r>
-    </w:p>
-    <w:p>
-      <w:pPr>
-        <w:pStyle w:val="Common"/>
-        <w:numPr>
-          <w:ilvl w:val="0"/>
-          <w:numId w:val="5"/>
-        </w:numPr>
-        <w:ind w:hanging="360" w:start="1211"/>
-        <w:rPr>
-          <w:rFonts w:eastAsia="Times New Roman" w:cs="Times New Roman"/>
-          <w:lang w:val="uk-UA"/>
-        </w:rPr>
-      </w:pPr>
-      <w:r>
-        <w:rPr>
-          <w:rFonts w:eastAsia="Times New Roman" w:cs="Times New Roman"/>
-          <w:lang w:val="uk-UA"/>
-        </w:rPr>
-        <w:t>Накопичувач: 1 ГБ вільного місця;</w:t>
-      </w:r>
-    </w:p>
-    <w:p>
-      <w:pPr>
-        <w:pStyle w:val="Common"/>
-        <w:numPr>
-          <w:ilvl w:val="0"/>
-          <w:numId w:val="5"/>
-        </w:numPr>
-        <w:ind w:hanging="360" w:start="1211"/>
-        <w:rPr>
-          <w:rFonts w:eastAsia="Times New Roman" w:cs="Times New Roman"/>
-          <w:lang w:val="uk-UA"/>
-        </w:rPr>
-      </w:pPr>
-      <w:r>
-        <w:rPr>
-          <w:rFonts w:eastAsia="Times New Roman" w:cs="Times New Roman"/>
-          <w:lang w:val="uk-UA"/>
-        </w:rPr>
-        <w:t>Операційна система:</w:t>
-      </w:r>
-      <w:r>
-        <w:rPr>
-          <w:rFonts w:eastAsia="Times New Roman" w:cs="Times New Roman"/>
-          <w:lang w:val="en-US"/>
-        </w:rPr>
-        <w:t xml:space="preserve"> Android, iOS, macOS, Linux, Windows. </w:t>
-      </w:r>
-    </w:p>
-    <w:p>
-      <w:pPr>
-        <w:pStyle w:val="Common"/>
-        <w:ind w:hanging="0"/>
-        <w:rPr>
-          <w:rFonts w:eastAsia="Times New Roman" w:cs="Times New Roman"/>
-          <w:lang w:val="uk-UA"/>
-        </w:rPr>
-      </w:pPr>
-      <w:r>
-        <w:rPr>
-          <w:rFonts w:eastAsia="Times New Roman" w:cs="Times New Roman"/>
-          <w:lang w:val="uk-UA"/>
-        </w:rPr>
-      </w:r>
-    </w:p>
-    <w:p>
-      <w:pPr>
-        <w:pStyle w:val="Common"/>
-        <w:rPr>
-          <w:rFonts w:eastAsia="Times New Roman" w:cs="Times New Roman"/>
-          <w:lang w:val="uk-UA"/>
-        </w:rPr>
-      </w:pPr>
-      <w:r>
-        <w:rPr>
-          <w:rFonts w:eastAsia="Times New Roman" w:cs="Times New Roman"/>
-          <w:lang w:val="uk-UA"/>
-        </w:rPr>
-        <w:t>Програмні засоби можуть змінюватись в ході розробки, але заплановано використати такі:</w:t>
-      </w:r>
-    </w:p>
-    <w:p>
-      <w:pPr>
-        <w:pStyle w:val="Common"/>
-        <w:rPr>
-          <w:rFonts w:eastAsia="Times New Roman" w:cs="Times New Roman"/>
-          <w:lang w:val="uk-UA"/>
-        </w:rPr>
-      </w:pPr>
-      <w:r>
-        <w:rPr>
-          <w:rFonts w:eastAsia="Times New Roman" w:cs="Times New Roman"/>
-          <w:lang w:val="uk-UA"/>
-        </w:rPr>
-      </w:r>
-    </w:p>
-    <w:p>
-      <w:pPr>
-        <w:pStyle w:val="Common"/>
-        <w:rPr>
-          <w:rFonts w:eastAsia="Times New Roman" w:cs="Times New Roman"/>
-          <w:lang w:val="en-US"/>
-        </w:rPr>
-      </w:pPr>
-      <w:r>
-        <w:rPr>
-          <w:rFonts w:eastAsia="Times New Roman" w:cs="Times New Roman"/>
-          <w:lang w:val="en-US"/>
-        </w:rPr>
-        <w:t>- Flask (</w:t>
-      </w:r>
-      <w:r>
-        <w:rPr>
-          <w:rFonts w:eastAsia="Times New Roman" w:cs="Times New Roman"/>
-          <w:lang w:val="uk-UA"/>
-        </w:rPr>
-        <w:t xml:space="preserve">бекенд фреймворк для </w:t>
-      </w:r>
-      <w:r>
-        <w:rPr>
-          <w:rFonts w:eastAsia="Times New Roman" w:cs="Times New Roman"/>
-          <w:lang w:val="en-US"/>
-        </w:rPr>
-        <w:t>Python);</w:t>
-      </w:r>
-    </w:p>
-    <w:p>
-      <w:pPr>
-        <w:pStyle w:val="Common"/>
-        <w:rPr>
-          <w:rFonts w:eastAsia="Times New Roman" w:cs="Times New Roman"/>
-          <w:lang w:val="en-US"/>
-        </w:rPr>
-      </w:pPr>
-      <w:r>
-        <w:rPr>
-          <w:rFonts w:eastAsia="Times New Roman" w:cs="Times New Roman"/>
-          <w:lang w:val="en-US"/>
-        </w:rPr>
-        <w:t>- TailwindCSS (</w:t>
-      </w:r>
-      <w:r>
-        <w:rPr>
-          <w:rFonts w:eastAsia="Times New Roman" w:cs="Times New Roman"/>
-          <w:lang w:val="uk-UA"/>
-        </w:rPr>
-        <w:t xml:space="preserve">класовий фреймворк </w:t>
-      </w:r>
-      <w:r>
-        <w:rPr>
-          <w:rFonts w:eastAsia="Times New Roman" w:cs="Times New Roman"/>
-          <w:lang w:val="en-US"/>
-        </w:rPr>
-        <w:t>CSS).</w:t>
-      </w:r>
-    </w:p>
-    <w:p>
-      <w:pPr>
-        <w:pStyle w:val="Common"/>
-        <w:rPr>
-          <w:rFonts w:eastAsia="Times New Roman" w:cs="Times New Roman"/>
-          <w:lang w:val="uk-UA"/>
-        </w:rPr>
-      </w:pPr>
-      <w:r>
-        <w:rPr>
-          <w:rFonts w:eastAsia="Times New Roman" w:cs="Times New Roman"/>
-          <w:lang w:val="uk-UA"/>
-        </w:rPr>
-      </w:r>
-    </w:p>
-    <w:p>
-      <w:pPr>
-        <w:pStyle w:val="Common"/>
-        <w:rPr>
-          <w:rFonts w:eastAsia="Times New Roman" w:cs="Times New Roman"/>
-          <w:lang w:val="uk-UA"/>
-        </w:rPr>
-      </w:pPr>
-      <w:r>
-        <w:rPr>
-          <w:rFonts w:eastAsia="Times New Roman" w:cs="Times New Roman"/>
-          <w:lang w:val="uk-UA"/>
-        </w:rPr>
-        <w:t xml:space="preserve">Для користувацького інтерфейсу програма має використовувати фреймворк </w:t>
-      </w:r>
-      <w:r>
-        <w:rPr>
-          <w:rFonts w:eastAsia="Times New Roman" w:cs="Times New Roman"/>
-          <w:lang w:val="en-US"/>
-        </w:rPr>
-        <w:t xml:space="preserve">Next.js. TailwindCSS </w:t>
-      </w:r>
-      <w:r>
-        <w:rPr>
-          <w:rFonts w:eastAsia="Times New Roman" w:cs="Times New Roman"/>
-          <w:lang w:val="uk-UA"/>
-        </w:rPr>
-        <w:t>має бути використаний для стилізації.</w:t>
+        <w:t>Розробка презентації.</w:t>
       </w:r>
     </w:p>
     <w:p>
@@ -11504,311 +11853,68 @@
     <w:p>
       <w:pPr>
         <w:pStyle w:val="Title3rd1"/>
-        <w:rPr/>
-      </w:pPr>
-      <w:bookmarkStart w:id="207" w:name="__RefHeading___Toc2647_2362981076"/>
-      <w:bookmarkEnd w:id="207"/>
-      <w:r>
-        <w:rPr/>
-        <w:t>А.4.4 Вимоги до вхідних даних</w:t>
-      </w:r>
-    </w:p>
-    <w:p>
-      <w:pPr>
-        <w:pStyle w:val="Common"/>
-        <w:rPr>
-          <w:rFonts w:eastAsia="Times New Roman" w:cs="Times New Roman"/>
-          <w:lang w:val="uk-UA"/>
-        </w:rPr>
-      </w:pPr>
-      <w:r>
-        <w:rPr>
-          <w:rFonts w:eastAsia="Times New Roman" w:cs="Times New Roman"/>
-          <w:lang w:val="uk-UA"/>
-        </w:rPr>
-      </w:r>
-    </w:p>
-    <w:p>
-      <w:pPr>
-        <w:pStyle w:val="Common"/>
-        <w:rPr>
-          <w:rFonts w:eastAsia="Times New Roman" w:cs="Times New Roman"/>
-          <w:lang w:val="uk-UA"/>
-        </w:rPr>
-      </w:pPr>
-      <w:r>
-        <w:rPr>
-          <w:rFonts w:eastAsia="Times New Roman" w:cs="Times New Roman"/>
-          <w:lang w:val="uk-UA"/>
-        </w:rPr>
-        <w:t xml:space="preserve">Вимогами до ключа та введеного тексту є підтримка повної таблиці </w:t>
-      </w:r>
-      <w:r>
-        <w:rPr>
-          <w:rFonts w:eastAsia="Times New Roman" w:cs="Times New Roman"/>
-          <w:lang w:val="en-US"/>
-        </w:rPr>
-        <w:t xml:space="preserve">ASCII, </w:t>
-      </w:r>
-      <w:r>
-        <w:rPr>
-          <w:rFonts w:eastAsia="Times New Roman" w:cs="Times New Roman"/>
-          <w:lang w:val="uk-UA"/>
-        </w:rPr>
-        <w:t>а не лише літер алфавіту.</w:t>
-      </w:r>
-    </w:p>
-    <w:p>
-      <w:pPr>
-        <w:pStyle w:val="Common"/>
-        <w:rPr>
-          <w:rFonts w:eastAsia="Times New Roman" w:cs="Times New Roman"/>
-          <w:lang w:val="uk-UA"/>
-        </w:rPr>
-      </w:pPr>
-      <w:r>
-        <w:rPr>
-          <w:rFonts w:eastAsia="Times New Roman" w:cs="Times New Roman"/>
-          <w:lang w:val="uk-UA"/>
-        </w:rPr>
-      </w:r>
-    </w:p>
-    <w:p>
-      <w:pPr>
-        <w:pStyle w:val="Title2nd1"/>
-        <w:rPr>
-          <w:rFonts w:eastAsia="Times New Roman" w:cs="Times New Roman"/>
-        </w:rPr>
-      </w:pPr>
-      <w:bookmarkStart w:id="208" w:name="__RefHeading___Toc2465_792400555"/>
-      <w:bookmarkStart w:id="209" w:name="_Зміст000118"/>
-      <w:bookmarkStart w:id="210" w:name="_Toc19314"/>
-      <w:bookmarkStart w:id="211" w:name="_Toc196826551"/>
-      <w:bookmarkEnd w:id="208"/>
-      <w:r>
-        <w:rPr>
-          <w:rFonts w:eastAsia="Times New Roman" w:cs="Times New Roman"/>
-        </w:rPr>
-        <w:t>А.5 Вимоги до програмної документації</w:t>
-      </w:r>
-      <w:bookmarkEnd w:id="209"/>
-      <w:bookmarkEnd w:id="210"/>
-      <w:bookmarkEnd w:id="211"/>
-    </w:p>
-    <w:p>
-      <w:pPr>
-        <w:pStyle w:val="Common"/>
-        <w:rPr>
-          <w:rFonts w:eastAsia="Times New Roman" w:cs="Times New Roman"/>
-          <w:lang w:val="uk-UA"/>
-        </w:rPr>
-      </w:pPr>
-      <w:r>
-        <w:rPr>
-          <w:rFonts w:eastAsia="Times New Roman" w:cs="Times New Roman"/>
-          <w:lang w:val="uk-UA"/>
-        </w:rPr>
-      </w:r>
-    </w:p>
-    <w:p>
-      <w:pPr>
-        <w:pStyle w:val="Common"/>
-        <w:rPr>
-          <w:rFonts w:eastAsia="Times New Roman" w:cs="Times New Roman"/>
-          <w:lang w:val="uk-UA"/>
-        </w:rPr>
-      </w:pPr>
-      <w:r>
-        <w:rPr>
-          <w:rFonts w:eastAsia="Times New Roman" w:cs="Times New Roman"/>
-          <w:lang w:val="uk-UA"/>
-        </w:rPr>
-        <w:t>Програмна документація має бути реалізована у:</w:t>
-      </w:r>
-    </w:p>
-    <w:p>
-      <w:pPr>
-        <w:pStyle w:val="Common"/>
-        <w:rPr>
-          <w:rFonts w:eastAsia="Times New Roman" w:cs="Times New Roman"/>
-          <w:lang w:val="uk-UA"/>
-        </w:rPr>
-      </w:pPr>
-      <w:r>
-        <w:rPr>
-          <w:rFonts w:eastAsia="Times New Roman" w:cs="Times New Roman"/>
-          <w:lang w:val="uk-UA"/>
-        </w:rPr>
-      </w:r>
-    </w:p>
-    <w:p>
-      <w:pPr>
-        <w:pStyle w:val="Common"/>
-        <w:numPr>
-          <w:ilvl w:val="0"/>
-          <w:numId w:val="5"/>
-        </w:numPr>
-        <w:ind w:hanging="360" w:start="1211"/>
-        <w:rPr>
-          <w:rFonts w:eastAsia="Times New Roman" w:cs="Times New Roman"/>
-          <w:lang w:val="uk-UA"/>
-        </w:rPr>
-      </w:pPr>
-      <w:r>
-        <w:rPr>
-          <w:rFonts w:eastAsia="Times New Roman" w:cs="Times New Roman"/>
-          <w:lang w:val="uk-UA"/>
-        </w:rPr>
-        <w:t>Пояснювальній записці;</w:t>
-      </w:r>
-    </w:p>
-    <w:p>
-      <w:pPr>
-        <w:pStyle w:val="Common"/>
-        <w:numPr>
-          <w:ilvl w:val="0"/>
-          <w:numId w:val="5"/>
-        </w:numPr>
-        <w:ind w:hanging="360" w:start="1211"/>
-        <w:rPr>
-          <w:rFonts w:eastAsia="Times New Roman" w:cs="Times New Roman"/>
-          <w:lang w:val="uk-UA"/>
-        </w:rPr>
-      </w:pPr>
-      <w:r>
-        <w:rPr>
-          <w:rFonts w:eastAsia="Times New Roman" w:cs="Times New Roman"/>
-          <w:lang w:val="uk-UA"/>
-        </w:rPr>
-        <w:t>Технічному завданні.</w:t>
-      </w:r>
-    </w:p>
-    <w:p>
-      <w:pPr>
-        <w:pStyle w:val="Common"/>
-        <w:ind w:hanging="360" w:start="1211"/>
-        <w:rPr>
-          <w:rFonts w:eastAsia="Times New Roman" w:cs="Times New Roman"/>
-          <w:lang w:val="uk-UA"/>
-        </w:rPr>
-      </w:pPr>
-      <w:r>
-        <w:rPr>
-          <w:rFonts w:eastAsia="Times New Roman" w:cs="Times New Roman"/>
-          <w:lang w:val="uk-UA"/>
-        </w:rPr>
-      </w:r>
-    </w:p>
-    <w:p>
-      <w:pPr>
-        <w:pStyle w:val="Common"/>
-        <w:rPr>
-          <w:rFonts w:eastAsia="Times New Roman" w:cs="Times New Roman"/>
-          <w:lang w:val="uk-UA"/>
-        </w:rPr>
-      </w:pPr>
-      <w:r>
-        <w:rPr>
-          <w:rFonts w:eastAsia="Times New Roman" w:cs="Times New Roman"/>
-          <w:lang w:val="uk-UA"/>
-        </w:rPr>
-        <w:t>Код програми має бути написаний зі зрозумілими назвами змінних/класів/методів і може включати коментарі.</w:t>
-      </w:r>
-    </w:p>
-    <w:p>
-      <w:pPr>
-        <w:pStyle w:val="Common"/>
-        <w:rPr>
-          <w:rFonts w:eastAsia="Times New Roman" w:cs="Times New Roman"/>
-          <w:lang w:val="uk-UA"/>
-        </w:rPr>
-      </w:pPr>
-      <w:r>
-        <w:rPr>
-          <w:rFonts w:eastAsia="Times New Roman" w:cs="Times New Roman"/>
-          <w:lang w:val="uk-UA"/>
-        </w:rPr>
-      </w:r>
-    </w:p>
-    <w:p>
-      <w:pPr>
-        <w:pStyle w:val="Title2nd1"/>
-        <w:rPr>
-          <w:rFonts w:eastAsia="Times New Roman" w:cs="Times New Roman"/>
-        </w:rPr>
-      </w:pPr>
-      <w:bookmarkStart w:id="212" w:name="__RefHeading___Toc2467_792400555"/>
-      <w:bookmarkStart w:id="213" w:name="_Toc196826552"/>
-      <w:bookmarkStart w:id="214" w:name="_Toc12028"/>
-      <w:bookmarkStart w:id="215" w:name="_Зміст000119"/>
-      <w:bookmarkEnd w:id="212"/>
-      <w:r>
-        <w:rPr>
-          <w:rFonts w:eastAsia="Times New Roman" w:cs="Times New Roman"/>
-        </w:rPr>
-        <w:t>А.6 Стадії і етапи розробки</w:t>
-      </w:r>
-      <w:bookmarkEnd w:id="213"/>
-      <w:bookmarkEnd w:id="214"/>
-      <w:bookmarkEnd w:id="215"/>
-    </w:p>
-    <w:p>
-      <w:pPr>
-        <w:pStyle w:val="Title3rd1"/>
-        <w:rPr>
-          <w:rFonts w:eastAsia="Times New Roman" w:cs="Times New Roman"/>
-          <w:lang w:val="uk-UA"/>
-        </w:rPr>
-      </w:pPr>
-      <w:bookmarkStart w:id="216" w:name="__RefHeading___Toc2469_792400555"/>
-      <w:bookmarkStart w:id="217" w:name="_Зміст000025"/>
-      <w:bookmarkStart w:id="218" w:name="_Зміст000060"/>
-      <w:bookmarkStart w:id="219" w:name="_Зміст000120"/>
-      <w:bookmarkStart w:id="220" w:name="_Toc196826553"/>
-      <w:bookmarkStart w:id="221" w:name="_Toc27737"/>
-      <w:bookmarkEnd w:id="216"/>
-      <w:r>
-        <w:rPr>
-          <w:rFonts w:eastAsia="Times New Roman" w:cs="Times New Roman"/>
-          <w:lang w:val="uk-UA"/>
-        </w:rPr>
-        <w:t>А.6.1 Стадії розробки</w:t>
-      </w:r>
-      <w:bookmarkEnd w:id="217"/>
-      <w:bookmarkEnd w:id="218"/>
-      <w:bookmarkEnd w:id="219"/>
-      <w:bookmarkEnd w:id="220"/>
-      <w:bookmarkEnd w:id="221"/>
-    </w:p>
-    <w:p>
-      <w:pPr>
-        <w:pStyle w:val="Common"/>
-        <w:rPr>
-          <w:rFonts w:eastAsia="Times New Roman" w:cs="Times New Roman"/>
-          <w:lang w:val="uk-UA"/>
-        </w:rPr>
-      </w:pPr>
-      <w:r>
-        <w:rPr>
-          <w:rFonts w:eastAsia="Times New Roman" w:cs="Times New Roman"/>
-          <w:lang w:val="uk-UA"/>
-        </w:rPr>
-      </w:r>
-    </w:p>
-    <w:p>
-      <w:pPr>
-        <w:pStyle w:val="Common"/>
-        <w:rPr>
-          <w:rFonts w:eastAsia="Times New Roman" w:cs="Times New Roman"/>
-          <w:lang w:val="uk-UA"/>
-        </w:rPr>
-      </w:pPr>
-      <w:r>
-        <w:rPr>
-          <w:rFonts w:eastAsia="Times New Roman" w:cs="Times New Roman"/>
-          <w:lang w:val="uk-UA"/>
-        </w:rPr>
-        <w:t>Стадії розробки:</w:t>
+        <w:ind w:hanging="0" w:start="0"/>
+        <w:rPr>
+          <w:rFonts w:eastAsia="Times New Roman" w:cs="Times New Roman"/>
+          <w:lang w:val="uk-UA"/>
+        </w:rPr>
+      </w:pPr>
+      <w:bookmarkStart w:id="222" w:name="__RefHeading___Toc2471_792400555"/>
+      <w:bookmarkStart w:id="223" w:name="_Зміст000061"/>
+      <w:bookmarkStart w:id="224" w:name="_Зміст000121"/>
+      <w:bookmarkStart w:id="225" w:name="_Зміст000026"/>
+      <w:bookmarkStart w:id="226" w:name="_Toc11650"/>
+      <w:bookmarkStart w:id="227" w:name="_Toc196826554"/>
+      <w:bookmarkEnd w:id="222"/>
+      <w:r>
+        <w:rPr>
+          <w:rFonts w:eastAsia="Times New Roman" w:cs="Times New Roman"/>
+          <w:lang w:val="uk-UA"/>
+        </w:rPr>
+        <w:t>А.6.2 Етапи розробки</w:t>
+      </w:r>
+      <w:bookmarkEnd w:id="226"/>
+      <w:bookmarkEnd w:id="227"/>
+      <w:r>
+        <w:rPr>
+          <w:rFonts w:eastAsia="Times New Roman" w:cs="Times New Roman"/>
+          <w:lang w:val="uk-UA"/>
+        </w:rPr>
+        <w:t xml:space="preserve"> </w:t>
+      </w:r>
+      <w:bookmarkEnd w:id="223"/>
+      <w:bookmarkEnd w:id="224"/>
+      <w:bookmarkEnd w:id="225"/>
+    </w:p>
+    <w:p>
+      <w:pPr>
+        <w:pStyle w:val="Common"/>
+        <w:rPr>
+          <w:rFonts w:eastAsia="Times New Roman" w:cs="Times New Roman"/>
+          <w:lang w:val="uk-UA"/>
+        </w:rPr>
+      </w:pPr>
+      <w:r>
+        <w:rPr>
+          <w:rFonts w:eastAsia="Times New Roman" w:cs="Times New Roman"/>
+          <w:lang w:val="uk-UA"/>
+        </w:rPr>
+      </w:r>
+    </w:p>
+    <w:p>
+      <w:pPr>
+        <w:pStyle w:val="Common"/>
+        <w:rPr>
+          <w:rFonts w:eastAsia="Times New Roman" w:cs="Times New Roman"/>
+          <w:lang w:val="uk-UA"/>
+        </w:rPr>
+      </w:pPr>
+      <w:r>
+        <w:rPr>
+          <w:rFonts w:eastAsia="Times New Roman" w:cs="Times New Roman"/>
+          <w:lang w:val="uk-UA"/>
+        </w:rPr>
+        <w:t>Етапи розробки:</w:t>
       </w:r>
     </w:p>
     <w:p>
@@ -11844,7 +11950,7 @@
           <w:rFonts w:eastAsia="Times New Roman" w:cs="Times New Roman"/>
           <w:lang w:val="uk-UA"/>
         </w:rPr>
-        <w:t>Розробка документації;</w:t>
+        <w:t>Вибір технічних засобів;</w:t>
       </w:r>
     </w:p>
     <w:p>
@@ -11865,7 +11971,7 @@
           <w:rFonts w:eastAsia="Times New Roman" w:cs="Times New Roman"/>
           <w:lang w:val="uk-UA"/>
         </w:rPr>
-        <w:t>Написання програми;</w:t>
+        <w:t>Ітеративне написання програми;</w:t>
       </w:r>
     </w:p>
     <w:p>
@@ -11886,7 +11992,28 @@
           <w:rFonts w:eastAsia="Times New Roman" w:cs="Times New Roman"/>
           <w:lang w:val="uk-UA"/>
         </w:rPr>
-        <w:t>Розробка презентації.</w:t>
+        <w:t>Тестування та перероблювання;</w:t>
+      </w:r>
+    </w:p>
+    <w:p>
+      <w:pPr>
+        <w:pStyle w:val="Common"/>
+        <w:numPr>
+          <w:ilvl w:val="0"/>
+          <w:numId w:val="6"/>
+        </w:numPr>
+        <w:ind w:hanging="360" w:start="1211"/>
+        <w:rPr>
+          <w:rFonts w:eastAsia="Times New Roman" w:cs="Times New Roman"/>
+          <w:lang w:val="uk-UA"/>
+        </w:rPr>
+      </w:pPr>
+      <w:r>
+        <w:rPr>
+          <w:rFonts w:eastAsia="Times New Roman" w:cs="Times New Roman"/>
+          <w:lang w:val="uk-UA"/>
+        </w:rPr>
+        <w:t>Заповнення пояснювальної записки.</w:t>
       </w:r>
     </w:p>
     <w:p>
@@ -11907,67 +12034,61 @@
     <w:p>
       <w:pPr>
         <w:pStyle w:val="Title3rd1"/>
-        <w:rPr>
-          <w:rFonts w:eastAsia="Times New Roman" w:cs="Times New Roman"/>
-          <w:lang w:val="uk-UA"/>
-        </w:rPr>
-      </w:pPr>
-      <w:bookmarkStart w:id="222" w:name="__RefHeading___Toc2471_792400555"/>
-      <w:bookmarkStart w:id="223" w:name="_Зміст000026"/>
-      <w:bookmarkStart w:id="224" w:name="_Зміст000121"/>
-      <w:bookmarkStart w:id="225" w:name="_Зміст000061"/>
-      <w:bookmarkStart w:id="226" w:name="_Toc196826554"/>
-      <w:bookmarkStart w:id="227" w:name="_Toc11650"/>
-      <w:bookmarkEnd w:id="222"/>
-      <w:r>
-        <w:rPr>
-          <w:rFonts w:eastAsia="Times New Roman" w:cs="Times New Roman"/>
-          <w:lang w:val="uk-UA"/>
-        </w:rPr>
-        <w:t>А.6.2 Етапи розробки</w:t>
-      </w:r>
-      <w:bookmarkEnd w:id="226"/>
-      <w:bookmarkEnd w:id="227"/>
-      <w:r>
-        <w:rPr>
-          <w:rFonts w:eastAsia="Times New Roman" w:cs="Times New Roman"/>
-          <w:lang w:val="uk-UA"/>
-        </w:rPr>
-        <w:t xml:space="preserve"> </w:t>
-      </w:r>
-      <w:bookmarkEnd w:id="223"/>
-      <w:bookmarkEnd w:id="224"/>
-      <w:bookmarkEnd w:id="225"/>
-    </w:p>
-    <w:p>
-      <w:pPr>
-        <w:pStyle w:val="Common"/>
-        <w:rPr>
-          <w:rFonts w:eastAsia="Times New Roman" w:cs="Times New Roman"/>
-          <w:lang w:val="uk-UA"/>
-        </w:rPr>
-      </w:pPr>
-      <w:r>
-        <w:rPr>
-          <w:rFonts w:eastAsia="Times New Roman" w:cs="Times New Roman"/>
-          <w:lang w:val="uk-UA"/>
-        </w:rPr>
-      </w:r>
-    </w:p>
-    <w:p>
-      <w:pPr>
-        <w:pStyle w:val="Common"/>
-        <w:rPr>
-          <w:rFonts w:eastAsia="Times New Roman" w:cs="Times New Roman"/>
-          <w:lang w:val="uk-UA"/>
-        </w:rPr>
-      </w:pPr>
-      <w:r>
-        <w:rPr>
-          <w:rFonts w:eastAsia="Times New Roman" w:cs="Times New Roman"/>
-          <w:lang w:val="uk-UA"/>
-        </w:rPr>
-        <w:t>Етапи розробки:</w:t>
+        <w:ind w:hanging="0" w:start="0"/>
+        <w:rPr>
+          <w:rFonts w:eastAsia="Times New Roman" w:cs="Times New Roman"/>
+          <w:lang w:val="uk-UA"/>
+        </w:rPr>
+      </w:pPr>
+      <w:bookmarkStart w:id="228" w:name="__RefHeading___Toc2473_792400555"/>
+      <w:bookmarkStart w:id="229" w:name="_Toc196826555"/>
+      <w:bookmarkStart w:id="230" w:name="_Зміст000027"/>
+      <w:bookmarkStart w:id="231" w:name="_Зміст000122"/>
+      <w:bookmarkStart w:id="232" w:name="_Зміст000062"/>
+      <w:bookmarkStart w:id="233" w:name="_Toc10935"/>
+      <w:bookmarkEnd w:id="228"/>
+      <w:r>
+        <w:rPr>
+          <w:rFonts w:eastAsia="Times New Roman" w:cs="Times New Roman"/>
+          <w:lang w:val="uk-UA"/>
+        </w:rPr>
+        <w:t>А.6.3 Зміст робіт по етапах</w:t>
+      </w:r>
+      <w:bookmarkEnd w:id="229"/>
+      <w:bookmarkEnd w:id="230"/>
+      <w:bookmarkEnd w:id="231"/>
+      <w:bookmarkEnd w:id="232"/>
+      <w:bookmarkEnd w:id="233"/>
+    </w:p>
+    <w:p>
+      <w:pPr>
+        <w:pStyle w:val="Common"/>
+        <w:rPr>
+          <w:rFonts w:eastAsia="Times New Roman" w:cs="Times New Roman"/>
+          <w:lang w:val="uk-UA"/>
+        </w:rPr>
+      </w:pPr>
+      <w:r>
+        <w:rPr>
+          <w:rFonts w:eastAsia="Times New Roman" w:cs="Times New Roman"/>
+          <w:lang w:val="uk-UA"/>
+        </w:rPr>
+      </w:r>
+    </w:p>
+    <w:p>
+      <w:pPr>
+        <w:pStyle w:val="Common"/>
+        <w:rPr>
+          <w:rFonts w:eastAsia="Times New Roman" w:cs="Times New Roman"/>
+          <w:lang w:val="uk-UA"/>
+        </w:rPr>
+      </w:pPr>
+      <w:r>
+        <w:rPr>
+          <w:rFonts w:eastAsia="Times New Roman" w:cs="Times New Roman"/>
+          <w:lang w:val="uk-UA"/>
+        </w:rPr>
+        <w:t>Зміст роботи може бути таким на кожному етапі:</w:t>
       </w:r>
     </w:p>
     <w:p>
@@ -12003,7 +12124,7 @@
           <w:rFonts w:eastAsia="Times New Roman" w:cs="Times New Roman"/>
           <w:lang w:val="uk-UA"/>
         </w:rPr>
-        <w:t>Вибір технічних засобів;</w:t>
+        <w:t>Початкова документація, тестові програми;</w:t>
       </w:r>
     </w:p>
     <w:p>
@@ -12024,7 +12145,7 @@
           <w:rFonts w:eastAsia="Times New Roman" w:cs="Times New Roman"/>
           <w:lang w:val="uk-UA"/>
         </w:rPr>
-        <w:t>Ітеративне написання програми;</w:t>
+        <w:t>Робоча програма, більш заповнена документація, підготовка до презентації;</w:t>
       </w:r>
     </w:p>
     <w:p>
@@ -12045,179 +12166,6 @@
           <w:rFonts w:eastAsia="Times New Roman" w:cs="Times New Roman"/>
           <w:lang w:val="uk-UA"/>
         </w:rPr>
-        <w:t>Тестування та перероблювання;</w:t>
-      </w:r>
-    </w:p>
-    <w:p>
-      <w:pPr>
-        <w:pStyle w:val="Common"/>
-        <w:numPr>
-          <w:ilvl w:val="0"/>
-          <w:numId w:val="7"/>
-        </w:numPr>
-        <w:ind w:hanging="360" w:start="1211"/>
-        <w:rPr>
-          <w:rFonts w:eastAsia="Times New Roman" w:cs="Times New Roman"/>
-          <w:lang w:val="uk-UA"/>
-        </w:rPr>
-      </w:pPr>
-      <w:r>
-        <w:rPr>
-          <w:rFonts w:eastAsia="Times New Roman" w:cs="Times New Roman"/>
-          <w:lang w:val="uk-UA"/>
-        </w:rPr>
-        <w:t>Заповнення пояснювальної записки.</w:t>
-      </w:r>
-    </w:p>
-    <w:p>
-      <w:pPr>
-        <w:pStyle w:val="Common"/>
-        <w:rPr>
-          <w:rFonts w:eastAsia="Times New Roman" w:cs="Times New Roman"/>
-          <w:lang w:val="uk-UA"/>
-        </w:rPr>
-      </w:pPr>
-      <w:r>
-        <w:rPr>
-          <w:rFonts w:eastAsia="Times New Roman" w:cs="Times New Roman"/>
-          <w:lang w:val="uk-UA"/>
-        </w:rPr>
-      </w:r>
-    </w:p>
-    <w:p>
-      <w:pPr>
-        <w:pStyle w:val="Title3rd1"/>
-        <w:rPr>
-          <w:rFonts w:eastAsia="Times New Roman" w:cs="Times New Roman"/>
-          <w:lang w:val="uk-UA"/>
-        </w:rPr>
-      </w:pPr>
-      <w:bookmarkStart w:id="228" w:name="__RefHeading___Toc2473_792400555"/>
-      <w:bookmarkStart w:id="229" w:name="_Toc10935"/>
-      <w:bookmarkStart w:id="230" w:name="_Зміст000062"/>
-      <w:bookmarkStart w:id="231" w:name="_Зміст000122"/>
-      <w:bookmarkStart w:id="232" w:name="_Зміст000027"/>
-      <w:bookmarkStart w:id="233" w:name="_Toc196826555"/>
-      <w:bookmarkEnd w:id="228"/>
-      <w:r>
-        <w:rPr>
-          <w:rFonts w:eastAsia="Times New Roman" w:cs="Times New Roman"/>
-          <w:lang w:val="uk-UA"/>
-        </w:rPr>
-        <w:t>А.6.3 Зміст робіт по етапах</w:t>
-      </w:r>
-      <w:bookmarkEnd w:id="229"/>
-      <w:bookmarkEnd w:id="230"/>
-      <w:bookmarkEnd w:id="231"/>
-      <w:bookmarkEnd w:id="232"/>
-      <w:bookmarkEnd w:id="233"/>
-    </w:p>
-    <w:p>
-      <w:pPr>
-        <w:pStyle w:val="Common"/>
-        <w:rPr>
-          <w:rFonts w:eastAsia="Times New Roman" w:cs="Times New Roman"/>
-          <w:lang w:val="uk-UA"/>
-        </w:rPr>
-      </w:pPr>
-      <w:r>
-        <w:rPr>
-          <w:rFonts w:eastAsia="Times New Roman" w:cs="Times New Roman"/>
-          <w:lang w:val="uk-UA"/>
-        </w:rPr>
-      </w:r>
-    </w:p>
-    <w:p>
-      <w:pPr>
-        <w:pStyle w:val="Common"/>
-        <w:rPr>
-          <w:rFonts w:eastAsia="Times New Roman" w:cs="Times New Roman"/>
-          <w:lang w:val="uk-UA"/>
-        </w:rPr>
-      </w:pPr>
-      <w:r>
-        <w:rPr>
-          <w:rFonts w:eastAsia="Times New Roman" w:cs="Times New Roman"/>
-          <w:lang w:val="uk-UA"/>
-        </w:rPr>
-        <w:t>Зміст роботи може бути таким на кожному етапі:</w:t>
-      </w:r>
-    </w:p>
-    <w:p>
-      <w:pPr>
-        <w:pStyle w:val="Common"/>
-        <w:rPr>
-          <w:rFonts w:eastAsia="Times New Roman" w:cs="Times New Roman"/>
-          <w:lang w:val="uk-UA"/>
-        </w:rPr>
-      </w:pPr>
-      <w:r>
-        <w:rPr>
-          <w:rFonts w:eastAsia="Times New Roman" w:cs="Times New Roman"/>
-          <w:lang w:val="uk-UA"/>
-        </w:rPr>
-      </w:r>
-    </w:p>
-    <w:p>
-      <w:pPr>
-        <w:pStyle w:val="Common"/>
-        <w:numPr>
-          <w:ilvl w:val="0"/>
-          <w:numId w:val="8"/>
-        </w:numPr>
-        <w:ind w:hanging="360" w:start="1211"/>
-        <w:rPr>
-          <w:rFonts w:eastAsia="Times New Roman" w:cs="Times New Roman"/>
-          <w:lang w:val="uk-UA"/>
-        </w:rPr>
-      </w:pPr>
-      <w:r>
-        <w:rPr>
-          <w:rFonts w:eastAsia="Times New Roman" w:cs="Times New Roman"/>
-          <w:lang w:val="uk-UA"/>
-        </w:rPr>
-        <w:t>Початкова документація, тестові програми;</w:t>
-      </w:r>
-    </w:p>
-    <w:p>
-      <w:pPr>
-        <w:pStyle w:val="Common"/>
-        <w:numPr>
-          <w:ilvl w:val="0"/>
-          <w:numId w:val="8"/>
-        </w:numPr>
-        <w:ind w:hanging="360" w:start="1211"/>
-        <w:rPr>
-          <w:rFonts w:eastAsia="Times New Roman" w:cs="Times New Roman"/>
-          <w:lang w:val="uk-UA"/>
-        </w:rPr>
-      </w:pPr>
-      <w:r>
-        <w:rPr>
-          <w:rFonts w:eastAsia="Times New Roman" w:cs="Times New Roman"/>
-          <w:lang w:val="uk-UA"/>
-        </w:rPr>
-        <w:t>Робоча програма, більш заповнена документація, підготовка до презентації;</w:t>
-      </w:r>
-    </w:p>
-    <w:p>
-      <w:pPr>
-        <w:pStyle w:val="Common"/>
-        <w:numPr>
-          <w:ilvl w:val="0"/>
-          <w:numId w:val="8"/>
-        </w:numPr>
-        <w:ind w:hanging="360" w:start="1211"/>
-        <w:rPr>
-          <w:rFonts w:eastAsia="Times New Roman" w:cs="Times New Roman"/>
-          <w:lang w:val="uk-UA"/>
-        </w:rPr>
-      </w:pPr>
-      <w:r>
-        <w:rPr>
-          <w:rFonts w:eastAsia="Times New Roman" w:cs="Times New Roman"/>
-          <w:lang w:val="uk-UA"/>
-        </w:rPr>
         <w:t>Готова програма, готова документація, готова презентація.</w:t>
       </w:r>
     </w:p>
@@ -12424,14 +12372,15 @@
     <w:p>
       <w:pPr>
         <w:pStyle w:val="Title1st"/>
+        <w:ind w:hanging="0" w:start="0"/>
         <w:rPr>
           <w:rFonts w:eastAsia="Times New Roman" w:cs="Times New Roman"/>
           <w:lang w:val="uk-UA"/>
         </w:rPr>
       </w:pPr>
       <w:bookmarkStart w:id="234" w:name="__RefHeading___Toc2475_792400555"/>
-      <w:bookmarkStart w:id="235" w:name="_Toc11195"/>
-      <w:bookmarkStart w:id="236" w:name="_Зміст000127"/>
+      <w:bookmarkStart w:id="235" w:name="_Зміст000127"/>
+      <w:bookmarkStart w:id="236" w:name="_Toc11195"/>
       <w:bookmarkEnd w:id="234"/>
       <w:r>
         <w:rPr>
@@ -12468,6 +12417,7 @@
       <w:pPr>
         <w:pStyle w:val="Title2nd1"/>
         <w:spacing w:before="0" w:after="0"/>
+        <w:ind w:hanging="0" w:start="0"/>
         <w:rPr/>
       </w:pPr>
       <w:bookmarkStart w:id="237" w:name="__RefHeading___Toc2477_792400555"/>
@@ -12556,6 +12506,7 @@
     <w:p>
       <w:pPr>
         <w:pStyle w:val="Title2nd1"/>
+        <w:ind w:hanging="0" w:start="0"/>
         <w:rPr/>
       </w:pPr>
       <w:bookmarkStart w:id="239" w:name="__RefHeading___Toc2479_792400555"/>
@@ -12602,6 +12553,7 @@
     <w:p>
       <w:pPr>
         <w:pStyle w:val="Title2nd1"/>
+        <w:ind w:hanging="0" w:start="0"/>
         <w:rPr/>
       </w:pPr>
       <w:bookmarkStart w:id="241" w:name="__RefHeading___Toc2481_792400555"/>
@@ -12648,6 +12600,7 @@
     <w:p>
       <w:pPr>
         <w:pStyle w:val="Title3rd1"/>
+        <w:ind w:hanging="0" w:start="0"/>
         <w:rPr>
           <w:lang w:val="uk-UA"/>
         </w:rPr>
@@ -12793,6 +12746,7 @@
     <w:p>
       <w:pPr>
         <w:pStyle w:val="Title2nd1"/>
+        <w:ind w:hanging="0" w:start="0"/>
         <w:rPr/>
       </w:pPr>
       <w:bookmarkStart w:id="245" w:name="__RefHeading___Toc2485_792400555"/>
@@ -13115,6 +13069,7 @@
     <w:p>
       <w:pPr>
         <w:pStyle w:val="Title2nd1"/>
+        <w:ind w:hanging="0" w:start="0"/>
         <w:rPr/>
       </w:pPr>
       <w:bookmarkStart w:id="247" w:name="__RefHeading___Toc2487_792400555"/>
@@ -13302,6 +13257,7 @@
     <w:p>
       <w:pPr>
         <w:pStyle w:val="Title2nd1"/>
+        <w:ind w:hanging="0" w:start="0"/>
         <w:rPr/>
       </w:pPr>
       <w:bookmarkStart w:id="249" w:name="__RefHeading___Toc2489_792400555"/>
@@ -13554,6 +13510,7 @@
     <w:p>
       <w:pPr>
         <w:pStyle w:val="Title1st"/>
+        <w:ind w:hanging="0" w:start="0"/>
         <w:rPr>
           <w:rFonts w:eastAsia="Times New Roman" w:cs="Times New Roman"/>
           <w:lang w:val="uk-UA"/>
@@ -13597,6 +13554,7 @@
         <w:pStyle w:val="Title2nd1"/>
         <w:bidi w:val="0"/>
         <w:spacing w:before="0" w:after="0"/>
+        <w:ind w:hanging="0" w:start="0"/>
         <w:rPr>
           <w:lang w:val="en-US"/>
         </w:rPr>
@@ -14246,6 +14204,7 @@
     <w:p>
       <w:pPr>
         <w:pStyle w:val="Title2nd1"/>
+        <w:ind w:hanging="0" w:start="0"/>
         <w:rPr/>
       </w:pPr>
       <w:bookmarkStart w:id="255" w:name="__RefHeading___Toc2649_2362981076"/>
@@ -16316,6 +16275,7 @@
     <w:p>
       <w:pPr>
         <w:pStyle w:val="Title1st"/>
+        <w:ind w:hanging="0" w:start="0"/>
         <w:rPr>
           <w:rFonts w:eastAsia="Times New Roman" w:cs="Times New Roman"/>
           <w:lang w:val="uk-UA"/>
@@ -17223,8 +17183,9 @@
       </w:r>
     </w:p>
     <w:sectPr>
-      <w:headerReference w:type="default" r:id="rId29"/>
-      <w:headerReference w:type="first" r:id="rId30"/>
+      <w:headerReference w:type="even" r:id="rId29"/>
+      <w:headerReference w:type="default" r:id="rId30"/>
+      <w:headerReference w:type="first" r:id="rId31"/>
       <w:type w:val="nextPage"/>
       <w:pgSz w:w="11906" w:h="16838"/>
       <w:pgMar w:left="1701" w:right="851" w:gutter="0" w:header="709" w:top="1134" w:footer="0" w:bottom="1134"/>
@@ -17243,6 +17204,20 @@
   <w:p>
     <w:pPr>
       <w:pStyle w:val="Header"/>
+      <w:rPr/>
+    </w:pPr>
+    <w:r>
+      <w:rPr/>
+    </w:r>
+  </w:p>
+</w:hdr>
+</file>
+
+<file path=word/header2.xml><?xml version="1.0" encoding="utf-8"?>
+<w:hdr xmlns:o="urn:schemas-microsoft-com:office:office" xmlns:r="http://schemas.openxmlformats.org/officeDocument/2006/relationships" xmlns:v="urn:schemas-microsoft-com:vml" xmlns:w="http://schemas.openxmlformats.org/wordprocessingml/2006/main" xmlns:w10="urn:schemas-microsoft-com:office:word" xmlns:wp="http://schemas.openxmlformats.org/drawingml/2006/wordprocessingDrawing" xmlns:pic="http://schemas.openxmlformats.org/drawingml/2006/picture" xmlns:wps="http://schemas.microsoft.com/office/word/2010/wordprocessingShape" xmlns:wpg="http://schemas.microsoft.com/office/word/2010/wordprocessingGroup" xmlns:mc="http://schemas.openxmlformats.org/markup-compatibility/2006" xmlns:wp14="http://schemas.microsoft.com/office/word/2010/wordprocessingDrawing" xmlns:w14="http://schemas.microsoft.com/office/word/2010/wordml" xmlns:w15="http://schemas.microsoft.com/office/word/2012/wordml" mc:Ignorable="w14 wp14 w15">
+  <w:p>
+    <w:pPr>
+      <w:pStyle w:val="Header"/>
       <w:jc w:val="end"/>
       <w:rPr/>
     </w:pPr>
@@ -17251,7 +17226,7 @@
       <mc:AlternateContent>
         <mc:Choice Requires="wps">
           <w:drawing>
-            <wp:anchor behindDoc="1" distT="635" distB="635" distL="635" distR="635" simplePos="0" locked="0" layoutInCell="1" allowOverlap="1" relativeHeight="43">
+            <wp:anchor behindDoc="1" distT="635" distB="635" distL="635" distR="635" simplePos="0" locked="0" layoutInCell="1" allowOverlap="1" relativeHeight="59">
               <wp:simplePos x="0" y="0"/>
               <wp:positionH relativeFrom="column">
                 <wp:posOffset>5395595</wp:posOffset>
@@ -17329,7 +17304,7 @@
 </w:hdr>
 </file>
 
-<file path=word/header2.xml><?xml version="1.0" encoding="utf-8"?>
+<file path=word/header3.xml><?xml version="1.0" encoding="utf-8"?>
 <w:hdr xmlns:o="urn:schemas-microsoft-com:office:office" xmlns:r="http://schemas.openxmlformats.org/officeDocument/2006/relationships" xmlns:v="urn:schemas-microsoft-com:vml" xmlns:w="http://schemas.openxmlformats.org/wordprocessingml/2006/main" xmlns:w10="urn:schemas-microsoft-com:office:word" xmlns:wp="http://schemas.openxmlformats.org/drawingml/2006/wordprocessingDrawing" xmlns:pic="http://schemas.openxmlformats.org/drawingml/2006/picture" xmlns:wps="http://schemas.microsoft.com/office/word/2010/wordprocessingShape" xmlns:wpg="http://schemas.microsoft.com/office/word/2010/wordprocessingGroup" xmlns:mc="http://schemas.openxmlformats.org/markup-compatibility/2006" xmlns:wp14="http://schemas.microsoft.com/office/word/2010/wordprocessingDrawing" xmlns:w14="http://schemas.microsoft.com/office/word/2010/wordml" xmlns:w15="http://schemas.microsoft.com/office/word/2012/wordml" mc:Ignorable="w14 wp14 w15">
   <w:p>
     <w:pPr>
@@ -17348,125 +17323,6 @@
   <w:abstractNum w:abstractNumId="1">
     <w:lvl w:ilvl="0">
       <w:start w:val="1"/>
-      <w:numFmt w:val="none"/>
-      <w:suff w:val="nothing"/>
-      <w:lvlText w:val="%1"/>
-      <w:lvlJc w:val="start"/>
-      <w:pPr>
-        <w:tabs>
-          <w:tab w:val="num" w:pos="0"/>
-        </w:tabs>
-        <w:ind w:start="0" w:hanging="0"/>
-      </w:pPr>
-    </w:lvl>
-    <w:lvl w:ilvl="1">
-      <w:start w:val="1"/>
-      <w:numFmt w:val="none"/>
-      <w:suff w:val="nothing"/>
-      <w:lvlText w:val="%2"/>
-      <w:lvlJc w:val="start"/>
-      <w:pPr>
-        <w:tabs>
-          <w:tab w:val="num" w:pos="0"/>
-        </w:tabs>
-        <w:ind w:start="0" w:hanging="0"/>
-      </w:pPr>
-    </w:lvl>
-    <w:lvl w:ilvl="2">
-      <w:start w:val="1"/>
-      <w:numFmt w:val="none"/>
-      <w:suff w:val="nothing"/>
-      <w:lvlText w:val="%3"/>
-      <w:lvlJc w:val="start"/>
-      <w:pPr>
-        <w:tabs>
-          <w:tab w:val="num" w:pos="0"/>
-        </w:tabs>
-        <w:ind w:start="0" w:hanging="0"/>
-      </w:pPr>
-    </w:lvl>
-    <w:lvl w:ilvl="3">
-      <w:start w:val="1"/>
-      <w:numFmt w:val="none"/>
-      <w:suff w:val="nothing"/>
-      <w:lvlText w:val="%4"/>
-      <w:lvlJc w:val="start"/>
-      <w:pPr>
-        <w:tabs>
-          <w:tab w:val="num" w:pos="0"/>
-        </w:tabs>
-        <w:ind w:start="0" w:hanging="0"/>
-      </w:pPr>
-    </w:lvl>
-    <w:lvl w:ilvl="4">
-      <w:start w:val="1"/>
-      <w:numFmt w:val="none"/>
-      <w:suff w:val="nothing"/>
-      <w:lvlText w:val="%5"/>
-      <w:lvlJc w:val="start"/>
-      <w:pPr>
-        <w:tabs>
-          <w:tab w:val="num" w:pos="0"/>
-        </w:tabs>
-        <w:ind w:start="0" w:hanging="0"/>
-      </w:pPr>
-    </w:lvl>
-    <w:lvl w:ilvl="5">
-      <w:start w:val="1"/>
-      <w:numFmt w:val="none"/>
-      <w:suff w:val="nothing"/>
-      <w:lvlText w:val="%6"/>
-      <w:lvlJc w:val="start"/>
-      <w:pPr>
-        <w:tabs>
-          <w:tab w:val="num" w:pos="0"/>
-        </w:tabs>
-        <w:ind w:start="0" w:hanging="0"/>
-      </w:pPr>
-    </w:lvl>
-    <w:lvl w:ilvl="6">
-      <w:start w:val="1"/>
-      <w:numFmt w:val="none"/>
-      <w:suff w:val="nothing"/>
-      <w:lvlText w:val="%7"/>
-      <w:lvlJc w:val="start"/>
-      <w:pPr>
-        <w:tabs>
-          <w:tab w:val="num" w:pos="0"/>
-        </w:tabs>
-        <w:ind w:start="0" w:hanging="0"/>
-      </w:pPr>
-    </w:lvl>
-    <w:lvl w:ilvl="7">
-      <w:start w:val="1"/>
-      <w:numFmt w:val="none"/>
-      <w:suff w:val="nothing"/>
-      <w:lvlText w:val="%8"/>
-      <w:lvlJc w:val="start"/>
-      <w:pPr>
-        <w:tabs>
-          <w:tab w:val="num" w:pos="0"/>
-        </w:tabs>
-        <w:ind w:start="0" w:hanging="0"/>
-      </w:pPr>
-    </w:lvl>
-    <w:lvl w:ilvl="8">
-      <w:start w:val="1"/>
-      <w:numFmt w:val="none"/>
-      <w:suff w:val="nothing"/>
-      <w:lvlText w:val="%9"/>
-      <w:lvlJc w:val="start"/>
-      <w:pPr>
-        <w:tabs>
-          <w:tab w:val="num" w:pos="0"/>
-        </w:tabs>
-        <w:ind w:start="0" w:hanging="0"/>
-      </w:pPr>
-    </w:lvl>
-  </w:abstractNum>
-  <w:abstractNum w:abstractNumId="2">
-    <w:lvl w:ilvl="0">
-      <w:start w:val="1"/>
       <w:numFmt w:val="bullet"/>
       <w:lvlText w:val=""/>
       <w:lvlJc w:val="start"/>
@@ -17585,7 +17441,7 @@
       <w:rPr/>
     </w:lvl>
   </w:abstractNum>
-  <w:abstractNum w:abstractNumId="3">
+  <w:abstractNum w:abstractNumId="2">
     <w:lvl w:ilvl="0">
       <w:start w:val="1"/>
       <w:numFmt w:val="decimal"/>
@@ -17704,7 +17560,7 @@
       <w:rPr/>
     </w:lvl>
   </w:abstractNum>
-  <w:abstractNum w:abstractNumId="4">
+  <w:abstractNum w:abstractNumId="3">
     <w:lvl w:ilvl="0">
       <w:start w:val="1"/>
       <w:numFmt w:val="bullet"/>
@@ -17842,7 +17698,7 @@
       </w:rPr>
     </w:lvl>
   </w:abstractNum>
-  <w:abstractNum w:abstractNumId="5">
+  <w:abstractNum w:abstractNumId="4">
     <w:lvl w:ilvl="0">
       <w:start w:val="1"/>
       <w:numFmt w:val="bullet"/>
@@ -17979,6 +17835,125 @@
       </w:rPr>
     </w:lvl>
   </w:abstractNum>
+  <w:abstractNum w:abstractNumId="5">
+    <w:lvl w:ilvl="0">
+      <w:start w:val="1"/>
+      <w:numFmt w:val="decimal"/>
+      <w:lvlText w:val="%1."/>
+      <w:lvlJc w:val="start"/>
+      <w:pPr>
+        <w:tabs>
+          <w:tab w:val="num" w:pos="0"/>
+        </w:tabs>
+        <w:ind w:start="851" w:hanging="0"/>
+      </w:pPr>
+      <w:rPr/>
+    </w:lvl>
+    <w:lvl w:ilvl="1">
+      <w:start w:val="1"/>
+      <w:numFmt w:val="lowerLetter"/>
+      <w:lvlText w:val="%2."/>
+      <w:lvlJc w:val="start"/>
+      <w:pPr>
+        <w:tabs>
+          <w:tab w:val="num" w:pos="0"/>
+        </w:tabs>
+        <w:ind w:start="1571" w:hanging="0"/>
+      </w:pPr>
+      <w:rPr/>
+    </w:lvl>
+    <w:lvl w:ilvl="2">
+      <w:start w:val="1"/>
+      <w:numFmt w:val="lowerRoman"/>
+      <w:lvlText w:val="%3."/>
+      <w:lvlJc w:val="end"/>
+      <w:pPr>
+        <w:tabs>
+          <w:tab w:val="num" w:pos="0"/>
+        </w:tabs>
+        <w:ind w:start="2471" w:hanging="0"/>
+      </w:pPr>
+      <w:rPr/>
+    </w:lvl>
+    <w:lvl w:ilvl="3">
+      <w:start w:val="1"/>
+      <w:numFmt w:val="decimal"/>
+      <w:lvlText w:val="%4."/>
+      <w:lvlJc w:val="start"/>
+      <w:pPr>
+        <w:tabs>
+          <w:tab w:val="num" w:pos="0"/>
+        </w:tabs>
+        <w:ind w:start="3011" w:hanging="0"/>
+      </w:pPr>
+      <w:rPr/>
+    </w:lvl>
+    <w:lvl w:ilvl="4">
+      <w:start w:val="1"/>
+      <w:numFmt w:val="lowerLetter"/>
+      <w:lvlText w:val="%5."/>
+      <w:lvlJc w:val="start"/>
+      <w:pPr>
+        <w:tabs>
+          <w:tab w:val="num" w:pos="0"/>
+        </w:tabs>
+        <w:ind w:start="3731" w:hanging="0"/>
+      </w:pPr>
+      <w:rPr/>
+    </w:lvl>
+    <w:lvl w:ilvl="5">
+      <w:start w:val="1"/>
+      <w:numFmt w:val="lowerRoman"/>
+      <w:lvlText w:val="%6."/>
+      <w:lvlJc w:val="end"/>
+      <w:pPr>
+        <w:tabs>
+          <w:tab w:val="num" w:pos="0"/>
+        </w:tabs>
+        <w:ind w:start="4631" w:hanging="0"/>
+      </w:pPr>
+      <w:rPr/>
+    </w:lvl>
+    <w:lvl w:ilvl="6">
+      <w:start w:val="1"/>
+      <w:numFmt w:val="decimal"/>
+      <w:lvlText w:val="%7."/>
+      <w:lvlJc w:val="start"/>
+      <w:pPr>
+        <w:tabs>
+          <w:tab w:val="num" w:pos="0"/>
+        </w:tabs>
+        <w:ind w:start="5171" w:hanging="0"/>
+      </w:pPr>
+      <w:rPr/>
+    </w:lvl>
+    <w:lvl w:ilvl="7">
+      <w:start w:val="1"/>
+      <w:numFmt w:val="lowerLetter"/>
+      <w:lvlText w:val="%8."/>
+      <w:lvlJc w:val="start"/>
+      <w:pPr>
+        <w:tabs>
+          <w:tab w:val="num" w:pos="0"/>
+        </w:tabs>
+        <w:ind w:start="5891" w:hanging="0"/>
+      </w:pPr>
+      <w:rPr/>
+    </w:lvl>
+    <w:lvl w:ilvl="8">
+      <w:start w:val="1"/>
+      <w:numFmt w:val="lowerRoman"/>
+      <w:lvlText w:val="%9."/>
+      <w:lvlJc w:val="end"/>
+      <w:pPr>
+        <w:tabs>
+          <w:tab w:val="num" w:pos="0"/>
+        </w:tabs>
+        <w:ind w:start="6791" w:hanging="0"/>
+      </w:pPr>
+      <w:rPr/>
+    </w:lvl>
+  </w:abstractNum>
   <w:abstractNum w:abstractNumId="6">
     <w:lvl w:ilvl="0">
       <w:start w:val="1"/>
@@ -18220,120 +18195,120 @@
   <w:abstractNum w:abstractNumId="8">
     <w:lvl w:ilvl="0">
       <w:start w:val="1"/>
-      <w:numFmt w:val="decimal"/>
-      <w:lvlText w:val="%1."/>
+      <w:numFmt w:val="none"/>
+      <w:suff w:val="nothing"/>
+      <w:lvlText w:val=""/>
       <w:lvlJc w:val="start"/>
       <w:pPr>
         <w:tabs>
           <w:tab w:val="num" w:pos="0"/>
         </w:tabs>
-        <w:ind w:start="851" w:hanging="0"/>
-      </w:pPr>
-      <w:rPr/>
+        <w:ind w:start="0" w:hanging="0"/>
+      </w:pPr>
     </w:lvl>
     <w:lvl w:ilvl="1">
       <w:start w:val="1"/>
-      <w:numFmt w:val="lowerLetter"/>
-      <w:lvlText w:val="%2."/>
+      <w:numFmt w:val="none"/>
+      <w:suff w:val="nothing"/>
+      <w:lvlText w:val=""/>
       <w:lvlJc w:val="start"/>
       <w:pPr>
         <w:tabs>
           <w:tab w:val="num" w:pos="0"/>
         </w:tabs>
-        <w:ind w:start="1571" w:hanging="0"/>
-      </w:pPr>
-      <w:rPr/>
+        <w:ind w:start="0" w:hanging="0"/>
+      </w:pPr>
     </w:lvl>
     <w:lvl w:ilvl="2">
       <w:start w:val="1"/>
-      <w:numFmt w:val="lowerRoman"/>
-      <w:lvlText w:val="%3."/>
-      <w:lvlJc w:val="end"/>
+      <w:numFmt w:val="none"/>
+      <w:suff w:val="nothing"/>
+      <w:lvlText w:val=""/>
+      <w:lvlJc w:val="start"/>
       <w:pPr>
         <w:tabs>
           <w:tab w:val="num" w:pos="0"/>
         </w:tabs>
-        <w:ind w:start="2471" w:hanging="0"/>
-      </w:pPr>
-      <w:rPr/>
+        <w:ind w:start="0" w:hanging="0"/>
+      </w:pPr>
     </w:lvl>
     <w:lvl w:ilvl="3">
       <w:start w:val="1"/>
-      <w:numFmt w:val="decimal"/>
-      <w:lvlText w:val="%4."/>
+      <w:numFmt w:val="none"/>
+      <w:suff w:val="nothing"/>
+      <w:lvlText w:val=""/>
       <w:lvlJc w:val="start"/>
       <w:pPr>
         <w:tabs>
           <w:tab w:val="num" w:pos="0"/>
         </w:tabs>
-        <w:ind w:start="3011" w:hanging="0"/>
-      </w:pPr>
-      <w:rPr/>
+        <w:ind w:start="0" w:hanging="0"/>
+      </w:pPr>
     </w:lvl>
     <w:lvl w:ilvl="4">
       <w:start w:val="1"/>
-      <w:numFmt w:val="lowerLetter"/>
-      <w:lvlText w:val="%5."/>
+      <w:numFmt w:val="none"/>
+      <w:suff w:val="nothing"/>
+      <w:lvlText w:val=""/>
       <w:lvlJc w:val="start"/>
       <w:pPr>
         <w:tabs>
           <w:tab w:val="num" w:pos="0"/>
         </w:tabs>
-        <w:ind w:start="3731" w:hanging="0"/>
-      </w:pPr>
-      <w:rPr/>
+        <w:ind w:start="0" w:hanging="0"/>
+      </w:pPr>
     </w:lvl>
     <w:lvl w:ilvl="5">
       <w:start w:val="1"/>
-      <w:numFmt w:val="lowerRoman"/>
-      <w:lvlText w:val="%6."/>
-      <w:lvlJc w:val="end"/>
+      <w:numFmt w:val="none"/>
+      <w:suff w:val="nothing"/>
+      <w:lvlText w:val=""/>
+      <w:lvlJc w:val="start"/>
       <w:pPr>
         <w:tabs>
           <w:tab w:val="num" w:pos="0"/>
         </w:tabs>
-        <w:ind w:start="4631" w:hanging="0"/>
-      </w:pPr>
-      <w:rPr/>
+        <w:ind w:start="0" w:hanging="0"/>
+      </w:pPr>
     </w:lvl>
     <w:lvl w:ilvl="6">
       <w:start w:val="1"/>
-      <w:numFmt w:val="decimal"/>
-      <w:lvlText w:val="%7."/>
+      <w:numFmt w:val="none"/>
+      <w:suff w:val="nothing"/>
+      <w:lvlText w:val=""/>
       <w:lvlJc w:val="start"/>
       <w:pPr>
         <w:tabs>
           <w:tab w:val="num" w:pos="0"/>
         </w:tabs>
-        <w:ind w:start="5171" w:hanging="0"/>
-      </w:pPr>
-      <w:rPr/>
+        <w:ind w:start="0" w:hanging="0"/>
+      </w:pPr>
     </w:lvl>
     <w:lvl w:ilvl="7">
       <w:start w:val="1"/>
-      <w:numFmt w:val="lowerLetter"/>
-      <w:lvlText w:val="%8."/>
+      <w:numFmt w:val="none"/>
+      <w:suff w:val="nothing"/>
+      <w:lvlText w:val=""/>
       <w:lvlJc w:val="start"/>
       <w:pPr>
         <w:tabs>
           <w:tab w:val="num" w:pos="0"/>
         </w:tabs>
-        <w:ind w:start="5891" w:hanging="0"/>
-      </w:pPr>
-      <w:rPr/>
+        <w:ind w:start="0" w:hanging="0"/>
+      </w:pPr>
     </w:lvl>
     <w:lvl w:ilvl="8">
       <w:start w:val="1"/>
-      <w:numFmt w:val="lowerRoman"/>
-      <w:lvlText w:val="%9."/>
-      <w:lvlJc w:val="end"/>
+      <w:numFmt w:val="none"/>
+      <w:suff w:val="nothing"/>
+      <w:lvlText w:val=""/>
+      <w:lvlJc w:val="start"/>
       <w:pPr>
         <w:tabs>
           <w:tab w:val="num" w:pos="0"/>
         </w:tabs>
-        <w:ind w:start="6791" w:hanging="0"/>
-      </w:pPr>
-      <w:rPr/>
+        <w:ind w:start="0" w:hanging="0"/>
+      </w:pPr>
     </w:lvl>
   </w:abstractNum>
   <w:num w:numId="1">
@@ -18384,9 +18359,7 @@
     <w:pPr>
       <w:widowControl/>
       <w:suppressAutoHyphens w:val="true"/>
-      <w:kinsoku w:val="true"/>
-      <w:overflowPunct w:val="true"/>
-      <w:autoSpaceDE w:val="true"/>
+      <w:overflowPunct w:val="false"/>
       <w:bidi w:val="0"/>
       <w:spacing w:lineRule="auto" w:line="259" w:before="0" w:after="160"/>
       <w:jc w:val="start"/>
@@ -18792,13 +18765,13 @@
       <w:sz w:val="28"/>
     </w:rPr>
   </w:style>
-  <w:style w:type="character" w:styleId="user">
-    <w:name w:val="Посилання покажчика (user)"/>
+  <w:style w:type="character" w:styleId="Style18">
+    <w:name w:val="Посилання покажчика"/>
     <w:qFormat/>
     <w:rPr/>
   </w:style>
-  <w:style w:type="character" w:styleId="Style18">
-    <w:name w:val="Посилання покажчика"/>
+  <w:style w:type="character" w:styleId="user">
+    <w:name w:val="Посилання покажчика (user)"/>
     <w:qFormat/>
     <w:rPr/>
   </w:style>
@@ -18899,15 +18872,15 @@
       <w:szCs w:val="16"/>
     </w:rPr>
   </w:style>
-  <w:style w:type="paragraph" w:styleId="user3">
-    <w:name w:val="Верхній і нижній колонтитули (user)"/>
+  <w:style w:type="paragraph" w:styleId="Style21">
+    <w:name w:val="Верхній і нижній колонтитули"/>
     <w:basedOn w:val="Normal"/>
     <w:qFormat/>
     <w:pPr/>
     <w:rPr/>
   </w:style>
-  <w:style w:type="paragraph" w:styleId="Style21">
-    <w:name w:val="Верхній і нижній колонтитули"/>
+  <w:style w:type="paragraph" w:styleId="user3">
+    <w:name w:val="Верхній і нижній колонтитули (user)"/>
     <w:basedOn w:val="Normal"/>
     <w:qFormat/>
     <w:pPr/>
@@ -18978,7 +18951,7 @@
     <w:pPr>
       <w:numPr>
         <w:ilvl w:val="0"/>
-        <w:numId w:val="2"/>
+        <w:numId w:val="1"/>
       </w:numPr>
       <w:spacing w:lineRule="auto" w:line="360" w:before="0" w:after="0"/>
       <w:ind w:hanging="360" w:start="360"/>
@@ -18996,7 +18969,7 @@
     <w:pPr>
       <w:numPr>
         <w:ilvl w:val="0"/>
-        <w:numId w:val="3"/>
+        <w:numId w:val="2"/>
       </w:numPr>
       <w:spacing w:lineRule="auto" w:line="360" w:before="0" w:after="0"/>
       <w:ind w:firstLine="851" w:start="0"/>
@@ -19151,9 +19124,7 @@
         <w:tab w:val="right" w:pos="9356" w:leader="none"/>
       </w:tabs>
       <w:suppressAutoHyphens w:val="true"/>
-      <w:kinsoku w:val="true"/>
-      <w:overflowPunct w:val="true"/>
-      <w:autoSpaceDE w:val="true"/>
+      <w:overflowPunct w:val="false"/>
       <w:bidi w:val="0"/>
       <w:spacing w:lineRule="auto" w:line="360" w:before="0" w:after="360"/>
       <w:jc w:val="start"/>
@@ -19248,9 +19219,7 @@
     <w:pPr>
       <w:widowControl/>
       <w:suppressAutoHyphens w:val="true"/>
-      <w:kinsoku w:val="true"/>
-      <w:overflowPunct w:val="true"/>
-      <w:autoSpaceDE w:val="true"/>
+      <w:overflowPunct w:val="false"/>
       <w:bidi w:val="0"/>
       <w:spacing w:lineRule="auto" w:line="259" w:before="0" w:after="160"/>
       <w:jc w:val="center"/>
@@ -19392,7 +19361,7 @@
     <w:pPr>
       <w:numPr>
         <w:ilvl w:val="0"/>
-        <w:numId w:val="4"/>
+        <w:numId w:val="3"/>
       </w:numPr>
       <w:ind w:firstLine="851" w:start="0"/>
     </w:pPr>
@@ -19404,9 +19373,7 @@
     <w:pPr>
       <w:widowControl/>
       <w:suppressAutoHyphens w:val="true"/>
-      <w:kinsoku w:val="true"/>
-      <w:overflowPunct w:val="true"/>
-      <w:autoSpaceDE w:val="true"/>
+      <w:overflowPunct w:val="false"/>
       <w:bidi w:val="0"/>
       <w:spacing w:lineRule="auto" w:line="240" w:before="0" w:after="0"/>
       <w:jc w:val="start"/>
@@ -19426,9 +19393,7 @@
     <w:pPr>
       <w:widowControl w:val="false"/>
       <w:suppressAutoHyphens w:val="true"/>
-      <w:kinsoku w:val="true"/>
-      <w:overflowPunct w:val="true"/>
-      <w:autoSpaceDE w:val="true"/>
+      <w:overflowPunct w:val="false"/>
       <w:bidi w:val="0"/>
       <w:spacing w:lineRule="auto" w:line="240" w:before="0" w:after="0"/>
       <w:jc w:val="start"/>
@@ -19442,8 +19407,8 @@
       <w:lang w:val="ru-RU" w:eastAsia="ru-RU" w:bidi="ar-SA"/>
     </w:rPr>
   </w:style>
-  <w:style w:type="paragraph" w:styleId="user4">
-    <w:name w:val="Вміст таблиці (user)"/>
+  <w:style w:type="paragraph" w:styleId="Style28">
+    <w:name w:val="Вміст таблиці"/>
     <w:basedOn w:val="Normal"/>
     <w:qFormat/>
     <w:pPr>
@@ -19452,8 +19417,8 @@
     </w:pPr>
     <w:rPr/>
   </w:style>
-  <w:style w:type="paragraph" w:styleId="Style28">
-    <w:name w:val="Вміст таблиці"/>
+  <w:style w:type="paragraph" w:styleId="user4">
+    <w:name w:val="Вміст таблиці (user)"/>
     <w:basedOn w:val="Normal"/>
     <w:qFormat/>
     <w:pPr>
